--- a/Laravel/Laravel-notes-from-docs/Laravel-Notes-03.docx
+++ b/Laravel/Laravel-notes-from-docs/Laravel-Notes-03.docx
@@ -6,6 +6,7 @@
       <w:r>
         <w:rPr>
           <w:rFonts w:ascii="Sakkal Majalla" w:hAnsi="Sakkal Majalla" w:cs="Sakkal Majalla"/>
+          <w:noProof/>
           <w:sz w:val="28"/>
           <w:szCs w:val="28"/>
         </w:rPr>
@@ -57,6 +58,9 @@
     </w:p>
     <w:p>
       <w:r>
+        <w:rPr>
+          <w:noProof/>
+        </w:rPr>
         <w:drawing>
           <wp:inline distT="0" distB="0" distL="0" distR="0" wp14:anchorId="13440398" wp14:editId="05BEAEE8">
             <wp:extent cx="5943600" cy="830580"/>
@@ -101,6 +105,1396 @@
       <w:r>
         <w:t>=========================================</w:t>
       </w:r>
+    </w:p>
+    <w:p>
+      <w:r>
+        <w:drawing>
+          <wp:inline distT="0" distB="0" distL="0" distR="0" wp14:anchorId="5188854B" wp14:editId="6564E67B">
+            <wp:extent cx="5943600" cy="1487170"/>
+            <wp:effectExtent l="0" t="0" r="0" b="0"/>
+            <wp:docPr id="927682346" name="Picture 1"/>
+            <wp:cNvGraphicFramePr>
+              <a:graphicFrameLocks xmlns:a="http://schemas.openxmlformats.org/drawingml/2006/main" noChangeAspect="1"/>
+            </wp:cNvGraphicFramePr>
+            <a:graphic xmlns:a="http://schemas.openxmlformats.org/drawingml/2006/main">
+              <a:graphicData uri="http://schemas.openxmlformats.org/drawingml/2006/picture">
+                <pic:pic xmlns:pic="http://schemas.openxmlformats.org/drawingml/2006/picture">
+                  <pic:nvPicPr>
+                    <pic:cNvPr id="927682346" name=""/>
+                    <pic:cNvPicPr/>
+                  </pic:nvPicPr>
+                  <pic:blipFill>
+                    <a:blip r:embed="rId6"/>
+                    <a:stretch>
+                      <a:fillRect/>
+                    </a:stretch>
+                  </pic:blipFill>
+                  <pic:spPr>
+                    <a:xfrm>
+                      <a:off x="0" y="0"/>
+                      <a:ext cx="5943600" cy="1487170"/>
+                    </a:xfrm>
+                    <a:prstGeom prst="rect">
+                      <a:avLst/>
+                    </a:prstGeom>
+                  </pic:spPr>
+                </pic:pic>
+              </a:graphicData>
+            </a:graphic>
+          </wp:inline>
+        </w:drawing>
+      </w:r>
+    </w:p>
+    <w:p>
+      <w:pPr>
+        <w:ind w:left="720" w:firstLine="720"/>
+      </w:pPr>
+      <w:r>
+        <w:t>=========================================</w:t>
+      </w:r>
+    </w:p>
+    <w:p>
+      <w:pPr>
+        <w:rPr>
+          <w:rFonts w:ascii="Sakkal Majalla" w:hAnsi="Sakkal Majalla" w:cs="Sakkal Majalla"/>
+          <w:sz w:val="28"/>
+          <w:szCs w:val="28"/>
+        </w:rPr>
+      </w:pPr>
+      <w:r>
+        <w:rPr>
+          <w:rFonts w:ascii="Sakkal Majalla" w:hAnsi="Sakkal Majalla" w:cs="Sakkal Majalla"/>
+          <w:sz w:val="28"/>
+          <w:szCs w:val="28"/>
+        </w:rPr>
+        <w:t>T</w:t>
+      </w:r>
+      <w:r>
+        <w:rPr>
+          <w:rFonts w:ascii="Sakkal Majalla" w:hAnsi="Sakkal Majalla" w:cs="Sakkal Majalla"/>
+          <w:sz w:val="28"/>
+          <w:szCs w:val="28"/>
+        </w:rPr>
+        <w:t>o track the execution time</w:t>
+      </w:r>
+      <w:r>
+        <w:rPr>
+          <w:rFonts w:ascii="Sakkal Majalla" w:hAnsi="Sakkal Majalla" w:cs="Sakkal Majalla"/>
+          <w:sz w:val="28"/>
+          <w:szCs w:val="28"/>
+        </w:rPr>
+        <w:t>,</w:t>
+      </w:r>
+      <w:r>
+        <w:rPr>
+          <w:rFonts w:ascii="Sakkal Majalla" w:hAnsi="Sakkal Majalla" w:cs="Sakkal Majalla"/>
+          <w:sz w:val="28"/>
+          <w:szCs w:val="28"/>
+        </w:rPr>
+        <w:t xml:space="preserve"> </w:t>
+      </w:r>
+      <w:r>
+        <w:rPr>
+          <w:rFonts w:ascii="Sakkal Majalla" w:hAnsi="Sakkal Majalla" w:cs="Sakkal Majalla"/>
+          <w:sz w:val="28"/>
+          <w:szCs w:val="28"/>
+        </w:rPr>
+        <w:t>we can</w:t>
+      </w:r>
+      <w:r>
+        <w:rPr>
+          <w:rFonts w:ascii="Sakkal Majalla" w:hAnsi="Sakkal Majalla" w:cs="Sakkal Majalla"/>
+          <w:sz w:val="28"/>
+          <w:szCs w:val="28"/>
+        </w:rPr>
+        <w:t xml:space="preserve"> </w:t>
+      </w:r>
+      <w:r>
+        <w:rPr>
+          <w:rFonts w:ascii="Sakkal Majalla" w:hAnsi="Sakkal Majalla" w:cs="Sakkal Majalla"/>
+          <w:sz w:val="28"/>
+          <w:szCs w:val="28"/>
+        </w:rPr>
+        <w:t xml:space="preserve">use </w:t>
+      </w:r>
+      <w:r>
+        <w:rPr>
+          <w:rFonts w:ascii="Sakkal Majalla" w:hAnsi="Sakkal Majalla" w:cs="Sakkal Majalla"/>
+          <w:sz w:val="28"/>
+          <w:szCs w:val="28"/>
+        </w:rPr>
+        <w:t xml:space="preserve">the </w:t>
+      </w:r>
+      <w:proofErr w:type="gramStart"/>
+      <w:r>
+        <w:rPr>
+          <w:rFonts w:ascii="Sakkal Majalla" w:hAnsi="Sakkal Majalla" w:cs="Sakkal Majalla"/>
+          <w:sz w:val="28"/>
+          <w:szCs w:val="28"/>
+        </w:rPr>
+        <w:t>hrtime(</w:t>
+      </w:r>
+      <w:proofErr w:type="gramEnd"/>
+      <w:r>
+        <w:rPr>
+          <w:rFonts w:ascii="Sakkal Majalla" w:hAnsi="Sakkal Majalla" w:cs="Sakkal Majalla"/>
+          <w:sz w:val="28"/>
+          <w:szCs w:val="28"/>
+        </w:rPr>
+        <w:t>) function.</w:t>
+      </w:r>
+    </w:p>
+    <w:p>
+      <w:pPr>
+        <w:rPr>
+          <w:rFonts w:ascii="Sakkal Majalla" w:hAnsi="Sakkal Majalla" w:cs="Sakkal Majalla"/>
+          <w:sz w:val="28"/>
+          <w:szCs w:val="28"/>
+        </w:rPr>
+      </w:pPr>
+      <w:r>
+        <w:rPr>
+          <w:rFonts w:ascii="Sakkal Majalla" w:hAnsi="Sakkal Majalla" w:cs="Sakkal Majalla"/>
+          <w:sz w:val="28"/>
+          <w:szCs w:val="28"/>
+        </w:rPr>
+        <w:drawing>
+          <wp:inline distT="0" distB="0" distL="0" distR="0" wp14:anchorId="21166C06" wp14:editId="6E3A961C">
+            <wp:extent cx="5943600" cy="1248410"/>
+            <wp:effectExtent l="0" t="0" r="0" b="8890"/>
+            <wp:docPr id="232498854" name="Picture 1"/>
+            <wp:cNvGraphicFramePr>
+              <a:graphicFrameLocks xmlns:a="http://schemas.openxmlformats.org/drawingml/2006/main" noChangeAspect="1"/>
+            </wp:cNvGraphicFramePr>
+            <a:graphic xmlns:a="http://schemas.openxmlformats.org/drawingml/2006/main">
+              <a:graphicData uri="http://schemas.openxmlformats.org/drawingml/2006/picture">
+                <pic:pic xmlns:pic="http://schemas.openxmlformats.org/drawingml/2006/picture">
+                  <pic:nvPicPr>
+                    <pic:cNvPr id="232498854" name=""/>
+                    <pic:cNvPicPr/>
+                  </pic:nvPicPr>
+                  <pic:blipFill>
+                    <a:blip r:embed="rId7"/>
+                    <a:stretch>
+                      <a:fillRect/>
+                    </a:stretch>
+                  </pic:blipFill>
+                  <pic:spPr>
+                    <a:xfrm>
+                      <a:off x="0" y="0"/>
+                      <a:ext cx="5943600" cy="1248410"/>
+                    </a:xfrm>
+                    <a:prstGeom prst="rect">
+                      <a:avLst/>
+                    </a:prstGeom>
+                  </pic:spPr>
+                </pic:pic>
+              </a:graphicData>
+            </a:graphic>
+          </wp:inline>
+        </w:drawing>
+      </w:r>
+    </w:p>
+    <w:p>
+      <w:pPr>
+        <w:ind w:left="720" w:firstLine="720"/>
+      </w:pPr>
+      <w:r>
+        <w:t>=========================================</w:t>
+      </w:r>
+    </w:p>
+    <w:p>
+      <w:pPr>
+        <w:rPr>
+          <w:rFonts w:ascii="Sakkal Majalla" w:hAnsi="Sakkal Majalla" w:cs="Sakkal Majalla"/>
+          <w:sz w:val="28"/>
+          <w:szCs w:val="28"/>
+        </w:rPr>
+      </w:pPr>
+    </w:p>
+    <w:p>
+      <w:pPr>
+        <w:rPr>
+          <w:rFonts w:ascii="Sakkal Majalla" w:hAnsi="Sakkal Majalla" w:cs="Sakkal Majalla"/>
+          <w:sz w:val="28"/>
+          <w:szCs w:val="28"/>
+        </w:rPr>
+      </w:pPr>
+      <w:r>
+        <w:rPr>
+          <w:rFonts w:ascii="Sakkal Majalla" w:hAnsi="Sakkal Majalla" w:cs="Sakkal Majalla"/>
+          <w:sz w:val="28"/>
+          <w:szCs w:val="28"/>
+        </w:rPr>
+        <w:lastRenderedPageBreak/>
+        <w:t>To use concurrency with tasks</w:t>
+      </w:r>
+    </w:p>
+    <w:p>
+      <w:pPr>
+        <w:shd w:val="clear" w:color="auto" w:fill="FFFFFF"/>
+        <w:spacing w:after="0" w:line="285" w:lineRule="atLeast"/>
+        <w:rPr>
+          <w:rFonts w:ascii="Consolas" w:eastAsia="Times New Roman" w:hAnsi="Consolas" w:cs="Times New Roman"/>
+          <w:color w:val="3B3B3B"/>
+          <w:kern w:val="0"/>
+          <w:sz w:val="21"/>
+          <w:szCs w:val="21"/>
+          <w14:ligatures w14:val="none"/>
+        </w:rPr>
+      </w:pPr>
+      <w:r>
+        <w:rPr>
+          <w:rFonts w:ascii="Consolas" w:eastAsia="Times New Roman" w:hAnsi="Consolas" w:cs="Times New Roman"/>
+          <w:color w:val="0000FF"/>
+          <w:kern w:val="0"/>
+          <w:sz w:val="21"/>
+          <w:szCs w:val="21"/>
+          <w14:ligatures w14:val="none"/>
+        </w:rPr>
+        <w:t>use</w:t>
+      </w:r>
+      <w:r>
+        <w:rPr>
+          <w:rFonts w:ascii="Consolas" w:eastAsia="Times New Roman" w:hAnsi="Consolas" w:cs="Times New Roman"/>
+          <w:color w:val="000000"/>
+          <w:kern w:val="0"/>
+          <w:sz w:val="21"/>
+          <w:szCs w:val="21"/>
+          <w14:ligatures w14:val="none"/>
+        </w:rPr>
+        <w:t xml:space="preserve"> Laravel\Octane\Facades\</w:t>
+      </w:r>
+      <w:r>
+        <w:rPr>
+          <w:rFonts w:ascii="Consolas" w:eastAsia="Times New Roman" w:hAnsi="Consolas" w:cs="Times New Roman"/>
+          <w:color w:val="267F99"/>
+          <w:kern w:val="0"/>
+          <w:sz w:val="21"/>
+          <w:szCs w:val="21"/>
+          <w14:ligatures w14:val="none"/>
+        </w:rPr>
+        <w:t>Octane</w:t>
+      </w:r>
+      <w:r>
+        <w:rPr>
+          <w:rFonts w:ascii="Consolas" w:eastAsia="Times New Roman" w:hAnsi="Consolas" w:cs="Times New Roman"/>
+          <w:color w:val="000000"/>
+          <w:kern w:val="0"/>
+          <w:sz w:val="21"/>
+          <w:szCs w:val="21"/>
+          <w14:ligatures w14:val="none"/>
+        </w:rPr>
+        <w:t>;</w:t>
+      </w:r>
+    </w:p>
+    <w:p>
+      <w:pPr>
+        <w:shd w:val="clear" w:color="auto" w:fill="FFFFFF"/>
+        <w:spacing w:after="0" w:line="285" w:lineRule="atLeast"/>
+        <w:rPr>
+          <w:rFonts w:ascii="Consolas" w:eastAsia="Times New Roman" w:hAnsi="Consolas" w:cs="Times New Roman"/>
+          <w:color w:val="3B3B3B"/>
+          <w:kern w:val="0"/>
+          <w:sz w:val="21"/>
+          <w:szCs w:val="21"/>
+          <w14:ligatures w14:val="none"/>
+        </w:rPr>
+      </w:pPr>
+      <w:proofErr w:type="gramStart"/>
+      <w:r>
+        <w:rPr>
+          <w:rFonts w:ascii="Consolas" w:eastAsia="Times New Roman" w:hAnsi="Consolas" w:cs="Times New Roman"/>
+          <w:color w:val="267F99"/>
+          <w:kern w:val="0"/>
+          <w:sz w:val="21"/>
+          <w:szCs w:val="21"/>
+          <w14:ligatures w14:val="none"/>
+        </w:rPr>
+        <w:t>Route</w:t>
+      </w:r>
+      <w:r>
+        <w:rPr>
+          <w:rFonts w:ascii="Consolas" w:eastAsia="Times New Roman" w:hAnsi="Consolas" w:cs="Times New Roman"/>
+          <w:color w:val="000000"/>
+          <w:kern w:val="0"/>
+          <w:sz w:val="21"/>
+          <w:szCs w:val="21"/>
+          <w14:ligatures w14:val="none"/>
+        </w:rPr>
+        <w:t>::</w:t>
+      </w:r>
+      <w:r>
+        <w:rPr>
+          <w:rFonts w:ascii="Consolas" w:eastAsia="Times New Roman" w:hAnsi="Consolas" w:cs="Times New Roman"/>
+          <w:color w:val="795E26"/>
+          <w:kern w:val="0"/>
+          <w:sz w:val="21"/>
+          <w:szCs w:val="21"/>
+          <w14:ligatures w14:val="none"/>
+        </w:rPr>
+        <w:t>get</w:t>
+      </w:r>
+      <w:r>
+        <w:rPr>
+          <w:rFonts w:ascii="Consolas" w:eastAsia="Times New Roman" w:hAnsi="Consolas" w:cs="Times New Roman"/>
+          <w:color w:val="000000"/>
+          <w:kern w:val="0"/>
+          <w:sz w:val="21"/>
+          <w:szCs w:val="21"/>
+          <w14:ligatures w14:val="none"/>
+        </w:rPr>
+        <w:t>(</w:t>
+      </w:r>
+      <w:proofErr w:type="gramEnd"/>
+      <w:r>
+        <w:rPr>
+          <w:rFonts w:ascii="Consolas" w:eastAsia="Times New Roman" w:hAnsi="Consolas" w:cs="Times New Roman"/>
+          <w:color w:val="A31515"/>
+          <w:kern w:val="0"/>
+          <w:sz w:val="21"/>
+          <w:szCs w:val="21"/>
+          <w14:ligatures w14:val="none"/>
+        </w:rPr>
+        <w:t>'/concurrent-task'</w:t>
+      </w:r>
+      <w:r>
+        <w:rPr>
+          <w:rFonts w:ascii="Consolas" w:eastAsia="Times New Roman" w:hAnsi="Consolas" w:cs="Times New Roman"/>
+          <w:color w:val="000000"/>
+          <w:kern w:val="0"/>
+          <w:sz w:val="21"/>
+          <w:szCs w:val="21"/>
+          <w14:ligatures w14:val="none"/>
+        </w:rPr>
+        <w:t xml:space="preserve">, </w:t>
+      </w:r>
+      <w:r>
+        <w:rPr>
+          <w:rFonts w:ascii="Consolas" w:eastAsia="Times New Roman" w:hAnsi="Consolas" w:cs="Times New Roman"/>
+          <w:color w:val="0000FF"/>
+          <w:kern w:val="0"/>
+          <w:sz w:val="21"/>
+          <w:szCs w:val="21"/>
+          <w14:ligatures w14:val="none"/>
+        </w:rPr>
+        <w:t>function</w:t>
+      </w:r>
+      <w:r>
+        <w:rPr>
+          <w:rFonts w:ascii="Consolas" w:eastAsia="Times New Roman" w:hAnsi="Consolas" w:cs="Times New Roman"/>
+          <w:color w:val="000000"/>
+          <w:kern w:val="0"/>
+          <w:sz w:val="21"/>
+          <w:szCs w:val="21"/>
+          <w14:ligatures w14:val="none"/>
+        </w:rPr>
+        <w:t xml:space="preserve"> () {</w:t>
+      </w:r>
+    </w:p>
+    <w:p>
+      <w:pPr>
+        <w:shd w:val="clear" w:color="auto" w:fill="FFFFFF"/>
+        <w:spacing w:after="0" w:line="285" w:lineRule="atLeast"/>
+        <w:rPr>
+          <w:rFonts w:ascii="Consolas" w:eastAsia="Times New Roman" w:hAnsi="Consolas" w:cs="Times New Roman"/>
+          <w:color w:val="3B3B3B"/>
+          <w:kern w:val="0"/>
+          <w:sz w:val="21"/>
+          <w:szCs w:val="21"/>
+          <w14:ligatures w14:val="none"/>
+        </w:rPr>
+      </w:pPr>
+      <w:r>
+        <w:rPr>
+          <w:rFonts w:ascii="Consolas" w:eastAsia="Times New Roman" w:hAnsi="Consolas" w:cs="Times New Roman"/>
+          <w:color w:val="000000"/>
+          <w:kern w:val="0"/>
+          <w:sz w:val="21"/>
+          <w:szCs w:val="21"/>
+          <w14:ligatures w14:val="none"/>
+        </w:rPr>
+        <w:t xml:space="preserve">    </w:t>
+      </w:r>
+      <w:r>
+        <w:rPr>
+          <w:rFonts w:ascii="Consolas" w:eastAsia="Times New Roman" w:hAnsi="Consolas" w:cs="Times New Roman"/>
+          <w:color w:val="001080"/>
+          <w:kern w:val="0"/>
+          <w:sz w:val="21"/>
+          <w:szCs w:val="21"/>
+          <w14:ligatures w14:val="none"/>
+        </w:rPr>
+        <w:t>$start</w:t>
+      </w:r>
+      <w:r>
+        <w:rPr>
+          <w:rFonts w:ascii="Consolas" w:eastAsia="Times New Roman" w:hAnsi="Consolas" w:cs="Times New Roman"/>
+          <w:color w:val="000000"/>
+          <w:kern w:val="0"/>
+          <w:sz w:val="21"/>
+          <w:szCs w:val="21"/>
+          <w14:ligatures w14:val="none"/>
+        </w:rPr>
+        <w:t xml:space="preserve"> = </w:t>
+      </w:r>
+      <w:r>
+        <w:rPr>
+          <w:rFonts w:ascii="Consolas" w:eastAsia="Times New Roman" w:hAnsi="Consolas" w:cs="Times New Roman"/>
+          <w:color w:val="795E26"/>
+          <w:kern w:val="0"/>
+          <w:sz w:val="21"/>
+          <w:szCs w:val="21"/>
+          <w14:ligatures w14:val="none"/>
+        </w:rPr>
+        <w:t>hrtime</w:t>
+      </w:r>
+      <w:r>
+        <w:rPr>
+          <w:rFonts w:ascii="Consolas" w:eastAsia="Times New Roman" w:hAnsi="Consolas" w:cs="Times New Roman"/>
+          <w:color w:val="000000"/>
+          <w:kern w:val="0"/>
+          <w:sz w:val="21"/>
+          <w:szCs w:val="21"/>
+          <w14:ligatures w14:val="none"/>
+        </w:rPr>
+        <w:t>(</w:t>
+      </w:r>
+      <w:r>
+        <w:rPr>
+          <w:rFonts w:ascii="Consolas" w:eastAsia="Times New Roman" w:hAnsi="Consolas" w:cs="Times New Roman"/>
+          <w:color w:val="0000FF"/>
+          <w:kern w:val="0"/>
+          <w:sz w:val="21"/>
+          <w:szCs w:val="21"/>
+          <w14:ligatures w14:val="none"/>
+        </w:rPr>
+        <w:t>true</w:t>
+      </w:r>
+      <w:r>
+        <w:rPr>
+          <w:rFonts w:ascii="Consolas" w:eastAsia="Times New Roman" w:hAnsi="Consolas" w:cs="Times New Roman"/>
+          <w:color w:val="000000"/>
+          <w:kern w:val="0"/>
+          <w:sz w:val="21"/>
+          <w:szCs w:val="21"/>
+          <w14:ligatures w14:val="none"/>
+        </w:rPr>
+        <w:t>);</w:t>
+      </w:r>
+    </w:p>
+    <w:p>
+      <w:pPr>
+        <w:shd w:val="clear" w:color="auto" w:fill="FFFFFF"/>
+        <w:spacing w:after="0" w:line="285" w:lineRule="atLeast"/>
+        <w:rPr>
+          <w:rFonts w:ascii="Consolas" w:eastAsia="Times New Roman" w:hAnsi="Consolas" w:cs="Times New Roman"/>
+          <w:color w:val="3B3B3B"/>
+          <w:kern w:val="0"/>
+          <w:sz w:val="21"/>
+          <w:szCs w:val="21"/>
+          <w14:ligatures w14:val="none"/>
+        </w:rPr>
+      </w:pPr>
+      <w:r>
+        <w:rPr>
+          <w:rFonts w:ascii="Consolas" w:eastAsia="Times New Roman" w:hAnsi="Consolas" w:cs="Times New Roman"/>
+          <w:color w:val="000000"/>
+          <w:kern w:val="0"/>
+          <w:sz w:val="21"/>
+          <w:szCs w:val="21"/>
+          <w14:ligatures w14:val="none"/>
+        </w:rPr>
+        <w:t>    [</w:t>
+      </w:r>
+      <w:r>
+        <w:rPr>
+          <w:rFonts w:ascii="Consolas" w:eastAsia="Times New Roman" w:hAnsi="Consolas" w:cs="Times New Roman"/>
+          <w:color w:val="001080"/>
+          <w:kern w:val="0"/>
+          <w:sz w:val="21"/>
+          <w:szCs w:val="21"/>
+          <w14:ligatures w14:val="none"/>
+        </w:rPr>
+        <w:t>$result1</w:t>
+      </w:r>
+      <w:r>
+        <w:rPr>
+          <w:rFonts w:ascii="Consolas" w:eastAsia="Times New Roman" w:hAnsi="Consolas" w:cs="Times New Roman"/>
+          <w:color w:val="000000"/>
+          <w:kern w:val="0"/>
+          <w:sz w:val="21"/>
+          <w:szCs w:val="21"/>
+          <w14:ligatures w14:val="none"/>
+        </w:rPr>
+        <w:t xml:space="preserve">, </w:t>
+      </w:r>
+      <w:r>
+        <w:rPr>
+          <w:rFonts w:ascii="Consolas" w:eastAsia="Times New Roman" w:hAnsi="Consolas" w:cs="Times New Roman"/>
+          <w:color w:val="001080"/>
+          <w:kern w:val="0"/>
+          <w:sz w:val="21"/>
+          <w:szCs w:val="21"/>
+          <w14:ligatures w14:val="none"/>
+        </w:rPr>
+        <w:t>$result2</w:t>
+      </w:r>
+      <w:r>
+        <w:rPr>
+          <w:rFonts w:ascii="Consolas" w:eastAsia="Times New Roman" w:hAnsi="Consolas" w:cs="Times New Roman"/>
+          <w:color w:val="000000"/>
+          <w:kern w:val="0"/>
+          <w:sz w:val="21"/>
+          <w:szCs w:val="21"/>
+          <w14:ligatures w14:val="none"/>
+        </w:rPr>
+        <w:t xml:space="preserve">] = </w:t>
+      </w:r>
+      <w:proofErr w:type="gramStart"/>
+      <w:r>
+        <w:rPr>
+          <w:rFonts w:ascii="Consolas" w:eastAsia="Times New Roman" w:hAnsi="Consolas" w:cs="Times New Roman"/>
+          <w:color w:val="267F99"/>
+          <w:kern w:val="0"/>
+          <w:sz w:val="21"/>
+          <w:szCs w:val="21"/>
+          <w14:ligatures w14:val="none"/>
+        </w:rPr>
+        <w:t>Octane</w:t>
+      </w:r>
+      <w:r>
+        <w:rPr>
+          <w:rFonts w:ascii="Consolas" w:eastAsia="Times New Roman" w:hAnsi="Consolas" w:cs="Times New Roman"/>
+          <w:color w:val="000000"/>
+          <w:kern w:val="0"/>
+          <w:sz w:val="21"/>
+          <w:szCs w:val="21"/>
+          <w14:ligatures w14:val="none"/>
+        </w:rPr>
+        <w:t>::</w:t>
+      </w:r>
+      <w:r>
+        <w:rPr>
+          <w:rFonts w:ascii="Consolas" w:eastAsia="Times New Roman" w:hAnsi="Consolas" w:cs="Times New Roman"/>
+          <w:color w:val="795E26"/>
+          <w:kern w:val="0"/>
+          <w:sz w:val="21"/>
+          <w:szCs w:val="21"/>
+          <w14:ligatures w14:val="none"/>
+        </w:rPr>
+        <w:t>concurrently</w:t>
+      </w:r>
+      <w:r>
+        <w:rPr>
+          <w:rFonts w:ascii="Consolas" w:eastAsia="Times New Roman" w:hAnsi="Consolas" w:cs="Times New Roman"/>
+          <w:color w:val="000000"/>
+          <w:kern w:val="0"/>
+          <w:sz w:val="21"/>
+          <w:szCs w:val="21"/>
+          <w14:ligatures w14:val="none"/>
+        </w:rPr>
+        <w:t>(</w:t>
+      </w:r>
+      <w:proofErr w:type="gramEnd"/>
+      <w:r>
+        <w:rPr>
+          <w:rFonts w:ascii="Consolas" w:eastAsia="Times New Roman" w:hAnsi="Consolas" w:cs="Times New Roman"/>
+          <w:color w:val="000000"/>
+          <w:kern w:val="0"/>
+          <w:sz w:val="21"/>
+          <w:szCs w:val="21"/>
+          <w14:ligatures w14:val="none"/>
+        </w:rPr>
+        <w:t>[</w:t>
+      </w:r>
+    </w:p>
+    <w:p>
+      <w:pPr>
+        <w:shd w:val="clear" w:color="auto" w:fill="FFFFFF"/>
+        <w:spacing w:after="0" w:line="285" w:lineRule="atLeast"/>
+        <w:rPr>
+          <w:rFonts w:ascii="Consolas" w:eastAsia="Times New Roman" w:hAnsi="Consolas" w:cs="Times New Roman"/>
+          <w:color w:val="3B3B3B"/>
+          <w:kern w:val="0"/>
+          <w:sz w:val="21"/>
+          <w:szCs w:val="21"/>
+          <w14:ligatures w14:val="none"/>
+        </w:rPr>
+      </w:pPr>
+      <w:r>
+        <w:rPr>
+          <w:rFonts w:ascii="Consolas" w:eastAsia="Times New Roman" w:hAnsi="Consolas" w:cs="Times New Roman"/>
+          <w:color w:val="000000"/>
+          <w:kern w:val="0"/>
+          <w:sz w:val="21"/>
+          <w:szCs w:val="21"/>
+          <w14:ligatures w14:val="none"/>
+        </w:rPr>
+        <w:t xml:space="preserve">        </w:t>
+      </w:r>
+      <w:r>
+        <w:rPr>
+          <w:rFonts w:ascii="Consolas" w:eastAsia="Times New Roman" w:hAnsi="Consolas" w:cs="Times New Roman"/>
+          <w:color w:val="0000FF"/>
+          <w:kern w:val="0"/>
+          <w:sz w:val="21"/>
+          <w:szCs w:val="21"/>
+          <w14:ligatures w14:val="none"/>
+        </w:rPr>
+        <w:t>function</w:t>
+      </w:r>
+      <w:r>
+        <w:rPr>
+          <w:rFonts w:ascii="Consolas" w:eastAsia="Times New Roman" w:hAnsi="Consolas" w:cs="Times New Roman"/>
+          <w:color w:val="000000"/>
+          <w:kern w:val="0"/>
+          <w:sz w:val="21"/>
+          <w:szCs w:val="21"/>
+          <w14:ligatures w14:val="none"/>
+        </w:rPr>
+        <w:t xml:space="preserve"> () {</w:t>
+      </w:r>
+    </w:p>
+    <w:p>
+      <w:pPr>
+        <w:shd w:val="clear" w:color="auto" w:fill="FFFFFF"/>
+        <w:spacing w:after="0" w:line="285" w:lineRule="atLeast"/>
+        <w:rPr>
+          <w:rFonts w:ascii="Consolas" w:eastAsia="Times New Roman" w:hAnsi="Consolas" w:cs="Times New Roman"/>
+          <w:color w:val="3B3B3B"/>
+          <w:kern w:val="0"/>
+          <w:sz w:val="21"/>
+          <w:szCs w:val="21"/>
+          <w14:ligatures w14:val="none"/>
+        </w:rPr>
+      </w:pPr>
+      <w:r>
+        <w:rPr>
+          <w:rFonts w:ascii="Consolas" w:eastAsia="Times New Roman" w:hAnsi="Consolas" w:cs="Times New Roman"/>
+          <w:color w:val="000000"/>
+          <w:kern w:val="0"/>
+          <w:sz w:val="21"/>
+          <w:szCs w:val="21"/>
+          <w14:ligatures w14:val="none"/>
+        </w:rPr>
+        <w:t xml:space="preserve">            </w:t>
+      </w:r>
+      <w:proofErr w:type="gramStart"/>
+      <w:r>
+        <w:rPr>
+          <w:rFonts w:ascii="Consolas" w:eastAsia="Times New Roman" w:hAnsi="Consolas" w:cs="Times New Roman"/>
+          <w:color w:val="795E26"/>
+          <w:kern w:val="0"/>
+          <w:sz w:val="21"/>
+          <w:szCs w:val="21"/>
+          <w14:ligatures w14:val="none"/>
+        </w:rPr>
+        <w:t>sleep</w:t>
+      </w:r>
+      <w:r>
+        <w:rPr>
+          <w:rFonts w:ascii="Consolas" w:eastAsia="Times New Roman" w:hAnsi="Consolas" w:cs="Times New Roman"/>
+          <w:color w:val="000000"/>
+          <w:kern w:val="0"/>
+          <w:sz w:val="21"/>
+          <w:szCs w:val="21"/>
+          <w14:ligatures w14:val="none"/>
+        </w:rPr>
+        <w:t>(</w:t>
+      </w:r>
+      <w:proofErr w:type="gramEnd"/>
+      <w:r>
+        <w:rPr>
+          <w:rFonts w:ascii="Consolas" w:eastAsia="Times New Roman" w:hAnsi="Consolas" w:cs="Times New Roman"/>
+          <w:color w:val="098658"/>
+          <w:kern w:val="0"/>
+          <w:sz w:val="21"/>
+          <w:szCs w:val="21"/>
+          <w14:ligatures w14:val="none"/>
+        </w:rPr>
+        <w:t>2</w:t>
+      </w:r>
+      <w:r>
+        <w:rPr>
+          <w:rFonts w:ascii="Consolas" w:eastAsia="Times New Roman" w:hAnsi="Consolas" w:cs="Times New Roman"/>
+          <w:color w:val="000000"/>
+          <w:kern w:val="0"/>
+          <w:sz w:val="21"/>
+          <w:szCs w:val="21"/>
+          <w14:ligatures w14:val="none"/>
+        </w:rPr>
+        <w:t>);</w:t>
+      </w:r>
+    </w:p>
+    <w:p>
+      <w:pPr>
+        <w:shd w:val="clear" w:color="auto" w:fill="FFFFFF"/>
+        <w:spacing w:after="0" w:line="285" w:lineRule="atLeast"/>
+        <w:rPr>
+          <w:rFonts w:ascii="Consolas" w:eastAsia="Times New Roman" w:hAnsi="Consolas" w:cs="Times New Roman"/>
+          <w:color w:val="3B3B3B"/>
+          <w:kern w:val="0"/>
+          <w:sz w:val="21"/>
+          <w:szCs w:val="21"/>
+          <w14:ligatures w14:val="none"/>
+        </w:rPr>
+      </w:pPr>
+      <w:r>
+        <w:rPr>
+          <w:rFonts w:ascii="Consolas" w:eastAsia="Times New Roman" w:hAnsi="Consolas" w:cs="Times New Roman"/>
+          <w:color w:val="000000"/>
+          <w:kern w:val="0"/>
+          <w:sz w:val="21"/>
+          <w:szCs w:val="21"/>
+          <w14:ligatures w14:val="none"/>
+        </w:rPr>
+        <w:t xml:space="preserve">            </w:t>
+      </w:r>
+      <w:r>
+        <w:rPr>
+          <w:rFonts w:ascii="Consolas" w:eastAsia="Times New Roman" w:hAnsi="Consolas" w:cs="Times New Roman"/>
+          <w:color w:val="AF00DB"/>
+          <w:kern w:val="0"/>
+          <w:sz w:val="21"/>
+          <w:szCs w:val="21"/>
+          <w14:ligatures w14:val="none"/>
+        </w:rPr>
+        <w:t>return</w:t>
+      </w:r>
+      <w:r>
+        <w:rPr>
+          <w:rFonts w:ascii="Consolas" w:eastAsia="Times New Roman" w:hAnsi="Consolas" w:cs="Times New Roman"/>
+          <w:color w:val="000000"/>
+          <w:kern w:val="0"/>
+          <w:sz w:val="21"/>
+          <w:szCs w:val="21"/>
+          <w14:ligatures w14:val="none"/>
+        </w:rPr>
+        <w:t xml:space="preserve"> </w:t>
+      </w:r>
+      <w:r>
+        <w:rPr>
+          <w:rFonts w:ascii="Consolas" w:eastAsia="Times New Roman" w:hAnsi="Consolas" w:cs="Times New Roman"/>
+          <w:color w:val="A31515"/>
+          <w:kern w:val="0"/>
+          <w:sz w:val="21"/>
+          <w:szCs w:val="21"/>
+          <w14:ligatures w14:val="none"/>
+        </w:rPr>
+        <w:t>'Hello'</w:t>
+      </w:r>
+      <w:r>
+        <w:rPr>
+          <w:rFonts w:ascii="Consolas" w:eastAsia="Times New Roman" w:hAnsi="Consolas" w:cs="Times New Roman"/>
+          <w:color w:val="000000"/>
+          <w:kern w:val="0"/>
+          <w:sz w:val="21"/>
+          <w:szCs w:val="21"/>
+          <w14:ligatures w14:val="none"/>
+        </w:rPr>
+        <w:t>;</w:t>
+      </w:r>
+    </w:p>
+    <w:p>
+      <w:pPr>
+        <w:shd w:val="clear" w:color="auto" w:fill="FFFFFF"/>
+        <w:spacing w:after="0" w:line="285" w:lineRule="atLeast"/>
+        <w:rPr>
+          <w:rFonts w:ascii="Consolas" w:eastAsia="Times New Roman" w:hAnsi="Consolas" w:cs="Times New Roman"/>
+          <w:color w:val="3B3B3B"/>
+          <w:kern w:val="0"/>
+          <w:sz w:val="21"/>
+          <w:szCs w:val="21"/>
+          <w14:ligatures w14:val="none"/>
+        </w:rPr>
+      </w:pPr>
+      <w:r>
+        <w:rPr>
+          <w:rFonts w:ascii="Consolas" w:eastAsia="Times New Roman" w:hAnsi="Consolas" w:cs="Times New Roman"/>
+          <w:color w:val="000000"/>
+          <w:kern w:val="0"/>
+          <w:sz w:val="21"/>
+          <w:szCs w:val="21"/>
+          <w14:ligatures w14:val="none"/>
+        </w:rPr>
+        <w:t>        },</w:t>
+      </w:r>
+    </w:p>
+    <w:p>
+      <w:pPr>
+        <w:shd w:val="clear" w:color="auto" w:fill="FFFFFF"/>
+        <w:spacing w:after="0" w:line="285" w:lineRule="atLeast"/>
+        <w:rPr>
+          <w:rFonts w:ascii="Consolas" w:eastAsia="Times New Roman" w:hAnsi="Consolas" w:cs="Times New Roman"/>
+          <w:color w:val="3B3B3B"/>
+          <w:kern w:val="0"/>
+          <w:sz w:val="21"/>
+          <w:szCs w:val="21"/>
+          <w14:ligatures w14:val="none"/>
+        </w:rPr>
+      </w:pPr>
+      <w:r>
+        <w:rPr>
+          <w:rFonts w:ascii="Consolas" w:eastAsia="Times New Roman" w:hAnsi="Consolas" w:cs="Times New Roman"/>
+          <w:color w:val="000000"/>
+          <w:kern w:val="0"/>
+          <w:sz w:val="21"/>
+          <w:szCs w:val="21"/>
+          <w14:ligatures w14:val="none"/>
+        </w:rPr>
+        <w:t xml:space="preserve">        </w:t>
+      </w:r>
+      <w:r>
+        <w:rPr>
+          <w:rFonts w:ascii="Consolas" w:eastAsia="Times New Roman" w:hAnsi="Consolas" w:cs="Times New Roman"/>
+          <w:color w:val="0000FF"/>
+          <w:kern w:val="0"/>
+          <w:sz w:val="21"/>
+          <w:szCs w:val="21"/>
+          <w14:ligatures w14:val="none"/>
+        </w:rPr>
+        <w:t>function</w:t>
+      </w:r>
+      <w:r>
+        <w:rPr>
+          <w:rFonts w:ascii="Consolas" w:eastAsia="Times New Roman" w:hAnsi="Consolas" w:cs="Times New Roman"/>
+          <w:color w:val="000000"/>
+          <w:kern w:val="0"/>
+          <w:sz w:val="21"/>
+          <w:szCs w:val="21"/>
+          <w14:ligatures w14:val="none"/>
+        </w:rPr>
+        <w:t xml:space="preserve"> () {</w:t>
+      </w:r>
+    </w:p>
+    <w:p>
+      <w:pPr>
+        <w:shd w:val="clear" w:color="auto" w:fill="FFFFFF"/>
+        <w:spacing w:after="0" w:line="285" w:lineRule="atLeast"/>
+        <w:rPr>
+          <w:rFonts w:ascii="Consolas" w:eastAsia="Times New Roman" w:hAnsi="Consolas" w:cs="Times New Roman"/>
+          <w:color w:val="3B3B3B"/>
+          <w:kern w:val="0"/>
+          <w:sz w:val="21"/>
+          <w:szCs w:val="21"/>
+          <w14:ligatures w14:val="none"/>
+        </w:rPr>
+      </w:pPr>
+      <w:r>
+        <w:rPr>
+          <w:rFonts w:ascii="Consolas" w:eastAsia="Times New Roman" w:hAnsi="Consolas" w:cs="Times New Roman"/>
+          <w:color w:val="000000"/>
+          <w:kern w:val="0"/>
+          <w:sz w:val="21"/>
+          <w:szCs w:val="21"/>
+          <w14:ligatures w14:val="none"/>
+        </w:rPr>
+        <w:t xml:space="preserve">            </w:t>
+      </w:r>
+      <w:proofErr w:type="gramStart"/>
+      <w:r>
+        <w:rPr>
+          <w:rFonts w:ascii="Consolas" w:eastAsia="Times New Roman" w:hAnsi="Consolas" w:cs="Times New Roman"/>
+          <w:color w:val="795E26"/>
+          <w:kern w:val="0"/>
+          <w:sz w:val="21"/>
+          <w:szCs w:val="21"/>
+          <w14:ligatures w14:val="none"/>
+        </w:rPr>
+        <w:t>sleep</w:t>
+      </w:r>
+      <w:r>
+        <w:rPr>
+          <w:rFonts w:ascii="Consolas" w:eastAsia="Times New Roman" w:hAnsi="Consolas" w:cs="Times New Roman"/>
+          <w:color w:val="000000"/>
+          <w:kern w:val="0"/>
+          <w:sz w:val="21"/>
+          <w:szCs w:val="21"/>
+          <w14:ligatures w14:val="none"/>
+        </w:rPr>
+        <w:t>(</w:t>
+      </w:r>
+      <w:proofErr w:type="gramEnd"/>
+      <w:r>
+        <w:rPr>
+          <w:rFonts w:ascii="Consolas" w:eastAsia="Times New Roman" w:hAnsi="Consolas" w:cs="Times New Roman"/>
+          <w:color w:val="098658"/>
+          <w:kern w:val="0"/>
+          <w:sz w:val="21"/>
+          <w:szCs w:val="21"/>
+          <w14:ligatures w14:val="none"/>
+        </w:rPr>
+        <w:t>2</w:t>
+      </w:r>
+      <w:r>
+        <w:rPr>
+          <w:rFonts w:ascii="Consolas" w:eastAsia="Times New Roman" w:hAnsi="Consolas" w:cs="Times New Roman"/>
+          <w:color w:val="000000"/>
+          <w:kern w:val="0"/>
+          <w:sz w:val="21"/>
+          <w:szCs w:val="21"/>
+          <w14:ligatures w14:val="none"/>
+        </w:rPr>
+        <w:t>);</w:t>
+      </w:r>
+    </w:p>
+    <w:p>
+      <w:pPr>
+        <w:shd w:val="clear" w:color="auto" w:fill="FFFFFF"/>
+        <w:spacing w:after="0" w:line="285" w:lineRule="atLeast"/>
+        <w:rPr>
+          <w:rFonts w:ascii="Consolas" w:eastAsia="Times New Roman" w:hAnsi="Consolas" w:cs="Times New Roman"/>
+          <w:color w:val="3B3B3B"/>
+          <w:kern w:val="0"/>
+          <w:sz w:val="21"/>
+          <w:szCs w:val="21"/>
+          <w14:ligatures w14:val="none"/>
+        </w:rPr>
+      </w:pPr>
+      <w:r>
+        <w:rPr>
+          <w:rFonts w:ascii="Consolas" w:eastAsia="Times New Roman" w:hAnsi="Consolas" w:cs="Times New Roman"/>
+          <w:color w:val="000000"/>
+          <w:kern w:val="0"/>
+          <w:sz w:val="21"/>
+          <w:szCs w:val="21"/>
+          <w14:ligatures w14:val="none"/>
+        </w:rPr>
+        <w:t xml:space="preserve">            </w:t>
+      </w:r>
+      <w:r>
+        <w:rPr>
+          <w:rFonts w:ascii="Consolas" w:eastAsia="Times New Roman" w:hAnsi="Consolas" w:cs="Times New Roman"/>
+          <w:color w:val="AF00DB"/>
+          <w:kern w:val="0"/>
+          <w:sz w:val="21"/>
+          <w:szCs w:val="21"/>
+          <w14:ligatures w14:val="none"/>
+        </w:rPr>
+        <w:t>return</w:t>
+      </w:r>
+      <w:r>
+        <w:rPr>
+          <w:rFonts w:ascii="Consolas" w:eastAsia="Times New Roman" w:hAnsi="Consolas" w:cs="Times New Roman"/>
+          <w:color w:val="000000"/>
+          <w:kern w:val="0"/>
+          <w:sz w:val="21"/>
+          <w:szCs w:val="21"/>
+          <w14:ligatures w14:val="none"/>
+        </w:rPr>
+        <w:t xml:space="preserve"> </w:t>
+      </w:r>
+      <w:r>
+        <w:rPr>
+          <w:rFonts w:ascii="Consolas" w:eastAsia="Times New Roman" w:hAnsi="Consolas" w:cs="Times New Roman"/>
+          <w:color w:val="A31515"/>
+          <w:kern w:val="0"/>
+          <w:sz w:val="21"/>
+          <w:szCs w:val="21"/>
+          <w14:ligatures w14:val="none"/>
+        </w:rPr>
+        <w:t>'World'</w:t>
+      </w:r>
+      <w:r>
+        <w:rPr>
+          <w:rFonts w:ascii="Consolas" w:eastAsia="Times New Roman" w:hAnsi="Consolas" w:cs="Times New Roman"/>
+          <w:color w:val="000000"/>
+          <w:kern w:val="0"/>
+          <w:sz w:val="21"/>
+          <w:szCs w:val="21"/>
+          <w14:ligatures w14:val="none"/>
+        </w:rPr>
+        <w:t>;</w:t>
+      </w:r>
+    </w:p>
+    <w:p>
+      <w:pPr>
+        <w:shd w:val="clear" w:color="auto" w:fill="FFFFFF"/>
+        <w:spacing w:after="0" w:line="285" w:lineRule="atLeast"/>
+        <w:rPr>
+          <w:rFonts w:ascii="Consolas" w:eastAsia="Times New Roman" w:hAnsi="Consolas" w:cs="Times New Roman"/>
+          <w:color w:val="3B3B3B"/>
+          <w:kern w:val="0"/>
+          <w:sz w:val="21"/>
+          <w:szCs w:val="21"/>
+          <w14:ligatures w14:val="none"/>
+        </w:rPr>
+      </w:pPr>
+      <w:r>
+        <w:rPr>
+          <w:rFonts w:ascii="Consolas" w:eastAsia="Times New Roman" w:hAnsi="Consolas" w:cs="Times New Roman"/>
+          <w:color w:val="000000"/>
+          <w:kern w:val="0"/>
+          <w:sz w:val="21"/>
+          <w:szCs w:val="21"/>
+          <w14:ligatures w14:val="none"/>
+        </w:rPr>
+        <w:t>        },</w:t>
+      </w:r>
+    </w:p>
+    <w:p>
+      <w:pPr>
+        <w:shd w:val="clear" w:color="auto" w:fill="FFFFFF"/>
+        <w:spacing w:after="0" w:line="285" w:lineRule="atLeast"/>
+        <w:rPr>
+          <w:rFonts w:ascii="Consolas" w:eastAsia="Times New Roman" w:hAnsi="Consolas" w:cs="Times New Roman"/>
+          <w:color w:val="3B3B3B"/>
+          <w:kern w:val="0"/>
+          <w:sz w:val="21"/>
+          <w:szCs w:val="21"/>
+          <w14:ligatures w14:val="none"/>
+        </w:rPr>
+      </w:pPr>
+      <w:r>
+        <w:rPr>
+          <w:rFonts w:ascii="Consolas" w:eastAsia="Times New Roman" w:hAnsi="Consolas" w:cs="Times New Roman"/>
+          <w:color w:val="000000"/>
+          <w:kern w:val="0"/>
+          <w:sz w:val="21"/>
+          <w:szCs w:val="21"/>
+          <w14:ligatures w14:val="none"/>
+        </w:rPr>
+        <w:t>    ]);</w:t>
+      </w:r>
+    </w:p>
+    <w:p>
+      <w:pPr>
+        <w:shd w:val="clear" w:color="auto" w:fill="FFFFFF"/>
+        <w:spacing w:after="0" w:line="285" w:lineRule="atLeast"/>
+        <w:rPr>
+          <w:rFonts w:ascii="Consolas" w:eastAsia="Times New Roman" w:hAnsi="Consolas" w:cs="Times New Roman"/>
+          <w:color w:val="3B3B3B"/>
+          <w:kern w:val="0"/>
+          <w:sz w:val="21"/>
+          <w:szCs w:val="21"/>
+          <w14:ligatures w14:val="none"/>
+        </w:rPr>
+      </w:pPr>
+      <w:r>
+        <w:rPr>
+          <w:rFonts w:ascii="Consolas" w:eastAsia="Times New Roman" w:hAnsi="Consolas" w:cs="Times New Roman"/>
+          <w:color w:val="000000"/>
+          <w:kern w:val="0"/>
+          <w:sz w:val="21"/>
+          <w:szCs w:val="21"/>
+          <w14:ligatures w14:val="none"/>
+        </w:rPr>
+        <w:t xml:space="preserve">    </w:t>
+      </w:r>
+      <w:r>
+        <w:rPr>
+          <w:rFonts w:ascii="Consolas" w:eastAsia="Times New Roman" w:hAnsi="Consolas" w:cs="Times New Roman"/>
+          <w:color w:val="001080"/>
+          <w:kern w:val="0"/>
+          <w:sz w:val="21"/>
+          <w:szCs w:val="21"/>
+          <w14:ligatures w14:val="none"/>
+        </w:rPr>
+        <w:t>$end</w:t>
+      </w:r>
+      <w:r>
+        <w:rPr>
+          <w:rFonts w:ascii="Consolas" w:eastAsia="Times New Roman" w:hAnsi="Consolas" w:cs="Times New Roman"/>
+          <w:color w:val="000000"/>
+          <w:kern w:val="0"/>
+          <w:sz w:val="21"/>
+          <w:szCs w:val="21"/>
+          <w14:ligatures w14:val="none"/>
+        </w:rPr>
+        <w:t xml:space="preserve"> = </w:t>
+      </w:r>
+      <w:r>
+        <w:rPr>
+          <w:rFonts w:ascii="Consolas" w:eastAsia="Times New Roman" w:hAnsi="Consolas" w:cs="Times New Roman"/>
+          <w:color w:val="795E26"/>
+          <w:kern w:val="0"/>
+          <w:sz w:val="21"/>
+          <w:szCs w:val="21"/>
+          <w14:ligatures w14:val="none"/>
+        </w:rPr>
+        <w:t>hrtime</w:t>
+      </w:r>
+      <w:r>
+        <w:rPr>
+          <w:rFonts w:ascii="Consolas" w:eastAsia="Times New Roman" w:hAnsi="Consolas" w:cs="Times New Roman"/>
+          <w:color w:val="000000"/>
+          <w:kern w:val="0"/>
+          <w:sz w:val="21"/>
+          <w:szCs w:val="21"/>
+          <w14:ligatures w14:val="none"/>
+        </w:rPr>
+        <w:t>(</w:t>
+      </w:r>
+      <w:r>
+        <w:rPr>
+          <w:rFonts w:ascii="Consolas" w:eastAsia="Times New Roman" w:hAnsi="Consolas" w:cs="Times New Roman"/>
+          <w:color w:val="0000FF"/>
+          <w:kern w:val="0"/>
+          <w:sz w:val="21"/>
+          <w:szCs w:val="21"/>
+          <w14:ligatures w14:val="none"/>
+        </w:rPr>
+        <w:t>true</w:t>
+      </w:r>
+      <w:r>
+        <w:rPr>
+          <w:rFonts w:ascii="Consolas" w:eastAsia="Times New Roman" w:hAnsi="Consolas" w:cs="Times New Roman"/>
+          <w:color w:val="000000"/>
+          <w:kern w:val="0"/>
+          <w:sz w:val="21"/>
+          <w:szCs w:val="21"/>
+          <w14:ligatures w14:val="none"/>
+        </w:rPr>
+        <w:t>);</w:t>
+      </w:r>
+    </w:p>
+    <w:p>
+      <w:pPr>
+        <w:shd w:val="clear" w:color="auto" w:fill="FFFFFF"/>
+        <w:spacing w:after="0" w:line="285" w:lineRule="atLeast"/>
+        <w:rPr>
+          <w:rFonts w:ascii="Consolas" w:eastAsia="Times New Roman" w:hAnsi="Consolas" w:cs="Times New Roman"/>
+          <w:color w:val="3B3B3B"/>
+          <w:kern w:val="0"/>
+          <w:sz w:val="21"/>
+          <w:szCs w:val="21"/>
+          <w14:ligatures w14:val="none"/>
+        </w:rPr>
+      </w:pPr>
+      <w:r>
+        <w:rPr>
+          <w:rFonts w:ascii="Consolas" w:eastAsia="Times New Roman" w:hAnsi="Consolas" w:cs="Times New Roman"/>
+          <w:color w:val="000000"/>
+          <w:kern w:val="0"/>
+          <w:sz w:val="21"/>
+          <w:szCs w:val="21"/>
+          <w14:ligatures w14:val="none"/>
+        </w:rPr>
+        <w:t xml:space="preserve">    </w:t>
+      </w:r>
+      <w:r>
+        <w:rPr>
+          <w:rFonts w:ascii="Consolas" w:eastAsia="Times New Roman" w:hAnsi="Consolas" w:cs="Times New Roman"/>
+          <w:color w:val="AF00DB"/>
+          <w:kern w:val="0"/>
+          <w:sz w:val="21"/>
+          <w:szCs w:val="21"/>
+          <w14:ligatures w14:val="none"/>
+        </w:rPr>
+        <w:t>return</w:t>
+      </w:r>
+      <w:r>
+        <w:rPr>
+          <w:rFonts w:ascii="Consolas" w:eastAsia="Times New Roman" w:hAnsi="Consolas" w:cs="Times New Roman"/>
+          <w:color w:val="000000"/>
+          <w:kern w:val="0"/>
+          <w:sz w:val="21"/>
+          <w:szCs w:val="21"/>
+          <w14:ligatures w14:val="none"/>
+        </w:rPr>
+        <w:t xml:space="preserve"> </w:t>
+      </w:r>
+      <w:r>
+        <w:rPr>
+          <w:rFonts w:ascii="Consolas" w:eastAsia="Times New Roman" w:hAnsi="Consolas" w:cs="Times New Roman"/>
+          <w:color w:val="A31515"/>
+          <w:kern w:val="0"/>
+          <w:sz w:val="21"/>
+          <w:szCs w:val="21"/>
+          <w14:ligatures w14:val="none"/>
+        </w:rPr>
+        <w:t>"{</w:t>
+      </w:r>
+      <w:r>
+        <w:rPr>
+          <w:rFonts w:ascii="Consolas" w:eastAsia="Times New Roman" w:hAnsi="Consolas" w:cs="Times New Roman"/>
+          <w:color w:val="001080"/>
+          <w:kern w:val="0"/>
+          <w:sz w:val="21"/>
+          <w:szCs w:val="21"/>
+          <w14:ligatures w14:val="none"/>
+        </w:rPr>
+        <w:t>$result1</w:t>
+      </w:r>
+      <w:r>
+        <w:rPr>
+          <w:rFonts w:ascii="Consolas" w:eastAsia="Times New Roman" w:hAnsi="Consolas" w:cs="Times New Roman"/>
+          <w:color w:val="A31515"/>
+          <w:kern w:val="0"/>
+          <w:sz w:val="21"/>
+          <w:szCs w:val="21"/>
+          <w14:ligatures w14:val="none"/>
+        </w:rPr>
+        <w:t>} {</w:t>
+      </w:r>
+      <w:r>
+        <w:rPr>
+          <w:rFonts w:ascii="Consolas" w:eastAsia="Times New Roman" w:hAnsi="Consolas" w:cs="Times New Roman"/>
+          <w:color w:val="001080"/>
+          <w:kern w:val="0"/>
+          <w:sz w:val="21"/>
+          <w:szCs w:val="21"/>
+          <w14:ligatures w14:val="none"/>
+        </w:rPr>
+        <w:t>$result2</w:t>
+      </w:r>
+      <w:r>
+        <w:rPr>
+          <w:rFonts w:ascii="Consolas" w:eastAsia="Times New Roman" w:hAnsi="Consolas" w:cs="Times New Roman"/>
+          <w:color w:val="A31515"/>
+          <w:kern w:val="0"/>
+          <w:sz w:val="21"/>
+          <w:szCs w:val="21"/>
+          <w14:ligatures w14:val="none"/>
+        </w:rPr>
+        <w:t xml:space="preserve">} in </w:t>
+      </w:r>
+      <w:proofErr w:type="gramStart"/>
+      <w:r>
+        <w:rPr>
+          <w:rFonts w:ascii="Consolas" w:eastAsia="Times New Roman" w:hAnsi="Consolas" w:cs="Times New Roman"/>
+          <w:color w:val="A31515"/>
+          <w:kern w:val="0"/>
+          <w:sz w:val="21"/>
+          <w:szCs w:val="21"/>
+          <w14:ligatures w14:val="none"/>
+        </w:rPr>
+        <w:t>"</w:t>
+      </w:r>
+      <w:r>
+        <w:rPr>
+          <w:rFonts w:ascii="Consolas" w:eastAsia="Times New Roman" w:hAnsi="Consolas" w:cs="Times New Roman"/>
+          <w:color w:val="000000"/>
+          <w:kern w:val="0"/>
+          <w:sz w:val="21"/>
+          <w:szCs w:val="21"/>
+          <w14:ligatures w14:val="none"/>
+        </w:rPr>
+        <w:t>.(</w:t>
+      </w:r>
+      <w:proofErr w:type="gramEnd"/>
+      <w:r>
+        <w:rPr>
+          <w:rFonts w:ascii="Consolas" w:eastAsia="Times New Roman" w:hAnsi="Consolas" w:cs="Times New Roman"/>
+          <w:color w:val="001080"/>
+          <w:kern w:val="0"/>
+          <w:sz w:val="21"/>
+          <w:szCs w:val="21"/>
+          <w14:ligatures w14:val="none"/>
+        </w:rPr>
+        <w:t>$end</w:t>
+      </w:r>
+      <w:r>
+        <w:rPr>
+          <w:rFonts w:ascii="Consolas" w:eastAsia="Times New Roman" w:hAnsi="Consolas" w:cs="Times New Roman"/>
+          <w:color w:val="000000"/>
+          <w:kern w:val="0"/>
+          <w:sz w:val="21"/>
+          <w:szCs w:val="21"/>
+          <w14:ligatures w14:val="none"/>
+        </w:rPr>
+        <w:t xml:space="preserve"> - </w:t>
+      </w:r>
+      <w:r>
+        <w:rPr>
+          <w:rFonts w:ascii="Consolas" w:eastAsia="Times New Roman" w:hAnsi="Consolas" w:cs="Times New Roman"/>
+          <w:color w:val="001080"/>
+          <w:kern w:val="0"/>
+          <w:sz w:val="21"/>
+          <w:szCs w:val="21"/>
+          <w14:ligatures w14:val="none"/>
+        </w:rPr>
+        <w:t>$start</w:t>
+      </w:r>
+      <w:r>
+        <w:rPr>
+          <w:rFonts w:ascii="Consolas" w:eastAsia="Times New Roman" w:hAnsi="Consolas" w:cs="Times New Roman"/>
+          <w:color w:val="000000"/>
+          <w:kern w:val="0"/>
+          <w:sz w:val="21"/>
+          <w:szCs w:val="21"/>
+          <w14:ligatures w14:val="none"/>
+        </w:rPr>
+        <w:t>) /.</w:t>
+      </w:r>
+      <w:r>
+        <w:rPr>
+          <w:rFonts w:ascii="Consolas" w:eastAsia="Times New Roman" w:hAnsi="Consolas" w:cs="Times New Roman"/>
+          <w:color w:val="A31515"/>
+          <w:kern w:val="0"/>
+          <w:sz w:val="21"/>
+          <w:szCs w:val="21"/>
+          <w14:ligatures w14:val="none"/>
+        </w:rPr>
+        <w:t xml:space="preserve">' </w:t>
+      </w:r>
+      <w:proofErr w:type="gramStart"/>
+      <w:r>
+        <w:rPr>
+          <w:rFonts w:ascii="Consolas" w:eastAsia="Times New Roman" w:hAnsi="Consolas" w:cs="Times New Roman"/>
+          <w:color w:val="A31515"/>
+          <w:kern w:val="0"/>
+          <w:sz w:val="21"/>
+          <w:szCs w:val="21"/>
+          <w14:ligatures w14:val="none"/>
+        </w:rPr>
+        <w:t>seconds'</w:t>
+      </w:r>
+      <w:proofErr w:type="gramEnd"/>
+      <w:r>
+        <w:rPr>
+          <w:rFonts w:ascii="Consolas" w:eastAsia="Times New Roman" w:hAnsi="Consolas" w:cs="Times New Roman"/>
+          <w:color w:val="000000"/>
+          <w:kern w:val="0"/>
+          <w:sz w:val="21"/>
+          <w:szCs w:val="21"/>
+          <w14:ligatures w14:val="none"/>
+        </w:rPr>
+        <w:t>;</w:t>
+      </w:r>
+    </w:p>
+    <w:p>
+      <w:pPr>
+        <w:shd w:val="clear" w:color="auto" w:fill="FFFFFF"/>
+        <w:spacing w:after="0" w:line="285" w:lineRule="atLeast"/>
+        <w:rPr>
+          <w:rFonts w:ascii="Consolas" w:eastAsia="Times New Roman" w:hAnsi="Consolas" w:cs="Times New Roman"/>
+          <w:color w:val="3B3B3B"/>
+          <w:kern w:val="0"/>
+          <w:sz w:val="21"/>
+          <w:szCs w:val="21"/>
+          <w14:ligatures w14:val="none"/>
+        </w:rPr>
+      </w:pPr>
+      <w:r>
+        <w:rPr>
+          <w:rFonts w:ascii="Consolas" w:eastAsia="Times New Roman" w:hAnsi="Consolas" w:cs="Times New Roman"/>
+          <w:color w:val="000000"/>
+          <w:kern w:val="0"/>
+          <w:sz w:val="21"/>
+          <w:szCs w:val="21"/>
+          <w14:ligatures w14:val="none"/>
+        </w:rPr>
+        <w:t>});</w:t>
+      </w:r>
+    </w:p>
+    <w:p>
+      <w:pPr>
+        <w:ind w:left="720" w:firstLine="720"/>
+      </w:pPr>
+      <w:r>
+        <w:t>=========================================</w:t>
+      </w:r>
+    </w:p>
+    <w:p>
+      <w:pPr>
+        <w:rPr>
+          <w:rFonts w:ascii="Sakkal Majalla" w:hAnsi="Sakkal Majalla" w:cs="Sakkal Majalla"/>
+          <w:sz w:val="28"/>
+          <w:szCs w:val="28"/>
+        </w:rPr>
+      </w:pPr>
     </w:p>
     <w:sectPr>
       <w:pgSz w:w="12240" w:h="15840"/>
@@ -512,6 +1906,7 @@
   <w:style w:type="paragraph" w:default="1" w:styleId="Normal">
     <w:name w:val="Normal"/>
     <w:qFormat/>
+    <w:rsid w:val="00C2729D"/>
   </w:style>
   <w:style w:type="paragraph" w:styleId="Heading1">
     <w:name w:val="heading 1"/>
@@ -715,7 +2110,6 @@
   <w:style w:type="character" w:default="1" w:styleId="DefaultParagraphFont">
     <w:name w:val="Default Paragraph Font"/>
     <w:uiPriority w:val="1"/>
-    <w:semiHidden/>
     <w:unhideWhenUsed/>
   </w:style>
   <w:style w:type="table" w:default="1" w:styleId="TableNormal">

--- a/Laravel/Laravel-notes-from-docs/Laravel-Notes-03.docx
+++ b/Laravel/Laravel-notes-from-docs/Laravel-Notes-03.docx
@@ -26,7 +26,7 @@
                     <pic:cNvPicPr/>
                   </pic:nvPicPr>
                   <pic:blipFill>
-                    <a:blip r:embed="rId4"/>
+                    <a:blip r:embed="rId5"/>
                     <a:stretch>
                       <a:fillRect/>
                     </a:stretch>
@@ -77,7 +77,7 @@
                     <pic:cNvPicPr/>
                   </pic:nvPicPr>
                   <pic:blipFill>
-                    <a:blip r:embed="rId5"/>
+                    <a:blip r:embed="rId6"/>
                     <a:stretch>
                       <a:fillRect/>
                     </a:stretch>
@@ -108,6 +108,9 @@
     </w:p>
     <w:p>
       <w:r>
+        <w:rPr>
+          <w:noProof/>
+        </w:rPr>
         <w:drawing>
           <wp:inline distT="0" distB="0" distL="0" distR="0" wp14:anchorId="5188854B" wp14:editId="6564E67B">
             <wp:extent cx="5943600" cy="1487170"/>
@@ -124,7 +127,7 @@
                     <pic:cNvPicPr/>
                   </pic:nvPicPr>
                   <pic:blipFill>
-                    <a:blip r:embed="rId6"/>
+                    <a:blip r:embed="rId7"/>
                     <a:stretch>
                       <a:fillRect/>
                     </a:stretch>
@@ -223,38 +226,21 @@
           <w:sz w:val="28"/>
           <w:szCs w:val="28"/>
         </w:rPr>
-        <w:t xml:space="preserve">the </w:t>
-      </w:r>
-      <w:proofErr w:type="gramStart"/>
-      <w:r>
-        <w:rPr>
-          <w:rFonts w:ascii="Sakkal Majalla" w:hAnsi="Sakkal Majalla" w:cs="Sakkal Majalla"/>
-          <w:sz w:val="28"/>
-          <w:szCs w:val="28"/>
-        </w:rPr>
-        <w:t>hrtime(</w:t>
-      </w:r>
-      <w:proofErr w:type="gramEnd"/>
-      <w:r>
-        <w:rPr>
-          <w:rFonts w:ascii="Sakkal Majalla" w:hAnsi="Sakkal Majalla" w:cs="Sakkal Majalla"/>
-          <w:sz w:val="28"/>
-          <w:szCs w:val="28"/>
-        </w:rPr>
-        <w:t>) function.</w:t>
-      </w:r>
-    </w:p>
-    <w:p>
-      <w:pPr>
-        <w:rPr>
-          <w:rFonts w:ascii="Sakkal Majalla" w:hAnsi="Sakkal Majalla" w:cs="Sakkal Majalla"/>
-          <w:sz w:val="28"/>
-          <w:szCs w:val="28"/>
-        </w:rPr>
-      </w:pPr>
-      <w:r>
-        <w:rPr>
-          <w:rFonts w:ascii="Sakkal Majalla" w:hAnsi="Sakkal Majalla" w:cs="Sakkal Majalla"/>
+        <w:t>the hrtime() function.</w:t>
+      </w:r>
+    </w:p>
+    <w:p>
+      <w:pPr>
+        <w:rPr>
+          <w:rFonts w:ascii="Sakkal Majalla" w:hAnsi="Sakkal Majalla" w:cs="Sakkal Majalla"/>
+          <w:sz w:val="28"/>
+          <w:szCs w:val="28"/>
+        </w:rPr>
+      </w:pPr>
+      <w:r>
+        <w:rPr>
+          <w:rFonts w:ascii="Sakkal Majalla" w:hAnsi="Sakkal Majalla" w:cs="Sakkal Majalla"/>
+          <w:noProof/>
           <w:sz w:val="28"/>
           <w:szCs w:val="28"/>
         </w:rPr>
@@ -274,7 +260,7 @@
                     <pic:cNvPicPr/>
                   </pic:nvPicPr>
                   <pic:blipFill>
-                    <a:blip r:embed="rId7"/>
+                    <a:blip r:embed="rId8"/>
                     <a:stretch>
                       <a:fillRect/>
                     </a:stretch>
@@ -401,7 +387,6 @@
           <w14:ligatures w14:val="none"/>
         </w:rPr>
       </w:pPr>
-      <w:proofErr w:type="gramStart"/>
       <w:r>
         <w:rPr>
           <w:rFonts w:ascii="Consolas" w:eastAsia="Times New Roman" w:hAnsi="Consolas" w:cs="Times New Roman"/>
@@ -446,7 +431,6 @@
         </w:rPr>
         <w:t>(</w:t>
       </w:r>
-      <w:proofErr w:type="gramEnd"/>
       <w:r>
         <w:rPr>
           <w:rFonts w:ascii="Consolas" w:eastAsia="Times New Roman" w:hAnsi="Consolas" w:cs="Times New Roman"/>
@@ -651,7 +635,6 @@
         </w:rPr>
         <w:t xml:space="preserve">] = </w:t>
       </w:r>
-      <w:proofErr w:type="gramStart"/>
       <w:r>
         <w:rPr>
           <w:rFonts w:ascii="Consolas" w:eastAsia="Times New Roman" w:hAnsi="Consolas" w:cs="Times New Roman"/>
@@ -694,19 +677,217 @@
           <w:szCs w:val="21"/>
           <w14:ligatures w14:val="none"/>
         </w:rPr>
+        <w:t>([</w:t>
+      </w:r>
+    </w:p>
+    <w:p>
+      <w:pPr>
+        <w:shd w:val="clear" w:color="auto" w:fill="FFFFFF"/>
+        <w:spacing w:after="0" w:line="285" w:lineRule="atLeast"/>
+        <w:rPr>
+          <w:rFonts w:ascii="Consolas" w:eastAsia="Times New Roman" w:hAnsi="Consolas" w:cs="Times New Roman"/>
+          <w:color w:val="3B3B3B"/>
+          <w:kern w:val="0"/>
+          <w:sz w:val="21"/>
+          <w:szCs w:val="21"/>
+          <w14:ligatures w14:val="none"/>
+        </w:rPr>
+      </w:pPr>
+      <w:r>
+        <w:rPr>
+          <w:rFonts w:ascii="Consolas" w:eastAsia="Times New Roman" w:hAnsi="Consolas" w:cs="Times New Roman"/>
+          <w:color w:val="000000"/>
+          <w:kern w:val="0"/>
+          <w:sz w:val="21"/>
+          <w:szCs w:val="21"/>
+          <w14:ligatures w14:val="none"/>
+        </w:rPr>
+        <w:t xml:space="preserve">        </w:t>
+      </w:r>
+      <w:r>
+        <w:rPr>
+          <w:rFonts w:ascii="Consolas" w:eastAsia="Times New Roman" w:hAnsi="Consolas" w:cs="Times New Roman"/>
+          <w:color w:val="0000FF"/>
+          <w:kern w:val="0"/>
+          <w:sz w:val="21"/>
+          <w:szCs w:val="21"/>
+          <w14:ligatures w14:val="none"/>
+        </w:rPr>
+        <w:t>function</w:t>
+      </w:r>
+      <w:r>
+        <w:rPr>
+          <w:rFonts w:ascii="Consolas" w:eastAsia="Times New Roman" w:hAnsi="Consolas" w:cs="Times New Roman"/>
+          <w:color w:val="000000"/>
+          <w:kern w:val="0"/>
+          <w:sz w:val="21"/>
+          <w:szCs w:val="21"/>
+          <w14:ligatures w14:val="none"/>
+        </w:rPr>
+        <w:t xml:space="preserve"> () {</w:t>
+      </w:r>
+    </w:p>
+    <w:p>
+      <w:pPr>
+        <w:shd w:val="clear" w:color="auto" w:fill="FFFFFF"/>
+        <w:spacing w:after="0" w:line="285" w:lineRule="atLeast"/>
+        <w:rPr>
+          <w:rFonts w:ascii="Consolas" w:eastAsia="Times New Roman" w:hAnsi="Consolas" w:cs="Times New Roman"/>
+          <w:color w:val="3B3B3B"/>
+          <w:kern w:val="0"/>
+          <w:sz w:val="21"/>
+          <w:szCs w:val="21"/>
+          <w14:ligatures w14:val="none"/>
+        </w:rPr>
+      </w:pPr>
+      <w:r>
+        <w:rPr>
+          <w:rFonts w:ascii="Consolas" w:eastAsia="Times New Roman" w:hAnsi="Consolas" w:cs="Times New Roman"/>
+          <w:color w:val="000000"/>
+          <w:kern w:val="0"/>
+          <w:sz w:val="21"/>
+          <w:szCs w:val="21"/>
+          <w14:ligatures w14:val="none"/>
+        </w:rPr>
+        <w:t xml:space="preserve">            </w:t>
+      </w:r>
+      <w:r>
+        <w:rPr>
+          <w:rFonts w:ascii="Consolas" w:eastAsia="Times New Roman" w:hAnsi="Consolas" w:cs="Times New Roman"/>
+          <w:color w:val="795E26"/>
+          <w:kern w:val="0"/>
+          <w:sz w:val="21"/>
+          <w:szCs w:val="21"/>
+          <w14:ligatures w14:val="none"/>
+        </w:rPr>
+        <w:t>sleep</w:t>
+      </w:r>
+      <w:r>
+        <w:rPr>
+          <w:rFonts w:ascii="Consolas" w:eastAsia="Times New Roman" w:hAnsi="Consolas" w:cs="Times New Roman"/>
+          <w:color w:val="000000"/>
+          <w:kern w:val="0"/>
+          <w:sz w:val="21"/>
+          <w:szCs w:val="21"/>
+          <w14:ligatures w14:val="none"/>
+        </w:rPr>
         <w:t>(</w:t>
       </w:r>
-      <w:proofErr w:type="gramEnd"/>
-      <w:r>
-        <w:rPr>
-          <w:rFonts w:ascii="Consolas" w:eastAsia="Times New Roman" w:hAnsi="Consolas" w:cs="Times New Roman"/>
-          <w:color w:val="000000"/>
-          <w:kern w:val="0"/>
-          <w:sz w:val="21"/>
-          <w:szCs w:val="21"/>
-          <w14:ligatures w14:val="none"/>
-        </w:rPr>
-        <w:t>[</w:t>
+      <w:r>
+        <w:rPr>
+          <w:rFonts w:ascii="Consolas" w:eastAsia="Times New Roman" w:hAnsi="Consolas" w:cs="Times New Roman"/>
+          <w:color w:val="098658"/>
+          <w:kern w:val="0"/>
+          <w:sz w:val="21"/>
+          <w:szCs w:val="21"/>
+          <w14:ligatures w14:val="none"/>
+        </w:rPr>
+        <w:t>2</w:t>
+      </w:r>
+      <w:r>
+        <w:rPr>
+          <w:rFonts w:ascii="Consolas" w:eastAsia="Times New Roman" w:hAnsi="Consolas" w:cs="Times New Roman"/>
+          <w:color w:val="000000"/>
+          <w:kern w:val="0"/>
+          <w:sz w:val="21"/>
+          <w:szCs w:val="21"/>
+          <w14:ligatures w14:val="none"/>
+        </w:rPr>
+        <w:t>);</w:t>
+      </w:r>
+    </w:p>
+    <w:p>
+      <w:pPr>
+        <w:shd w:val="clear" w:color="auto" w:fill="FFFFFF"/>
+        <w:spacing w:after="0" w:line="285" w:lineRule="atLeast"/>
+        <w:rPr>
+          <w:rFonts w:ascii="Consolas" w:eastAsia="Times New Roman" w:hAnsi="Consolas" w:cs="Times New Roman"/>
+          <w:color w:val="3B3B3B"/>
+          <w:kern w:val="0"/>
+          <w:sz w:val="21"/>
+          <w:szCs w:val="21"/>
+          <w14:ligatures w14:val="none"/>
+        </w:rPr>
+      </w:pPr>
+      <w:r>
+        <w:rPr>
+          <w:rFonts w:ascii="Consolas" w:eastAsia="Times New Roman" w:hAnsi="Consolas" w:cs="Times New Roman"/>
+          <w:color w:val="000000"/>
+          <w:kern w:val="0"/>
+          <w:sz w:val="21"/>
+          <w:szCs w:val="21"/>
+          <w14:ligatures w14:val="none"/>
+        </w:rPr>
+        <w:t xml:space="preserve">            </w:t>
+      </w:r>
+      <w:r>
+        <w:rPr>
+          <w:rFonts w:ascii="Consolas" w:eastAsia="Times New Roman" w:hAnsi="Consolas" w:cs="Times New Roman"/>
+          <w:color w:val="AF00DB"/>
+          <w:kern w:val="0"/>
+          <w:sz w:val="21"/>
+          <w:szCs w:val="21"/>
+          <w14:ligatures w14:val="none"/>
+        </w:rPr>
+        <w:t>return</w:t>
+      </w:r>
+      <w:r>
+        <w:rPr>
+          <w:rFonts w:ascii="Consolas" w:eastAsia="Times New Roman" w:hAnsi="Consolas" w:cs="Times New Roman"/>
+          <w:color w:val="000000"/>
+          <w:kern w:val="0"/>
+          <w:sz w:val="21"/>
+          <w:szCs w:val="21"/>
+          <w14:ligatures w14:val="none"/>
+        </w:rPr>
+        <w:t xml:space="preserve"> </w:t>
+      </w:r>
+      <w:r>
+        <w:rPr>
+          <w:rFonts w:ascii="Consolas" w:eastAsia="Times New Roman" w:hAnsi="Consolas" w:cs="Times New Roman"/>
+          <w:color w:val="A31515"/>
+          <w:kern w:val="0"/>
+          <w:sz w:val="21"/>
+          <w:szCs w:val="21"/>
+          <w14:ligatures w14:val="none"/>
+        </w:rPr>
+        <w:t>'Hello'</w:t>
+      </w:r>
+      <w:r>
+        <w:rPr>
+          <w:rFonts w:ascii="Consolas" w:eastAsia="Times New Roman" w:hAnsi="Consolas" w:cs="Times New Roman"/>
+          <w:color w:val="000000"/>
+          <w:kern w:val="0"/>
+          <w:sz w:val="21"/>
+          <w:szCs w:val="21"/>
+          <w14:ligatures w14:val="none"/>
+        </w:rPr>
+        <w:t>;</w:t>
+      </w:r>
+    </w:p>
+    <w:p>
+      <w:pPr>
+        <w:shd w:val="clear" w:color="auto" w:fill="FFFFFF"/>
+        <w:spacing w:after="0" w:line="285" w:lineRule="atLeast"/>
+        <w:rPr>
+          <w:rFonts w:ascii="Consolas" w:eastAsia="Times New Roman" w:hAnsi="Consolas" w:cs="Times New Roman"/>
+          <w:color w:val="3B3B3B"/>
+          <w:kern w:val="0"/>
+          <w:sz w:val="21"/>
+          <w:szCs w:val="21"/>
+          <w14:ligatures w14:val="none"/>
+        </w:rPr>
+      </w:pPr>
+      <w:r>
+        <w:rPr>
+          <w:rFonts w:ascii="Consolas" w:eastAsia="Times New Roman" w:hAnsi="Consolas" w:cs="Times New Roman"/>
+          <w:color w:val="000000"/>
+          <w:kern w:val="0"/>
+          <w:sz w:val="21"/>
+          <w:szCs w:val="21"/>
+          <w14:ligatures w14:val="none"/>
+        </w:rPr>
+        <w:t>        },</w:t>
       </w:r>
     </w:p>
     <w:p>
@@ -780,7 +961,6 @@
         </w:rPr>
         <w:t xml:space="preserve">            </w:t>
       </w:r>
-      <w:proofErr w:type="gramStart"/>
       <w:r>
         <w:rPr>
           <w:rFonts w:ascii="Consolas" w:eastAsia="Times New Roman" w:hAnsi="Consolas" w:cs="Times New Roman"/>
@@ -803,7 +983,6 @@
         </w:rPr>
         <w:t>(</w:t>
       </w:r>
-      <w:proofErr w:type="gramEnd"/>
       <w:r>
         <w:rPr>
           <w:rFonts w:ascii="Consolas" w:eastAsia="Times New Roman" w:hAnsi="Consolas" w:cs="Times New Roman"/>
@@ -882,7 +1061,7 @@
           <w:szCs w:val="21"/>
           <w14:ligatures w14:val="none"/>
         </w:rPr>
-        <w:t>'Hello'</w:t>
+        <w:t>'World'</w:t>
       </w:r>
       <w:r>
         <w:rPr>
@@ -943,17 +1122,2064 @@
           <w:szCs w:val="21"/>
           <w14:ligatures w14:val="none"/>
         </w:rPr>
+        <w:t>    ]);</w:t>
+      </w:r>
+    </w:p>
+    <w:p>
+      <w:pPr>
+        <w:shd w:val="clear" w:color="auto" w:fill="FFFFFF"/>
+        <w:spacing w:after="0" w:line="285" w:lineRule="atLeast"/>
+        <w:rPr>
+          <w:rFonts w:ascii="Consolas" w:eastAsia="Times New Roman" w:hAnsi="Consolas" w:cs="Times New Roman"/>
+          <w:color w:val="3B3B3B"/>
+          <w:kern w:val="0"/>
+          <w:sz w:val="21"/>
+          <w:szCs w:val="21"/>
+          <w14:ligatures w14:val="none"/>
+        </w:rPr>
+      </w:pPr>
+      <w:r>
+        <w:rPr>
+          <w:rFonts w:ascii="Consolas" w:eastAsia="Times New Roman" w:hAnsi="Consolas" w:cs="Times New Roman"/>
+          <w:color w:val="000000"/>
+          <w:kern w:val="0"/>
+          <w:sz w:val="21"/>
+          <w:szCs w:val="21"/>
+          <w14:ligatures w14:val="none"/>
+        </w:rPr>
+        <w:t xml:space="preserve">    </w:t>
+      </w:r>
+      <w:r>
+        <w:rPr>
+          <w:rFonts w:ascii="Consolas" w:eastAsia="Times New Roman" w:hAnsi="Consolas" w:cs="Times New Roman"/>
+          <w:color w:val="001080"/>
+          <w:kern w:val="0"/>
+          <w:sz w:val="21"/>
+          <w:szCs w:val="21"/>
+          <w14:ligatures w14:val="none"/>
+        </w:rPr>
+        <w:t>$end</w:t>
+      </w:r>
+      <w:r>
+        <w:rPr>
+          <w:rFonts w:ascii="Consolas" w:eastAsia="Times New Roman" w:hAnsi="Consolas" w:cs="Times New Roman"/>
+          <w:color w:val="000000"/>
+          <w:kern w:val="0"/>
+          <w:sz w:val="21"/>
+          <w:szCs w:val="21"/>
+          <w14:ligatures w14:val="none"/>
+        </w:rPr>
+        <w:t xml:space="preserve"> = </w:t>
+      </w:r>
+      <w:r>
+        <w:rPr>
+          <w:rFonts w:ascii="Consolas" w:eastAsia="Times New Roman" w:hAnsi="Consolas" w:cs="Times New Roman"/>
+          <w:color w:val="795E26"/>
+          <w:kern w:val="0"/>
+          <w:sz w:val="21"/>
+          <w:szCs w:val="21"/>
+          <w14:ligatures w14:val="none"/>
+        </w:rPr>
+        <w:t>hrtime</w:t>
+      </w:r>
+      <w:r>
+        <w:rPr>
+          <w:rFonts w:ascii="Consolas" w:eastAsia="Times New Roman" w:hAnsi="Consolas" w:cs="Times New Roman"/>
+          <w:color w:val="000000"/>
+          <w:kern w:val="0"/>
+          <w:sz w:val="21"/>
+          <w:szCs w:val="21"/>
+          <w14:ligatures w14:val="none"/>
+        </w:rPr>
+        <w:t>(</w:t>
+      </w:r>
+      <w:r>
+        <w:rPr>
+          <w:rFonts w:ascii="Consolas" w:eastAsia="Times New Roman" w:hAnsi="Consolas" w:cs="Times New Roman"/>
+          <w:color w:val="0000FF"/>
+          <w:kern w:val="0"/>
+          <w:sz w:val="21"/>
+          <w:szCs w:val="21"/>
+          <w14:ligatures w14:val="none"/>
+        </w:rPr>
+        <w:t>true</w:t>
+      </w:r>
+      <w:r>
+        <w:rPr>
+          <w:rFonts w:ascii="Consolas" w:eastAsia="Times New Roman" w:hAnsi="Consolas" w:cs="Times New Roman"/>
+          <w:color w:val="000000"/>
+          <w:kern w:val="0"/>
+          <w:sz w:val="21"/>
+          <w:szCs w:val="21"/>
+          <w14:ligatures w14:val="none"/>
+        </w:rPr>
+        <w:t>);</w:t>
+      </w:r>
+    </w:p>
+    <w:p>
+      <w:pPr>
+        <w:shd w:val="clear" w:color="auto" w:fill="FFFFFF"/>
+        <w:spacing w:after="0" w:line="285" w:lineRule="atLeast"/>
+        <w:rPr>
+          <w:rFonts w:ascii="Consolas" w:eastAsia="Times New Roman" w:hAnsi="Consolas" w:cs="Times New Roman"/>
+          <w:color w:val="3B3B3B"/>
+          <w:kern w:val="0"/>
+          <w:sz w:val="21"/>
+          <w:szCs w:val="21"/>
+          <w14:ligatures w14:val="none"/>
+        </w:rPr>
+      </w:pPr>
+      <w:r>
+        <w:rPr>
+          <w:rFonts w:ascii="Consolas" w:eastAsia="Times New Roman" w:hAnsi="Consolas" w:cs="Times New Roman"/>
+          <w:color w:val="000000"/>
+          <w:kern w:val="0"/>
+          <w:sz w:val="21"/>
+          <w:szCs w:val="21"/>
+          <w14:ligatures w14:val="none"/>
+        </w:rPr>
+        <w:t xml:space="preserve">    </w:t>
+      </w:r>
+      <w:r>
+        <w:rPr>
+          <w:rFonts w:ascii="Consolas" w:eastAsia="Times New Roman" w:hAnsi="Consolas" w:cs="Times New Roman"/>
+          <w:color w:val="AF00DB"/>
+          <w:kern w:val="0"/>
+          <w:sz w:val="21"/>
+          <w:szCs w:val="21"/>
+          <w14:ligatures w14:val="none"/>
+        </w:rPr>
+        <w:t>return</w:t>
+      </w:r>
+      <w:r>
+        <w:rPr>
+          <w:rFonts w:ascii="Consolas" w:eastAsia="Times New Roman" w:hAnsi="Consolas" w:cs="Times New Roman"/>
+          <w:color w:val="000000"/>
+          <w:kern w:val="0"/>
+          <w:sz w:val="21"/>
+          <w:szCs w:val="21"/>
+          <w14:ligatures w14:val="none"/>
+        </w:rPr>
+        <w:t xml:space="preserve"> </w:t>
+      </w:r>
+      <w:r>
+        <w:rPr>
+          <w:rFonts w:ascii="Consolas" w:eastAsia="Times New Roman" w:hAnsi="Consolas" w:cs="Times New Roman"/>
+          <w:color w:val="A31515"/>
+          <w:kern w:val="0"/>
+          <w:sz w:val="21"/>
+          <w:szCs w:val="21"/>
+          <w14:ligatures w14:val="none"/>
+        </w:rPr>
+        <w:t>"{</w:t>
+      </w:r>
+      <w:r>
+        <w:rPr>
+          <w:rFonts w:ascii="Consolas" w:eastAsia="Times New Roman" w:hAnsi="Consolas" w:cs="Times New Roman"/>
+          <w:color w:val="001080"/>
+          <w:kern w:val="0"/>
+          <w:sz w:val="21"/>
+          <w:szCs w:val="21"/>
+          <w14:ligatures w14:val="none"/>
+        </w:rPr>
+        <w:t>$result1</w:t>
+      </w:r>
+      <w:r>
+        <w:rPr>
+          <w:rFonts w:ascii="Consolas" w:eastAsia="Times New Roman" w:hAnsi="Consolas" w:cs="Times New Roman"/>
+          <w:color w:val="A31515"/>
+          <w:kern w:val="0"/>
+          <w:sz w:val="21"/>
+          <w:szCs w:val="21"/>
+          <w14:ligatures w14:val="none"/>
+        </w:rPr>
+        <w:t>} {</w:t>
+      </w:r>
+      <w:r>
+        <w:rPr>
+          <w:rFonts w:ascii="Consolas" w:eastAsia="Times New Roman" w:hAnsi="Consolas" w:cs="Times New Roman"/>
+          <w:color w:val="001080"/>
+          <w:kern w:val="0"/>
+          <w:sz w:val="21"/>
+          <w:szCs w:val="21"/>
+          <w14:ligatures w14:val="none"/>
+        </w:rPr>
+        <w:t>$result2</w:t>
+      </w:r>
+      <w:r>
+        <w:rPr>
+          <w:rFonts w:ascii="Consolas" w:eastAsia="Times New Roman" w:hAnsi="Consolas" w:cs="Times New Roman"/>
+          <w:color w:val="A31515"/>
+          <w:kern w:val="0"/>
+          <w:sz w:val="21"/>
+          <w:szCs w:val="21"/>
+          <w14:ligatures w14:val="none"/>
+        </w:rPr>
+        <w:t>} in "</w:t>
+      </w:r>
+      <w:r>
+        <w:rPr>
+          <w:rFonts w:ascii="Consolas" w:eastAsia="Times New Roman" w:hAnsi="Consolas" w:cs="Times New Roman"/>
+          <w:color w:val="000000"/>
+          <w:kern w:val="0"/>
+          <w:sz w:val="21"/>
+          <w:szCs w:val="21"/>
+          <w14:ligatures w14:val="none"/>
+        </w:rPr>
+        <w:t>.(</w:t>
+      </w:r>
+      <w:r>
+        <w:rPr>
+          <w:rFonts w:ascii="Consolas" w:eastAsia="Times New Roman" w:hAnsi="Consolas" w:cs="Times New Roman"/>
+          <w:color w:val="001080"/>
+          <w:kern w:val="0"/>
+          <w:sz w:val="21"/>
+          <w:szCs w:val="21"/>
+          <w14:ligatures w14:val="none"/>
+        </w:rPr>
+        <w:t>$end</w:t>
+      </w:r>
+      <w:r>
+        <w:rPr>
+          <w:rFonts w:ascii="Consolas" w:eastAsia="Times New Roman" w:hAnsi="Consolas" w:cs="Times New Roman"/>
+          <w:color w:val="000000"/>
+          <w:kern w:val="0"/>
+          <w:sz w:val="21"/>
+          <w:szCs w:val="21"/>
+          <w14:ligatures w14:val="none"/>
+        </w:rPr>
+        <w:t xml:space="preserve"> - </w:t>
+      </w:r>
+      <w:r>
+        <w:rPr>
+          <w:rFonts w:ascii="Consolas" w:eastAsia="Times New Roman" w:hAnsi="Consolas" w:cs="Times New Roman"/>
+          <w:color w:val="001080"/>
+          <w:kern w:val="0"/>
+          <w:sz w:val="21"/>
+          <w:szCs w:val="21"/>
+          <w14:ligatures w14:val="none"/>
+        </w:rPr>
+        <w:t>$start</w:t>
+      </w:r>
+      <w:r>
+        <w:rPr>
+          <w:rFonts w:ascii="Consolas" w:eastAsia="Times New Roman" w:hAnsi="Consolas" w:cs="Times New Roman"/>
+          <w:color w:val="000000"/>
+          <w:kern w:val="0"/>
+          <w:sz w:val="21"/>
+          <w:szCs w:val="21"/>
+          <w14:ligatures w14:val="none"/>
+        </w:rPr>
+        <w:t>) /.</w:t>
+      </w:r>
+      <w:r>
+        <w:rPr>
+          <w:rFonts w:ascii="Consolas" w:eastAsia="Times New Roman" w:hAnsi="Consolas" w:cs="Times New Roman"/>
+          <w:color w:val="A31515"/>
+          <w:kern w:val="0"/>
+          <w:sz w:val="21"/>
+          <w:szCs w:val="21"/>
+          <w14:ligatures w14:val="none"/>
+        </w:rPr>
+        <w:t>' seconds'</w:t>
+      </w:r>
+      <w:r>
+        <w:rPr>
+          <w:rFonts w:ascii="Consolas" w:eastAsia="Times New Roman" w:hAnsi="Consolas" w:cs="Times New Roman"/>
+          <w:color w:val="000000"/>
+          <w:kern w:val="0"/>
+          <w:sz w:val="21"/>
+          <w:szCs w:val="21"/>
+          <w14:ligatures w14:val="none"/>
+        </w:rPr>
+        <w:t>;</w:t>
+      </w:r>
+    </w:p>
+    <w:p>
+      <w:pPr>
+        <w:shd w:val="clear" w:color="auto" w:fill="FFFFFF"/>
+        <w:spacing w:after="0" w:line="285" w:lineRule="atLeast"/>
+        <w:rPr>
+          <w:rFonts w:ascii="Consolas" w:eastAsia="Times New Roman" w:hAnsi="Consolas" w:cs="Times New Roman"/>
+          <w:color w:val="3B3B3B"/>
+          <w:kern w:val="0"/>
+          <w:sz w:val="21"/>
+          <w:szCs w:val="21"/>
+          <w14:ligatures w14:val="none"/>
+        </w:rPr>
+      </w:pPr>
+      <w:r>
+        <w:rPr>
+          <w:rFonts w:ascii="Consolas" w:eastAsia="Times New Roman" w:hAnsi="Consolas" w:cs="Times New Roman"/>
+          <w:color w:val="000000"/>
+          <w:kern w:val="0"/>
+          <w:sz w:val="21"/>
+          <w:szCs w:val="21"/>
+          <w14:ligatures w14:val="none"/>
+        </w:rPr>
+        <w:t>});</w:t>
+      </w:r>
+    </w:p>
+    <w:p>
+      <w:pPr>
+        <w:ind w:left="720" w:firstLine="720"/>
+      </w:pPr>
+      <w:r>
+        <w:t>=========================================</w:t>
+      </w:r>
+    </w:p>
+    <w:p>
+      <w:pPr>
+        <w:rPr>
+          <w:rFonts w:ascii="Sakkal Majalla" w:hAnsi="Sakkal Majalla" w:cs="Sakkal Majalla"/>
+          <w:sz w:val="28"/>
+          <w:szCs w:val="28"/>
+        </w:rPr>
+      </w:pPr>
+      <w:r>
+        <w:rPr>
+          <w:rFonts w:ascii="Sakkal Majalla" w:hAnsi="Sakkal Majalla" w:cs="Sakkal Majalla"/>
+          <w:sz w:val="28"/>
+          <w:szCs w:val="28"/>
+        </w:rPr>
+        <w:t xml:space="preserve">With Swoole, you can use the </w:t>
+      </w:r>
+      <w:r>
+        <w:rPr>
+          <w:rFonts w:ascii="Sakkal Majalla" w:hAnsi="Sakkal Majalla" w:cs="Sakkal Majalla"/>
+          <w:b/>
+          <w:bCs/>
+          <w:color w:val="C00000"/>
+          <w:sz w:val="28"/>
+          <w:szCs w:val="28"/>
+        </w:rPr>
+        <w:t>Octane</w:t>
+      </w:r>
+      <w:r>
+        <w:rPr>
+          <w:rFonts w:ascii="Sakkal Majalla" w:hAnsi="Sakkal Majalla" w:cs="Sakkal Majalla"/>
+          <w:sz w:val="28"/>
+          <w:szCs w:val="28"/>
+        </w:rPr>
+        <w:t>::</w:t>
+      </w:r>
+      <w:r>
+        <w:rPr>
+          <w:rFonts w:ascii="Sakkal Majalla" w:hAnsi="Sakkal Majalla" w:cs="Sakkal Majalla"/>
+          <w:b/>
+          <w:bCs/>
+          <w:color w:val="C00000"/>
+          <w:sz w:val="28"/>
+          <w:szCs w:val="28"/>
+        </w:rPr>
+        <w:t>tick</w:t>
+      </w:r>
+      <w:r>
+        <w:rPr>
+          <w:rFonts w:ascii="Sakkal Majalla" w:hAnsi="Sakkal Majalla" w:cs="Sakkal Majalla"/>
+          <w:sz w:val="28"/>
+          <w:szCs w:val="28"/>
+        </w:rPr>
+        <w:t>() function, where you can provide a name (</w:t>
+      </w:r>
+      <w:r>
+        <w:rPr>
+          <w:rFonts w:ascii="Sakkal Majalla" w:hAnsi="Sakkal Majalla" w:cs="Sakkal Majalla"/>
+          <w:b/>
+          <w:bCs/>
+          <w:color w:val="C00000"/>
+          <w:sz w:val="28"/>
+          <w:szCs w:val="28"/>
+        </w:rPr>
+        <w:t>as the first parameter</w:t>
+      </w:r>
+      <w:r>
+        <w:rPr>
+          <w:rFonts w:ascii="Sakkal Majalla" w:hAnsi="Sakkal Majalla" w:cs="Sakkal Majalla"/>
+          <w:sz w:val="28"/>
+          <w:szCs w:val="28"/>
+        </w:rPr>
+        <w:t xml:space="preserve">) and the function defining a Closure </w:t>
+      </w:r>
+      <w:r>
+        <w:rPr>
+          <w:rFonts w:ascii="Sakkal Majalla" w:hAnsi="Sakkal Majalla" w:cs="Sakkal Majalla"/>
+          <w:b/>
+          <w:bCs/>
+          <w:color w:val="C00000"/>
+          <w:sz w:val="28"/>
+          <w:szCs w:val="28"/>
+        </w:rPr>
+        <w:t>as the second parameter</w:t>
+      </w:r>
+      <w:r>
+        <w:rPr>
+          <w:rFonts w:ascii="Sakkal Majalla" w:hAnsi="Sakkal Majalla" w:cs="Sakkal Majalla"/>
+          <w:sz w:val="28"/>
+          <w:szCs w:val="28"/>
+        </w:rPr>
+        <w:t>.</w:t>
+      </w:r>
+    </w:p>
+    <w:p>
+      <w:pPr>
+        <w:shd w:val="clear" w:color="auto" w:fill="FFFFFF"/>
+        <w:spacing w:after="0" w:line="285" w:lineRule="atLeast"/>
+        <w:rPr>
+          <w:rFonts w:ascii="Consolas" w:eastAsia="Times New Roman" w:hAnsi="Consolas" w:cs="Times New Roman"/>
+          <w:color w:val="3B3B3B"/>
+          <w:kern w:val="0"/>
+          <w:sz w:val="21"/>
+          <w:szCs w:val="21"/>
+          <w14:ligatures w14:val="none"/>
+        </w:rPr>
+      </w:pPr>
+      <w:r>
+        <w:rPr>
+          <w:rFonts w:ascii="Consolas" w:eastAsia="Times New Roman" w:hAnsi="Consolas" w:cs="Times New Roman"/>
+          <w:color w:val="0000FF"/>
+          <w:kern w:val="0"/>
+          <w:sz w:val="21"/>
+          <w:szCs w:val="21"/>
+          <w14:ligatures w14:val="none"/>
+        </w:rPr>
+        <w:t>use</w:t>
+      </w:r>
+      <w:r>
+        <w:rPr>
+          <w:rFonts w:ascii="Consolas" w:eastAsia="Times New Roman" w:hAnsi="Consolas" w:cs="Times New Roman"/>
+          <w:color w:val="000000"/>
+          <w:kern w:val="0"/>
+          <w:sz w:val="21"/>
+          <w:szCs w:val="21"/>
+          <w14:ligatures w14:val="none"/>
+        </w:rPr>
+        <w:t xml:space="preserve"> Laravel\Octane\Facades\</w:t>
+      </w:r>
+      <w:r>
+        <w:rPr>
+          <w:rFonts w:ascii="Consolas" w:eastAsia="Times New Roman" w:hAnsi="Consolas" w:cs="Times New Roman"/>
+          <w:color w:val="267F99"/>
+          <w:kern w:val="0"/>
+          <w:sz w:val="21"/>
+          <w:szCs w:val="21"/>
+          <w14:ligatures w14:val="none"/>
+        </w:rPr>
+        <w:t>Octane</w:t>
+      </w:r>
+      <w:r>
+        <w:rPr>
+          <w:rFonts w:ascii="Consolas" w:eastAsia="Times New Roman" w:hAnsi="Consolas" w:cs="Times New Roman"/>
+          <w:color w:val="000000"/>
+          <w:kern w:val="0"/>
+          <w:sz w:val="21"/>
+          <w:szCs w:val="21"/>
+          <w14:ligatures w14:val="none"/>
+        </w:rPr>
+        <w:t>;</w:t>
+      </w:r>
+    </w:p>
+    <w:p>
+      <w:pPr>
+        <w:shd w:val="clear" w:color="auto" w:fill="FFFFFF"/>
+        <w:spacing w:after="0" w:line="285" w:lineRule="atLeast"/>
+        <w:rPr>
+          <w:rFonts w:ascii="Consolas" w:eastAsia="Times New Roman" w:hAnsi="Consolas" w:cs="Times New Roman"/>
+          <w:color w:val="3B3B3B"/>
+          <w:kern w:val="0"/>
+          <w:sz w:val="21"/>
+          <w:szCs w:val="21"/>
+          <w14:ligatures w14:val="none"/>
+        </w:rPr>
+      </w:pPr>
+    </w:p>
+    <w:p>
+      <w:pPr>
+        <w:shd w:val="clear" w:color="auto" w:fill="FFFFFF"/>
+        <w:spacing w:after="0" w:line="285" w:lineRule="atLeast"/>
+        <w:rPr>
+          <w:rFonts w:ascii="Consolas" w:eastAsia="Times New Roman" w:hAnsi="Consolas" w:cs="Times New Roman"/>
+          <w:color w:val="3B3B3B"/>
+          <w:kern w:val="0"/>
+          <w:sz w:val="21"/>
+          <w:szCs w:val="21"/>
+          <w14:ligatures w14:val="none"/>
+        </w:rPr>
+      </w:pPr>
+      <w:r>
+        <w:rPr>
+          <w:rFonts w:ascii="Consolas" w:eastAsia="Times New Roman" w:hAnsi="Consolas" w:cs="Times New Roman"/>
+          <w:color w:val="0000FF"/>
+          <w:kern w:val="0"/>
+          <w:sz w:val="21"/>
+          <w:szCs w:val="21"/>
+          <w14:ligatures w14:val="none"/>
+        </w:rPr>
+        <w:t>class</w:t>
+      </w:r>
+      <w:r>
+        <w:rPr>
+          <w:rFonts w:ascii="Consolas" w:eastAsia="Times New Roman" w:hAnsi="Consolas" w:cs="Times New Roman"/>
+          <w:color w:val="000000"/>
+          <w:kern w:val="0"/>
+          <w:sz w:val="21"/>
+          <w:szCs w:val="21"/>
+          <w14:ligatures w14:val="none"/>
+        </w:rPr>
+        <w:t xml:space="preserve"> </w:t>
+      </w:r>
+      <w:r>
+        <w:rPr>
+          <w:rFonts w:ascii="Consolas" w:eastAsia="Times New Roman" w:hAnsi="Consolas" w:cs="Times New Roman"/>
+          <w:color w:val="267F99"/>
+          <w:kern w:val="0"/>
+          <w:sz w:val="21"/>
+          <w:szCs w:val="21"/>
+          <w14:ligatures w14:val="none"/>
+        </w:rPr>
+        <w:t>AppServiceProvider</w:t>
+      </w:r>
+      <w:r>
+        <w:rPr>
+          <w:rFonts w:ascii="Consolas" w:eastAsia="Times New Roman" w:hAnsi="Consolas" w:cs="Times New Roman"/>
+          <w:color w:val="000000"/>
+          <w:kern w:val="0"/>
+          <w:sz w:val="21"/>
+          <w:szCs w:val="21"/>
+          <w14:ligatures w14:val="none"/>
+        </w:rPr>
+        <w:t xml:space="preserve"> </w:t>
+      </w:r>
+      <w:r>
+        <w:rPr>
+          <w:rFonts w:ascii="Consolas" w:eastAsia="Times New Roman" w:hAnsi="Consolas" w:cs="Times New Roman"/>
+          <w:color w:val="0000FF"/>
+          <w:kern w:val="0"/>
+          <w:sz w:val="21"/>
+          <w:szCs w:val="21"/>
+          <w14:ligatures w14:val="none"/>
+        </w:rPr>
+        <w:t>extends</w:t>
+      </w:r>
+      <w:r>
+        <w:rPr>
+          <w:rFonts w:ascii="Consolas" w:eastAsia="Times New Roman" w:hAnsi="Consolas" w:cs="Times New Roman"/>
+          <w:color w:val="000000"/>
+          <w:kern w:val="0"/>
+          <w:sz w:val="21"/>
+          <w:szCs w:val="21"/>
+          <w14:ligatures w14:val="none"/>
+        </w:rPr>
+        <w:t xml:space="preserve"> </w:t>
+      </w:r>
+      <w:r>
+        <w:rPr>
+          <w:rFonts w:ascii="Consolas" w:eastAsia="Times New Roman" w:hAnsi="Consolas" w:cs="Times New Roman"/>
+          <w:color w:val="267F99"/>
+          <w:kern w:val="0"/>
+          <w:sz w:val="21"/>
+          <w:szCs w:val="21"/>
+          <w14:ligatures w14:val="none"/>
+        </w:rPr>
+        <w:t>ServiceProvider</w:t>
+      </w:r>
+    </w:p>
+    <w:p>
+      <w:pPr>
+        <w:shd w:val="clear" w:color="auto" w:fill="FFFFFF"/>
+        <w:spacing w:after="0" w:line="285" w:lineRule="atLeast"/>
+        <w:rPr>
+          <w:rFonts w:ascii="Consolas" w:eastAsia="Times New Roman" w:hAnsi="Consolas" w:cs="Times New Roman"/>
+          <w:color w:val="3B3B3B"/>
+          <w:kern w:val="0"/>
+          <w:sz w:val="21"/>
+          <w:szCs w:val="21"/>
+          <w14:ligatures w14:val="none"/>
+        </w:rPr>
+      </w:pPr>
+      <w:r>
+        <w:rPr>
+          <w:rFonts w:ascii="Consolas" w:eastAsia="Times New Roman" w:hAnsi="Consolas" w:cs="Times New Roman"/>
+          <w:color w:val="000000"/>
+          <w:kern w:val="0"/>
+          <w:sz w:val="21"/>
+          <w:szCs w:val="21"/>
+          <w14:ligatures w14:val="none"/>
+        </w:rPr>
+        <w:t>{</w:t>
+      </w:r>
+    </w:p>
+    <w:p>
+      <w:pPr>
+        <w:shd w:val="clear" w:color="auto" w:fill="FFFFFF"/>
+        <w:spacing w:after="0" w:line="285" w:lineRule="atLeast"/>
+        <w:rPr>
+          <w:rFonts w:ascii="Consolas" w:eastAsia="Times New Roman" w:hAnsi="Consolas" w:cs="Times New Roman"/>
+          <w:color w:val="3B3B3B"/>
+          <w:kern w:val="0"/>
+          <w:sz w:val="21"/>
+          <w:szCs w:val="21"/>
+          <w14:ligatures w14:val="none"/>
+        </w:rPr>
+      </w:pPr>
+      <w:r>
+        <w:rPr>
+          <w:rFonts w:ascii="Consolas" w:eastAsia="Times New Roman" w:hAnsi="Consolas" w:cs="Times New Roman"/>
+          <w:color w:val="000000"/>
+          <w:kern w:val="0"/>
+          <w:sz w:val="21"/>
+          <w:szCs w:val="21"/>
+          <w14:ligatures w14:val="none"/>
+        </w:rPr>
+        <w:t xml:space="preserve">    </w:t>
+      </w:r>
+      <w:r>
+        <w:rPr>
+          <w:rFonts w:ascii="Consolas" w:eastAsia="Times New Roman" w:hAnsi="Consolas" w:cs="Times New Roman"/>
+          <w:color w:val="008000"/>
+          <w:kern w:val="0"/>
+          <w:sz w:val="21"/>
+          <w:szCs w:val="21"/>
+          <w14:ligatures w14:val="none"/>
+        </w:rPr>
+        <w:t>/**</w:t>
+      </w:r>
+    </w:p>
+    <w:p>
+      <w:pPr>
+        <w:shd w:val="clear" w:color="auto" w:fill="FFFFFF"/>
+        <w:spacing w:after="0" w:line="285" w:lineRule="atLeast"/>
+        <w:rPr>
+          <w:rFonts w:ascii="Consolas" w:eastAsia="Times New Roman" w:hAnsi="Consolas" w:cs="Times New Roman"/>
+          <w:color w:val="3B3B3B"/>
+          <w:kern w:val="0"/>
+          <w:sz w:val="21"/>
+          <w:szCs w:val="21"/>
+          <w14:ligatures w14:val="none"/>
+        </w:rPr>
+      </w:pPr>
+      <w:r>
+        <w:rPr>
+          <w:rFonts w:ascii="Consolas" w:eastAsia="Times New Roman" w:hAnsi="Consolas" w:cs="Times New Roman"/>
+          <w:color w:val="008000"/>
+          <w:kern w:val="0"/>
+          <w:sz w:val="21"/>
+          <w:szCs w:val="21"/>
+          <w14:ligatures w14:val="none"/>
+        </w:rPr>
+        <w:t>     * Bootstrap any application services.</w:t>
+      </w:r>
+    </w:p>
+    <w:p>
+      <w:pPr>
+        <w:shd w:val="clear" w:color="auto" w:fill="FFFFFF"/>
+        <w:spacing w:after="0" w:line="285" w:lineRule="atLeast"/>
+        <w:rPr>
+          <w:rFonts w:ascii="Consolas" w:eastAsia="Times New Roman" w:hAnsi="Consolas" w:cs="Times New Roman"/>
+          <w:color w:val="3B3B3B"/>
+          <w:kern w:val="0"/>
+          <w:sz w:val="21"/>
+          <w:szCs w:val="21"/>
+          <w14:ligatures w14:val="none"/>
+        </w:rPr>
+      </w:pPr>
+      <w:r>
+        <w:rPr>
+          <w:rFonts w:ascii="Consolas" w:eastAsia="Times New Roman" w:hAnsi="Consolas" w:cs="Times New Roman"/>
+          <w:color w:val="008000"/>
+          <w:kern w:val="0"/>
+          <w:sz w:val="21"/>
+          <w:szCs w:val="21"/>
+          <w14:ligatures w14:val="none"/>
+        </w:rPr>
+        <w:t>     */</w:t>
+      </w:r>
+    </w:p>
+    <w:p>
+      <w:pPr>
+        <w:shd w:val="clear" w:color="auto" w:fill="FFFFFF"/>
+        <w:spacing w:after="0" w:line="285" w:lineRule="atLeast"/>
+        <w:rPr>
+          <w:rFonts w:ascii="Consolas" w:eastAsia="Times New Roman" w:hAnsi="Consolas" w:cs="Times New Roman"/>
+          <w:color w:val="3B3B3B"/>
+          <w:kern w:val="0"/>
+          <w:sz w:val="21"/>
+          <w:szCs w:val="21"/>
+          <w14:ligatures w14:val="none"/>
+        </w:rPr>
+      </w:pPr>
+      <w:r>
+        <w:rPr>
+          <w:rFonts w:ascii="Consolas" w:eastAsia="Times New Roman" w:hAnsi="Consolas" w:cs="Times New Roman"/>
+          <w:color w:val="000000"/>
+          <w:kern w:val="0"/>
+          <w:sz w:val="21"/>
+          <w:szCs w:val="21"/>
+          <w14:ligatures w14:val="none"/>
+        </w:rPr>
+        <w:t xml:space="preserve">    </w:t>
+      </w:r>
+      <w:r>
+        <w:rPr>
+          <w:rFonts w:ascii="Consolas" w:eastAsia="Times New Roman" w:hAnsi="Consolas" w:cs="Times New Roman"/>
+          <w:color w:val="0000FF"/>
+          <w:kern w:val="0"/>
+          <w:sz w:val="21"/>
+          <w:szCs w:val="21"/>
+          <w14:ligatures w14:val="none"/>
+        </w:rPr>
+        <w:t>public</w:t>
+      </w:r>
+      <w:r>
+        <w:rPr>
+          <w:rFonts w:ascii="Consolas" w:eastAsia="Times New Roman" w:hAnsi="Consolas" w:cs="Times New Roman"/>
+          <w:color w:val="000000"/>
+          <w:kern w:val="0"/>
+          <w:sz w:val="21"/>
+          <w:szCs w:val="21"/>
+          <w14:ligatures w14:val="none"/>
+        </w:rPr>
+        <w:t xml:space="preserve"> </w:t>
+      </w:r>
+      <w:r>
+        <w:rPr>
+          <w:rFonts w:ascii="Consolas" w:eastAsia="Times New Roman" w:hAnsi="Consolas" w:cs="Times New Roman"/>
+          <w:color w:val="0000FF"/>
+          <w:kern w:val="0"/>
+          <w:sz w:val="21"/>
+          <w:szCs w:val="21"/>
+          <w14:ligatures w14:val="none"/>
+        </w:rPr>
+        <w:t>function</w:t>
+      </w:r>
+      <w:r>
+        <w:rPr>
+          <w:rFonts w:ascii="Consolas" w:eastAsia="Times New Roman" w:hAnsi="Consolas" w:cs="Times New Roman"/>
+          <w:color w:val="000000"/>
+          <w:kern w:val="0"/>
+          <w:sz w:val="21"/>
+          <w:szCs w:val="21"/>
+          <w14:ligatures w14:val="none"/>
+        </w:rPr>
+        <w:t xml:space="preserve"> </w:t>
+      </w:r>
+      <w:r>
+        <w:rPr>
+          <w:rFonts w:ascii="Consolas" w:eastAsia="Times New Roman" w:hAnsi="Consolas" w:cs="Times New Roman"/>
+          <w:color w:val="795E26"/>
+          <w:kern w:val="0"/>
+          <w:sz w:val="21"/>
+          <w:szCs w:val="21"/>
+          <w14:ligatures w14:val="none"/>
+        </w:rPr>
+        <w:t>boot</w:t>
+      </w:r>
+      <w:r>
+        <w:rPr>
+          <w:rFonts w:ascii="Consolas" w:eastAsia="Times New Roman" w:hAnsi="Consolas" w:cs="Times New Roman"/>
+          <w:color w:val="000000"/>
+          <w:kern w:val="0"/>
+          <w:sz w:val="21"/>
+          <w:szCs w:val="21"/>
+          <w14:ligatures w14:val="none"/>
+        </w:rPr>
+        <w:t xml:space="preserve">(): </w:t>
+      </w:r>
+      <w:r>
+        <w:rPr>
+          <w:rFonts w:ascii="Consolas" w:eastAsia="Times New Roman" w:hAnsi="Consolas" w:cs="Times New Roman"/>
+          <w:color w:val="0000FF"/>
+          <w:kern w:val="0"/>
+          <w:sz w:val="21"/>
+          <w:szCs w:val="21"/>
+          <w14:ligatures w14:val="none"/>
+        </w:rPr>
+        <w:t>void</w:t>
+      </w:r>
+    </w:p>
+    <w:p>
+      <w:pPr>
+        <w:shd w:val="clear" w:color="auto" w:fill="FFFFFF"/>
+        <w:spacing w:after="0" w:line="285" w:lineRule="atLeast"/>
+        <w:rPr>
+          <w:rFonts w:ascii="Consolas" w:eastAsia="Times New Roman" w:hAnsi="Consolas" w:cs="Times New Roman"/>
+          <w:color w:val="3B3B3B"/>
+          <w:kern w:val="0"/>
+          <w:sz w:val="21"/>
+          <w:szCs w:val="21"/>
+          <w14:ligatures w14:val="none"/>
+        </w:rPr>
+      </w:pPr>
+      <w:r>
+        <w:rPr>
+          <w:rFonts w:ascii="Consolas" w:eastAsia="Times New Roman" w:hAnsi="Consolas" w:cs="Times New Roman"/>
+          <w:color w:val="000000"/>
+          <w:kern w:val="0"/>
+          <w:sz w:val="21"/>
+          <w:szCs w:val="21"/>
+          <w14:ligatures w14:val="none"/>
+        </w:rPr>
+        <w:t>    {</w:t>
+      </w:r>
+    </w:p>
+    <w:p>
+      <w:pPr>
+        <w:shd w:val="clear" w:color="auto" w:fill="FFFFFF"/>
+        <w:spacing w:after="0" w:line="285" w:lineRule="atLeast"/>
+        <w:rPr>
+          <w:rFonts w:ascii="Consolas" w:eastAsia="Times New Roman" w:hAnsi="Consolas" w:cs="Times New Roman"/>
+          <w:color w:val="3B3B3B"/>
+          <w:kern w:val="0"/>
+          <w:sz w:val="21"/>
+          <w:szCs w:val="21"/>
+          <w14:ligatures w14:val="none"/>
+        </w:rPr>
+      </w:pPr>
+      <w:r>
+        <w:rPr>
+          <w:rFonts w:ascii="Consolas" w:eastAsia="Times New Roman" w:hAnsi="Consolas" w:cs="Times New Roman"/>
+          <w:color w:val="000000"/>
+          <w:kern w:val="0"/>
+          <w:sz w:val="21"/>
+          <w:szCs w:val="21"/>
+          <w14:ligatures w14:val="none"/>
+        </w:rPr>
         <w:t xml:space="preserve">        </w:t>
       </w:r>
       <w:r>
         <w:rPr>
           <w:rFonts w:ascii="Consolas" w:eastAsia="Times New Roman" w:hAnsi="Consolas" w:cs="Times New Roman"/>
+          <w:color w:val="267F99"/>
+          <w:kern w:val="0"/>
+          <w:sz w:val="21"/>
+          <w:szCs w:val="21"/>
+          <w14:ligatures w14:val="none"/>
+        </w:rPr>
+        <w:t>Octane</w:t>
+      </w:r>
+      <w:r>
+        <w:rPr>
+          <w:rFonts w:ascii="Consolas" w:eastAsia="Times New Roman" w:hAnsi="Consolas" w:cs="Times New Roman"/>
+          <w:color w:val="000000"/>
+          <w:kern w:val="0"/>
+          <w:sz w:val="21"/>
+          <w:szCs w:val="21"/>
+          <w14:ligatures w14:val="none"/>
+        </w:rPr>
+        <w:t>::</w:t>
+      </w:r>
+      <w:r>
+        <w:rPr>
+          <w:rFonts w:ascii="Consolas" w:eastAsia="Times New Roman" w:hAnsi="Consolas" w:cs="Times New Roman"/>
+          <w:color w:val="795E26"/>
+          <w:kern w:val="0"/>
+          <w:sz w:val="21"/>
+          <w:szCs w:val="21"/>
+          <w14:ligatures w14:val="none"/>
+        </w:rPr>
+        <w:t>tick</w:t>
+      </w:r>
+      <w:r>
+        <w:rPr>
+          <w:rFonts w:ascii="Consolas" w:eastAsia="Times New Roman" w:hAnsi="Consolas" w:cs="Times New Roman"/>
+          <w:color w:val="000000"/>
+          <w:kern w:val="0"/>
+          <w:sz w:val="21"/>
+          <w:szCs w:val="21"/>
+          <w14:ligatures w14:val="none"/>
+        </w:rPr>
+        <w:t>(</w:t>
+      </w:r>
+    </w:p>
+    <w:p>
+      <w:pPr>
+        <w:shd w:val="clear" w:color="auto" w:fill="FFFFFF"/>
+        <w:spacing w:after="0" w:line="285" w:lineRule="atLeast"/>
+        <w:rPr>
+          <w:rFonts w:ascii="Consolas" w:eastAsia="Times New Roman" w:hAnsi="Consolas" w:cs="Times New Roman"/>
+          <w:color w:val="3B3B3B"/>
+          <w:kern w:val="0"/>
+          <w:sz w:val="21"/>
+          <w:szCs w:val="21"/>
+          <w14:ligatures w14:val="none"/>
+        </w:rPr>
+      </w:pPr>
+      <w:r>
+        <w:rPr>
+          <w:rFonts w:ascii="Consolas" w:eastAsia="Times New Roman" w:hAnsi="Consolas" w:cs="Times New Roman"/>
+          <w:color w:val="000000"/>
+          <w:kern w:val="0"/>
+          <w:sz w:val="21"/>
+          <w:szCs w:val="21"/>
+          <w14:ligatures w14:val="none"/>
+        </w:rPr>
+        <w:t xml:space="preserve">            </w:t>
+      </w:r>
+      <w:r>
+        <w:rPr>
+          <w:rFonts w:ascii="Consolas" w:eastAsia="Times New Roman" w:hAnsi="Consolas" w:cs="Times New Roman"/>
+          <w:color w:val="A31515"/>
+          <w:kern w:val="0"/>
+          <w:sz w:val="21"/>
+          <w:szCs w:val="21"/>
+          <w14:ligatures w14:val="none"/>
+        </w:rPr>
+        <w:t>'simple-ticker'</w:t>
+      </w:r>
+      <w:r>
+        <w:rPr>
+          <w:rFonts w:ascii="Consolas" w:eastAsia="Times New Roman" w:hAnsi="Consolas" w:cs="Times New Roman"/>
+          <w:color w:val="000000"/>
+          <w:kern w:val="0"/>
+          <w:sz w:val="21"/>
+          <w:szCs w:val="21"/>
+          <w14:ligatures w14:val="none"/>
+        </w:rPr>
+        <w:t xml:space="preserve">, </w:t>
+      </w:r>
+      <w:r>
+        <w:rPr>
+          <w:rFonts w:ascii="Consolas" w:eastAsia="Times New Roman" w:hAnsi="Consolas" w:cs="Times New Roman"/>
           <w:color w:val="0000FF"/>
           <w:kern w:val="0"/>
           <w:sz w:val="21"/>
           <w:szCs w:val="21"/>
           <w14:ligatures w14:val="none"/>
         </w:rPr>
+        <w:t>fn</w:t>
+      </w:r>
+      <w:r>
+        <w:rPr>
+          <w:rFonts w:ascii="Consolas" w:eastAsia="Times New Roman" w:hAnsi="Consolas" w:cs="Times New Roman"/>
+          <w:color w:val="000000"/>
+          <w:kern w:val="0"/>
+          <w:sz w:val="21"/>
+          <w:szCs w:val="21"/>
+          <w14:ligatures w14:val="none"/>
+        </w:rPr>
+        <w:t xml:space="preserve"> () =&gt; </w:t>
+      </w:r>
+      <w:r>
+        <w:rPr>
+          <w:rFonts w:ascii="Consolas" w:eastAsia="Times New Roman" w:hAnsi="Consolas" w:cs="Times New Roman"/>
+          <w:color w:val="267F99"/>
+          <w:kern w:val="0"/>
+          <w:sz w:val="21"/>
+          <w:szCs w:val="21"/>
+          <w14:ligatures w14:val="none"/>
+        </w:rPr>
+        <w:t>Log</w:t>
+      </w:r>
+      <w:r>
+        <w:rPr>
+          <w:rFonts w:ascii="Consolas" w:eastAsia="Times New Roman" w:hAnsi="Consolas" w:cs="Times New Roman"/>
+          <w:color w:val="000000"/>
+          <w:kern w:val="0"/>
+          <w:sz w:val="21"/>
+          <w:szCs w:val="21"/>
+          <w14:ligatures w14:val="none"/>
+        </w:rPr>
+        <w:t>::</w:t>
+      </w:r>
+      <w:r>
+        <w:rPr>
+          <w:rFonts w:ascii="Consolas" w:eastAsia="Times New Roman" w:hAnsi="Consolas" w:cs="Times New Roman"/>
+          <w:color w:val="795E26"/>
+          <w:kern w:val="0"/>
+          <w:sz w:val="21"/>
+          <w:szCs w:val="21"/>
+          <w14:ligatures w14:val="none"/>
+        </w:rPr>
+        <w:t>info</w:t>
+      </w:r>
+      <w:r>
+        <w:rPr>
+          <w:rFonts w:ascii="Consolas" w:eastAsia="Times New Roman" w:hAnsi="Consolas" w:cs="Times New Roman"/>
+          <w:color w:val="000000"/>
+          <w:kern w:val="0"/>
+          <w:sz w:val="21"/>
+          <w:szCs w:val="21"/>
+          <w14:ligatures w14:val="none"/>
+        </w:rPr>
+        <w:t>(</w:t>
+      </w:r>
+      <w:r>
+        <w:rPr>
+          <w:rFonts w:ascii="Consolas" w:eastAsia="Times New Roman" w:hAnsi="Consolas" w:cs="Times New Roman"/>
+          <w:color w:val="A31515"/>
+          <w:kern w:val="0"/>
+          <w:sz w:val="21"/>
+          <w:szCs w:val="21"/>
+          <w14:ligatures w14:val="none"/>
+        </w:rPr>
+        <w:t>"OCTANE TICk"</w:t>
+      </w:r>
+      <w:r>
+        <w:rPr>
+          <w:rFonts w:ascii="Consolas" w:eastAsia="Times New Roman" w:hAnsi="Consolas" w:cs="Times New Roman"/>
+          <w:color w:val="000000"/>
+          <w:kern w:val="0"/>
+          <w:sz w:val="21"/>
+          <w:szCs w:val="21"/>
+          <w14:ligatures w14:val="none"/>
+        </w:rPr>
+        <w:t>, [</w:t>
+      </w:r>
+      <w:r>
+        <w:rPr>
+          <w:rFonts w:ascii="Consolas" w:eastAsia="Times New Roman" w:hAnsi="Consolas" w:cs="Times New Roman"/>
+          <w:color w:val="A31515"/>
+          <w:kern w:val="0"/>
+          <w:sz w:val="21"/>
+          <w:szCs w:val="21"/>
+          <w14:ligatures w14:val="none"/>
+        </w:rPr>
+        <w:t>'timestamp'</w:t>
+      </w:r>
+      <w:r>
+        <w:rPr>
+          <w:rFonts w:ascii="Consolas" w:eastAsia="Times New Roman" w:hAnsi="Consolas" w:cs="Times New Roman"/>
+          <w:color w:val="000000"/>
+          <w:kern w:val="0"/>
+          <w:sz w:val="21"/>
+          <w:szCs w:val="21"/>
+          <w14:ligatures w14:val="none"/>
+        </w:rPr>
+        <w:t xml:space="preserve"> =&gt; </w:t>
+      </w:r>
+      <w:r>
+        <w:rPr>
+          <w:rFonts w:ascii="Consolas" w:eastAsia="Times New Roman" w:hAnsi="Consolas" w:cs="Times New Roman"/>
+          <w:color w:val="795E26"/>
+          <w:kern w:val="0"/>
+          <w:sz w:val="21"/>
+          <w:szCs w:val="21"/>
+          <w14:ligatures w14:val="none"/>
+        </w:rPr>
+        <w:t>now</w:t>
+      </w:r>
+      <w:r>
+        <w:rPr>
+          <w:rFonts w:ascii="Consolas" w:eastAsia="Times New Roman" w:hAnsi="Consolas" w:cs="Times New Roman"/>
+          <w:color w:val="000000"/>
+          <w:kern w:val="0"/>
+          <w:sz w:val="21"/>
+          <w:szCs w:val="21"/>
+          <w14:ligatures w14:val="none"/>
+        </w:rPr>
+        <w:t>()])</w:t>
+      </w:r>
+    </w:p>
+    <w:p>
+      <w:pPr>
+        <w:shd w:val="clear" w:color="auto" w:fill="FFFFFF"/>
+        <w:spacing w:after="0" w:line="285" w:lineRule="atLeast"/>
+        <w:rPr>
+          <w:rFonts w:ascii="Consolas" w:eastAsia="Times New Roman" w:hAnsi="Consolas" w:cs="Times New Roman"/>
+          <w:color w:val="3B3B3B"/>
+          <w:kern w:val="0"/>
+          <w:sz w:val="21"/>
+          <w:szCs w:val="21"/>
+          <w14:ligatures w14:val="none"/>
+        </w:rPr>
+      </w:pPr>
+      <w:r>
+        <w:rPr>
+          <w:rFonts w:ascii="Consolas" w:eastAsia="Times New Roman" w:hAnsi="Consolas" w:cs="Times New Roman"/>
+          <w:color w:val="000000"/>
+          <w:kern w:val="0"/>
+          <w:sz w:val="21"/>
+          <w:szCs w:val="21"/>
+          <w14:ligatures w14:val="none"/>
+        </w:rPr>
+        <w:t>        ) -&gt;</w:t>
+      </w:r>
+      <w:r>
+        <w:rPr>
+          <w:rFonts w:ascii="Consolas" w:eastAsia="Times New Roman" w:hAnsi="Consolas" w:cs="Times New Roman"/>
+          <w:color w:val="795E26"/>
+          <w:kern w:val="0"/>
+          <w:sz w:val="21"/>
+          <w:szCs w:val="21"/>
+          <w14:ligatures w14:val="none"/>
+        </w:rPr>
+        <w:t>seconds</w:t>
+      </w:r>
+      <w:r>
+        <w:rPr>
+          <w:rFonts w:ascii="Consolas" w:eastAsia="Times New Roman" w:hAnsi="Consolas" w:cs="Times New Roman"/>
+          <w:color w:val="000000"/>
+          <w:kern w:val="0"/>
+          <w:sz w:val="21"/>
+          <w:szCs w:val="21"/>
+          <w14:ligatures w14:val="none"/>
+        </w:rPr>
+        <w:t>(</w:t>
+      </w:r>
+      <w:r>
+        <w:rPr>
+          <w:rFonts w:ascii="Consolas" w:eastAsia="Times New Roman" w:hAnsi="Consolas" w:cs="Times New Roman"/>
+          <w:color w:val="098658"/>
+          <w:kern w:val="0"/>
+          <w:sz w:val="21"/>
+          <w:szCs w:val="21"/>
+          <w14:ligatures w14:val="none"/>
+        </w:rPr>
+        <w:t>10</w:t>
+      </w:r>
+      <w:r>
+        <w:rPr>
+          <w:rFonts w:ascii="Consolas" w:eastAsia="Times New Roman" w:hAnsi="Consolas" w:cs="Times New Roman"/>
+          <w:color w:val="000000"/>
+          <w:kern w:val="0"/>
+          <w:sz w:val="21"/>
+          <w:szCs w:val="21"/>
+          <w14:ligatures w14:val="none"/>
+        </w:rPr>
+        <w:t>) -&gt;</w:t>
+      </w:r>
+      <w:r>
+        <w:rPr>
+          <w:rFonts w:ascii="Consolas" w:eastAsia="Times New Roman" w:hAnsi="Consolas" w:cs="Times New Roman"/>
+          <w:color w:val="795E26"/>
+          <w:kern w:val="0"/>
+          <w:sz w:val="21"/>
+          <w:szCs w:val="21"/>
+          <w14:ligatures w14:val="none"/>
+        </w:rPr>
+        <w:t>immediate</w:t>
+      </w:r>
+      <w:r>
+        <w:rPr>
+          <w:rFonts w:ascii="Consolas" w:eastAsia="Times New Roman" w:hAnsi="Consolas" w:cs="Times New Roman"/>
+          <w:color w:val="000000"/>
+          <w:kern w:val="0"/>
+          <w:sz w:val="21"/>
+          <w:szCs w:val="21"/>
+          <w14:ligatures w14:val="none"/>
+        </w:rPr>
+        <w:t>();</w:t>
+      </w:r>
+    </w:p>
+    <w:p>
+      <w:pPr>
+        <w:shd w:val="clear" w:color="auto" w:fill="FFFFFF"/>
+        <w:spacing w:after="0" w:line="285" w:lineRule="atLeast"/>
+        <w:rPr>
+          <w:rFonts w:ascii="Consolas" w:eastAsia="Times New Roman" w:hAnsi="Consolas" w:cs="Times New Roman"/>
+          <w:color w:val="3B3B3B"/>
+          <w:kern w:val="0"/>
+          <w:sz w:val="21"/>
+          <w:szCs w:val="21"/>
+          <w14:ligatures w14:val="none"/>
+        </w:rPr>
+      </w:pPr>
+      <w:r>
+        <w:rPr>
+          <w:rFonts w:ascii="Consolas" w:eastAsia="Times New Roman" w:hAnsi="Consolas" w:cs="Times New Roman"/>
+          <w:color w:val="000000"/>
+          <w:kern w:val="0"/>
+          <w:sz w:val="21"/>
+          <w:szCs w:val="21"/>
+          <w14:ligatures w14:val="none"/>
+        </w:rPr>
+        <w:t>    }</w:t>
+      </w:r>
+    </w:p>
+    <w:p>
+      <w:pPr>
+        <w:shd w:val="clear" w:color="auto" w:fill="FFFFFF"/>
+        <w:spacing w:after="0" w:line="285" w:lineRule="atLeast"/>
+        <w:rPr>
+          <w:rFonts w:ascii="Consolas" w:eastAsia="Times New Roman" w:hAnsi="Consolas" w:cs="Times New Roman"/>
+          <w:color w:val="3B3B3B"/>
+          <w:kern w:val="0"/>
+          <w:sz w:val="21"/>
+          <w:szCs w:val="21"/>
+          <w14:ligatures w14:val="none"/>
+        </w:rPr>
+      </w:pPr>
+      <w:r>
+        <w:rPr>
+          <w:rFonts w:ascii="Consolas" w:eastAsia="Times New Roman" w:hAnsi="Consolas" w:cs="Times New Roman"/>
+          <w:color w:val="000000"/>
+          <w:kern w:val="0"/>
+          <w:sz w:val="21"/>
+          <w:szCs w:val="21"/>
+          <w14:ligatures w14:val="none"/>
+        </w:rPr>
+        <w:t>}</w:t>
+      </w:r>
+    </w:p>
+    <w:p>
+      <w:pPr>
+        <w:ind w:left="720" w:firstLine="720"/>
+      </w:pPr>
+      <w:r>
+        <w:t>=========================================</w:t>
+      </w:r>
+    </w:p>
+    <w:p>
+      <w:pPr>
+        <w:shd w:val="clear" w:color="auto" w:fill="FFFFFF"/>
+        <w:spacing w:after="0" w:line="285" w:lineRule="atLeast"/>
+        <w:rPr>
+          <w:rFonts w:ascii="Sakkal Majalla" w:eastAsia="Times New Roman" w:hAnsi="Sakkal Majalla" w:cs="Sakkal Majalla"/>
+          <w:color w:val="3B3B3B"/>
+          <w:kern w:val="0"/>
+          <w:sz w:val="28"/>
+          <w:szCs w:val="28"/>
+          <w14:ligatures w14:val="none"/>
+        </w:rPr>
+      </w:pPr>
+    </w:p>
+    <w:p>
+      <w:pPr>
+        <w:rPr>
+          <w:rFonts w:ascii="Sakkal Majalla" w:hAnsi="Sakkal Majalla" w:cs="Sakkal Majalla"/>
+          <w:sz w:val="28"/>
+          <w:szCs w:val="28"/>
+        </w:rPr>
+      </w:pPr>
+    </w:p>
+    <w:p>
+      <w:pPr>
+        <w:rPr>
+          <w:rFonts w:ascii="Sakkal Majalla" w:hAnsi="Sakkal Majalla" w:cs="Sakkal Majalla"/>
+          <w:sz w:val="28"/>
+          <w:szCs w:val="28"/>
+        </w:rPr>
+      </w:pPr>
+    </w:p>
+    <w:p>
+      <w:pPr>
+        <w:rPr>
+          <w:rFonts w:ascii="Sakkal Majalla" w:hAnsi="Sakkal Majalla" w:cs="Sakkal Majalla"/>
+          <w:sz w:val="28"/>
+          <w:szCs w:val="28"/>
+        </w:rPr>
+      </w:pPr>
+      <w:r>
+        <w:rPr>
+          <w:rFonts w:ascii="Sakkal Majalla" w:hAnsi="Sakkal Majalla" w:cs="Sakkal Majalla"/>
+          <w:sz w:val="28"/>
+          <w:szCs w:val="28"/>
+        </w:rPr>
+        <w:lastRenderedPageBreak/>
+        <w:t xml:space="preserve">The </w:t>
+      </w:r>
+      <w:r>
+        <w:rPr>
+          <w:rFonts w:ascii="Sakkal Majalla" w:hAnsi="Sakkal Majalla" w:cs="Sakkal Majalla"/>
+          <w:b/>
+          <w:bCs/>
+          <w:color w:val="002060"/>
+          <w:sz w:val="28"/>
+          <w:szCs w:val="28"/>
+        </w:rPr>
+        <w:t>Octane</w:t>
+      </w:r>
+      <w:r>
+        <w:rPr>
+          <w:rFonts w:ascii="Sakkal Majalla" w:hAnsi="Sakkal Majalla" w:cs="Sakkal Majalla"/>
+          <w:sz w:val="28"/>
+          <w:szCs w:val="28"/>
+        </w:rPr>
+        <w:t>::</w:t>
+      </w:r>
+      <w:r>
+        <w:rPr>
+          <w:rFonts w:ascii="Sakkal Majalla" w:hAnsi="Sakkal Majalla" w:cs="Sakkal Majalla"/>
+          <w:b/>
+          <w:bCs/>
+          <w:color w:val="002060"/>
+          <w:sz w:val="28"/>
+          <w:szCs w:val="28"/>
+        </w:rPr>
+        <w:t>tick</w:t>
+      </w:r>
+      <w:r>
+        <w:rPr>
+          <w:rFonts w:ascii="Sakkal Majalla" w:hAnsi="Sakkal Majalla" w:cs="Sakkal Majalla"/>
+          <w:sz w:val="28"/>
+          <w:szCs w:val="28"/>
+        </w:rPr>
+        <w:t xml:space="preserve">() method returns the InvokeTickCallable object that implements a few methods: </w:t>
+      </w:r>
+    </w:p>
+    <w:p>
+      <w:pPr>
+        <w:rPr>
+          <w:rFonts w:ascii="Sakkal Majalla" w:hAnsi="Sakkal Majalla" w:cs="Sakkal Majalla"/>
+          <w:sz w:val="28"/>
+          <w:szCs w:val="28"/>
+        </w:rPr>
+      </w:pPr>
+      <w:r>
+        <w:rPr>
+          <w:rFonts w:ascii="Sakkal Majalla" w:hAnsi="Sakkal Majalla" w:cs="Sakkal Majalla"/>
+          <w:sz w:val="28"/>
+          <w:szCs w:val="28"/>
+        </w:rPr>
+        <w:t xml:space="preserve">• </w:t>
+      </w:r>
+      <w:r>
+        <w:rPr>
+          <w:rFonts w:ascii="Sakkal Majalla" w:hAnsi="Sakkal Majalla" w:cs="Sakkal Majalla"/>
+          <w:b/>
+          <w:bCs/>
+          <w:color w:val="C00000"/>
+          <w:sz w:val="28"/>
+          <w:szCs w:val="28"/>
+        </w:rPr>
+        <w:t>__invoke</w:t>
+      </w:r>
+      <w:r>
+        <w:rPr>
+          <w:rFonts w:ascii="Sakkal Majalla" w:hAnsi="Sakkal Majalla" w:cs="Sakkal Majalla"/>
+          <w:b/>
+          <w:bCs/>
+          <w:color w:val="C00000"/>
+          <w:sz w:val="28"/>
+          <w:szCs w:val="28"/>
+        </w:rPr>
+        <w:t xml:space="preserve"> </w:t>
+      </w:r>
+      <w:r>
+        <w:rPr>
+          <w:rFonts w:ascii="Sakkal Majalla" w:hAnsi="Sakkal Majalla" w:cs="Sakkal Majalla"/>
+          <w:sz w:val="28"/>
+          <w:szCs w:val="28"/>
+        </w:rPr>
+        <w:t>(): A special method used for invoking the tick</w:t>
+      </w:r>
+      <w:r>
+        <w:rPr>
+          <w:rFonts w:ascii="Sakkal Majalla" w:hAnsi="Sakkal Majalla" w:cs="Sakkal Majalla"/>
+          <w:sz w:val="28"/>
+          <w:szCs w:val="28"/>
+        </w:rPr>
+        <w:t xml:space="preserve"> </w:t>
+      </w:r>
+      <w:r>
+        <w:rPr>
+          <w:rFonts w:ascii="Sakkal Majalla" w:hAnsi="Sakkal Majalla" w:cs="Sakkal Majalla"/>
+          <w:sz w:val="28"/>
+          <w:szCs w:val="28"/>
+        </w:rPr>
+        <w:t>() listener; it is the method responsible for executing the function passed as the second parameter to the tick</w:t>
+      </w:r>
+      <w:r>
+        <w:rPr>
+          <w:rFonts w:ascii="Sakkal Majalla" w:hAnsi="Sakkal Majalla" w:cs="Sakkal Majalla"/>
+          <w:sz w:val="28"/>
+          <w:szCs w:val="28"/>
+        </w:rPr>
+        <w:t xml:space="preserve"> </w:t>
+      </w:r>
+      <w:r>
+        <w:rPr>
+          <w:rFonts w:ascii="Sakkal Majalla" w:hAnsi="Sakkal Majalla" w:cs="Sakkal Majalla"/>
+          <w:sz w:val="28"/>
+          <w:szCs w:val="28"/>
+        </w:rPr>
+        <w:t xml:space="preserve">() method. </w:t>
+      </w:r>
+    </w:p>
+    <w:p>
+      <w:pPr>
+        <w:rPr>
+          <w:rFonts w:ascii="Sakkal Majalla" w:hAnsi="Sakkal Majalla" w:cs="Sakkal Majalla"/>
+          <w:sz w:val="28"/>
+          <w:szCs w:val="28"/>
+        </w:rPr>
+      </w:pPr>
+      <w:r>
+        <w:rPr>
+          <w:rFonts w:ascii="Sakkal Majalla" w:hAnsi="Sakkal Majalla" w:cs="Sakkal Majalla"/>
+          <w:sz w:val="28"/>
+          <w:szCs w:val="28"/>
+        </w:rPr>
+        <w:t xml:space="preserve">• </w:t>
+      </w:r>
+      <w:r>
+        <w:rPr>
+          <w:rFonts w:ascii="Sakkal Majalla" w:hAnsi="Sakkal Majalla" w:cs="Sakkal Majalla"/>
+          <w:b/>
+          <w:bCs/>
+          <w:color w:val="C00000"/>
+          <w:sz w:val="28"/>
+          <w:szCs w:val="28"/>
+        </w:rPr>
+        <w:t>seconds</w:t>
+      </w:r>
+      <w:r>
+        <w:rPr>
+          <w:rFonts w:ascii="Sakkal Majalla" w:hAnsi="Sakkal Majalla" w:cs="Sakkal Majalla"/>
+          <w:b/>
+          <w:bCs/>
+          <w:color w:val="C00000"/>
+          <w:sz w:val="28"/>
+          <w:szCs w:val="28"/>
+        </w:rPr>
+        <w:t xml:space="preserve"> </w:t>
+      </w:r>
+      <w:r>
+        <w:rPr>
+          <w:rFonts w:ascii="Sakkal Majalla" w:hAnsi="Sakkal Majalla" w:cs="Sakkal Majalla"/>
+          <w:sz w:val="28"/>
+          <w:szCs w:val="28"/>
+        </w:rPr>
+        <w:t xml:space="preserve">(): A method for indicating how often the listener should be automatically invoked (via the </w:t>
+      </w:r>
+      <w:r>
+        <w:rPr>
+          <w:rFonts w:ascii="Sakkal Majalla" w:hAnsi="Sakkal Majalla" w:cs="Sakkal Majalla"/>
+          <w:b/>
+          <w:bCs/>
+          <w:color w:val="C00000"/>
+          <w:sz w:val="28"/>
+          <w:szCs w:val="28"/>
+        </w:rPr>
+        <w:t>__invoke</w:t>
+      </w:r>
+      <w:r>
+        <w:rPr>
+          <w:rFonts w:ascii="Sakkal Majalla" w:hAnsi="Sakkal Majalla" w:cs="Sakkal Majalla"/>
+          <w:b/>
+          <w:bCs/>
+          <w:color w:val="C00000"/>
+          <w:sz w:val="28"/>
+          <w:szCs w:val="28"/>
+        </w:rPr>
+        <w:t xml:space="preserve"> </w:t>
+      </w:r>
+      <w:r>
+        <w:rPr>
+          <w:rFonts w:ascii="Sakkal Majalla" w:hAnsi="Sakkal Majalla" w:cs="Sakkal Majalla"/>
+          <w:sz w:val="28"/>
+          <w:szCs w:val="28"/>
+        </w:rPr>
+        <w:t xml:space="preserve">() method). It accepts an integer parameter in seconds. </w:t>
+      </w:r>
+    </w:p>
+    <w:p>
+      <w:pPr>
+        <w:rPr>
+          <w:rFonts w:ascii="Sakkal Majalla" w:hAnsi="Sakkal Majalla" w:cs="Sakkal Majalla"/>
+          <w:sz w:val="28"/>
+          <w:szCs w:val="28"/>
+        </w:rPr>
+      </w:pPr>
+      <w:r>
+        <w:rPr>
+          <w:rFonts w:ascii="Sakkal Majalla" w:hAnsi="Sakkal Majalla" w:cs="Sakkal Majalla"/>
+          <w:sz w:val="28"/>
+          <w:szCs w:val="28"/>
+        </w:rPr>
+        <w:t xml:space="preserve">• </w:t>
+      </w:r>
+      <w:r>
+        <w:rPr>
+          <w:rFonts w:ascii="Sakkal Majalla" w:hAnsi="Sakkal Majalla" w:cs="Sakkal Majalla"/>
+          <w:b/>
+          <w:bCs/>
+          <w:color w:val="C00000"/>
+          <w:sz w:val="28"/>
+          <w:szCs w:val="28"/>
+        </w:rPr>
+        <w:t>immediate</w:t>
+      </w:r>
+      <w:r>
+        <w:rPr>
+          <w:rFonts w:ascii="Sakkal Majalla" w:hAnsi="Sakkal Majalla" w:cs="Sakkal Majalla"/>
+          <w:b/>
+          <w:bCs/>
+          <w:color w:val="C00000"/>
+          <w:sz w:val="28"/>
+          <w:szCs w:val="28"/>
+        </w:rPr>
+        <w:t xml:space="preserve"> </w:t>
+      </w:r>
+      <w:r>
+        <w:rPr>
+          <w:rFonts w:ascii="Sakkal Majalla" w:hAnsi="Sakkal Majalla" w:cs="Sakkal Majalla"/>
+          <w:sz w:val="28"/>
+          <w:szCs w:val="28"/>
+        </w:rPr>
+        <w:t>(): A method indicating that the listener should be invoked on the first tick (so, as soon as possible).</w:t>
+      </w:r>
+    </w:p>
+    <w:p>
+      <w:pPr>
+        <w:ind w:left="720" w:firstLine="720"/>
+      </w:pPr>
+      <w:r>
+        <w:t>=========================================</w:t>
+      </w:r>
+    </w:p>
+    <w:p>
+      <w:pPr>
+        <w:rPr>
+          <w:rFonts w:ascii="Sakkal Majalla" w:hAnsi="Sakkal Majalla" w:cs="Sakkal Majalla"/>
+          <w:sz w:val="28"/>
+          <w:szCs w:val="28"/>
+        </w:rPr>
+      </w:pPr>
+      <w:r>
+        <w:rPr>
+          <w:rFonts w:ascii="Sakkal Majalla" w:hAnsi="Sakkal Majalla" w:cs="Sakkal Majalla"/>
+          <w:sz w:val="28"/>
+          <w:szCs w:val="28"/>
+        </w:rPr>
+        <w:t xml:space="preserve">To obtain the Cache instance with the </w:t>
+      </w:r>
+      <w:r>
+        <w:rPr>
+          <w:rFonts w:ascii="Sakkal Majalla" w:hAnsi="Sakkal Majalla" w:cs="Sakkal Majalla"/>
+          <w:b/>
+          <w:bCs/>
+          <w:color w:val="3A7C22" w:themeColor="accent6" w:themeShade="BF"/>
+          <w:sz w:val="28"/>
+          <w:szCs w:val="28"/>
+        </w:rPr>
+        <w:t>Octane provider</w:t>
+      </w:r>
+      <w:r>
+        <w:rPr>
+          <w:rFonts w:ascii="Sakkal Majalla" w:hAnsi="Sakkal Majalla" w:cs="Sakkal Majalla"/>
+          <w:sz w:val="28"/>
+          <w:szCs w:val="28"/>
+        </w:rPr>
+        <w:t>,</w:t>
+      </w:r>
+      <w:r>
+        <w:rPr>
+          <w:rFonts w:ascii="Sakkal Majalla" w:hAnsi="Sakkal Majalla" w:cs="Sakkal Majalla"/>
+          <w:sz w:val="28"/>
+          <w:szCs w:val="28"/>
+        </w:rPr>
+        <w:t xml:space="preserve"> you can use </w:t>
+      </w:r>
+      <w:r>
+        <w:rPr>
+          <w:rFonts w:ascii="Sakkal Majalla" w:hAnsi="Sakkal Majalla" w:cs="Sakkal Majalla"/>
+          <w:b/>
+          <w:bCs/>
+          <w:color w:val="002060"/>
+          <w:sz w:val="28"/>
+          <w:szCs w:val="28"/>
+        </w:rPr>
+        <w:t>Cache</w:t>
+      </w:r>
+      <w:r>
+        <w:rPr>
+          <w:rFonts w:ascii="Sakkal Majalla" w:hAnsi="Sakkal Majalla" w:cs="Sakkal Majalla"/>
+          <w:sz w:val="28"/>
+          <w:szCs w:val="28"/>
+        </w:rPr>
+        <w:t>::</w:t>
+      </w:r>
+      <w:r>
+        <w:rPr>
+          <w:rFonts w:ascii="Sakkal Majalla" w:hAnsi="Sakkal Majalla" w:cs="Sakkal Majalla"/>
+          <w:b/>
+          <w:bCs/>
+          <w:color w:val="002060"/>
+          <w:sz w:val="28"/>
+          <w:szCs w:val="28"/>
+        </w:rPr>
+        <w:t>store</w:t>
+      </w:r>
+      <w:r>
+        <w:rPr>
+          <w:rFonts w:ascii="Sakkal Majalla" w:hAnsi="Sakkal Majalla" w:cs="Sakkal Majalla"/>
+          <w:sz w:val="28"/>
+          <w:szCs w:val="28"/>
+        </w:rPr>
+        <w:t>(</w:t>
+      </w:r>
+      <w:r>
+        <w:rPr>
+          <w:rFonts w:ascii="Sakkal Majalla" w:hAnsi="Sakkal Majalla" w:cs="Sakkal Majalla"/>
+          <w:b/>
+          <w:bCs/>
+          <w:color w:val="002060"/>
+          <w:sz w:val="28"/>
+          <w:szCs w:val="28"/>
+        </w:rPr>
+        <w:t>'octane'</w:t>
+      </w:r>
+      <w:r>
+        <w:rPr>
+          <w:rFonts w:ascii="Sakkal Majalla" w:hAnsi="Sakkal Majalla" w:cs="Sakkal Majalla"/>
+          <w:sz w:val="28"/>
+          <w:szCs w:val="28"/>
+        </w:rPr>
+        <w:t xml:space="preserve">). Once you have the instance, you can use the </w:t>
+      </w:r>
+      <w:r>
+        <w:rPr>
+          <w:rFonts w:ascii="Sakkal Majalla" w:hAnsi="Sakkal Majalla" w:cs="Sakkal Majalla"/>
+          <w:b/>
+          <w:bCs/>
+          <w:color w:val="3A7C22" w:themeColor="accent6" w:themeShade="BF"/>
+          <w:sz w:val="28"/>
+          <w:szCs w:val="28"/>
+        </w:rPr>
+        <w:t>put</w:t>
+      </w:r>
+      <w:r>
+        <w:rPr>
+          <w:rFonts w:ascii="Sakkal Majalla" w:hAnsi="Sakkal Majalla" w:cs="Sakkal Majalla"/>
+          <w:sz w:val="28"/>
+          <w:szCs w:val="28"/>
+        </w:rPr>
+        <w:t>() method to store the new value.</w:t>
+      </w:r>
+    </w:p>
+    <w:p>
+      <w:pPr>
+        <w:ind w:left="720" w:firstLine="720"/>
+      </w:pPr>
+      <w:r>
+        <w:t>=========================================</w:t>
+      </w:r>
+    </w:p>
+    <w:p>
+      <w:pPr>
+        <w:rPr>
+          <w:rFonts w:ascii="Sakkal Majalla" w:hAnsi="Sakkal Majalla" w:cs="Sakkal Majalla"/>
+          <w:sz w:val="28"/>
+          <w:szCs w:val="28"/>
+        </w:rPr>
+      </w:pPr>
+      <w:r>
+        <w:rPr>
+          <w:rFonts w:ascii="Sakkal Majalla" w:hAnsi="Sakkal Majalla" w:cs="Sakkal Majalla"/>
+          <w:sz w:val="28"/>
+          <w:szCs w:val="28"/>
+        </w:rPr>
+        <w:t>For using caching with Octane using the Swoole Tables:</w:t>
+      </w:r>
+    </w:p>
+    <w:p>
+      <w:pPr>
+        <w:shd w:val="clear" w:color="auto" w:fill="FFFFFF"/>
+        <w:spacing w:after="0" w:line="285" w:lineRule="atLeast"/>
+        <w:rPr>
+          <w:rFonts w:ascii="Consolas" w:eastAsia="Times New Roman" w:hAnsi="Consolas" w:cs="Times New Roman"/>
+          <w:color w:val="3B3B3B"/>
+          <w:kern w:val="0"/>
+          <w:sz w:val="21"/>
+          <w:szCs w:val="21"/>
+          <w14:ligatures w14:val="none"/>
+        </w:rPr>
+      </w:pPr>
+      <w:r>
+        <w:rPr>
+          <w:rFonts w:ascii="Consolas" w:eastAsia="Times New Roman" w:hAnsi="Consolas" w:cs="Times New Roman"/>
+          <w:color w:val="0000FF"/>
+          <w:kern w:val="0"/>
+          <w:sz w:val="21"/>
+          <w:szCs w:val="21"/>
+          <w14:ligatures w14:val="none"/>
+        </w:rPr>
+        <w:t>use</w:t>
+      </w:r>
+      <w:r>
+        <w:rPr>
+          <w:rFonts w:ascii="Consolas" w:eastAsia="Times New Roman" w:hAnsi="Consolas" w:cs="Times New Roman"/>
+          <w:color w:val="000000"/>
+          <w:kern w:val="0"/>
+          <w:sz w:val="21"/>
+          <w:szCs w:val="21"/>
+          <w14:ligatures w14:val="none"/>
+        </w:rPr>
+        <w:t xml:space="preserve"> Illuminate\Support\Facades\</w:t>
+      </w:r>
+      <w:r>
+        <w:rPr>
+          <w:rFonts w:ascii="Consolas" w:eastAsia="Times New Roman" w:hAnsi="Consolas" w:cs="Times New Roman"/>
+          <w:color w:val="267F99"/>
+          <w:kern w:val="0"/>
+          <w:sz w:val="21"/>
+          <w:szCs w:val="21"/>
+          <w14:ligatures w14:val="none"/>
+        </w:rPr>
+        <w:t>Cache</w:t>
+      </w:r>
+      <w:r>
+        <w:rPr>
+          <w:rFonts w:ascii="Consolas" w:eastAsia="Times New Roman" w:hAnsi="Consolas" w:cs="Times New Roman"/>
+          <w:color w:val="000000"/>
+          <w:kern w:val="0"/>
+          <w:sz w:val="21"/>
+          <w:szCs w:val="21"/>
+          <w14:ligatures w14:val="none"/>
+        </w:rPr>
+        <w:t>;</w:t>
+      </w:r>
+    </w:p>
+    <w:p>
+      <w:pPr>
+        <w:shd w:val="clear" w:color="auto" w:fill="FFFFFF"/>
+        <w:spacing w:after="0" w:line="285" w:lineRule="atLeast"/>
+        <w:rPr>
+          <w:rFonts w:ascii="Consolas" w:eastAsia="Times New Roman" w:hAnsi="Consolas" w:cs="Times New Roman"/>
+          <w:color w:val="3B3B3B"/>
+          <w:kern w:val="0"/>
+          <w:sz w:val="21"/>
+          <w:szCs w:val="21"/>
+          <w14:ligatures w14:val="none"/>
+        </w:rPr>
+      </w:pPr>
+      <w:r>
+        <w:rPr>
+          <w:rFonts w:ascii="Consolas" w:eastAsia="Times New Roman" w:hAnsi="Consolas" w:cs="Times New Roman"/>
+          <w:color w:val="0000FF"/>
+          <w:kern w:val="0"/>
+          <w:sz w:val="21"/>
+          <w:szCs w:val="21"/>
+          <w14:ligatures w14:val="none"/>
+        </w:rPr>
+        <w:t>use</w:t>
+      </w:r>
+      <w:r>
+        <w:rPr>
+          <w:rFonts w:ascii="Consolas" w:eastAsia="Times New Roman" w:hAnsi="Consolas" w:cs="Times New Roman"/>
+          <w:color w:val="000000"/>
+          <w:kern w:val="0"/>
+          <w:sz w:val="21"/>
+          <w:szCs w:val="21"/>
+          <w14:ligatures w14:val="none"/>
+        </w:rPr>
+        <w:t xml:space="preserve"> Illuminate\Support\Facades\</w:t>
+      </w:r>
+      <w:r>
+        <w:rPr>
+          <w:rFonts w:ascii="Consolas" w:eastAsia="Times New Roman" w:hAnsi="Consolas" w:cs="Times New Roman"/>
+          <w:color w:val="267F99"/>
+          <w:kern w:val="0"/>
+          <w:sz w:val="21"/>
+          <w:szCs w:val="21"/>
+          <w14:ligatures w14:val="none"/>
+        </w:rPr>
+        <w:t>Log</w:t>
+      </w:r>
+      <w:r>
+        <w:rPr>
+          <w:rFonts w:ascii="Consolas" w:eastAsia="Times New Roman" w:hAnsi="Consolas" w:cs="Times New Roman"/>
+          <w:color w:val="000000"/>
+          <w:kern w:val="0"/>
+          <w:sz w:val="21"/>
+          <w:szCs w:val="21"/>
+          <w14:ligatures w14:val="none"/>
+        </w:rPr>
+        <w:t>;</w:t>
+      </w:r>
+    </w:p>
+    <w:p>
+      <w:pPr>
+        <w:shd w:val="clear" w:color="auto" w:fill="FFFFFF"/>
+        <w:spacing w:after="0" w:line="285" w:lineRule="atLeast"/>
+        <w:rPr>
+          <w:rFonts w:ascii="Consolas" w:eastAsia="Times New Roman" w:hAnsi="Consolas" w:cs="Times New Roman"/>
+          <w:color w:val="3B3B3B"/>
+          <w:kern w:val="0"/>
+          <w:sz w:val="21"/>
+          <w:szCs w:val="21"/>
+          <w14:ligatures w14:val="none"/>
+        </w:rPr>
+      </w:pPr>
+      <w:r>
+        <w:rPr>
+          <w:rFonts w:ascii="Consolas" w:eastAsia="Times New Roman" w:hAnsi="Consolas" w:cs="Times New Roman"/>
+          <w:color w:val="0000FF"/>
+          <w:kern w:val="0"/>
+          <w:sz w:val="21"/>
+          <w:szCs w:val="21"/>
+          <w14:ligatures w14:val="none"/>
+        </w:rPr>
+        <w:t>use</w:t>
+      </w:r>
+      <w:r>
+        <w:rPr>
+          <w:rFonts w:ascii="Consolas" w:eastAsia="Times New Roman" w:hAnsi="Consolas" w:cs="Times New Roman"/>
+          <w:color w:val="000000"/>
+          <w:kern w:val="0"/>
+          <w:sz w:val="21"/>
+          <w:szCs w:val="21"/>
+          <w14:ligatures w14:val="none"/>
+        </w:rPr>
+        <w:t xml:space="preserve"> Illuminate\Support\</w:t>
+      </w:r>
+      <w:r>
+        <w:rPr>
+          <w:rFonts w:ascii="Consolas" w:eastAsia="Times New Roman" w:hAnsi="Consolas" w:cs="Times New Roman"/>
+          <w:color w:val="267F99"/>
+          <w:kern w:val="0"/>
+          <w:sz w:val="21"/>
+          <w:szCs w:val="21"/>
+          <w14:ligatures w14:val="none"/>
+        </w:rPr>
+        <w:t>ServiceProvider</w:t>
+      </w:r>
+      <w:r>
+        <w:rPr>
+          <w:rFonts w:ascii="Consolas" w:eastAsia="Times New Roman" w:hAnsi="Consolas" w:cs="Times New Roman"/>
+          <w:color w:val="000000"/>
+          <w:kern w:val="0"/>
+          <w:sz w:val="21"/>
+          <w:szCs w:val="21"/>
+          <w14:ligatures w14:val="none"/>
+        </w:rPr>
+        <w:t>;</w:t>
+      </w:r>
+    </w:p>
+    <w:p>
+      <w:pPr>
+        <w:shd w:val="clear" w:color="auto" w:fill="FFFFFF"/>
+        <w:spacing w:after="0" w:line="285" w:lineRule="atLeast"/>
+        <w:rPr>
+          <w:rFonts w:ascii="Consolas" w:eastAsia="Times New Roman" w:hAnsi="Consolas" w:cs="Times New Roman"/>
+          <w:color w:val="3B3B3B"/>
+          <w:kern w:val="0"/>
+          <w:sz w:val="21"/>
+          <w:szCs w:val="21"/>
+          <w14:ligatures w14:val="none"/>
+        </w:rPr>
+      </w:pPr>
+      <w:r>
+        <w:rPr>
+          <w:rFonts w:ascii="Consolas" w:eastAsia="Times New Roman" w:hAnsi="Consolas" w:cs="Times New Roman"/>
+          <w:color w:val="0000FF"/>
+          <w:kern w:val="0"/>
+          <w:sz w:val="21"/>
+          <w:szCs w:val="21"/>
+          <w14:ligatures w14:val="none"/>
+        </w:rPr>
+        <w:t>use</w:t>
+      </w:r>
+      <w:r>
+        <w:rPr>
+          <w:rFonts w:ascii="Consolas" w:eastAsia="Times New Roman" w:hAnsi="Consolas" w:cs="Times New Roman"/>
+          <w:color w:val="000000"/>
+          <w:kern w:val="0"/>
+          <w:sz w:val="21"/>
+          <w:szCs w:val="21"/>
+          <w14:ligatures w14:val="none"/>
+        </w:rPr>
+        <w:t xml:space="preserve"> Laravel\Octane\Facades\</w:t>
+      </w:r>
+      <w:r>
+        <w:rPr>
+          <w:rFonts w:ascii="Consolas" w:eastAsia="Times New Roman" w:hAnsi="Consolas" w:cs="Times New Roman"/>
+          <w:color w:val="267F99"/>
+          <w:kern w:val="0"/>
+          <w:sz w:val="21"/>
+          <w:szCs w:val="21"/>
+          <w14:ligatures w14:val="none"/>
+        </w:rPr>
+        <w:t>Octane</w:t>
+      </w:r>
+      <w:r>
+        <w:rPr>
+          <w:rFonts w:ascii="Consolas" w:eastAsia="Times New Roman" w:hAnsi="Consolas" w:cs="Times New Roman"/>
+          <w:color w:val="000000"/>
+          <w:kern w:val="0"/>
+          <w:sz w:val="21"/>
+          <w:szCs w:val="21"/>
+          <w14:ligatures w14:val="none"/>
+        </w:rPr>
+        <w:t>;</w:t>
+      </w:r>
+    </w:p>
+    <w:p>
+      <w:pPr>
+        <w:shd w:val="clear" w:color="auto" w:fill="FFFFFF"/>
+        <w:spacing w:after="0" w:line="285" w:lineRule="atLeast"/>
+        <w:rPr>
+          <w:rFonts w:ascii="Consolas" w:eastAsia="Times New Roman" w:hAnsi="Consolas" w:cs="Times New Roman"/>
+          <w:color w:val="3B3B3B"/>
+          <w:kern w:val="0"/>
+          <w:sz w:val="21"/>
+          <w:szCs w:val="21"/>
+          <w14:ligatures w14:val="none"/>
+        </w:rPr>
+      </w:pPr>
+    </w:p>
+    <w:p>
+      <w:pPr>
+        <w:shd w:val="clear" w:color="auto" w:fill="FFFFFF"/>
+        <w:spacing w:after="0" w:line="285" w:lineRule="atLeast"/>
+        <w:rPr>
+          <w:rFonts w:ascii="Consolas" w:eastAsia="Times New Roman" w:hAnsi="Consolas" w:cs="Times New Roman"/>
+          <w:color w:val="3B3B3B"/>
+          <w:kern w:val="0"/>
+          <w:sz w:val="21"/>
+          <w:szCs w:val="21"/>
+          <w14:ligatures w14:val="none"/>
+        </w:rPr>
+      </w:pPr>
+      <w:r>
+        <w:rPr>
+          <w:rFonts w:ascii="Consolas" w:eastAsia="Times New Roman" w:hAnsi="Consolas" w:cs="Times New Roman"/>
+          <w:color w:val="0000FF"/>
+          <w:kern w:val="0"/>
+          <w:sz w:val="21"/>
+          <w:szCs w:val="21"/>
+          <w14:ligatures w14:val="none"/>
+        </w:rPr>
+        <w:t>class</w:t>
+      </w:r>
+      <w:r>
+        <w:rPr>
+          <w:rFonts w:ascii="Consolas" w:eastAsia="Times New Roman" w:hAnsi="Consolas" w:cs="Times New Roman"/>
+          <w:color w:val="000000"/>
+          <w:kern w:val="0"/>
+          <w:sz w:val="21"/>
+          <w:szCs w:val="21"/>
+          <w14:ligatures w14:val="none"/>
+        </w:rPr>
+        <w:t xml:space="preserve"> </w:t>
+      </w:r>
+      <w:r>
+        <w:rPr>
+          <w:rFonts w:ascii="Consolas" w:eastAsia="Times New Roman" w:hAnsi="Consolas" w:cs="Times New Roman"/>
+          <w:color w:val="267F99"/>
+          <w:kern w:val="0"/>
+          <w:sz w:val="21"/>
+          <w:szCs w:val="21"/>
+          <w14:ligatures w14:val="none"/>
+        </w:rPr>
+        <w:t>AppServiceProvider</w:t>
+      </w:r>
+      <w:r>
+        <w:rPr>
+          <w:rFonts w:ascii="Consolas" w:eastAsia="Times New Roman" w:hAnsi="Consolas" w:cs="Times New Roman"/>
+          <w:color w:val="000000"/>
+          <w:kern w:val="0"/>
+          <w:sz w:val="21"/>
+          <w:szCs w:val="21"/>
+          <w14:ligatures w14:val="none"/>
+        </w:rPr>
+        <w:t xml:space="preserve"> </w:t>
+      </w:r>
+      <w:r>
+        <w:rPr>
+          <w:rFonts w:ascii="Consolas" w:eastAsia="Times New Roman" w:hAnsi="Consolas" w:cs="Times New Roman"/>
+          <w:color w:val="0000FF"/>
+          <w:kern w:val="0"/>
+          <w:sz w:val="21"/>
+          <w:szCs w:val="21"/>
+          <w14:ligatures w14:val="none"/>
+        </w:rPr>
+        <w:t>extends</w:t>
+      </w:r>
+      <w:r>
+        <w:rPr>
+          <w:rFonts w:ascii="Consolas" w:eastAsia="Times New Roman" w:hAnsi="Consolas" w:cs="Times New Roman"/>
+          <w:color w:val="000000"/>
+          <w:kern w:val="0"/>
+          <w:sz w:val="21"/>
+          <w:szCs w:val="21"/>
+          <w14:ligatures w14:val="none"/>
+        </w:rPr>
+        <w:t xml:space="preserve"> </w:t>
+      </w:r>
+      <w:r>
+        <w:rPr>
+          <w:rFonts w:ascii="Consolas" w:eastAsia="Times New Roman" w:hAnsi="Consolas" w:cs="Times New Roman"/>
+          <w:color w:val="267F99"/>
+          <w:kern w:val="0"/>
+          <w:sz w:val="21"/>
+          <w:szCs w:val="21"/>
+          <w14:ligatures w14:val="none"/>
+        </w:rPr>
+        <w:t>ServiceProvider</w:t>
+      </w:r>
+    </w:p>
+    <w:p>
+      <w:pPr>
+        <w:shd w:val="clear" w:color="auto" w:fill="FFFFFF"/>
+        <w:spacing w:after="0" w:line="285" w:lineRule="atLeast"/>
+        <w:rPr>
+          <w:rFonts w:ascii="Consolas" w:eastAsia="Times New Roman" w:hAnsi="Consolas" w:cs="Times New Roman"/>
+          <w:color w:val="3B3B3B"/>
+          <w:kern w:val="0"/>
+          <w:sz w:val="21"/>
+          <w:szCs w:val="21"/>
+          <w14:ligatures w14:val="none"/>
+        </w:rPr>
+      </w:pPr>
+      <w:r>
+        <w:rPr>
+          <w:rFonts w:ascii="Consolas" w:eastAsia="Times New Roman" w:hAnsi="Consolas" w:cs="Times New Roman"/>
+          <w:color w:val="000000"/>
+          <w:kern w:val="0"/>
+          <w:sz w:val="21"/>
+          <w:szCs w:val="21"/>
+          <w14:ligatures w14:val="none"/>
+        </w:rPr>
+        <w:t>{</w:t>
+      </w:r>
+    </w:p>
+    <w:p>
+      <w:pPr>
+        <w:shd w:val="clear" w:color="auto" w:fill="FFFFFF"/>
+        <w:spacing w:after="0" w:line="285" w:lineRule="atLeast"/>
+        <w:rPr>
+          <w:rFonts w:ascii="Consolas" w:eastAsia="Times New Roman" w:hAnsi="Consolas" w:cs="Times New Roman"/>
+          <w:color w:val="3B3B3B"/>
+          <w:kern w:val="0"/>
+          <w:sz w:val="21"/>
+          <w:szCs w:val="21"/>
+          <w14:ligatures w14:val="none"/>
+        </w:rPr>
+      </w:pPr>
+      <w:r>
+        <w:rPr>
+          <w:rFonts w:ascii="Consolas" w:eastAsia="Times New Roman" w:hAnsi="Consolas" w:cs="Times New Roman"/>
+          <w:color w:val="000000"/>
+          <w:kern w:val="0"/>
+          <w:sz w:val="21"/>
+          <w:szCs w:val="21"/>
+          <w14:ligatures w14:val="none"/>
+        </w:rPr>
+        <w:t xml:space="preserve">    </w:t>
+      </w:r>
+      <w:r>
+        <w:rPr>
+          <w:rFonts w:ascii="Consolas" w:eastAsia="Times New Roman" w:hAnsi="Consolas" w:cs="Times New Roman"/>
+          <w:color w:val="0000FF"/>
+          <w:kern w:val="0"/>
+          <w:sz w:val="21"/>
+          <w:szCs w:val="21"/>
+          <w14:ligatures w14:val="none"/>
+        </w:rPr>
+        <w:t>public</w:t>
+      </w:r>
+      <w:r>
+        <w:rPr>
+          <w:rFonts w:ascii="Consolas" w:eastAsia="Times New Roman" w:hAnsi="Consolas" w:cs="Times New Roman"/>
+          <w:color w:val="000000"/>
+          <w:kern w:val="0"/>
+          <w:sz w:val="21"/>
+          <w:szCs w:val="21"/>
+          <w14:ligatures w14:val="none"/>
+        </w:rPr>
+        <w:t xml:space="preserve"> </w:t>
+      </w:r>
+      <w:r>
+        <w:rPr>
+          <w:rFonts w:ascii="Consolas" w:eastAsia="Times New Roman" w:hAnsi="Consolas" w:cs="Times New Roman"/>
+          <w:color w:val="0000FF"/>
+          <w:kern w:val="0"/>
+          <w:sz w:val="21"/>
+          <w:szCs w:val="21"/>
+          <w14:ligatures w14:val="none"/>
+        </w:rPr>
         <w:t>function</w:t>
       </w:r>
       <w:r>
@@ -965,6 +3191,1051 @@
           <w:szCs w:val="21"/>
           <w14:ligatures w14:val="none"/>
         </w:rPr>
+        <w:t xml:space="preserve"> </w:t>
+      </w:r>
+      <w:r>
+        <w:rPr>
+          <w:rFonts w:ascii="Consolas" w:eastAsia="Times New Roman" w:hAnsi="Consolas" w:cs="Times New Roman"/>
+          <w:color w:val="795E26"/>
+          <w:kern w:val="0"/>
+          <w:sz w:val="21"/>
+          <w:szCs w:val="21"/>
+          <w14:ligatures w14:val="none"/>
+        </w:rPr>
+        <w:t>boot</w:t>
+      </w:r>
+      <w:r>
+        <w:rPr>
+          <w:rFonts w:ascii="Consolas" w:eastAsia="Times New Roman" w:hAnsi="Consolas" w:cs="Times New Roman"/>
+          <w:color w:val="000000"/>
+          <w:kern w:val="0"/>
+          <w:sz w:val="21"/>
+          <w:szCs w:val="21"/>
+          <w14:ligatures w14:val="none"/>
+        </w:rPr>
+        <w:t xml:space="preserve">(): </w:t>
+      </w:r>
+      <w:r>
+        <w:rPr>
+          <w:rFonts w:ascii="Consolas" w:eastAsia="Times New Roman" w:hAnsi="Consolas" w:cs="Times New Roman"/>
+          <w:color w:val="0000FF"/>
+          <w:kern w:val="0"/>
+          <w:sz w:val="21"/>
+          <w:szCs w:val="21"/>
+          <w14:ligatures w14:val="none"/>
+        </w:rPr>
+        <w:t>void</w:t>
+      </w:r>
+    </w:p>
+    <w:p>
+      <w:pPr>
+        <w:shd w:val="clear" w:color="auto" w:fill="FFFFFF"/>
+        <w:spacing w:after="0" w:line="285" w:lineRule="atLeast"/>
+        <w:rPr>
+          <w:rFonts w:ascii="Consolas" w:eastAsia="Times New Roman" w:hAnsi="Consolas" w:cs="Times New Roman"/>
+          <w:color w:val="3B3B3B"/>
+          <w:kern w:val="0"/>
+          <w:sz w:val="21"/>
+          <w:szCs w:val="21"/>
+          <w14:ligatures w14:val="none"/>
+        </w:rPr>
+      </w:pPr>
+      <w:r>
+        <w:rPr>
+          <w:rFonts w:ascii="Consolas" w:eastAsia="Times New Roman" w:hAnsi="Consolas" w:cs="Times New Roman"/>
+          <w:color w:val="000000"/>
+          <w:kern w:val="0"/>
+          <w:sz w:val="21"/>
+          <w:szCs w:val="21"/>
+          <w14:ligatures w14:val="none"/>
+        </w:rPr>
+        <w:t>    {</w:t>
+      </w:r>
+    </w:p>
+    <w:p>
+      <w:pPr>
+        <w:shd w:val="clear" w:color="auto" w:fill="FFFFFF"/>
+        <w:spacing w:after="0" w:line="285" w:lineRule="atLeast"/>
+        <w:rPr>
+          <w:rFonts w:ascii="Consolas" w:eastAsia="Times New Roman" w:hAnsi="Consolas" w:cs="Times New Roman"/>
+          <w:color w:val="3B3B3B"/>
+          <w:kern w:val="0"/>
+          <w:sz w:val="21"/>
+          <w:szCs w:val="21"/>
+          <w14:ligatures w14:val="none"/>
+        </w:rPr>
+      </w:pPr>
+      <w:r>
+        <w:rPr>
+          <w:rFonts w:ascii="Consolas" w:eastAsia="Times New Roman" w:hAnsi="Consolas" w:cs="Times New Roman"/>
+          <w:color w:val="000000"/>
+          <w:kern w:val="0"/>
+          <w:sz w:val="21"/>
+          <w:szCs w:val="21"/>
+          <w14:ligatures w14:val="none"/>
+        </w:rPr>
+        <w:t xml:space="preserve">        </w:t>
+      </w:r>
+      <w:r>
+        <w:rPr>
+          <w:rFonts w:ascii="Consolas" w:eastAsia="Times New Roman" w:hAnsi="Consolas" w:cs="Times New Roman"/>
+          <w:color w:val="267F99"/>
+          <w:kern w:val="0"/>
+          <w:sz w:val="21"/>
+          <w:szCs w:val="21"/>
+          <w14:ligatures w14:val="none"/>
+        </w:rPr>
+        <w:t>Octane</w:t>
+      </w:r>
+      <w:r>
+        <w:rPr>
+          <w:rFonts w:ascii="Consolas" w:eastAsia="Times New Roman" w:hAnsi="Consolas" w:cs="Times New Roman"/>
+          <w:color w:val="000000"/>
+          <w:kern w:val="0"/>
+          <w:sz w:val="21"/>
+          <w:szCs w:val="21"/>
+          <w14:ligatures w14:val="none"/>
+        </w:rPr>
+        <w:t>::</w:t>
+      </w:r>
+      <w:r>
+        <w:rPr>
+          <w:rFonts w:ascii="Consolas" w:eastAsia="Times New Roman" w:hAnsi="Consolas" w:cs="Times New Roman"/>
+          <w:color w:val="795E26"/>
+          <w:kern w:val="0"/>
+          <w:sz w:val="21"/>
+          <w:szCs w:val="21"/>
+          <w14:ligatures w14:val="none"/>
+        </w:rPr>
+        <w:t>tick</w:t>
+      </w:r>
+      <w:r>
+        <w:rPr>
+          <w:rFonts w:ascii="Consolas" w:eastAsia="Times New Roman" w:hAnsi="Consolas" w:cs="Times New Roman"/>
+          <w:color w:val="000000"/>
+          <w:kern w:val="0"/>
+          <w:sz w:val="21"/>
+          <w:szCs w:val="21"/>
+          <w14:ligatures w14:val="none"/>
+        </w:rPr>
+        <w:t>(</w:t>
+      </w:r>
+      <w:r>
+        <w:rPr>
+          <w:rFonts w:ascii="Consolas" w:eastAsia="Times New Roman" w:hAnsi="Consolas" w:cs="Times New Roman"/>
+          <w:color w:val="A31515"/>
+          <w:kern w:val="0"/>
+          <w:sz w:val="21"/>
+          <w:szCs w:val="21"/>
+          <w14:ligatures w14:val="none"/>
+        </w:rPr>
+        <w:t>'cache-last-random-number'</w:t>
+      </w:r>
+      <w:r>
+        <w:rPr>
+          <w:rFonts w:ascii="Consolas" w:eastAsia="Times New Roman" w:hAnsi="Consolas" w:cs="Times New Roman"/>
+          <w:color w:val="000000"/>
+          <w:kern w:val="0"/>
+          <w:sz w:val="21"/>
+          <w:szCs w:val="21"/>
+          <w14:ligatures w14:val="none"/>
+        </w:rPr>
+        <w:t xml:space="preserve">, </w:t>
+      </w:r>
+      <w:r>
+        <w:rPr>
+          <w:rFonts w:ascii="Consolas" w:eastAsia="Times New Roman" w:hAnsi="Consolas" w:cs="Times New Roman"/>
+          <w:color w:val="0000FF"/>
+          <w:kern w:val="0"/>
+          <w:sz w:val="21"/>
+          <w:szCs w:val="21"/>
+          <w14:ligatures w14:val="none"/>
+        </w:rPr>
+        <w:t>function</w:t>
+      </w:r>
+      <w:r>
+        <w:rPr>
+          <w:rFonts w:ascii="Consolas" w:eastAsia="Times New Roman" w:hAnsi="Consolas" w:cs="Times New Roman"/>
+          <w:color w:val="000000"/>
+          <w:kern w:val="0"/>
+          <w:sz w:val="21"/>
+          <w:szCs w:val="21"/>
+          <w14:ligatures w14:val="none"/>
+        </w:rPr>
+        <w:t>() {</w:t>
+      </w:r>
+    </w:p>
+    <w:p>
+      <w:pPr>
+        <w:shd w:val="clear" w:color="auto" w:fill="FFFFFF"/>
+        <w:spacing w:after="0" w:line="285" w:lineRule="atLeast"/>
+        <w:rPr>
+          <w:rFonts w:ascii="Consolas" w:eastAsia="Times New Roman" w:hAnsi="Consolas" w:cs="Times New Roman"/>
+          <w:color w:val="3B3B3B"/>
+          <w:kern w:val="0"/>
+          <w:sz w:val="21"/>
+          <w:szCs w:val="21"/>
+          <w14:ligatures w14:val="none"/>
+        </w:rPr>
+      </w:pPr>
+      <w:r>
+        <w:rPr>
+          <w:rFonts w:ascii="Consolas" w:eastAsia="Times New Roman" w:hAnsi="Consolas" w:cs="Times New Roman"/>
+          <w:color w:val="000000"/>
+          <w:kern w:val="0"/>
+          <w:sz w:val="21"/>
+          <w:szCs w:val="21"/>
+          <w14:ligatures w14:val="none"/>
+        </w:rPr>
+        <w:t xml:space="preserve">            </w:t>
+      </w:r>
+      <w:r>
+        <w:rPr>
+          <w:rFonts w:ascii="Consolas" w:eastAsia="Times New Roman" w:hAnsi="Consolas" w:cs="Times New Roman"/>
+          <w:color w:val="001080"/>
+          <w:kern w:val="0"/>
+          <w:sz w:val="21"/>
+          <w:szCs w:val="21"/>
+          <w14:ligatures w14:val="none"/>
+        </w:rPr>
+        <w:t>$number</w:t>
+      </w:r>
+      <w:r>
+        <w:rPr>
+          <w:rFonts w:ascii="Consolas" w:eastAsia="Times New Roman" w:hAnsi="Consolas" w:cs="Times New Roman"/>
+          <w:color w:val="000000"/>
+          <w:kern w:val="0"/>
+          <w:sz w:val="21"/>
+          <w:szCs w:val="21"/>
+          <w14:ligatures w14:val="none"/>
+        </w:rPr>
+        <w:t xml:space="preserve"> = </w:t>
+      </w:r>
+      <w:r>
+        <w:rPr>
+          <w:rFonts w:ascii="Consolas" w:eastAsia="Times New Roman" w:hAnsi="Consolas" w:cs="Times New Roman"/>
+          <w:color w:val="795E26"/>
+          <w:kern w:val="0"/>
+          <w:sz w:val="21"/>
+          <w:szCs w:val="21"/>
+          <w14:ligatures w14:val="none"/>
+        </w:rPr>
+        <w:t>rand</w:t>
+      </w:r>
+      <w:r>
+        <w:rPr>
+          <w:rFonts w:ascii="Consolas" w:eastAsia="Times New Roman" w:hAnsi="Consolas" w:cs="Times New Roman"/>
+          <w:color w:val="000000"/>
+          <w:kern w:val="0"/>
+          <w:sz w:val="21"/>
+          <w:szCs w:val="21"/>
+          <w14:ligatures w14:val="none"/>
+        </w:rPr>
+        <w:t>(</w:t>
+      </w:r>
+      <w:r>
+        <w:rPr>
+          <w:rFonts w:ascii="Consolas" w:eastAsia="Times New Roman" w:hAnsi="Consolas" w:cs="Times New Roman"/>
+          <w:color w:val="098658"/>
+          <w:kern w:val="0"/>
+          <w:sz w:val="21"/>
+          <w:szCs w:val="21"/>
+          <w14:ligatures w14:val="none"/>
+        </w:rPr>
+        <w:t>1</w:t>
+      </w:r>
+      <w:r>
+        <w:rPr>
+          <w:rFonts w:ascii="Consolas" w:eastAsia="Times New Roman" w:hAnsi="Consolas" w:cs="Times New Roman"/>
+          <w:color w:val="000000"/>
+          <w:kern w:val="0"/>
+          <w:sz w:val="21"/>
+          <w:szCs w:val="21"/>
+          <w14:ligatures w14:val="none"/>
+        </w:rPr>
+        <w:t xml:space="preserve">, </w:t>
+      </w:r>
+      <w:r>
+        <w:rPr>
+          <w:rFonts w:ascii="Consolas" w:eastAsia="Times New Roman" w:hAnsi="Consolas" w:cs="Times New Roman"/>
+          <w:color w:val="098658"/>
+          <w:kern w:val="0"/>
+          <w:sz w:val="21"/>
+          <w:szCs w:val="21"/>
+          <w14:ligatures w14:val="none"/>
+        </w:rPr>
+        <w:t>1000</w:t>
+      </w:r>
+      <w:r>
+        <w:rPr>
+          <w:rFonts w:ascii="Consolas" w:eastAsia="Times New Roman" w:hAnsi="Consolas" w:cs="Times New Roman"/>
+          <w:color w:val="000000"/>
+          <w:kern w:val="0"/>
+          <w:sz w:val="21"/>
+          <w:szCs w:val="21"/>
+          <w14:ligatures w14:val="none"/>
+        </w:rPr>
+        <w:t>);</w:t>
+      </w:r>
+    </w:p>
+    <w:p>
+      <w:pPr>
+        <w:shd w:val="clear" w:color="auto" w:fill="FFFFFF"/>
+        <w:spacing w:after="0" w:line="285" w:lineRule="atLeast"/>
+        <w:rPr>
+          <w:rFonts w:ascii="Consolas" w:eastAsia="Times New Roman" w:hAnsi="Consolas" w:cs="Times New Roman"/>
+          <w:color w:val="3B3B3B"/>
+          <w:kern w:val="0"/>
+          <w:sz w:val="21"/>
+          <w:szCs w:val="21"/>
+          <w14:ligatures w14:val="none"/>
+        </w:rPr>
+      </w:pPr>
+      <w:r>
+        <w:rPr>
+          <w:rFonts w:ascii="Consolas" w:eastAsia="Times New Roman" w:hAnsi="Consolas" w:cs="Times New Roman"/>
+          <w:color w:val="000000"/>
+          <w:kern w:val="0"/>
+          <w:sz w:val="21"/>
+          <w:szCs w:val="21"/>
+          <w14:ligatures w14:val="none"/>
+        </w:rPr>
+        <w:t xml:space="preserve">            </w:t>
+      </w:r>
+      <w:r>
+        <w:rPr>
+          <w:rFonts w:ascii="Consolas" w:eastAsia="Times New Roman" w:hAnsi="Consolas" w:cs="Times New Roman"/>
+          <w:color w:val="267F99"/>
+          <w:kern w:val="0"/>
+          <w:sz w:val="21"/>
+          <w:szCs w:val="21"/>
+          <w14:ligatures w14:val="none"/>
+        </w:rPr>
+        <w:t>Cache</w:t>
+      </w:r>
+      <w:r>
+        <w:rPr>
+          <w:rFonts w:ascii="Consolas" w:eastAsia="Times New Roman" w:hAnsi="Consolas" w:cs="Times New Roman"/>
+          <w:color w:val="000000"/>
+          <w:kern w:val="0"/>
+          <w:sz w:val="21"/>
+          <w:szCs w:val="21"/>
+          <w14:ligatures w14:val="none"/>
+        </w:rPr>
+        <w:t>::</w:t>
+      </w:r>
+      <w:r>
+        <w:rPr>
+          <w:rFonts w:ascii="Consolas" w:eastAsia="Times New Roman" w:hAnsi="Consolas" w:cs="Times New Roman"/>
+          <w:color w:val="795E26"/>
+          <w:kern w:val="0"/>
+          <w:sz w:val="21"/>
+          <w:szCs w:val="21"/>
+          <w14:ligatures w14:val="none"/>
+        </w:rPr>
+        <w:t>store</w:t>
+      </w:r>
+      <w:r>
+        <w:rPr>
+          <w:rFonts w:ascii="Consolas" w:eastAsia="Times New Roman" w:hAnsi="Consolas" w:cs="Times New Roman"/>
+          <w:color w:val="000000"/>
+          <w:kern w:val="0"/>
+          <w:sz w:val="21"/>
+          <w:szCs w:val="21"/>
+          <w14:ligatures w14:val="none"/>
+        </w:rPr>
+        <w:t>(</w:t>
+      </w:r>
+      <w:r>
+        <w:rPr>
+          <w:rFonts w:ascii="Consolas" w:eastAsia="Times New Roman" w:hAnsi="Consolas" w:cs="Times New Roman"/>
+          <w:color w:val="A31515"/>
+          <w:kern w:val="0"/>
+          <w:sz w:val="21"/>
+          <w:szCs w:val="21"/>
+          <w14:ligatures w14:val="none"/>
+        </w:rPr>
+        <w:t>'octane'</w:t>
+      </w:r>
+      <w:r>
+        <w:rPr>
+          <w:rFonts w:ascii="Consolas" w:eastAsia="Times New Roman" w:hAnsi="Consolas" w:cs="Times New Roman"/>
+          <w:color w:val="000000"/>
+          <w:kern w:val="0"/>
+          <w:sz w:val="21"/>
+          <w:szCs w:val="21"/>
+          <w14:ligatures w14:val="none"/>
+        </w:rPr>
+        <w:t>)-&gt;</w:t>
+      </w:r>
+      <w:r>
+        <w:rPr>
+          <w:rFonts w:ascii="Consolas" w:eastAsia="Times New Roman" w:hAnsi="Consolas" w:cs="Times New Roman"/>
+          <w:color w:val="795E26"/>
+          <w:kern w:val="0"/>
+          <w:sz w:val="21"/>
+          <w:szCs w:val="21"/>
+          <w14:ligatures w14:val="none"/>
+        </w:rPr>
+        <w:t>put</w:t>
+      </w:r>
+      <w:r>
+        <w:rPr>
+          <w:rFonts w:ascii="Consolas" w:eastAsia="Times New Roman" w:hAnsi="Consolas" w:cs="Times New Roman"/>
+          <w:color w:val="000000"/>
+          <w:kern w:val="0"/>
+          <w:sz w:val="21"/>
+          <w:szCs w:val="21"/>
+          <w14:ligatures w14:val="none"/>
+        </w:rPr>
+        <w:t>(</w:t>
+      </w:r>
+      <w:r>
+        <w:rPr>
+          <w:rFonts w:ascii="Consolas" w:eastAsia="Times New Roman" w:hAnsi="Consolas" w:cs="Times New Roman"/>
+          <w:color w:val="A31515"/>
+          <w:kern w:val="0"/>
+          <w:sz w:val="21"/>
+          <w:szCs w:val="21"/>
+          <w14:ligatures w14:val="none"/>
+        </w:rPr>
+        <w:t>'last-random-number'</w:t>
+      </w:r>
+      <w:r>
+        <w:rPr>
+          <w:rFonts w:ascii="Consolas" w:eastAsia="Times New Roman" w:hAnsi="Consolas" w:cs="Times New Roman"/>
+          <w:color w:val="000000"/>
+          <w:kern w:val="0"/>
+          <w:sz w:val="21"/>
+          <w:szCs w:val="21"/>
+          <w14:ligatures w14:val="none"/>
+        </w:rPr>
+        <w:t xml:space="preserve">, </w:t>
+      </w:r>
+      <w:r>
+        <w:rPr>
+          <w:rFonts w:ascii="Consolas" w:eastAsia="Times New Roman" w:hAnsi="Consolas" w:cs="Times New Roman"/>
+          <w:color w:val="001080"/>
+          <w:kern w:val="0"/>
+          <w:sz w:val="21"/>
+          <w:szCs w:val="21"/>
+          <w14:ligatures w14:val="none"/>
+        </w:rPr>
+        <w:t>$number</w:t>
+      </w:r>
+      <w:r>
+        <w:rPr>
+          <w:rFonts w:ascii="Consolas" w:eastAsia="Times New Roman" w:hAnsi="Consolas" w:cs="Times New Roman"/>
+          <w:color w:val="000000"/>
+          <w:kern w:val="0"/>
+          <w:sz w:val="21"/>
+          <w:szCs w:val="21"/>
+          <w14:ligatures w14:val="none"/>
+        </w:rPr>
+        <w:t>);</w:t>
+      </w:r>
+    </w:p>
+    <w:p>
+      <w:pPr>
+        <w:shd w:val="clear" w:color="auto" w:fill="FFFFFF"/>
+        <w:spacing w:after="0" w:line="285" w:lineRule="atLeast"/>
+        <w:rPr>
+          <w:rFonts w:ascii="Consolas" w:eastAsia="Times New Roman" w:hAnsi="Consolas" w:cs="Times New Roman"/>
+          <w:color w:val="3B3B3B"/>
+          <w:kern w:val="0"/>
+          <w:sz w:val="21"/>
+          <w:szCs w:val="21"/>
+          <w14:ligatures w14:val="none"/>
+        </w:rPr>
+      </w:pPr>
+      <w:r>
+        <w:rPr>
+          <w:rFonts w:ascii="Consolas" w:eastAsia="Times New Roman" w:hAnsi="Consolas" w:cs="Times New Roman"/>
+          <w:color w:val="000000"/>
+          <w:kern w:val="0"/>
+          <w:sz w:val="21"/>
+          <w:szCs w:val="21"/>
+          <w14:ligatures w14:val="none"/>
+        </w:rPr>
+        <w:t xml:space="preserve">            </w:t>
+      </w:r>
+      <w:r>
+        <w:rPr>
+          <w:rFonts w:ascii="Consolas" w:eastAsia="Times New Roman" w:hAnsi="Consolas" w:cs="Times New Roman"/>
+          <w:color w:val="267F99"/>
+          <w:kern w:val="0"/>
+          <w:sz w:val="21"/>
+          <w:szCs w:val="21"/>
+          <w14:ligatures w14:val="none"/>
+        </w:rPr>
+        <w:t>Log</w:t>
+      </w:r>
+      <w:r>
+        <w:rPr>
+          <w:rFonts w:ascii="Consolas" w:eastAsia="Times New Roman" w:hAnsi="Consolas" w:cs="Times New Roman"/>
+          <w:color w:val="000000"/>
+          <w:kern w:val="0"/>
+          <w:sz w:val="21"/>
+          <w:szCs w:val="21"/>
+          <w14:ligatures w14:val="none"/>
+        </w:rPr>
+        <w:t>::</w:t>
+      </w:r>
+      <w:r>
+        <w:rPr>
+          <w:rFonts w:ascii="Consolas" w:eastAsia="Times New Roman" w:hAnsi="Consolas" w:cs="Times New Roman"/>
+          <w:color w:val="795E26"/>
+          <w:kern w:val="0"/>
+          <w:sz w:val="21"/>
+          <w:szCs w:val="21"/>
+          <w14:ligatures w14:val="none"/>
+        </w:rPr>
+        <w:t>info</w:t>
+      </w:r>
+      <w:r>
+        <w:rPr>
+          <w:rFonts w:ascii="Consolas" w:eastAsia="Times New Roman" w:hAnsi="Consolas" w:cs="Times New Roman"/>
+          <w:color w:val="000000"/>
+          <w:kern w:val="0"/>
+          <w:sz w:val="21"/>
+          <w:szCs w:val="21"/>
+          <w14:ligatures w14:val="none"/>
+        </w:rPr>
+        <w:t>(</w:t>
+      </w:r>
+      <w:r>
+        <w:rPr>
+          <w:rFonts w:ascii="Consolas" w:eastAsia="Times New Roman" w:hAnsi="Consolas" w:cs="Times New Roman"/>
+          <w:color w:val="A31515"/>
+          <w:kern w:val="0"/>
+          <w:sz w:val="21"/>
+          <w:szCs w:val="21"/>
+          <w14:ligatures w14:val="none"/>
+        </w:rPr>
+        <w:t>"New number in cache: "</w:t>
+      </w:r>
+      <w:r>
+        <w:rPr>
+          <w:rFonts w:ascii="Consolas" w:eastAsia="Times New Roman" w:hAnsi="Consolas" w:cs="Times New Roman"/>
+          <w:color w:val="000000"/>
+          <w:kern w:val="0"/>
+          <w:sz w:val="21"/>
+          <w:szCs w:val="21"/>
+          <w14:ligatures w14:val="none"/>
+        </w:rPr>
+        <w:t xml:space="preserve"> . </w:t>
+      </w:r>
+      <w:r>
+        <w:rPr>
+          <w:rFonts w:ascii="Consolas" w:eastAsia="Times New Roman" w:hAnsi="Consolas" w:cs="Times New Roman"/>
+          <w:color w:val="001080"/>
+          <w:kern w:val="0"/>
+          <w:sz w:val="21"/>
+          <w:szCs w:val="21"/>
+          <w14:ligatures w14:val="none"/>
+        </w:rPr>
+        <w:t>$number</w:t>
+      </w:r>
+      <w:r>
+        <w:rPr>
+          <w:rFonts w:ascii="Consolas" w:eastAsia="Times New Roman" w:hAnsi="Consolas" w:cs="Times New Roman"/>
+          <w:color w:val="000000"/>
+          <w:kern w:val="0"/>
+          <w:sz w:val="21"/>
+          <w:szCs w:val="21"/>
+          <w14:ligatures w14:val="none"/>
+        </w:rPr>
+        <w:t>, [</w:t>
+      </w:r>
+      <w:r>
+        <w:rPr>
+          <w:rFonts w:ascii="Consolas" w:eastAsia="Times New Roman" w:hAnsi="Consolas" w:cs="Times New Roman"/>
+          <w:color w:val="A31515"/>
+          <w:kern w:val="0"/>
+          <w:sz w:val="21"/>
+          <w:szCs w:val="21"/>
+          <w14:ligatures w14:val="none"/>
+        </w:rPr>
+        <w:t>'timestamp'</w:t>
+      </w:r>
+      <w:r>
+        <w:rPr>
+          <w:rFonts w:ascii="Consolas" w:eastAsia="Times New Roman" w:hAnsi="Consolas" w:cs="Times New Roman"/>
+          <w:color w:val="000000"/>
+          <w:kern w:val="0"/>
+          <w:sz w:val="21"/>
+          <w:szCs w:val="21"/>
+          <w14:ligatures w14:val="none"/>
+        </w:rPr>
+        <w:t xml:space="preserve"> =&gt; </w:t>
+      </w:r>
+      <w:r>
+        <w:rPr>
+          <w:rFonts w:ascii="Consolas" w:eastAsia="Times New Roman" w:hAnsi="Consolas" w:cs="Times New Roman"/>
+          <w:color w:val="795E26"/>
+          <w:kern w:val="0"/>
+          <w:sz w:val="21"/>
+          <w:szCs w:val="21"/>
+          <w14:ligatures w14:val="none"/>
+        </w:rPr>
+        <w:t>now</w:t>
+      </w:r>
+      <w:r>
+        <w:rPr>
+          <w:rFonts w:ascii="Consolas" w:eastAsia="Times New Roman" w:hAnsi="Consolas" w:cs="Times New Roman"/>
+          <w:color w:val="000000"/>
+          <w:kern w:val="0"/>
+          <w:sz w:val="21"/>
+          <w:szCs w:val="21"/>
+          <w14:ligatures w14:val="none"/>
+        </w:rPr>
+        <w:t>()]);</w:t>
+      </w:r>
+    </w:p>
+    <w:p>
+      <w:pPr>
+        <w:shd w:val="clear" w:color="auto" w:fill="FFFFFF"/>
+        <w:spacing w:after="0" w:line="285" w:lineRule="atLeast"/>
+        <w:rPr>
+          <w:rFonts w:ascii="Consolas" w:eastAsia="Times New Roman" w:hAnsi="Consolas" w:cs="Times New Roman"/>
+          <w:color w:val="3B3B3B"/>
+          <w:kern w:val="0"/>
+          <w:sz w:val="21"/>
+          <w:szCs w:val="21"/>
+          <w14:ligatures w14:val="none"/>
+        </w:rPr>
+      </w:pPr>
+      <w:r>
+        <w:rPr>
+          <w:rFonts w:ascii="Consolas" w:eastAsia="Times New Roman" w:hAnsi="Consolas" w:cs="Times New Roman"/>
+          <w:color w:val="000000"/>
+          <w:kern w:val="0"/>
+          <w:sz w:val="21"/>
+          <w:szCs w:val="21"/>
+          <w14:ligatures w14:val="none"/>
+        </w:rPr>
+        <w:t xml:space="preserve">            </w:t>
+      </w:r>
+      <w:r>
+        <w:rPr>
+          <w:rFonts w:ascii="Consolas" w:eastAsia="Times New Roman" w:hAnsi="Consolas" w:cs="Times New Roman"/>
+          <w:color w:val="AF00DB"/>
+          <w:kern w:val="0"/>
+          <w:sz w:val="21"/>
+          <w:szCs w:val="21"/>
+          <w14:ligatures w14:val="none"/>
+        </w:rPr>
+        <w:t>return</w:t>
+      </w:r>
+      <w:r>
+        <w:rPr>
+          <w:rFonts w:ascii="Consolas" w:eastAsia="Times New Roman" w:hAnsi="Consolas" w:cs="Times New Roman"/>
+          <w:color w:val="000000"/>
+          <w:kern w:val="0"/>
+          <w:sz w:val="21"/>
+          <w:szCs w:val="21"/>
+          <w14:ligatures w14:val="none"/>
+        </w:rPr>
+        <w:t>;</w:t>
+      </w:r>
+    </w:p>
+    <w:p>
+      <w:pPr>
+        <w:shd w:val="clear" w:color="auto" w:fill="FFFFFF"/>
+        <w:spacing w:after="0" w:line="285" w:lineRule="atLeast"/>
+        <w:rPr>
+          <w:rFonts w:ascii="Consolas" w:eastAsia="Times New Roman" w:hAnsi="Consolas" w:cs="Times New Roman"/>
+          <w:color w:val="3B3B3B"/>
+          <w:kern w:val="0"/>
+          <w:sz w:val="21"/>
+          <w:szCs w:val="21"/>
+          <w14:ligatures w14:val="none"/>
+        </w:rPr>
+      </w:pPr>
+      <w:r>
+        <w:rPr>
+          <w:rFonts w:ascii="Consolas" w:eastAsia="Times New Roman" w:hAnsi="Consolas" w:cs="Times New Roman"/>
+          <w:color w:val="000000"/>
+          <w:kern w:val="0"/>
+          <w:sz w:val="21"/>
+          <w:szCs w:val="21"/>
+          <w14:ligatures w14:val="none"/>
+        </w:rPr>
+        <w:t>        })-&gt;</w:t>
+      </w:r>
+      <w:r>
+        <w:rPr>
+          <w:rFonts w:ascii="Consolas" w:eastAsia="Times New Roman" w:hAnsi="Consolas" w:cs="Times New Roman"/>
+          <w:color w:val="795E26"/>
+          <w:kern w:val="0"/>
+          <w:sz w:val="21"/>
+          <w:szCs w:val="21"/>
+          <w14:ligatures w14:val="none"/>
+        </w:rPr>
+        <w:t>seconds</w:t>
+      </w:r>
+      <w:r>
+        <w:rPr>
+          <w:rFonts w:ascii="Consolas" w:eastAsia="Times New Roman" w:hAnsi="Consolas" w:cs="Times New Roman"/>
+          <w:color w:val="000000"/>
+          <w:kern w:val="0"/>
+          <w:sz w:val="21"/>
+          <w:szCs w:val="21"/>
+          <w14:ligatures w14:val="none"/>
+        </w:rPr>
+        <w:t>(</w:t>
+      </w:r>
+      <w:r>
+        <w:rPr>
+          <w:rFonts w:ascii="Consolas" w:eastAsia="Times New Roman" w:hAnsi="Consolas" w:cs="Times New Roman"/>
+          <w:color w:val="098658"/>
+          <w:kern w:val="0"/>
+          <w:sz w:val="21"/>
+          <w:szCs w:val="21"/>
+          <w14:ligatures w14:val="none"/>
+        </w:rPr>
+        <w:t>10</w:t>
+      </w:r>
+      <w:r>
+        <w:rPr>
+          <w:rFonts w:ascii="Consolas" w:eastAsia="Times New Roman" w:hAnsi="Consolas" w:cs="Times New Roman"/>
+          <w:color w:val="000000"/>
+          <w:kern w:val="0"/>
+          <w:sz w:val="21"/>
+          <w:szCs w:val="21"/>
+          <w14:ligatures w14:val="none"/>
+        </w:rPr>
+        <w:t>)-&gt;</w:t>
+      </w:r>
+      <w:r>
+        <w:rPr>
+          <w:rFonts w:ascii="Consolas" w:eastAsia="Times New Roman" w:hAnsi="Consolas" w:cs="Times New Roman"/>
+          <w:color w:val="795E26"/>
+          <w:kern w:val="0"/>
+          <w:sz w:val="21"/>
+          <w:szCs w:val="21"/>
+          <w14:ligatures w14:val="none"/>
+        </w:rPr>
+        <w:t>immediate</w:t>
+      </w:r>
+      <w:r>
+        <w:rPr>
+          <w:rFonts w:ascii="Consolas" w:eastAsia="Times New Roman" w:hAnsi="Consolas" w:cs="Times New Roman"/>
+          <w:color w:val="000000"/>
+          <w:kern w:val="0"/>
+          <w:sz w:val="21"/>
+          <w:szCs w:val="21"/>
+          <w14:ligatures w14:val="none"/>
+        </w:rPr>
+        <w:t>();</w:t>
+      </w:r>
+    </w:p>
+    <w:p>
+      <w:pPr>
+        <w:shd w:val="clear" w:color="auto" w:fill="FFFFFF"/>
+        <w:spacing w:after="0" w:line="285" w:lineRule="atLeast"/>
+        <w:rPr>
+          <w:rFonts w:ascii="Consolas" w:eastAsia="Times New Roman" w:hAnsi="Consolas" w:cs="Times New Roman"/>
+          <w:color w:val="3B3B3B"/>
+          <w:kern w:val="0"/>
+          <w:sz w:val="21"/>
+          <w:szCs w:val="21"/>
+          <w14:ligatures w14:val="none"/>
+        </w:rPr>
+      </w:pPr>
+      <w:r>
+        <w:rPr>
+          <w:rFonts w:ascii="Consolas" w:eastAsia="Times New Roman" w:hAnsi="Consolas" w:cs="Times New Roman"/>
+          <w:color w:val="000000"/>
+          <w:kern w:val="0"/>
+          <w:sz w:val="21"/>
+          <w:szCs w:val="21"/>
+          <w14:ligatures w14:val="none"/>
+        </w:rPr>
+        <w:t>    }</w:t>
+      </w:r>
+    </w:p>
+    <w:p>
+      <w:pPr>
+        <w:shd w:val="clear" w:color="auto" w:fill="FFFFFF"/>
+        <w:spacing w:after="0" w:line="285" w:lineRule="atLeast"/>
+        <w:rPr>
+          <w:rFonts w:ascii="Consolas" w:eastAsia="Times New Roman" w:hAnsi="Consolas" w:cs="Times New Roman"/>
+          <w:color w:val="3B3B3B"/>
+          <w:kern w:val="0"/>
+          <w:sz w:val="21"/>
+          <w:szCs w:val="21"/>
+          <w14:ligatures w14:val="none"/>
+        </w:rPr>
+      </w:pPr>
+      <w:r>
+        <w:rPr>
+          <w:rFonts w:ascii="Consolas" w:eastAsia="Times New Roman" w:hAnsi="Consolas" w:cs="Times New Roman"/>
+          <w:color w:val="000000"/>
+          <w:kern w:val="0"/>
+          <w:sz w:val="21"/>
+          <w:szCs w:val="21"/>
+          <w14:ligatures w14:val="none"/>
+        </w:rPr>
+        <w:t>}</w:t>
+      </w:r>
+    </w:p>
+    <w:p>
+      <w:pPr>
+        <w:ind w:left="720" w:firstLine="720"/>
+        <w:rPr>
+          <w:rFonts w:cs="Sakkal Majalla"/>
+        </w:rPr>
+      </w:pPr>
+      <w:r>
+        <w:rPr>
+          <w:rFonts w:cs="Sakkal Majalla"/>
+        </w:rPr>
+        <w:t>=========================================</w:t>
+      </w:r>
+    </w:p>
+    <w:p>
+      <w:pPr>
+        <w:shd w:val="clear" w:color="auto" w:fill="FFFFFF"/>
+        <w:spacing w:after="0" w:line="285" w:lineRule="atLeast"/>
+        <w:rPr>
+          <w:rFonts w:ascii="Sakkal Majalla" w:eastAsia="Times New Roman" w:hAnsi="Sakkal Majalla" w:cs="Sakkal Majalla"/>
+          <w:color w:val="3B3B3B"/>
+          <w:kern w:val="0"/>
+          <w:sz w:val="28"/>
+          <w:szCs w:val="28"/>
+          <w14:ligatures w14:val="none"/>
+        </w:rPr>
+      </w:pPr>
+    </w:p>
+    <w:p>
+      <w:pPr>
+        <w:shd w:val="clear" w:color="auto" w:fill="FFFFFF"/>
+        <w:spacing w:after="0" w:line="285" w:lineRule="atLeast"/>
+        <w:rPr>
+          <w:rFonts w:ascii="Sakkal Majalla" w:eastAsia="Times New Roman" w:hAnsi="Sakkal Majalla" w:cs="Sakkal Majalla"/>
+          <w:color w:val="3B3B3B"/>
+          <w:kern w:val="0"/>
+          <w:sz w:val="28"/>
+          <w:szCs w:val="28"/>
+          <w14:ligatures w14:val="none"/>
+        </w:rPr>
+      </w:pPr>
+    </w:p>
+    <w:p>
+      <w:pPr>
+        <w:rPr>
+          <w:rFonts w:ascii="Sakkal Majalla" w:hAnsi="Sakkal Majalla" w:cs="Sakkal Majalla"/>
+          <w:b/>
+          <w:bCs/>
+          <w:color w:val="3A7C22" w:themeColor="accent6" w:themeShade="BF"/>
+          <w:sz w:val="28"/>
+          <w:szCs w:val="28"/>
+        </w:rPr>
+      </w:pPr>
+      <w:r>
+        <w:rPr>
+          <w:rFonts w:ascii="Sakkal Majalla" w:hAnsi="Sakkal Majalla" w:cs="Sakkal Majalla"/>
+          <w:b/>
+          <w:bCs/>
+          <w:color w:val="3A7C22" w:themeColor="accent6" w:themeShade="BF"/>
+          <w:sz w:val="28"/>
+          <w:szCs w:val="28"/>
+        </w:rPr>
+        <w:lastRenderedPageBreak/>
+        <w:t>Note</w:t>
+      </w:r>
+      <w:r>
+        <w:rPr>
+          <w:rFonts w:ascii="Sakkal Majalla" w:hAnsi="Sakkal Majalla" w:cs="Sakkal Majalla"/>
+          <w:b/>
+          <w:bCs/>
+          <w:color w:val="3A7C22" w:themeColor="accent6" w:themeShade="BF"/>
+          <w:sz w:val="28"/>
+          <w:szCs w:val="28"/>
+        </w:rPr>
+        <w:t>:</w:t>
+      </w:r>
+    </w:p>
+    <w:p>
+      <w:pPr>
+        <w:rPr>
+          <w:rFonts w:ascii="Sakkal Majalla" w:hAnsi="Sakkal Majalla" w:cs="Sakkal Majalla"/>
+          <w:sz w:val="28"/>
+          <w:szCs w:val="28"/>
+        </w:rPr>
+      </w:pPr>
+      <w:r>
+        <w:rPr>
+          <w:rFonts w:ascii="Sakkal Majalla" w:hAnsi="Sakkal Majalla" w:cs="Sakkal Majalla"/>
+          <w:b/>
+          <w:bCs/>
+          <w:color w:val="0070C0"/>
+          <w:sz w:val="28"/>
+          <w:szCs w:val="28"/>
+        </w:rPr>
+        <w:t>The storage in the Octane cache is not permanent</w:t>
+      </w:r>
+      <w:r>
+        <w:rPr>
+          <w:rFonts w:ascii="Sakkal Majalla" w:hAnsi="Sakkal Majalla" w:cs="Sakkal Majalla"/>
+          <w:sz w:val="28"/>
+          <w:szCs w:val="28"/>
+        </w:rPr>
+        <w:t xml:space="preserve">; </w:t>
+      </w:r>
+      <w:r>
+        <w:rPr>
+          <w:rFonts w:ascii="Sakkal Majalla" w:hAnsi="Sakkal Majalla" w:cs="Sakkal Majalla"/>
+          <w:b/>
+          <w:bCs/>
+          <w:color w:val="0070C0"/>
+          <w:sz w:val="28"/>
+          <w:szCs w:val="28"/>
+        </w:rPr>
+        <w:t>it is volatile</w:t>
+      </w:r>
+      <w:r>
+        <w:rPr>
+          <w:rFonts w:ascii="Sakkal Majalla" w:hAnsi="Sakkal Majalla" w:cs="Sakkal Majalla"/>
+          <w:sz w:val="28"/>
+          <w:szCs w:val="28"/>
+        </w:rPr>
+        <w:t xml:space="preserve">. This means that you can lose the values </w:t>
+      </w:r>
+      <w:r>
+        <w:rPr>
+          <w:rFonts w:ascii="Sakkal Majalla" w:hAnsi="Sakkal Majalla" w:cs="Sakkal Majalla"/>
+          <w:b/>
+          <w:bCs/>
+          <w:color w:val="0070C0"/>
+          <w:sz w:val="28"/>
+          <w:szCs w:val="28"/>
+        </w:rPr>
+        <w:t>every time the server is restarted</w:t>
+      </w:r>
+      <w:r>
+        <w:rPr>
+          <w:rFonts w:ascii="Sakkal Majalla" w:hAnsi="Sakkal Majalla" w:cs="Sakkal Majalla"/>
+          <w:sz w:val="28"/>
+          <w:szCs w:val="28"/>
+        </w:rPr>
+        <w:t>.</w:t>
+      </w:r>
+    </w:p>
+    <w:p>
+      <w:pPr>
+        <w:ind w:left="720" w:firstLine="720"/>
+        <w:rPr>
+          <w:rFonts w:cs="Sakkal Majalla"/>
+        </w:rPr>
+      </w:pPr>
+      <w:r>
+        <w:rPr>
+          <w:rFonts w:cs="Sakkal Majalla"/>
+        </w:rPr>
+        <w:t>=========================================</w:t>
+      </w:r>
+    </w:p>
+    <w:p>
+      <w:pPr>
+        <w:shd w:val="clear" w:color="auto" w:fill="FFFFFF"/>
+        <w:spacing w:after="0" w:line="285" w:lineRule="atLeast"/>
+        <w:rPr>
+          <w:rFonts w:ascii="Consolas" w:eastAsia="Times New Roman" w:hAnsi="Consolas" w:cs="Times New Roman"/>
+          <w:color w:val="3B3B3B"/>
+          <w:kern w:val="0"/>
+          <w:sz w:val="21"/>
+          <w:szCs w:val="21"/>
+          <w14:ligatures w14:val="none"/>
+        </w:rPr>
+      </w:pPr>
+      <w:r>
+        <w:rPr>
+          <w:rFonts w:ascii="Consolas" w:eastAsia="Times New Roman" w:hAnsi="Consolas" w:cs="Times New Roman"/>
+          <w:color w:val="267F99"/>
+          <w:kern w:val="0"/>
+          <w:sz w:val="21"/>
+          <w:szCs w:val="21"/>
+          <w14:ligatures w14:val="none"/>
+        </w:rPr>
+        <w:t>Route</w:t>
+      </w:r>
+      <w:r>
+        <w:rPr>
+          <w:rFonts w:ascii="Consolas" w:eastAsia="Times New Roman" w:hAnsi="Consolas" w:cs="Times New Roman"/>
+          <w:color w:val="000000"/>
+          <w:kern w:val="0"/>
+          <w:sz w:val="21"/>
+          <w:szCs w:val="21"/>
+          <w14:ligatures w14:val="none"/>
+        </w:rPr>
+        <w:t>::</w:t>
+      </w:r>
+      <w:r>
+        <w:rPr>
+          <w:rFonts w:ascii="Consolas" w:eastAsia="Times New Roman" w:hAnsi="Consolas" w:cs="Times New Roman"/>
+          <w:color w:val="795E26"/>
+          <w:kern w:val="0"/>
+          <w:sz w:val="21"/>
+          <w:szCs w:val="21"/>
+          <w14:ligatures w14:val="none"/>
+        </w:rPr>
+        <w:t>get</w:t>
+      </w:r>
+      <w:r>
+        <w:rPr>
+          <w:rFonts w:ascii="Consolas" w:eastAsia="Times New Roman" w:hAnsi="Consolas" w:cs="Times New Roman"/>
+          <w:color w:val="000000"/>
+          <w:kern w:val="0"/>
+          <w:sz w:val="21"/>
+          <w:szCs w:val="21"/>
+          <w14:ligatures w14:val="none"/>
+        </w:rPr>
+        <w:t>(</w:t>
+      </w:r>
+      <w:r>
+        <w:rPr>
+          <w:rFonts w:ascii="Consolas" w:eastAsia="Times New Roman" w:hAnsi="Consolas" w:cs="Times New Roman"/>
+          <w:color w:val="A31515"/>
+          <w:kern w:val="0"/>
+          <w:sz w:val="21"/>
+          <w:szCs w:val="21"/>
+          <w14:ligatures w14:val="none"/>
+        </w:rPr>
+        <w:t>'/get-random-number'</w:t>
+      </w:r>
+      <w:r>
+        <w:rPr>
+          <w:rFonts w:ascii="Consolas" w:eastAsia="Times New Roman" w:hAnsi="Consolas" w:cs="Times New Roman"/>
+          <w:color w:val="000000"/>
+          <w:kern w:val="0"/>
+          <w:sz w:val="21"/>
+          <w:szCs w:val="21"/>
+          <w14:ligatures w14:val="none"/>
+        </w:rPr>
+        <w:t xml:space="preserve">, </w:t>
+      </w:r>
+      <w:r>
+        <w:rPr>
+          <w:rFonts w:ascii="Consolas" w:eastAsia="Times New Roman" w:hAnsi="Consolas" w:cs="Times New Roman"/>
+          <w:color w:val="0000FF"/>
+          <w:kern w:val="0"/>
+          <w:sz w:val="21"/>
+          <w:szCs w:val="21"/>
+          <w14:ligatures w14:val="none"/>
+        </w:rPr>
+        <w:t>function</w:t>
+      </w:r>
+      <w:r>
+        <w:rPr>
+          <w:rFonts w:ascii="Consolas" w:eastAsia="Times New Roman" w:hAnsi="Consolas" w:cs="Times New Roman"/>
+          <w:color w:val="000000"/>
+          <w:kern w:val="0"/>
+          <w:sz w:val="21"/>
+          <w:szCs w:val="21"/>
+          <w14:ligatures w14:val="none"/>
+        </w:rPr>
         <w:t xml:space="preserve"> () {</w:t>
       </w:r>
     </w:p>
@@ -990,9 +4261,3876 @@
           <w:szCs w:val="21"/>
           <w14:ligatures w14:val="none"/>
         </w:rPr>
+        <w:t xml:space="preserve">    </w:t>
+      </w:r>
+      <w:r>
+        <w:rPr>
+          <w:rFonts w:ascii="Consolas" w:eastAsia="Times New Roman" w:hAnsi="Consolas" w:cs="Times New Roman"/>
+          <w:color w:val="001080"/>
+          <w:kern w:val="0"/>
+          <w:sz w:val="21"/>
+          <w:szCs w:val="21"/>
+          <w14:ligatures w14:val="none"/>
+        </w:rPr>
+        <w:t>$number</w:t>
+      </w:r>
+      <w:r>
+        <w:rPr>
+          <w:rFonts w:ascii="Consolas" w:eastAsia="Times New Roman" w:hAnsi="Consolas" w:cs="Times New Roman"/>
+          <w:color w:val="000000"/>
+          <w:kern w:val="0"/>
+          <w:sz w:val="21"/>
+          <w:szCs w:val="21"/>
+          <w14:ligatures w14:val="none"/>
+        </w:rPr>
+        <w:t xml:space="preserve"> = </w:t>
+      </w:r>
+      <w:r>
+        <w:rPr>
+          <w:rFonts w:ascii="Consolas" w:eastAsia="Times New Roman" w:hAnsi="Consolas" w:cs="Times New Roman"/>
+          <w:color w:val="267F99"/>
+          <w:kern w:val="0"/>
+          <w:sz w:val="21"/>
+          <w:szCs w:val="21"/>
+          <w14:ligatures w14:val="none"/>
+        </w:rPr>
+        <w:t>Cache</w:t>
+      </w:r>
+      <w:r>
+        <w:rPr>
+          <w:rFonts w:ascii="Consolas" w:eastAsia="Times New Roman" w:hAnsi="Consolas" w:cs="Times New Roman"/>
+          <w:color w:val="000000"/>
+          <w:kern w:val="0"/>
+          <w:sz w:val="21"/>
+          <w:szCs w:val="21"/>
+          <w14:ligatures w14:val="none"/>
+        </w:rPr>
+        <w:t>::</w:t>
+      </w:r>
+      <w:r>
+        <w:rPr>
+          <w:rFonts w:ascii="Consolas" w:eastAsia="Times New Roman" w:hAnsi="Consolas" w:cs="Times New Roman"/>
+          <w:color w:val="795E26"/>
+          <w:kern w:val="0"/>
+          <w:sz w:val="21"/>
+          <w:szCs w:val="21"/>
+          <w14:ligatures w14:val="none"/>
+        </w:rPr>
+        <w:t>store</w:t>
+      </w:r>
+      <w:r>
+        <w:rPr>
+          <w:rFonts w:ascii="Consolas" w:eastAsia="Times New Roman" w:hAnsi="Consolas" w:cs="Times New Roman"/>
+          <w:color w:val="000000"/>
+          <w:kern w:val="0"/>
+          <w:sz w:val="21"/>
+          <w:szCs w:val="21"/>
+          <w14:ligatures w14:val="none"/>
+        </w:rPr>
+        <w:t>(</w:t>
+      </w:r>
+      <w:r>
+        <w:rPr>
+          <w:rFonts w:ascii="Consolas" w:eastAsia="Times New Roman" w:hAnsi="Consolas" w:cs="Times New Roman"/>
+          <w:color w:val="A31515"/>
+          <w:kern w:val="0"/>
+          <w:sz w:val="21"/>
+          <w:szCs w:val="21"/>
+          <w14:ligatures w14:val="none"/>
+        </w:rPr>
+        <w:t>'octane'</w:t>
+      </w:r>
+      <w:r>
+        <w:rPr>
+          <w:rFonts w:ascii="Consolas" w:eastAsia="Times New Roman" w:hAnsi="Consolas" w:cs="Times New Roman"/>
+          <w:color w:val="000000"/>
+          <w:kern w:val="0"/>
+          <w:sz w:val="21"/>
+          <w:szCs w:val="21"/>
+          <w14:ligatures w14:val="none"/>
+        </w:rPr>
+        <w:t>)-&gt;</w:t>
+      </w:r>
+      <w:r>
+        <w:rPr>
+          <w:rFonts w:ascii="Consolas" w:eastAsia="Times New Roman" w:hAnsi="Consolas" w:cs="Times New Roman"/>
+          <w:color w:val="795E26"/>
+          <w:kern w:val="0"/>
+          <w:sz w:val="21"/>
+          <w:szCs w:val="21"/>
+          <w14:ligatures w14:val="none"/>
+        </w:rPr>
+        <w:t>get</w:t>
+      </w:r>
+      <w:r>
+        <w:rPr>
+          <w:rFonts w:ascii="Consolas" w:eastAsia="Times New Roman" w:hAnsi="Consolas" w:cs="Times New Roman"/>
+          <w:color w:val="000000"/>
+          <w:kern w:val="0"/>
+          <w:sz w:val="21"/>
+          <w:szCs w:val="21"/>
+          <w14:ligatures w14:val="none"/>
+        </w:rPr>
+        <w:t>(</w:t>
+      </w:r>
+      <w:r>
+        <w:rPr>
+          <w:rFonts w:ascii="Consolas" w:eastAsia="Times New Roman" w:hAnsi="Consolas" w:cs="Times New Roman"/>
+          <w:color w:val="A31515"/>
+          <w:kern w:val="0"/>
+          <w:sz w:val="21"/>
+          <w:szCs w:val="21"/>
+          <w14:ligatures w14:val="none"/>
+        </w:rPr>
+        <w:t>'last-random-number'</w:t>
+      </w:r>
+      <w:r>
+        <w:rPr>
+          <w:rFonts w:ascii="Consolas" w:eastAsia="Times New Roman" w:hAnsi="Consolas" w:cs="Times New Roman"/>
+          <w:color w:val="000000"/>
+          <w:kern w:val="0"/>
+          <w:sz w:val="21"/>
+          <w:szCs w:val="21"/>
+          <w14:ligatures w14:val="none"/>
+        </w:rPr>
+        <w:t xml:space="preserve">, </w:t>
+      </w:r>
+      <w:r>
+        <w:rPr>
+          <w:rFonts w:ascii="Consolas" w:eastAsia="Times New Roman" w:hAnsi="Consolas" w:cs="Times New Roman"/>
+          <w:color w:val="098658"/>
+          <w:kern w:val="0"/>
+          <w:sz w:val="21"/>
+          <w:szCs w:val="21"/>
+          <w14:ligatures w14:val="none"/>
+        </w:rPr>
+        <w:t>0</w:t>
+      </w:r>
+      <w:r>
+        <w:rPr>
+          <w:rFonts w:ascii="Consolas" w:eastAsia="Times New Roman" w:hAnsi="Consolas" w:cs="Times New Roman"/>
+          <w:color w:val="000000"/>
+          <w:kern w:val="0"/>
+          <w:sz w:val="21"/>
+          <w:szCs w:val="21"/>
+          <w14:ligatures w14:val="none"/>
+        </w:rPr>
+        <w:t>);</w:t>
+      </w:r>
+    </w:p>
+    <w:p>
+      <w:pPr>
+        <w:shd w:val="clear" w:color="auto" w:fill="FFFFFF"/>
+        <w:spacing w:after="0" w:line="285" w:lineRule="atLeast"/>
+        <w:rPr>
+          <w:rFonts w:ascii="Consolas" w:eastAsia="Times New Roman" w:hAnsi="Consolas" w:cs="Times New Roman"/>
+          <w:color w:val="3B3B3B"/>
+          <w:kern w:val="0"/>
+          <w:sz w:val="21"/>
+          <w:szCs w:val="21"/>
+          <w14:ligatures w14:val="none"/>
+        </w:rPr>
+      </w:pPr>
+      <w:r>
+        <w:rPr>
+          <w:rFonts w:ascii="Consolas" w:eastAsia="Times New Roman" w:hAnsi="Consolas" w:cs="Times New Roman"/>
+          <w:color w:val="000000"/>
+          <w:kern w:val="0"/>
+          <w:sz w:val="21"/>
+          <w:szCs w:val="21"/>
+          <w14:ligatures w14:val="none"/>
+        </w:rPr>
+        <w:t xml:space="preserve">    </w:t>
+      </w:r>
+      <w:r>
+        <w:rPr>
+          <w:rFonts w:ascii="Consolas" w:eastAsia="Times New Roman" w:hAnsi="Consolas" w:cs="Times New Roman"/>
+          <w:color w:val="AF00DB"/>
+          <w:kern w:val="0"/>
+          <w:sz w:val="21"/>
+          <w:szCs w:val="21"/>
+          <w14:ligatures w14:val="none"/>
+        </w:rPr>
+        <w:t>return</w:t>
+      </w:r>
+      <w:r>
+        <w:rPr>
+          <w:rFonts w:ascii="Consolas" w:eastAsia="Times New Roman" w:hAnsi="Consolas" w:cs="Times New Roman"/>
+          <w:color w:val="000000"/>
+          <w:kern w:val="0"/>
+          <w:sz w:val="21"/>
+          <w:szCs w:val="21"/>
+          <w14:ligatures w14:val="none"/>
+        </w:rPr>
+        <w:t xml:space="preserve"> </w:t>
+      </w:r>
+      <w:r>
+        <w:rPr>
+          <w:rFonts w:ascii="Consolas" w:eastAsia="Times New Roman" w:hAnsi="Consolas" w:cs="Times New Roman"/>
+          <w:color w:val="001080"/>
+          <w:kern w:val="0"/>
+          <w:sz w:val="21"/>
+          <w:szCs w:val="21"/>
+          <w14:ligatures w14:val="none"/>
+        </w:rPr>
+        <w:t>$number</w:t>
+      </w:r>
+      <w:r>
+        <w:rPr>
+          <w:rFonts w:ascii="Consolas" w:eastAsia="Times New Roman" w:hAnsi="Consolas" w:cs="Times New Roman"/>
+          <w:color w:val="000000"/>
+          <w:kern w:val="0"/>
+          <w:sz w:val="21"/>
+          <w:szCs w:val="21"/>
+          <w14:ligatures w14:val="none"/>
+        </w:rPr>
+        <w:t>;</w:t>
+      </w:r>
+    </w:p>
+    <w:p>
+      <w:pPr>
+        <w:shd w:val="clear" w:color="auto" w:fill="FFFFFF"/>
+        <w:spacing w:after="0" w:line="285" w:lineRule="atLeast"/>
+        <w:rPr>
+          <w:rFonts w:ascii="Consolas" w:eastAsia="Times New Roman" w:hAnsi="Consolas" w:cs="Times New Roman"/>
+          <w:color w:val="3B3B3B"/>
+          <w:kern w:val="0"/>
+          <w:sz w:val="21"/>
+          <w:szCs w:val="21"/>
+          <w14:ligatures w14:val="none"/>
+        </w:rPr>
+      </w:pPr>
+      <w:r>
+        <w:rPr>
+          <w:rFonts w:ascii="Consolas" w:eastAsia="Times New Roman" w:hAnsi="Consolas" w:cs="Times New Roman"/>
+          <w:color w:val="000000"/>
+          <w:kern w:val="0"/>
+          <w:sz w:val="21"/>
+          <w:szCs w:val="21"/>
+          <w14:ligatures w14:val="none"/>
+        </w:rPr>
+        <w:t>});</w:t>
+      </w:r>
+    </w:p>
+    <w:p>
+      <w:pPr>
+        <w:shd w:val="clear" w:color="auto" w:fill="FFFFFF"/>
+        <w:spacing w:after="0" w:line="285" w:lineRule="atLeast"/>
+        <w:rPr>
+          <w:rFonts w:ascii="Consolas" w:eastAsia="Times New Roman" w:hAnsi="Consolas" w:cs="Times New Roman"/>
+          <w:color w:val="3B3B3B"/>
+          <w:kern w:val="0"/>
+          <w:sz w:val="21"/>
+          <w:szCs w:val="21"/>
+          <w14:ligatures w14:val="none"/>
+        </w:rPr>
+      </w:pPr>
+    </w:p>
+    <w:p>
+      <w:pPr>
+        <w:shd w:val="clear" w:color="auto" w:fill="FFFFFF"/>
+        <w:spacing w:after="0" w:line="285" w:lineRule="atLeast"/>
+        <w:rPr>
+          <w:rFonts w:ascii="Consolas" w:eastAsia="Times New Roman" w:hAnsi="Consolas" w:cs="Times New Roman"/>
+          <w:color w:val="3B3B3B"/>
+          <w:kern w:val="0"/>
+          <w:sz w:val="21"/>
+          <w:szCs w:val="21"/>
+          <w14:ligatures w14:val="none"/>
+        </w:rPr>
+      </w:pPr>
+      <w:r>
+        <w:rPr>
+          <w:rFonts w:ascii="Consolas" w:eastAsia="Times New Roman" w:hAnsi="Consolas" w:cs="Times New Roman"/>
+          <w:color w:val="267F99"/>
+          <w:kern w:val="0"/>
+          <w:sz w:val="21"/>
+          <w:szCs w:val="21"/>
+          <w14:ligatures w14:val="none"/>
+        </w:rPr>
+        <w:t>Route</w:t>
+      </w:r>
+      <w:r>
+        <w:rPr>
+          <w:rFonts w:ascii="Consolas" w:eastAsia="Times New Roman" w:hAnsi="Consolas" w:cs="Times New Roman"/>
+          <w:color w:val="000000"/>
+          <w:kern w:val="0"/>
+          <w:sz w:val="21"/>
+          <w:szCs w:val="21"/>
+          <w14:ligatures w14:val="none"/>
+        </w:rPr>
+        <w:t>::</w:t>
+      </w:r>
+      <w:r>
+        <w:rPr>
+          <w:rFonts w:ascii="Consolas" w:eastAsia="Times New Roman" w:hAnsi="Consolas" w:cs="Times New Roman"/>
+          <w:color w:val="795E26"/>
+          <w:kern w:val="0"/>
+          <w:sz w:val="21"/>
+          <w:szCs w:val="21"/>
+          <w14:ligatures w14:val="none"/>
+        </w:rPr>
+        <w:t>get</w:t>
+      </w:r>
+      <w:r>
+        <w:rPr>
+          <w:rFonts w:ascii="Consolas" w:eastAsia="Times New Roman" w:hAnsi="Consolas" w:cs="Times New Roman"/>
+          <w:color w:val="000000"/>
+          <w:kern w:val="0"/>
+          <w:sz w:val="21"/>
+          <w:szCs w:val="21"/>
+          <w14:ligatures w14:val="none"/>
+        </w:rPr>
+        <w:t>(</w:t>
+      </w:r>
+      <w:r>
+        <w:rPr>
+          <w:rFonts w:ascii="Consolas" w:eastAsia="Times New Roman" w:hAnsi="Consolas" w:cs="Times New Roman"/>
+          <w:color w:val="A31515"/>
+          <w:kern w:val="0"/>
+          <w:sz w:val="21"/>
+          <w:szCs w:val="21"/>
+          <w14:ligatures w14:val="none"/>
+        </w:rPr>
+        <w:t>'/increment-number'</w:t>
+      </w:r>
+      <w:r>
+        <w:rPr>
+          <w:rFonts w:ascii="Consolas" w:eastAsia="Times New Roman" w:hAnsi="Consolas" w:cs="Times New Roman"/>
+          <w:color w:val="000000"/>
+          <w:kern w:val="0"/>
+          <w:sz w:val="21"/>
+          <w:szCs w:val="21"/>
+          <w14:ligatures w14:val="none"/>
+        </w:rPr>
+        <w:t xml:space="preserve">, </w:t>
+      </w:r>
+      <w:r>
+        <w:rPr>
+          <w:rFonts w:ascii="Consolas" w:eastAsia="Times New Roman" w:hAnsi="Consolas" w:cs="Times New Roman"/>
+          <w:color w:val="0000FF"/>
+          <w:kern w:val="0"/>
+          <w:sz w:val="21"/>
+          <w:szCs w:val="21"/>
+          <w14:ligatures w14:val="none"/>
+        </w:rPr>
+        <w:t>function</w:t>
+      </w:r>
+      <w:r>
+        <w:rPr>
+          <w:rFonts w:ascii="Consolas" w:eastAsia="Times New Roman" w:hAnsi="Consolas" w:cs="Times New Roman"/>
+          <w:color w:val="000000"/>
+          <w:kern w:val="0"/>
+          <w:sz w:val="21"/>
+          <w:szCs w:val="21"/>
+          <w14:ligatures w14:val="none"/>
+        </w:rPr>
+        <w:t xml:space="preserve"> () {</w:t>
+      </w:r>
+    </w:p>
+    <w:p>
+      <w:pPr>
+        <w:shd w:val="clear" w:color="auto" w:fill="FFFFFF"/>
+        <w:spacing w:after="0" w:line="285" w:lineRule="atLeast"/>
+        <w:rPr>
+          <w:rFonts w:ascii="Consolas" w:eastAsia="Times New Roman" w:hAnsi="Consolas" w:cs="Times New Roman"/>
+          <w:color w:val="3B3B3B"/>
+          <w:kern w:val="0"/>
+          <w:sz w:val="21"/>
+          <w:szCs w:val="21"/>
+          <w14:ligatures w14:val="none"/>
+        </w:rPr>
+      </w:pPr>
+      <w:r>
+        <w:rPr>
+          <w:rFonts w:ascii="Consolas" w:eastAsia="Times New Roman" w:hAnsi="Consolas" w:cs="Times New Roman"/>
+          <w:color w:val="000000"/>
+          <w:kern w:val="0"/>
+          <w:sz w:val="21"/>
+          <w:szCs w:val="21"/>
+          <w14:ligatures w14:val="none"/>
+        </w:rPr>
+        <w:t xml:space="preserve">    </w:t>
+      </w:r>
+      <w:r>
+        <w:rPr>
+          <w:rFonts w:ascii="Consolas" w:eastAsia="Times New Roman" w:hAnsi="Consolas" w:cs="Times New Roman"/>
+          <w:color w:val="001080"/>
+          <w:kern w:val="0"/>
+          <w:sz w:val="21"/>
+          <w:szCs w:val="21"/>
+          <w14:ligatures w14:val="none"/>
+        </w:rPr>
+        <w:t>$number</w:t>
+      </w:r>
+      <w:r>
+        <w:rPr>
+          <w:rFonts w:ascii="Consolas" w:eastAsia="Times New Roman" w:hAnsi="Consolas" w:cs="Times New Roman"/>
+          <w:color w:val="000000"/>
+          <w:kern w:val="0"/>
+          <w:sz w:val="21"/>
+          <w:szCs w:val="21"/>
+          <w14:ligatures w14:val="none"/>
+        </w:rPr>
+        <w:t xml:space="preserve"> =</w:t>
+      </w:r>
+    </w:p>
+    <w:p>
+      <w:pPr>
+        <w:shd w:val="clear" w:color="auto" w:fill="FFFFFF"/>
+        <w:spacing w:after="0" w:line="285" w:lineRule="atLeast"/>
+        <w:rPr>
+          <w:rFonts w:ascii="Consolas" w:eastAsia="Times New Roman" w:hAnsi="Consolas" w:cs="Times New Roman"/>
+          <w:color w:val="3B3B3B"/>
+          <w:kern w:val="0"/>
+          <w:sz w:val="21"/>
+          <w:szCs w:val="21"/>
+          <w14:ligatures w14:val="none"/>
+        </w:rPr>
+      </w:pPr>
+      <w:r>
+        <w:rPr>
+          <w:rFonts w:ascii="Consolas" w:eastAsia="Times New Roman" w:hAnsi="Consolas" w:cs="Times New Roman"/>
+          <w:color w:val="000000"/>
+          <w:kern w:val="0"/>
+          <w:sz w:val="21"/>
+          <w:szCs w:val="21"/>
+          <w14:ligatures w14:val="none"/>
+        </w:rPr>
+        <w:t xml:space="preserve">      </w:t>
+      </w:r>
+      <w:r>
+        <w:rPr>
+          <w:rFonts w:ascii="Consolas" w:eastAsia="Times New Roman" w:hAnsi="Consolas" w:cs="Times New Roman"/>
+          <w:color w:val="267F99"/>
+          <w:kern w:val="0"/>
+          <w:sz w:val="21"/>
+          <w:szCs w:val="21"/>
+          <w14:ligatures w14:val="none"/>
+        </w:rPr>
+        <w:t>Cache</w:t>
+      </w:r>
+      <w:r>
+        <w:rPr>
+          <w:rFonts w:ascii="Consolas" w:eastAsia="Times New Roman" w:hAnsi="Consolas" w:cs="Times New Roman"/>
+          <w:color w:val="000000"/>
+          <w:kern w:val="0"/>
+          <w:sz w:val="21"/>
+          <w:szCs w:val="21"/>
+          <w14:ligatures w14:val="none"/>
+        </w:rPr>
+        <w:t>::</w:t>
+      </w:r>
+      <w:r>
+        <w:rPr>
+          <w:rFonts w:ascii="Consolas" w:eastAsia="Times New Roman" w:hAnsi="Consolas" w:cs="Times New Roman"/>
+          <w:color w:val="795E26"/>
+          <w:kern w:val="0"/>
+          <w:sz w:val="21"/>
+          <w:szCs w:val="21"/>
+          <w14:ligatures w14:val="none"/>
+        </w:rPr>
+        <w:t>store</w:t>
+      </w:r>
+      <w:r>
+        <w:rPr>
+          <w:rFonts w:ascii="Consolas" w:eastAsia="Times New Roman" w:hAnsi="Consolas" w:cs="Times New Roman"/>
+          <w:color w:val="000000"/>
+          <w:kern w:val="0"/>
+          <w:sz w:val="21"/>
+          <w:szCs w:val="21"/>
+          <w14:ligatures w14:val="none"/>
+        </w:rPr>
+        <w:t>(</w:t>
+      </w:r>
+      <w:r>
+        <w:rPr>
+          <w:rFonts w:ascii="Consolas" w:eastAsia="Times New Roman" w:hAnsi="Consolas" w:cs="Times New Roman"/>
+          <w:color w:val="A31515"/>
+          <w:kern w:val="0"/>
+          <w:sz w:val="21"/>
+          <w:szCs w:val="21"/>
+          <w14:ligatures w14:val="none"/>
+        </w:rPr>
+        <w:t>'octane'</w:t>
+      </w:r>
+      <w:r>
+        <w:rPr>
+          <w:rFonts w:ascii="Consolas" w:eastAsia="Times New Roman" w:hAnsi="Consolas" w:cs="Times New Roman"/>
+          <w:color w:val="000000"/>
+          <w:kern w:val="0"/>
+          <w:sz w:val="21"/>
+          <w:szCs w:val="21"/>
+          <w14:ligatures w14:val="none"/>
+        </w:rPr>
+        <w:t>)-&gt;</w:t>
+      </w:r>
+      <w:r>
+        <w:rPr>
+          <w:rFonts w:ascii="Consolas" w:eastAsia="Times New Roman" w:hAnsi="Consolas" w:cs="Times New Roman"/>
+          <w:color w:val="795E26"/>
+          <w:kern w:val="0"/>
+          <w:sz w:val="21"/>
+          <w:szCs w:val="21"/>
+          <w14:ligatures w14:val="none"/>
+        </w:rPr>
+        <w:t>increment</w:t>
+      </w:r>
+      <w:r>
+        <w:rPr>
+          <w:rFonts w:ascii="Consolas" w:eastAsia="Times New Roman" w:hAnsi="Consolas" w:cs="Times New Roman"/>
+          <w:color w:val="000000"/>
+          <w:kern w:val="0"/>
+          <w:sz w:val="21"/>
+          <w:szCs w:val="21"/>
+          <w14:ligatures w14:val="none"/>
+        </w:rPr>
+        <w:t>(</w:t>
+      </w:r>
+      <w:r>
+        <w:rPr>
+          <w:rFonts w:ascii="Consolas" w:eastAsia="Times New Roman" w:hAnsi="Consolas" w:cs="Times New Roman"/>
+          <w:color w:val="A31515"/>
+          <w:kern w:val="0"/>
+          <w:sz w:val="21"/>
+          <w:szCs w:val="21"/>
+          <w14:ligatures w14:val="none"/>
+        </w:rPr>
+        <w:t>'my-number'</w:t>
+      </w:r>
+      <w:r>
+        <w:rPr>
+          <w:rFonts w:ascii="Consolas" w:eastAsia="Times New Roman" w:hAnsi="Consolas" w:cs="Times New Roman"/>
+          <w:color w:val="000000"/>
+          <w:kern w:val="0"/>
+          <w:sz w:val="21"/>
+          <w:szCs w:val="21"/>
+          <w14:ligatures w14:val="none"/>
+        </w:rPr>
+        <w:t>);</w:t>
+      </w:r>
+    </w:p>
+    <w:p>
+      <w:pPr>
+        <w:shd w:val="clear" w:color="auto" w:fill="FFFFFF"/>
+        <w:spacing w:after="0" w:line="285" w:lineRule="atLeast"/>
+        <w:rPr>
+          <w:rFonts w:ascii="Consolas" w:eastAsia="Times New Roman" w:hAnsi="Consolas" w:cs="Times New Roman"/>
+          <w:color w:val="3B3B3B"/>
+          <w:kern w:val="0"/>
+          <w:sz w:val="21"/>
+          <w:szCs w:val="21"/>
+          <w14:ligatures w14:val="none"/>
+        </w:rPr>
+      </w:pPr>
+      <w:r>
+        <w:rPr>
+          <w:rFonts w:ascii="Consolas" w:eastAsia="Times New Roman" w:hAnsi="Consolas" w:cs="Times New Roman"/>
+          <w:color w:val="000000"/>
+          <w:kern w:val="0"/>
+          <w:sz w:val="21"/>
+          <w:szCs w:val="21"/>
+          <w14:ligatures w14:val="none"/>
+        </w:rPr>
+        <w:t xml:space="preserve">    </w:t>
+      </w:r>
+      <w:r>
+        <w:rPr>
+          <w:rFonts w:ascii="Consolas" w:eastAsia="Times New Roman" w:hAnsi="Consolas" w:cs="Times New Roman"/>
+          <w:color w:val="AF00DB"/>
+          <w:kern w:val="0"/>
+          <w:sz w:val="21"/>
+          <w:szCs w:val="21"/>
+          <w14:ligatures w14:val="none"/>
+        </w:rPr>
+        <w:t>return</w:t>
+      </w:r>
+      <w:r>
+        <w:rPr>
+          <w:rFonts w:ascii="Consolas" w:eastAsia="Times New Roman" w:hAnsi="Consolas" w:cs="Times New Roman"/>
+          <w:color w:val="000000"/>
+          <w:kern w:val="0"/>
+          <w:sz w:val="21"/>
+          <w:szCs w:val="21"/>
+          <w14:ligatures w14:val="none"/>
+        </w:rPr>
+        <w:t xml:space="preserve"> </w:t>
+      </w:r>
+      <w:r>
+        <w:rPr>
+          <w:rFonts w:ascii="Consolas" w:eastAsia="Times New Roman" w:hAnsi="Consolas" w:cs="Times New Roman"/>
+          <w:color w:val="001080"/>
+          <w:kern w:val="0"/>
+          <w:sz w:val="21"/>
+          <w:szCs w:val="21"/>
+          <w14:ligatures w14:val="none"/>
+        </w:rPr>
+        <w:t>$number</w:t>
+      </w:r>
+      <w:r>
+        <w:rPr>
+          <w:rFonts w:ascii="Consolas" w:eastAsia="Times New Roman" w:hAnsi="Consolas" w:cs="Times New Roman"/>
+          <w:color w:val="000000"/>
+          <w:kern w:val="0"/>
+          <w:sz w:val="21"/>
+          <w:szCs w:val="21"/>
+          <w14:ligatures w14:val="none"/>
+        </w:rPr>
+        <w:t>;</w:t>
+      </w:r>
+    </w:p>
+    <w:p>
+      <w:pPr>
+        <w:shd w:val="clear" w:color="auto" w:fill="FFFFFF"/>
+        <w:spacing w:after="0" w:line="285" w:lineRule="atLeast"/>
+        <w:rPr>
+          <w:rFonts w:ascii="Consolas" w:eastAsia="Times New Roman" w:hAnsi="Consolas" w:cs="Times New Roman"/>
+          <w:color w:val="3B3B3B"/>
+          <w:kern w:val="0"/>
+          <w:sz w:val="21"/>
+          <w:szCs w:val="21"/>
+          <w14:ligatures w14:val="none"/>
+        </w:rPr>
+      </w:pPr>
+      <w:r>
+        <w:rPr>
+          <w:rFonts w:ascii="Consolas" w:eastAsia="Times New Roman" w:hAnsi="Consolas" w:cs="Times New Roman"/>
+          <w:color w:val="000000"/>
+          <w:kern w:val="0"/>
+          <w:sz w:val="21"/>
+          <w:szCs w:val="21"/>
+          <w14:ligatures w14:val="none"/>
+        </w:rPr>
+        <w:t>});</w:t>
+      </w:r>
+    </w:p>
+    <w:p>
+      <w:pPr>
+        <w:shd w:val="clear" w:color="auto" w:fill="FFFFFF"/>
+        <w:spacing w:after="0" w:line="285" w:lineRule="atLeast"/>
+        <w:rPr>
+          <w:rFonts w:ascii="Consolas" w:eastAsia="Times New Roman" w:hAnsi="Consolas" w:cs="Times New Roman"/>
+          <w:color w:val="3B3B3B"/>
+          <w:kern w:val="0"/>
+          <w:sz w:val="21"/>
+          <w:szCs w:val="21"/>
+          <w14:ligatures w14:val="none"/>
+        </w:rPr>
+      </w:pPr>
+    </w:p>
+    <w:p>
+      <w:pPr>
+        <w:shd w:val="clear" w:color="auto" w:fill="FFFFFF"/>
+        <w:spacing w:after="0" w:line="285" w:lineRule="atLeast"/>
+        <w:rPr>
+          <w:rFonts w:ascii="Consolas" w:eastAsia="Times New Roman" w:hAnsi="Consolas" w:cs="Times New Roman"/>
+          <w:color w:val="3B3B3B"/>
+          <w:kern w:val="0"/>
+          <w:sz w:val="21"/>
+          <w:szCs w:val="21"/>
+          <w14:ligatures w14:val="none"/>
+        </w:rPr>
+      </w:pPr>
+      <w:r>
+        <w:rPr>
+          <w:rFonts w:ascii="Consolas" w:eastAsia="Times New Roman" w:hAnsi="Consolas" w:cs="Times New Roman"/>
+          <w:color w:val="267F99"/>
+          <w:kern w:val="0"/>
+          <w:sz w:val="21"/>
+          <w:szCs w:val="21"/>
+          <w14:ligatures w14:val="none"/>
+        </w:rPr>
+        <w:t>Route</w:t>
+      </w:r>
+      <w:r>
+        <w:rPr>
+          <w:rFonts w:ascii="Consolas" w:eastAsia="Times New Roman" w:hAnsi="Consolas" w:cs="Times New Roman"/>
+          <w:color w:val="000000"/>
+          <w:kern w:val="0"/>
+          <w:sz w:val="21"/>
+          <w:szCs w:val="21"/>
+          <w14:ligatures w14:val="none"/>
+        </w:rPr>
+        <w:t>::</w:t>
+      </w:r>
+      <w:r>
+        <w:rPr>
+          <w:rFonts w:ascii="Consolas" w:eastAsia="Times New Roman" w:hAnsi="Consolas" w:cs="Times New Roman"/>
+          <w:color w:val="795E26"/>
+          <w:kern w:val="0"/>
+          <w:sz w:val="21"/>
+          <w:szCs w:val="21"/>
+          <w14:ligatures w14:val="none"/>
+        </w:rPr>
+        <w:t>get</w:t>
+      </w:r>
+      <w:r>
+        <w:rPr>
+          <w:rFonts w:ascii="Consolas" w:eastAsia="Times New Roman" w:hAnsi="Consolas" w:cs="Times New Roman"/>
+          <w:color w:val="000000"/>
+          <w:kern w:val="0"/>
+          <w:sz w:val="21"/>
+          <w:szCs w:val="21"/>
+          <w14:ligatures w14:val="none"/>
+        </w:rPr>
+        <w:t>(</w:t>
+      </w:r>
+      <w:r>
+        <w:rPr>
+          <w:rFonts w:ascii="Consolas" w:eastAsia="Times New Roman" w:hAnsi="Consolas" w:cs="Times New Roman"/>
+          <w:color w:val="A31515"/>
+          <w:kern w:val="0"/>
+          <w:sz w:val="21"/>
+          <w:szCs w:val="21"/>
+          <w14:ligatures w14:val="none"/>
+        </w:rPr>
+        <w:t>'/decrement-number'</w:t>
+      </w:r>
+      <w:r>
+        <w:rPr>
+          <w:rFonts w:ascii="Consolas" w:eastAsia="Times New Roman" w:hAnsi="Consolas" w:cs="Times New Roman"/>
+          <w:color w:val="000000"/>
+          <w:kern w:val="0"/>
+          <w:sz w:val="21"/>
+          <w:szCs w:val="21"/>
+          <w14:ligatures w14:val="none"/>
+        </w:rPr>
+        <w:t xml:space="preserve">, </w:t>
+      </w:r>
+      <w:r>
+        <w:rPr>
+          <w:rFonts w:ascii="Consolas" w:eastAsia="Times New Roman" w:hAnsi="Consolas" w:cs="Times New Roman"/>
+          <w:color w:val="0000FF"/>
+          <w:kern w:val="0"/>
+          <w:sz w:val="21"/>
+          <w:szCs w:val="21"/>
+          <w14:ligatures w14:val="none"/>
+        </w:rPr>
+        <w:t>function</w:t>
+      </w:r>
+      <w:r>
+        <w:rPr>
+          <w:rFonts w:ascii="Consolas" w:eastAsia="Times New Roman" w:hAnsi="Consolas" w:cs="Times New Roman"/>
+          <w:color w:val="000000"/>
+          <w:kern w:val="0"/>
+          <w:sz w:val="21"/>
+          <w:szCs w:val="21"/>
+          <w14:ligatures w14:val="none"/>
+        </w:rPr>
+        <w:t xml:space="preserve"> () {</w:t>
+      </w:r>
+    </w:p>
+    <w:p>
+      <w:pPr>
+        <w:shd w:val="clear" w:color="auto" w:fill="FFFFFF"/>
+        <w:spacing w:after="0" w:line="285" w:lineRule="atLeast"/>
+        <w:rPr>
+          <w:rFonts w:ascii="Consolas" w:eastAsia="Times New Roman" w:hAnsi="Consolas" w:cs="Times New Roman"/>
+          <w:color w:val="3B3B3B"/>
+          <w:kern w:val="0"/>
+          <w:sz w:val="21"/>
+          <w:szCs w:val="21"/>
+          <w14:ligatures w14:val="none"/>
+        </w:rPr>
+      </w:pPr>
+      <w:r>
+        <w:rPr>
+          <w:rFonts w:ascii="Consolas" w:eastAsia="Times New Roman" w:hAnsi="Consolas" w:cs="Times New Roman"/>
+          <w:color w:val="000000"/>
+          <w:kern w:val="0"/>
+          <w:sz w:val="21"/>
+          <w:szCs w:val="21"/>
+          <w14:ligatures w14:val="none"/>
+        </w:rPr>
+        <w:t xml:space="preserve">    </w:t>
+      </w:r>
+      <w:r>
+        <w:rPr>
+          <w:rFonts w:ascii="Consolas" w:eastAsia="Times New Roman" w:hAnsi="Consolas" w:cs="Times New Roman"/>
+          <w:color w:val="001080"/>
+          <w:kern w:val="0"/>
+          <w:sz w:val="21"/>
+          <w:szCs w:val="21"/>
+          <w14:ligatures w14:val="none"/>
+        </w:rPr>
+        <w:t>$number</w:t>
+      </w:r>
+      <w:r>
+        <w:rPr>
+          <w:rFonts w:ascii="Consolas" w:eastAsia="Times New Roman" w:hAnsi="Consolas" w:cs="Times New Roman"/>
+          <w:color w:val="000000"/>
+          <w:kern w:val="0"/>
+          <w:sz w:val="21"/>
+          <w:szCs w:val="21"/>
+          <w14:ligatures w14:val="none"/>
+        </w:rPr>
+        <w:t xml:space="preserve"> =</w:t>
+      </w:r>
+    </w:p>
+    <w:p>
+      <w:pPr>
+        <w:shd w:val="clear" w:color="auto" w:fill="FFFFFF"/>
+        <w:spacing w:after="0" w:line="285" w:lineRule="atLeast"/>
+        <w:rPr>
+          <w:rFonts w:ascii="Consolas" w:eastAsia="Times New Roman" w:hAnsi="Consolas" w:cs="Times New Roman"/>
+          <w:color w:val="3B3B3B"/>
+          <w:kern w:val="0"/>
+          <w:sz w:val="21"/>
+          <w:szCs w:val="21"/>
+          <w14:ligatures w14:val="none"/>
+        </w:rPr>
+      </w:pPr>
+      <w:r>
+        <w:rPr>
+          <w:rFonts w:ascii="Consolas" w:eastAsia="Times New Roman" w:hAnsi="Consolas" w:cs="Times New Roman"/>
+          <w:color w:val="000000"/>
+          <w:kern w:val="0"/>
+          <w:sz w:val="21"/>
+          <w:szCs w:val="21"/>
+          <w14:ligatures w14:val="none"/>
+        </w:rPr>
+        <w:t xml:space="preserve">      </w:t>
+      </w:r>
+      <w:r>
+        <w:rPr>
+          <w:rFonts w:ascii="Consolas" w:eastAsia="Times New Roman" w:hAnsi="Consolas" w:cs="Times New Roman"/>
+          <w:color w:val="267F99"/>
+          <w:kern w:val="0"/>
+          <w:sz w:val="21"/>
+          <w:szCs w:val="21"/>
+          <w14:ligatures w14:val="none"/>
+        </w:rPr>
+        <w:t>Cache</w:t>
+      </w:r>
+      <w:r>
+        <w:rPr>
+          <w:rFonts w:ascii="Consolas" w:eastAsia="Times New Roman" w:hAnsi="Consolas" w:cs="Times New Roman"/>
+          <w:color w:val="000000"/>
+          <w:kern w:val="0"/>
+          <w:sz w:val="21"/>
+          <w:szCs w:val="21"/>
+          <w14:ligatures w14:val="none"/>
+        </w:rPr>
+        <w:t>::</w:t>
+      </w:r>
+      <w:r>
+        <w:rPr>
+          <w:rFonts w:ascii="Consolas" w:eastAsia="Times New Roman" w:hAnsi="Consolas" w:cs="Times New Roman"/>
+          <w:color w:val="795E26"/>
+          <w:kern w:val="0"/>
+          <w:sz w:val="21"/>
+          <w:szCs w:val="21"/>
+          <w14:ligatures w14:val="none"/>
+        </w:rPr>
+        <w:t>store</w:t>
+      </w:r>
+      <w:r>
+        <w:rPr>
+          <w:rFonts w:ascii="Consolas" w:eastAsia="Times New Roman" w:hAnsi="Consolas" w:cs="Times New Roman"/>
+          <w:color w:val="000000"/>
+          <w:kern w:val="0"/>
+          <w:sz w:val="21"/>
+          <w:szCs w:val="21"/>
+          <w14:ligatures w14:val="none"/>
+        </w:rPr>
+        <w:t>(</w:t>
+      </w:r>
+      <w:r>
+        <w:rPr>
+          <w:rFonts w:ascii="Consolas" w:eastAsia="Times New Roman" w:hAnsi="Consolas" w:cs="Times New Roman"/>
+          <w:color w:val="A31515"/>
+          <w:kern w:val="0"/>
+          <w:sz w:val="21"/>
+          <w:szCs w:val="21"/>
+          <w14:ligatures w14:val="none"/>
+        </w:rPr>
+        <w:t>'octane'</w:t>
+      </w:r>
+      <w:r>
+        <w:rPr>
+          <w:rFonts w:ascii="Consolas" w:eastAsia="Times New Roman" w:hAnsi="Consolas" w:cs="Times New Roman"/>
+          <w:color w:val="000000"/>
+          <w:kern w:val="0"/>
+          <w:sz w:val="21"/>
+          <w:szCs w:val="21"/>
+          <w14:ligatures w14:val="none"/>
+        </w:rPr>
+        <w:t>)-&gt;</w:t>
+      </w:r>
+      <w:r>
+        <w:rPr>
+          <w:rFonts w:ascii="Consolas" w:eastAsia="Times New Roman" w:hAnsi="Consolas" w:cs="Times New Roman"/>
+          <w:color w:val="795E26"/>
+          <w:kern w:val="0"/>
+          <w:sz w:val="21"/>
+          <w:szCs w:val="21"/>
+          <w14:ligatures w14:val="none"/>
+        </w:rPr>
+        <w:t>decrement</w:t>
+      </w:r>
+      <w:r>
+        <w:rPr>
+          <w:rFonts w:ascii="Consolas" w:eastAsia="Times New Roman" w:hAnsi="Consolas" w:cs="Times New Roman"/>
+          <w:color w:val="000000"/>
+          <w:kern w:val="0"/>
+          <w:sz w:val="21"/>
+          <w:szCs w:val="21"/>
+          <w14:ligatures w14:val="none"/>
+        </w:rPr>
+        <w:t>(</w:t>
+      </w:r>
+      <w:r>
+        <w:rPr>
+          <w:rFonts w:ascii="Consolas" w:eastAsia="Times New Roman" w:hAnsi="Consolas" w:cs="Times New Roman"/>
+          <w:color w:val="A31515"/>
+          <w:kern w:val="0"/>
+          <w:sz w:val="21"/>
+          <w:szCs w:val="21"/>
+          <w14:ligatures w14:val="none"/>
+        </w:rPr>
+        <w:t>'my-number'</w:t>
+      </w:r>
+      <w:r>
+        <w:rPr>
+          <w:rFonts w:ascii="Consolas" w:eastAsia="Times New Roman" w:hAnsi="Consolas" w:cs="Times New Roman"/>
+          <w:color w:val="000000"/>
+          <w:kern w:val="0"/>
+          <w:sz w:val="21"/>
+          <w:szCs w:val="21"/>
+          <w14:ligatures w14:val="none"/>
+        </w:rPr>
+        <w:t>);</w:t>
+      </w:r>
+    </w:p>
+    <w:p>
+      <w:pPr>
+        <w:shd w:val="clear" w:color="auto" w:fill="FFFFFF"/>
+        <w:spacing w:after="0" w:line="285" w:lineRule="atLeast"/>
+        <w:rPr>
+          <w:rFonts w:ascii="Consolas" w:eastAsia="Times New Roman" w:hAnsi="Consolas" w:cs="Times New Roman"/>
+          <w:color w:val="3B3B3B"/>
+          <w:kern w:val="0"/>
+          <w:sz w:val="21"/>
+          <w:szCs w:val="21"/>
+          <w14:ligatures w14:val="none"/>
+        </w:rPr>
+      </w:pPr>
+      <w:r>
+        <w:rPr>
+          <w:rFonts w:ascii="Consolas" w:eastAsia="Times New Roman" w:hAnsi="Consolas" w:cs="Times New Roman"/>
+          <w:color w:val="000000"/>
+          <w:kern w:val="0"/>
+          <w:sz w:val="21"/>
+          <w:szCs w:val="21"/>
+          <w14:ligatures w14:val="none"/>
+        </w:rPr>
+        <w:t xml:space="preserve">    </w:t>
+      </w:r>
+      <w:r>
+        <w:rPr>
+          <w:rFonts w:ascii="Consolas" w:eastAsia="Times New Roman" w:hAnsi="Consolas" w:cs="Times New Roman"/>
+          <w:color w:val="AF00DB"/>
+          <w:kern w:val="0"/>
+          <w:sz w:val="21"/>
+          <w:szCs w:val="21"/>
+          <w14:ligatures w14:val="none"/>
+        </w:rPr>
+        <w:t>return</w:t>
+      </w:r>
+      <w:r>
+        <w:rPr>
+          <w:rFonts w:ascii="Consolas" w:eastAsia="Times New Roman" w:hAnsi="Consolas" w:cs="Times New Roman"/>
+          <w:color w:val="000000"/>
+          <w:kern w:val="0"/>
+          <w:sz w:val="21"/>
+          <w:szCs w:val="21"/>
+          <w14:ligatures w14:val="none"/>
+        </w:rPr>
+        <w:t xml:space="preserve"> </w:t>
+      </w:r>
+      <w:r>
+        <w:rPr>
+          <w:rFonts w:ascii="Consolas" w:eastAsia="Times New Roman" w:hAnsi="Consolas" w:cs="Times New Roman"/>
+          <w:color w:val="001080"/>
+          <w:kern w:val="0"/>
+          <w:sz w:val="21"/>
+          <w:szCs w:val="21"/>
+          <w14:ligatures w14:val="none"/>
+        </w:rPr>
+        <w:t>$number</w:t>
+      </w:r>
+      <w:r>
+        <w:rPr>
+          <w:rFonts w:ascii="Consolas" w:eastAsia="Times New Roman" w:hAnsi="Consolas" w:cs="Times New Roman"/>
+          <w:color w:val="000000"/>
+          <w:kern w:val="0"/>
+          <w:sz w:val="21"/>
+          <w:szCs w:val="21"/>
+          <w14:ligatures w14:val="none"/>
+        </w:rPr>
+        <w:t>;</w:t>
+      </w:r>
+    </w:p>
+    <w:p>
+      <w:pPr>
+        <w:shd w:val="clear" w:color="auto" w:fill="FFFFFF"/>
+        <w:spacing w:after="0" w:line="285" w:lineRule="atLeast"/>
+        <w:rPr>
+          <w:rFonts w:ascii="Consolas" w:eastAsia="Times New Roman" w:hAnsi="Consolas" w:cs="Times New Roman"/>
+          <w:color w:val="3B3B3B"/>
+          <w:kern w:val="0"/>
+          <w:sz w:val="21"/>
+          <w:szCs w:val="21"/>
+          <w14:ligatures w14:val="none"/>
+        </w:rPr>
+      </w:pPr>
+      <w:r>
+        <w:rPr>
+          <w:rFonts w:ascii="Consolas" w:eastAsia="Times New Roman" w:hAnsi="Consolas" w:cs="Times New Roman"/>
+          <w:color w:val="000000"/>
+          <w:kern w:val="0"/>
+          <w:sz w:val="21"/>
+          <w:szCs w:val="21"/>
+          <w14:ligatures w14:val="none"/>
+        </w:rPr>
+        <w:t>});</w:t>
+      </w:r>
+    </w:p>
+    <w:p>
+      <w:pPr>
+        <w:ind w:left="720" w:firstLine="720"/>
+        <w:rPr>
+          <w:rFonts w:cs="Sakkal Majalla"/>
+        </w:rPr>
+      </w:pPr>
+      <w:r>
+        <w:rPr>
+          <w:rFonts w:cs="Sakkal Majalla"/>
+        </w:rPr>
+        <w:t>=========================================</w:t>
+      </w:r>
+    </w:p>
+    <w:p>
+      <w:pPr>
+        <w:shd w:val="clear" w:color="auto" w:fill="FFFFFF"/>
+        <w:spacing w:after="0" w:line="285" w:lineRule="atLeast"/>
+        <w:rPr>
+          <w:rFonts w:ascii="Consolas" w:eastAsia="Times New Roman" w:hAnsi="Consolas" w:cs="Times New Roman"/>
+          <w:color w:val="3B3B3B"/>
+          <w:kern w:val="0"/>
+          <w:sz w:val="21"/>
+          <w:szCs w:val="21"/>
+          <w14:ligatures w14:val="none"/>
+        </w:rPr>
+      </w:pPr>
+      <w:r>
+        <w:rPr>
+          <w:rFonts w:ascii="Consolas" w:eastAsia="Times New Roman" w:hAnsi="Consolas" w:cs="Times New Roman"/>
+          <w:color w:val="267F99"/>
+          <w:kern w:val="0"/>
+          <w:sz w:val="21"/>
+          <w:szCs w:val="21"/>
+          <w14:ligatures w14:val="none"/>
+        </w:rPr>
+        <w:t>Route</w:t>
+      </w:r>
+      <w:r>
+        <w:rPr>
+          <w:rFonts w:ascii="Consolas" w:eastAsia="Times New Roman" w:hAnsi="Consolas" w:cs="Times New Roman"/>
+          <w:color w:val="000000"/>
+          <w:kern w:val="0"/>
+          <w:sz w:val="21"/>
+          <w:szCs w:val="21"/>
+          <w14:ligatures w14:val="none"/>
+        </w:rPr>
+        <w:t>::</w:t>
+      </w:r>
+      <w:r>
+        <w:rPr>
+          <w:rFonts w:ascii="Consolas" w:eastAsia="Times New Roman" w:hAnsi="Consolas" w:cs="Times New Roman"/>
+          <w:color w:val="795E26"/>
+          <w:kern w:val="0"/>
+          <w:sz w:val="21"/>
+          <w:szCs w:val="21"/>
+          <w14:ligatures w14:val="none"/>
+        </w:rPr>
+        <w:t>get</w:t>
+      </w:r>
+      <w:r>
+        <w:rPr>
+          <w:rFonts w:ascii="Consolas" w:eastAsia="Times New Roman" w:hAnsi="Consolas" w:cs="Times New Roman"/>
+          <w:color w:val="000000"/>
+          <w:kern w:val="0"/>
+          <w:sz w:val="21"/>
+          <w:szCs w:val="21"/>
+          <w14:ligatures w14:val="none"/>
+        </w:rPr>
+        <w:t>(</w:t>
+      </w:r>
+      <w:r>
+        <w:rPr>
+          <w:rFonts w:ascii="Consolas" w:eastAsia="Times New Roman" w:hAnsi="Consolas" w:cs="Times New Roman"/>
+          <w:color w:val="A31515"/>
+          <w:kern w:val="0"/>
+          <w:sz w:val="21"/>
+          <w:szCs w:val="21"/>
+          <w14:ligatures w14:val="none"/>
+        </w:rPr>
+        <w:t>'/save-many'</w:t>
+      </w:r>
+      <w:r>
+        <w:rPr>
+          <w:rFonts w:ascii="Consolas" w:eastAsia="Times New Roman" w:hAnsi="Consolas" w:cs="Times New Roman"/>
+          <w:color w:val="000000"/>
+          <w:kern w:val="0"/>
+          <w:sz w:val="21"/>
+          <w:szCs w:val="21"/>
+          <w14:ligatures w14:val="none"/>
+        </w:rPr>
+        <w:t xml:space="preserve">, </w:t>
+      </w:r>
+      <w:r>
+        <w:rPr>
+          <w:rFonts w:ascii="Consolas" w:eastAsia="Times New Roman" w:hAnsi="Consolas" w:cs="Times New Roman"/>
+          <w:color w:val="0000FF"/>
+          <w:kern w:val="0"/>
+          <w:sz w:val="21"/>
+          <w:szCs w:val="21"/>
+          <w14:ligatures w14:val="none"/>
+        </w:rPr>
+        <w:t>function</w:t>
+      </w:r>
+      <w:r>
+        <w:rPr>
+          <w:rFonts w:ascii="Consolas" w:eastAsia="Times New Roman" w:hAnsi="Consolas" w:cs="Times New Roman"/>
+          <w:color w:val="000000"/>
+          <w:kern w:val="0"/>
+          <w:sz w:val="21"/>
+          <w:szCs w:val="21"/>
+          <w14:ligatures w14:val="none"/>
+        </w:rPr>
+        <w:t xml:space="preserve"> () {</w:t>
+      </w:r>
+    </w:p>
+    <w:p>
+      <w:pPr>
+        <w:shd w:val="clear" w:color="auto" w:fill="FFFFFF"/>
+        <w:spacing w:after="0" w:line="285" w:lineRule="atLeast"/>
+        <w:rPr>
+          <w:rFonts w:ascii="Consolas" w:eastAsia="Times New Roman" w:hAnsi="Consolas" w:cs="Times New Roman"/>
+          <w:color w:val="3B3B3B"/>
+          <w:kern w:val="0"/>
+          <w:sz w:val="21"/>
+          <w:szCs w:val="21"/>
+          <w14:ligatures w14:val="none"/>
+        </w:rPr>
+      </w:pPr>
+      <w:r>
+        <w:rPr>
+          <w:rFonts w:ascii="Consolas" w:eastAsia="Times New Roman" w:hAnsi="Consolas" w:cs="Times New Roman"/>
+          <w:color w:val="000000"/>
+          <w:kern w:val="0"/>
+          <w:sz w:val="21"/>
+          <w:szCs w:val="21"/>
+          <w14:ligatures w14:val="none"/>
+        </w:rPr>
+        <w:t xml:space="preserve">    </w:t>
+      </w:r>
+      <w:r>
+        <w:rPr>
+          <w:rFonts w:ascii="Consolas" w:eastAsia="Times New Roman" w:hAnsi="Consolas" w:cs="Times New Roman"/>
+          <w:color w:val="267F99"/>
+          <w:kern w:val="0"/>
+          <w:sz w:val="21"/>
+          <w:szCs w:val="21"/>
+          <w14:ligatures w14:val="none"/>
+        </w:rPr>
+        <w:t>Cache</w:t>
+      </w:r>
+      <w:r>
+        <w:rPr>
+          <w:rFonts w:ascii="Consolas" w:eastAsia="Times New Roman" w:hAnsi="Consolas" w:cs="Times New Roman"/>
+          <w:color w:val="000000"/>
+          <w:kern w:val="0"/>
+          <w:sz w:val="21"/>
+          <w:szCs w:val="21"/>
+          <w14:ligatures w14:val="none"/>
+        </w:rPr>
+        <w:t>::</w:t>
+      </w:r>
+      <w:r>
+        <w:rPr>
+          <w:rFonts w:ascii="Consolas" w:eastAsia="Times New Roman" w:hAnsi="Consolas" w:cs="Times New Roman"/>
+          <w:color w:val="795E26"/>
+          <w:kern w:val="0"/>
+          <w:sz w:val="21"/>
+          <w:szCs w:val="21"/>
+          <w14:ligatures w14:val="none"/>
+        </w:rPr>
+        <w:t>store</w:t>
+      </w:r>
+      <w:r>
+        <w:rPr>
+          <w:rFonts w:ascii="Consolas" w:eastAsia="Times New Roman" w:hAnsi="Consolas" w:cs="Times New Roman"/>
+          <w:color w:val="000000"/>
+          <w:kern w:val="0"/>
+          <w:sz w:val="21"/>
+          <w:szCs w:val="21"/>
+          <w14:ligatures w14:val="none"/>
+        </w:rPr>
+        <w:t>(</w:t>
+      </w:r>
+      <w:r>
+        <w:rPr>
+          <w:rFonts w:ascii="Consolas" w:eastAsia="Times New Roman" w:hAnsi="Consolas" w:cs="Times New Roman"/>
+          <w:color w:val="A31515"/>
+          <w:kern w:val="0"/>
+          <w:sz w:val="21"/>
+          <w:szCs w:val="21"/>
+          <w14:ligatures w14:val="none"/>
+        </w:rPr>
+        <w:t>'octane'</w:t>
+      </w:r>
+      <w:r>
+        <w:rPr>
+          <w:rFonts w:ascii="Consolas" w:eastAsia="Times New Roman" w:hAnsi="Consolas" w:cs="Times New Roman"/>
+          <w:color w:val="000000"/>
+          <w:kern w:val="0"/>
+          <w:sz w:val="21"/>
+          <w:szCs w:val="21"/>
+          <w14:ligatures w14:val="none"/>
+        </w:rPr>
+        <w:t>)-&gt;</w:t>
+      </w:r>
+      <w:r>
+        <w:rPr>
+          <w:rFonts w:ascii="Consolas" w:eastAsia="Times New Roman" w:hAnsi="Consolas" w:cs="Times New Roman"/>
+          <w:color w:val="795E26"/>
+          <w:kern w:val="0"/>
+          <w:sz w:val="21"/>
+          <w:szCs w:val="21"/>
+          <w14:ligatures w14:val="none"/>
+        </w:rPr>
+        <w:t>putMany</w:t>
+      </w:r>
+      <w:r>
+        <w:rPr>
+          <w:rFonts w:ascii="Consolas" w:eastAsia="Times New Roman" w:hAnsi="Consolas" w:cs="Times New Roman"/>
+          <w:color w:val="000000"/>
+          <w:kern w:val="0"/>
+          <w:sz w:val="21"/>
+          <w:szCs w:val="21"/>
+          <w14:ligatures w14:val="none"/>
+        </w:rPr>
+        <w:t>([</w:t>
+      </w:r>
+    </w:p>
+    <w:p>
+      <w:pPr>
+        <w:shd w:val="clear" w:color="auto" w:fill="FFFFFF"/>
+        <w:spacing w:after="0" w:line="285" w:lineRule="atLeast"/>
+        <w:rPr>
+          <w:rFonts w:ascii="Consolas" w:eastAsia="Times New Roman" w:hAnsi="Consolas" w:cs="Times New Roman"/>
+          <w:color w:val="3B3B3B"/>
+          <w:kern w:val="0"/>
+          <w:sz w:val="21"/>
+          <w:szCs w:val="21"/>
+          <w14:ligatures w14:val="none"/>
+        </w:rPr>
+      </w:pPr>
+      <w:r>
+        <w:rPr>
+          <w:rFonts w:ascii="Consolas" w:eastAsia="Times New Roman" w:hAnsi="Consolas" w:cs="Times New Roman"/>
+          <w:color w:val="000000"/>
+          <w:kern w:val="0"/>
+          <w:sz w:val="21"/>
+          <w:szCs w:val="21"/>
+          <w14:ligatures w14:val="none"/>
+        </w:rPr>
+        <w:t xml:space="preserve">        </w:t>
+      </w:r>
+      <w:r>
+        <w:rPr>
+          <w:rFonts w:ascii="Consolas" w:eastAsia="Times New Roman" w:hAnsi="Consolas" w:cs="Times New Roman"/>
+          <w:color w:val="A31515"/>
+          <w:kern w:val="0"/>
+          <w:sz w:val="21"/>
+          <w:szCs w:val="21"/>
+          <w14:ligatures w14:val="none"/>
+        </w:rPr>
+        <w:t>'my-number'</w:t>
+      </w:r>
+      <w:r>
+        <w:rPr>
+          <w:rFonts w:ascii="Consolas" w:eastAsia="Times New Roman" w:hAnsi="Consolas" w:cs="Times New Roman"/>
+          <w:color w:val="000000"/>
+          <w:kern w:val="0"/>
+          <w:sz w:val="21"/>
+          <w:szCs w:val="21"/>
+          <w14:ligatures w14:val="none"/>
+        </w:rPr>
+        <w:t xml:space="preserve"> =&gt; </w:t>
+      </w:r>
+      <w:r>
+        <w:rPr>
+          <w:rFonts w:ascii="Consolas" w:eastAsia="Times New Roman" w:hAnsi="Consolas" w:cs="Times New Roman"/>
+          <w:color w:val="098658"/>
+          <w:kern w:val="0"/>
+          <w:sz w:val="21"/>
+          <w:szCs w:val="21"/>
+          <w14:ligatures w14:val="none"/>
+        </w:rPr>
+        <w:t>42</w:t>
+      </w:r>
+      <w:r>
+        <w:rPr>
+          <w:rFonts w:ascii="Consolas" w:eastAsia="Times New Roman" w:hAnsi="Consolas" w:cs="Times New Roman"/>
+          <w:color w:val="000000"/>
+          <w:kern w:val="0"/>
+          <w:sz w:val="21"/>
+          <w:szCs w:val="21"/>
+          <w14:ligatures w14:val="none"/>
+        </w:rPr>
+        <w:t>,</w:t>
+      </w:r>
+    </w:p>
+    <w:p>
+      <w:pPr>
+        <w:shd w:val="clear" w:color="auto" w:fill="FFFFFF"/>
+        <w:spacing w:after="0" w:line="285" w:lineRule="atLeast"/>
+        <w:rPr>
+          <w:rFonts w:ascii="Consolas" w:eastAsia="Times New Roman" w:hAnsi="Consolas" w:cs="Times New Roman"/>
+          <w:color w:val="3B3B3B"/>
+          <w:kern w:val="0"/>
+          <w:sz w:val="21"/>
+          <w:szCs w:val="21"/>
+          <w14:ligatures w14:val="none"/>
+        </w:rPr>
+      </w:pPr>
+      <w:r>
+        <w:rPr>
+          <w:rFonts w:ascii="Consolas" w:eastAsia="Times New Roman" w:hAnsi="Consolas" w:cs="Times New Roman"/>
+          <w:color w:val="000000"/>
+          <w:kern w:val="0"/>
+          <w:sz w:val="21"/>
+          <w:szCs w:val="21"/>
+          <w14:ligatures w14:val="none"/>
+        </w:rPr>
+        <w:t xml:space="preserve">        </w:t>
+      </w:r>
+      <w:r>
+        <w:rPr>
+          <w:rFonts w:ascii="Consolas" w:eastAsia="Times New Roman" w:hAnsi="Consolas" w:cs="Times New Roman"/>
+          <w:color w:val="A31515"/>
+          <w:kern w:val="0"/>
+          <w:sz w:val="21"/>
+          <w:szCs w:val="21"/>
+          <w14:ligatures w14:val="none"/>
+        </w:rPr>
+        <w:t>'my-string'</w:t>
+      </w:r>
+      <w:r>
+        <w:rPr>
+          <w:rFonts w:ascii="Consolas" w:eastAsia="Times New Roman" w:hAnsi="Consolas" w:cs="Times New Roman"/>
+          <w:color w:val="000000"/>
+          <w:kern w:val="0"/>
+          <w:sz w:val="21"/>
+          <w:szCs w:val="21"/>
+          <w14:ligatures w14:val="none"/>
+        </w:rPr>
+        <w:t xml:space="preserve"> =&gt; </w:t>
+      </w:r>
+      <w:r>
+        <w:rPr>
+          <w:rFonts w:ascii="Consolas" w:eastAsia="Times New Roman" w:hAnsi="Consolas" w:cs="Times New Roman"/>
+          <w:color w:val="A31515"/>
+          <w:kern w:val="0"/>
+          <w:sz w:val="21"/>
+          <w:szCs w:val="21"/>
+          <w14:ligatures w14:val="none"/>
+        </w:rPr>
+        <w:t>'Hello World!'</w:t>
+      </w:r>
+      <w:r>
+        <w:rPr>
+          <w:rFonts w:ascii="Consolas" w:eastAsia="Times New Roman" w:hAnsi="Consolas" w:cs="Times New Roman"/>
+          <w:color w:val="000000"/>
+          <w:kern w:val="0"/>
+          <w:sz w:val="21"/>
+          <w:szCs w:val="21"/>
+          <w14:ligatures w14:val="none"/>
+        </w:rPr>
+        <w:t>,</w:t>
+      </w:r>
+    </w:p>
+    <w:p>
+      <w:pPr>
+        <w:shd w:val="clear" w:color="auto" w:fill="FFFFFF"/>
+        <w:spacing w:after="0" w:line="285" w:lineRule="atLeast"/>
+        <w:rPr>
+          <w:rFonts w:ascii="Consolas" w:eastAsia="Times New Roman" w:hAnsi="Consolas" w:cs="Times New Roman"/>
+          <w:color w:val="3B3B3B"/>
+          <w:kern w:val="0"/>
+          <w:sz w:val="21"/>
+          <w:szCs w:val="21"/>
+          <w14:ligatures w14:val="none"/>
+        </w:rPr>
+      </w:pPr>
+      <w:r>
+        <w:rPr>
+          <w:rFonts w:ascii="Consolas" w:eastAsia="Times New Roman" w:hAnsi="Consolas" w:cs="Times New Roman"/>
+          <w:color w:val="000000"/>
+          <w:kern w:val="0"/>
+          <w:sz w:val="21"/>
+          <w:szCs w:val="21"/>
+          <w14:ligatures w14:val="none"/>
+        </w:rPr>
+        <w:t xml:space="preserve">        </w:t>
+      </w:r>
+      <w:r>
+        <w:rPr>
+          <w:rFonts w:ascii="Consolas" w:eastAsia="Times New Roman" w:hAnsi="Consolas" w:cs="Times New Roman"/>
+          <w:color w:val="A31515"/>
+          <w:kern w:val="0"/>
+          <w:sz w:val="21"/>
+          <w:szCs w:val="21"/>
+          <w14:ligatures w14:val="none"/>
+        </w:rPr>
+        <w:t>'my-array'</w:t>
+      </w:r>
+      <w:r>
+        <w:rPr>
+          <w:rFonts w:ascii="Consolas" w:eastAsia="Times New Roman" w:hAnsi="Consolas" w:cs="Times New Roman"/>
+          <w:color w:val="000000"/>
+          <w:kern w:val="0"/>
+          <w:sz w:val="21"/>
+          <w:szCs w:val="21"/>
+          <w14:ligatures w14:val="none"/>
+        </w:rPr>
+        <w:t xml:space="preserve"> =&gt; [</w:t>
+      </w:r>
+      <w:r>
+        <w:rPr>
+          <w:rFonts w:ascii="Consolas" w:eastAsia="Times New Roman" w:hAnsi="Consolas" w:cs="Times New Roman"/>
+          <w:color w:val="A31515"/>
+          <w:kern w:val="0"/>
+          <w:sz w:val="21"/>
+          <w:szCs w:val="21"/>
+          <w14:ligatures w14:val="none"/>
+        </w:rPr>
+        <w:t>'Kiwi'</w:t>
+      </w:r>
+      <w:r>
+        <w:rPr>
+          <w:rFonts w:ascii="Consolas" w:eastAsia="Times New Roman" w:hAnsi="Consolas" w:cs="Times New Roman"/>
+          <w:color w:val="000000"/>
+          <w:kern w:val="0"/>
+          <w:sz w:val="21"/>
+          <w:szCs w:val="21"/>
+          <w14:ligatures w14:val="none"/>
+        </w:rPr>
+        <w:t xml:space="preserve">, </w:t>
+      </w:r>
+      <w:r>
+        <w:rPr>
+          <w:rFonts w:ascii="Consolas" w:eastAsia="Times New Roman" w:hAnsi="Consolas" w:cs="Times New Roman"/>
+          <w:color w:val="A31515"/>
+          <w:kern w:val="0"/>
+          <w:sz w:val="21"/>
+          <w:szCs w:val="21"/>
+          <w14:ligatures w14:val="none"/>
+        </w:rPr>
+        <w:t>'Strawberry'</w:t>
+      </w:r>
+      <w:r>
+        <w:rPr>
+          <w:rFonts w:ascii="Consolas" w:eastAsia="Times New Roman" w:hAnsi="Consolas" w:cs="Times New Roman"/>
+          <w:color w:val="000000"/>
+          <w:kern w:val="0"/>
+          <w:sz w:val="21"/>
+          <w:szCs w:val="21"/>
+          <w14:ligatures w14:val="none"/>
+        </w:rPr>
+        <w:t xml:space="preserve">, </w:t>
+      </w:r>
+      <w:r>
+        <w:rPr>
+          <w:rFonts w:ascii="Consolas" w:eastAsia="Times New Roman" w:hAnsi="Consolas" w:cs="Times New Roman"/>
+          <w:color w:val="A31515"/>
+          <w:kern w:val="0"/>
+          <w:sz w:val="21"/>
+          <w:szCs w:val="21"/>
+          <w14:ligatures w14:val="none"/>
+        </w:rPr>
+        <w:t>'Lemon'</w:t>
+      </w:r>
+      <w:r>
+        <w:rPr>
+          <w:rFonts w:ascii="Consolas" w:eastAsia="Times New Roman" w:hAnsi="Consolas" w:cs="Times New Roman"/>
+          <w:color w:val="000000"/>
+          <w:kern w:val="0"/>
+          <w:sz w:val="21"/>
+          <w:szCs w:val="21"/>
+          <w14:ligatures w14:val="none"/>
+        </w:rPr>
+        <w:t>],</w:t>
+      </w:r>
+    </w:p>
+    <w:p>
+      <w:pPr>
+        <w:shd w:val="clear" w:color="auto" w:fill="FFFFFF"/>
+        <w:spacing w:after="0" w:line="285" w:lineRule="atLeast"/>
+        <w:rPr>
+          <w:rFonts w:ascii="Consolas" w:eastAsia="Times New Roman" w:hAnsi="Consolas" w:cs="Times New Roman"/>
+          <w:color w:val="3B3B3B"/>
+          <w:kern w:val="0"/>
+          <w:sz w:val="21"/>
+          <w:szCs w:val="21"/>
+          <w14:ligatures w14:val="none"/>
+        </w:rPr>
+      </w:pPr>
+      <w:r>
+        <w:rPr>
+          <w:rFonts w:ascii="Consolas" w:eastAsia="Times New Roman" w:hAnsi="Consolas" w:cs="Times New Roman"/>
+          <w:color w:val="000000"/>
+          <w:kern w:val="0"/>
+          <w:sz w:val="21"/>
+          <w:szCs w:val="21"/>
+          <w14:ligatures w14:val="none"/>
+        </w:rPr>
+        <w:t>    ]);</w:t>
+      </w:r>
+    </w:p>
+    <w:p>
+      <w:pPr>
+        <w:shd w:val="clear" w:color="auto" w:fill="FFFFFF"/>
+        <w:spacing w:after="0" w:line="285" w:lineRule="atLeast"/>
+        <w:rPr>
+          <w:rFonts w:ascii="Consolas" w:eastAsia="Times New Roman" w:hAnsi="Consolas" w:cs="Times New Roman"/>
+          <w:color w:val="3B3B3B"/>
+          <w:kern w:val="0"/>
+          <w:sz w:val="21"/>
+          <w:szCs w:val="21"/>
+          <w14:ligatures w14:val="none"/>
+        </w:rPr>
+      </w:pPr>
+      <w:r>
+        <w:rPr>
+          <w:rFonts w:ascii="Consolas" w:eastAsia="Times New Roman" w:hAnsi="Consolas" w:cs="Times New Roman"/>
+          <w:color w:val="000000"/>
+          <w:kern w:val="0"/>
+          <w:sz w:val="21"/>
+          <w:szCs w:val="21"/>
+          <w14:ligatures w14:val="none"/>
+        </w:rPr>
+        <w:t xml:space="preserve">    </w:t>
+      </w:r>
+      <w:r>
+        <w:rPr>
+          <w:rFonts w:ascii="Consolas" w:eastAsia="Times New Roman" w:hAnsi="Consolas" w:cs="Times New Roman"/>
+          <w:color w:val="AF00DB"/>
+          <w:kern w:val="0"/>
+          <w:sz w:val="21"/>
+          <w:szCs w:val="21"/>
+          <w14:ligatures w14:val="none"/>
+        </w:rPr>
+        <w:t>return</w:t>
+      </w:r>
+      <w:r>
+        <w:rPr>
+          <w:rFonts w:ascii="Consolas" w:eastAsia="Times New Roman" w:hAnsi="Consolas" w:cs="Times New Roman"/>
+          <w:color w:val="000000"/>
+          <w:kern w:val="0"/>
+          <w:sz w:val="21"/>
+          <w:szCs w:val="21"/>
+          <w14:ligatures w14:val="none"/>
+        </w:rPr>
+        <w:t xml:space="preserve"> </w:t>
+      </w:r>
+      <w:r>
+        <w:rPr>
+          <w:rFonts w:ascii="Consolas" w:eastAsia="Times New Roman" w:hAnsi="Consolas" w:cs="Times New Roman"/>
+          <w:color w:val="A31515"/>
+          <w:kern w:val="0"/>
+          <w:sz w:val="21"/>
+          <w:szCs w:val="21"/>
+          <w14:ligatures w14:val="none"/>
+        </w:rPr>
+        <w:t>"Items saved!"</w:t>
+      </w:r>
+      <w:r>
+        <w:rPr>
+          <w:rFonts w:ascii="Consolas" w:eastAsia="Times New Roman" w:hAnsi="Consolas" w:cs="Times New Roman"/>
+          <w:color w:val="000000"/>
+          <w:kern w:val="0"/>
+          <w:sz w:val="21"/>
+          <w:szCs w:val="21"/>
+          <w14:ligatures w14:val="none"/>
+        </w:rPr>
+        <w:t>;</w:t>
+      </w:r>
+    </w:p>
+    <w:p>
+      <w:pPr>
+        <w:shd w:val="clear" w:color="auto" w:fill="FFFFFF"/>
+        <w:spacing w:after="0" w:line="285" w:lineRule="atLeast"/>
+        <w:rPr>
+          <w:rFonts w:ascii="Consolas" w:eastAsia="Times New Roman" w:hAnsi="Consolas" w:cs="Times New Roman"/>
+          <w:color w:val="3B3B3B"/>
+          <w:kern w:val="0"/>
+          <w:sz w:val="21"/>
+          <w:szCs w:val="21"/>
+          <w14:ligatures w14:val="none"/>
+        </w:rPr>
+      </w:pPr>
+      <w:r>
+        <w:rPr>
+          <w:rFonts w:ascii="Consolas" w:eastAsia="Times New Roman" w:hAnsi="Consolas" w:cs="Times New Roman"/>
+          <w:color w:val="000000"/>
+          <w:kern w:val="0"/>
+          <w:sz w:val="21"/>
+          <w:szCs w:val="21"/>
+          <w14:ligatures w14:val="none"/>
+        </w:rPr>
+        <w:t>});</w:t>
+      </w:r>
+    </w:p>
+    <w:p>
+      <w:pPr>
+        <w:shd w:val="clear" w:color="auto" w:fill="FFFFFF"/>
+        <w:spacing w:after="0" w:line="285" w:lineRule="atLeast"/>
+        <w:rPr>
+          <w:rFonts w:ascii="Consolas" w:eastAsia="Times New Roman" w:hAnsi="Consolas" w:cs="Times New Roman"/>
+          <w:color w:val="3B3B3B"/>
+          <w:kern w:val="0"/>
+          <w:sz w:val="21"/>
+          <w:szCs w:val="21"/>
+          <w14:ligatures w14:val="none"/>
+        </w:rPr>
+      </w:pPr>
+    </w:p>
+    <w:p>
+      <w:pPr>
+        <w:shd w:val="clear" w:color="auto" w:fill="FFFFFF"/>
+        <w:spacing w:after="0" w:line="285" w:lineRule="atLeast"/>
+        <w:rPr>
+          <w:rFonts w:ascii="Consolas" w:eastAsia="Times New Roman" w:hAnsi="Consolas" w:cs="Times New Roman"/>
+          <w:color w:val="3B3B3B"/>
+          <w:kern w:val="0"/>
+          <w:sz w:val="21"/>
+          <w:szCs w:val="21"/>
+          <w14:ligatures w14:val="none"/>
+        </w:rPr>
+      </w:pPr>
+      <w:r>
+        <w:rPr>
+          <w:rFonts w:ascii="Consolas" w:eastAsia="Times New Roman" w:hAnsi="Consolas" w:cs="Times New Roman"/>
+          <w:color w:val="267F99"/>
+          <w:kern w:val="0"/>
+          <w:sz w:val="21"/>
+          <w:szCs w:val="21"/>
+          <w14:ligatures w14:val="none"/>
+        </w:rPr>
+        <w:t>Route</w:t>
+      </w:r>
+      <w:r>
+        <w:rPr>
+          <w:rFonts w:ascii="Consolas" w:eastAsia="Times New Roman" w:hAnsi="Consolas" w:cs="Times New Roman"/>
+          <w:color w:val="000000"/>
+          <w:kern w:val="0"/>
+          <w:sz w:val="21"/>
+          <w:szCs w:val="21"/>
+          <w14:ligatures w14:val="none"/>
+        </w:rPr>
+        <w:t>::</w:t>
+      </w:r>
+      <w:r>
+        <w:rPr>
+          <w:rFonts w:ascii="Consolas" w:eastAsia="Times New Roman" w:hAnsi="Consolas" w:cs="Times New Roman"/>
+          <w:color w:val="795E26"/>
+          <w:kern w:val="0"/>
+          <w:sz w:val="21"/>
+          <w:szCs w:val="21"/>
+          <w14:ligatures w14:val="none"/>
+        </w:rPr>
+        <w:t>get</w:t>
+      </w:r>
+      <w:r>
+        <w:rPr>
+          <w:rFonts w:ascii="Consolas" w:eastAsia="Times New Roman" w:hAnsi="Consolas" w:cs="Times New Roman"/>
+          <w:color w:val="000000"/>
+          <w:kern w:val="0"/>
+          <w:sz w:val="21"/>
+          <w:szCs w:val="21"/>
+          <w14:ligatures w14:val="none"/>
+        </w:rPr>
+        <w:t>(</w:t>
+      </w:r>
+      <w:r>
+        <w:rPr>
+          <w:rFonts w:ascii="Consolas" w:eastAsia="Times New Roman" w:hAnsi="Consolas" w:cs="Times New Roman"/>
+          <w:color w:val="A31515"/>
+          <w:kern w:val="0"/>
+          <w:sz w:val="21"/>
+          <w:szCs w:val="21"/>
+          <w14:ligatures w14:val="none"/>
+        </w:rPr>
+        <w:t>'/get-many'</w:t>
+      </w:r>
+      <w:r>
+        <w:rPr>
+          <w:rFonts w:ascii="Consolas" w:eastAsia="Times New Roman" w:hAnsi="Consolas" w:cs="Times New Roman"/>
+          <w:color w:val="000000"/>
+          <w:kern w:val="0"/>
+          <w:sz w:val="21"/>
+          <w:szCs w:val="21"/>
+          <w14:ligatures w14:val="none"/>
+        </w:rPr>
+        <w:t xml:space="preserve">, </w:t>
+      </w:r>
+      <w:r>
+        <w:rPr>
+          <w:rFonts w:ascii="Consolas" w:eastAsia="Times New Roman" w:hAnsi="Consolas" w:cs="Times New Roman"/>
+          <w:color w:val="0000FF"/>
+          <w:kern w:val="0"/>
+          <w:sz w:val="21"/>
+          <w:szCs w:val="21"/>
+          <w14:ligatures w14:val="none"/>
+        </w:rPr>
+        <w:t>function</w:t>
+      </w:r>
+      <w:r>
+        <w:rPr>
+          <w:rFonts w:ascii="Consolas" w:eastAsia="Times New Roman" w:hAnsi="Consolas" w:cs="Times New Roman"/>
+          <w:color w:val="000000"/>
+          <w:kern w:val="0"/>
+          <w:sz w:val="21"/>
+          <w:szCs w:val="21"/>
+          <w14:ligatures w14:val="none"/>
+        </w:rPr>
+        <w:t xml:space="preserve"> () {</w:t>
+      </w:r>
+    </w:p>
+    <w:p>
+      <w:pPr>
+        <w:shd w:val="clear" w:color="auto" w:fill="FFFFFF"/>
+        <w:spacing w:after="0" w:line="285" w:lineRule="atLeast"/>
+        <w:rPr>
+          <w:rFonts w:ascii="Consolas" w:eastAsia="Times New Roman" w:hAnsi="Consolas" w:cs="Times New Roman"/>
+          <w:color w:val="3B3B3B"/>
+          <w:kern w:val="0"/>
+          <w:sz w:val="21"/>
+          <w:szCs w:val="21"/>
+          <w14:ligatures w14:val="none"/>
+        </w:rPr>
+      </w:pPr>
+      <w:r>
+        <w:rPr>
+          <w:rFonts w:ascii="Consolas" w:eastAsia="Times New Roman" w:hAnsi="Consolas" w:cs="Times New Roman"/>
+          <w:color w:val="000000"/>
+          <w:kern w:val="0"/>
+          <w:sz w:val="21"/>
+          <w:szCs w:val="21"/>
+          <w14:ligatures w14:val="none"/>
+        </w:rPr>
+        <w:t xml:space="preserve">    </w:t>
+      </w:r>
+      <w:r>
+        <w:rPr>
+          <w:rFonts w:ascii="Consolas" w:eastAsia="Times New Roman" w:hAnsi="Consolas" w:cs="Times New Roman"/>
+          <w:color w:val="001080"/>
+          <w:kern w:val="0"/>
+          <w:sz w:val="21"/>
+          <w:szCs w:val="21"/>
+          <w14:ligatures w14:val="none"/>
+        </w:rPr>
+        <w:t>$array</w:t>
+      </w:r>
+      <w:r>
+        <w:rPr>
+          <w:rFonts w:ascii="Consolas" w:eastAsia="Times New Roman" w:hAnsi="Consolas" w:cs="Times New Roman"/>
+          <w:color w:val="000000"/>
+          <w:kern w:val="0"/>
+          <w:sz w:val="21"/>
+          <w:szCs w:val="21"/>
+          <w14:ligatures w14:val="none"/>
+        </w:rPr>
+        <w:t xml:space="preserve"> = </w:t>
+      </w:r>
+      <w:r>
+        <w:rPr>
+          <w:rFonts w:ascii="Consolas" w:eastAsia="Times New Roman" w:hAnsi="Consolas" w:cs="Times New Roman"/>
+          <w:color w:val="267F99"/>
+          <w:kern w:val="0"/>
+          <w:sz w:val="21"/>
+          <w:szCs w:val="21"/>
+          <w14:ligatures w14:val="none"/>
+        </w:rPr>
+        <w:t>Cache</w:t>
+      </w:r>
+      <w:r>
+        <w:rPr>
+          <w:rFonts w:ascii="Consolas" w:eastAsia="Times New Roman" w:hAnsi="Consolas" w:cs="Times New Roman"/>
+          <w:color w:val="000000"/>
+          <w:kern w:val="0"/>
+          <w:sz w:val="21"/>
+          <w:szCs w:val="21"/>
+          <w14:ligatures w14:val="none"/>
+        </w:rPr>
+        <w:t>::</w:t>
+      </w:r>
+      <w:r>
+        <w:rPr>
+          <w:rFonts w:ascii="Consolas" w:eastAsia="Times New Roman" w:hAnsi="Consolas" w:cs="Times New Roman"/>
+          <w:color w:val="795E26"/>
+          <w:kern w:val="0"/>
+          <w:sz w:val="21"/>
+          <w:szCs w:val="21"/>
+          <w14:ligatures w14:val="none"/>
+        </w:rPr>
+        <w:t>store</w:t>
+      </w:r>
+      <w:r>
+        <w:rPr>
+          <w:rFonts w:ascii="Consolas" w:eastAsia="Times New Roman" w:hAnsi="Consolas" w:cs="Times New Roman"/>
+          <w:color w:val="000000"/>
+          <w:kern w:val="0"/>
+          <w:sz w:val="21"/>
+          <w:szCs w:val="21"/>
+          <w14:ligatures w14:val="none"/>
+        </w:rPr>
+        <w:t>(</w:t>
+      </w:r>
+      <w:r>
+        <w:rPr>
+          <w:rFonts w:ascii="Consolas" w:eastAsia="Times New Roman" w:hAnsi="Consolas" w:cs="Times New Roman"/>
+          <w:color w:val="A31515"/>
+          <w:kern w:val="0"/>
+          <w:sz w:val="21"/>
+          <w:szCs w:val="21"/>
+          <w14:ligatures w14:val="none"/>
+        </w:rPr>
+        <w:t>'octane'</w:t>
+      </w:r>
+      <w:r>
+        <w:rPr>
+          <w:rFonts w:ascii="Consolas" w:eastAsia="Times New Roman" w:hAnsi="Consolas" w:cs="Times New Roman"/>
+          <w:color w:val="000000"/>
+          <w:kern w:val="0"/>
+          <w:sz w:val="21"/>
+          <w:szCs w:val="21"/>
+          <w14:ligatures w14:val="none"/>
+        </w:rPr>
+        <w:t>)-&gt;</w:t>
+      </w:r>
+      <w:r>
+        <w:rPr>
+          <w:rFonts w:ascii="Consolas" w:eastAsia="Times New Roman" w:hAnsi="Consolas" w:cs="Times New Roman"/>
+          <w:color w:val="795E26"/>
+          <w:kern w:val="0"/>
+          <w:sz w:val="21"/>
+          <w:szCs w:val="21"/>
+          <w14:ligatures w14:val="none"/>
+        </w:rPr>
+        <w:t>many</w:t>
+      </w:r>
+      <w:r>
+        <w:rPr>
+          <w:rFonts w:ascii="Consolas" w:eastAsia="Times New Roman" w:hAnsi="Consolas" w:cs="Times New Roman"/>
+          <w:color w:val="000000"/>
+          <w:kern w:val="0"/>
+          <w:sz w:val="21"/>
+          <w:szCs w:val="21"/>
+          <w14:ligatures w14:val="none"/>
+        </w:rPr>
+        <w:t>([</w:t>
+      </w:r>
+    </w:p>
+    <w:p>
+      <w:pPr>
+        <w:shd w:val="clear" w:color="auto" w:fill="FFFFFF"/>
+        <w:spacing w:after="0" w:line="285" w:lineRule="atLeast"/>
+        <w:rPr>
+          <w:rFonts w:ascii="Consolas" w:eastAsia="Times New Roman" w:hAnsi="Consolas" w:cs="Times New Roman"/>
+          <w:color w:val="3B3B3B"/>
+          <w:kern w:val="0"/>
+          <w:sz w:val="21"/>
+          <w:szCs w:val="21"/>
+          <w14:ligatures w14:val="none"/>
+        </w:rPr>
+      </w:pPr>
+      <w:r>
+        <w:rPr>
+          <w:rFonts w:ascii="Consolas" w:eastAsia="Times New Roman" w:hAnsi="Consolas" w:cs="Times New Roman"/>
+          <w:color w:val="000000"/>
+          <w:kern w:val="0"/>
+          <w:sz w:val="21"/>
+          <w:szCs w:val="21"/>
+          <w14:ligatures w14:val="none"/>
+        </w:rPr>
+        <w:t xml:space="preserve">        </w:t>
+      </w:r>
+      <w:r>
+        <w:rPr>
+          <w:rFonts w:ascii="Consolas" w:eastAsia="Times New Roman" w:hAnsi="Consolas" w:cs="Times New Roman"/>
+          <w:color w:val="A31515"/>
+          <w:kern w:val="0"/>
+          <w:sz w:val="21"/>
+          <w:szCs w:val="21"/>
+          <w14:ligatures w14:val="none"/>
+        </w:rPr>
+        <w:t>'my-number'</w:t>
+      </w:r>
+      <w:r>
+        <w:rPr>
+          <w:rFonts w:ascii="Consolas" w:eastAsia="Times New Roman" w:hAnsi="Consolas" w:cs="Times New Roman"/>
+          <w:color w:val="000000"/>
+          <w:kern w:val="0"/>
+          <w:sz w:val="21"/>
+          <w:szCs w:val="21"/>
+          <w14:ligatures w14:val="none"/>
+        </w:rPr>
+        <w:t>,</w:t>
+      </w:r>
+    </w:p>
+    <w:p>
+      <w:pPr>
+        <w:shd w:val="clear" w:color="auto" w:fill="FFFFFF"/>
+        <w:spacing w:after="0" w:line="285" w:lineRule="atLeast"/>
+        <w:rPr>
+          <w:rFonts w:ascii="Consolas" w:eastAsia="Times New Roman" w:hAnsi="Consolas" w:cs="Times New Roman"/>
+          <w:color w:val="3B3B3B"/>
+          <w:kern w:val="0"/>
+          <w:sz w:val="21"/>
+          <w:szCs w:val="21"/>
+          <w14:ligatures w14:val="none"/>
+        </w:rPr>
+      </w:pPr>
+      <w:r>
+        <w:rPr>
+          <w:rFonts w:ascii="Consolas" w:eastAsia="Times New Roman" w:hAnsi="Consolas" w:cs="Times New Roman"/>
+          <w:color w:val="000000"/>
+          <w:kern w:val="0"/>
+          <w:sz w:val="21"/>
+          <w:szCs w:val="21"/>
+          <w14:ligatures w14:val="none"/>
+        </w:rPr>
+        <w:t xml:space="preserve">        </w:t>
+      </w:r>
+      <w:r>
+        <w:rPr>
+          <w:rFonts w:ascii="Consolas" w:eastAsia="Times New Roman" w:hAnsi="Consolas" w:cs="Times New Roman"/>
+          <w:color w:val="A31515"/>
+          <w:kern w:val="0"/>
+          <w:sz w:val="21"/>
+          <w:szCs w:val="21"/>
+          <w14:ligatures w14:val="none"/>
+        </w:rPr>
+        <w:t>'my-string'</w:t>
+      </w:r>
+      <w:r>
+        <w:rPr>
+          <w:rFonts w:ascii="Consolas" w:eastAsia="Times New Roman" w:hAnsi="Consolas" w:cs="Times New Roman"/>
+          <w:color w:val="000000"/>
+          <w:kern w:val="0"/>
+          <w:sz w:val="21"/>
+          <w:szCs w:val="21"/>
+          <w14:ligatures w14:val="none"/>
+        </w:rPr>
+        <w:t>,</w:t>
+      </w:r>
+    </w:p>
+    <w:p>
+      <w:pPr>
+        <w:shd w:val="clear" w:color="auto" w:fill="FFFFFF"/>
+        <w:spacing w:after="0" w:line="285" w:lineRule="atLeast"/>
+        <w:rPr>
+          <w:rFonts w:ascii="Consolas" w:eastAsia="Times New Roman" w:hAnsi="Consolas" w:cs="Times New Roman"/>
+          <w:color w:val="3B3B3B"/>
+          <w:kern w:val="0"/>
+          <w:sz w:val="21"/>
+          <w:szCs w:val="21"/>
+          <w14:ligatures w14:val="none"/>
+        </w:rPr>
+      </w:pPr>
+      <w:r>
+        <w:rPr>
+          <w:rFonts w:ascii="Consolas" w:eastAsia="Times New Roman" w:hAnsi="Consolas" w:cs="Times New Roman"/>
+          <w:color w:val="000000"/>
+          <w:kern w:val="0"/>
+          <w:sz w:val="21"/>
+          <w:szCs w:val="21"/>
+          <w14:ligatures w14:val="none"/>
+        </w:rPr>
+        <w:t xml:space="preserve">        </w:t>
+      </w:r>
+      <w:r>
+        <w:rPr>
+          <w:rFonts w:ascii="Consolas" w:eastAsia="Times New Roman" w:hAnsi="Consolas" w:cs="Times New Roman"/>
+          <w:color w:val="A31515"/>
+          <w:kern w:val="0"/>
+          <w:sz w:val="21"/>
+          <w:szCs w:val="21"/>
+          <w14:ligatures w14:val="none"/>
+        </w:rPr>
+        <w:t>'my-array'</w:t>
+      </w:r>
+      <w:r>
+        <w:rPr>
+          <w:rFonts w:ascii="Consolas" w:eastAsia="Times New Roman" w:hAnsi="Consolas" w:cs="Times New Roman"/>
+          <w:color w:val="000000"/>
+          <w:kern w:val="0"/>
+          <w:sz w:val="21"/>
+          <w:szCs w:val="21"/>
+          <w14:ligatures w14:val="none"/>
+        </w:rPr>
+        <w:t>,</w:t>
+      </w:r>
+    </w:p>
+    <w:p>
+      <w:pPr>
+        <w:shd w:val="clear" w:color="auto" w:fill="FFFFFF"/>
+        <w:spacing w:after="0" w:line="285" w:lineRule="atLeast"/>
+        <w:rPr>
+          <w:rFonts w:ascii="Consolas" w:eastAsia="Times New Roman" w:hAnsi="Consolas" w:cs="Times New Roman"/>
+          <w:color w:val="3B3B3B"/>
+          <w:kern w:val="0"/>
+          <w:sz w:val="21"/>
+          <w:szCs w:val="21"/>
+          <w14:ligatures w14:val="none"/>
+        </w:rPr>
+      </w:pPr>
+      <w:r>
+        <w:rPr>
+          <w:rFonts w:ascii="Consolas" w:eastAsia="Times New Roman" w:hAnsi="Consolas" w:cs="Times New Roman"/>
+          <w:color w:val="000000"/>
+          <w:kern w:val="0"/>
+          <w:sz w:val="21"/>
+          <w:szCs w:val="21"/>
+          <w14:ligatures w14:val="none"/>
+        </w:rPr>
+        <w:t>    ]);</w:t>
+      </w:r>
+    </w:p>
+    <w:p>
+      <w:pPr>
+        <w:shd w:val="clear" w:color="auto" w:fill="FFFFFF"/>
+        <w:spacing w:after="0" w:line="285" w:lineRule="atLeast"/>
+        <w:rPr>
+          <w:rFonts w:ascii="Consolas" w:eastAsia="Times New Roman" w:hAnsi="Consolas" w:cs="Times New Roman"/>
+          <w:color w:val="3B3B3B"/>
+          <w:kern w:val="0"/>
+          <w:sz w:val="21"/>
+          <w:szCs w:val="21"/>
+          <w14:ligatures w14:val="none"/>
+        </w:rPr>
+      </w:pPr>
+      <w:r>
+        <w:rPr>
+          <w:rFonts w:ascii="Consolas" w:eastAsia="Times New Roman" w:hAnsi="Consolas" w:cs="Times New Roman"/>
+          <w:color w:val="000000"/>
+          <w:kern w:val="0"/>
+          <w:sz w:val="21"/>
+          <w:szCs w:val="21"/>
+          <w14:ligatures w14:val="none"/>
+        </w:rPr>
+        <w:t xml:space="preserve">    </w:t>
+      </w:r>
+      <w:r>
+        <w:rPr>
+          <w:rFonts w:ascii="Consolas" w:eastAsia="Times New Roman" w:hAnsi="Consolas" w:cs="Times New Roman"/>
+          <w:color w:val="AF00DB"/>
+          <w:kern w:val="0"/>
+          <w:sz w:val="21"/>
+          <w:szCs w:val="21"/>
+          <w14:ligatures w14:val="none"/>
+        </w:rPr>
+        <w:t>return</w:t>
+      </w:r>
+      <w:r>
+        <w:rPr>
+          <w:rFonts w:ascii="Consolas" w:eastAsia="Times New Roman" w:hAnsi="Consolas" w:cs="Times New Roman"/>
+          <w:color w:val="000000"/>
+          <w:kern w:val="0"/>
+          <w:sz w:val="21"/>
+          <w:szCs w:val="21"/>
+          <w14:ligatures w14:val="none"/>
+        </w:rPr>
+        <w:t xml:space="preserve"> </w:t>
+      </w:r>
+      <w:r>
+        <w:rPr>
+          <w:rFonts w:ascii="Consolas" w:eastAsia="Times New Roman" w:hAnsi="Consolas" w:cs="Times New Roman"/>
+          <w:color w:val="001080"/>
+          <w:kern w:val="0"/>
+          <w:sz w:val="21"/>
+          <w:szCs w:val="21"/>
+          <w14:ligatures w14:val="none"/>
+        </w:rPr>
+        <w:t>$array</w:t>
+      </w:r>
+      <w:r>
+        <w:rPr>
+          <w:rFonts w:ascii="Consolas" w:eastAsia="Times New Roman" w:hAnsi="Consolas" w:cs="Times New Roman"/>
+          <w:color w:val="000000"/>
+          <w:kern w:val="0"/>
+          <w:sz w:val="21"/>
+          <w:szCs w:val="21"/>
+          <w14:ligatures w14:val="none"/>
+        </w:rPr>
+        <w:t>;</w:t>
+      </w:r>
+    </w:p>
+    <w:p>
+      <w:pPr>
+        <w:shd w:val="clear" w:color="auto" w:fill="FFFFFF"/>
+        <w:spacing w:after="0" w:line="285" w:lineRule="atLeast"/>
+        <w:rPr>
+          <w:rFonts w:ascii="Consolas" w:eastAsia="Times New Roman" w:hAnsi="Consolas" w:cs="Times New Roman"/>
+          <w:color w:val="3B3B3B"/>
+          <w:kern w:val="0"/>
+          <w:sz w:val="21"/>
+          <w:szCs w:val="21"/>
+          <w14:ligatures w14:val="none"/>
+        </w:rPr>
+      </w:pPr>
+      <w:r>
+        <w:rPr>
+          <w:rFonts w:ascii="Consolas" w:eastAsia="Times New Roman" w:hAnsi="Consolas" w:cs="Times New Roman"/>
+          <w:color w:val="000000"/>
+          <w:kern w:val="0"/>
+          <w:sz w:val="21"/>
+          <w:szCs w:val="21"/>
+          <w14:ligatures w14:val="none"/>
+        </w:rPr>
+        <w:t>});</w:t>
+      </w:r>
+    </w:p>
+    <w:p>
+      <w:pPr>
+        <w:ind w:left="720" w:firstLine="720"/>
+        <w:rPr>
+          <w:rFonts w:cs="Sakkal Majalla"/>
+        </w:rPr>
+      </w:pPr>
+      <w:r>
+        <w:rPr>
+          <w:rFonts w:cs="Sakkal Majalla"/>
+        </w:rPr>
+        <w:t>=========================================</w:t>
+      </w:r>
+    </w:p>
+    <w:p>
+      <w:pPr>
+        <w:rPr>
+          <w:rFonts w:cs="Sakkal Majalla"/>
+        </w:rPr>
+      </w:pPr>
+    </w:p>
+    <w:p>
+      <w:pPr>
+        <w:shd w:val="clear" w:color="auto" w:fill="FFFFFF"/>
+        <w:spacing w:after="0" w:line="285" w:lineRule="atLeast"/>
+        <w:rPr>
+          <w:rFonts w:ascii="Consolas" w:eastAsia="Times New Roman" w:hAnsi="Consolas" w:cs="Times New Roman"/>
+          <w:color w:val="3B3B3B"/>
+          <w:kern w:val="0"/>
+          <w:sz w:val="21"/>
+          <w:szCs w:val="21"/>
+          <w14:ligatures w14:val="none"/>
+        </w:rPr>
+      </w:pPr>
+      <w:r>
+        <w:rPr>
+          <w:rFonts w:ascii="Consolas" w:eastAsia="Times New Roman" w:hAnsi="Consolas" w:cs="Times New Roman"/>
+          <w:color w:val="267F99"/>
+          <w:kern w:val="0"/>
+          <w:sz w:val="21"/>
+          <w:szCs w:val="21"/>
+          <w14:ligatures w14:val="none"/>
+        </w:rPr>
+        <w:lastRenderedPageBreak/>
+        <w:t>Route</w:t>
+      </w:r>
+      <w:r>
+        <w:rPr>
+          <w:rFonts w:ascii="Consolas" w:eastAsia="Times New Roman" w:hAnsi="Consolas" w:cs="Times New Roman"/>
+          <w:color w:val="000000"/>
+          <w:kern w:val="0"/>
+          <w:sz w:val="21"/>
+          <w:szCs w:val="21"/>
+          <w14:ligatures w14:val="none"/>
+        </w:rPr>
+        <w:t>::</w:t>
+      </w:r>
+      <w:r>
+        <w:rPr>
+          <w:rFonts w:ascii="Consolas" w:eastAsia="Times New Roman" w:hAnsi="Consolas" w:cs="Times New Roman"/>
+          <w:color w:val="795E26"/>
+          <w:kern w:val="0"/>
+          <w:sz w:val="21"/>
+          <w:szCs w:val="21"/>
+          <w14:ligatures w14:val="none"/>
+        </w:rPr>
+        <w:t>get</w:t>
+      </w:r>
+      <w:r>
+        <w:rPr>
+          <w:rFonts w:ascii="Consolas" w:eastAsia="Times New Roman" w:hAnsi="Consolas" w:cs="Times New Roman"/>
+          <w:color w:val="000000"/>
+          <w:kern w:val="0"/>
+          <w:sz w:val="21"/>
+          <w:szCs w:val="21"/>
+          <w14:ligatures w14:val="none"/>
+        </w:rPr>
+        <w:t>(</w:t>
+      </w:r>
+      <w:r>
+        <w:rPr>
+          <w:rFonts w:ascii="Consolas" w:eastAsia="Times New Roman" w:hAnsi="Consolas" w:cs="Times New Roman"/>
+          <w:color w:val="A31515"/>
+          <w:kern w:val="0"/>
+          <w:sz w:val="21"/>
+          <w:szCs w:val="21"/>
+          <w14:ligatures w14:val="none"/>
+        </w:rPr>
+        <w:t>'/get-one-from-many/{key?}'</w:t>
+      </w:r>
+      <w:r>
+        <w:rPr>
+          <w:rFonts w:ascii="Consolas" w:eastAsia="Times New Roman" w:hAnsi="Consolas" w:cs="Times New Roman"/>
+          <w:color w:val="000000"/>
+          <w:kern w:val="0"/>
+          <w:sz w:val="21"/>
+          <w:szCs w:val="21"/>
+          <w14:ligatures w14:val="none"/>
+        </w:rPr>
+        <w:t xml:space="preserve">, </w:t>
+      </w:r>
+      <w:r>
+        <w:rPr>
+          <w:rFonts w:ascii="Consolas" w:eastAsia="Times New Roman" w:hAnsi="Consolas" w:cs="Times New Roman"/>
+          <w:color w:val="0000FF"/>
+          <w:kern w:val="0"/>
+          <w:sz w:val="21"/>
+          <w:szCs w:val="21"/>
+          <w14:ligatures w14:val="none"/>
+        </w:rPr>
+        <w:t>function</w:t>
+      </w:r>
+      <w:r>
+        <w:rPr>
+          <w:rFonts w:ascii="Consolas" w:eastAsia="Times New Roman" w:hAnsi="Consolas" w:cs="Times New Roman"/>
+          <w:color w:val="000000"/>
+          <w:kern w:val="0"/>
+          <w:sz w:val="21"/>
+          <w:szCs w:val="21"/>
+          <w14:ligatures w14:val="none"/>
+        </w:rPr>
+        <w:t xml:space="preserve"> (</w:t>
+      </w:r>
+      <w:r>
+        <w:rPr>
+          <w:rFonts w:ascii="Consolas" w:eastAsia="Times New Roman" w:hAnsi="Consolas" w:cs="Times New Roman"/>
+          <w:color w:val="001080"/>
+          <w:kern w:val="0"/>
+          <w:sz w:val="21"/>
+          <w:szCs w:val="21"/>
+          <w14:ligatures w14:val="none"/>
+        </w:rPr>
+        <w:t>$key</w:t>
+      </w:r>
+      <w:r>
+        <w:rPr>
+          <w:rFonts w:ascii="Consolas" w:eastAsia="Times New Roman" w:hAnsi="Consolas" w:cs="Times New Roman"/>
+          <w:color w:val="000000"/>
+          <w:kern w:val="0"/>
+          <w:sz w:val="21"/>
+          <w:szCs w:val="21"/>
+          <w14:ligatures w14:val="none"/>
+        </w:rPr>
+        <w:t xml:space="preserve"> = </w:t>
+      </w:r>
+      <w:r>
+        <w:rPr>
+          <w:rFonts w:ascii="Consolas" w:eastAsia="Times New Roman" w:hAnsi="Consolas" w:cs="Times New Roman"/>
+          <w:color w:val="A31515"/>
+          <w:kern w:val="0"/>
+          <w:sz w:val="21"/>
+          <w:szCs w:val="21"/>
+          <w14:ligatures w14:val="none"/>
+        </w:rPr>
+        <w:t>"my-number"</w:t>
+      </w:r>
+      <w:r>
+        <w:rPr>
+          <w:rFonts w:ascii="Consolas" w:eastAsia="Times New Roman" w:hAnsi="Consolas" w:cs="Times New Roman"/>
+          <w:color w:val="000000"/>
+          <w:kern w:val="0"/>
+          <w:sz w:val="21"/>
+          <w:szCs w:val="21"/>
+          <w14:ligatures w14:val="none"/>
+        </w:rPr>
+        <w:t>) {</w:t>
+      </w:r>
+    </w:p>
+    <w:p>
+      <w:pPr>
+        <w:shd w:val="clear" w:color="auto" w:fill="FFFFFF"/>
+        <w:spacing w:after="0" w:line="285" w:lineRule="atLeast"/>
+        <w:rPr>
+          <w:rFonts w:ascii="Consolas" w:eastAsia="Times New Roman" w:hAnsi="Consolas" w:cs="Times New Roman"/>
+          <w:color w:val="3B3B3B"/>
+          <w:kern w:val="0"/>
+          <w:sz w:val="21"/>
+          <w:szCs w:val="21"/>
+          <w14:ligatures w14:val="none"/>
+        </w:rPr>
+      </w:pPr>
+      <w:r>
+        <w:rPr>
+          <w:rFonts w:ascii="Consolas" w:eastAsia="Times New Roman" w:hAnsi="Consolas" w:cs="Times New Roman"/>
+          <w:color w:val="000000"/>
+          <w:kern w:val="0"/>
+          <w:sz w:val="21"/>
+          <w:szCs w:val="21"/>
+          <w14:ligatures w14:val="none"/>
+        </w:rPr>
+        <w:t xml:space="preserve">    </w:t>
+      </w:r>
+      <w:r>
+        <w:rPr>
+          <w:rFonts w:ascii="Consolas" w:eastAsia="Times New Roman" w:hAnsi="Consolas" w:cs="Times New Roman"/>
+          <w:color w:val="AF00DB"/>
+          <w:kern w:val="0"/>
+          <w:sz w:val="21"/>
+          <w:szCs w:val="21"/>
+          <w14:ligatures w14:val="none"/>
+        </w:rPr>
+        <w:t>return</w:t>
+      </w:r>
+      <w:r>
+        <w:rPr>
+          <w:rFonts w:ascii="Consolas" w:eastAsia="Times New Roman" w:hAnsi="Consolas" w:cs="Times New Roman"/>
+          <w:color w:val="000000"/>
+          <w:kern w:val="0"/>
+          <w:sz w:val="21"/>
+          <w:szCs w:val="21"/>
+          <w14:ligatures w14:val="none"/>
+        </w:rPr>
+        <w:t xml:space="preserve"> </w:t>
+      </w:r>
+      <w:r>
+        <w:rPr>
+          <w:rFonts w:ascii="Consolas" w:eastAsia="Times New Roman" w:hAnsi="Consolas" w:cs="Times New Roman"/>
+          <w:color w:val="267F99"/>
+          <w:kern w:val="0"/>
+          <w:sz w:val="21"/>
+          <w:szCs w:val="21"/>
+          <w14:ligatures w14:val="none"/>
+        </w:rPr>
+        <w:t>Cache</w:t>
+      </w:r>
+      <w:r>
+        <w:rPr>
+          <w:rFonts w:ascii="Consolas" w:eastAsia="Times New Roman" w:hAnsi="Consolas" w:cs="Times New Roman"/>
+          <w:color w:val="000000"/>
+          <w:kern w:val="0"/>
+          <w:sz w:val="21"/>
+          <w:szCs w:val="21"/>
+          <w14:ligatures w14:val="none"/>
+        </w:rPr>
+        <w:t>::</w:t>
+      </w:r>
+      <w:r>
+        <w:rPr>
+          <w:rFonts w:ascii="Consolas" w:eastAsia="Times New Roman" w:hAnsi="Consolas" w:cs="Times New Roman"/>
+          <w:color w:val="795E26"/>
+          <w:kern w:val="0"/>
+          <w:sz w:val="21"/>
+          <w:szCs w:val="21"/>
+          <w14:ligatures w14:val="none"/>
+        </w:rPr>
+        <w:t>store</w:t>
+      </w:r>
+      <w:r>
+        <w:rPr>
+          <w:rFonts w:ascii="Consolas" w:eastAsia="Times New Roman" w:hAnsi="Consolas" w:cs="Times New Roman"/>
+          <w:color w:val="000000"/>
+          <w:kern w:val="0"/>
+          <w:sz w:val="21"/>
+          <w:szCs w:val="21"/>
+          <w14:ligatures w14:val="none"/>
+        </w:rPr>
+        <w:t>(</w:t>
+      </w:r>
+      <w:r>
+        <w:rPr>
+          <w:rFonts w:ascii="Consolas" w:eastAsia="Times New Roman" w:hAnsi="Consolas" w:cs="Times New Roman"/>
+          <w:color w:val="A31515"/>
+          <w:kern w:val="0"/>
+          <w:sz w:val="21"/>
+          <w:szCs w:val="21"/>
+          <w14:ligatures w14:val="none"/>
+        </w:rPr>
+        <w:t>'octane'</w:t>
+      </w:r>
+      <w:r>
+        <w:rPr>
+          <w:rFonts w:ascii="Consolas" w:eastAsia="Times New Roman" w:hAnsi="Consolas" w:cs="Times New Roman"/>
+          <w:color w:val="000000"/>
+          <w:kern w:val="0"/>
+          <w:sz w:val="21"/>
+          <w:szCs w:val="21"/>
+          <w14:ligatures w14:val="none"/>
+        </w:rPr>
+        <w:t>)-&gt;</w:t>
+      </w:r>
+      <w:r>
+        <w:rPr>
+          <w:rFonts w:ascii="Consolas" w:eastAsia="Times New Roman" w:hAnsi="Consolas" w:cs="Times New Roman"/>
+          <w:color w:val="795E26"/>
+          <w:kern w:val="0"/>
+          <w:sz w:val="21"/>
+          <w:szCs w:val="21"/>
+          <w14:ligatures w14:val="none"/>
+        </w:rPr>
+        <w:t>get</w:t>
+      </w:r>
+      <w:r>
+        <w:rPr>
+          <w:rFonts w:ascii="Consolas" w:eastAsia="Times New Roman" w:hAnsi="Consolas" w:cs="Times New Roman"/>
+          <w:color w:val="000000"/>
+          <w:kern w:val="0"/>
+          <w:sz w:val="21"/>
+          <w:szCs w:val="21"/>
+          <w14:ligatures w14:val="none"/>
+        </w:rPr>
+        <w:t>(</w:t>
+      </w:r>
+      <w:r>
+        <w:rPr>
+          <w:rFonts w:ascii="Consolas" w:eastAsia="Times New Roman" w:hAnsi="Consolas" w:cs="Times New Roman"/>
+          <w:color w:val="001080"/>
+          <w:kern w:val="0"/>
+          <w:sz w:val="21"/>
+          <w:szCs w:val="21"/>
+          <w14:ligatures w14:val="none"/>
+        </w:rPr>
+        <w:t>$key</w:t>
+      </w:r>
+      <w:r>
+        <w:rPr>
+          <w:rFonts w:ascii="Consolas" w:eastAsia="Times New Roman" w:hAnsi="Consolas" w:cs="Times New Roman"/>
+          <w:color w:val="000000"/>
+          <w:kern w:val="0"/>
+          <w:sz w:val="21"/>
+          <w:szCs w:val="21"/>
+          <w14:ligatures w14:val="none"/>
+        </w:rPr>
+        <w:t>);</w:t>
+      </w:r>
+    </w:p>
+    <w:p>
+      <w:pPr>
+        <w:shd w:val="clear" w:color="auto" w:fill="FFFFFF"/>
+        <w:spacing w:after="0" w:line="285" w:lineRule="atLeast"/>
+        <w:rPr>
+          <w:rFonts w:ascii="Consolas" w:eastAsia="Times New Roman" w:hAnsi="Consolas" w:cs="Times New Roman"/>
+          <w:color w:val="3B3B3B"/>
+          <w:kern w:val="0"/>
+          <w:sz w:val="21"/>
+          <w:szCs w:val="21"/>
+          <w14:ligatures w14:val="none"/>
+        </w:rPr>
+      </w:pPr>
+      <w:r>
+        <w:rPr>
+          <w:rFonts w:ascii="Consolas" w:eastAsia="Times New Roman" w:hAnsi="Consolas" w:cs="Times New Roman"/>
+          <w:color w:val="000000"/>
+          <w:kern w:val="0"/>
+          <w:sz w:val="21"/>
+          <w:szCs w:val="21"/>
+          <w14:ligatures w14:val="none"/>
+        </w:rPr>
+        <w:t>});</w:t>
+      </w:r>
+    </w:p>
+    <w:p>
+      <w:pPr>
+        <w:ind w:left="720" w:firstLine="720"/>
+        <w:rPr>
+          <w:rFonts w:cs="Sakkal Majalla"/>
+        </w:rPr>
+      </w:pPr>
+      <w:r>
+        <w:rPr>
+          <w:rFonts w:cs="Sakkal Majalla"/>
+        </w:rPr>
+        <w:t>=========================================</w:t>
+      </w:r>
+    </w:p>
+    <w:p>
+      <w:pPr>
+        <w:rPr>
+          <w:rFonts w:ascii="Sakkal Majalla" w:hAnsi="Sakkal Majalla" w:cs="Sakkal Majalla"/>
+          <w:b/>
+          <w:bCs/>
+          <w:color w:val="3A7C22" w:themeColor="accent6" w:themeShade="BF"/>
+          <w:sz w:val="28"/>
+          <w:szCs w:val="28"/>
+        </w:rPr>
+      </w:pPr>
+      <w:r>
+        <w:rPr>
+          <w:rFonts w:ascii="Sakkal Majalla" w:hAnsi="Sakkal Majalla" w:cs="Sakkal Majalla"/>
+          <w:b/>
+          <w:bCs/>
+          <w:color w:val="3A7C22" w:themeColor="accent6" w:themeShade="BF"/>
+          <w:sz w:val="28"/>
+          <w:szCs w:val="28"/>
+        </w:rPr>
+        <w:t xml:space="preserve">Swoole Table </w:t>
+      </w:r>
+    </w:p>
+    <w:p>
+      <w:pPr>
+        <w:rPr>
+          <w:rFonts w:ascii="Sakkal Majalla" w:hAnsi="Sakkal Majalla" w:cs="Sakkal Majalla"/>
+          <w:sz w:val="28"/>
+          <w:szCs w:val="28"/>
+        </w:rPr>
+      </w:pPr>
+      <w:r>
+        <w:rPr>
+          <w:rFonts w:ascii="Sakkal Majalla" w:hAnsi="Sakkal Majalla" w:cs="Sakkal Majalla"/>
+          <w:sz w:val="28"/>
+          <w:szCs w:val="28"/>
+        </w:rPr>
+        <w:t xml:space="preserve">If you want to share data across workers </w:t>
+      </w:r>
+      <w:r>
+        <w:rPr>
+          <w:rFonts w:ascii="Sakkal Majalla" w:hAnsi="Sakkal Majalla" w:cs="Sakkal Majalla"/>
+          <w:b/>
+          <w:bCs/>
+          <w:color w:val="BF4E14" w:themeColor="accent2" w:themeShade="BF"/>
+          <w:sz w:val="28"/>
+          <w:szCs w:val="28"/>
+        </w:rPr>
+        <w:t>in a more structured way than a cache</w:t>
+      </w:r>
+      <w:r>
+        <w:rPr>
+          <w:rFonts w:ascii="Sakkal Majalla" w:hAnsi="Sakkal Majalla" w:cs="Sakkal Majalla"/>
+          <w:sz w:val="28"/>
+          <w:szCs w:val="28"/>
+        </w:rPr>
+        <w:t>, you can use Swoole Table.</w:t>
+      </w:r>
+    </w:p>
+    <w:p>
+      <w:pPr>
+        <w:ind w:left="720" w:firstLine="720"/>
+        <w:rPr>
+          <w:rFonts w:cs="Sakkal Majalla"/>
+        </w:rPr>
+      </w:pPr>
+      <w:r>
+        <w:rPr>
+          <w:rFonts w:cs="Sakkal Majalla"/>
+        </w:rPr>
+        <w:t>=========================================</w:t>
+      </w:r>
+    </w:p>
+    <w:p>
+      <w:pPr>
+        <w:rPr>
+          <w:rFonts w:ascii="Sakkal Majalla" w:hAnsi="Sakkal Majalla" w:cs="Sakkal Majalla"/>
+          <w:sz w:val="28"/>
+          <w:szCs w:val="28"/>
+        </w:rPr>
+      </w:pPr>
+      <w:r>
+        <w:rPr>
+          <w:rFonts w:ascii="Sakkal Majalla" w:hAnsi="Sakkal Majalla" w:cs="Sakkal Majalla"/>
+          <w:sz w:val="28"/>
+          <w:szCs w:val="28"/>
+        </w:rPr>
+        <w:t>I</w:t>
+      </w:r>
+      <w:r>
+        <w:rPr>
+          <w:rFonts w:ascii="Sakkal Majalla" w:hAnsi="Sakkal Majalla" w:cs="Sakkal Majalla"/>
+          <w:sz w:val="28"/>
+          <w:szCs w:val="28"/>
+        </w:rPr>
+        <w:t xml:space="preserve">f </w:t>
+      </w:r>
+      <w:r>
+        <w:rPr>
+          <w:rFonts w:ascii="Sakkal Majalla" w:hAnsi="Sakkal Majalla" w:cs="Sakkal Majalla"/>
+          <w:sz w:val="28"/>
+          <w:szCs w:val="28"/>
+        </w:rPr>
+        <w:t>we</w:t>
+      </w:r>
+      <w:r>
+        <w:rPr>
+          <w:rFonts w:ascii="Sakkal Majalla" w:hAnsi="Sakkal Majalla" w:cs="Sakkal Majalla"/>
+          <w:sz w:val="28"/>
+          <w:szCs w:val="28"/>
+        </w:rPr>
+        <w:t xml:space="preserve"> want to use Swoole Table, </w:t>
+      </w:r>
+      <w:r>
+        <w:rPr>
+          <w:rFonts w:ascii="Sakkal Majalla" w:hAnsi="Sakkal Majalla" w:cs="Sakkal Majalla"/>
+          <w:sz w:val="28"/>
+          <w:szCs w:val="28"/>
+        </w:rPr>
+        <w:t>we</w:t>
+      </w:r>
+      <w:r>
+        <w:rPr>
+          <w:rFonts w:ascii="Sakkal Majalla" w:hAnsi="Sakkal Majalla" w:cs="Sakkal Majalla"/>
+          <w:sz w:val="28"/>
+          <w:szCs w:val="28"/>
+        </w:rPr>
+        <w:t xml:space="preserve"> must define the </w:t>
+      </w:r>
+      <w:r>
+        <w:rPr>
+          <w:rFonts w:ascii="Sakkal Majalla" w:hAnsi="Sakkal Majalla" w:cs="Sakkal Majalla"/>
+          <w:sz w:val="28"/>
+          <w:szCs w:val="28"/>
+        </w:rPr>
+        <w:t>table's structure</w:t>
+      </w:r>
+      <w:r>
+        <w:rPr>
+          <w:rFonts w:ascii="Sakkal Majalla" w:hAnsi="Sakkal Majalla" w:cs="Sakkal Majalla"/>
+          <w:sz w:val="28"/>
+          <w:szCs w:val="28"/>
+        </w:rPr>
+        <w:t xml:space="preserve">. The structure is defined in the </w:t>
+      </w:r>
+      <w:r>
+        <w:rPr>
+          <w:rFonts w:ascii="Sakkal Majalla" w:hAnsi="Sakkal Majalla" w:cs="Sakkal Majalla"/>
+          <w:b/>
+          <w:bCs/>
+          <w:color w:val="C00000"/>
+          <w:sz w:val="28"/>
+          <w:szCs w:val="28"/>
+        </w:rPr>
+        <w:t>config/octane.php</w:t>
+      </w:r>
+      <w:r>
+        <w:rPr>
+          <w:rFonts w:ascii="Sakkal Majalla" w:hAnsi="Sakkal Majalla" w:cs="Sakkal Majalla"/>
+          <w:color w:val="C00000"/>
+          <w:sz w:val="28"/>
+          <w:szCs w:val="28"/>
+        </w:rPr>
+        <w:t xml:space="preserve"> </w:t>
+      </w:r>
+      <w:r>
+        <w:rPr>
+          <w:rFonts w:ascii="Sakkal Majalla" w:hAnsi="Sakkal Majalla" w:cs="Sakkal Majalla"/>
+          <w:sz w:val="28"/>
+          <w:szCs w:val="28"/>
+        </w:rPr>
+        <w:t>file in the tables section.</w:t>
+      </w:r>
+    </w:p>
+    <w:p>
+      <w:pPr>
+        <w:rPr>
+          <w:rFonts w:ascii="Sakkal Majalla" w:hAnsi="Sakkal Majalla" w:cs="Sakkal Majalla"/>
+          <w:sz w:val="28"/>
+          <w:szCs w:val="28"/>
+        </w:rPr>
+      </w:pPr>
+      <w:r>
+        <w:rPr>
+          <w:rFonts w:ascii="Sakkal Majalla" w:hAnsi="Sakkal Majalla" w:cs="Sakkal Majalla"/>
+          <w:sz w:val="28"/>
+          <w:szCs w:val="28"/>
+        </w:rPr>
+        <w:t>A</w:t>
+      </w:r>
+      <w:r>
+        <w:rPr>
+          <w:rFonts w:ascii="Sakkal Majalla" w:hAnsi="Sakkal Majalla" w:cs="Sakkal Majalla"/>
+          <w:sz w:val="28"/>
+          <w:szCs w:val="28"/>
+        </w:rPr>
+        <w:t xml:space="preserve"> table </w:t>
+      </w:r>
+      <w:r>
+        <w:rPr>
+          <w:rFonts w:ascii="Sakkal Majalla" w:hAnsi="Sakkal Majalla" w:cs="Sakkal Majalla"/>
+          <w:b/>
+          <w:bCs/>
+          <w:color w:val="3A7C22" w:themeColor="accent6" w:themeShade="BF"/>
+          <w:sz w:val="28"/>
+          <w:szCs w:val="28"/>
+        </w:rPr>
+        <w:t>named example</w:t>
+      </w:r>
+      <w:r>
+        <w:rPr>
+          <w:rFonts w:ascii="Sakkal Majalla" w:hAnsi="Sakkal Majalla" w:cs="Sakkal Majalla"/>
+          <w:color w:val="3A7C22" w:themeColor="accent6" w:themeShade="BF"/>
+          <w:sz w:val="28"/>
+          <w:szCs w:val="28"/>
+        </w:rPr>
+        <w:t xml:space="preserve"> </w:t>
+      </w:r>
+      <w:r>
+        <w:rPr>
+          <w:rFonts w:ascii="Sakkal Majalla" w:hAnsi="Sakkal Majalla" w:cs="Sakkal Majalla"/>
+          <w:b/>
+          <w:bCs/>
+          <w:color w:val="3A7C22" w:themeColor="accent6" w:themeShade="BF"/>
+          <w:sz w:val="28"/>
+          <w:szCs w:val="28"/>
+        </w:rPr>
+        <w:t>with a maximum of 1,000 rows</w:t>
+      </w:r>
+      <w:r>
+        <w:rPr>
+          <w:rFonts w:ascii="Sakkal Majalla" w:hAnsi="Sakkal Majalla" w:cs="Sakkal Majalla"/>
+          <w:color w:val="3A7C22" w:themeColor="accent6" w:themeShade="BF"/>
+          <w:sz w:val="28"/>
+          <w:szCs w:val="28"/>
+        </w:rPr>
+        <w:t xml:space="preserve"> </w:t>
+      </w:r>
+      <w:r>
+        <w:rPr>
+          <w:rFonts w:ascii="Sakkal Majalla" w:hAnsi="Sakkal Majalla" w:cs="Sakkal Majalla"/>
+          <w:sz w:val="28"/>
+          <w:szCs w:val="28"/>
+        </w:rPr>
+        <w:t xml:space="preserve">(example:1000) with 2 fields. The first one is called </w:t>
+      </w:r>
+      <w:r>
+        <w:rPr>
+          <w:rFonts w:ascii="Sakkal Majalla" w:hAnsi="Sakkal Majalla" w:cs="Sakkal Majalla"/>
+          <w:b/>
+          <w:bCs/>
+          <w:color w:val="3A7C22" w:themeColor="accent6" w:themeShade="BF"/>
+          <w:sz w:val="28"/>
+          <w:szCs w:val="28"/>
+        </w:rPr>
+        <w:t>name</w:t>
+      </w:r>
+      <w:r>
+        <w:rPr>
+          <w:rFonts w:ascii="Sakkal Majalla" w:hAnsi="Sakkal Majalla" w:cs="Sakkal Majalla"/>
+          <w:color w:val="3A7C22" w:themeColor="accent6" w:themeShade="BF"/>
+          <w:sz w:val="28"/>
+          <w:szCs w:val="28"/>
+        </w:rPr>
+        <w:t xml:space="preserve"> </w:t>
+      </w:r>
+      <w:r>
+        <w:rPr>
+          <w:rFonts w:ascii="Sakkal Majalla" w:hAnsi="Sakkal Majalla" w:cs="Sakkal Majalla"/>
+          <w:b/>
+          <w:bCs/>
+          <w:color w:val="3A7C22" w:themeColor="accent6" w:themeShade="BF"/>
+          <w:sz w:val="28"/>
+          <w:szCs w:val="28"/>
+        </w:rPr>
+        <w:t>and is a string</w:t>
+      </w:r>
+      <w:r>
+        <w:rPr>
+          <w:rFonts w:ascii="Sakkal Majalla" w:hAnsi="Sakkal Majalla" w:cs="Sakkal Majalla"/>
+          <w:color w:val="3A7C22" w:themeColor="accent6" w:themeShade="BF"/>
+          <w:sz w:val="28"/>
+          <w:szCs w:val="28"/>
+        </w:rPr>
+        <w:t xml:space="preserve"> </w:t>
+      </w:r>
+      <w:r>
+        <w:rPr>
+          <w:rFonts w:ascii="Sakkal Majalla" w:hAnsi="Sakkal Majalla" w:cs="Sakkal Majalla"/>
+          <w:sz w:val="28"/>
+          <w:szCs w:val="28"/>
+        </w:rPr>
+        <w:t xml:space="preserve">with a maximum of 500 characters, and the second field is called </w:t>
+      </w:r>
+      <w:r>
+        <w:rPr>
+          <w:rFonts w:ascii="Sakkal Majalla" w:hAnsi="Sakkal Majalla" w:cs="Sakkal Majalla"/>
+          <w:b/>
+          <w:bCs/>
+          <w:color w:val="3A7C22" w:themeColor="accent6" w:themeShade="BF"/>
+          <w:sz w:val="28"/>
+          <w:szCs w:val="28"/>
+        </w:rPr>
+        <w:t>votes</w:t>
+      </w:r>
+      <w:r>
+        <w:rPr>
+          <w:rFonts w:ascii="Sakkal Majalla" w:hAnsi="Sakkal Majalla" w:cs="Sakkal Majalla"/>
+          <w:b/>
+          <w:bCs/>
+          <w:color w:val="3A7C22" w:themeColor="accent6" w:themeShade="BF"/>
+          <w:sz w:val="28"/>
+          <w:szCs w:val="28"/>
+        </w:rPr>
+        <w:t>,</w:t>
+      </w:r>
+      <w:r>
+        <w:rPr>
+          <w:rFonts w:ascii="Sakkal Majalla" w:hAnsi="Sakkal Majalla" w:cs="Sakkal Majalla"/>
+          <w:b/>
+          <w:bCs/>
+          <w:color w:val="3A7C22" w:themeColor="accent6" w:themeShade="BF"/>
+          <w:sz w:val="28"/>
+          <w:szCs w:val="28"/>
+        </w:rPr>
+        <w:t xml:space="preserve"> and the type is an</w:t>
+      </w:r>
+      <w:r>
+        <w:rPr>
+          <w:rFonts w:ascii="Sakkal Majalla" w:hAnsi="Sakkal Majalla" w:cs="Sakkal Majalla"/>
+          <w:color w:val="3A7C22" w:themeColor="accent6" w:themeShade="BF"/>
+          <w:sz w:val="28"/>
+          <w:szCs w:val="28"/>
+        </w:rPr>
+        <w:t xml:space="preserve"> </w:t>
+      </w:r>
+      <w:r>
+        <w:rPr>
+          <w:rFonts w:ascii="Sakkal Majalla" w:hAnsi="Sakkal Majalla" w:cs="Sakkal Majalla"/>
+          <w:b/>
+          <w:bCs/>
+          <w:color w:val="3A7C22" w:themeColor="accent6" w:themeShade="BF"/>
+          <w:sz w:val="28"/>
+          <w:szCs w:val="28"/>
+        </w:rPr>
+        <w:t>integer</w:t>
+      </w:r>
+      <w:r>
+        <w:rPr>
+          <w:rFonts w:ascii="Sakkal Majalla" w:hAnsi="Sakkal Majalla" w:cs="Sakkal Majalla"/>
+          <w:color w:val="3A7C22" w:themeColor="accent6" w:themeShade="BF"/>
+          <w:sz w:val="28"/>
+          <w:szCs w:val="28"/>
+        </w:rPr>
+        <w:t xml:space="preserve"> </w:t>
+      </w:r>
+      <w:r>
+        <w:rPr>
+          <w:rFonts w:ascii="Sakkal Majalla" w:hAnsi="Sakkal Majalla" w:cs="Sakkal Majalla"/>
+          <w:sz w:val="28"/>
+          <w:szCs w:val="28"/>
+        </w:rPr>
+        <w:t>(int).</w:t>
+      </w:r>
+    </w:p>
+    <w:p>
+      <w:pPr>
+        <w:shd w:val="clear" w:color="auto" w:fill="FFFFFF"/>
+        <w:spacing w:after="0" w:line="285" w:lineRule="atLeast"/>
+        <w:rPr>
+          <w:rFonts w:ascii="Consolas" w:eastAsia="Times New Roman" w:hAnsi="Consolas" w:cs="Times New Roman"/>
+          <w:color w:val="3B3B3B"/>
+          <w:kern w:val="0"/>
+          <w:sz w:val="21"/>
+          <w:szCs w:val="21"/>
+          <w14:ligatures w14:val="none"/>
+        </w:rPr>
+      </w:pPr>
+      <w:r>
+        <w:rPr>
+          <w:rFonts w:ascii="Consolas" w:eastAsia="Times New Roman" w:hAnsi="Consolas" w:cs="Times New Roman"/>
+          <w:color w:val="A31515"/>
+          <w:kern w:val="0"/>
+          <w:sz w:val="21"/>
+          <w:szCs w:val="21"/>
+          <w14:ligatures w14:val="none"/>
+        </w:rPr>
+        <w:t>'tables'</w:t>
+      </w:r>
+      <w:r>
+        <w:rPr>
+          <w:rFonts w:ascii="Consolas" w:eastAsia="Times New Roman" w:hAnsi="Consolas" w:cs="Times New Roman"/>
+          <w:color w:val="000000"/>
+          <w:kern w:val="0"/>
+          <w:sz w:val="21"/>
+          <w:szCs w:val="21"/>
+          <w14:ligatures w14:val="none"/>
+        </w:rPr>
+        <w:t xml:space="preserve"> =&gt; [</w:t>
+      </w:r>
+    </w:p>
+    <w:p>
+      <w:pPr>
+        <w:shd w:val="clear" w:color="auto" w:fill="FFFFFF"/>
+        <w:spacing w:after="0" w:line="285" w:lineRule="atLeast"/>
+        <w:rPr>
+          <w:rFonts w:ascii="Consolas" w:eastAsia="Times New Roman" w:hAnsi="Consolas" w:cs="Times New Roman"/>
+          <w:color w:val="3B3B3B"/>
+          <w:kern w:val="0"/>
+          <w:sz w:val="21"/>
+          <w:szCs w:val="21"/>
+          <w14:ligatures w14:val="none"/>
+        </w:rPr>
+      </w:pPr>
+      <w:r>
+        <w:rPr>
+          <w:rFonts w:ascii="Consolas" w:eastAsia="Times New Roman" w:hAnsi="Consolas" w:cs="Times New Roman"/>
+          <w:color w:val="000000"/>
+          <w:kern w:val="0"/>
+          <w:sz w:val="21"/>
+          <w:szCs w:val="21"/>
+          <w14:ligatures w14:val="none"/>
+        </w:rPr>
+        <w:t xml:space="preserve">        </w:t>
+      </w:r>
+      <w:r>
+        <w:rPr>
+          <w:rFonts w:ascii="Consolas" w:eastAsia="Times New Roman" w:hAnsi="Consolas" w:cs="Times New Roman"/>
+          <w:color w:val="A31515"/>
+          <w:kern w:val="0"/>
+          <w:sz w:val="21"/>
+          <w:szCs w:val="21"/>
+          <w14:ligatures w14:val="none"/>
+        </w:rPr>
+        <w:t>'example:1000'</w:t>
+      </w:r>
+      <w:r>
+        <w:rPr>
+          <w:rFonts w:ascii="Consolas" w:eastAsia="Times New Roman" w:hAnsi="Consolas" w:cs="Times New Roman"/>
+          <w:color w:val="000000"/>
+          <w:kern w:val="0"/>
+          <w:sz w:val="21"/>
+          <w:szCs w:val="21"/>
+          <w14:ligatures w14:val="none"/>
+        </w:rPr>
+        <w:t xml:space="preserve"> =&gt; [</w:t>
+      </w:r>
+    </w:p>
+    <w:p>
+      <w:pPr>
+        <w:shd w:val="clear" w:color="auto" w:fill="FFFFFF"/>
+        <w:spacing w:after="0" w:line="285" w:lineRule="atLeast"/>
+        <w:rPr>
+          <w:rFonts w:ascii="Consolas" w:eastAsia="Times New Roman" w:hAnsi="Consolas" w:cs="Times New Roman"/>
+          <w:color w:val="3B3B3B"/>
+          <w:kern w:val="0"/>
+          <w:sz w:val="21"/>
+          <w:szCs w:val="21"/>
+          <w14:ligatures w14:val="none"/>
+        </w:rPr>
+      </w:pPr>
+      <w:r>
+        <w:rPr>
+          <w:rFonts w:ascii="Consolas" w:eastAsia="Times New Roman" w:hAnsi="Consolas" w:cs="Times New Roman"/>
+          <w:color w:val="000000"/>
+          <w:kern w:val="0"/>
+          <w:sz w:val="21"/>
+          <w:szCs w:val="21"/>
+          <w14:ligatures w14:val="none"/>
+        </w:rPr>
         <w:t xml:space="preserve">            </w:t>
       </w:r>
-      <w:proofErr w:type="gramStart"/>
+      <w:r>
+        <w:rPr>
+          <w:rFonts w:ascii="Consolas" w:eastAsia="Times New Roman" w:hAnsi="Consolas" w:cs="Times New Roman"/>
+          <w:color w:val="A31515"/>
+          <w:kern w:val="0"/>
+          <w:sz w:val="21"/>
+          <w:szCs w:val="21"/>
+          <w14:ligatures w14:val="none"/>
+        </w:rPr>
+        <w:t>'name'</w:t>
+      </w:r>
+      <w:r>
+        <w:rPr>
+          <w:rFonts w:ascii="Consolas" w:eastAsia="Times New Roman" w:hAnsi="Consolas" w:cs="Times New Roman"/>
+          <w:color w:val="000000"/>
+          <w:kern w:val="0"/>
+          <w:sz w:val="21"/>
+          <w:szCs w:val="21"/>
+          <w14:ligatures w14:val="none"/>
+        </w:rPr>
+        <w:t xml:space="preserve"> =&gt; </w:t>
+      </w:r>
+      <w:r>
+        <w:rPr>
+          <w:rFonts w:ascii="Consolas" w:eastAsia="Times New Roman" w:hAnsi="Consolas" w:cs="Times New Roman"/>
+          <w:color w:val="A31515"/>
+          <w:kern w:val="0"/>
+          <w:sz w:val="21"/>
+          <w:szCs w:val="21"/>
+          <w14:ligatures w14:val="none"/>
+        </w:rPr>
+        <w:t>'string:1000'</w:t>
+      </w:r>
+      <w:r>
+        <w:rPr>
+          <w:rFonts w:ascii="Consolas" w:eastAsia="Times New Roman" w:hAnsi="Consolas" w:cs="Times New Roman"/>
+          <w:color w:val="000000"/>
+          <w:kern w:val="0"/>
+          <w:sz w:val="21"/>
+          <w:szCs w:val="21"/>
+          <w14:ligatures w14:val="none"/>
+        </w:rPr>
+        <w:t>,</w:t>
+      </w:r>
+    </w:p>
+    <w:p>
+      <w:pPr>
+        <w:shd w:val="clear" w:color="auto" w:fill="FFFFFF"/>
+        <w:spacing w:after="0" w:line="285" w:lineRule="atLeast"/>
+        <w:rPr>
+          <w:rFonts w:ascii="Consolas" w:eastAsia="Times New Roman" w:hAnsi="Consolas" w:cs="Times New Roman"/>
+          <w:color w:val="3B3B3B"/>
+          <w:kern w:val="0"/>
+          <w:sz w:val="21"/>
+          <w:szCs w:val="21"/>
+          <w14:ligatures w14:val="none"/>
+        </w:rPr>
+      </w:pPr>
+      <w:r>
+        <w:rPr>
+          <w:rFonts w:ascii="Consolas" w:eastAsia="Times New Roman" w:hAnsi="Consolas" w:cs="Times New Roman"/>
+          <w:color w:val="000000"/>
+          <w:kern w:val="0"/>
+          <w:sz w:val="21"/>
+          <w:szCs w:val="21"/>
+          <w14:ligatures w14:val="none"/>
+        </w:rPr>
+        <w:t xml:space="preserve">            </w:t>
+      </w:r>
+      <w:r>
+        <w:rPr>
+          <w:rFonts w:ascii="Consolas" w:eastAsia="Times New Roman" w:hAnsi="Consolas" w:cs="Times New Roman"/>
+          <w:color w:val="A31515"/>
+          <w:kern w:val="0"/>
+          <w:sz w:val="21"/>
+          <w:szCs w:val="21"/>
+          <w14:ligatures w14:val="none"/>
+        </w:rPr>
+        <w:t>'votes'</w:t>
+      </w:r>
+      <w:r>
+        <w:rPr>
+          <w:rFonts w:ascii="Consolas" w:eastAsia="Times New Roman" w:hAnsi="Consolas" w:cs="Times New Roman"/>
+          <w:color w:val="000000"/>
+          <w:kern w:val="0"/>
+          <w:sz w:val="21"/>
+          <w:szCs w:val="21"/>
+          <w14:ligatures w14:val="none"/>
+        </w:rPr>
+        <w:t xml:space="preserve"> =&gt; </w:t>
+      </w:r>
+      <w:r>
+        <w:rPr>
+          <w:rFonts w:ascii="Consolas" w:eastAsia="Times New Roman" w:hAnsi="Consolas" w:cs="Times New Roman"/>
+          <w:color w:val="A31515"/>
+          <w:kern w:val="0"/>
+          <w:sz w:val="21"/>
+          <w:szCs w:val="21"/>
+          <w14:ligatures w14:val="none"/>
+        </w:rPr>
+        <w:t>'int'</w:t>
+      </w:r>
+      <w:r>
+        <w:rPr>
+          <w:rFonts w:ascii="Consolas" w:eastAsia="Times New Roman" w:hAnsi="Consolas" w:cs="Times New Roman"/>
+          <w:color w:val="000000"/>
+          <w:kern w:val="0"/>
+          <w:sz w:val="21"/>
+          <w:szCs w:val="21"/>
+          <w14:ligatures w14:val="none"/>
+        </w:rPr>
+        <w:t>,</w:t>
+      </w:r>
+    </w:p>
+    <w:p>
+      <w:pPr>
+        <w:shd w:val="clear" w:color="auto" w:fill="FFFFFF"/>
+        <w:spacing w:after="0" w:line="285" w:lineRule="atLeast"/>
+        <w:rPr>
+          <w:rFonts w:ascii="Consolas" w:eastAsia="Times New Roman" w:hAnsi="Consolas" w:cs="Times New Roman"/>
+          <w:color w:val="3B3B3B"/>
+          <w:kern w:val="0"/>
+          <w:sz w:val="21"/>
+          <w:szCs w:val="21"/>
+          <w14:ligatures w14:val="none"/>
+        </w:rPr>
+      </w:pPr>
+      <w:r>
+        <w:rPr>
+          <w:rFonts w:ascii="Consolas" w:eastAsia="Times New Roman" w:hAnsi="Consolas" w:cs="Times New Roman"/>
+          <w:color w:val="000000"/>
+          <w:kern w:val="0"/>
+          <w:sz w:val="21"/>
+          <w:szCs w:val="21"/>
+          <w14:ligatures w14:val="none"/>
+        </w:rPr>
+        <w:t>        ],</w:t>
+      </w:r>
+    </w:p>
+    <w:p>
+      <w:pPr>
+        <w:shd w:val="clear" w:color="auto" w:fill="FFFFFF"/>
+        <w:spacing w:after="0" w:line="285" w:lineRule="atLeast"/>
+        <w:rPr>
+          <w:rFonts w:ascii="Consolas" w:eastAsia="Times New Roman" w:hAnsi="Consolas" w:cs="Times New Roman"/>
+          <w:color w:val="3B3B3B"/>
+          <w:kern w:val="0"/>
+          <w:sz w:val="21"/>
+          <w:szCs w:val="21"/>
+          <w14:ligatures w14:val="none"/>
+        </w:rPr>
+      </w:pPr>
+      <w:r>
+        <w:rPr>
+          <w:rFonts w:ascii="Consolas" w:eastAsia="Times New Roman" w:hAnsi="Consolas" w:cs="Times New Roman"/>
+          <w:color w:val="000000"/>
+          <w:kern w:val="0"/>
+          <w:sz w:val="21"/>
+          <w:szCs w:val="21"/>
+          <w14:ligatures w14:val="none"/>
+        </w:rPr>
+        <w:t>    ],</w:t>
+      </w:r>
+    </w:p>
+    <w:p>
+      <w:pPr>
+        <w:ind w:left="720" w:firstLine="720"/>
+        <w:rPr>
+          <w:rFonts w:cs="Sakkal Majalla"/>
+        </w:rPr>
+      </w:pPr>
+      <w:r>
+        <w:rPr>
+          <w:rFonts w:cs="Sakkal Majalla"/>
+        </w:rPr>
+        <w:t>=========================================</w:t>
+      </w:r>
+    </w:p>
+    <w:p>
+      <w:pPr>
+        <w:rPr>
+          <w:rFonts w:ascii="Sakkal Majalla" w:hAnsi="Sakkal Majalla" w:cs="Sakkal Majalla"/>
+          <w:sz w:val="28"/>
+          <w:szCs w:val="28"/>
+        </w:rPr>
+      </w:pPr>
+      <w:r>
+        <w:rPr>
+          <w:rFonts w:ascii="Sakkal Majalla" w:hAnsi="Sakkal Majalla" w:cs="Sakkal Majalla"/>
+          <w:sz w:val="28"/>
+          <w:szCs w:val="28"/>
+        </w:rPr>
+        <w:t>To create a table:</w:t>
+      </w:r>
+    </w:p>
+    <w:p>
+      <w:pPr>
+        <w:shd w:val="clear" w:color="auto" w:fill="FFFFFF"/>
+        <w:spacing w:after="0" w:line="285" w:lineRule="atLeast"/>
+        <w:rPr>
+          <w:rFonts w:ascii="Consolas" w:eastAsia="Times New Roman" w:hAnsi="Consolas" w:cs="Times New Roman"/>
+          <w:color w:val="3B3B3B"/>
+          <w:kern w:val="0"/>
+          <w:sz w:val="21"/>
+          <w:szCs w:val="21"/>
+          <w14:ligatures w14:val="none"/>
+        </w:rPr>
+      </w:pPr>
+      <w:r>
+        <w:rPr>
+          <w:rFonts w:ascii="Consolas" w:eastAsia="Times New Roman" w:hAnsi="Consolas" w:cs="Times New Roman"/>
+          <w:color w:val="000000"/>
+          <w:kern w:val="0"/>
+          <w:sz w:val="21"/>
+          <w:szCs w:val="21"/>
+          <w14:ligatures w14:val="none"/>
+        </w:rPr>
+        <w:t xml:space="preserve">    </w:t>
+      </w:r>
+      <w:r>
+        <w:rPr>
+          <w:rFonts w:ascii="Consolas" w:eastAsia="Times New Roman" w:hAnsi="Consolas" w:cs="Times New Roman"/>
+          <w:color w:val="A31515"/>
+          <w:kern w:val="0"/>
+          <w:sz w:val="21"/>
+          <w:szCs w:val="21"/>
+          <w14:ligatures w14:val="none"/>
+        </w:rPr>
+        <w:t>'tables'</w:t>
+      </w:r>
+      <w:r>
+        <w:rPr>
+          <w:rFonts w:ascii="Consolas" w:eastAsia="Times New Roman" w:hAnsi="Consolas" w:cs="Times New Roman"/>
+          <w:color w:val="000000"/>
+          <w:kern w:val="0"/>
+          <w:sz w:val="21"/>
+          <w:szCs w:val="21"/>
+          <w14:ligatures w14:val="none"/>
+        </w:rPr>
+        <w:t xml:space="preserve"> =&gt; [</w:t>
+      </w:r>
+    </w:p>
+    <w:p>
+      <w:pPr>
+        <w:shd w:val="clear" w:color="auto" w:fill="FFFFFF"/>
+        <w:spacing w:after="0" w:line="285" w:lineRule="atLeast"/>
+        <w:rPr>
+          <w:rFonts w:ascii="Consolas" w:eastAsia="Times New Roman" w:hAnsi="Consolas" w:cs="Times New Roman"/>
+          <w:color w:val="3B3B3B"/>
+          <w:kern w:val="0"/>
+          <w:sz w:val="21"/>
+          <w:szCs w:val="21"/>
+          <w14:ligatures w14:val="none"/>
+        </w:rPr>
+      </w:pPr>
+      <w:r>
+        <w:rPr>
+          <w:rFonts w:ascii="Consolas" w:eastAsia="Times New Roman" w:hAnsi="Consolas" w:cs="Times New Roman"/>
+          <w:color w:val="000000"/>
+          <w:kern w:val="0"/>
+          <w:sz w:val="21"/>
+          <w:szCs w:val="21"/>
+          <w14:ligatures w14:val="none"/>
+        </w:rPr>
+        <w:t xml:space="preserve">        </w:t>
+      </w:r>
+      <w:r>
+        <w:rPr>
+          <w:rFonts w:ascii="Consolas" w:eastAsia="Times New Roman" w:hAnsi="Consolas" w:cs="Times New Roman"/>
+          <w:color w:val="A31515"/>
+          <w:kern w:val="0"/>
+          <w:sz w:val="21"/>
+          <w:szCs w:val="21"/>
+          <w14:ligatures w14:val="none"/>
+        </w:rPr>
+        <w:t>'example:1000'</w:t>
+      </w:r>
+      <w:r>
+        <w:rPr>
+          <w:rFonts w:ascii="Consolas" w:eastAsia="Times New Roman" w:hAnsi="Consolas" w:cs="Times New Roman"/>
+          <w:color w:val="000000"/>
+          <w:kern w:val="0"/>
+          <w:sz w:val="21"/>
+          <w:szCs w:val="21"/>
+          <w14:ligatures w14:val="none"/>
+        </w:rPr>
+        <w:t xml:space="preserve"> =&gt; [</w:t>
+      </w:r>
+    </w:p>
+    <w:p>
+      <w:pPr>
+        <w:shd w:val="clear" w:color="auto" w:fill="FFFFFF"/>
+        <w:spacing w:after="0" w:line="285" w:lineRule="atLeast"/>
+        <w:rPr>
+          <w:rFonts w:ascii="Consolas" w:eastAsia="Times New Roman" w:hAnsi="Consolas" w:cs="Times New Roman"/>
+          <w:color w:val="3B3B3B"/>
+          <w:kern w:val="0"/>
+          <w:sz w:val="21"/>
+          <w:szCs w:val="21"/>
+          <w14:ligatures w14:val="none"/>
+        </w:rPr>
+      </w:pPr>
+      <w:r>
+        <w:rPr>
+          <w:rFonts w:ascii="Consolas" w:eastAsia="Times New Roman" w:hAnsi="Consolas" w:cs="Times New Roman"/>
+          <w:color w:val="000000"/>
+          <w:kern w:val="0"/>
+          <w:sz w:val="21"/>
+          <w:szCs w:val="21"/>
+          <w14:ligatures w14:val="none"/>
+        </w:rPr>
+        <w:t xml:space="preserve">            </w:t>
+      </w:r>
+      <w:r>
+        <w:rPr>
+          <w:rFonts w:ascii="Consolas" w:eastAsia="Times New Roman" w:hAnsi="Consolas" w:cs="Times New Roman"/>
+          <w:color w:val="A31515"/>
+          <w:kern w:val="0"/>
+          <w:sz w:val="21"/>
+          <w:szCs w:val="21"/>
+          <w14:ligatures w14:val="none"/>
+        </w:rPr>
+        <w:t>'name'</w:t>
+      </w:r>
+      <w:r>
+        <w:rPr>
+          <w:rFonts w:ascii="Consolas" w:eastAsia="Times New Roman" w:hAnsi="Consolas" w:cs="Times New Roman"/>
+          <w:color w:val="000000"/>
+          <w:kern w:val="0"/>
+          <w:sz w:val="21"/>
+          <w:szCs w:val="21"/>
+          <w14:ligatures w14:val="none"/>
+        </w:rPr>
+        <w:t xml:space="preserve"> =&gt; </w:t>
+      </w:r>
+      <w:r>
+        <w:rPr>
+          <w:rFonts w:ascii="Consolas" w:eastAsia="Times New Roman" w:hAnsi="Consolas" w:cs="Times New Roman"/>
+          <w:color w:val="A31515"/>
+          <w:kern w:val="0"/>
+          <w:sz w:val="21"/>
+          <w:szCs w:val="21"/>
+          <w14:ligatures w14:val="none"/>
+        </w:rPr>
+        <w:t>'string:1000'</w:t>
+      </w:r>
+      <w:r>
+        <w:rPr>
+          <w:rFonts w:ascii="Consolas" w:eastAsia="Times New Roman" w:hAnsi="Consolas" w:cs="Times New Roman"/>
+          <w:color w:val="000000"/>
+          <w:kern w:val="0"/>
+          <w:sz w:val="21"/>
+          <w:szCs w:val="21"/>
+          <w14:ligatures w14:val="none"/>
+        </w:rPr>
+        <w:t>,</w:t>
+      </w:r>
+    </w:p>
+    <w:p>
+      <w:pPr>
+        <w:shd w:val="clear" w:color="auto" w:fill="FFFFFF"/>
+        <w:spacing w:after="0" w:line="285" w:lineRule="atLeast"/>
+        <w:rPr>
+          <w:rFonts w:ascii="Consolas" w:eastAsia="Times New Roman" w:hAnsi="Consolas" w:cs="Times New Roman"/>
+          <w:color w:val="3B3B3B"/>
+          <w:kern w:val="0"/>
+          <w:sz w:val="21"/>
+          <w:szCs w:val="21"/>
+          <w14:ligatures w14:val="none"/>
+        </w:rPr>
+      </w:pPr>
+      <w:r>
+        <w:rPr>
+          <w:rFonts w:ascii="Consolas" w:eastAsia="Times New Roman" w:hAnsi="Consolas" w:cs="Times New Roman"/>
+          <w:color w:val="000000"/>
+          <w:kern w:val="0"/>
+          <w:sz w:val="21"/>
+          <w:szCs w:val="21"/>
+          <w14:ligatures w14:val="none"/>
+        </w:rPr>
+        <w:t xml:space="preserve">            </w:t>
+      </w:r>
+      <w:r>
+        <w:rPr>
+          <w:rFonts w:ascii="Consolas" w:eastAsia="Times New Roman" w:hAnsi="Consolas" w:cs="Times New Roman"/>
+          <w:color w:val="A31515"/>
+          <w:kern w:val="0"/>
+          <w:sz w:val="21"/>
+          <w:szCs w:val="21"/>
+          <w14:ligatures w14:val="none"/>
+        </w:rPr>
+        <w:t>'votes'</w:t>
+      </w:r>
+      <w:r>
+        <w:rPr>
+          <w:rFonts w:ascii="Consolas" w:eastAsia="Times New Roman" w:hAnsi="Consolas" w:cs="Times New Roman"/>
+          <w:color w:val="000000"/>
+          <w:kern w:val="0"/>
+          <w:sz w:val="21"/>
+          <w:szCs w:val="21"/>
+          <w14:ligatures w14:val="none"/>
+        </w:rPr>
+        <w:t xml:space="preserve"> =&gt; </w:t>
+      </w:r>
+      <w:r>
+        <w:rPr>
+          <w:rFonts w:ascii="Consolas" w:eastAsia="Times New Roman" w:hAnsi="Consolas" w:cs="Times New Roman"/>
+          <w:color w:val="A31515"/>
+          <w:kern w:val="0"/>
+          <w:sz w:val="21"/>
+          <w:szCs w:val="21"/>
+          <w14:ligatures w14:val="none"/>
+        </w:rPr>
+        <w:t>'int'</w:t>
+      </w:r>
+      <w:r>
+        <w:rPr>
+          <w:rFonts w:ascii="Consolas" w:eastAsia="Times New Roman" w:hAnsi="Consolas" w:cs="Times New Roman"/>
+          <w:color w:val="000000"/>
+          <w:kern w:val="0"/>
+          <w:sz w:val="21"/>
+          <w:szCs w:val="21"/>
+          <w14:ligatures w14:val="none"/>
+        </w:rPr>
+        <w:t>,</w:t>
+      </w:r>
+    </w:p>
+    <w:p>
+      <w:pPr>
+        <w:shd w:val="clear" w:color="auto" w:fill="FFFFFF"/>
+        <w:spacing w:after="0" w:line="285" w:lineRule="atLeast"/>
+        <w:rPr>
+          <w:rFonts w:ascii="Consolas" w:eastAsia="Times New Roman" w:hAnsi="Consolas" w:cs="Times New Roman"/>
+          <w:color w:val="3B3B3B"/>
+          <w:kern w:val="0"/>
+          <w:sz w:val="21"/>
+          <w:szCs w:val="21"/>
+          <w14:ligatures w14:val="none"/>
+        </w:rPr>
+      </w:pPr>
+      <w:r>
+        <w:rPr>
+          <w:rFonts w:ascii="Consolas" w:eastAsia="Times New Roman" w:hAnsi="Consolas" w:cs="Times New Roman"/>
+          <w:color w:val="000000"/>
+          <w:kern w:val="0"/>
+          <w:sz w:val="21"/>
+          <w:szCs w:val="21"/>
+          <w14:ligatures w14:val="none"/>
+        </w:rPr>
+        <w:t>        ],</w:t>
+      </w:r>
+    </w:p>
+    <w:p>
+      <w:pPr>
+        <w:shd w:val="clear" w:color="auto" w:fill="FFFFFF"/>
+        <w:spacing w:after="0" w:line="285" w:lineRule="atLeast"/>
+        <w:rPr>
+          <w:rFonts w:ascii="Consolas" w:eastAsia="Times New Roman" w:hAnsi="Consolas" w:cs="Times New Roman"/>
+          <w:color w:val="3B3B3B"/>
+          <w:kern w:val="0"/>
+          <w:sz w:val="21"/>
+          <w:szCs w:val="21"/>
+          <w14:ligatures w14:val="none"/>
+        </w:rPr>
+      </w:pPr>
+    </w:p>
+    <w:p>
+      <w:pPr>
+        <w:shd w:val="clear" w:color="auto" w:fill="FFFFFF"/>
+        <w:spacing w:after="0" w:line="285" w:lineRule="atLeast"/>
+        <w:rPr>
+          <w:rFonts w:ascii="Consolas" w:eastAsia="Times New Roman" w:hAnsi="Consolas" w:cs="Times New Roman"/>
+          <w:color w:val="3B3B3B"/>
+          <w:kern w:val="0"/>
+          <w:sz w:val="21"/>
+          <w:szCs w:val="21"/>
+          <w14:ligatures w14:val="none"/>
+        </w:rPr>
+      </w:pPr>
+      <w:r>
+        <w:rPr>
+          <w:rFonts w:ascii="Consolas" w:eastAsia="Times New Roman" w:hAnsi="Consolas" w:cs="Times New Roman"/>
+          <w:color w:val="000000"/>
+          <w:kern w:val="0"/>
+          <w:sz w:val="21"/>
+          <w:szCs w:val="21"/>
+          <w14:ligatures w14:val="none"/>
+        </w:rPr>
+        <w:t xml:space="preserve">        </w:t>
+      </w:r>
+      <w:r>
+        <w:rPr>
+          <w:rFonts w:ascii="Consolas" w:eastAsia="Times New Roman" w:hAnsi="Consolas" w:cs="Times New Roman"/>
+          <w:color w:val="A31515"/>
+          <w:kern w:val="0"/>
+          <w:sz w:val="21"/>
+          <w:szCs w:val="21"/>
+          <w14:ligatures w14:val="none"/>
+        </w:rPr>
+        <w:t>'my-table:100'</w:t>
+      </w:r>
+      <w:r>
+        <w:rPr>
+          <w:rFonts w:ascii="Consolas" w:eastAsia="Times New Roman" w:hAnsi="Consolas" w:cs="Times New Roman"/>
+          <w:color w:val="000000"/>
+          <w:kern w:val="0"/>
+          <w:sz w:val="21"/>
+          <w:szCs w:val="21"/>
+          <w14:ligatures w14:val="none"/>
+        </w:rPr>
+        <w:t xml:space="preserve"> =&gt; [</w:t>
+      </w:r>
+    </w:p>
+    <w:p>
+      <w:pPr>
+        <w:shd w:val="clear" w:color="auto" w:fill="FFFFFF"/>
+        <w:spacing w:after="0" w:line="285" w:lineRule="atLeast"/>
+        <w:rPr>
+          <w:rFonts w:ascii="Consolas" w:eastAsia="Times New Roman" w:hAnsi="Consolas" w:cs="Times New Roman"/>
+          <w:color w:val="3B3B3B"/>
+          <w:kern w:val="0"/>
+          <w:sz w:val="21"/>
+          <w:szCs w:val="21"/>
+          <w14:ligatures w14:val="none"/>
+        </w:rPr>
+      </w:pPr>
+      <w:r>
+        <w:rPr>
+          <w:rFonts w:ascii="Consolas" w:eastAsia="Times New Roman" w:hAnsi="Consolas" w:cs="Times New Roman"/>
+          <w:color w:val="000000"/>
+          <w:kern w:val="0"/>
+          <w:sz w:val="21"/>
+          <w:szCs w:val="21"/>
+          <w14:ligatures w14:val="none"/>
+        </w:rPr>
+        <w:t xml:space="preserve">            </w:t>
+      </w:r>
+      <w:r>
+        <w:rPr>
+          <w:rFonts w:ascii="Consolas" w:eastAsia="Times New Roman" w:hAnsi="Consolas" w:cs="Times New Roman"/>
+          <w:color w:val="A31515"/>
+          <w:kern w:val="0"/>
+          <w:sz w:val="21"/>
+          <w:szCs w:val="21"/>
+          <w14:ligatures w14:val="none"/>
+        </w:rPr>
+        <w:t>'uuid'</w:t>
+      </w:r>
+      <w:r>
+        <w:rPr>
+          <w:rFonts w:ascii="Consolas" w:eastAsia="Times New Roman" w:hAnsi="Consolas" w:cs="Times New Roman"/>
+          <w:color w:val="000000"/>
+          <w:kern w:val="0"/>
+          <w:sz w:val="21"/>
+          <w:szCs w:val="21"/>
+          <w14:ligatures w14:val="none"/>
+        </w:rPr>
+        <w:t xml:space="preserve"> =&gt; </w:t>
+      </w:r>
+      <w:r>
+        <w:rPr>
+          <w:rFonts w:ascii="Consolas" w:eastAsia="Times New Roman" w:hAnsi="Consolas" w:cs="Times New Roman"/>
+          <w:color w:val="A31515"/>
+          <w:kern w:val="0"/>
+          <w:sz w:val="21"/>
+          <w:szCs w:val="21"/>
+          <w14:ligatures w14:val="none"/>
+        </w:rPr>
+        <w:t>'string:36'</w:t>
+      </w:r>
+      <w:r>
+        <w:rPr>
+          <w:rFonts w:ascii="Consolas" w:eastAsia="Times New Roman" w:hAnsi="Consolas" w:cs="Times New Roman"/>
+          <w:color w:val="000000"/>
+          <w:kern w:val="0"/>
+          <w:sz w:val="21"/>
+          <w:szCs w:val="21"/>
+          <w14:ligatures w14:val="none"/>
+        </w:rPr>
+        <w:t>,</w:t>
+      </w:r>
+    </w:p>
+    <w:p>
+      <w:pPr>
+        <w:shd w:val="clear" w:color="auto" w:fill="FFFFFF"/>
+        <w:spacing w:after="0" w:line="285" w:lineRule="atLeast"/>
+        <w:rPr>
+          <w:rFonts w:ascii="Consolas" w:eastAsia="Times New Roman" w:hAnsi="Consolas" w:cs="Times New Roman"/>
+          <w:color w:val="3B3B3B"/>
+          <w:kern w:val="0"/>
+          <w:sz w:val="21"/>
+          <w:szCs w:val="21"/>
+          <w14:ligatures w14:val="none"/>
+        </w:rPr>
+      </w:pPr>
+      <w:r>
+        <w:rPr>
+          <w:rFonts w:ascii="Consolas" w:eastAsia="Times New Roman" w:hAnsi="Consolas" w:cs="Times New Roman"/>
+          <w:color w:val="000000"/>
+          <w:kern w:val="0"/>
+          <w:sz w:val="21"/>
+          <w:szCs w:val="21"/>
+          <w14:ligatures w14:val="none"/>
+        </w:rPr>
+        <w:t xml:space="preserve">            </w:t>
+      </w:r>
+      <w:r>
+        <w:rPr>
+          <w:rFonts w:ascii="Consolas" w:eastAsia="Times New Roman" w:hAnsi="Consolas" w:cs="Times New Roman"/>
+          <w:color w:val="A31515"/>
+          <w:kern w:val="0"/>
+          <w:sz w:val="21"/>
+          <w:szCs w:val="21"/>
+          <w14:ligatures w14:val="none"/>
+        </w:rPr>
+        <w:t>'name'</w:t>
+      </w:r>
+      <w:r>
+        <w:rPr>
+          <w:rFonts w:ascii="Consolas" w:eastAsia="Times New Roman" w:hAnsi="Consolas" w:cs="Times New Roman"/>
+          <w:color w:val="000000"/>
+          <w:kern w:val="0"/>
+          <w:sz w:val="21"/>
+          <w:szCs w:val="21"/>
+          <w14:ligatures w14:val="none"/>
+        </w:rPr>
+        <w:t xml:space="preserve"> =&gt; </w:t>
+      </w:r>
+      <w:r>
+        <w:rPr>
+          <w:rFonts w:ascii="Consolas" w:eastAsia="Times New Roman" w:hAnsi="Consolas" w:cs="Times New Roman"/>
+          <w:color w:val="A31515"/>
+          <w:kern w:val="0"/>
+          <w:sz w:val="21"/>
+          <w:szCs w:val="21"/>
+          <w14:ligatures w14:val="none"/>
+        </w:rPr>
+        <w:t>'string:1000'</w:t>
+      </w:r>
+      <w:r>
+        <w:rPr>
+          <w:rFonts w:ascii="Consolas" w:eastAsia="Times New Roman" w:hAnsi="Consolas" w:cs="Times New Roman"/>
+          <w:color w:val="000000"/>
+          <w:kern w:val="0"/>
+          <w:sz w:val="21"/>
+          <w:szCs w:val="21"/>
+          <w14:ligatures w14:val="none"/>
+        </w:rPr>
+        <w:t>,</w:t>
+      </w:r>
+    </w:p>
+    <w:p>
+      <w:pPr>
+        <w:shd w:val="clear" w:color="auto" w:fill="FFFFFF"/>
+        <w:spacing w:after="0" w:line="285" w:lineRule="atLeast"/>
+        <w:rPr>
+          <w:rFonts w:ascii="Consolas" w:eastAsia="Times New Roman" w:hAnsi="Consolas" w:cs="Times New Roman"/>
+          <w:color w:val="3B3B3B"/>
+          <w:kern w:val="0"/>
+          <w:sz w:val="21"/>
+          <w:szCs w:val="21"/>
+          <w14:ligatures w14:val="none"/>
+        </w:rPr>
+      </w:pPr>
+      <w:r>
+        <w:rPr>
+          <w:rFonts w:ascii="Consolas" w:eastAsia="Times New Roman" w:hAnsi="Consolas" w:cs="Times New Roman"/>
+          <w:color w:val="000000"/>
+          <w:kern w:val="0"/>
+          <w:sz w:val="21"/>
+          <w:szCs w:val="21"/>
+          <w14:ligatures w14:val="none"/>
+        </w:rPr>
+        <w:t xml:space="preserve">            </w:t>
+      </w:r>
+      <w:r>
+        <w:rPr>
+          <w:rFonts w:ascii="Consolas" w:eastAsia="Times New Roman" w:hAnsi="Consolas" w:cs="Times New Roman"/>
+          <w:color w:val="A31515"/>
+          <w:kern w:val="0"/>
+          <w:sz w:val="21"/>
+          <w:szCs w:val="21"/>
+          <w14:ligatures w14:val="none"/>
+        </w:rPr>
+        <w:t>'age'</w:t>
+      </w:r>
+      <w:r>
+        <w:rPr>
+          <w:rFonts w:ascii="Consolas" w:eastAsia="Times New Roman" w:hAnsi="Consolas" w:cs="Times New Roman"/>
+          <w:color w:val="000000"/>
+          <w:kern w:val="0"/>
+          <w:sz w:val="21"/>
+          <w:szCs w:val="21"/>
+          <w14:ligatures w14:val="none"/>
+        </w:rPr>
+        <w:t xml:space="preserve"> =&gt; </w:t>
+      </w:r>
+      <w:r>
+        <w:rPr>
+          <w:rFonts w:ascii="Consolas" w:eastAsia="Times New Roman" w:hAnsi="Consolas" w:cs="Times New Roman"/>
+          <w:color w:val="A31515"/>
+          <w:kern w:val="0"/>
+          <w:sz w:val="21"/>
+          <w:szCs w:val="21"/>
+          <w14:ligatures w14:val="none"/>
+        </w:rPr>
+        <w:t>'int'</w:t>
+      </w:r>
+      <w:r>
+        <w:rPr>
+          <w:rFonts w:ascii="Consolas" w:eastAsia="Times New Roman" w:hAnsi="Consolas" w:cs="Times New Roman"/>
+          <w:color w:val="000000"/>
+          <w:kern w:val="0"/>
+          <w:sz w:val="21"/>
+          <w:szCs w:val="21"/>
+          <w14:ligatures w14:val="none"/>
+        </w:rPr>
+        <w:t>,</w:t>
+      </w:r>
+    </w:p>
+    <w:p>
+      <w:pPr>
+        <w:shd w:val="clear" w:color="auto" w:fill="FFFFFF"/>
+        <w:spacing w:after="0" w:line="285" w:lineRule="atLeast"/>
+        <w:rPr>
+          <w:rFonts w:ascii="Consolas" w:eastAsia="Times New Roman" w:hAnsi="Consolas" w:cs="Times New Roman"/>
+          <w:color w:val="3B3B3B"/>
+          <w:kern w:val="0"/>
+          <w:sz w:val="21"/>
+          <w:szCs w:val="21"/>
+          <w14:ligatures w14:val="none"/>
+        </w:rPr>
+      </w:pPr>
+      <w:r>
+        <w:rPr>
+          <w:rFonts w:ascii="Consolas" w:eastAsia="Times New Roman" w:hAnsi="Consolas" w:cs="Times New Roman"/>
+          <w:color w:val="000000"/>
+          <w:kern w:val="0"/>
+          <w:sz w:val="21"/>
+          <w:szCs w:val="21"/>
+          <w14:ligatures w14:val="none"/>
+        </w:rPr>
+        <w:t xml:space="preserve">            </w:t>
+      </w:r>
+      <w:r>
+        <w:rPr>
+          <w:rFonts w:ascii="Consolas" w:eastAsia="Times New Roman" w:hAnsi="Consolas" w:cs="Times New Roman"/>
+          <w:color w:val="A31515"/>
+          <w:kern w:val="0"/>
+          <w:sz w:val="21"/>
+          <w:szCs w:val="21"/>
+          <w14:ligatures w14:val="none"/>
+        </w:rPr>
+        <w:t>'value'</w:t>
+      </w:r>
+      <w:r>
+        <w:rPr>
+          <w:rFonts w:ascii="Consolas" w:eastAsia="Times New Roman" w:hAnsi="Consolas" w:cs="Times New Roman"/>
+          <w:color w:val="000000"/>
+          <w:kern w:val="0"/>
+          <w:sz w:val="21"/>
+          <w:szCs w:val="21"/>
+          <w14:ligatures w14:val="none"/>
+        </w:rPr>
+        <w:t xml:space="preserve"> =&gt; </w:t>
+      </w:r>
+      <w:r>
+        <w:rPr>
+          <w:rFonts w:ascii="Consolas" w:eastAsia="Times New Roman" w:hAnsi="Consolas" w:cs="Times New Roman"/>
+          <w:color w:val="A31515"/>
+          <w:kern w:val="0"/>
+          <w:sz w:val="21"/>
+          <w:szCs w:val="21"/>
+          <w14:ligatures w14:val="none"/>
+        </w:rPr>
+        <w:t>'float'</w:t>
+      </w:r>
+      <w:r>
+        <w:rPr>
+          <w:rFonts w:ascii="Consolas" w:eastAsia="Times New Roman" w:hAnsi="Consolas" w:cs="Times New Roman"/>
+          <w:color w:val="000000"/>
+          <w:kern w:val="0"/>
+          <w:sz w:val="21"/>
+          <w:szCs w:val="21"/>
+          <w14:ligatures w14:val="none"/>
+        </w:rPr>
+        <w:t>,</w:t>
+      </w:r>
+    </w:p>
+    <w:p>
+      <w:pPr>
+        <w:shd w:val="clear" w:color="auto" w:fill="FFFFFF"/>
+        <w:spacing w:after="0" w:line="285" w:lineRule="atLeast"/>
+        <w:rPr>
+          <w:rFonts w:ascii="Consolas" w:eastAsia="Times New Roman" w:hAnsi="Consolas" w:cs="Times New Roman"/>
+          <w:color w:val="3B3B3B"/>
+          <w:kern w:val="0"/>
+          <w:sz w:val="21"/>
+          <w:szCs w:val="21"/>
+          <w14:ligatures w14:val="none"/>
+        </w:rPr>
+      </w:pPr>
+      <w:r>
+        <w:rPr>
+          <w:rFonts w:ascii="Consolas" w:eastAsia="Times New Roman" w:hAnsi="Consolas" w:cs="Times New Roman"/>
+          <w:color w:val="000000"/>
+          <w:kern w:val="0"/>
+          <w:sz w:val="21"/>
+          <w:szCs w:val="21"/>
+          <w14:ligatures w14:val="none"/>
+        </w:rPr>
+        <w:t>        ],</w:t>
+      </w:r>
+    </w:p>
+    <w:p>
+      <w:pPr>
+        <w:shd w:val="clear" w:color="auto" w:fill="FFFFFF"/>
+        <w:spacing w:after="0" w:line="285" w:lineRule="atLeast"/>
+        <w:rPr>
+          <w:rFonts w:ascii="Consolas" w:eastAsia="Times New Roman" w:hAnsi="Consolas" w:cs="Times New Roman"/>
+          <w:color w:val="3B3B3B"/>
+          <w:kern w:val="0"/>
+          <w:sz w:val="21"/>
+          <w:szCs w:val="21"/>
+          <w14:ligatures w14:val="none"/>
+        </w:rPr>
+      </w:pPr>
+      <w:r>
+        <w:rPr>
+          <w:rFonts w:ascii="Consolas" w:eastAsia="Times New Roman" w:hAnsi="Consolas" w:cs="Times New Roman"/>
+          <w:color w:val="000000"/>
+          <w:kern w:val="0"/>
+          <w:sz w:val="21"/>
+          <w:szCs w:val="21"/>
+          <w14:ligatures w14:val="none"/>
+        </w:rPr>
+        <w:t>    ],</w:t>
+      </w:r>
+    </w:p>
+    <w:p>
+      <w:pPr>
+        <w:ind w:left="720" w:firstLine="720"/>
+        <w:rPr>
+          <w:rFonts w:cs="Sakkal Majalla"/>
+        </w:rPr>
+      </w:pPr>
+      <w:r>
+        <w:rPr>
+          <w:rFonts w:cs="Sakkal Majalla"/>
+        </w:rPr>
+        <w:t>=========================================</w:t>
+      </w:r>
+    </w:p>
+    <w:p>
+      <w:pPr>
+        <w:shd w:val="clear" w:color="auto" w:fill="FFFFFF"/>
+        <w:spacing w:after="0" w:line="285" w:lineRule="atLeast"/>
+        <w:rPr>
+          <w:rFonts w:ascii="Consolas" w:eastAsia="Times New Roman" w:hAnsi="Consolas" w:cs="Times New Roman"/>
+          <w:color w:val="3B3B3B"/>
+          <w:kern w:val="0"/>
+          <w:sz w:val="21"/>
+          <w:szCs w:val="21"/>
+          <w14:ligatures w14:val="none"/>
+        </w:rPr>
+      </w:pPr>
+      <w:r>
+        <w:rPr>
+          <w:rFonts w:ascii="Consolas" w:eastAsia="Times New Roman" w:hAnsi="Consolas" w:cs="Times New Roman"/>
+          <w:color w:val="267F99"/>
+          <w:kern w:val="0"/>
+          <w:sz w:val="21"/>
+          <w:szCs w:val="21"/>
+          <w14:ligatures w14:val="none"/>
+        </w:rPr>
+        <w:lastRenderedPageBreak/>
+        <w:t>Route</w:t>
+      </w:r>
+      <w:r>
+        <w:rPr>
+          <w:rFonts w:ascii="Consolas" w:eastAsia="Times New Roman" w:hAnsi="Consolas" w:cs="Times New Roman"/>
+          <w:color w:val="000000"/>
+          <w:kern w:val="0"/>
+          <w:sz w:val="21"/>
+          <w:szCs w:val="21"/>
+          <w14:ligatures w14:val="none"/>
+        </w:rPr>
+        <w:t>::</w:t>
+      </w:r>
       <w:r>
         <w:rPr>
           <w:rFonts w:ascii="Consolas" w:eastAsia="Times New Roman" w:hAnsi="Consolas" w:cs="Times New Roman"/>
@@ -1002,7 +8140,7 @@
           <w:szCs w:val="21"/>
           <w14:ligatures w14:val="none"/>
         </w:rPr>
-        <w:t>sleep</w:t>
+        <w:t>get</w:t>
       </w:r>
       <w:r>
         <w:rPr>
@@ -1015,7 +8153,304 @@
         </w:rPr>
         <w:t>(</w:t>
       </w:r>
-      <w:proofErr w:type="gramEnd"/>
+      <w:r>
+        <w:rPr>
+          <w:rFonts w:ascii="Consolas" w:eastAsia="Times New Roman" w:hAnsi="Consolas" w:cs="Times New Roman"/>
+          <w:color w:val="A31515"/>
+          <w:kern w:val="0"/>
+          <w:sz w:val="21"/>
+          <w:szCs w:val="21"/>
+          <w14:ligatures w14:val="none"/>
+        </w:rPr>
+        <w:t>'/table-create'</w:t>
+      </w:r>
+      <w:r>
+        <w:rPr>
+          <w:rFonts w:ascii="Consolas" w:eastAsia="Times New Roman" w:hAnsi="Consolas" w:cs="Times New Roman"/>
+          <w:color w:val="000000"/>
+          <w:kern w:val="0"/>
+          <w:sz w:val="21"/>
+          <w:szCs w:val="21"/>
+          <w14:ligatures w14:val="none"/>
+        </w:rPr>
+        <w:t xml:space="preserve">, </w:t>
+      </w:r>
+      <w:r>
+        <w:rPr>
+          <w:rFonts w:ascii="Consolas" w:eastAsia="Times New Roman" w:hAnsi="Consolas" w:cs="Times New Roman"/>
+          <w:color w:val="0000FF"/>
+          <w:kern w:val="0"/>
+          <w:sz w:val="21"/>
+          <w:szCs w:val="21"/>
+          <w14:ligatures w14:val="none"/>
+        </w:rPr>
+        <w:t>function</w:t>
+      </w:r>
+      <w:r>
+        <w:rPr>
+          <w:rFonts w:ascii="Consolas" w:eastAsia="Times New Roman" w:hAnsi="Consolas" w:cs="Times New Roman"/>
+          <w:color w:val="000000"/>
+          <w:kern w:val="0"/>
+          <w:sz w:val="21"/>
+          <w:szCs w:val="21"/>
+          <w14:ligatures w14:val="none"/>
+        </w:rPr>
+        <w:t xml:space="preserve"> () {</w:t>
+      </w:r>
+    </w:p>
+    <w:p>
+      <w:pPr>
+        <w:shd w:val="clear" w:color="auto" w:fill="FFFFFF"/>
+        <w:spacing w:after="0" w:line="285" w:lineRule="atLeast"/>
+        <w:rPr>
+          <w:rFonts w:ascii="Consolas" w:eastAsia="Times New Roman" w:hAnsi="Consolas" w:cs="Times New Roman"/>
+          <w:color w:val="3B3B3B"/>
+          <w:kern w:val="0"/>
+          <w:sz w:val="21"/>
+          <w:szCs w:val="21"/>
+          <w14:ligatures w14:val="none"/>
+        </w:rPr>
+      </w:pPr>
+      <w:r>
+        <w:rPr>
+          <w:rFonts w:ascii="Consolas" w:eastAsia="Times New Roman" w:hAnsi="Consolas" w:cs="Times New Roman"/>
+          <w:color w:val="000000"/>
+          <w:kern w:val="0"/>
+          <w:sz w:val="21"/>
+          <w:szCs w:val="21"/>
+          <w14:ligatures w14:val="none"/>
+        </w:rPr>
+        <w:t xml:space="preserve">    </w:t>
+      </w:r>
+      <w:r>
+        <w:rPr>
+          <w:rFonts w:ascii="Consolas" w:eastAsia="Times New Roman" w:hAnsi="Consolas" w:cs="Times New Roman"/>
+          <w:color w:val="008000"/>
+          <w:kern w:val="0"/>
+          <w:sz w:val="21"/>
+          <w:szCs w:val="21"/>
+          <w14:ligatures w14:val="none"/>
+        </w:rPr>
+        <w:t>// Getting the table instance</w:t>
+      </w:r>
+    </w:p>
+    <w:p>
+      <w:pPr>
+        <w:shd w:val="clear" w:color="auto" w:fill="FFFFFF"/>
+        <w:spacing w:after="0" w:line="285" w:lineRule="atLeast"/>
+        <w:rPr>
+          <w:rFonts w:ascii="Consolas" w:eastAsia="Times New Roman" w:hAnsi="Consolas" w:cs="Times New Roman"/>
+          <w:color w:val="3B3B3B"/>
+          <w:kern w:val="0"/>
+          <w:sz w:val="21"/>
+          <w:szCs w:val="21"/>
+          <w14:ligatures w14:val="none"/>
+        </w:rPr>
+      </w:pPr>
+      <w:r>
+        <w:rPr>
+          <w:rFonts w:ascii="Consolas" w:eastAsia="Times New Roman" w:hAnsi="Consolas" w:cs="Times New Roman"/>
+          <w:color w:val="000000"/>
+          <w:kern w:val="0"/>
+          <w:sz w:val="21"/>
+          <w:szCs w:val="21"/>
+          <w14:ligatures w14:val="none"/>
+        </w:rPr>
+        <w:t xml:space="preserve">    </w:t>
+      </w:r>
+      <w:r>
+        <w:rPr>
+          <w:rFonts w:ascii="Consolas" w:eastAsia="Times New Roman" w:hAnsi="Consolas" w:cs="Times New Roman"/>
+          <w:color w:val="001080"/>
+          <w:kern w:val="0"/>
+          <w:sz w:val="21"/>
+          <w:szCs w:val="21"/>
+          <w14:ligatures w14:val="none"/>
+        </w:rPr>
+        <w:t>$table</w:t>
+      </w:r>
+      <w:r>
+        <w:rPr>
+          <w:rFonts w:ascii="Consolas" w:eastAsia="Times New Roman" w:hAnsi="Consolas" w:cs="Times New Roman"/>
+          <w:color w:val="000000"/>
+          <w:kern w:val="0"/>
+          <w:sz w:val="21"/>
+          <w:szCs w:val="21"/>
+          <w14:ligatures w14:val="none"/>
+        </w:rPr>
+        <w:t xml:space="preserve"> = </w:t>
+      </w:r>
+      <w:r>
+        <w:rPr>
+          <w:rFonts w:ascii="Consolas" w:eastAsia="Times New Roman" w:hAnsi="Consolas" w:cs="Times New Roman"/>
+          <w:color w:val="267F99"/>
+          <w:kern w:val="0"/>
+          <w:sz w:val="21"/>
+          <w:szCs w:val="21"/>
+          <w14:ligatures w14:val="none"/>
+        </w:rPr>
+        <w:t>Octane</w:t>
+      </w:r>
+      <w:r>
+        <w:rPr>
+          <w:rFonts w:ascii="Consolas" w:eastAsia="Times New Roman" w:hAnsi="Consolas" w:cs="Times New Roman"/>
+          <w:color w:val="000000"/>
+          <w:kern w:val="0"/>
+          <w:sz w:val="21"/>
+          <w:szCs w:val="21"/>
+          <w14:ligatures w14:val="none"/>
+        </w:rPr>
+        <w:t>::</w:t>
+      </w:r>
+      <w:r>
+        <w:rPr>
+          <w:rFonts w:ascii="Consolas" w:eastAsia="Times New Roman" w:hAnsi="Consolas" w:cs="Times New Roman"/>
+          <w:color w:val="795E26"/>
+          <w:kern w:val="0"/>
+          <w:sz w:val="21"/>
+          <w:szCs w:val="21"/>
+          <w14:ligatures w14:val="none"/>
+        </w:rPr>
+        <w:t>table</w:t>
+      </w:r>
+      <w:r>
+        <w:rPr>
+          <w:rFonts w:ascii="Consolas" w:eastAsia="Times New Roman" w:hAnsi="Consolas" w:cs="Times New Roman"/>
+          <w:color w:val="000000"/>
+          <w:kern w:val="0"/>
+          <w:sz w:val="21"/>
+          <w:szCs w:val="21"/>
+          <w14:ligatures w14:val="none"/>
+        </w:rPr>
+        <w:t>(</w:t>
+      </w:r>
+      <w:r>
+        <w:rPr>
+          <w:rFonts w:ascii="Consolas" w:eastAsia="Times New Roman" w:hAnsi="Consolas" w:cs="Times New Roman"/>
+          <w:color w:val="A31515"/>
+          <w:kern w:val="0"/>
+          <w:sz w:val="21"/>
+          <w:szCs w:val="21"/>
+          <w14:ligatures w14:val="none"/>
+        </w:rPr>
+        <w:t>'my-table'</w:t>
+      </w:r>
+      <w:r>
+        <w:rPr>
+          <w:rFonts w:ascii="Consolas" w:eastAsia="Times New Roman" w:hAnsi="Consolas" w:cs="Times New Roman"/>
+          <w:color w:val="000000"/>
+          <w:kern w:val="0"/>
+          <w:sz w:val="21"/>
+          <w:szCs w:val="21"/>
+          <w14:ligatures w14:val="none"/>
+        </w:rPr>
+        <w:t>);</w:t>
+      </w:r>
+    </w:p>
+    <w:p>
+      <w:pPr>
+        <w:shd w:val="clear" w:color="auto" w:fill="FFFFFF"/>
+        <w:spacing w:after="0" w:line="285" w:lineRule="atLeast"/>
+        <w:rPr>
+          <w:rFonts w:ascii="Consolas" w:eastAsia="Times New Roman" w:hAnsi="Consolas" w:cs="Times New Roman"/>
+          <w:color w:val="3B3B3B"/>
+          <w:kern w:val="0"/>
+          <w:sz w:val="21"/>
+          <w:szCs w:val="21"/>
+          <w14:ligatures w14:val="none"/>
+        </w:rPr>
+      </w:pPr>
+      <w:r>
+        <w:rPr>
+          <w:rFonts w:ascii="Consolas" w:eastAsia="Times New Roman" w:hAnsi="Consolas" w:cs="Times New Roman"/>
+          <w:color w:val="000000"/>
+          <w:kern w:val="0"/>
+          <w:sz w:val="21"/>
+          <w:szCs w:val="21"/>
+          <w14:ligatures w14:val="none"/>
+        </w:rPr>
+        <w:t xml:space="preserve">    </w:t>
+      </w:r>
+      <w:r>
+        <w:rPr>
+          <w:rFonts w:ascii="Consolas" w:eastAsia="Times New Roman" w:hAnsi="Consolas" w:cs="Times New Roman"/>
+          <w:color w:val="008000"/>
+          <w:kern w:val="0"/>
+          <w:sz w:val="21"/>
+          <w:szCs w:val="21"/>
+          <w14:ligatures w14:val="none"/>
+        </w:rPr>
+        <w:t>// looping 1..90 creating rows with fake() helper</w:t>
+      </w:r>
+    </w:p>
+    <w:p>
+      <w:pPr>
+        <w:shd w:val="clear" w:color="auto" w:fill="FFFFFF"/>
+        <w:spacing w:after="0" w:line="285" w:lineRule="atLeast"/>
+        <w:rPr>
+          <w:rFonts w:ascii="Consolas" w:eastAsia="Times New Roman" w:hAnsi="Consolas" w:cs="Times New Roman"/>
+          <w:color w:val="3B3B3B"/>
+          <w:kern w:val="0"/>
+          <w:sz w:val="21"/>
+          <w:szCs w:val="21"/>
+          <w14:ligatures w14:val="none"/>
+        </w:rPr>
+      </w:pPr>
+      <w:r>
+        <w:rPr>
+          <w:rFonts w:ascii="Consolas" w:eastAsia="Times New Roman" w:hAnsi="Consolas" w:cs="Times New Roman"/>
+          <w:color w:val="000000"/>
+          <w:kern w:val="0"/>
+          <w:sz w:val="21"/>
+          <w:szCs w:val="21"/>
+          <w14:ligatures w14:val="none"/>
+        </w:rPr>
+        <w:t xml:space="preserve">    </w:t>
+      </w:r>
+      <w:r>
+        <w:rPr>
+          <w:rFonts w:ascii="Consolas" w:eastAsia="Times New Roman" w:hAnsi="Consolas" w:cs="Times New Roman"/>
+          <w:color w:val="AF00DB"/>
+          <w:kern w:val="0"/>
+          <w:sz w:val="21"/>
+          <w:szCs w:val="21"/>
+          <w14:ligatures w14:val="none"/>
+        </w:rPr>
+        <w:t>for</w:t>
+      </w:r>
+      <w:r>
+        <w:rPr>
+          <w:rFonts w:ascii="Consolas" w:eastAsia="Times New Roman" w:hAnsi="Consolas" w:cs="Times New Roman"/>
+          <w:color w:val="000000"/>
+          <w:kern w:val="0"/>
+          <w:sz w:val="21"/>
+          <w:szCs w:val="21"/>
+          <w14:ligatures w14:val="none"/>
+        </w:rPr>
+        <w:t xml:space="preserve"> (</w:t>
+      </w:r>
+      <w:r>
+        <w:rPr>
+          <w:rFonts w:ascii="Consolas" w:eastAsia="Times New Roman" w:hAnsi="Consolas" w:cs="Times New Roman"/>
+          <w:color w:val="001080"/>
+          <w:kern w:val="0"/>
+          <w:sz w:val="21"/>
+          <w:szCs w:val="21"/>
+          <w14:ligatures w14:val="none"/>
+        </w:rPr>
+        <w:t>$i</w:t>
+      </w:r>
+      <w:r>
+        <w:rPr>
+          <w:rFonts w:ascii="Consolas" w:eastAsia="Times New Roman" w:hAnsi="Consolas" w:cs="Times New Roman"/>
+          <w:color w:val="000000"/>
+          <w:kern w:val="0"/>
+          <w:sz w:val="21"/>
+          <w:szCs w:val="21"/>
+          <w14:ligatures w14:val="none"/>
+        </w:rPr>
+        <w:t>=</w:t>
+      </w:r>
       <w:r>
         <w:rPr>
           <w:rFonts w:ascii="Consolas" w:eastAsia="Times New Roman" w:hAnsi="Consolas" w:cs="Times New Roman"/>
@@ -1025,6 +8460,618 @@
           <w:szCs w:val="21"/>
           <w14:ligatures w14:val="none"/>
         </w:rPr>
+        <w:t>1</w:t>
+      </w:r>
+      <w:r>
+        <w:rPr>
+          <w:rFonts w:ascii="Consolas" w:eastAsia="Times New Roman" w:hAnsi="Consolas" w:cs="Times New Roman"/>
+          <w:color w:val="000000"/>
+          <w:kern w:val="0"/>
+          <w:sz w:val="21"/>
+          <w:szCs w:val="21"/>
+          <w14:ligatures w14:val="none"/>
+        </w:rPr>
+        <w:t xml:space="preserve">; </w:t>
+      </w:r>
+      <w:r>
+        <w:rPr>
+          <w:rFonts w:ascii="Consolas" w:eastAsia="Times New Roman" w:hAnsi="Consolas" w:cs="Times New Roman"/>
+          <w:color w:val="001080"/>
+          <w:kern w:val="0"/>
+          <w:sz w:val="21"/>
+          <w:szCs w:val="21"/>
+          <w14:ligatures w14:val="none"/>
+        </w:rPr>
+        <w:t>$i</w:t>
+      </w:r>
+      <w:r>
+        <w:rPr>
+          <w:rFonts w:ascii="Consolas" w:eastAsia="Times New Roman" w:hAnsi="Consolas" w:cs="Times New Roman"/>
+          <w:color w:val="000000"/>
+          <w:kern w:val="0"/>
+          <w:sz w:val="21"/>
+          <w:szCs w:val="21"/>
+          <w14:ligatures w14:val="none"/>
+        </w:rPr>
+        <w:t xml:space="preserve"> &lt;= </w:t>
+      </w:r>
+      <w:r>
+        <w:rPr>
+          <w:rFonts w:ascii="Consolas" w:eastAsia="Times New Roman" w:hAnsi="Consolas" w:cs="Times New Roman"/>
+          <w:color w:val="098658"/>
+          <w:kern w:val="0"/>
+          <w:sz w:val="21"/>
+          <w:szCs w:val="21"/>
+          <w14:ligatures w14:val="none"/>
+        </w:rPr>
+        <w:t>90</w:t>
+      </w:r>
+      <w:r>
+        <w:rPr>
+          <w:rFonts w:ascii="Consolas" w:eastAsia="Times New Roman" w:hAnsi="Consolas" w:cs="Times New Roman"/>
+          <w:color w:val="000000"/>
+          <w:kern w:val="0"/>
+          <w:sz w:val="21"/>
+          <w:szCs w:val="21"/>
+          <w14:ligatures w14:val="none"/>
+        </w:rPr>
+        <w:t xml:space="preserve">; </w:t>
+      </w:r>
+      <w:r>
+        <w:rPr>
+          <w:rFonts w:ascii="Consolas" w:eastAsia="Times New Roman" w:hAnsi="Consolas" w:cs="Times New Roman"/>
+          <w:color w:val="001080"/>
+          <w:kern w:val="0"/>
+          <w:sz w:val="21"/>
+          <w:szCs w:val="21"/>
+          <w14:ligatures w14:val="none"/>
+        </w:rPr>
+        <w:t>$i</w:t>
+      </w:r>
+      <w:r>
+        <w:rPr>
+          <w:rFonts w:ascii="Consolas" w:eastAsia="Times New Roman" w:hAnsi="Consolas" w:cs="Times New Roman"/>
+          <w:color w:val="000000"/>
+          <w:kern w:val="0"/>
+          <w:sz w:val="21"/>
+          <w:szCs w:val="21"/>
+          <w14:ligatures w14:val="none"/>
+        </w:rPr>
+        <w:t>++) {</w:t>
+      </w:r>
+    </w:p>
+    <w:p>
+      <w:pPr>
+        <w:shd w:val="clear" w:color="auto" w:fill="FFFFFF"/>
+        <w:spacing w:after="0" w:line="285" w:lineRule="atLeast"/>
+        <w:rPr>
+          <w:rFonts w:ascii="Consolas" w:eastAsia="Times New Roman" w:hAnsi="Consolas" w:cs="Times New Roman"/>
+          <w:color w:val="3B3B3B"/>
+          <w:kern w:val="0"/>
+          <w:sz w:val="21"/>
+          <w:szCs w:val="21"/>
+          <w14:ligatures w14:val="none"/>
+        </w:rPr>
+      </w:pPr>
+      <w:r>
+        <w:rPr>
+          <w:rFonts w:ascii="Consolas" w:eastAsia="Times New Roman" w:hAnsi="Consolas" w:cs="Times New Roman"/>
+          <w:color w:val="000000"/>
+          <w:kern w:val="0"/>
+          <w:sz w:val="21"/>
+          <w:szCs w:val="21"/>
+          <w14:ligatures w14:val="none"/>
+        </w:rPr>
+        <w:t xml:space="preserve">        </w:t>
+      </w:r>
+      <w:r>
+        <w:rPr>
+          <w:rFonts w:ascii="Consolas" w:eastAsia="Times New Roman" w:hAnsi="Consolas" w:cs="Times New Roman"/>
+          <w:color w:val="001080"/>
+          <w:kern w:val="0"/>
+          <w:sz w:val="21"/>
+          <w:szCs w:val="21"/>
+          <w14:ligatures w14:val="none"/>
+        </w:rPr>
+        <w:t>$table</w:t>
+      </w:r>
+      <w:r>
+        <w:rPr>
+          <w:rFonts w:ascii="Consolas" w:eastAsia="Times New Roman" w:hAnsi="Consolas" w:cs="Times New Roman"/>
+          <w:color w:val="000000"/>
+          <w:kern w:val="0"/>
+          <w:sz w:val="21"/>
+          <w:szCs w:val="21"/>
+          <w14:ligatures w14:val="none"/>
+        </w:rPr>
+        <w:t>-&gt;</w:t>
+      </w:r>
+      <w:r>
+        <w:rPr>
+          <w:rFonts w:ascii="Consolas" w:eastAsia="Times New Roman" w:hAnsi="Consolas" w:cs="Times New Roman"/>
+          <w:color w:val="795E26"/>
+          <w:kern w:val="0"/>
+          <w:sz w:val="21"/>
+          <w:szCs w:val="21"/>
+          <w14:ligatures w14:val="none"/>
+        </w:rPr>
+        <w:t>set</w:t>
+      </w:r>
+      <w:r>
+        <w:rPr>
+          <w:rFonts w:ascii="Consolas" w:eastAsia="Times New Roman" w:hAnsi="Consolas" w:cs="Times New Roman"/>
+          <w:color w:val="000000"/>
+          <w:kern w:val="0"/>
+          <w:sz w:val="21"/>
+          <w:szCs w:val="21"/>
+          <w14:ligatures w14:val="none"/>
+        </w:rPr>
+        <w:t>(</w:t>
+      </w:r>
+      <w:r>
+        <w:rPr>
+          <w:rFonts w:ascii="Consolas" w:eastAsia="Times New Roman" w:hAnsi="Consolas" w:cs="Times New Roman"/>
+          <w:color w:val="001080"/>
+          <w:kern w:val="0"/>
+          <w:sz w:val="21"/>
+          <w:szCs w:val="21"/>
+          <w14:ligatures w14:val="none"/>
+        </w:rPr>
+        <w:t>$i</w:t>
+      </w:r>
+      <w:r>
+        <w:rPr>
+          <w:rFonts w:ascii="Consolas" w:eastAsia="Times New Roman" w:hAnsi="Consolas" w:cs="Times New Roman"/>
+          <w:color w:val="000000"/>
+          <w:kern w:val="0"/>
+          <w:sz w:val="21"/>
+          <w:szCs w:val="21"/>
+          <w14:ligatures w14:val="none"/>
+        </w:rPr>
+        <w:t>,</w:t>
+      </w:r>
+    </w:p>
+    <w:p>
+      <w:pPr>
+        <w:shd w:val="clear" w:color="auto" w:fill="FFFFFF"/>
+        <w:spacing w:after="0" w:line="285" w:lineRule="atLeast"/>
+        <w:rPr>
+          <w:rFonts w:ascii="Consolas" w:eastAsia="Times New Roman" w:hAnsi="Consolas" w:cs="Times New Roman"/>
+          <w:color w:val="3B3B3B"/>
+          <w:kern w:val="0"/>
+          <w:sz w:val="21"/>
+          <w:szCs w:val="21"/>
+          <w14:ligatures w14:val="none"/>
+        </w:rPr>
+      </w:pPr>
+      <w:r>
+        <w:rPr>
+          <w:rFonts w:ascii="Consolas" w:eastAsia="Times New Roman" w:hAnsi="Consolas" w:cs="Times New Roman"/>
+          <w:color w:val="000000"/>
+          <w:kern w:val="0"/>
+          <w:sz w:val="21"/>
+          <w:szCs w:val="21"/>
+          <w14:ligatures w14:val="none"/>
+        </w:rPr>
+        <w:t>        [</w:t>
+      </w:r>
+    </w:p>
+    <w:p>
+      <w:pPr>
+        <w:shd w:val="clear" w:color="auto" w:fill="FFFFFF"/>
+        <w:spacing w:after="0" w:line="285" w:lineRule="atLeast"/>
+        <w:rPr>
+          <w:rFonts w:ascii="Consolas" w:eastAsia="Times New Roman" w:hAnsi="Consolas" w:cs="Times New Roman"/>
+          <w:color w:val="3B3B3B"/>
+          <w:kern w:val="0"/>
+          <w:sz w:val="21"/>
+          <w:szCs w:val="21"/>
+          <w14:ligatures w14:val="none"/>
+        </w:rPr>
+      </w:pPr>
+      <w:r>
+        <w:rPr>
+          <w:rFonts w:ascii="Consolas" w:eastAsia="Times New Roman" w:hAnsi="Consolas" w:cs="Times New Roman"/>
+          <w:color w:val="000000"/>
+          <w:kern w:val="0"/>
+          <w:sz w:val="21"/>
+          <w:szCs w:val="21"/>
+          <w14:ligatures w14:val="none"/>
+        </w:rPr>
+        <w:t xml:space="preserve">            </w:t>
+      </w:r>
+      <w:r>
+        <w:rPr>
+          <w:rFonts w:ascii="Consolas" w:eastAsia="Times New Roman" w:hAnsi="Consolas" w:cs="Times New Roman"/>
+          <w:color w:val="A31515"/>
+          <w:kern w:val="0"/>
+          <w:sz w:val="21"/>
+          <w:szCs w:val="21"/>
+          <w14:ligatures w14:val="none"/>
+        </w:rPr>
+        <w:t>'uuid'</w:t>
+      </w:r>
+      <w:r>
+        <w:rPr>
+          <w:rFonts w:ascii="Consolas" w:eastAsia="Times New Roman" w:hAnsi="Consolas" w:cs="Times New Roman"/>
+          <w:color w:val="000000"/>
+          <w:kern w:val="0"/>
+          <w:sz w:val="21"/>
+          <w:szCs w:val="21"/>
+          <w14:ligatures w14:val="none"/>
+        </w:rPr>
+        <w:t xml:space="preserve"> =&gt; </w:t>
+      </w:r>
+      <w:r>
+        <w:rPr>
+          <w:rFonts w:ascii="Consolas" w:eastAsia="Times New Roman" w:hAnsi="Consolas" w:cs="Times New Roman"/>
+          <w:color w:val="795E26"/>
+          <w:kern w:val="0"/>
+          <w:sz w:val="21"/>
+          <w:szCs w:val="21"/>
+          <w14:ligatures w14:val="none"/>
+        </w:rPr>
+        <w:t>fake</w:t>
+      </w:r>
+      <w:r>
+        <w:rPr>
+          <w:rFonts w:ascii="Consolas" w:eastAsia="Times New Roman" w:hAnsi="Consolas" w:cs="Times New Roman"/>
+          <w:color w:val="000000"/>
+          <w:kern w:val="0"/>
+          <w:sz w:val="21"/>
+          <w:szCs w:val="21"/>
+          <w14:ligatures w14:val="none"/>
+        </w:rPr>
+        <w:t>()-&gt;</w:t>
+      </w:r>
+      <w:r>
+        <w:rPr>
+          <w:rFonts w:ascii="Consolas" w:eastAsia="Times New Roman" w:hAnsi="Consolas" w:cs="Times New Roman"/>
+          <w:color w:val="795E26"/>
+          <w:kern w:val="0"/>
+          <w:sz w:val="21"/>
+          <w:szCs w:val="21"/>
+          <w14:ligatures w14:val="none"/>
+        </w:rPr>
+        <w:t>uuid</w:t>
+      </w:r>
+      <w:r>
+        <w:rPr>
+          <w:rFonts w:ascii="Consolas" w:eastAsia="Times New Roman" w:hAnsi="Consolas" w:cs="Times New Roman"/>
+          <w:color w:val="000000"/>
+          <w:kern w:val="0"/>
+          <w:sz w:val="21"/>
+          <w:szCs w:val="21"/>
+          <w14:ligatures w14:val="none"/>
+        </w:rPr>
+        <w:t>(),</w:t>
+      </w:r>
+    </w:p>
+    <w:p>
+      <w:pPr>
+        <w:shd w:val="clear" w:color="auto" w:fill="FFFFFF"/>
+        <w:spacing w:after="0" w:line="285" w:lineRule="atLeast"/>
+        <w:rPr>
+          <w:rFonts w:ascii="Consolas" w:eastAsia="Times New Roman" w:hAnsi="Consolas" w:cs="Times New Roman"/>
+          <w:color w:val="3B3B3B"/>
+          <w:kern w:val="0"/>
+          <w:sz w:val="21"/>
+          <w:szCs w:val="21"/>
+          <w14:ligatures w14:val="none"/>
+        </w:rPr>
+      </w:pPr>
+      <w:r>
+        <w:rPr>
+          <w:rFonts w:ascii="Consolas" w:eastAsia="Times New Roman" w:hAnsi="Consolas" w:cs="Times New Roman"/>
+          <w:color w:val="000000"/>
+          <w:kern w:val="0"/>
+          <w:sz w:val="21"/>
+          <w:szCs w:val="21"/>
+          <w14:ligatures w14:val="none"/>
+        </w:rPr>
+        <w:t xml:space="preserve">            </w:t>
+      </w:r>
+      <w:r>
+        <w:rPr>
+          <w:rFonts w:ascii="Consolas" w:eastAsia="Times New Roman" w:hAnsi="Consolas" w:cs="Times New Roman"/>
+          <w:color w:val="A31515"/>
+          <w:kern w:val="0"/>
+          <w:sz w:val="21"/>
+          <w:szCs w:val="21"/>
+          <w14:ligatures w14:val="none"/>
+        </w:rPr>
+        <w:t>'name'</w:t>
+      </w:r>
+      <w:r>
+        <w:rPr>
+          <w:rFonts w:ascii="Consolas" w:eastAsia="Times New Roman" w:hAnsi="Consolas" w:cs="Times New Roman"/>
+          <w:color w:val="000000"/>
+          <w:kern w:val="0"/>
+          <w:sz w:val="21"/>
+          <w:szCs w:val="21"/>
+          <w14:ligatures w14:val="none"/>
+        </w:rPr>
+        <w:t xml:space="preserve"> =&gt; </w:t>
+      </w:r>
+      <w:r>
+        <w:rPr>
+          <w:rFonts w:ascii="Consolas" w:eastAsia="Times New Roman" w:hAnsi="Consolas" w:cs="Times New Roman"/>
+          <w:color w:val="795E26"/>
+          <w:kern w:val="0"/>
+          <w:sz w:val="21"/>
+          <w:szCs w:val="21"/>
+          <w14:ligatures w14:val="none"/>
+        </w:rPr>
+        <w:t>fake</w:t>
+      </w:r>
+      <w:r>
+        <w:rPr>
+          <w:rFonts w:ascii="Consolas" w:eastAsia="Times New Roman" w:hAnsi="Consolas" w:cs="Times New Roman"/>
+          <w:color w:val="000000"/>
+          <w:kern w:val="0"/>
+          <w:sz w:val="21"/>
+          <w:szCs w:val="21"/>
+          <w14:ligatures w14:val="none"/>
+        </w:rPr>
+        <w:t>()-&gt;</w:t>
+      </w:r>
+      <w:r>
+        <w:rPr>
+          <w:rFonts w:ascii="Consolas" w:eastAsia="Times New Roman" w:hAnsi="Consolas" w:cs="Times New Roman"/>
+          <w:color w:val="795E26"/>
+          <w:kern w:val="0"/>
+          <w:sz w:val="21"/>
+          <w:szCs w:val="21"/>
+          <w14:ligatures w14:val="none"/>
+        </w:rPr>
+        <w:t>name</w:t>
+      </w:r>
+      <w:r>
+        <w:rPr>
+          <w:rFonts w:ascii="Consolas" w:eastAsia="Times New Roman" w:hAnsi="Consolas" w:cs="Times New Roman"/>
+          <w:color w:val="000000"/>
+          <w:kern w:val="0"/>
+          <w:sz w:val="21"/>
+          <w:szCs w:val="21"/>
+          <w14:ligatures w14:val="none"/>
+        </w:rPr>
+        <w:t>(),</w:t>
+      </w:r>
+    </w:p>
+    <w:p>
+      <w:pPr>
+        <w:shd w:val="clear" w:color="auto" w:fill="FFFFFF"/>
+        <w:spacing w:after="0" w:line="285" w:lineRule="atLeast"/>
+        <w:rPr>
+          <w:rFonts w:ascii="Consolas" w:eastAsia="Times New Roman" w:hAnsi="Consolas" w:cs="Times New Roman"/>
+          <w:color w:val="3B3B3B"/>
+          <w:kern w:val="0"/>
+          <w:sz w:val="21"/>
+          <w:szCs w:val="21"/>
+          <w14:ligatures w14:val="none"/>
+        </w:rPr>
+      </w:pPr>
+      <w:r>
+        <w:rPr>
+          <w:rFonts w:ascii="Consolas" w:eastAsia="Times New Roman" w:hAnsi="Consolas" w:cs="Times New Roman"/>
+          <w:color w:val="000000"/>
+          <w:kern w:val="0"/>
+          <w:sz w:val="21"/>
+          <w:szCs w:val="21"/>
+          <w14:ligatures w14:val="none"/>
+        </w:rPr>
+        <w:t xml:space="preserve">            </w:t>
+      </w:r>
+      <w:r>
+        <w:rPr>
+          <w:rFonts w:ascii="Consolas" w:eastAsia="Times New Roman" w:hAnsi="Consolas" w:cs="Times New Roman"/>
+          <w:color w:val="A31515"/>
+          <w:kern w:val="0"/>
+          <w:sz w:val="21"/>
+          <w:szCs w:val="21"/>
+          <w14:ligatures w14:val="none"/>
+        </w:rPr>
+        <w:t>'age'</w:t>
+      </w:r>
+      <w:r>
+        <w:rPr>
+          <w:rFonts w:ascii="Consolas" w:eastAsia="Times New Roman" w:hAnsi="Consolas" w:cs="Times New Roman"/>
+          <w:color w:val="000000"/>
+          <w:kern w:val="0"/>
+          <w:sz w:val="21"/>
+          <w:szCs w:val="21"/>
+          <w14:ligatures w14:val="none"/>
+        </w:rPr>
+        <w:t xml:space="preserve"> =&gt; </w:t>
+      </w:r>
+      <w:r>
+        <w:rPr>
+          <w:rFonts w:ascii="Consolas" w:eastAsia="Times New Roman" w:hAnsi="Consolas" w:cs="Times New Roman"/>
+          <w:color w:val="795E26"/>
+          <w:kern w:val="0"/>
+          <w:sz w:val="21"/>
+          <w:szCs w:val="21"/>
+          <w14:ligatures w14:val="none"/>
+        </w:rPr>
+        <w:t>fake</w:t>
+      </w:r>
+      <w:r>
+        <w:rPr>
+          <w:rFonts w:ascii="Consolas" w:eastAsia="Times New Roman" w:hAnsi="Consolas" w:cs="Times New Roman"/>
+          <w:color w:val="000000"/>
+          <w:kern w:val="0"/>
+          <w:sz w:val="21"/>
+          <w:szCs w:val="21"/>
+          <w14:ligatures w14:val="none"/>
+        </w:rPr>
+        <w:t>()-&gt;</w:t>
+      </w:r>
+      <w:r>
+        <w:rPr>
+          <w:rFonts w:ascii="Consolas" w:eastAsia="Times New Roman" w:hAnsi="Consolas" w:cs="Times New Roman"/>
+          <w:color w:val="795E26"/>
+          <w:kern w:val="0"/>
+          <w:sz w:val="21"/>
+          <w:szCs w:val="21"/>
+          <w14:ligatures w14:val="none"/>
+        </w:rPr>
+        <w:t>numberBetween</w:t>
+      </w:r>
+      <w:r>
+        <w:rPr>
+          <w:rFonts w:ascii="Consolas" w:eastAsia="Times New Roman" w:hAnsi="Consolas" w:cs="Times New Roman"/>
+          <w:color w:val="000000"/>
+          <w:kern w:val="0"/>
+          <w:sz w:val="21"/>
+          <w:szCs w:val="21"/>
+          <w14:ligatures w14:val="none"/>
+        </w:rPr>
+        <w:t>(</w:t>
+      </w:r>
+      <w:r>
+        <w:rPr>
+          <w:rFonts w:ascii="Consolas" w:eastAsia="Times New Roman" w:hAnsi="Consolas" w:cs="Times New Roman"/>
+          <w:color w:val="098658"/>
+          <w:kern w:val="0"/>
+          <w:sz w:val="21"/>
+          <w:szCs w:val="21"/>
+          <w14:ligatures w14:val="none"/>
+        </w:rPr>
+        <w:t>18</w:t>
+      </w:r>
+      <w:r>
+        <w:rPr>
+          <w:rFonts w:ascii="Consolas" w:eastAsia="Times New Roman" w:hAnsi="Consolas" w:cs="Times New Roman"/>
+          <w:color w:val="000000"/>
+          <w:kern w:val="0"/>
+          <w:sz w:val="21"/>
+          <w:szCs w:val="21"/>
+          <w14:ligatures w14:val="none"/>
+        </w:rPr>
+        <w:t xml:space="preserve">, </w:t>
+      </w:r>
+      <w:r>
+        <w:rPr>
+          <w:rFonts w:ascii="Consolas" w:eastAsia="Times New Roman" w:hAnsi="Consolas" w:cs="Times New Roman"/>
+          <w:color w:val="098658"/>
+          <w:kern w:val="0"/>
+          <w:sz w:val="21"/>
+          <w:szCs w:val="21"/>
+          <w14:ligatures w14:val="none"/>
+        </w:rPr>
+        <w:t>99</w:t>
+      </w:r>
+      <w:r>
+        <w:rPr>
+          <w:rFonts w:ascii="Consolas" w:eastAsia="Times New Roman" w:hAnsi="Consolas" w:cs="Times New Roman"/>
+          <w:color w:val="000000"/>
+          <w:kern w:val="0"/>
+          <w:sz w:val="21"/>
+          <w:szCs w:val="21"/>
+          <w14:ligatures w14:val="none"/>
+        </w:rPr>
+        <w:t>),</w:t>
+      </w:r>
+    </w:p>
+    <w:p>
+      <w:pPr>
+        <w:shd w:val="clear" w:color="auto" w:fill="FFFFFF"/>
+        <w:spacing w:after="0" w:line="285" w:lineRule="atLeast"/>
+        <w:rPr>
+          <w:rFonts w:ascii="Consolas" w:eastAsia="Times New Roman" w:hAnsi="Consolas" w:cs="Times New Roman"/>
+          <w:color w:val="3B3B3B"/>
+          <w:kern w:val="0"/>
+          <w:sz w:val="21"/>
+          <w:szCs w:val="21"/>
+          <w14:ligatures w14:val="none"/>
+        </w:rPr>
+      </w:pPr>
+      <w:r>
+        <w:rPr>
+          <w:rFonts w:ascii="Consolas" w:eastAsia="Times New Roman" w:hAnsi="Consolas" w:cs="Times New Roman"/>
+          <w:color w:val="000000"/>
+          <w:kern w:val="0"/>
+          <w:sz w:val="21"/>
+          <w:szCs w:val="21"/>
+          <w14:ligatures w14:val="none"/>
+        </w:rPr>
+        <w:t xml:space="preserve">            </w:t>
+      </w:r>
+      <w:r>
+        <w:rPr>
+          <w:rFonts w:ascii="Consolas" w:eastAsia="Times New Roman" w:hAnsi="Consolas" w:cs="Times New Roman"/>
+          <w:color w:val="A31515"/>
+          <w:kern w:val="0"/>
+          <w:sz w:val="21"/>
+          <w:szCs w:val="21"/>
+          <w14:ligatures w14:val="none"/>
+        </w:rPr>
+        <w:t>'value'</w:t>
+      </w:r>
+      <w:r>
+        <w:rPr>
+          <w:rFonts w:ascii="Consolas" w:eastAsia="Times New Roman" w:hAnsi="Consolas" w:cs="Times New Roman"/>
+          <w:color w:val="000000"/>
+          <w:kern w:val="0"/>
+          <w:sz w:val="21"/>
+          <w:szCs w:val="21"/>
+          <w14:ligatures w14:val="none"/>
+        </w:rPr>
+        <w:t xml:space="preserve"> =&gt; </w:t>
+      </w:r>
+      <w:r>
+        <w:rPr>
+          <w:rFonts w:ascii="Consolas" w:eastAsia="Times New Roman" w:hAnsi="Consolas" w:cs="Times New Roman"/>
+          <w:color w:val="795E26"/>
+          <w:kern w:val="0"/>
+          <w:sz w:val="21"/>
+          <w:szCs w:val="21"/>
+          <w14:ligatures w14:val="none"/>
+        </w:rPr>
+        <w:t>fake</w:t>
+      </w:r>
+      <w:r>
+        <w:rPr>
+          <w:rFonts w:ascii="Consolas" w:eastAsia="Times New Roman" w:hAnsi="Consolas" w:cs="Times New Roman"/>
+          <w:color w:val="000000"/>
+          <w:kern w:val="0"/>
+          <w:sz w:val="21"/>
+          <w:szCs w:val="21"/>
+          <w14:ligatures w14:val="none"/>
+        </w:rPr>
+        <w:t>()-&gt;</w:t>
+      </w:r>
+      <w:r>
+        <w:rPr>
+          <w:rFonts w:ascii="Consolas" w:eastAsia="Times New Roman" w:hAnsi="Consolas" w:cs="Times New Roman"/>
+          <w:color w:val="795E26"/>
+          <w:kern w:val="0"/>
+          <w:sz w:val="21"/>
+          <w:szCs w:val="21"/>
+          <w14:ligatures w14:val="none"/>
+        </w:rPr>
+        <w:t>randomFloat</w:t>
+      </w:r>
+      <w:r>
+        <w:rPr>
+          <w:rFonts w:ascii="Consolas" w:eastAsia="Times New Roman" w:hAnsi="Consolas" w:cs="Times New Roman"/>
+          <w:color w:val="000000"/>
+          <w:kern w:val="0"/>
+          <w:sz w:val="21"/>
+          <w:szCs w:val="21"/>
+          <w14:ligatures w14:val="none"/>
+        </w:rPr>
+        <w:t>(</w:t>
+      </w:r>
+      <w:r>
+        <w:rPr>
+          <w:rFonts w:ascii="Consolas" w:eastAsia="Times New Roman" w:hAnsi="Consolas" w:cs="Times New Roman"/>
+          <w:color w:val="098658"/>
+          <w:kern w:val="0"/>
+          <w:sz w:val="21"/>
+          <w:szCs w:val="21"/>
+          <w14:ligatures w14:val="none"/>
+        </w:rPr>
         <w:t>2</w:t>
       </w:r>
       <w:r>
@@ -1036,6 +9083,423 @@
           <w:szCs w:val="21"/>
           <w14:ligatures w14:val="none"/>
         </w:rPr>
+        <w:t xml:space="preserve">, </w:t>
+      </w:r>
+      <w:r>
+        <w:rPr>
+          <w:rFonts w:ascii="Consolas" w:eastAsia="Times New Roman" w:hAnsi="Consolas" w:cs="Times New Roman"/>
+          <w:color w:val="098658"/>
+          <w:kern w:val="0"/>
+          <w:sz w:val="21"/>
+          <w:szCs w:val="21"/>
+          <w14:ligatures w14:val="none"/>
+        </w:rPr>
+        <w:t>0</w:t>
+      </w:r>
+      <w:r>
+        <w:rPr>
+          <w:rFonts w:ascii="Consolas" w:eastAsia="Times New Roman" w:hAnsi="Consolas" w:cs="Times New Roman"/>
+          <w:color w:val="000000"/>
+          <w:kern w:val="0"/>
+          <w:sz w:val="21"/>
+          <w:szCs w:val="21"/>
+          <w14:ligatures w14:val="none"/>
+        </w:rPr>
+        <w:t xml:space="preserve">, </w:t>
+      </w:r>
+      <w:r>
+        <w:rPr>
+          <w:rFonts w:ascii="Consolas" w:eastAsia="Times New Roman" w:hAnsi="Consolas" w:cs="Times New Roman"/>
+          <w:color w:val="098658"/>
+          <w:kern w:val="0"/>
+          <w:sz w:val="21"/>
+          <w:szCs w:val="21"/>
+          <w14:ligatures w14:val="none"/>
+        </w:rPr>
+        <w:t>1000</w:t>
+      </w:r>
+      <w:r>
+        <w:rPr>
+          <w:rFonts w:ascii="Consolas" w:eastAsia="Times New Roman" w:hAnsi="Consolas" w:cs="Times New Roman"/>
+          <w:color w:val="000000"/>
+          <w:kern w:val="0"/>
+          <w:sz w:val="21"/>
+          <w:szCs w:val="21"/>
+          <w14:ligatures w14:val="none"/>
+        </w:rPr>
+        <w:t>)</w:t>
+      </w:r>
+    </w:p>
+    <w:p>
+      <w:pPr>
+        <w:shd w:val="clear" w:color="auto" w:fill="FFFFFF"/>
+        <w:spacing w:after="0" w:line="285" w:lineRule="atLeast"/>
+        <w:rPr>
+          <w:rFonts w:ascii="Consolas" w:eastAsia="Times New Roman" w:hAnsi="Consolas" w:cs="Times New Roman"/>
+          <w:color w:val="3B3B3B"/>
+          <w:kern w:val="0"/>
+          <w:sz w:val="21"/>
+          <w:szCs w:val="21"/>
+          <w14:ligatures w14:val="none"/>
+        </w:rPr>
+      </w:pPr>
+      <w:r>
+        <w:rPr>
+          <w:rFonts w:ascii="Consolas" w:eastAsia="Times New Roman" w:hAnsi="Consolas" w:cs="Times New Roman"/>
+          <w:color w:val="000000"/>
+          <w:kern w:val="0"/>
+          <w:sz w:val="21"/>
+          <w:szCs w:val="21"/>
+          <w14:ligatures w14:val="none"/>
+        </w:rPr>
+        <w:t>        ]);</w:t>
+      </w:r>
+    </w:p>
+    <w:p>
+      <w:pPr>
+        <w:shd w:val="clear" w:color="auto" w:fill="FFFFFF"/>
+        <w:spacing w:after="0" w:line="285" w:lineRule="atLeast"/>
+        <w:rPr>
+          <w:rFonts w:ascii="Consolas" w:eastAsia="Times New Roman" w:hAnsi="Consolas" w:cs="Times New Roman"/>
+          <w:color w:val="3B3B3B"/>
+          <w:kern w:val="0"/>
+          <w:sz w:val="21"/>
+          <w:szCs w:val="21"/>
+          <w14:ligatures w14:val="none"/>
+        </w:rPr>
+      </w:pPr>
+      <w:r>
+        <w:rPr>
+          <w:rFonts w:ascii="Consolas" w:eastAsia="Times New Roman" w:hAnsi="Consolas" w:cs="Times New Roman"/>
+          <w:color w:val="000000"/>
+          <w:kern w:val="0"/>
+          <w:sz w:val="21"/>
+          <w:szCs w:val="21"/>
+          <w14:ligatures w14:val="none"/>
+        </w:rPr>
+        <w:t>    }</w:t>
+      </w:r>
+    </w:p>
+    <w:p>
+      <w:pPr>
+        <w:shd w:val="clear" w:color="auto" w:fill="FFFFFF"/>
+        <w:spacing w:after="0" w:line="285" w:lineRule="atLeast"/>
+        <w:rPr>
+          <w:rFonts w:ascii="Consolas" w:eastAsia="Times New Roman" w:hAnsi="Consolas" w:cs="Times New Roman"/>
+          <w:color w:val="3B3B3B"/>
+          <w:kern w:val="0"/>
+          <w:sz w:val="21"/>
+          <w:szCs w:val="21"/>
+          <w14:ligatures w14:val="none"/>
+        </w:rPr>
+      </w:pPr>
+      <w:r>
+        <w:rPr>
+          <w:rFonts w:ascii="Consolas" w:eastAsia="Times New Roman" w:hAnsi="Consolas" w:cs="Times New Roman"/>
+          <w:color w:val="000000"/>
+          <w:kern w:val="0"/>
+          <w:sz w:val="21"/>
+          <w:szCs w:val="21"/>
+          <w14:ligatures w14:val="none"/>
+        </w:rPr>
+        <w:t xml:space="preserve">    </w:t>
+      </w:r>
+      <w:r>
+        <w:rPr>
+          <w:rFonts w:ascii="Consolas" w:eastAsia="Times New Roman" w:hAnsi="Consolas" w:cs="Times New Roman"/>
+          <w:color w:val="AF00DB"/>
+          <w:kern w:val="0"/>
+          <w:sz w:val="21"/>
+          <w:szCs w:val="21"/>
+          <w14:ligatures w14:val="none"/>
+        </w:rPr>
+        <w:t>return</w:t>
+      </w:r>
+      <w:r>
+        <w:rPr>
+          <w:rFonts w:ascii="Consolas" w:eastAsia="Times New Roman" w:hAnsi="Consolas" w:cs="Times New Roman"/>
+          <w:color w:val="000000"/>
+          <w:kern w:val="0"/>
+          <w:sz w:val="21"/>
+          <w:szCs w:val="21"/>
+          <w14:ligatures w14:val="none"/>
+        </w:rPr>
+        <w:t xml:space="preserve"> </w:t>
+      </w:r>
+      <w:r>
+        <w:rPr>
+          <w:rFonts w:ascii="Consolas" w:eastAsia="Times New Roman" w:hAnsi="Consolas" w:cs="Times New Roman"/>
+          <w:color w:val="A31515"/>
+          <w:kern w:val="0"/>
+          <w:sz w:val="21"/>
+          <w:szCs w:val="21"/>
+          <w14:ligatures w14:val="none"/>
+        </w:rPr>
+        <w:t>"Table created!"</w:t>
+      </w:r>
+      <w:r>
+        <w:rPr>
+          <w:rFonts w:ascii="Consolas" w:eastAsia="Times New Roman" w:hAnsi="Consolas" w:cs="Times New Roman"/>
+          <w:color w:val="000000"/>
+          <w:kern w:val="0"/>
+          <w:sz w:val="21"/>
+          <w:szCs w:val="21"/>
+          <w14:ligatures w14:val="none"/>
+        </w:rPr>
+        <w:t>;</w:t>
+      </w:r>
+    </w:p>
+    <w:p>
+      <w:pPr>
+        <w:shd w:val="clear" w:color="auto" w:fill="FFFFFF"/>
+        <w:spacing w:after="0" w:line="285" w:lineRule="atLeast"/>
+        <w:rPr>
+          <w:rFonts w:ascii="Consolas" w:eastAsia="Times New Roman" w:hAnsi="Consolas" w:cs="Times New Roman"/>
+          <w:color w:val="3B3B3B"/>
+          <w:kern w:val="0"/>
+          <w:sz w:val="21"/>
+          <w:szCs w:val="21"/>
+          <w14:ligatures w14:val="none"/>
+        </w:rPr>
+      </w:pPr>
+      <w:r>
+        <w:rPr>
+          <w:rFonts w:ascii="Consolas" w:eastAsia="Times New Roman" w:hAnsi="Consolas" w:cs="Times New Roman"/>
+          <w:color w:val="000000"/>
+          <w:kern w:val="0"/>
+          <w:sz w:val="21"/>
+          <w:szCs w:val="21"/>
+          <w14:ligatures w14:val="none"/>
+        </w:rPr>
+        <w:t>});</w:t>
+      </w:r>
+    </w:p>
+    <w:p>
+      <w:pPr>
+        <w:shd w:val="clear" w:color="auto" w:fill="FFFFFF"/>
+        <w:spacing w:after="0" w:line="285" w:lineRule="atLeast"/>
+        <w:rPr>
+          <w:rFonts w:ascii="Consolas" w:eastAsia="Times New Roman" w:hAnsi="Consolas" w:cs="Times New Roman"/>
+          <w:color w:val="3B3B3B"/>
+          <w:kern w:val="0"/>
+          <w:sz w:val="21"/>
+          <w:szCs w:val="21"/>
+          <w14:ligatures w14:val="none"/>
+        </w:rPr>
+      </w:pPr>
+    </w:p>
+    <w:p>
+      <w:pPr>
+        <w:shd w:val="clear" w:color="auto" w:fill="FFFFFF"/>
+        <w:spacing w:after="0" w:line="285" w:lineRule="atLeast"/>
+        <w:rPr>
+          <w:rFonts w:ascii="Consolas" w:eastAsia="Times New Roman" w:hAnsi="Consolas" w:cs="Times New Roman"/>
+          <w:color w:val="3B3B3B"/>
+          <w:kern w:val="0"/>
+          <w:sz w:val="21"/>
+          <w:szCs w:val="21"/>
+          <w14:ligatures w14:val="none"/>
+        </w:rPr>
+      </w:pPr>
+      <w:r>
+        <w:rPr>
+          <w:rFonts w:ascii="Consolas" w:eastAsia="Times New Roman" w:hAnsi="Consolas" w:cs="Times New Roman"/>
+          <w:color w:val="267F99"/>
+          <w:kern w:val="0"/>
+          <w:sz w:val="21"/>
+          <w:szCs w:val="21"/>
+          <w14:ligatures w14:val="none"/>
+        </w:rPr>
+        <w:t>Route</w:t>
+      </w:r>
+      <w:r>
+        <w:rPr>
+          <w:rFonts w:ascii="Consolas" w:eastAsia="Times New Roman" w:hAnsi="Consolas" w:cs="Times New Roman"/>
+          <w:color w:val="000000"/>
+          <w:kern w:val="0"/>
+          <w:sz w:val="21"/>
+          <w:szCs w:val="21"/>
+          <w14:ligatures w14:val="none"/>
+        </w:rPr>
+        <w:t>::</w:t>
+      </w:r>
+      <w:r>
+        <w:rPr>
+          <w:rFonts w:ascii="Consolas" w:eastAsia="Times New Roman" w:hAnsi="Consolas" w:cs="Times New Roman"/>
+          <w:color w:val="795E26"/>
+          <w:kern w:val="0"/>
+          <w:sz w:val="21"/>
+          <w:szCs w:val="21"/>
+          <w14:ligatures w14:val="none"/>
+        </w:rPr>
+        <w:t>get</w:t>
+      </w:r>
+      <w:r>
+        <w:rPr>
+          <w:rFonts w:ascii="Consolas" w:eastAsia="Times New Roman" w:hAnsi="Consolas" w:cs="Times New Roman"/>
+          <w:color w:val="000000"/>
+          <w:kern w:val="0"/>
+          <w:sz w:val="21"/>
+          <w:szCs w:val="21"/>
+          <w14:ligatures w14:val="none"/>
+        </w:rPr>
+        <w:t>(</w:t>
+      </w:r>
+      <w:r>
+        <w:rPr>
+          <w:rFonts w:ascii="Consolas" w:eastAsia="Times New Roman" w:hAnsi="Consolas" w:cs="Times New Roman"/>
+          <w:color w:val="811F3F"/>
+          <w:kern w:val="0"/>
+          <w:sz w:val="21"/>
+          <w:szCs w:val="21"/>
+          <w14:ligatures w14:val="none"/>
+        </w:rPr>
+        <w:t>'/table-get/'</w:t>
+      </w:r>
+      <w:r>
+        <w:rPr>
+          <w:rFonts w:ascii="Consolas" w:eastAsia="Times New Roman" w:hAnsi="Consolas" w:cs="Times New Roman"/>
+          <w:color w:val="000000"/>
+          <w:kern w:val="0"/>
+          <w:sz w:val="21"/>
+          <w:szCs w:val="21"/>
+          <w14:ligatures w14:val="none"/>
+        </w:rPr>
+        <w:t xml:space="preserve">, </w:t>
+      </w:r>
+      <w:r>
+        <w:rPr>
+          <w:rFonts w:ascii="Consolas" w:eastAsia="Times New Roman" w:hAnsi="Consolas" w:cs="Times New Roman"/>
+          <w:color w:val="0000FF"/>
+          <w:kern w:val="0"/>
+          <w:sz w:val="21"/>
+          <w:szCs w:val="21"/>
+          <w14:ligatures w14:val="none"/>
+        </w:rPr>
+        <w:t>function</w:t>
+      </w:r>
+      <w:r>
+        <w:rPr>
+          <w:rFonts w:ascii="Consolas" w:eastAsia="Times New Roman" w:hAnsi="Consolas" w:cs="Times New Roman"/>
+          <w:color w:val="000000"/>
+          <w:kern w:val="0"/>
+          <w:sz w:val="21"/>
+          <w:szCs w:val="21"/>
+          <w14:ligatures w14:val="none"/>
+        </w:rPr>
+        <w:t xml:space="preserve"> () {</w:t>
+      </w:r>
+    </w:p>
+    <w:p>
+      <w:pPr>
+        <w:shd w:val="clear" w:color="auto" w:fill="FFFFFF"/>
+        <w:spacing w:after="0" w:line="285" w:lineRule="atLeast"/>
+        <w:rPr>
+          <w:rFonts w:ascii="Consolas" w:eastAsia="Times New Roman" w:hAnsi="Consolas" w:cs="Times New Roman"/>
+          <w:color w:val="3B3B3B"/>
+          <w:kern w:val="0"/>
+          <w:sz w:val="21"/>
+          <w:szCs w:val="21"/>
+          <w14:ligatures w14:val="none"/>
+        </w:rPr>
+      </w:pPr>
+      <w:r>
+        <w:rPr>
+          <w:rFonts w:ascii="Consolas" w:eastAsia="Times New Roman" w:hAnsi="Consolas" w:cs="Times New Roman"/>
+          <w:color w:val="000000"/>
+          <w:kern w:val="0"/>
+          <w:sz w:val="21"/>
+          <w:szCs w:val="21"/>
+          <w14:ligatures w14:val="none"/>
+        </w:rPr>
+        <w:t xml:space="preserve">    </w:t>
+      </w:r>
+      <w:r>
+        <w:rPr>
+          <w:rFonts w:ascii="Consolas" w:eastAsia="Times New Roman" w:hAnsi="Consolas" w:cs="Times New Roman"/>
+          <w:color w:val="001080"/>
+          <w:kern w:val="0"/>
+          <w:sz w:val="21"/>
+          <w:szCs w:val="21"/>
+          <w14:ligatures w14:val="none"/>
+        </w:rPr>
+        <w:t>$table</w:t>
+      </w:r>
+      <w:r>
+        <w:rPr>
+          <w:rFonts w:ascii="Consolas" w:eastAsia="Times New Roman" w:hAnsi="Consolas" w:cs="Times New Roman"/>
+          <w:color w:val="000000"/>
+          <w:kern w:val="0"/>
+          <w:sz w:val="21"/>
+          <w:szCs w:val="21"/>
+          <w14:ligatures w14:val="none"/>
+        </w:rPr>
+        <w:t xml:space="preserve"> = </w:t>
+      </w:r>
+      <w:r>
+        <w:rPr>
+          <w:rFonts w:ascii="Consolas" w:eastAsia="Times New Roman" w:hAnsi="Consolas" w:cs="Times New Roman"/>
+          <w:color w:val="267F99"/>
+          <w:kern w:val="0"/>
+          <w:sz w:val="21"/>
+          <w:szCs w:val="21"/>
+          <w14:ligatures w14:val="none"/>
+        </w:rPr>
+        <w:t>Octane</w:t>
+      </w:r>
+      <w:r>
+        <w:rPr>
+          <w:rFonts w:ascii="Consolas" w:eastAsia="Times New Roman" w:hAnsi="Consolas" w:cs="Times New Roman"/>
+          <w:color w:val="000000"/>
+          <w:kern w:val="0"/>
+          <w:sz w:val="21"/>
+          <w:szCs w:val="21"/>
+          <w14:ligatures w14:val="none"/>
+        </w:rPr>
+        <w:t>::</w:t>
+      </w:r>
+      <w:r>
+        <w:rPr>
+          <w:rFonts w:ascii="Consolas" w:eastAsia="Times New Roman" w:hAnsi="Consolas" w:cs="Times New Roman"/>
+          <w:color w:val="795E26"/>
+          <w:kern w:val="0"/>
+          <w:sz w:val="21"/>
+          <w:szCs w:val="21"/>
+          <w14:ligatures w14:val="none"/>
+        </w:rPr>
+        <w:t>table</w:t>
+      </w:r>
+      <w:r>
+        <w:rPr>
+          <w:rFonts w:ascii="Consolas" w:eastAsia="Times New Roman" w:hAnsi="Consolas" w:cs="Times New Roman"/>
+          <w:color w:val="000000"/>
+          <w:kern w:val="0"/>
+          <w:sz w:val="21"/>
+          <w:szCs w:val="21"/>
+          <w14:ligatures w14:val="none"/>
+        </w:rPr>
+        <w:t>(</w:t>
+      </w:r>
+      <w:r>
+        <w:rPr>
+          <w:rFonts w:ascii="Consolas" w:eastAsia="Times New Roman" w:hAnsi="Consolas" w:cs="Times New Roman"/>
+          <w:color w:val="A31515"/>
+          <w:kern w:val="0"/>
+          <w:sz w:val="21"/>
+          <w:szCs w:val="21"/>
+          <w14:ligatures w14:val="none"/>
+        </w:rPr>
+        <w:t>'my-table'</w:t>
+      </w:r>
+      <w:r>
+        <w:rPr>
+          <w:rFonts w:ascii="Consolas" w:eastAsia="Times New Roman" w:hAnsi="Consolas" w:cs="Times New Roman"/>
+          <w:color w:val="000000"/>
+          <w:kern w:val="0"/>
+          <w:sz w:val="21"/>
+          <w:szCs w:val="21"/>
+          <w14:ligatures w14:val="none"/>
+        </w:rPr>
         <w:t>);</w:t>
       </w:r>
     </w:p>
@@ -1061,7 +9525,120 @@
           <w:szCs w:val="21"/>
           <w14:ligatures w14:val="none"/>
         </w:rPr>
-        <w:t xml:space="preserve">            </w:t>
+        <w:t xml:space="preserve">    </w:t>
+      </w:r>
+      <w:r>
+        <w:rPr>
+          <w:rFonts w:ascii="Consolas" w:eastAsia="Times New Roman" w:hAnsi="Consolas" w:cs="Times New Roman"/>
+          <w:color w:val="001080"/>
+          <w:kern w:val="0"/>
+          <w:sz w:val="21"/>
+          <w:szCs w:val="21"/>
+          <w14:ligatures w14:val="none"/>
+        </w:rPr>
+        <w:t>$row</w:t>
+      </w:r>
+      <w:r>
+        <w:rPr>
+          <w:rFonts w:ascii="Consolas" w:eastAsia="Times New Roman" w:hAnsi="Consolas" w:cs="Times New Roman"/>
+          <w:color w:val="000000"/>
+          <w:kern w:val="0"/>
+          <w:sz w:val="21"/>
+          <w:szCs w:val="21"/>
+          <w14:ligatures w14:val="none"/>
+        </w:rPr>
+        <w:t xml:space="preserve"> = </w:t>
+      </w:r>
+      <w:r>
+        <w:rPr>
+          <w:rFonts w:ascii="Consolas" w:eastAsia="Times New Roman" w:hAnsi="Consolas" w:cs="Times New Roman"/>
+          <w:color w:val="001080"/>
+          <w:kern w:val="0"/>
+          <w:sz w:val="21"/>
+          <w:szCs w:val="21"/>
+          <w14:ligatures w14:val="none"/>
+        </w:rPr>
+        <w:t>$table</w:t>
+      </w:r>
+      <w:r>
+        <w:rPr>
+          <w:rFonts w:ascii="Consolas" w:eastAsia="Times New Roman" w:hAnsi="Consolas" w:cs="Times New Roman"/>
+          <w:color w:val="000000"/>
+          <w:kern w:val="0"/>
+          <w:sz w:val="21"/>
+          <w:szCs w:val="21"/>
+          <w14:ligatures w14:val="none"/>
+        </w:rPr>
+        <w:t>-&gt;</w:t>
+      </w:r>
+      <w:r>
+        <w:rPr>
+          <w:rFonts w:ascii="Consolas" w:eastAsia="Times New Roman" w:hAnsi="Consolas" w:cs="Times New Roman"/>
+          <w:color w:val="795E26"/>
+          <w:kern w:val="0"/>
+          <w:sz w:val="21"/>
+          <w:szCs w:val="21"/>
+          <w14:ligatures w14:val="none"/>
+        </w:rPr>
+        <w:t>get</w:t>
+      </w:r>
+      <w:r>
+        <w:rPr>
+          <w:rFonts w:ascii="Consolas" w:eastAsia="Times New Roman" w:hAnsi="Consolas" w:cs="Times New Roman"/>
+          <w:color w:val="000000"/>
+          <w:kern w:val="0"/>
+          <w:sz w:val="21"/>
+          <w:szCs w:val="21"/>
+          <w14:ligatures w14:val="none"/>
+        </w:rPr>
+        <w:t>(</w:t>
+      </w:r>
+      <w:r>
+        <w:rPr>
+          <w:rFonts w:ascii="Consolas" w:eastAsia="Times New Roman" w:hAnsi="Consolas" w:cs="Times New Roman"/>
+          <w:color w:val="098658"/>
+          <w:kern w:val="0"/>
+          <w:sz w:val="21"/>
+          <w:szCs w:val="21"/>
+          <w14:ligatures w14:val="none"/>
+        </w:rPr>
+        <w:t>1</w:t>
+      </w:r>
+      <w:r>
+        <w:rPr>
+          <w:rFonts w:ascii="Consolas" w:eastAsia="Times New Roman" w:hAnsi="Consolas" w:cs="Times New Roman"/>
+          <w:color w:val="000000"/>
+          <w:kern w:val="0"/>
+          <w:sz w:val="21"/>
+          <w:szCs w:val="21"/>
+          <w14:ligatures w14:val="none"/>
+        </w:rPr>
+        <w:t>);</w:t>
+      </w:r>
+    </w:p>
+    <w:p>
+      <w:pPr>
+        <w:shd w:val="clear" w:color="auto" w:fill="FFFFFF"/>
+        <w:spacing w:after="0" w:line="285" w:lineRule="atLeast"/>
+        <w:rPr>
+          <w:rFonts w:ascii="Consolas" w:eastAsia="Times New Roman" w:hAnsi="Consolas" w:cs="Times New Roman"/>
+          <w:color w:val="3B3B3B"/>
+          <w:kern w:val="0"/>
+          <w:sz w:val="21"/>
+          <w:szCs w:val="21"/>
+          <w14:ligatures w14:val="none"/>
+        </w:rPr>
+      </w:pPr>
+      <w:r>
+        <w:rPr>
+          <w:rFonts w:ascii="Consolas" w:eastAsia="Times New Roman" w:hAnsi="Consolas" w:cs="Times New Roman"/>
+          <w:color w:val="000000"/>
+          <w:kern w:val="0"/>
+          <w:sz w:val="21"/>
+          <w:szCs w:val="21"/>
+          <w14:ligatures w14:val="none"/>
+        </w:rPr>
+        <w:t xml:space="preserve">    </w:t>
       </w:r>
       <w:r>
         <w:rPr>
@@ -1088,13 +9665,13 @@
       <w:r>
         <w:rPr>
           <w:rFonts w:ascii="Consolas" w:eastAsia="Times New Roman" w:hAnsi="Consolas" w:cs="Times New Roman"/>
-          <w:color w:val="A31515"/>
-          <w:kern w:val="0"/>
-          <w:sz w:val="21"/>
-          <w:szCs w:val="21"/>
-          <w14:ligatures w14:val="none"/>
-        </w:rPr>
-        <w:t>'World'</w:t>
+          <w:color w:val="001080"/>
+          <w:kern w:val="0"/>
+          <w:sz w:val="21"/>
+          <w:szCs w:val="21"/>
+          <w14:ligatures w14:val="none"/>
+        </w:rPr>
+        <w:t>$row</w:t>
       </w:r>
       <w:r>
         <w:rPr>
@@ -1130,360 +9707,20 @@
           <w:szCs w:val="21"/>
           <w14:ligatures w14:val="none"/>
         </w:rPr>
-        <w:t>        },</w:t>
-      </w:r>
-    </w:p>
-    <w:p>
-      <w:pPr>
-        <w:shd w:val="clear" w:color="auto" w:fill="FFFFFF"/>
-        <w:spacing w:after="0" w:line="285" w:lineRule="atLeast"/>
-        <w:rPr>
-          <w:rFonts w:ascii="Consolas" w:eastAsia="Times New Roman" w:hAnsi="Consolas" w:cs="Times New Roman"/>
-          <w:color w:val="3B3B3B"/>
-          <w:kern w:val="0"/>
-          <w:sz w:val="21"/>
-          <w:szCs w:val="21"/>
-          <w14:ligatures w14:val="none"/>
-        </w:rPr>
-      </w:pPr>
-      <w:r>
-        <w:rPr>
-          <w:rFonts w:ascii="Consolas" w:eastAsia="Times New Roman" w:hAnsi="Consolas" w:cs="Times New Roman"/>
-          <w:color w:val="000000"/>
-          <w:kern w:val="0"/>
-          <w:sz w:val="21"/>
-          <w:szCs w:val="21"/>
-          <w14:ligatures w14:val="none"/>
-        </w:rPr>
-        <w:t>    ]);</w:t>
-      </w:r>
-    </w:p>
-    <w:p>
-      <w:pPr>
-        <w:shd w:val="clear" w:color="auto" w:fill="FFFFFF"/>
-        <w:spacing w:after="0" w:line="285" w:lineRule="atLeast"/>
-        <w:rPr>
-          <w:rFonts w:ascii="Consolas" w:eastAsia="Times New Roman" w:hAnsi="Consolas" w:cs="Times New Roman"/>
-          <w:color w:val="3B3B3B"/>
-          <w:kern w:val="0"/>
-          <w:sz w:val="21"/>
-          <w:szCs w:val="21"/>
-          <w14:ligatures w14:val="none"/>
-        </w:rPr>
-      </w:pPr>
-      <w:r>
-        <w:rPr>
-          <w:rFonts w:ascii="Consolas" w:eastAsia="Times New Roman" w:hAnsi="Consolas" w:cs="Times New Roman"/>
-          <w:color w:val="000000"/>
-          <w:kern w:val="0"/>
-          <w:sz w:val="21"/>
-          <w:szCs w:val="21"/>
-          <w14:ligatures w14:val="none"/>
-        </w:rPr>
-        <w:t xml:space="preserve">    </w:t>
-      </w:r>
-      <w:r>
-        <w:rPr>
-          <w:rFonts w:ascii="Consolas" w:eastAsia="Times New Roman" w:hAnsi="Consolas" w:cs="Times New Roman"/>
-          <w:color w:val="001080"/>
-          <w:kern w:val="0"/>
-          <w:sz w:val="21"/>
-          <w:szCs w:val="21"/>
-          <w14:ligatures w14:val="none"/>
-        </w:rPr>
-        <w:t>$end</w:t>
-      </w:r>
-      <w:r>
-        <w:rPr>
-          <w:rFonts w:ascii="Consolas" w:eastAsia="Times New Roman" w:hAnsi="Consolas" w:cs="Times New Roman"/>
-          <w:color w:val="000000"/>
-          <w:kern w:val="0"/>
-          <w:sz w:val="21"/>
-          <w:szCs w:val="21"/>
-          <w14:ligatures w14:val="none"/>
-        </w:rPr>
-        <w:t xml:space="preserve"> = </w:t>
-      </w:r>
-      <w:r>
-        <w:rPr>
-          <w:rFonts w:ascii="Consolas" w:eastAsia="Times New Roman" w:hAnsi="Consolas" w:cs="Times New Roman"/>
-          <w:color w:val="795E26"/>
-          <w:kern w:val="0"/>
-          <w:sz w:val="21"/>
-          <w:szCs w:val="21"/>
-          <w14:ligatures w14:val="none"/>
-        </w:rPr>
-        <w:t>hrtime</w:t>
-      </w:r>
-      <w:r>
-        <w:rPr>
-          <w:rFonts w:ascii="Consolas" w:eastAsia="Times New Roman" w:hAnsi="Consolas" w:cs="Times New Roman"/>
-          <w:color w:val="000000"/>
-          <w:kern w:val="0"/>
-          <w:sz w:val="21"/>
-          <w:szCs w:val="21"/>
-          <w14:ligatures w14:val="none"/>
-        </w:rPr>
-        <w:t>(</w:t>
-      </w:r>
-      <w:r>
-        <w:rPr>
-          <w:rFonts w:ascii="Consolas" w:eastAsia="Times New Roman" w:hAnsi="Consolas" w:cs="Times New Roman"/>
-          <w:color w:val="0000FF"/>
-          <w:kern w:val="0"/>
-          <w:sz w:val="21"/>
-          <w:szCs w:val="21"/>
-          <w14:ligatures w14:val="none"/>
-        </w:rPr>
-        <w:t>true</w:t>
-      </w:r>
-      <w:r>
-        <w:rPr>
-          <w:rFonts w:ascii="Consolas" w:eastAsia="Times New Roman" w:hAnsi="Consolas" w:cs="Times New Roman"/>
-          <w:color w:val="000000"/>
-          <w:kern w:val="0"/>
-          <w:sz w:val="21"/>
-          <w:szCs w:val="21"/>
-          <w14:ligatures w14:val="none"/>
-        </w:rPr>
-        <w:t>);</w:t>
-      </w:r>
-    </w:p>
-    <w:p>
-      <w:pPr>
-        <w:shd w:val="clear" w:color="auto" w:fill="FFFFFF"/>
-        <w:spacing w:after="0" w:line="285" w:lineRule="atLeast"/>
-        <w:rPr>
-          <w:rFonts w:ascii="Consolas" w:eastAsia="Times New Roman" w:hAnsi="Consolas" w:cs="Times New Roman"/>
-          <w:color w:val="3B3B3B"/>
-          <w:kern w:val="0"/>
-          <w:sz w:val="21"/>
-          <w:szCs w:val="21"/>
-          <w14:ligatures w14:val="none"/>
-        </w:rPr>
-      </w:pPr>
-      <w:r>
-        <w:rPr>
-          <w:rFonts w:ascii="Consolas" w:eastAsia="Times New Roman" w:hAnsi="Consolas" w:cs="Times New Roman"/>
-          <w:color w:val="000000"/>
-          <w:kern w:val="0"/>
-          <w:sz w:val="21"/>
-          <w:szCs w:val="21"/>
-          <w14:ligatures w14:val="none"/>
-        </w:rPr>
-        <w:t xml:space="preserve">    </w:t>
-      </w:r>
-      <w:r>
-        <w:rPr>
-          <w:rFonts w:ascii="Consolas" w:eastAsia="Times New Roman" w:hAnsi="Consolas" w:cs="Times New Roman"/>
-          <w:color w:val="AF00DB"/>
-          <w:kern w:val="0"/>
-          <w:sz w:val="21"/>
-          <w:szCs w:val="21"/>
-          <w14:ligatures w14:val="none"/>
-        </w:rPr>
-        <w:t>return</w:t>
-      </w:r>
-      <w:r>
-        <w:rPr>
-          <w:rFonts w:ascii="Consolas" w:eastAsia="Times New Roman" w:hAnsi="Consolas" w:cs="Times New Roman"/>
-          <w:color w:val="000000"/>
-          <w:kern w:val="0"/>
-          <w:sz w:val="21"/>
-          <w:szCs w:val="21"/>
-          <w14:ligatures w14:val="none"/>
-        </w:rPr>
-        <w:t xml:space="preserve"> </w:t>
-      </w:r>
-      <w:r>
-        <w:rPr>
-          <w:rFonts w:ascii="Consolas" w:eastAsia="Times New Roman" w:hAnsi="Consolas" w:cs="Times New Roman"/>
-          <w:color w:val="A31515"/>
-          <w:kern w:val="0"/>
-          <w:sz w:val="21"/>
-          <w:szCs w:val="21"/>
-          <w14:ligatures w14:val="none"/>
-        </w:rPr>
-        <w:t>"{</w:t>
-      </w:r>
-      <w:r>
-        <w:rPr>
-          <w:rFonts w:ascii="Consolas" w:eastAsia="Times New Roman" w:hAnsi="Consolas" w:cs="Times New Roman"/>
-          <w:color w:val="001080"/>
-          <w:kern w:val="0"/>
-          <w:sz w:val="21"/>
-          <w:szCs w:val="21"/>
-          <w14:ligatures w14:val="none"/>
-        </w:rPr>
-        <w:t>$result1</w:t>
-      </w:r>
-      <w:r>
-        <w:rPr>
-          <w:rFonts w:ascii="Consolas" w:eastAsia="Times New Roman" w:hAnsi="Consolas" w:cs="Times New Roman"/>
-          <w:color w:val="A31515"/>
-          <w:kern w:val="0"/>
-          <w:sz w:val="21"/>
-          <w:szCs w:val="21"/>
-          <w14:ligatures w14:val="none"/>
-        </w:rPr>
-        <w:t>} {</w:t>
-      </w:r>
-      <w:r>
-        <w:rPr>
-          <w:rFonts w:ascii="Consolas" w:eastAsia="Times New Roman" w:hAnsi="Consolas" w:cs="Times New Roman"/>
-          <w:color w:val="001080"/>
-          <w:kern w:val="0"/>
-          <w:sz w:val="21"/>
-          <w:szCs w:val="21"/>
-          <w14:ligatures w14:val="none"/>
-        </w:rPr>
-        <w:t>$result2</w:t>
-      </w:r>
-      <w:r>
-        <w:rPr>
-          <w:rFonts w:ascii="Consolas" w:eastAsia="Times New Roman" w:hAnsi="Consolas" w:cs="Times New Roman"/>
-          <w:color w:val="A31515"/>
-          <w:kern w:val="0"/>
-          <w:sz w:val="21"/>
-          <w:szCs w:val="21"/>
-          <w14:ligatures w14:val="none"/>
-        </w:rPr>
-        <w:t xml:space="preserve">} in </w:t>
-      </w:r>
-      <w:proofErr w:type="gramStart"/>
-      <w:r>
-        <w:rPr>
-          <w:rFonts w:ascii="Consolas" w:eastAsia="Times New Roman" w:hAnsi="Consolas" w:cs="Times New Roman"/>
-          <w:color w:val="A31515"/>
-          <w:kern w:val="0"/>
-          <w:sz w:val="21"/>
-          <w:szCs w:val="21"/>
-          <w14:ligatures w14:val="none"/>
-        </w:rPr>
-        <w:t>"</w:t>
-      </w:r>
-      <w:r>
-        <w:rPr>
-          <w:rFonts w:ascii="Consolas" w:eastAsia="Times New Roman" w:hAnsi="Consolas" w:cs="Times New Roman"/>
-          <w:color w:val="000000"/>
-          <w:kern w:val="0"/>
-          <w:sz w:val="21"/>
-          <w:szCs w:val="21"/>
-          <w14:ligatures w14:val="none"/>
-        </w:rPr>
-        <w:t>.(</w:t>
-      </w:r>
-      <w:proofErr w:type="gramEnd"/>
-      <w:r>
-        <w:rPr>
-          <w:rFonts w:ascii="Consolas" w:eastAsia="Times New Roman" w:hAnsi="Consolas" w:cs="Times New Roman"/>
-          <w:color w:val="001080"/>
-          <w:kern w:val="0"/>
-          <w:sz w:val="21"/>
-          <w:szCs w:val="21"/>
-          <w14:ligatures w14:val="none"/>
-        </w:rPr>
-        <w:t>$end</w:t>
-      </w:r>
-      <w:r>
-        <w:rPr>
-          <w:rFonts w:ascii="Consolas" w:eastAsia="Times New Roman" w:hAnsi="Consolas" w:cs="Times New Roman"/>
-          <w:color w:val="000000"/>
-          <w:kern w:val="0"/>
-          <w:sz w:val="21"/>
-          <w:szCs w:val="21"/>
-          <w14:ligatures w14:val="none"/>
-        </w:rPr>
-        <w:t xml:space="preserve"> - </w:t>
-      </w:r>
-      <w:r>
-        <w:rPr>
-          <w:rFonts w:ascii="Consolas" w:eastAsia="Times New Roman" w:hAnsi="Consolas" w:cs="Times New Roman"/>
-          <w:color w:val="001080"/>
-          <w:kern w:val="0"/>
-          <w:sz w:val="21"/>
-          <w:szCs w:val="21"/>
-          <w14:ligatures w14:val="none"/>
-        </w:rPr>
-        <w:t>$start</w:t>
-      </w:r>
-      <w:r>
-        <w:rPr>
-          <w:rFonts w:ascii="Consolas" w:eastAsia="Times New Roman" w:hAnsi="Consolas" w:cs="Times New Roman"/>
-          <w:color w:val="000000"/>
-          <w:kern w:val="0"/>
-          <w:sz w:val="21"/>
-          <w:szCs w:val="21"/>
-          <w14:ligatures w14:val="none"/>
-        </w:rPr>
-        <w:t>) /.</w:t>
-      </w:r>
-      <w:r>
-        <w:rPr>
-          <w:rFonts w:ascii="Consolas" w:eastAsia="Times New Roman" w:hAnsi="Consolas" w:cs="Times New Roman"/>
-          <w:color w:val="A31515"/>
-          <w:kern w:val="0"/>
-          <w:sz w:val="21"/>
-          <w:szCs w:val="21"/>
-          <w14:ligatures w14:val="none"/>
-        </w:rPr>
-        <w:t xml:space="preserve">' </w:t>
-      </w:r>
-      <w:proofErr w:type="gramStart"/>
-      <w:r>
-        <w:rPr>
-          <w:rFonts w:ascii="Consolas" w:eastAsia="Times New Roman" w:hAnsi="Consolas" w:cs="Times New Roman"/>
-          <w:color w:val="A31515"/>
-          <w:kern w:val="0"/>
-          <w:sz w:val="21"/>
-          <w:szCs w:val="21"/>
-          <w14:ligatures w14:val="none"/>
-        </w:rPr>
-        <w:t>seconds'</w:t>
-      </w:r>
-      <w:proofErr w:type="gramEnd"/>
-      <w:r>
-        <w:rPr>
-          <w:rFonts w:ascii="Consolas" w:eastAsia="Times New Roman" w:hAnsi="Consolas" w:cs="Times New Roman"/>
-          <w:color w:val="000000"/>
-          <w:kern w:val="0"/>
-          <w:sz w:val="21"/>
-          <w:szCs w:val="21"/>
-          <w14:ligatures w14:val="none"/>
-        </w:rPr>
-        <w:t>;</w:t>
-      </w:r>
-    </w:p>
-    <w:p>
-      <w:pPr>
-        <w:shd w:val="clear" w:color="auto" w:fill="FFFFFF"/>
-        <w:spacing w:after="0" w:line="285" w:lineRule="atLeast"/>
-        <w:rPr>
-          <w:rFonts w:ascii="Consolas" w:eastAsia="Times New Roman" w:hAnsi="Consolas" w:cs="Times New Roman"/>
-          <w:color w:val="3B3B3B"/>
-          <w:kern w:val="0"/>
-          <w:sz w:val="21"/>
-          <w:szCs w:val="21"/>
-          <w14:ligatures w14:val="none"/>
-        </w:rPr>
-      </w:pPr>
-      <w:r>
-        <w:rPr>
-          <w:rFonts w:ascii="Consolas" w:eastAsia="Times New Roman" w:hAnsi="Consolas" w:cs="Times New Roman"/>
-          <w:color w:val="000000"/>
-          <w:kern w:val="0"/>
-          <w:sz w:val="21"/>
-          <w:szCs w:val="21"/>
-          <w14:ligatures w14:val="none"/>
-        </w:rPr>
         <w:t>});</w:t>
       </w:r>
     </w:p>
     <w:p>
       <w:pPr>
         <w:ind w:left="720" w:firstLine="720"/>
-      </w:pPr>
-      <w:r>
+        <w:rPr>
+          <w:rFonts w:cs="Sakkal Majalla"/>
+        </w:rPr>
+      </w:pPr>
+      <w:r>
+        <w:rPr>
+          <w:rFonts w:cs="Sakkal Majalla"/>
+        </w:rPr>
         <w:t>=========================================</w:t>
       </w:r>
     </w:p>
@@ -1504,6 +9741,127 @@
     </w:sectPr>
   </w:body>
 </w:document>
+</file>
+
+<file path=word/numbering.xml><?xml version="1.0" encoding="utf-8"?>
+<w:numbering xmlns:wpc="http://schemas.microsoft.com/office/word/2010/wordprocessingCanvas" xmlns:cx="http://schemas.microsoft.com/office/drawing/2014/chartex" xmlns:cx1="http://schemas.microsoft.com/office/drawing/2015/9/8/chartex" xmlns:cx2="http://schemas.microsoft.com/office/drawing/2015/10/21/chartex" xmlns:cx3="http://schemas.microsoft.com/office/drawing/2016/5/9/chartex" xmlns:cx4="http://schemas.microsoft.com/office/drawing/2016/5/10/chartex" xmlns:cx5="http://schemas.microsoft.com/office/drawing/2016/5/11/chartex" xmlns:cx6="http://schemas.microsoft.com/office/drawing/2016/5/12/chartex" xmlns:cx7="http://schemas.microsoft.com/office/drawing/2016/5/13/chartex" xmlns:cx8="http://schemas.microsoft.com/office/drawing/2016/5/14/chartex" xmlns:mc="http://schemas.openxmlformats.org/markup-compatibility/2006" xmlns:aink="http://schemas.microsoft.com/office/drawing/2016/ink" xmlns:am3d="http://schemas.microsoft.com/office/drawing/2017/model3d" xmlns:o="urn:schemas-microsoft-com:office:office" xmlns:oel="http://schemas.microsoft.com/office/2019/extlst" xmlns:r="http://schemas.openxmlformats.org/officeDocument/2006/relationships" xmlns:m="http://schemas.openxmlformats.org/officeDocument/2006/math" xmlns:v="urn:schemas-microsoft-com:vml" xmlns:wp14="http://schemas.microsoft.com/office/word/2010/wordprocessingDrawing" xmlns:wp="http://schemas.openxmlformats.org/drawingml/2006/wordprocessingDrawing" xmlns:w10="urn:schemas-microsoft-com:office:word" xmlns:w="http://schemas.openxmlformats.org/wordprocessingml/2006/main" xmlns:w14="http://schemas.microsoft.com/office/word/2010/wordml" xmlns:w15="http://schemas.microsoft.com/office/word/2012/wordml" xmlns:w16cex="http://schemas.microsoft.com/office/word/2018/wordml/cex" xmlns:w16cid="http://schemas.microsoft.com/office/word/2016/wordml/cid" xmlns:w16="http://schemas.microsoft.com/office/word/2018/wordml" xmlns:w16du="http://schemas.microsoft.com/office/word/2023/wordml/word16du" xmlns:w16sdtdh="http://schemas.microsoft.com/office/word/2020/wordml/sdtdatahash" xmlns:w16sdtfl="http://schemas.microsoft.com/office/word/2024/wordml/sdtformatlock" xmlns:w16se="http://schemas.microsoft.com/office/word/2015/wordml/symex" xmlns:wpg="http://schemas.microsoft.com/office/word/2010/wordprocessingGroup" xmlns:wpi="http://schemas.microsoft.com/office/word/2010/wordprocessingInk" xmlns:wne="http://schemas.microsoft.com/office/word/2006/wordml" xmlns:wps="http://schemas.microsoft.com/office/word/2010/wordprocessingShape" mc:Ignorable="w14 w15 w16se w16cid w16 w16cex w16sdtdh w16sdtfl w16du wp14">
+  <w:abstractNum w:abstractNumId="0" w15:restartNumberingAfterBreak="0">
+    <w:nsid w:val="29E57056"/>
+    <w:multiLevelType w:val="hybridMultilevel"/>
+    <w:tmpl w:val="CB66A398"/>
+    <w:lvl w:ilvl="0" w:tplc="04090001">
+      <w:start w:val="1"/>
+      <w:numFmt w:val="bullet"/>
+      <w:lvlText w:val=""/>
+      <w:lvlJc w:val="left"/>
+      <w:pPr>
+        <w:ind w:left="720" w:hanging="360"/>
+      </w:pPr>
+      <w:rPr>
+        <w:rFonts w:ascii="Symbol" w:hAnsi="Symbol" w:hint="default"/>
+      </w:rPr>
+    </w:lvl>
+    <w:lvl w:ilvl="1" w:tplc="04090003" w:tentative="1">
+      <w:start w:val="1"/>
+      <w:numFmt w:val="bullet"/>
+      <w:lvlText w:val="o"/>
+      <w:lvlJc w:val="left"/>
+      <w:pPr>
+        <w:ind w:left="1440" w:hanging="360"/>
+      </w:pPr>
+      <w:rPr>
+        <w:rFonts w:ascii="Courier New" w:hAnsi="Courier New" w:cs="Courier New" w:hint="default"/>
+      </w:rPr>
+    </w:lvl>
+    <w:lvl w:ilvl="2" w:tplc="04090005" w:tentative="1">
+      <w:start w:val="1"/>
+      <w:numFmt w:val="bullet"/>
+      <w:lvlText w:val=""/>
+      <w:lvlJc w:val="left"/>
+      <w:pPr>
+        <w:ind w:left="2160" w:hanging="360"/>
+      </w:pPr>
+      <w:rPr>
+        <w:rFonts w:ascii="Wingdings" w:hAnsi="Wingdings" w:hint="default"/>
+      </w:rPr>
+    </w:lvl>
+    <w:lvl w:ilvl="3" w:tplc="04090001" w:tentative="1">
+      <w:start w:val="1"/>
+      <w:numFmt w:val="bullet"/>
+      <w:lvlText w:val=""/>
+      <w:lvlJc w:val="left"/>
+      <w:pPr>
+        <w:ind w:left="2880" w:hanging="360"/>
+      </w:pPr>
+      <w:rPr>
+        <w:rFonts w:ascii="Symbol" w:hAnsi="Symbol" w:hint="default"/>
+      </w:rPr>
+    </w:lvl>
+    <w:lvl w:ilvl="4" w:tplc="04090003" w:tentative="1">
+      <w:start w:val="1"/>
+      <w:numFmt w:val="bullet"/>
+      <w:lvlText w:val="o"/>
+      <w:lvlJc w:val="left"/>
+      <w:pPr>
+        <w:ind w:left="3600" w:hanging="360"/>
+      </w:pPr>
+      <w:rPr>
+        <w:rFonts w:ascii="Courier New" w:hAnsi="Courier New" w:cs="Courier New" w:hint="default"/>
+      </w:rPr>
+    </w:lvl>
+    <w:lvl w:ilvl="5" w:tplc="04090005" w:tentative="1">
+      <w:start w:val="1"/>
+      <w:numFmt w:val="bullet"/>
+      <w:lvlText w:val=""/>
+      <w:lvlJc w:val="left"/>
+      <w:pPr>
+        <w:ind w:left="4320" w:hanging="360"/>
+      </w:pPr>
+      <w:rPr>
+        <w:rFonts w:ascii="Wingdings" w:hAnsi="Wingdings" w:hint="default"/>
+      </w:rPr>
+    </w:lvl>
+    <w:lvl w:ilvl="6" w:tplc="04090001" w:tentative="1">
+      <w:start w:val="1"/>
+      <w:numFmt w:val="bullet"/>
+      <w:lvlText w:val=""/>
+      <w:lvlJc w:val="left"/>
+      <w:pPr>
+        <w:ind w:left="5040" w:hanging="360"/>
+      </w:pPr>
+      <w:rPr>
+        <w:rFonts w:ascii="Symbol" w:hAnsi="Symbol" w:hint="default"/>
+      </w:rPr>
+    </w:lvl>
+    <w:lvl w:ilvl="7" w:tplc="04090003" w:tentative="1">
+      <w:start w:val="1"/>
+      <w:numFmt w:val="bullet"/>
+      <w:lvlText w:val="o"/>
+      <w:lvlJc w:val="left"/>
+      <w:pPr>
+        <w:ind w:left="5760" w:hanging="360"/>
+      </w:pPr>
+      <w:rPr>
+        <w:rFonts w:ascii="Courier New" w:hAnsi="Courier New" w:cs="Courier New" w:hint="default"/>
+      </w:rPr>
+    </w:lvl>
+    <w:lvl w:ilvl="8" w:tplc="04090005" w:tentative="1">
+      <w:start w:val="1"/>
+      <w:numFmt w:val="bullet"/>
+      <w:lvlText w:val=""/>
+      <w:lvlJc w:val="left"/>
+      <w:pPr>
+        <w:ind w:left="6480" w:hanging="360"/>
+      </w:pPr>
+      <w:rPr>
+        <w:rFonts w:ascii="Wingdings" w:hAnsi="Wingdings" w:hint="default"/>
+      </w:rPr>
+    </w:lvl>
+  </w:abstractNum>
+  <w:num w:numId="1" w16cid:durableId="2061779676">
+    <w:abstractNumId w:val="0"/>
+  </w:num>
+</w:numbering>
 </file>
 
 <file path=word/styles.xml><?xml version="1.0" encoding="utf-8"?>
@@ -1906,7 +10264,7 @@
   <w:style w:type="paragraph" w:default="1" w:styleId="Normal">
     <w:name w:val="Normal"/>
     <w:qFormat/>
-    <w:rsid w:val="00C2729D"/>
+    <w:rsid w:val="00EC5ABA"/>
   </w:style>
   <w:style w:type="paragraph" w:styleId="Heading1">
     <w:name w:val="heading 1"/>

--- a/Laravel/Laravel-notes-from-docs/Laravel-Notes-03.docx
+++ b/Laravel/Laravel-notes-from-docs/Laravel-Notes-03.docx
@@ -226,7 +226,25 @@
           <w:sz w:val="28"/>
           <w:szCs w:val="28"/>
         </w:rPr>
-        <w:t>the hrtime() function.</w:t>
+        <w:t xml:space="preserve">the </w:t>
+      </w:r>
+      <w:proofErr w:type="gramStart"/>
+      <w:r>
+        <w:rPr>
+          <w:rFonts w:ascii="Sakkal Majalla" w:hAnsi="Sakkal Majalla" w:cs="Sakkal Majalla"/>
+          <w:sz w:val="28"/>
+          <w:szCs w:val="28"/>
+        </w:rPr>
+        <w:t>hrtime(</w:t>
+      </w:r>
+      <w:proofErr w:type="gramEnd"/>
+      <w:r>
+        <w:rPr>
+          <w:rFonts w:ascii="Sakkal Majalla" w:hAnsi="Sakkal Majalla" w:cs="Sakkal Majalla"/>
+          <w:sz w:val="28"/>
+          <w:szCs w:val="28"/>
+        </w:rPr>
+        <w:t>) function.</w:t>
       </w:r>
     </w:p>
     <w:p>
@@ -387,6 +405,7 @@
           <w14:ligatures w14:val="none"/>
         </w:rPr>
       </w:pPr>
+      <w:proofErr w:type="gramStart"/>
       <w:r>
         <w:rPr>
           <w:rFonts w:ascii="Consolas" w:eastAsia="Times New Roman" w:hAnsi="Consolas" w:cs="Times New Roman"/>
@@ -431,6 +450,7 @@
         </w:rPr>
         <w:t>(</w:t>
       </w:r>
+      <w:proofErr w:type="gramEnd"/>
       <w:r>
         <w:rPr>
           <w:rFonts w:ascii="Consolas" w:eastAsia="Times New Roman" w:hAnsi="Consolas" w:cs="Times New Roman"/>
@@ -635,6 +655,7 @@
         </w:rPr>
         <w:t xml:space="preserve">] = </w:t>
       </w:r>
+      <w:proofErr w:type="gramStart"/>
       <w:r>
         <w:rPr>
           <w:rFonts w:ascii="Consolas" w:eastAsia="Times New Roman" w:hAnsi="Consolas" w:cs="Times New Roman"/>
@@ -677,7 +698,19 @@
           <w:szCs w:val="21"/>
           <w14:ligatures w14:val="none"/>
         </w:rPr>
-        <w:t>([</w:t>
+        <w:t>(</w:t>
+      </w:r>
+      <w:proofErr w:type="gramEnd"/>
+      <w:r>
+        <w:rPr>
+          <w:rFonts w:ascii="Consolas" w:eastAsia="Times New Roman" w:hAnsi="Consolas" w:cs="Times New Roman"/>
+          <w:color w:val="000000"/>
+          <w:kern w:val="0"/>
+          <w:sz w:val="21"/>
+          <w:szCs w:val="21"/>
+          <w14:ligatures w14:val="none"/>
+        </w:rPr>
+        <w:t>[</w:t>
       </w:r>
     </w:p>
     <w:p>
@@ -751,6 +784,7 @@
         </w:rPr>
         <w:t xml:space="preserve">            </w:t>
       </w:r>
+      <w:proofErr w:type="gramStart"/>
       <w:r>
         <w:rPr>
           <w:rFonts w:ascii="Consolas" w:eastAsia="Times New Roman" w:hAnsi="Consolas" w:cs="Times New Roman"/>
@@ -773,6 +807,7 @@
         </w:rPr>
         <w:t>(</w:t>
       </w:r>
+      <w:proofErr w:type="gramEnd"/>
       <w:r>
         <w:rPr>
           <w:rFonts w:ascii="Consolas" w:eastAsia="Times New Roman" w:hAnsi="Consolas" w:cs="Times New Roman"/>
@@ -961,6 +996,7 @@
         </w:rPr>
         <w:t xml:space="preserve">            </w:t>
       </w:r>
+      <w:proofErr w:type="gramStart"/>
       <w:r>
         <w:rPr>
           <w:rFonts w:ascii="Consolas" w:eastAsia="Times New Roman" w:hAnsi="Consolas" w:cs="Times New Roman"/>
@@ -983,6 +1019,7 @@
         </w:rPr>
         <w:t>(</w:t>
       </w:r>
+      <w:proofErr w:type="gramEnd"/>
       <w:r>
         <w:rPr>
           <w:rFonts w:ascii="Consolas" w:eastAsia="Times New Roman" w:hAnsi="Consolas" w:cs="Times New Roman"/>
@@ -1315,7 +1352,19 @@
           <w:szCs w:val="21"/>
           <w14:ligatures w14:val="none"/>
         </w:rPr>
-        <w:t>} in "</w:t>
+        <w:t xml:space="preserve">} in </w:t>
+      </w:r>
+      <w:proofErr w:type="gramStart"/>
+      <w:r>
+        <w:rPr>
+          <w:rFonts w:ascii="Consolas" w:eastAsia="Times New Roman" w:hAnsi="Consolas" w:cs="Times New Roman"/>
+          <w:color w:val="A31515"/>
+          <w:kern w:val="0"/>
+          <w:sz w:val="21"/>
+          <w:szCs w:val="21"/>
+          <w14:ligatures w14:val="none"/>
+        </w:rPr>
+        <w:t>"</w:t>
       </w:r>
       <w:r>
         <w:rPr>
@@ -1328,6 +1377,7 @@
         </w:rPr>
         <w:t>.(</w:t>
       </w:r>
+      <w:proofErr w:type="gramEnd"/>
       <w:r>
         <w:rPr>
           <w:rFonts w:ascii="Consolas" w:eastAsia="Times New Roman" w:hAnsi="Consolas" w:cs="Times New Roman"/>
@@ -1381,8 +1431,21 @@
           <w:szCs w:val="21"/>
           <w14:ligatures w14:val="none"/>
         </w:rPr>
-        <w:t>' seconds'</w:t>
-      </w:r>
+        <w:t xml:space="preserve">' </w:t>
+      </w:r>
+      <w:proofErr w:type="gramStart"/>
+      <w:r>
+        <w:rPr>
+          <w:rFonts w:ascii="Consolas" w:eastAsia="Times New Roman" w:hAnsi="Consolas" w:cs="Times New Roman"/>
+          <w:color w:val="A31515"/>
+          <w:kern w:val="0"/>
+          <w:sz w:val="21"/>
+          <w:szCs w:val="21"/>
+          <w14:ligatures w14:val="none"/>
+        </w:rPr>
+        <w:t>seconds'</w:t>
+      </w:r>
+      <w:proofErr w:type="gramEnd"/>
       <w:r>
         <w:rPr>
           <w:rFonts w:ascii="Consolas" w:eastAsia="Times New Roman" w:hAnsi="Consolas" w:cs="Times New Roman"/>
@@ -1444,6 +1507,7 @@
         </w:rPr>
         <w:t xml:space="preserve">With Swoole, you can use the </w:t>
       </w:r>
+      <w:proofErr w:type="gramStart"/>
       <w:r>
         <w:rPr>
           <w:rFonts w:ascii="Sakkal Majalla" w:hAnsi="Sakkal Majalla" w:cs="Sakkal Majalla"/>
@@ -1480,7 +1544,16 @@
           <w:sz w:val="28"/>
           <w:szCs w:val="28"/>
         </w:rPr>
-        <w:t>() function, where you can provide a name (</w:t>
+        <w:t>(</w:t>
+      </w:r>
+      <w:proofErr w:type="gramEnd"/>
+      <w:r>
+        <w:rPr>
+          <w:rFonts w:ascii="Sakkal Majalla" w:hAnsi="Sakkal Majalla" w:cs="Sakkal Majalla"/>
+          <w:sz w:val="28"/>
+          <w:szCs w:val="28"/>
+        </w:rPr>
+        <w:t>) function, where you can provide a name (</w:t>
       </w:r>
       <w:r>
         <w:rPr>
@@ -1863,6 +1936,7 @@
         </w:rPr>
         <w:t xml:space="preserve"> </w:t>
       </w:r>
+      <w:proofErr w:type="gramStart"/>
       <w:r>
         <w:rPr>
           <w:rFonts w:ascii="Consolas" w:eastAsia="Times New Roman" w:hAnsi="Consolas" w:cs="Times New Roman"/>
@@ -1883,7 +1957,19 @@
           <w:szCs w:val="21"/>
           <w14:ligatures w14:val="none"/>
         </w:rPr>
-        <w:t xml:space="preserve">(): </w:t>
+        <w:t>(</w:t>
+      </w:r>
+      <w:proofErr w:type="gramEnd"/>
+      <w:r>
+        <w:rPr>
+          <w:rFonts w:ascii="Consolas" w:eastAsia="Times New Roman" w:hAnsi="Consolas" w:cs="Times New Roman"/>
+          <w:color w:val="000000"/>
+          <w:kern w:val="0"/>
+          <w:sz w:val="21"/>
+          <w:szCs w:val="21"/>
+          <w14:ligatures w14:val="none"/>
+        </w:rPr>
+        <w:t xml:space="preserve">): </w:t>
       </w:r>
       <w:r>
         <w:rPr>
@@ -1946,6 +2032,7 @@
         </w:rPr>
         <w:t xml:space="preserve">        </w:t>
       </w:r>
+      <w:proofErr w:type="gramStart"/>
       <w:r>
         <w:rPr>
           <w:rFonts w:ascii="Consolas" w:eastAsia="Times New Roman" w:hAnsi="Consolas" w:cs="Times New Roman"/>
@@ -1990,6 +2077,7 @@
         </w:rPr>
         <w:t>(</w:t>
       </w:r>
+      <w:proofErr w:type="gramEnd"/>
     </w:p>
     <w:p>
       <w:pPr>
@@ -2024,7 +2112,31 @@
           <w:szCs w:val="21"/>
           <w14:ligatures w14:val="none"/>
         </w:rPr>
-        <w:t>'simple-ticker'</w:t>
+        <w:t>'</w:t>
+      </w:r>
+      <w:proofErr w:type="gramStart"/>
+      <w:r>
+        <w:rPr>
+          <w:rFonts w:ascii="Consolas" w:eastAsia="Times New Roman" w:hAnsi="Consolas" w:cs="Times New Roman"/>
+          <w:color w:val="A31515"/>
+          <w:kern w:val="0"/>
+          <w:sz w:val="21"/>
+          <w:szCs w:val="21"/>
+          <w14:ligatures w14:val="none"/>
+        </w:rPr>
+        <w:t>simple</w:t>
+      </w:r>
+      <w:proofErr w:type="gramEnd"/>
+      <w:r>
+        <w:rPr>
+          <w:rFonts w:ascii="Consolas" w:eastAsia="Times New Roman" w:hAnsi="Consolas" w:cs="Times New Roman"/>
+          <w:color w:val="A31515"/>
+          <w:kern w:val="0"/>
+          <w:sz w:val="21"/>
+          <w:szCs w:val="21"/>
+          <w14:ligatures w14:val="none"/>
+        </w:rPr>
+        <w:t>-ticker'</w:t>
       </w:r>
       <w:r>
         <w:rPr>
@@ -2059,6 +2171,7 @@
         </w:rPr>
         <w:t xml:space="preserve"> () =&gt; </w:t>
       </w:r>
+      <w:proofErr w:type="gramStart"/>
       <w:r>
         <w:rPr>
           <w:rFonts w:ascii="Consolas" w:eastAsia="Times New Roman" w:hAnsi="Consolas" w:cs="Times New Roman"/>
@@ -2103,6 +2216,7 @@
         </w:rPr>
         <w:t>(</w:t>
       </w:r>
+      <w:proofErr w:type="gramEnd"/>
       <w:r>
         <w:rPr>
           <w:rFonts w:ascii="Consolas" w:eastAsia="Times New Roman" w:hAnsi="Consolas" w:cs="Times New Roman"/>
@@ -2147,6 +2261,7 @@
         </w:rPr>
         <w:t xml:space="preserve"> =&gt; </w:t>
       </w:r>
+      <w:proofErr w:type="gramStart"/>
       <w:r>
         <w:rPr>
           <w:rFonts w:ascii="Consolas" w:eastAsia="Times New Roman" w:hAnsi="Consolas" w:cs="Times New Roman"/>
@@ -2167,7 +2282,19 @@
           <w:szCs w:val="21"/>
           <w14:ligatures w14:val="none"/>
         </w:rPr>
-        <w:t>()])</w:t>
+        <w:t>(</w:t>
+      </w:r>
+      <w:proofErr w:type="gramEnd"/>
+      <w:r>
+        <w:rPr>
+          <w:rFonts w:ascii="Consolas" w:eastAsia="Times New Roman" w:hAnsi="Consolas" w:cs="Times New Roman"/>
+          <w:color w:val="000000"/>
+          <w:kern w:val="0"/>
+          <w:sz w:val="21"/>
+          <w:szCs w:val="21"/>
+          <w14:ligatures w14:val="none"/>
+        </w:rPr>
+        <w:t>)])</w:t>
       </w:r>
     </w:p>
     <w:p>
@@ -2194,6 +2321,7 @@
         </w:rPr>
         <w:t>        ) -&gt;</w:t>
       </w:r>
+      <w:proofErr w:type="gramStart"/>
       <w:r>
         <w:rPr>
           <w:rFonts w:ascii="Consolas" w:eastAsia="Times New Roman" w:hAnsi="Consolas" w:cs="Times New Roman"/>
@@ -2216,6 +2344,7 @@
         </w:rPr>
         <w:t>(</w:t>
       </w:r>
+      <w:proofErr w:type="gramEnd"/>
       <w:r>
         <w:rPr>
           <w:rFonts w:ascii="Consolas" w:eastAsia="Times New Roman" w:hAnsi="Consolas" w:cs="Times New Roman"/>
@@ -2238,6 +2367,7 @@
         </w:rPr>
         <w:t>) -&gt;</w:t>
       </w:r>
+      <w:proofErr w:type="gramStart"/>
       <w:r>
         <w:rPr>
           <w:rFonts w:ascii="Consolas" w:eastAsia="Times New Roman" w:hAnsi="Consolas" w:cs="Times New Roman"/>
@@ -2258,7 +2388,19 @@
           <w:szCs w:val="21"/>
           <w14:ligatures w14:val="none"/>
         </w:rPr>
-        <w:t>();</w:t>
+        <w:t>(</w:t>
+      </w:r>
+      <w:proofErr w:type="gramEnd"/>
+      <w:r>
+        <w:rPr>
+          <w:rFonts w:ascii="Consolas" w:eastAsia="Times New Roman" w:hAnsi="Consolas" w:cs="Times New Roman"/>
+          <w:color w:val="000000"/>
+          <w:kern w:val="0"/>
+          <w:sz w:val="21"/>
+          <w:szCs w:val="21"/>
+          <w14:ligatures w14:val="none"/>
+        </w:rPr>
+        <w:t>);</w:t>
       </w:r>
     </w:p>
     <w:p>
@@ -2368,6 +2510,7 @@
         <w:lastRenderedPageBreak/>
         <w:t xml:space="preserve">The </w:t>
       </w:r>
+      <w:proofErr w:type="gramStart"/>
       <w:r>
         <w:rPr>
           <w:rFonts w:ascii="Sakkal Majalla" w:hAnsi="Sakkal Majalla" w:cs="Sakkal Majalla"/>
@@ -2404,7 +2547,16 @@
           <w:sz w:val="28"/>
           <w:szCs w:val="28"/>
         </w:rPr>
-        <w:t xml:space="preserve">() method returns the InvokeTickCallable object that implements a few methods: </w:t>
+        <w:t>(</w:t>
+      </w:r>
+      <w:proofErr w:type="gramEnd"/>
+      <w:r>
+        <w:rPr>
+          <w:rFonts w:ascii="Sakkal Majalla" w:hAnsi="Sakkal Majalla" w:cs="Sakkal Majalla"/>
+          <w:sz w:val="28"/>
+          <w:szCs w:val="28"/>
+        </w:rPr>
+        <w:t xml:space="preserve">) method returns the InvokeTickCallable object that implements a few methods: </w:t>
       </w:r>
     </w:p>
     <w:p>
@@ -2661,6 +2813,7 @@
         </w:rPr>
         <w:t xml:space="preserve"> you can use </w:t>
       </w:r>
+      <w:proofErr w:type="gramStart"/>
       <w:r>
         <w:rPr>
           <w:rFonts w:ascii="Sakkal Majalla" w:hAnsi="Sakkal Majalla" w:cs="Sakkal Majalla"/>
@@ -2680,6 +2833,7 @@
         </w:rPr>
         <w:t>::</w:t>
       </w:r>
+      <w:proofErr w:type="gramEnd"/>
       <w:r>
         <w:rPr>
           <w:rFonts w:ascii="Sakkal Majalla" w:hAnsi="Sakkal Majalla" w:cs="Sakkal Majalla"/>
@@ -2718,6 +2872,7 @@
         </w:rPr>
         <w:t xml:space="preserve">). Once you have the instance, you can use the </w:t>
       </w:r>
+      <w:proofErr w:type="gramStart"/>
       <w:r>
         <w:rPr>
           <w:rFonts w:ascii="Sakkal Majalla" w:hAnsi="Sakkal Majalla" w:cs="Sakkal Majalla"/>
@@ -2735,7 +2890,16 @@
           <w:sz w:val="28"/>
           <w:szCs w:val="28"/>
         </w:rPr>
-        <w:t>() method to store the new value.</w:t>
+        <w:t>(</w:t>
+      </w:r>
+      <w:proofErr w:type="gramEnd"/>
+      <w:r>
+        <w:rPr>
+          <w:rFonts w:ascii="Sakkal Majalla" w:hAnsi="Sakkal Majalla" w:cs="Sakkal Majalla"/>
+          <w:sz w:val="28"/>
+          <w:szCs w:val="28"/>
+        </w:rPr>
+        <w:t>) method to store the new value.</w:t>
       </w:r>
     </w:p>
     <w:p>
@@ -3193,6 +3357,7 @@
         </w:rPr>
         <w:t xml:space="preserve"> </w:t>
       </w:r>
+      <w:proofErr w:type="gramStart"/>
       <w:r>
         <w:rPr>
           <w:rFonts w:ascii="Consolas" w:eastAsia="Times New Roman" w:hAnsi="Consolas" w:cs="Times New Roman"/>
@@ -3213,7 +3378,19 @@
           <w:szCs w:val="21"/>
           <w14:ligatures w14:val="none"/>
         </w:rPr>
-        <w:t xml:space="preserve">(): </w:t>
+        <w:t>(</w:t>
+      </w:r>
+      <w:proofErr w:type="gramEnd"/>
+      <w:r>
+        <w:rPr>
+          <w:rFonts w:ascii="Consolas" w:eastAsia="Times New Roman" w:hAnsi="Consolas" w:cs="Times New Roman"/>
+          <w:color w:val="000000"/>
+          <w:kern w:val="0"/>
+          <w:sz w:val="21"/>
+          <w:szCs w:val="21"/>
+          <w14:ligatures w14:val="none"/>
+        </w:rPr>
+        <w:t xml:space="preserve">): </w:t>
       </w:r>
       <w:r>
         <w:rPr>
@@ -3276,6 +3453,7 @@
         </w:rPr>
         <w:t xml:space="preserve">        </w:t>
       </w:r>
+      <w:proofErr w:type="gramStart"/>
       <w:r>
         <w:rPr>
           <w:rFonts w:ascii="Consolas" w:eastAsia="Times New Roman" w:hAnsi="Consolas" w:cs="Times New Roman"/>
@@ -3320,6 +3498,7 @@
         </w:rPr>
         <w:t>(</w:t>
       </w:r>
+      <w:proofErr w:type="gramEnd"/>
       <w:r>
         <w:rPr>
           <w:rFonts w:ascii="Consolas" w:eastAsia="Times New Roman" w:hAnsi="Consolas" w:cs="Times New Roman"/>
@@ -3342,6 +3521,7 @@
         </w:rPr>
         <w:t xml:space="preserve">, </w:t>
       </w:r>
+      <w:proofErr w:type="gramStart"/>
       <w:r>
         <w:rPr>
           <w:rFonts w:ascii="Consolas" w:eastAsia="Times New Roman" w:hAnsi="Consolas" w:cs="Times New Roman"/>
@@ -3362,7 +3542,19 @@
           <w:szCs w:val="21"/>
           <w14:ligatures w14:val="none"/>
         </w:rPr>
-        <w:t>() {</w:t>
+        <w:t>(</w:t>
+      </w:r>
+      <w:proofErr w:type="gramEnd"/>
+      <w:r>
+        <w:rPr>
+          <w:rFonts w:ascii="Consolas" w:eastAsia="Times New Roman" w:hAnsi="Consolas" w:cs="Times New Roman"/>
+          <w:color w:val="000000"/>
+          <w:kern w:val="0"/>
+          <w:sz w:val="21"/>
+          <w:szCs w:val="21"/>
+          <w14:ligatures w14:val="none"/>
+        </w:rPr>
+        <w:t>) {</w:t>
       </w:r>
     </w:p>
     <w:p>
@@ -3411,6 +3603,7 @@
         </w:rPr>
         <w:t xml:space="preserve"> = </w:t>
       </w:r>
+      <w:proofErr w:type="gramStart"/>
       <w:r>
         <w:rPr>
           <w:rFonts w:ascii="Consolas" w:eastAsia="Times New Roman" w:hAnsi="Consolas" w:cs="Times New Roman"/>
@@ -3433,6 +3626,7 @@
         </w:rPr>
         <w:t>(</w:t>
       </w:r>
+      <w:proofErr w:type="gramEnd"/>
       <w:r>
         <w:rPr>
           <w:rFonts w:ascii="Consolas" w:eastAsia="Times New Roman" w:hAnsi="Consolas" w:cs="Times New Roman"/>
@@ -3502,6 +3696,7 @@
         </w:rPr>
         <w:t xml:space="preserve">            </w:t>
       </w:r>
+      <w:proofErr w:type="gramStart"/>
       <w:r>
         <w:rPr>
           <w:rFonts w:ascii="Consolas" w:eastAsia="Times New Roman" w:hAnsi="Consolas" w:cs="Times New Roman"/>
@@ -3524,6 +3719,7 @@
         </w:rPr>
         <w:t>::</w:t>
       </w:r>
+      <w:proofErr w:type="gramEnd"/>
       <w:r>
         <w:rPr>
           <w:rFonts w:ascii="Consolas" w:eastAsia="Times New Roman" w:hAnsi="Consolas" w:cs="Times New Roman"/>
@@ -3568,6 +3764,7 @@
         </w:rPr>
         <w:t>)-&gt;</w:t>
       </w:r>
+      <w:proofErr w:type="gramStart"/>
       <w:r>
         <w:rPr>
           <w:rFonts w:ascii="Consolas" w:eastAsia="Times New Roman" w:hAnsi="Consolas" w:cs="Times New Roman"/>
@@ -3590,6 +3787,7 @@
         </w:rPr>
         <w:t>(</w:t>
       </w:r>
+      <w:proofErr w:type="gramEnd"/>
       <w:r>
         <w:rPr>
           <w:rFonts w:ascii="Consolas" w:eastAsia="Times New Roman" w:hAnsi="Consolas" w:cs="Times New Roman"/>
@@ -3659,6 +3857,7 @@
         </w:rPr>
         <w:t xml:space="preserve">            </w:t>
       </w:r>
+      <w:proofErr w:type="gramStart"/>
       <w:r>
         <w:rPr>
           <w:rFonts w:ascii="Consolas" w:eastAsia="Times New Roman" w:hAnsi="Consolas" w:cs="Times New Roman"/>
@@ -3703,6 +3902,7 @@
         </w:rPr>
         <w:t>(</w:t>
       </w:r>
+      <w:proofErr w:type="gramEnd"/>
       <w:r>
         <w:rPr>
           <w:rFonts w:ascii="Consolas" w:eastAsia="Times New Roman" w:hAnsi="Consolas" w:cs="Times New Roman"/>
@@ -3712,18 +3912,42 @@
           <w:szCs w:val="21"/>
           <w14:ligatures w14:val="none"/>
         </w:rPr>
-        <w:t>"New number in cache: "</w:t>
-      </w:r>
-      <w:r>
-        <w:rPr>
-          <w:rFonts w:ascii="Consolas" w:eastAsia="Times New Roman" w:hAnsi="Consolas" w:cs="Times New Roman"/>
-          <w:color w:val="000000"/>
-          <w:kern w:val="0"/>
-          <w:sz w:val="21"/>
-          <w:szCs w:val="21"/>
-          <w14:ligatures w14:val="none"/>
-        </w:rPr>
-        <w:t xml:space="preserve"> . </w:t>
+        <w:t xml:space="preserve">"New number in cache: </w:t>
+      </w:r>
+      <w:proofErr w:type="gramStart"/>
+      <w:r>
+        <w:rPr>
+          <w:rFonts w:ascii="Consolas" w:eastAsia="Times New Roman" w:hAnsi="Consolas" w:cs="Times New Roman"/>
+          <w:color w:val="A31515"/>
+          <w:kern w:val="0"/>
+          <w:sz w:val="21"/>
+          <w:szCs w:val="21"/>
+          <w14:ligatures w14:val="none"/>
+        </w:rPr>
+        <w:t>"</w:t>
+      </w:r>
+      <w:r>
+        <w:rPr>
+          <w:rFonts w:ascii="Consolas" w:eastAsia="Times New Roman" w:hAnsi="Consolas" w:cs="Times New Roman"/>
+          <w:color w:val="000000"/>
+          <w:kern w:val="0"/>
+          <w:sz w:val="21"/>
+          <w:szCs w:val="21"/>
+          <w14:ligatures w14:val="none"/>
+        </w:rPr>
+        <w:t xml:space="preserve"> .</w:t>
+      </w:r>
+      <w:proofErr w:type="gramEnd"/>
+      <w:r>
+        <w:rPr>
+          <w:rFonts w:ascii="Consolas" w:eastAsia="Times New Roman" w:hAnsi="Consolas" w:cs="Times New Roman"/>
+          <w:color w:val="000000"/>
+          <w:kern w:val="0"/>
+          <w:sz w:val="21"/>
+          <w:szCs w:val="21"/>
+          <w14:ligatures w14:val="none"/>
+        </w:rPr>
+        <w:t xml:space="preserve"> </w:t>
       </w:r>
       <w:r>
         <w:rPr>
@@ -3769,6 +3993,7 @@
         </w:rPr>
         <w:t xml:space="preserve"> =&gt; </w:t>
       </w:r>
+      <w:proofErr w:type="gramStart"/>
       <w:r>
         <w:rPr>
           <w:rFonts w:ascii="Consolas" w:eastAsia="Times New Roman" w:hAnsi="Consolas" w:cs="Times New Roman"/>
@@ -3789,7 +4014,19 @@
           <w:szCs w:val="21"/>
           <w14:ligatures w14:val="none"/>
         </w:rPr>
-        <w:t>()]);</w:t>
+        <w:t>(</w:t>
+      </w:r>
+      <w:proofErr w:type="gramEnd"/>
+      <w:r>
+        <w:rPr>
+          <w:rFonts w:ascii="Consolas" w:eastAsia="Times New Roman" w:hAnsi="Consolas" w:cs="Times New Roman"/>
+          <w:color w:val="000000"/>
+          <w:kern w:val="0"/>
+          <w:sz w:val="21"/>
+          <w:szCs w:val="21"/>
+          <w14:ligatures w14:val="none"/>
+        </w:rPr>
+        <w:t>)]);</w:t>
       </w:r>
     </w:p>
     <w:p>
@@ -3907,6 +4144,7 @@
         </w:rPr>
         <w:t>)-&gt;</w:t>
       </w:r>
+      <w:proofErr w:type="gramStart"/>
       <w:r>
         <w:rPr>
           <w:rFonts w:ascii="Consolas" w:eastAsia="Times New Roman" w:hAnsi="Consolas" w:cs="Times New Roman"/>
@@ -3927,7 +4165,19 @@
           <w:szCs w:val="21"/>
           <w14:ligatures w14:val="none"/>
         </w:rPr>
-        <w:t>();</w:t>
+        <w:t>(</w:t>
+      </w:r>
+      <w:proofErr w:type="gramEnd"/>
+      <w:r>
+        <w:rPr>
+          <w:rFonts w:ascii="Consolas" w:eastAsia="Times New Roman" w:hAnsi="Consolas" w:cs="Times New Roman"/>
+          <w:color w:val="000000"/>
+          <w:kern w:val="0"/>
+          <w:sz w:val="21"/>
+          <w:szCs w:val="21"/>
+          <w14:ligatures w14:val="none"/>
+        </w:rPr>
+        <w:t>);</w:t>
       </w:r>
     </w:p>
     <w:p>
@@ -4150,6 +4400,7 @@
           <w14:ligatures w14:val="none"/>
         </w:rPr>
       </w:pPr>
+      <w:proofErr w:type="gramStart"/>
       <w:r>
         <w:rPr>
           <w:rFonts w:ascii="Consolas" w:eastAsia="Times New Roman" w:hAnsi="Consolas" w:cs="Times New Roman"/>
@@ -4194,6 +4445,7 @@
         </w:rPr>
         <w:t>(</w:t>
       </w:r>
+      <w:proofErr w:type="gramEnd"/>
       <w:r>
         <w:rPr>
           <w:rFonts w:ascii="Consolas" w:eastAsia="Times New Roman" w:hAnsi="Consolas" w:cs="Times New Roman"/>
@@ -4285,6 +4537,7 @@
         </w:rPr>
         <w:t xml:space="preserve"> = </w:t>
       </w:r>
+      <w:proofErr w:type="gramStart"/>
       <w:r>
         <w:rPr>
           <w:rFonts w:ascii="Consolas" w:eastAsia="Times New Roman" w:hAnsi="Consolas" w:cs="Times New Roman"/>
@@ -4307,6 +4560,7 @@
         </w:rPr>
         <w:t>::</w:t>
       </w:r>
+      <w:proofErr w:type="gramEnd"/>
       <w:r>
         <w:rPr>
           <w:rFonts w:ascii="Consolas" w:eastAsia="Times New Roman" w:hAnsi="Consolas" w:cs="Times New Roman"/>
@@ -4351,6 +4605,7 @@
         </w:rPr>
         <w:t>)-&gt;</w:t>
       </w:r>
+      <w:proofErr w:type="gramStart"/>
       <w:r>
         <w:rPr>
           <w:rFonts w:ascii="Consolas" w:eastAsia="Times New Roman" w:hAnsi="Consolas" w:cs="Times New Roman"/>
@@ -4373,6 +4628,7 @@
         </w:rPr>
         <w:t>(</w:t>
       </w:r>
+      <w:proofErr w:type="gramEnd"/>
       <w:r>
         <w:rPr>
           <w:rFonts w:ascii="Consolas" w:eastAsia="Times New Roman" w:hAnsi="Consolas" w:cs="Times New Roman"/>
@@ -4539,6 +4795,7 @@
           <w14:ligatures w14:val="none"/>
         </w:rPr>
       </w:pPr>
+      <w:proofErr w:type="gramStart"/>
       <w:r>
         <w:rPr>
           <w:rFonts w:ascii="Consolas" w:eastAsia="Times New Roman" w:hAnsi="Consolas" w:cs="Times New Roman"/>
@@ -4583,6 +4840,7 @@
         </w:rPr>
         <w:t>(</w:t>
       </w:r>
+      <w:proofErr w:type="gramEnd"/>
       <w:r>
         <w:rPr>
           <w:rFonts w:ascii="Consolas" w:eastAsia="Times New Roman" w:hAnsi="Consolas" w:cs="Times New Roman"/>
@@ -4699,6 +4957,7 @@
         </w:rPr>
         <w:t xml:space="preserve">      </w:t>
       </w:r>
+      <w:proofErr w:type="gramStart"/>
       <w:r>
         <w:rPr>
           <w:rFonts w:ascii="Consolas" w:eastAsia="Times New Roman" w:hAnsi="Consolas" w:cs="Times New Roman"/>
@@ -4721,6 +4980,7 @@
         </w:rPr>
         <w:t>::</w:t>
       </w:r>
+      <w:proofErr w:type="gramEnd"/>
       <w:r>
         <w:rPr>
           <w:rFonts w:ascii="Consolas" w:eastAsia="Times New Roman" w:hAnsi="Consolas" w:cs="Times New Roman"/>
@@ -4931,6 +5191,7 @@
           <w14:ligatures w14:val="none"/>
         </w:rPr>
       </w:pPr>
+      <w:proofErr w:type="gramStart"/>
       <w:r>
         <w:rPr>
           <w:rFonts w:ascii="Consolas" w:eastAsia="Times New Roman" w:hAnsi="Consolas" w:cs="Times New Roman"/>
@@ -4975,6 +5236,7 @@
         </w:rPr>
         <w:t>(</w:t>
       </w:r>
+      <w:proofErr w:type="gramEnd"/>
       <w:r>
         <w:rPr>
           <w:rFonts w:ascii="Consolas" w:eastAsia="Times New Roman" w:hAnsi="Consolas" w:cs="Times New Roman"/>
@@ -5091,6 +5353,7 @@
         </w:rPr>
         <w:t xml:space="preserve">      </w:t>
       </w:r>
+      <w:proofErr w:type="gramStart"/>
       <w:r>
         <w:rPr>
           <w:rFonts w:ascii="Consolas" w:eastAsia="Times New Roman" w:hAnsi="Consolas" w:cs="Times New Roman"/>
@@ -5113,6 +5376,7 @@
         </w:rPr>
         <w:t>::</w:t>
       </w:r>
+      <w:proofErr w:type="gramEnd"/>
       <w:r>
         <w:rPr>
           <w:rFonts w:ascii="Consolas" w:eastAsia="Times New Roman" w:hAnsi="Consolas" w:cs="Times New Roman"/>
@@ -5323,6 +5587,7 @@
           <w14:ligatures w14:val="none"/>
         </w:rPr>
       </w:pPr>
+      <w:proofErr w:type="gramStart"/>
       <w:r>
         <w:rPr>
           <w:rFonts w:ascii="Consolas" w:eastAsia="Times New Roman" w:hAnsi="Consolas" w:cs="Times New Roman"/>
@@ -5367,6 +5632,7 @@
         </w:rPr>
         <w:t>(</w:t>
       </w:r>
+      <w:proofErr w:type="gramEnd"/>
       <w:r>
         <w:rPr>
           <w:rFonts w:ascii="Consolas" w:eastAsia="Times New Roman" w:hAnsi="Consolas" w:cs="Times New Roman"/>
@@ -5436,6 +5702,7 @@
         </w:rPr>
         <w:t xml:space="preserve">    </w:t>
       </w:r>
+      <w:proofErr w:type="gramStart"/>
       <w:r>
         <w:rPr>
           <w:rFonts w:ascii="Consolas" w:eastAsia="Times New Roman" w:hAnsi="Consolas" w:cs="Times New Roman"/>
@@ -5458,6 +5725,7 @@
         </w:rPr>
         <w:t>::</w:t>
       </w:r>
+      <w:proofErr w:type="gramEnd"/>
       <w:r>
         <w:rPr>
           <w:rFonts w:ascii="Consolas" w:eastAsia="Times New Roman" w:hAnsi="Consolas" w:cs="Times New Roman"/>
@@ -5502,6 +5770,7 @@
         </w:rPr>
         <w:t>)-&gt;</w:t>
       </w:r>
+      <w:proofErr w:type="gramStart"/>
       <w:r>
         <w:rPr>
           <w:rFonts w:ascii="Consolas" w:eastAsia="Times New Roman" w:hAnsi="Consolas" w:cs="Times New Roman"/>
@@ -5522,7 +5791,19 @@
           <w:szCs w:val="21"/>
           <w14:ligatures w14:val="none"/>
         </w:rPr>
-        <w:t>([</w:t>
+        <w:t>(</w:t>
+      </w:r>
+      <w:proofErr w:type="gramEnd"/>
+      <w:r>
+        <w:rPr>
+          <w:rFonts w:ascii="Consolas" w:eastAsia="Times New Roman" w:hAnsi="Consolas" w:cs="Times New Roman"/>
+          <w:color w:val="000000"/>
+          <w:kern w:val="0"/>
+          <w:sz w:val="21"/>
+          <w:szCs w:val="21"/>
+          <w14:ligatures w14:val="none"/>
+        </w:rPr>
+        <w:t>[</w:t>
       </w:r>
     </w:p>
     <w:p>
@@ -5558,7 +5839,31 @@
           <w:szCs w:val="21"/>
           <w14:ligatures w14:val="none"/>
         </w:rPr>
-        <w:t>'my-number'</w:t>
+        <w:t>'</w:t>
+      </w:r>
+      <w:proofErr w:type="gramStart"/>
+      <w:r>
+        <w:rPr>
+          <w:rFonts w:ascii="Consolas" w:eastAsia="Times New Roman" w:hAnsi="Consolas" w:cs="Times New Roman"/>
+          <w:color w:val="A31515"/>
+          <w:kern w:val="0"/>
+          <w:sz w:val="21"/>
+          <w:szCs w:val="21"/>
+          <w14:ligatures w14:val="none"/>
+        </w:rPr>
+        <w:t>my</w:t>
+      </w:r>
+      <w:proofErr w:type="gramEnd"/>
+      <w:r>
+        <w:rPr>
+          <w:rFonts w:ascii="Consolas" w:eastAsia="Times New Roman" w:hAnsi="Consolas" w:cs="Times New Roman"/>
+          <w:color w:val="A31515"/>
+          <w:kern w:val="0"/>
+          <w:sz w:val="21"/>
+          <w:szCs w:val="21"/>
+          <w14:ligatures w14:val="none"/>
+        </w:rPr>
+        <w:t>-number'</w:t>
       </w:r>
       <w:r>
         <w:rPr>
@@ -5627,7 +5932,31 @@
           <w:szCs w:val="21"/>
           <w14:ligatures w14:val="none"/>
         </w:rPr>
-        <w:t>'my-string'</w:t>
+        <w:t>'</w:t>
+      </w:r>
+      <w:proofErr w:type="gramStart"/>
+      <w:r>
+        <w:rPr>
+          <w:rFonts w:ascii="Consolas" w:eastAsia="Times New Roman" w:hAnsi="Consolas" w:cs="Times New Roman"/>
+          <w:color w:val="A31515"/>
+          <w:kern w:val="0"/>
+          <w:sz w:val="21"/>
+          <w:szCs w:val="21"/>
+          <w14:ligatures w14:val="none"/>
+        </w:rPr>
+        <w:t>my</w:t>
+      </w:r>
+      <w:proofErr w:type="gramEnd"/>
+      <w:r>
+        <w:rPr>
+          <w:rFonts w:ascii="Consolas" w:eastAsia="Times New Roman" w:hAnsi="Consolas" w:cs="Times New Roman"/>
+          <w:color w:val="A31515"/>
+          <w:kern w:val="0"/>
+          <w:sz w:val="21"/>
+          <w:szCs w:val="21"/>
+          <w14:ligatures w14:val="none"/>
+        </w:rPr>
+        <w:t>-string'</w:t>
       </w:r>
       <w:r>
         <w:rPr>
@@ -5696,7 +6025,31 @@
           <w:szCs w:val="21"/>
           <w14:ligatures w14:val="none"/>
         </w:rPr>
-        <w:t>'my-array'</w:t>
+        <w:t>'</w:t>
+      </w:r>
+      <w:proofErr w:type="gramStart"/>
+      <w:r>
+        <w:rPr>
+          <w:rFonts w:ascii="Consolas" w:eastAsia="Times New Roman" w:hAnsi="Consolas" w:cs="Times New Roman"/>
+          <w:color w:val="A31515"/>
+          <w:kern w:val="0"/>
+          <w:sz w:val="21"/>
+          <w:szCs w:val="21"/>
+          <w14:ligatures w14:val="none"/>
+        </w:rPr>
+        <w:t>my</w:t>
+      </w:r>
+      <w:proofErr w:type="gramEnd"/>
+      <w:r>
+        <w:rPr>
+          <w:rFonts w:ascii="Consolas" w:eastAsia="Times New Roman" w:hAnsi="Consolas" w:cs="Times New Roman"/>
+          <w:color w:val="A31515"/>
+          <w:kern w:val="0"/>
+          <w:sz w:val="21"/>
+          <w:szCs w:val="21"/>
+          <w14:ligatures w14:val="none"/>
+        </w:rPr>
+        <w:t>-array'</w:t>
       </w:r>
       <w:r>
         <w:rPr>
@@ -5922,6 +6275,7 @@
           <w14:ligatures w14:val="none"/>
         </w:rPr>
       </w:pPr>
+      <w:proofErr w:type="gramStart"/>
       <w:r>
         <w:rPr>
           <w:rFonts w:ascii="Consolas" w:eastAsia="Times New Roman" w:hAnsi="Consolas" w:cs="Times New Roman"/>
@@ -5966,6 +6320,7 @@
         </w:rPr>
         <w:t>(</w:t>
       </w:r>
+      <w:proofErr w:type="gramEnd"/>
       <w:r>
         <w:rPr>
           <w:rFonts w:ascii="Consolas" w:eastAsia="Times New Roman" w:hAnsi="Consolas" w:cs="Times New Roman"/>
@@ -6057,6 +6412,7 @@
         </w:rPr>
         <w:t xml:space="preserve"> = </w:t>
       </w:r>
+      <w:proofErr w:type="gramStart"/>
       <w:r>
         <w:rPr>
           <w:rFonts w:ascii="Consolas" w:eastAsia="Times New Roman" w:hAnsi="Consolas" w:cs="Times New Roman"/>
@@ -6079,6 +6435,7 @@
         </w:rPr>
         <w:t>::</w:t>
       </w:r>
+      <w:proofErr w:type="gramEnd"/>
       <w:r>
         <w:rPr>
           <w:rFonts w:ascii="Consolas" w:eastAsia="Times New Roman" w:hAnsi="Consolas" w:cs="Times New Roman"/>
@@ -6123,6 +6480,7 @@
         </w:rPr>
         <w:t>)-&gt;</w:t>
       </w:r>
+      <w:proofErr w:type="gramStart"/>
       <w:r>
         <w:rPr>
           <w:rFonts w:ascii="Consolas" w:eastAsia="Times New Roman" w:hAnsi="Consolas" w:cs="Times New Roman"/>
@@ -6143,7 +6501,19 @@
           <w:szCs w:val="21"/>
           <w14:ligatures w14:val="none"/>
         </w:rPr>
-        <w:t>([</w:t>
+        <w:t>(</w:t>
+      </w:r>
+      <w:proofErr w:type="gramEnd"/>
+      <w:r>
+        <w:rPr>
+          <w:rFonts w:ascii="Consolas" w:eastAsia="Times New Roman" w:hAnsi="Consolas" w:cs="Times New Roman"/>
+          <w:color w:val="000000"/>
+          <w:kern w:val="0"/>
+          <w:sz w:val="21"/>
+          <w:szCs w:val="21"/>
+          <w14:ligatures w14:val="none"/>
+        </w:rPr>
+        <w:t>[</w:t>
       </w:r>
     </w:p>
     <w:p>
@@ -6179,7 +6549,31 @@
           <w:szCs w:val="21"/>
           <w14:ligatures w14:val="none"/>
         </w:rPr>
-        <w:t>'my-number'</w:t>
+        <w:t>'</w:t>
+      </w:r>
+      <w:proofErr w:type="gramStart"/>
+      <w:r>
+        <w:rPr>
+          <w:rFonts w:ascii="Consolas" w:eastAsia="Times New Roman" w:hAnsi="Consolas" w:cs="Times New Roman"/>
+          <w:color w:val="A31515"/>
+          <w:kern w:val="0"/>
+          <w:sz w:val="21"/>
+          <w:szCs w:val="21"/>
+          <w14:ligatures w14:val="none"/>
+        </w:rPr>
+        <w:t>my</w:t>
+      </w:r>
+      <w:proofErr w:type="gramEnd"/>
+      <w:r>
+        <w:rPr>
+          <w:rFonts w:ascii="Consolas" w:eastAsia="Times New Roman" w:hAnsi="Consolas" w:cs="Times New Roman"/>
+          <w:color w:val="A31515"/>
+          <w:kern w:val="0"/>
+          <w:sz w:val="21"/>
+          <w:szCs w:val="21"/>
+          <w14:ligatures w14:val="none"/>
+        </w:rPr>
+        <w:t>-number'</w:t>
       </w:r>
       <w:r>
         <w:rPr>
@@ -6226,7 +6620,31 @@
           <w:szCs w:val="21"/>
           <w14:ligatures w14:val="none"/>
         </w:rPr>
-        <w:t>'my-string'</w:t>
+        <w:t>'</w:t>
+      </w:r>
+      <w:proofErr w:type="gramStart"/>
+      <w:r>
+        <w:rPr>
+          <w:rFonts w:ascii="Consolas" w:eastAsia="Times New Roman" w:hAnsi="Consolas" w:cs="Times New Roman"/>
+          <w:color w:val="A31515"/>
+          <w:kern w:val="0"/>
+          <w:sz w:val="21"/>
+          <w:szCs w:val="21"/>
+          <w14:ligatures w14:val="none"/>
+        </w:rPr>
+        <w:t>my</w:t>
+      </w:r>
+      <w:proofErr w:type="gramEnd"/>
+      <w:r>
+        <w:rPr>
+          <w:rFonts w:ascii="Consolas" w:eastAsia="Times New Roman" w:hAnsi="Consolas" w:cs="Times New Roman"/>
+          <w:color w:val="A31515"/>
+          <w:kern w:val="0"/>
+          <w:sz w:val="21"/>
+          <w:szCs w:val="21"/>
+          <w14:ligatures w14:val="none"/>
+        </w:rPr>
+        <w:t>-string'</w:t>
       </w:r>
       <w:r>
         <w:rPr>
@@ -6273,7 +6691,31 @@
           <w:szCs w:val="21"/>
           <w14:ligatures w14:val="none"/>
         </w:rPr>
-        <w:t>'my-array'</w:t>
+        <w:t>'</w:t>
+      </w:r>
+      <w:proofErr w:type="gramStart"/>
+      <w:r>
+        <w:rPr>
+          <w:rFonts w:ascii="Consolas" w:eastAsia="Times New Roman" w:hAnsi="Consolas" w:cs="Times New Roman"/>
+          <w:color w:val="A31515"/>
+          <w:kern w:val="0"/>
+          <w:sz w:val="21"/>
+          <w:szCs w:val="21"/>
+          <w14:ligatures w14:val="none"/>
+        </w:rPr>
+        <w:t>my</w:t>
+      </w:r>
+      <w:proofErr w:type="gramEnd"/>
+      <w:r>
+        <w:rPr>
+          <w:rFonts w:ascii="Consolas" w:eastAsia="Times New Roman" w:hAnsi="Consolas" w:cs="Times New Roman"/>
+          <w:color w:val="A31515"/>
+          <w:kern w:val="0"/>
+          <w:sz w:val="21"/>
+          <w:szCs w:val="21"/>
+          <w14:ligatures w14:val="none"/>
+        </w:rPr>
+        <w:t>-array'</w:t>
       </w:r>
       <w:r>
         <w:rPr>
@@ -6440,6 +6882,7 @@
           <w14:ligatures w14:val="none"/>
         </w:rPr>
       </w:pPr>
+      <w:proofErr w:type="gramStart"/>
       <w:r>
         <w:rPr>
           <w:rFonts w:ascii="Consolas" w:eastAsia="Times New Roman" w:hAnsi="Consolas" w:cs="Times New Roman"/>
@@ -6463,6 +6906,7 @@
         </w:rPr>
         <w:t>::</w:t>
       </w:r>
+      <w:proofErr w:type="gramEnd"/>
       <w:r>
         <w:rPr>
           <w:rFonts w:ascii="Consolas" w:eastAsia="Times New Roman" w:hAnsi="Consolas" w:cs="Times New Roman"/>
@@ -6620,6 +7064,7 @@
         </w:rPr>
         <w:t xml:space="preserve"> </w:t>
       </w:r>
+      <w:proofErr w:type="gramStart"/>
       <w:r>
         <w:rPr>
           <w:rFonts w:ascii="Consolas" w:eastAsia="Times New Roman" w:hAnsi="Consolas" w:cs="Times New Roman"/>
@@ -6642,6 +7087,7 @@
         </w:rPr>
         <w:t>::</w:t>
       </w:r>
+      <w:proofErr w:type="gramEnd"/>
       <w:r>
         <w:rPr>
           <w:rFonts w:ascii="Consolas" w:eastAsia="Times New Roman" w:hAnsi="Consolas" w:cs="Times New Roman"/>
@@ -7073,7 +7519,16 @@
           <w:sz w:val="28"/>
           <w:szCs w:val="28"/>
         </w:rPr>
-        <w:t>votes</w:t>
+        <w:t>votes, and the type is an</w:t>
+      </w:r>
+      <w:r>
+        <w:rPr>
+          <w:rFonts w:ascii="Sakkal Majalla" w:hAnsi="Sakkal Majalla" w:cs="Sakkal Majalla"/>
+          <w:color w:val="3A7C22" w:themeColor="accent6" w:themeShade="BF"/>
+          <w:sz w:val="28"/>
+          <w:szCs w:val="28"/>
+        </w:rPr>
+        <w:t xml:space="preserve"> </w:t>
       </w:r>
       <w:r>
         <w:rPr>
@@ -7084,9 +7539,3741 @@
           <w:sz w:val="28"/>
           <w:szCs w:val="28"/>
         </w:rPr>
+        <w:t>integer</w:t>
+      </w:r>
+      <w:r>
+        <w:rPr>
+          <w:rFonts w:ascii="Sakkal Majalla" w:hAnsi="Sakkal Majalla" w:cs="Sakkal Majalla"/>
+          <w:color w:val="3A7C22" w:themeColor="accent6" w:themeShade="BF"/>
+          <w:sz w:val="28"/>
+          <w:szCs w:val="28"/>
+        </w:rPr>
+        <w:t xml:space="preserve"> </w:t>
+      </w:r>
+      <w:r>
+        <w:rPr>
+          <w:rFonts w:ascii="Sakkal Majalla" w:hAnsi="Sakkal Majalla" w:cs="Sakkal Majalla"/>
+          <w:sz w:val="28"/>
+          <w:szCs w:val="28"/>
+        </w:rPr>
+        <w:t>(int).</w:t>
+      </w:r>
+    </w:p>
+    <w:p>
+      <w:pPr>
+        <w:shd w:val="clear" w:color="auto" w:fill="FFFFFF"/>
+        <w:spacing w:after="0" w:line="285" w:lineRule="atLeast"/>
+        <w:rPr>
+          <w:rFonts w:ascii="Consolas" w:eastAsia="Times New Roman" w:hAnsi="Consolas" w:cs="Times New Roman"/>
+          <w:color w:val="3B3B3B"/>
+          <w:kern w:val="0"/>
+          <w:sz w:val="21"/>
+          <w:szCs w:val="21"/>
+          <w14:ligatures w14:val="none"/>
+        </w:rPr>
+      </w:pPr>
+      <w:r>
+        <w:rPr>
+          <w:rFonts w:ascii="Consolas" w:eastAsia="Times New Roman" w:hAnsi="Consolas" w:cs="Times New Roman"/>
+          <w:color w:val="A31515"/>
+          <w:kern w:val="0"/>
+          <w:sz w:val="21"/>
+          <w:szCs w:val="21"/>
+          <w14:ligatures w14:val="none"/>
+        </w:rPr>
+        <w:t>'tables'</w:t>
+      </w:r>
+      <w:r>
+        <w:rPr>
+          <w:rFonts w:ascii="Consolas" w:eastAsia="Times New Roman" w:hAnsi="Consolas" w:cs="Times New Roman"/>
+          <w:color w:val="000000"/>
+          <w:kern w:val="0"/>
+          <w:sz w:val="21"/>
+          <w:szCs w:val="21"/>
+          <w14:ligatures w14:val="none"/>
+        </w:rPr>
+        <w:t xml:space="preserve"> =&gt; [</w:t>
+      </w:r>
+    </w:p>
+    <w:p>
+      <w:pPr>
+        <w:shd w:val="clear" w:color="auto" w:fill="FFFFFF"/>
+        <w:spacing w:after="0" w:line="285" w:lineRule="atLeast"/>
+        <w:rPr>
+          <w:rFonts w:ascii="Consolas" w:eastAsia="Times New Roman" w:hAnsi="Consolas" w:cs="Times New Roman"/>
+          <w:color w:val="3B3B3B"/>
+          <w:kern w:val="0"/>
+          <w:sz w:val="21"/>
+          <w:szCs w:val="21"/>
+          <w14:ligatures w14:val="none"/>
+        </w:rPr>
+      </w:pPr>
+      <w:r>
+        <w:rPr>
+          <w:rFonts w:ascii="Consolas" w:eastAsia="Times New Roman" w:hAnsi="Consolas" w:cs="Times New Roman"/>
+          <w:color w:val="000000"/>
+          <w:kern w:val="0"/>
+          <w:sz w:val="21"/>
+          <w:szCs w:val="21"/>
+          <w14:ligatures w14:val="none"/>
+        </w:rPr>
+        <w:t xml:space="preserve">        </w:t>
+      </w:r>
+      <w:r>
+        <w:rPr>
+          <w:rFonts w:ascii="Consolas" w:eastAsia="Times New Roman" w:hAnsi="Consolas" w:cs="Times New Roman"/>
+          <w:color w:val="A31515"/>
+          <w:kern w:val="0"/>
+          <w:sz w:val="21"/>
+          <w:szCs w:val="21"/>
+          <w14:ligatures w14:val="none"/>
+        </w:rPr>
+        <w:t>'</w:t>
+      </w:r>
+      <w:proofErr w:type="gramStart"/>
+      <w:r>
+        <w:rPr>
+          <w:rFonts w:ascii="Consolas" w:eastAsia="Times New Roman" w:hAnsi="Consolas" w:cs="Times New Roman"/>
+          <w:color w:val="A31515"/>
+          <w:kern w:val="0"/>
+          <w:sz w:val="21"/>
+          <w:szCs w:val="21"/>
+          <w14:ligatures w14:val="none"/>
+        </w:rPr>
+        <w:t>example</w:t>
+      </w:r>
+      <w:proofErr w:type="gramEnd"/>
+      <w:r>
+        <w:rPr>
+          <w:rFonts w:ascii="Consolas" w:eastAsia="Times New Roman" w:hAnsi="Consolas" w:cs="Times New Roman"/>
+          <w:color w:val="A31515"/>
+          <w:kern w:val="0"/>
+          <w:sz w:val="21"/>
+          <w:szCs w:val="21"/>
+          <w14:ligatures w14:val="none"/>
+        </w:rPr>
+        <w:t>:1000'</w:t>
+      </w:r>
+      <w:r>
+        <w:rPr>
+          <w:rFonts w:ascii="Consolas" w:eastAsia="Times New Roman" w:hAnsi="Consolas" w:cs="Times New Roman"/>
+          <w:color w:val="000000"/>
+          <w:kern w:val="0"/>
+          <w:sz w:val="21"/>
+          <w:szCs w:val="21"/>
+          <w14:ligatures w14:val="none"/>
+        </w:rPr>
+        <w:t xml:space="preserve"> =&gt; [</w:t>
+      </w:r>
+    </w:p>
+    <w:p>
+      <w:pPr>
+        <w:shd w:val="clear" w:color="auto" w:fill="FFFFFF"/>
+        <w:spacing w:after="0" w:line="285" w:lineRule="atLeast"/>
+        <w:rPr>
+          <w:rFonts w:ascii="Consolas" w:eastAsia="Times New Roman" w:hAnsi="Consolas" w:cs="Times New Roman"/>
+          <w:color w:val="3B3B3B"/>
+          <w:kern w:val="0"/>
+          <w:sz w:val="21"/>
+          <w:szCs w:val="21"/>
+          <w14:ligatures w14:val="none"/>
+        </w:rPr>
+      </w:pPr>
+      <w:r>
+        <w:rPr>
+          <w:rFonts w:ascii="Consolas" w:eastAsia="Times New Roman" w:hAnsi="Consolas" w:cs="Times New Roman"/>
+          <w:color w:val="000000"/>
+          <w:kern w:val="0"/>
+          <w:sz w:val="21"/>
+          <w:szCs w:val="21"/>
+          <w14:ligatures w14:val="none"/>
+        </w:rPr>
+        <w:t xml:space="preserve">            </w:t>
+      </w:r>
+      <w:r>
+        <w:rPr>
+          <w:rFonts w:ascii="Consolas" w:eastAsia="Times New Roman" w:hAnsi="Consolas" w:cs="Times New Roman"/>
+          <w:color w:val="A31515"/>
+          <w:kern w:val="0"/>
+          <w:sz w:val="21"/>
+          <w:szCs w:val="21"/>
+          <w14:ligatures w14:val="none"/>
+        </w:rPr>
+        <w:t>'name'</w:t>
+      </w:r>
+      <w:r>
+        <w:rPr>
+          <w:rFonts w:ascii="Consolas" w:eastAsia="Times New Roman" w:hAnsi="Consolas" w:cs="Times New Roman"/>
+          <w:color w:val="000000"/>
+          <w:kern w:val="0"/>
+          <w:sz w:val="21"/>
+          <w:szCs w:val="21"/>
+          <w14:ligatures w14:val="none"/>
+        </w:rPr>
+        <w:t xml:space="preserve"> =&gt; </w:t>
+      </w:r>
+      <w:r>
+        <w:rPr>
+          <w:rFonts w:ascii="Consolas" w:eastAsia="Times New Roman" w:hAnsi="Consolas" w:cs="Times New Roman"/>
+          <w:color w:val="A31515"/>
+          <w:kern w:val="0"/>
+          <w:sz w:val="21"/>
+          <w:szCs w:val="21"/>
+          <w14:ligatures w14:val="none"/>
+        </w:rPr>
+        <w:t>'string:1000'</w:t>
+      </w:r>
+      <w:r>
+        <w:rPr>
+          <w:rFonts w:ascii="Consolas" w:eastAsia="Times New Roman" w:hAnsi="Consolas" w:cs="Times New Roman"/>
+          <w:color w:val="000000"/>
+          <w:kern w:val="0"/>
+          <w:sz w:val="21"/>
+          <w:szCs w:val="21"/>
+          <w14:ligatures w14:val="none"/>
+        </w:rPr>
         <w:t>,</w:t>
       </w:r>
-      <w:r>
+    </w:p>
+    <w:p>
+      <w:pPr>
+        <w:shd w:val="clear" w:color="auto" w:fill="FFFFFF"/>
+        <w:spacing w:after="0" w:line="285" w:lineRule="atLeast"/>
+        <w:rPr>
+          <w:rFonts w:ascii="Consolas" w:eastAsia="Times New Roman" w:hAnsi="Consolas" w:cs="Times New Roman"/>
+          <w:color w:val="3B3B3B"/>
+          <w:kern w:val="0"/>
+          <w:sz w:val="21"/>
+          <w:szCs w:val="21"/>
+          <w14:ligatures w14:val="none"/>
+        </w:rPr>
+      </w:pPr>
+      <w:r>
+        <w:rPr>
+          <w:rFonts w:ascii="Consolas" w:eastAsia="Times New Roman" w:hAnsi="Consolas" w:cs="Times New Roman"/>
+          <w:color w:val="000000"/>
+          <w:kern w:val="0"/>
+          <w:sz w:val="21"/>
+          <w:szCs w:val="21"/>
+          <w14:ligatures w14:val="none"/>
+        </w:rPr>
+        <w:t xml:space="preserve">            </w:t>
+      </w:r>
+      <w:r>
+        <w:rPr>
+          <w:rFonts w:ascii="Consolas" w:eastAsia="Times New Roman" w:hAnsi="Consolas" w:cs="Times New Roman"/>
+          <w:color w:val="A31515"/>
+          <w:kern w:val="0"/>
+          <w:sz w:val="21"/>
+          <w:szCs w:val="21"/>
+          <w14:ligatures w14:val="none"/>
+        </w:rPr>
+        <w:t>'votes'</w:t>
+      </w:r>
+      <w:r>
+        <w:rPr>
+          <w:rFonts w:ascii="Consolas" w:eastAsia="Times New Roman" w:hAnsi="Consolas" w:cs="Times New Roman"/>
+          <w:color w:val="000000"/>
+          <w:kern w:val="0"/>
+          <w:sz w:val="21"/>
+          <w:szCs w:val="21"/>
+          <w14:ligatures w14:val="none"/>
+        </w:rPr>
+        <w:t xml:space="preserve"> =&gt; </w:t>
+      </w:r>
+      <w:r>
+        <w:rPr>
+          <w:rFonts w:ascii="Consolas" w:eastAsia="Times New Roman" w:hAnsi="Consolas" w:cs="Times New Roman"/>
+          <w:color w:val="A31515"/>
+          <w:kern w:val="0"/>
+          <w:sz w:val="21"/>
+          <w:szCs w:val="21"/>
+          <w14:ligatures w14:val="none"/>
+        </w:rPr>
+        <w:t>'int'</w:t>
+      </w:r>
+      <w:r>
+        <w:rPr>
+          <w:rFonts w:ascii="Consolas" w:eastAsia="Times New Roman" w:hAnsi="Consolas" w:cs="Times New Roman"/>
+          <w:color w:val="000000"/>
+          <w:kern w:val="0"/>
+          <w:sz w:val="21"/>
+          <w:szCs w:val="21"/>
+          <w14:ligatures w14:val="none"/>
+        </w:rPr>
+        <w:t>,</w:t>
+      </w:r>
+    </w:p>
+    <w:p>
+      <w:pPr>
+        <w:shd w:val="clear" w:color="auto" w:fill="FFFFFF"/>
+        <w:spacing w:after="0" w:line="285" w:lineRule="atLeast"/>
+        <w:rPr>
+          <w:rFonts w:ascii="Consolas" w:eastAsia="Times New Roman" w:hAnsi="Consolas" w:cs="Times New Roman"/>
+          <w:color w:val="3B3B3B"/>
+          <w:kern w:val="0"/>
+          <w:sz w:val="21"/>
+          <w:szCs w:val="21"/>
+          <w14:ligatures w14:val="none"/>
+        </w:rPr>
+      </w:pPr>
+      <w:r>
+        <w:rPr>
+          <w:rFonts w:ascii="Consolas" w:eastAsia="Times New Roman" w:hAnsi="Consolas" w:cs="Times New Roman"/>
+          <w:color w:val="000000"/>
+          <w:kern w:val="0"/>
+          <w:sz w:val="21"/>
+          <w:szCs w:val="21"/>
+          <w14:ligatures w14:val="none"/>
+        </w:rPr>
+        <w:t>        ],</w:t>
+      </w:r>
+    </w:p>
+    <w:p>
+      <w:pPr>
+        <w:shd w:val="clear" w:color="auto" w:fill="FFFFFF"/>
+        <w:spacing w:after="0" w:line="285" w:lineRule="atLeast"/>
+        <w:rPr>
+          <w:rFonts w:ascii="Consolas" w:eastAsia="Times New Roman" w:hAnsi="Consolas" w:cs="Times New Roman"/>
+          <w:color w:val="3B3B3B"/>
+          <w:kern w:val="0"/>
+          <w:sz w:val="21"/>
+          <w:szCs w:val="21"/>
+          <w14:ligatures w14:val="none"/>
+        </w:rPr>
+      </w:pPr>
+      <w:r>
+        <w:rPr>
+          <w:rFonts w:ascii="Consolas" w:eastAsia="Times New Roman" w:hAnsi="Consolas" w:cs="Times New Roman"/>
+          <w:color w:val="000000"/>
+          <w:kern w:val="0"/>
+          <w:sz w:val="21"/>
+          <w:szCs w:val="21"/>
+          <w14:ligatures w14:val="none"/>
+        </w:rPr>
+        <w:t>    ],</w:t>
+      </w:r>
+    </w:p>
+    <w:p>
+      <w:pPr>
+        <w:ind w:left="720" w:firstLine="720"/>
+        <w:rPr>
+          <w:rFonts w:cs="Sakkal Majalla"/>
+        </w:rPr>
+      </w:pPr>
+      <w:r>
+        <w:rPr>
+          <w:rFonts w:cs="Sakkal Majalla"/>
+        </w:rPr>
+        <w:t>=========================================</w:t>
+      </w:r>
+    </w:p>
+    <w:p>
+      <w:pPr>
+        <w:rPr>
+          <w:rFonts w:ascii="Sakkal Majalla" w:hAnsi="Sakkal Majalla" w:cs="Sakkal Majalla"/>
+          <w:sz w:val="28"/>
+          <w:szCs w:val="28"/>
+        </w:rPr>
+      </w:pPr>
+      <w:r>
+        <w:rPr>
+          <w:rFonts w:ascii="Sakkal Majalla" w:hAnsi="Sakkal Majalla" w:cs="Sakkal Majalla"/>
+          <w:sz w:val="28"/>
+          <w:szCs w:val="28"/>
+        </w:rPr>
+        <w:t>To create a table:</w:t>
+      </w:r>
+    </w:p>
+    <w:p>
+      <w:pPr>
+        <w:shd w:val="clear" w:color="auto" w:fill="FFFFFF"/>
+        <w:spacing w:after="0" w:line="285" w:lineRule="atLeast"/>
+        <w:rPr>
+          <w:rFonts w:ascii="Consolas" w:eastAsia="Times New Roman" w:hAnsi="Consolas" w:cs="Times New Roman"/>
+          <w:color w:val="3B3B3B"/>
+          <w:kern w:val="0"/>
+          <w:sz w:val="21"/>
+          <w:szCs w:val="21"/>
+          <w14:ligatures w14:val="none"/>
+        </w:rPr>
+      </w:pPr>
+      <w:r>
+        <w:rPr>
+          <w:rFonts w:ascii="Consolas" w:eastAsia="Times New Roman" w:hAnsi="Consolas" w:cs="Times New Roman"/>
+          <w:color w:val="000000"/>
+          <w:kern w:val="0"/>
+          <w:sz w:val="21"/>
+          <w:szCs w:val="21"/>
+          <w14:ligatures w14:val="none"/>
+        </w:rPr>
+        <w:t xml:space="preserve">    </w:t>
+      </w:r>
+      <w:r>
+        <w:rPr>
+          <w:rFonts w:ascii="Consolas" w:eastAsia="Times New Roman" w:hAnsi="Consolas" w:cs="Times New Roman"/>
+          <w:color w:val="A31515"/>
+          <w:kern w:val="0"/>
+          <w:sz w:val="21"/>
+          <w:szCs w:val="21"/>
+          <w14:ligatures w14:val="none"/>
+        </w:rPr>
+        <w:t>'tables'</w:t>
+      </w:r>
+      <w:r>
+        <w:rPr>
+          <w:rFonts w:ascii="Consolas" w:eastAsia="Times New Roman" w:hAnsi="Consolas" w:cs="Times New Roman"/>
+          <w:color w:val="000000"/>
+          <w:kern w:val="0"/>
+          <w:sz w:val="21"/>
+          <w:szCs w:val="21"/>
+          <w14:ligatures w14:val="none"/>
+        </w:rPr>
+        <w:t xml:space="preserve"> =&gt; [</w:t>
+      </w:r>
+    </w:p>
+    <w:p>
+      <w:pPr>
+        <w:shd w:val="clear" w:color="auto" w:fill="FFFFFF"/>
+        <w:spacing w:after="0" w:line="285" w:lineRule="atLeast"/>
+        <w:rPr>
+          <w:rFonts w:ascii="Consolas" w:eastAsia="Times New Roman" w:hAnsi="Consolas" w:cs="Times New Roman"/>
+          <w:color w:val="3B3B3B"/>
+          <w:kern w:val="0"/>
+          <w:sz w:val="21"/>
+          <w:szCs w:val="21"/>
+          <w14:ligatures w14:val="none"/>
+        </w:rPr>
+      </w:pPr>
+      <w:r>
+        <w:rPr>
+          <w:rFonts w:ascii="Consolas" w:eastAsia="Times New Roman" w:hAnsi="Consolas" w:cs="Times New Roman"/>
+          <w:color w:val="000000"/>
+          <w:kern w:val="0"/>
+          <w:sz w:val="21"/>
+          <w:szCs w:val="21"/>
+          <w14:ligatures w14:val="none"/>
+        </w:rPr>
+        <w:t xml:space="preserve">        </w:t>
+      </w:r>
+      <w:r>
+        <w:rPr>
+          <w:rFonts w:ascii="Consolas" w:eastAsia="Times New Roman" w:hAnsi="Consolas" w:cs="Times New Roman"/>
+          <w:color w:val="A31515"/>
+          <w:kern w:val="0"/>
+          <w:sz w:val="21"/>
+          <w:szCs w:val="21"/>
+          <w14:ligatures w14:val="none"/>
+        </w:rPr>
+        <w:t>'</w:t>
+      </w:r>
+      <w:proofErr w:type="gramStart"/>
+      <w:r>
+        <w:rPr>
+          <w:rFonts w:ascii="Consolas" w:eastAsia="Times New Roman" w:hAnsi="Consolas" w:cs="Times New Roman"/>
+          <w:color w:val="A31515"/>
+          <w:kern w:val="0"/>
+          <w:sz w:val="21"/>
+          <w:szCs w:val="21"/>
+          <w14:ligatures w14:val="none"/>
+        </w:rPr>
+        <w:t>example</w:t>
+      </w:r>
+      <w:proofErr w:type="gramEnd"/>
+      <w:r>
+        <w:rPr>
+          <w:rFonts w:ascii="Consolas" w:eastAsia="Times New Roman" w:hAnsi="Consolas" w:cs="Times New Roman"/>
+          <w:color w:val="A31515"/>
+          <w:kern w:val="0"/>
+          <w:sz w:val="21"/>
+          <w:szCs w:val="21"/>
+          <w14:ligatures w14:val="none"/>
+        </w:rPr>
+        <w:t>:1000'</w:t>
+      </w:r>
+      <w:r>
+        <w:rPr>
+          <w:rFonts w:ascii="Consolas" w:eastAsia="Times New Roman" w:hAnsi="Consolas" w:cs="Times New Roman"/>
+          <w:color w:val="000000"/>
+          <w:kern w:val="0"/>
+          <w:sz w:val="21"/>
+          <w:szCs w:val="21"/>
+          <w14:ligatures w14:val="none"/>
+        </w:rPr>
+        <w:t xml:space="preserve"> =&gt; [</w:t>
+      </w:r>
+    </w:p>
+    <w:p>
+      <w:pPr>
+        <w:shd w:val="clear" w:color="auto" w:fill="FFFFFF"/>
+        <w:spacing w:after="0" w:line="285" w:lineRule="atLeast"/>
+        <w:rPr>
+          <w:rFonts w:ascii="Consolas" w:eastAsia="Times New Roman" w:hAnsi="Consolas" w:cs="Times New Roman"/>
+          <w:color w:val="3B3B3B"/>
+          <w:kern w:val="0"/>
+          <w:sz w:val="21"/>
+          <w:szCs w:val="21"/>
+          <w14:ligatures w14:val="none"/>
+        </w:rPr>
+      </w:pPr>
+      <w:r>
+        <w:rPr>
+          <w:rFonts w:ascii="Consolas" w:eastAsia="Times New Roman" w:hAnsi="Consolas" w:cs="Times New Roman"/>
+          <w:color w:val="000000"/>
+          <w:kern w:val="0"/>
+          <w:sz w:val="21"/>
+          <w:szCs w:val="21"/>
+          <w14:ligatures w14:val="none"/>
+        </w:rPr>
+        <w:t xml:space="preserve">            </w:t>
+      </w:r>
+      <w:r>
+        <w:rPr>
+          <w:rFonts w:ascii="Consolas" w:eastAsia="Times New Roman" w:hAnsi="Consolas" w:cs="Times New Roman"/>
+          <w:color w:val="A31515"/>
+          <w:kern w:val="0"/>
+          <w:sz w:val="21"/>
+          <w:szCs w:val="21"/>
+          <w14:ligatures w14:val="none"/>
+        </w:rPr>
+        <w:t>'name'</w:t>
+      </w:r>
+      <w:r>
+        <w:rPr>
+          <w:rFonts w:ascii="Consolas" w:eastAsia="Times New Roman" w:hAnsi="Consolas" w:cs="Times New Roman"/>
+          <w:color w:val="000000"/>
+          <w:kern w:val="0"/>
+          <w:sz w:val="21"/>
+          <w:szCs w:val="21"/>
+          <w14:ligatures w14:val="none"/>
+        </w:rPr>
+        <w:t xml:space="preserve"> =&gt; </w:t>
+      </w:r>
+      <w:r>
+        <w:rPr>
+          <w:rFonts w:ascii="Consolas" w:eastAsia="Times New Roman" w:hAnsi="Consolas" w:cs="Times New Roman"/>
+          <w:color w:val="A31515"/>
+          <w:kern w:val="0"/>
+          <w:sz w:val="21"/>
+          <w:szCs w:val="21"/>
+          <w14:ligatures w14:val="none"/>
+        </w:rPr>
+        <w:t>'string:1000'</w:t>
+      </w:r>
+      <w:r>
+        <w:rPr>
+          <w:rFonts w:ascii="Consolas" w:eastAsia="Times New Roman" w:hAnsi="Consolas" w:cs="Times New Roman"/>
+          <w:color w:val="000000"/>
+          <w:kern w:val="0"/>
+          <w:sz w:val="21"/>
+          <w:szCs w:val="21"/>
+          <w14:ligatures w14:val="none"/>
+        </w:rPr>
+        <w:t>,</w:t>
+      </w:r>
+    </w:p>
+    <w:p>
+      <w:pPr>
+        <w:shd w:val="clear" w:color="auto" w:fill="FFFFFF"/>
+        <w:spacing w:after="0" w:line="285" w:lineRule="atLeast"/>
+        <w:rPr>
+          <w:rFonts w:ascii="Consolas" w:eastAsia="Times New Roman" w:hAnsi="Consolas" w:cs="Times New Roman"/>
+          <w:color w:val="3B3B3B"/>
+          <w:kern w:val="0"/>
+          <w:sz w:val="21"/>
+          <w:szCs w:val="21"/>
+          <w14:ligatures w14:val="none"/>
+        </w:rPr>
+      </w:pPr>
+      <w:r>
+        <w:rPr>
+          <w:rFonts w:ascii="Consolas" w:eastAsia="Times New Roman" w:hAnsi="Consolas" w:cs="Times New Roman"/>
+          <w:color w:val="000000"/>
+          <w:kern w:val="0"/>
+          <w:sz w:val="21"/>
+          <w:szCs w:val="21"/>
+          <w14:ligatures w14:val="none"/>
+        </w:rPr>
+        <w:t xml:space="preserve">            </w:t>
+      </w:r>
+      <w:r>
+        <w:rPr>
+          <w:rFonts w:ascii="Consolas" w:eastAsia="Times New Roman" w:hAnsi="Consolas" w:cs="Times New Roman"/>
+          <w:color w:val="A31515"/>
+          <w:kern w:val="0"/>
+          <w:sz w:val="21"/>
+          <w:szCs w:val="21"/>
+          <w14:ligatures w14:val="none"/>
+        </w:rPr>
+        <w:t>'votes'</w:t>
+      </w:r>
+      <w:r>
+        <w:rPr>
+          <w:rFonts w:ascii="Consolas" w:eastAsia="Times New Roman" w:hAnsi="Consolas" w:cs="Times New Roman"/>
+          <w:color w:val="000000"/>
+          <w:kern w:val="0"/>
+          <w:sz w:val="21"/>
+          <w:szCs w:val="21"/>
+          <w14:ligatures w14:val="none"/>
+        </w:rPr>
+        <w:t xml:space="preserve"> =&gt; </w:t>
+      </w:r>
+      <w:r>
+        <w:rPr>
+          <w:rFonts w:ascii="Consolas" w:eastAsia="Times New Roman" w:hAnsi="Consolas" w:cs="Times New Roman"/>
+          <w:color w:val="A31515"/>
+          <w:kern w:val="0"/>
+          <w:sz w:val="21"/>
+          <w:szCs w:val="21"/>
+          <w14:ligatures w14:val="none"/>
+        </w:rPr>
+        <w:t>'int'</w:t>
+      </w:r>
+      <w:r>
+        <w:rPr>
+          <w:rFonts w:ascii="Consolas" w:eastAsia="Times New Roman" w:hAnsi="Consolas" w:cs="Times New Roman"/>
+          <w:color w:val="000000"/>
+          <w:kern w:val="0"/>
+          <w:sz w:val="21"/>
+          <w:szCs w:val="21"/>
+          <w14:ligatures w14:val="none"/>
+        </w:rPr>
+        <w:t>,</w:t>
+      </w:r>
+    </w:p>
+    <w:p>
+      <w:pPr>
+        <w:shd w:val="clear" w:color="auto" w:fill="FFFFFF"/>
+        <w:spacing w:after="0" w:line="285" w:lineRule="atLeast"/>
+        <w:rPr>
+          <w:rFonts w:ascii="Consolas" w:eastAsia="Times New Roman" w:hAnsi="Consolas" w:cs="Times New Roman"/>
+          <w:color w:val="3B3B3B"/>
+          <w:kern w:val="0"/>
+          <w:sz w:val="21"/>
+          <w:szCs w:val="21"/>
+          <w14:ligatures w14:val="none"/>
+        </w:rPr>
+      </w:pPr>
+      <w:r>
+        <w:rPr>
+          <w:rFonts w:ascii="Consolas" w:eastAsia="Times New Roman" w:hAnsi="Consolas" w:cs="Times New Roman"/>
+          <w:color w:val="000000"/>
+          <w:kern w:val="0"/>
+          <w:sz w:val="21"/>
+          <w:szCs w:val="21"/>
+          <w14:ligatures w14:val="none"/>
+        </w:rPr>
+        <w:t>        ],</w:t>
+      </w:r>
+    </w:p>
+    <w:p>
+      <w:pPr>
+        <w:shd w:val="clear" w:color="auto" w:fill="FFFFFF"/>
+        <w:spacing w:after="0" w:line="285" w:lineRule="atLeast"/>
+        <w:rPr>
+          <w:rFonts w:ascii="Consolas" w:eastAsia="Times New Roman" w:hAnsi="Consolas" w:cs="Times New Roman"/>
+          <w:color w:val="3B3B3B"/>
+          <w:kern w:val="0"/>
+          <w:sz w:val="21"/>
+          <w:szCs w:val="21"/>
+          <w14:ligatures w14:val="none"/>
+        </w:rPr>
+      </w:pPr>
+    </w:p>
+    <w:p>
+      <w:pPr>
+        <w:shd w:val="clear" w:color="auto" w:fill="FFFFFF"/>
+        <w:spacing w:after="0" w:line="285" w:lineRule="atLeast"/>
+        <w:rPr>
+          <w:rFonts w:ascii="Consolas" w:eastAsia="Times New Roman" w:hAnsi="Consolas" w:cs="Times New Roman"/>
+          <w:color w:val="3B3B3B"/>
+          <w:kern w:val="0"/>
+          <w:sz w:val="21"/>
+          <w:szCs w:val="21"/>
+          <w14:ligatures w14:val="none"/>
+        </w:rPr>
+      </w:pPr>
+      <w:r>
+        <w:rPr>
+          <w:rFonts w:ascii="Consolas" w:eastAsia="Times New Roman" w:hAnsi="Consolas" w:cs="Times New Roman"/>
+          <w:color w:val="000000"/>
+          <w:kern w:val="0"/>
+          <w:sz w:val="21"/>
+          <w:szCs w:val="21"/>
+          <w14:ligatures w14:val="none"/>
+        </w:rPr>
+        <w:t xml:space="preserve">        </w:t>
+      </w:r>
+      <w:r>
+        <w:rPr>
+          <w:rFonts w:ascii="Consolas" w:eastAsia="Times New Roman" w:hAnsi="Consolas" w:cs="Times New Roman"/>
+          <w:color w:val="A31515"/>
+          <w:kern w:val="0"/>
+          <w:sz w:val="21"/>
+          <w:szCs w:val="21"/>
+          <w14:ligatures w14:val="none"/>
+        </w:rPr>
+        <w:t>'</w:t>
+      </w:r>
+      <w:proofErr w:type="gramStart"/>
+      <w:r>
+        <w:rPr>
+          <w:rFonts w:ascii="Consolas" w:eastAsia="Times New Roman" w:hAnsi="Consolas" w:cs="Times New Roman"/>
+          <w:color w:val="A31515"/>
+          <w:kern w:val="0"/>
+          <w:sz w:val="21"/>
+          <w:szCs w:val="21"/>
+          <w14:ligatures w14:val="none"/>
+        </w:rPr>
+        <w:t>my</w:t>
+      </w:r>
+      <w:proofErr w:type="gramEnd"/>
+      <w:r>
+        <w:rPr>
+          <w:rFonts w:ascii="Consolas" w:eastAsia="Times New Roman" w:hAnsi="Consolas" w:cs="Times New Roman"/>
+          <w:color w:val="A31515"/>
+          <w:kern w:val="0"/>
+          <w:sz w:val="21"/>
+          <w:szCs w:val="21"/>
+          <w14:ligatures w14:val="none"/>
+        </w:rPr>
+        <w:t>-table:100'</w:t>
+      </w:r>
+      <w:r>
+        <w:rPr>
+          <w:rFonts w:ascii="Consolas" w:eastAsia="Times New Roman" w:hAnsi="Consolas" w:cs="Times New Roman"/>
+          <w:color w:val="000000"/>
+          <w:kern w:val="0"/>
+          <w:sz w:val="21"/>
+          <w:szCs w:val="21"/>
+          <w14:ligatures w14:val="none"/>
+        </w:rPr>
+        <w:t xml:space="preserve"> =&gt; [</w:t>
+      </w:r>
+    </w:p>
+    <w:p>
+      <w:pPr>
+        <w:shd w:val="clear" w:color="auto" w:fill="FFFFFF"/>
+        <w:spacing w:after="0" w:line="285" w:lineRule="atLeast"/>
+        <w:rPr>
+          <w:rFonts w:ascii="Consolas" w:eastAsia="Times New Roman" w:hAnsi="Consolas" w:cs="Times New Roman"/>
+          <w:color w:val="3B3B3B"/>
+          <w:kern w:val="0"/>
+          <w:sz w:val="21"/>
+          <w:szCs w:val="21"/>
+          <w14:ligatures w14:val="none"/>
+        </w:rPr>
+      </w:pPr>
+      <w:r>
+        <w:rPr>
+          <w:rFonts w:ascii="Consolas" w:eastAsia="Times New Roman" w:hAnsi="Consolas" w:cs="Times New Roman"/>
+          <w:color w:val="000000"/>
+          <w:kern w:val="0"/>
+          <w:sz w:val="21"/>
+          <w:szCs w:val="21"/>
+          <w14:ligatures w14:val="none"/>
+        </w:rPr>
+        <w:t xml:space="preserve">            </w:t>
+      </w:r>
+      <w:r>
+        <w:rPr>
+          <w:rFonts w:ascii="Consolas" w:eastAsia="Times New Roman" w:hAnsi="Consolas" w:cs="Times New Roman"/>
+          <w:color w:val="A31515"/>
+          <w:kern w:val="0"/>
+          <w:sz w:val="21"/>
+          <w:szCs w:val="21"/>
+          <w14:ligatures w14:val="none"/>
+        </w:rPr>
+        <w:t>'uuid'</w:t>
+      </w:r>
+      <w:r>
+        <w:rPr>
+          <w:rFonts w:ascii="Consolas" w:eastAsia="Times New Roman" w:hAnsi="Consolas" w:cs="Times New Roman"/>
+          <w:color w:val="000000"/>
+          <w:kern w:val="0"/>
+          <w:sz w:val="21"/>
+          <w:szCs w:val="21"/>
+          <w14:ligatures w14:val="none"/>
+        </w:rPr>
+        <w:t xml:space="preserve"> =&gt; </w:t>
+      </w:r>
+      <w:r>
+        <w:rPr>
+          <w:rFonts w:ascii="Consolas" w:eastAsia="Times New Roman" w:hAnsi="Consolas" w:cs="Times New Roman"/>
+          <w:color w:val="A31515"/>
+          <w:kern w:val="0"/>
+          <w:sz w:val="21"/>
+          <w:szCs w:val="21"/>
+          <w14:ligatures w14:val="none"/>
+        </w:rPr>
+        <w:t>'string:36'</w:t>
+      </w:r>
+      <w:r>
+        <w:rPr>
+          <w:rFonts w:ascii="Consolas" w:eastAsia="Times New Roman" w:hAnsi="Consolas" w:cs="Times New Roman"/>
+          <w:color w:val="000000"/>
+          <w:kern w:val="0"/>
+          <w:sz w:val="21"/>
+          <w:szCs w:val="21"/>
+          <w14:ligatures w14:val="none"/>
+        </w:rPr>
+        <w:t>,</w:t>
+      </w:r>
+    </w:p>
+    <w:p>
+      <w:pPr>
+        <w:shd w:val="clear" w:color="auto" w:fill="FFFFFF"/>
+        <w:spacing w:after="0" w:line="285" w:lineRule="atLeast"/>
+        <w:rPr>
+          <w:rFonts w:ascii="Consolas" w:eastAsia="Times New Roman" w:hAnsi="Consolas" w:cs="Times New Roman"/>
+          <w:color w:val="3B3B3B"/>
+          <w:kern w:val="0"/>
+          <w:sz w:val="21"/>
+          <w:szCs w:val="21"/>
+          <w14:ligatures w14:val="none"/>
+        </w:rPr>
+      </w:pPr>
+      <w:r>
+        <w:rPr>
+          <w:rFonts w:ascii="Consolas" w:eastAsia="Times New Roman" w:hAnsi="Consolas" w:cs="Times New Roman"/>
+          <w:color w:val="000000"/>
+          <w:kern w:val="0"/>
+          <w:sz w:val="21"/>
+          <w:szCs w:val="21"/>
+          <w14:ligatures w14:val="none"/>
+        </w:rPr>
+        <w:t xml:space="preserve">            </w:t>
+      </w:r>
+      <w:r>
+        <w:rPr>
+          <w:rFonts w:ascii="Consolas" w:eastAsia="Times New Roman" w:hAnsi="Consolas" w:cs="Times New Roman"/>
+          <w:color w:val="A31515"/>
+          <w:kern w:val="0"/>
+          <w:sz w:val="21"/>
+          <w:szCs w:val="21"/>
+          <w14:ligatures w14:val="none"/>
+        </w:rPr>
+        <w:t>'name'</w:t>
+      </w:r>
+      <w:r>
+        <w:rPr>
+          <w:rFonts w:ascii="Consolas" w:eastAsia="Times New Roman" w:hAnsi="Consolas" w:cs="Times New Roman"/>
+          <w:color w:val="000000"/>
+          <w:kern w:val="0"/>
+          <w:sz w:val="21"/>
+          <w:szCs w:val="21"/>
+          <w14:ligatures w14:val="none"/>
+        </w:rPr>
+        <w:t xml:space="preserve"> =&gt; </w:t>
+      </w:r>
+      <w:r>
+        <w:rPr>
+          <w:rFonts w:ascii="Consolas" w:eastAsia="Times New Roman" w:hAnsi="Consolas" w:cs="Times New Roman"/>
+          <w:color w:val="A31515"/>
+          <w:kern w:val="0"/>
+          <w:sz w:val="21"/>
+          <w:szCs w:val="21"/>
+          <w14:ligatures w14:val="none"/>
+        </w:rPr>
+        <w:t>'string:1000'</w:t>
+      </w:r>
+      <w:r>
+        <w:rPr>
+          <w:rFonts w:ascii="Consolas" w:eastAsia="Times New Roman" w:hAnsi="Consolas" w:cs="Times New Roman"/>
+          <w:color w:val="000000"/>
+          <w:kern w:val="0"/>
+          <w:sz w:val="21"/>
+          <w:szCs w:val="21"/>
+          <w14:ligatures w14:val="none"/>
+        </w:rPr>
+        <w:t>,</w:t>
+      </w:r>
+    </w:p>
+    <w:p>
+      <w:pPr>
+        <w:shd w:val="clear" w:color="auto" w:fill="FFFFFF"/>
+        <w:spacing w:after="0" w:line="285" w:lineRule="atLeast"/>
+        <w:rPr>
+          <w:rFonts w:ascii="Consolas" w:eastAsia="Times New Roman" w:hAnsi="Consolas" w:cs="Times New Roman"/>
+          <w:color w:val="3B3B3B"/>
+          <w:kern w:val="0"/>
+          <w:sz w:val="21"/>
+          <w:szCs w:val="21"/>
+          <w14:ligatures w14:val="none"/>
+        </w:rPr>
+      </w:pPr>
+      <w:r>
+        <w:rPr>
+          <w:rFonts w:ascii="Consolas" w:eastAsia="Times New Roman" w:hAnsi="Consolas" w:cs="Times New Roman"/>
+          <w:color w:val="000000"/>
+          <w:kern w:val="0"/>
+          <w:sz w:val="21"/>
+          <w:szCs w:val="21"/>
+          <w14:ligatures w14:val="none"/>
+        </w:rPr>
+        <w:t xml:space="preserve">            </w:t>
+      </w:r>
+      <w:r>
+        <w:rPr>
+          <w:rFonts w:ascii="Consolas" w:eastAsia="Times New Roman" w:hAnsi="Consolas" w:cs="Times New Roman"/>
+          <w:color w:val="A31515"/>
+          <w:kern w:val="0"/>
+          <w:sz w:val="21"/>
+          <w:szCs w:val="21"/>
+          <w14:ligatures w14:val="none"/>
+        </w:rPr>
+        <w:t>'age'</w:t>
+      </w:r>
+      <w:r>
+        <w:rPr>
+          <w:rFonts w:ascii="Consolas" w:eastAsia="Times New Roman" w:hAnsi="Consolas" w:cs="Times New Roman"/>
+          <w:color w:val="000000"/>
+          <w:kern w:val="0"/>
+          <w:sz w:val="21"/>
+          <w:szCs w:val="21"/>
+          <w14:ligatures w14:val="none"/>
+        </w:rPr>
+        <w:t xml:space="preserve"> =&gt; </w:t>
+      </w:r>
+      <w:r>
+        <w:rPr>
+          <w:rFonts w:ascii="Consolas" w:eastAsia="Times New Roman" w:hAnsi="Consolas" w:cs="Times New Roman"/>
+          <w:color w:val="A31515"/>
+          <w:kern w:val="0"/>
+          <w:sz w:val="21"/>
+          <w:szCs w:val="21"/>
+          <w14:ligatures w14:val="none"/>
+        </w:rPr>
+        <w:t>'int'</w:t>
+      </w:r>
+      <w:r>
+        <w:rPr>
+          <w:rFonts w:ascii="Consolas" w:eastAsia="Times New Roman" w:hAnsi="Consolas" w:cs="Times New Roman"/>
+          <w:color w:val="000000"/>
+          <w:kern w:val="0"/>
+          <w:sz w:val="21"/>
+          <w:szCs w:val="21"/>
+          <w14:ligatures w14:val="none"/>
+        </w:rPr>
+        <w:t>,</w:t>
+      </w:r>
+    </w:p>
+    <w:p>
+      <w:pPr>
+        <w:shd w:val="clear" w:color="auto" w:fill="FFFFFF"/>
+        <w:spacing w:after="0" w:line="285" w:lineRule="atLeast"/>
+        <w:rPr>
+          <w:rFonts w:ascii="Consolas" w:eastAsia="Times New Roman" w:hAnsi="Consolas" w:cs="Times New Roman"/>
+          <w:color w:val="3B3B3B"/>
+          <w:kern w:val="0"/>
+          <w:sz w:val="21"/>
+          <w:szCs w:val="21"/>
+          <w14:ligatures w14:val="none"/>
+        </w:rPr>
+      </w:pPr>
+      <w:r>
+        <w:rPr>
+          <w:rFonts w:ascii="Consolas" w:eastAsia="Times New Roman" w:hAnsi="Consolas" w:cs="Times New Roman"/>
+          <w:color w:val="000000"/>
+          <w:kern w:val="0"/>
+          <w:sz w:val="21"/>
+          <w:szCs w:val="21"/>
+          <w14:ligatures w14:val="none"/>
+        </w:rPr>
+        <w:t xml:space="preserve">            </w:t>
+      </w:r>
+      <w:r>
+        <w:rPr>
+          <w:rFonts w:ascii="Consolas" w:eastAsia="Times New Roman" w:hAnsi="Consolas" w:cs="Times New Roman"/>
+          <w:color w:val="A31515"/>
+          <w:kern w:val="0"/>
+          <w:sz w:val="21"/>
+          <w:szCs w:val="21"/>
+          <w14:ligatures w14:val="none"/>
+        </w:rPr>
+        <w:t>'value'</w:t>
+      </w:r>
+      <w:r>
+        <w:rPr>
+          <w:rFonts w:ascii="Consolas" w:eastAsia="Times New Roman" w:hAnsi="Consolas" w:cs="Times New Roman"/>
+          <w:color w:val="000000"/>
+          <w:kern w:val="0"/>
+          <w:sz w:val="21"/>
+          <w:szCs w:val="21"/>
+          <w14:ligatures w14:val="none"/>
+        </w:rPr>
+        <w:t xml:space="preserve"> =&gt; </w:t>
+      </w:r>
+      <w:r>
+        <w:rPr>
+          <w:rFonts w:ascii="Consolas" w:eastAsia="Times New Roman" w:hAnsi="Consolas" w:cs="Times New Roman"/>
+          <w:color w:val="A31515"/>
+          <w:kern w:val="0"/>
+          <w:sz w:val="21"/>
+          <w:szCs w:val="21"/>
+          <w14:ligatures w14:val="none"/>
+        </w:rPr>
+        <w:t>'float'</w:t>
+      </w:r>
+      <w:r>
+        <w:rPr>
+          <w:rFonts w:ascii="Consolas" w:eastAsia="Times New Roman" w:hAnsi="Consolas" w:cs="Times New Roman"/>
+          <w:color w:val="000000"/>
+          <w:kern w:val="0"/>
+          <w:sz w:val="21"/>
+          <w:szCs w:val="21"/>
+          <w14:ligatures w14:val="none"/>
+        </w:rPr>
+        <w:t>,</w:t>
+      </w:r>
+    </w:p>
+    <w:p>
+      <w:pPr>
+        <w:shd w:val="clear" w:color="auto" w:fill="FFFFFF"/>
+        <w:spacing w:after="0" w:line="285" w:lineRule="atLeast"/>
+        <w:rPr>
+          <w:rFonts w:ascii="Consolas" w:eastAsia="Times New Roman" w:hAnsi="Consolas" w:cs="Times New Roman"/>
+          <w:color w:val="3B3B3B"/>
+          <w:kern w:val="0"/>
+          <w:sz w:val="21"/>
+          <w:szCs w:val="21"/>
+          <w14:ligatures w14:val="none"/>
+        </w:rPr>
+      </w:pPr>
+      <w:r>
+        <w:rPr>
+          <w:rFonts w:ascii="Consolas" w:eastAsia="Times New Roman" w:hAnsi="Consolas" w:cs="Times New Roman"/>
+          <w:color w:val="000000"/>
+          <w:kern w:val="0"/>
+          <w:sz w:val="21"/>
+          <w:szCs w:val="21"/>
+          <w14:ligatures w14:val="none"/>
+        </w:rPr>
+        <w:t>        ],</w:t>
+      </w:r>
+    </w:p>
+    <w:p>
+      <w:pPr>
+        <w:shd w:val="clear" w:color="auto" w:fill="FFFFFF"/>
+        <w:spacing w:after="0" w:line="285" w:lineRule="atLeast"/>
+        <w:rPr>
+          <w:rFonts w:ascii="Consolas" w:eastAsia="Times New Roman" w:hAnsi="Consolas" w:cs="Times New Roman"/>
+          <w:color w:val="3B3B3B"/>
+          <w:kern w:val="0"/>
+          <w:sz w:val="21"/>
+          <w:szCs w:val="21"/>
+          <w14:ligatures w14:val="none"/>
+        </w:rPr>
+      </w:pPr>
+      <w:r>
+        <w:rPr>
+          <w:rFonts w:ascii="Consolas" w:eastAsia="Times New Roman" w:hAnsi="Consolas" w:cs="Times New Roman"/>
+          <w:color w:val="000000"/>
+          <w:kern w:val="0"/>
+          <w:sz w:val="21"/>
+          <w:szCs w:val="21"/>
+          <w14:ligatures w14:val="none"/>
+        </w:rPr>
+        <w:t>    ],</w:t>
+      </w:r>
+    </w:p>
+    <w:p>
+      <w:pPr>
+        <w:ind w:left="720" w:firstLine="720"/>
+        <w:rPr>
+          <w:rFonts w:cs="Sakkal Majalla"/>
+        </w:rPr>
+      </w:pPr>
+      <w:r>
+        <w:rPr>
+          <w:rFonts w:cs="Sakkal Majalla"/>
+        </w:rPr>
+        <w:t>=========================================</w:t>
+      </w:r>
+    </w:p>
+    <w:p>
+      <w:pPr>
+        <w:shd w:val="clear" w:color="auto" w:fill="FFFFFF"/>
+        <w:spacing w:after="0" w:line="285" w:lineRule="atLeast"/>
+        <w:rPr>
+          <w:rFonts w:ascii="Consolas" w:eastAsia="Times New Roman" w:hAnsi="Consolas" w:cs="Times New Roman"/>
+          <w:color w:val="3B3B3B"/>
+          <w:kern w:val="0"/>
+          <w:sz w:val="21"/>
+          <w:szCs w:val="21"/>
+          <w14:ligatures w14:val="none"/>
+        </w:rPr>
+      </w:pPr>
+      <w:proofErr w:type="gramStart"/>
+      <w:r>
+        <w:rPr>
+          <w:rFonts w:ascii="Consolas" w:eastAsia="Times New Roman" w:hAnsi="Consolas" w:cs="Times New Roman"/>
+          <w:color w:val="267F99"/>
+          <w:kern w:val="0"/>
+          <w:sz w:val="21"/>
+          <w:szCs w:val="21"/>
+          <w14:ligatures w14:val="none"/>
+        </w:rPr>
+        <w:lastRenderedPageBreak/>
+        <w:t>Route</w:t>
+      </w:r>
+      <w:r>
+        <w:rPr>
+          <w:rFonts w:ascii="Consolas" w:eastAsia="Times New Roman" w:hAnsi="Consolas" w:cs="Times New Roman"/>
+          <w:color w:val="000000"/>
+          <w:kern w:val="0"/>
+          <w:sz w:val="21"/>
+          <w:szCs w:val="21"/>
+          <w14:ligatures w14:val="none"/>
+        </w:rPr>
+        <w:t>::</w:t>
+      </w:r>
+      <w:r>
+        <w:rPr>
+          <w:rFonts w:ascii="Consolas" w:eastAsia="Times New Roman" w:hAnsi="Consolas" w:cs="Times New Roman"/>
+          <w:color w:val="795E26"/>
+          <w:kern w:val="0"/>
+          <w:sz w:val="21"/>
+          <w:szCs w:val="21"/>
+          <w14:ligatures w14:val="none"/>
+        </w:rPr>
+        <w:t>get</w:t>
+      </w:r>
+      <w:r>
+        <w:rPr>
+          <w:rFonts w:ascii="Consolas" w:eastAsia="Times New Roman" w:hAnsi="Consolas" w:cs="Times New Roman"/>
+          <w:color w:val="000000"/>
+          <w:kern w:val="0"/>
+          <w:sz w:val="21"/>
+          <w:szCs w:val="21"/>
+          <w14:ligatures w14:val="none"/>
+        </w:rPr>
+        <w:t>(</w:t>
+      </w:r>
+      <w:proofErr w:type="gramEnd"/>
+      <w:r>
+        <w:rPr>
+          <w:rFonts w:ascii="Consolas" w:eastAsia="Times New Roman" w:hAnsi="Consolas" w:cs="Times New Roman"/>
+          <w:color w:val="A31515"/>
+          <w:kern w:val="0"/>
+          <w:sz w:val="21"/>
+          <w:szCs w:val="21"/>
+          <w14:ligatures w14:val="none"/>
+        </w:rPr>
+        <w:t>'/table-create'</w:t>
+      </w:r>
+      <w:r>
+        <w:rPr>
+          <w:rFonts w:ascii="Consolas" w:eastAsia="Times New Roman" w:hAnsi="Consolas" w:cs="Times New Roman"/>
+          <w:color w:val="000000"/>
+          <w:kern w:val="0"/>
+          <w:sz w:val="21"/>
+          <w:szCs w:val="21"/>
+          <w14:ligatures w14:val="none"/>
+        </w:rPr>
+        <w:t xml:space="preserve">, </w:t>
+      </w:r>
+      <w:r>
+        <w:rPr>
+          <w:rFonts w:ascii="Consolas" w:eastAsia="Times New Roman" w:hAnsi="Consolas" w:cs="Times New Roman"/>
+          <w:color w:val="0000FF"/>
+          <w:kern w:val="0"/>
+          <w:sz w:val="21"/>
+          <w:szCs w:val="21"/>
+          <w14:ligatures w14:val="none"/>
+        </w:rPr>
+        <w:t>function</w:t>
+      </w:r>
+      <w:r>
+        <w:rPr>
+          <w:rFonts w:ascii="Consolas" w:eastAsia="Times New Roman" w:hAnsi="Consolas" w:cs="Times New Roman"/>
+          <w:color w:val="000000"/>
+          <w:kern w:val="0"/>
+          <w:sz w:val="21"/>
+          <w:szCs w:val="21"/>
+          <w14:ligatures w14:val="none"/>
+        </w:rPr>
+        <w:t xml:space="preserve"> () {</w:t>
+      </w:r>
+    </w:p>
+    <w:p>
+      <w:pPr>
+        <w:shd w:val="clear" w:color="auto" w:fill="FFFFFF"/>
+        <w:spacing w:after="0" w:line="285" w:lineRule="atLeast"/>
+        <w:rPr>
+          <w:rFonts w:ascii="Consolas" w:eastAsia="Times New Roman" w:hAnsi="Consolas" w:cs="Times New Roman"/>
+          <w:color w:val="3B3B3B"/>
+          <w:kern w:val="0"/>
+          <w:sz w:val="21"/>
+          <w:szCs w:val="21"/>
+          <w14:ligatures w14:val="none"/>
+        </w:rPr>
+      </w:pPr>
+      <w:r>
+        <w:rPr>
+          <w:rFonts w:ascii="Consolas" w:eastAsia="Times New Roman" w:hAnsi="Consolas" w:cs="Times New Roman"/>
+          <w:color w:val="000000"/>
+          <w:kern w:val="0"/>
+          <w:sz w:val="21"/>
+          <w:szCs w:val="21"/>
+          <w14:ligatures w14:val="none"/>
+        </w:rPr>
+        <w:t xml:space="preserve">    </w:t>
+      </w:r>
+      <w:r>
+        <w:rPr>
+          <w:rFonts w:ascii="Consolas" w:eastAsia="Times New Roman" w:hAnsi="Consolas" w:cs="Times New Roman"/>
+          <w:color w:val="008000"/>
+          <w:kern w:val="0"/>
+          <w:sz w:val="21"/>
+          <w:szCs w:val="21"/>
+          <w14:ligatures w14:val="none"/>
+        </w:rPr>
+        <w:t>// Getting the table instance</w:t>
+      </w:r>
+    </w:p>
+    <w:p>
+      <w:pPr>
+        <w:shd w:val="clear" w:color="auto" w:fill="FFFFFF"/>
+        <w:spacing w:after="0" w:line="285" w:lineRule="atLeast"/>
+        <w:rPr>
+          <w:rFonts w:ascii="Consolas" w:eastAsia="Times New Roman" w:hAnsi="Consolas" w:cs="Times New Roman"/>
+          <w:color w:val="3B3B3B"/>
+          <w:kern w:val="0"/>
+          <w:sz w:val="21"/>
+          <w:szCs w:val="21"/>
+          <w14:ligatures w14:val="none"/>
+        </w:rPr>
+      </w:pPr>
+      <w:r>
+        <w:rPr>
+          <w:rFonts w:ascii="Consolas" w:eastAsia="Times New Roman" w:hAnsi="Consolas" w:cs="Times New Roman"/>
+          <w:color w:val="000000"/>
+          <w:kern w:val="0"/>
+          <w:sz w:val="21"/>
+          <w:szCs w:val="21"/>
+          <w14:ligatures w14:val="none"/>
+        </w:rPr>
+        <w:t xml:space="preserve">    </w:t>
+      </w:r>
+      <w:r>
+        <w:rPr>
+          <w:rFonts w:ascii="Consolas" w:eastAsia="Times New Roman" w:hAnsi="Consolas" w:cs="Times New Roman"/>
+          <w:color w:val="001080"/>
+          <w:kern w:val="0"/>
+          <w:sz w:val="21"/>
+          <w:szCs w:val="21"/>
+          <w14:ligatures w14:val="none"/>
+        </w:rPr>
+        <w:t>$table</w:t>
+      </w:r>
+      <w:r>
+        <w:rPr>
+          <w:rFonts w:ascii="Consolas" w:eastAsia="Times New Roman" w:hAnsi="Consolas" w:cs="Times New Roman"/>
+          <w:color w:val="000000"/>
+          <w:kern w:val="0"/>
+          <w:sz w:val="21"/>
+          <w:szCs w:val="21"/>
+          <w14:ligatures w14:val="none"/>
+        </w:rPr>
+        <w:t xml:space="preserve"> = </w:t>
+      </w:r>
+      <w:proofErr w:type="gramStart"/>
+      <w:r>
+        <w:rPr>
+          <w:rFonts w:ascii="Consolas" w:eastAsia="Times New Roman" w:hAnsi="Consolas" w:cs="Times New Roman"/>
+          <w:color w:val="267F99"/>
+          <w:kern w:val="0"/>
+          <w:sz w:val="21"/>
+          <w:szCs w:val="21"/>
+          <w14:ligatures w14:val="none"/>
+        </w:rPr>
+        <w:t>Octane</w:t>
+      </w:r>
+      <w:r>
+        <w:rPr>
+          <w:rFonts w:ascii="Consolas" w:eastAsia="Times New Roman" w:hAnsi="Consolas" w:cs="Times New Roman"/>
+          <w:color w:val="000000"/>
+          <w:kern w:val="0"/>
+          <w:sz w:val="21"/>
+          <w:szCs w:val="21"/>
+          <w14:ligatures w14:val="none"/>
+        </w:rPr>
+        <w:t>::</w:t>
+      </w:r>
+      <w:proofErr w:type="gramEnd"/>
+      <w:r>
+        <w:rPr>
+          <w:rFonts w:ascii="Consolas" w:eastAsia="Times New Roman" w:hAnsi="Consolas" w:cs="Times New Roman"/>
+          <w:color w:val="795E26"/>
+          <w:kern w:val="0"/>
+          <w:sz w:val="21"/>
+          <w:szCs w:val="21"/>
+          <w14:ligatures w14:val="none"/>
+        </w:rPr>
+        <w:t>table</w:t>
+      </w:r>
+      <w:r>
+        <w:rPr>
+          <w:rFonts w:ascii="Consolas" w:eastAsia="Times New Roman" w:hAnsi="Consolas" w:cs="Times New Roman"/>
+          <w:color w:val="000000"/>
+          <w:kern w:val="0"/>
+          <w:sz w:val="21"/>
+          <w:szCs w:val="21"/>
+          <w14:ligatures w14:val="none"/>
+        </w:rPr>
+        <w:t>(</w:t>
+      </w:r>
+      <w:r>
+        <w:rPr>
+          <w:rFonts w:ascii="Consolas" w:eastAsia="Times New Roman" w:hAnsi="Consolas" w:cs="Times New Roman"/>
+          <w:color w:val="A31515"/>
+          <w:kern w:val="0"/>
+          <w:sz w:val="21"/>
+          <w:szCs w:val="21"/>
+          <w14:ligatures w14:val="none"/>
+        </w:rPr>
+        <w:t>'my-table'</w:t>
+      </w:r>
+      <w:r>
+        <w:rPr>
+          <w:rFonts w:ascii="Consolas" w:eastAsia="Times New Roman" w:hAnsi="Consolas" w:cs="Times New Roman"/>
+          <w:color w:val="000000"/>
+          <w:kern w:val="0"/>
+          <w:sz w:val="21"/>
+          <w:szCs w:val="21"/>
+          <w14:ligatures w14:val="none"/>
+        </w:rPr>
+        <w:t>);</w:t>
+      </w:r>
+    </w:p>
+    <w:p>
+      <w:pPr>
+        <w:shd w:val="clear" w:color="auto" w:fill="FFFFFF"/>
+        <w:spacing w:after="0" w:line="285" w:lineRule="atLeast"/>
+        <w:rPr>
+          <w:rFonts w:ascii="Consolas" w:eastAsia="Times New Roman" w:hAnsi="Consolas" w:cs="Times New Roman"/>
+          <w:color w:val="3B3B3B"/>
+          <w:kern w:val="0"/>
+          <w:sz w:val="21"/>
+          <w:szCs w:val="21"/>
+          <w14:ligatures w14:val="none"/>
+        </w:rPr>
+      </w:pPr>
+      <w:r>
+        <w:rPr>
+          <w:rFonts w:ascii="Consolas" w:eastAsia="Times New Roman" w:hAnsi="Consolas" w:cs="Times New Roman"/>
+          <w:color w:val="000000"/>
+          <w:kern w:val="0"/>
+          <w:sz w:val="21"/>
+          <w:szCs w:val="21"/>
+          <w14:ligatures w14:val="none"/>
+        </w:rPr>
+        <w:t xml:space="preserve">    </w:t>
+      </w:r>
+      <w:r>
+        <w:rPr>
+          <w:rFonts w:ascii="Consolas" w:eastAsia="Times New Roman" w:hAnsi="Consolas" w:cs="Times New Roman"/>
+          <w:color w:val="008000"/>
+          <w:kern w:val="0"/>
+          <w:sz w:val="21"/>
+          <w:szCs w:val="21"/>
+          <w14:ligatures w14:val="none"/>
+        </w:rPr>
+        <w:t xml:space="preserve">// looping </w:t>
+      </w:r>
+      <w:proofErr w:type="gramStart"/>
+      <w:r>
+        <w:rPr>
+          <w:rFonts w:ascii="Consolas" w:eastAsia="Times New Roman" w:hAnsi="Consolas" w:cs="Times New Roman"/>
+          <w:color w:val="008000"/>
+          <w:kern w:val="0"/>
+          <w:sz w:val="21"/>
+          <w:szCs w:val="21"/>
+          <w14:ligatures w14:val="none"/>
+        </w:rPr>
+        <w:t>1..</w:t>
+      </w:r>
+      <w:proofErr w:type="gramEnd"/>
+      <w:r>
+        <w:rPr>
+          <w:rFonts w:ascii="Consolas" w:eastAsia="Times New Roman" w:hAnsi="Consolas" w:cs="Times New Roman"/>
+          <w:color w:val="008000"/>
+          <w:kern w:val="0"/>
+          <w:sz w:val="21"/>
+          <w:szCs w:val="21"/>
+          <w14:ligatures w14:val="none"/>
+        </w:rPr>
+        <w:t xml:space="preserve">90 creating rows with </w:t>
+      </w:r>
+      <w:proofErr w:type="gramStart"/>
+      <w:r>
+        <w:rPr>
+          <w:rFonts w:ascii="Consolas" w:eastAsia="Times New Roman" w:hAnsi="Consolas" w:cs="Times New Roman"/>
+          <w:color w:val="008000"/>
+          <w:kern w:val="0"/>
+          <w:sz w:val="21"/>
+          <w:szCs w:val="21"/>
+          <w14:ligatures w14:val="none"/>
+        </w:rPr>
+        <w:t>fake(</w:t>
+      </w:r>
+      <w:proofErr w:type="gramEnd"/>
+      <w:r>
+        <w:rPr>
+          <w:rFonts w:ascii="Consolas" w:eastAsia="Times New Roman" w:hAnsi="Consolas" w:cs="Times New Roman"/>
+          <w:color w:val="008000"/>
+          <w:kern w:val="0"/>
+          <w:sz w:val="21"/>
+          <w:szCs w:val="21"/>
+          <w14:ligatures w14:val="none"/>
+        </w:rPr>
+        <w:t>) helper</w:t>
+      </w:r>
+    </w:p>
+    <w:p>
+      <w:pPr>
+        <w:shd w:val="clear" w:color="auto" w:fill="FFFFFF"/>
+        <w:spacing w:after="0" w:line="285" w:lineRule="atLeast"/>
+        <w:rPr>
+          <w:rFonts w:ascii="Consolas" w:eastAsia="Times New Roman" w:hAnsi="Consolas" w:cs="Times New Roman"/>
+          <w:color w:val="3B3B3B"/>
+          <w:kern w:val="0"/>
+          <w:sz w:val="21"/>
+          <w:szCs w:val="21"/>
+          <w14:ligatures w14:val="none"/>
+        </w:rPr>
+      </w:pPr>
+      <w:r>
+        <w:rPr>
+          <w:rFonts w:ascii="Consolas" w:eastAsia="Times New Roman" w:hAnsi="Consolas" w:cs="Times New Roman"/>
+          <w:color w:val="000000"/>
+          <w:kern w:val="0"/>
+          <w:sz w:val="21"/>
+          <w:szCs w:val="21"/>
+          <w14:ligatures w14:val="none"/>
+        </w:rPr>
+        <w:t xml:space="preserve">    </w:t>
+      </w:r>
+      <w:r>
+        <w:rPr>
+          <w:rFonts w:ascii="Consolas" w:eastAsia="Times New Roman" w:hAnsi="Consolas" w:cs="Times New Roman"/>
+          <w:color w:val="AF00DB"/>
+          <w:kern w:val="0"/>
+          <w:sz w:val="21"/>
+          <w:szCs w:val="21"/>
+          <w14:ligatures w14:val="none"/>
+        </w:rPr>
+        <w:t>for</w:t>
+      </w:r>
+      <w:r>
+        <w:rPr>
+          <w:rFonts w:ascii="Consolas" w:eastAsia="Times New Roman" w:hAnsi="Consolas" w:cs="Times New Roman"/>
+          <w:color w:val="000000"/>
+          <w:kern w:val="0"/>
+          <w:sz w:val="21"/>
+          <w:szCs w:val="21"/>
+          <w14:ligatures w14:val="none"/>
+        </w:rPr>
+        <w:t xml:space="preserve"> (</w:t>
+      </w:r>
+      <w:r>
+        <w:rPr>
+          <w:rFonts w:ascii="Consolas" w:eastAsia="Times New Roman" w:hAnsi="Consolas" w:cs="Times New Roman"/>
+          <w:color w:val="001080"/>
+          <w:kern w:val="0"/>
+          <w:sz w:val="21"/>
+          <w:szCs w:val="21"/>
+          <w14:ligatures w14:val="none"/>
+        </w:rPr>
+        <w:t>$</w:t>
+      </w:r>
+      <w:proofErr w:type="spellStart"/>
+      <w:r>
+        <w:rPr>
+          <w:rFonts w:ascii="Consolas" w:eastAsia="Times New Roman" w:hAnsi="Consolas" w:cs="Times New Roman"/>
+          <w:color w:val="001080"/>
+          <w:kern w:val="0"/>
+          <w:sz w:val="21"/>
+          <w:szCs w:val="21"/>
+          <w14:ligatures w14:val="none"/>
+        </w:rPr>
+        <w:t>i</w:t>
+      </w:r>
+      <w:proofErr w:type="spellEnd"/>
+      <w:r>
+        <w:rPr>
+          <w:rFonts w:ascii="Consolas" w:eastAsia="Times New Roman" w:hAnsi="Consolas" w:cs="Times New Roman"/>
+          <w:color w:val="000000"/>
+          <w:kern w:val="0"/>
+          <w:sz w:val="21"/>
+          <w:szCs w:val="21"/>
+          <w14:ligatures w14:val="none"/>
+        </w:rPr>
+        <w:t>=</w:t>
+      </w:r>
+      <w:r>
+        <w:rPr>
+          <w:rFonts w:ascii="Consolas" w:eastAsia="Times New Roman" w:hAnsi="Consolas" w:cs="Times New Roman"/>
+          <w:color w:val="098658"/>
+          <w:kern w:val="0"/>
+          <w:sz w:val="21"/>
+          <w:szCs w:val="21"/>
+          <w14:ligatures w14:val="none"/>
+        </w:rPr>
+        <w:t>1</w:t>
+      </w:r>
+      <w:r>
+        <w:rPr>
+          <w:rFonts w:ascii="Consolas" w:eastAsia="Times New Roman" w:hAnsi="Consolas" w:cs="Times New Roman"/>
+          <w:color w:val="000000"/>
+          <w:kern w:val="0"/>
+          <w:sz w:val="21"/>
+          <w:szCs w:val="21"/>
+          <w14:ligatures w14:val="none"/>
+        </w:rPr>
+        <w:t xml:space="preserve">; </w:t>
+      </w:r>
+      <w:r>
+        <w:rPr>
+          <w:rFonts w:ascii="Consolas" w:eastAsia="Times New Roman" w:hAnsi="Consolas" w:cs="Times New Roman"/>
+          <w:color w:val="001080"/>
+          <w:kern w:val="0"/>
+          <w:sz w:val="21"/>
+          <w:szCs w:val="21"/>
+          <w14:ligatures w14:val="none"/>
+        </w:rPr>
+        <w:t>$</w:t>
+      </w:r>
+      <w:proofErr w:type="spellStart"/>
+      <w:r>
+        <w:rPr>
+          <w:rFonts w:ascii="Consolas" w:eastAsia="Times New Roman" w:hAnsi="Consolas" w:cs="Times New Roman"/>
+          <w:color w:val="001080"/>
+          <w:kern w:val="0"/>
+          <w:sz w:val="21"/>
+          <w:szCs w:val="21"/>
+          <w14:ligatures w14:val="none"/>
+        </w:rPr>
+        <w:t>i</w:t>
+      </w:r>
+      <w:proofErr w:type="spellEnd"/>
+      <w:r>
+        <w:rPr>
+          <w:rFonts w:ascii="Consolas" w:eastAsia="Times New Roman" w:hAnsi="Consolas" w:cs="Times New Roman"/>
+          <w:color w:val="000000"/>
+          <w:kern w:val="0"/>
+          <w:sz w:val="21"/>
+          <w:szCs w:val="21"/>
+          <w14:ligatures w14:val="none"/>
+        </w:rPr>
+        <w:t xml:space="preserve"> &lt;= </w:t>
+      </w:r>
+      <w:r>
+        <w:rPr>
+          <w:rFonts w:ascii="Consolas" w:eastAsia="Times New Roman" w:hAnsi="Consolas" w:cs="Times New Roman"/>
+          <w:color w:val="098658"/>
+          <w:kern w:val="0"/>
+          <w:sz w:val="21"/>
+          <w:szCs w:val="21"/>
+          <w14:ligatures w14:val="none"/>
+        </w:rPr>
+        <w:t>90</w:t>
+      </w:r>
+      <w:r>
+        <w:rPr>
+          <w:rFonts w:ascii="Consolas" w:eastAsia="Times New Roman" w:hAnsi="Consolas" w:cs="Times New Roman"/>
+          <w:color w:val="000000"/>
+          <w:kern w:val="0"/>
+          <w:sz w:val="21"/>
+          <w:szCs w:val="21"/>
+          <w14:ligatures w14:val="none"/>
+        </w:rPr>
+        <w:t xml:space="preserve">; </w:t>
+      </w:r>
+      <w:r>
+        <w:rPr>
+          <w:rFonts w:ascii="Consolas" w:eastAsia="Times New Roman" w:hAnsi="Consolas" w:cs="Times New Roman"/>
+          <w:color w:val="001080"/>
+          <w:kern w:val="0"/>
+          <w:sz w:val="21"/>
+          <w:szCs w:val="21"/>
+          <w14:ligatures w14:val="none"/>
+        </w:rPr>
+        <w:t>$</w:t>
+      </w:r>
+      <w:proofErr w:type="spellStart"/>
+      <w:r>
+        <w:rPr>
+          <w:rFonts w:ascii="Consolas" w:eastAsia="Times New Roman" w:hAnsi="Consolas" w:cs="Times New Roman"/>
+          <w:color w:val="001080"/>
+          <w:kern w:val="0"/>
+          <w:sz w:val="21"/>
+          <w:szCs w:val="21"/>
+          <w14:ligatures w14:val="none"/>
+        </w:rPr>
+        <w:t>i</w:t>
+      </w:r>
+      <w:proofErr w:type="spellEnd"/>
+      <w:r>
+        <w:rPr>
+          <w:rFonts w:ascii="Consolas" w:eastAsia="Times New Roman" w:hAnsi="Consolas" w:cs="Times New Roman"/>
+          <w:color w:val="000000"/>
+          <w:kern w:val="0"/>
+          <w:sz w:val="21"/>
+          <w:szCs w:val="21"/>
+          <w14:ligatures w14:val="none"/>
+        </w:rPr>
+        <w:t>++) {</w:t>
+      </w:r>
+    </w:p>
+    <w:p>
+      <w:pPr>
+        <w:shd w:val="clear" w:color="auto" w:fill="FFFFFF"/>
+        <w:spacing w:after="0" w:line="285" w:lineRule="atLeast"/>
+        <w:rPr>
+          <w:rFonts w:ascii="Consolas" w:eastAsia="Times New Roman" w:hAnsi="Consolas" w:cs="Times New Roman"/>
+          <w:color w:val="3B3B3B"/>
+          <w:kern w:val="0"/>
+          <w:sz w:val="21"/>
+          <w:szCs w:val="21"/>
+          <w14:ligatures w14:val="none"/>
+        </w:rPr>
+      </w:pPr>
+      <w:r>
+        <w:rPr>
+          <w:rFonts w:ascii="Consolas" w:eastAsia="Times New Roman" w:hAnsi="Consolas" w:cs="Times New Roman"/>
+          <w:color w:val="000000"/>
+          <w:kern w:val="0"/>
+          <w:sz w:val="21"/>
+          <w:szCs w:val="21"/>
+          <w14:ligatures w14:val="none"/>
+        </w:rPr>
+        <w:t xml:space="preserve">        </w:t>
+      </w:r>
+      <w:r>
+        <w:rPr>
+          <w:rFonts w:ascii="Consolas" w:eastAsia="Times New Roman" w:hAnsi="Consolas" w:cs="Times New Roman"/>
+          <w:color w:val="001080"/>
+          <w:kern w:val="0"/>
+          <w:sz w:val="21"/>
+          <w:szCs w:val="21"/>
+          <w14:ligatures w14:val="none"/>
+        </w:rPr>
+        <w:t>$table</w:t>
+      </w:r>
+      <w:r>
+        <w:rPr>
+          <w:rFonts w:ascii="Consolas" w:eastAsia="Times New Roman" w:hAnsi="Consolas" w:cs="Times New Roman"/>
+          <w:color w:val="000000"/>
+          <w:kern w:val="0"/>
+          <w:sz w:val="21"/>
+          <w:szCs w:val="21"/>
+          <w14:ligatures w14:val="none"/>
+        </w:rPr>
+        <w:t>-&gt;</w:t>
+      </w:r>
+      <w:proofErr w:type="gramStart"/>
+      <w:r>
+        <w:rPr>
+          <w:rFonts w:ascii="Consolas" w:eastAsia="Times New Roman" w:hAnsi="Consolas" w:cs="Times New Roman"/>
+          <w:color w:val="795E26"/>
+          <w:kern w:val="0"/>
+          <w:sz w:val="21"/>
+          <w:szCs w:val="21"/>
+          <w14:ligatures w14:val="none"/>
+        </w:rPr>
+        <w:t>set</w:t>
+      </w:r>
+      <w:r>
+        <w:rPr>
+          <w:rFonts w:ascii="Consolas" w:eastAsia="Times New Roman" w:hAnsi="Consolas" w:cs="Times New Roman"/>
+          <w:color w:val="000000"/>
+          <w:kern w:val="0"/>
+          <w:sz w:val="21"/>
+          <w:szCs w:val="21"/>
+          <w14:ligatures w14:val="none"/>
+        </w:rPr>
+        <w:t>(</w:t>
+      </w:r>
+      <w:proofErr w:type="gramEnd"/>
+      <w:r>
+        <w:rPr>
+          <w:rFonts w:ascii="Consolas" w:eastAsia="Times New Roman" w:hAnsi="Consolas" w:cs="Times New Roman"/>
+          <w:color w:val="001080"/>
+          <w:kern w:val="0"/>
+          <w:sz w:val="21"/>
+          <w:szCs w:val="21"/>
+          <w14:ligatures w14:val="none"/>
+        </w:rPr>
+        <w:t>$</w:t>
+      </w:r>
+      <w:proofErr w:type="spellStart"/>
+      <w:r>
+        <w:rPr>
+          <w:rFonts w:ascii="Consolas" w:eastAsia="Times New Roman" w:hAnsi="Consolas" w:cs="Times New Roman"/>
+          <w:color w:val="001080"/>
+          <w:kern w:val="0"/>
+          <w:sz w:val="21"/>
+          <w:szCs w:val="21"/>
+          <w14:ligatures w14:val="none"/>
+        </w:rPr>
+        <w:t>i</w:t>
+      </w:r>
+      <w:proofErr w:type="spellEnd"/>
+      <w:r>
+        <w:rPr>
+          <w:rFonts w:ascii="Consolas" w:eastAsia="Times New Roman" w:hAnsi="Consolas" w:cs="Times New Roman"/>
+          <w:color w:val="000000"/>
+          <w:kern w:val="0"/>
+          <w:sz w:val="21"/>
+          <w:szCs w:val="21"/>
+          <w14:ligatures w14:val="none"/>
+        </w:rPr>
+        <w:t>,</w:t>
+      </w:r>
+    </w:p>
+    <w:p>
+      <w:pPr>
+        <w:shd w:val="clear" w:color="auto" w:fill="FFFFFF"/>
+        <w:spacing w:after="0" w:line="285" w:lineRule="atLeast"/>
+        <w:rPr>
+          <w:rFonts w:ascii="Consolas" w:eastAsia="Times New Roman" w:hAnsi="Consolas" w:cs="Times New Roman"/>
+          <w:color w:val="3B3B3B"/>
+          <w:kern w:val="0"/>
+          <w:sz w:val="21"/>
+          <w:szCs w:val="21"/>
+          <w14:ligatures w14:val="none"/>
+        </w:rPr>
+      </w:pPr>
+      <w:r>
+        <w:rPr>
+          <w:rFonts w:ascii="Consolas" w:eastAsia="Times New Roman" w:hAnsi="Consolas" w:cs="Times New Roman"/>
+          <w:color w:val="000000"/>
+          <w:kern w:val="0"/>
+          <w:sz w:val="21"/>
+          <w:szCs w:val="21"/>
+          <w14:ligatures w14:val="none"/>
+        </w:rPr>
+        <w:t>        [</w:t>
+      </w:r>
+    </w:p>
+    <w:p>
+      <w:pPr>
+        <w:shd w:val="clear" w:color="auto" w:fill="FFFFFF"/>
+        <w:spacing w:after="0" w:line="285" w:lineRule="atLeast"/>
+        <w:rPr>
+          <w:rFonts w:ascii="Consolas" w:eastAsia="Times New Roman" w:hAnsi="Consolas" w:cs="Times New Roman"/>
+          <w:color w:val="3B3B3B"/>
+          <w:kern w:val="0"/>
+          <w:sz w:val="21"/>
+          <w:szCs w:val="21"/>
+          <w14:ligatures w14:val="none"/>
+        </w:rPr>
+      </w:pPr>
+      <w:r>
+        <w:rPr>
+          <w:rFonts w:ascii="Consolas" w:eastAsia="Times New Roman" w:hAnsi="Consolas" w:cs="Times New Roman"/>
+          <w:color w:val="000000"/>
+          <w:kern w:val="0"/>
+          <w:sz w:val="21"/>
+          <w:szCs w:val="21"/>
+          <w14:ligatures w14:val="none"/>
+        </w:rPr>
+        <w:t xml:space="preserve">            </w:t>
+      </w:r>
+      <w:r>
+        <w:rPr>
+          <w:rFonts w:ascii="Consolas" w:eastAsia="Times New Roman" w:hAnsi="Consolas" w:cs="Times New Roman"/>
+          <w:color w:val="A31515"/>
+          <w:kern w:val="0"/>
+          <w:sz w:val="21"/>
+          <w:szCs w:val="21"/>
+          <w14:ligatures w14:val="none"/>
+        </w:rPr>
+        <w:t>'uuid'</w:t>
+      </w:r>
+      <w:r>
+        <w:rPr>
+          <w:rFonts w:ascii="Consolas" w:eastAsia="Times New Roman" w:hAnsi="Consolas" w:cs="Times New Roman"/>
+          <w:color w:val="000000"/>
+          <w:kern w:val="0"/>
+          <w:sz w:val="21"/>
+          <w:szCs w:val="21"/>
+          <w14:ligatures w14:val="none"/>
+        </w:rPr>
+        <w:t xml:space="preserve"> =&gt; </w:t>
+      </w:r>
+      <w:r>
+        <w:rPr>
+          <w:rFonts w:ascii="Consolas" w:eastAsia="Times New Roman" w:hAnsi="Consolas" w:cs="Times New Roman"/>
+          <w:color w:val="795E26"/>
+          <w:kern w:val="0"/>
+          <w:sz w:val="21"/>
+          <w:szCs w:val="21"/>
+          <w14:ligatures w14:val="none"/>
+        </w:rPr>
+        <w:t>fake</w:t>
+      </w:r>
+      <w:r>
+        <w:rPr>
+          <w:rFonts w:ascii="Consolas" w:eastAsia="Times New Roman" w:hAnsi="Consolas" w:cs="Times New Roman"/>
+          <w:color w:val="000000"/>
+          <w:kern w:val="0"/>
+          <w:sz w:val="21"/>
+          <w:szCs w:val="21"/>
+          <w14:ligatures w14:val="none"/>
+        </w:rPr>
+        <w:t>()-&gt;</w:t>
+      </w:r>
+      <w:proofErr w:type="gramStart"/>
+      <w:r>
+        <w:rPr>
+          <w:rFonts w:ascii="Consolas" w:eastAsia="Times New Roman" w:hAnsi="Consolas" w:cs="Times New Roman"/>
+          <w:color w:val="795E26"/>
+          <w:kern w:val="0"/>
+          <w:sz w:val="21"/>
+          <w:szCs w:val="21"/>
+          <w14:ligatures w14:val="none"/>
+        </w:rPr>
+        <w:t>uuid</w:t>
+      </w:r>
+      <w:r>
+        <w:rPr>
+          <w:rFonts w:ascii="Consolas" w:eastAsia="Times New Roman" w:hAnsi="Consolas" w:cs="Times New Roman"/>
+          <w:color w:val="000000"/>
+          <w:kern w:val="0"/>
+          <w:sz w:val="21"/>
+          <w:szCs w:val="21"/>
+          <w14:ligatures w14:val="none"/>
+        </w:rPr>
+        <w:t>(</w:t>
+      </w:r>
+      <w:proofErr w:type="gramEnd"/>
+      <w:r>
+        <w:rPr>
+          <w:rFonts w:ascii="Consolas" w:eastAsia="Times New Roman" w:hAnsi="Consolas" w:cs="Times New Roman"/>
+          <w:color w:val="000000"/>
+          <w:kern w:val="0"/>
+          <w:sz w:val="21"/>
+          <w:szCs w:val="21"/>
+          <w14:ligatures w14:val="none"/>
+        </w:rPr>
+        <w:t>),</w:t>
+      </w:r>
+    </w:p>
+    <w:p>
+      <w:pPr>
+        <w:shd w:val="clear" w:color="auto" w:fill="FFFFFF"/>
+        <w:spacing w:after="0" w:line="285" w:lineRule="atLeast"/>
+        <w:rPr>
+          <w:rFonts w:ascii="Consolas" w:eastAsia="Times New Roman" w:hAnsi="Consolas" w:cs="Times New Roman"/>
+          <w:color w:val="3B3B3B"/>
+          <w:kern w:val="0"/>
+          <w:sz w:val="21"/>
+          <w:szCs w:val="21"/>
+          <w14:ligatures w14:val="none"/>
+        </w:rPr>
+      </w:pPr>
+      <w:r>
+        <w:rPr>
+          <w:rFonts w:ascii="Consolas" w:eastAsia="Times New Roman" w:hAnsi="Consolas" w:cs="Times New Roman"/>
+          <w:color w:val="000000"/>
+          <w:kern w:val="0"/>
+          <w:sz w:val="21"/>
+          <w:szCs w:val="21"/>
+          <w14:ligatures w14:val="none"/>
+        </w:rPr>
+        <w:t xml:space="preserve">            </w:t>
+      </w:r>
+      <w:r>
+        <w:rPr>
+          <w:rFonts w:ascii="Consolas" w:eastAsia="Times New Roman" w:hAnsi="Consolas" w:cs="Times New Roman"/>
+          <w:color w:val="A31515"/>
+          <w:kern w:val="0"/>
+          <w:sz w:val="21"/>
+          <w:szCs w:val="21"/>
+          <w14:ligatures w14:val="none"/>
+        </w:rPr>
+        <w:t>'name'</w:t>
+      </w:r>
+      <w:r>
+        <w:rPr>
+          <w:rFonts w:ascii="Consolas" w:eastAsia="Times New Roman" w:hAnsi="Consolas" w:cs="Times New Roman"/>
+          <w:color w:val="000000"/>
+          <w:kern w:val="0"/>
+          <w:sz w:val="21"/>
+          <w:szCs w:val="21"/>
+          <w14:ligatures w14:val="none"/>
+        </w:rPr>
+        <w:t xml:space="preserve"> =&gt; </w:t>
+      </w:r>
+      <w:r>
+        <w:rPr>
+          <w:rFonts w:ascii="Consolas" w:eastAsia="Times New Roman" w:hAnsi="Consolas" w:cs="Times New Roman"/>
+          <w:color w:val="795E26"/>
+          <w:kern w:val="0"/>
+          <w:sz w:val="21"/>
+          <w:szCs w:val="21"/>
+          <w14:ligatures w14:val="none"/>
+        </w:rPr>
+        <w:t>fake</w:t>
+      </w:r>
+      <w:r>
+        <w:rPr>
+          <w:rFonts w:ascii="Consolas" w:eastAsia="Times New Roman" w:hAnsi="Consolas" w:cs="Times New Roman"/>
+          <w:color w:val="000000"/>
+          <w:kern w:val="0"/>
+          <w:sz w:val="21"/>
+          <w:szCs w:val="21"/>
+          <w14:ligatures w14:val="none"/>
+        </w:rPr>
+        <w:t>()-&gt;</w:t>
+      </w:r>
+      <w:proofErr w:type="gramStart"/>
+      <w:r>
+        <w:rPr>
+          <w:rFonts w:ascii="Consolas" w:eastAsia="Times New Roman" w:hAnsi="Consolas" w:cs="Times New Roman"/>
+          <w:color w:val="795E26"/>
+          <w:kern w:val="0"/>
+          <w:sz w:val="21"/>
+          <w:szCs w:val="21"/>
+          <w14:ligatures w14:val="none"/>
+        </w:rPr>
+        <w:t>name</w:t>
+      </w:r>
+      <w:r>
+        <w:rPr>
+          <w:rFonts w:ascii="Consolas" w:eastAsia="Times New Roman" w:hAnsi="Consolas" w:cs="Times New Roman"/>
+          <w:color w:val="000000"/>
+          <w:kern w:val="0"/>
+          <w:sz w:val="21"/>
+          <w:szCs w:val="21"/>
+          <w14:ligatures w14:val="none"/>
+        </w:rPr>
+        <w:t>(</w:t>
+      </w:r>
+      <w:proofErr w:type="gramEnd"/>
+      <w:r>
+        <w:rPr>
+          <w:rFonts w:ascii="Consolas" w:eastAsia="Times New Roman" w:hAnsi="Consolas" w:cs="Times New Roman"/>
+          <w:color w:val="000000"/>
+          <w:kern w:val="0"/>
+          <w:sz w:val="21"/>
+          <w:szCs w:val="21"/>
+          <w14:ligatures w14:val="none"/>
+        </w:rPr>
+        <w:t>),</w:t>
+      </w:r>
+    </w:p>
+    <w:p>
+      <w:pPr>
+        <w:shd w:val="clear" w:color="auto" w:fill="FFFFFF"/>
+        <w:spacing w:after="0" w:line="285" w:lineRule="atLeast"/>
+        <w:rPr>
+          <w:rFonts w:ascii="Consolas" w:eastAsia="Times New Roman" w:hAnsi="Consolas" w:cs="Times New Roman"/>
+          <w:color w:val="3B3B3B"/>
+          <w:kern w:val="0"/>
+          <w:sz w:val="21"/>
+          <w:szCs w:val="21"/>
+          <w14:ligatures w14:val="none"/>
+        </w:rPr>
+      </w:pPr>
+      <w:r>
+        <w:rPr>
+          <w:rFonts w:ascii="Consolas" w:eastAsia="Times New Roman" w:hAnsi="Consolas" w:cs="Times New Roman"/>
+          <w:color w:val="000000"/>
+          <w:kern w:val="0"/>
+          <w:sz w:val="21"/>
+          <w:szCs w:val="21"/>
+          <w14:ligatures w14:val="none"/>
+        </w:rPr>
+        <w:t xml:space="preserve">            </w:t>
+      </w:r>
+      <w:r>
+        <w:rPr>
+          <w:rFonts w:ascii="Consolas" w:eastAsia="Times New Roman" w:hAnsi="Consolas" w:cs="Times New Roman"/>
+          <w:color w:val="A31515"/>
+          <w:kern w:val="0"/>
+          <w:sz w:val="21"/>
+          <w:szCs w:val="21"/>
+          <w14:ligatures w14:val="none"/>
+        </w:rPr>
+        <w:t>'age'</w:t>
+      </w:r>
+      <w:r>
+        <w:rPr>
+          <w:rFonts w:ascii="Consolas" w:eastAsia="Times New Roman" w:hAnsi="Consolas" w:cs="Times New Roman"/>
+          <w:color w:val="000000"/>
+          <w:kern w:val="0"/>
+          <w:sz w:val="21"/>
+          <w:szCs w:val="21"/>
+          <w14:ligatures w14:val="none"/>
+        </w:rPr>
+        <w:t xml:space="preserve"> =&gt; </w:t>
+      </w:r>
+      <w:proofErr w:type="gramStart"/>
+      <w:r>
+        <w:rPr>
+          <w:rFonts w:ascii="Consolas" w:eastAsia="Times New Roman" w:hAnsi="Consolas" w:cs="Times New Roman"/>
+          <w:color w:val="795E26"/>
+          <w:kern w:val="0"/>
+          <w:sz w:val="21"/>
+          <w:szCs w:val="21"/>
+          <w14:ligatures w14:val="none"/>
+        </w:rPr>
+        <w:t>fake</w:t>
+      </w:r>
+      <w:r>
+        <w:rPr>
+          <w:rFonts w:ascii="Consolas" w:eastAsia="Times New Roman" w:hAnsi="Consolas" w:cs="Times New Roman"/>
+          <w:color w:val="000000"/>
+          <w:kern w:val="0"/>
+          <w:sz w:val="21"/>
+          <w:szCs w:val="21"/>
+          <w14:ligatures w14:val="none"/>
+        </w:rPr>
+        <w:t>(</w:t>
+      </w:r>
+      <w:proofErr w:type="gramEnd"/>
+      <w:r>
+        <w:rPr>
+          <w:rFonts w:ascii="Consolas" w:eastAsia="Times New Roman" w:hAnsi="Consolas" w:cs="Times New Roman"/>
+          <w:color w:val="000000"/>
+          <w:kern w:val="0"/>
+          <w:sz w:val="21"/>
+          <w:szCs w:val="21"/>
+          <w14:ligatures w14:val="none"/>
+        </w:rPr>
+        <w:t>)-&gt;</w:t>
+      </w:r>
+      <w:proofErr w:type="gramStart"/>
+      <w:r>
+        <w:rPr>
+          <w:rFonts w:ascii="Consolas" w:eastAsia="Times New Roman" w:hAnsi="Consolas" w:cs="Times New Roman"/>
+          <w:color w:val="795E26"/>
+          <w:kern w:val="0"/>
+          <w:sz w:val="21"/>
+          <w:szCs w:val="21"/>
+          <w14:ligatures w14:val="none"/>
+        </w:rPr>
+        <w:t>numberBetween</w:t>
+      </w:r>
+      <w:r>
+        <w:rPr>
+          <w:rFonts w:ascii="Consolas" w:eastAsia="Times New Roman" w:hAnsi="Consolas" w:cs="Times New Roman"/>
+          <w:color w:val="000000"/>
+          <w:kern w:val="0"/>
+          <w:sz w:val="21"/>
+          <w:szCs w:val="21"/>
+          <w14:ligatures w14:val="none"/>
+        </w:rPr>
+        <w:t>(</w:t>
+      </w:r>
+      <w:proofErr w:type="gramEnd"/>
+      <w:r>
+        <w:rPr>
+          <w:rFonts w:ascii="Consolas" w:eastAsia="Times New Roman" w:hAnsi="Consolas" w:cs="Times New Roman"/>
+          <w:color w:val="098658"/>
+          <w:kern w:val="0"/>
+          <w:sz w:val="21"/>
+          <w:szCs w:val="21"/>
+          <w14:ligatures w14:val="none"/>
+        </w:rPr>
+        <w:t>18</w:t>
+      </w:r>
+      <w:r>
+        <w:rPr>
+          <w:rFonts w:ascii="Consolas" w:eastAsia="Times New Roman" w:hAnsi="Consolas" w:cs="Times New Roman"/>
+          <w:color w:val="000000"/>
+          <w:kern w:val="0"/>
+          <w:sz w:val="21"/>
+          <w:szCs w:val="21"/>
+          <w14:ligatures w14:val="none"/>
+        </w:rPr>
+        <w:t xml:space="preserve">, </w:t>
+      </w:r>
+      <w:r>
+        <w:rPr>
+          <w:rFonts w:ascii="Consolas" w:eastAsia="Times New Roman" w:hAnsi="Consolas" w:cs="Times New Roman"/>
+          <w:color w:val="098658"/>
+          <w:kern w:val="0"/>
+          <w:sz w:val="21"/>
+          <w:szCs w:val="21"/>
+          <w14:ligatures w14:val="none"/>
+        </w:rPr>
+        <w:t>99</w:t>
+      </w:r>
+      <w:r>
+        <w:rPr>
+          <w:rFonts w:ascii="Consolas" w:eastAsia="Times New Roman" w:hAnsi="Consolas" w:cs="Times New Roman"/>
+          <w:color w:val="000000"/>
+          <w:kern w:val="0"/>
+          <w:sz w:val="21"/>
+          <w:szCs w:val="21"/>
+          <w14:ligatures w14:val="none"/>
+        </w:rPr>
+        <w:t>),</w:t>
+      </w:r>
+    </w:p>
+    <w:p>
+      <w:pPr>
+        <w:shd w:val="clear" w:color="auto" w:fill="FFFFFF"/>
+        <w:spacing w:after="0" w:line="285" w:lineRule="atLeast"/>
+        <w:rPr>
+          <w:rFonts w:ascii="Consolas" w:eastAsia="Times New Roman" w:hAnsi="Consolas" w:cs="Times New Roman"/>
+          <w:color w:val="3B3B3B"/>
+          <w:kern w:val="0"/>
+          <w:sz w:val="21"/>
+          <w:szCs w:val="21"/>
+          <w14:ligatures w14:val="none"/>
+        </w:rPr>
+      </w:pPr>
+      <w:r>
+        <w:rPr>
+          <w:rFonts w:ascii="Consolas" w:eastAsia="Times New Roman" w:hAnsi="Consolas" w:cs="Times New Roman"/>
+          <w:color w:val="000000"/>
+          <w:kern w:val="0"/>
+          <w:sz w:val="21"/>
+          <w:szCs w:val="21"/>
+          <w14:ligatures w14:val="none"/>
+        </w:rPr>
+        <w:t xml:space="preserve">            </w:t>
+      </w:r>
+      <w:r>
+        <w:rPr>
+          <w:rFonts w:ascii="Consolas" w:eastAsia="Times New Roman" w:hAnsi="Consolas" w:cs="Times New Roman"/>
+          <w:color w:val="A31515"/>
+          <w:kern w:val="0"/>
+          <w:sz w:val="21"/>
+          <w:szCs w:val="21"/>
+          <w14:ligatures w14:val="none"/>
+        </w:rPr>
+        <w:t>'value'</w:t>
+      </w:r>
+      <w:r>
+        <w:rPr>
+          <w:rFonts w:ascii="Consolas" w:eastAsia="Times New Roman" w:hAnsi="Consolas" w:cs="Times New Roman"/>
+          <w:color w:val="000000"/>
+          <w:kern w:val="0"/>
+          <w:sz w:val="21"/>
+          <w:szCs w:val="21"/>
+          <w14:ligatures w14:val="none"/>
+        </w:rPr>
+        <w:t xml:space="preserve"> =&gt; </w:t>
+      </w:r>
+      <w:proofErr w:type="gramStart"/>
+      <w:r>
+        <w:rPr>
+          <w:rFonts w:ascii="Consolas" w:eastAsia="Times New Roman" w:hAnsi="Consolas" w:cs="Times New Roman"/>
+          <w:color w:val="795E26"/>
+          <w:kern w:val="0"/>
+          <w:sz w:val="21"/>
+          <w:szCs w:val="21"/>
+          <w14:ligatures w14:val="none"/>
+        </w:rPr>
+        <w:t>fake</w:t>
+      </w:r>
+      <w:r>
+        <w:rPr>
+          <w:rFonts w:ascii="Consolas" w:eastAsia="Times New Roman" w:hAnsi="Consolas" w:cs="Times New Roman"/>
+          <w:color w:val="000000"/>
+          <w:kern w:val="0"/>
+          <w:sz w:val="21"/>
+          <w:szCs w:val="21"/>
+          <w14:ligatures w14:val="none"/>
+        </w:rPr>
+        <w:t>(</w:t>
+      </w:r>
+      <w:proofErr w:type="gramEnd"/>
+      <w:r>
+        <w:rPr>
+          <w:rFonts w:ascii="Consolas" w:eastAsia="Times New Roman" w:hAnsi="Consolas" w:cs="Times New Roman"/>
+          <w:color w:val="000000"/>
+          <w:kern w:val="0"/>
+          <w:sz w:val="21"/>
+          <w:szCs w:val="21"/>
+          <w14:ligatures w14:val="none"/>
+        </w:rPr>
+        <w:t>)-&gt;</w:t>
+      </w:r>
+      <w:proofErr w:type="gramStart"/>
+      <w:r>
+        <w:rPr>
+          <w:rFonts w:ascii="Consolas" w:eastAsia="Times New Roman" w:hAnsi="Consolas" w:cs="Times New Roman"/>
+          <w:color w:val="795E26"/>
+          <w:kern w:val="0"/>
+          <w:sz w:val="21"/>
+          <w:szCs w:val="21"/>
+          <w14:ligatures w14:val="none"/>
+        </w:rPr>
+        <w:t>randomFloat</w:t>
+      </w:r>
+      <w:r>
+        <w:rPr>
+          <w:rFonts w:ascii="Consolas" w:eastAsia="Times New Roman" w:hAnsi="Consolas" w:cs="Times New Roman"/>
+          <w:color w:val="000000"/>
+          <w:kern w:val="0"/>
+          <w:sz w:val="21"/>
+          <w:szCs w:val="21"/>
+          <w14:ligatures w14:val="none"/>
+        </w:rPr>
+        <w:t>(</w:t>
+      </w:r>
+      <w:proofErr w:type="gramEnd"/>
+      <w:r>
+        <w:rPr>
+          <w:rFonts w:ascii="Consolas" w:eastAsia="Times New Roman" w:hAnsi="Consolas" w:cs="Times New Roman"/>
+          <w:color w:val="098658"/>
+          <w:kern w:val="0"/>
+          <w:sz w:val="21"/>
+          <w:szCs w:val="21"/>
+          <w14:ligatures w14:val="none"/>
+        </w:rPr>
+        <w:t>2</w:t>
+      </w:r>
+      <w:r>
+        <w:rPr>
+          <w:rFonts w:ascii="Consolas" w:eastAsia="Times New Roman" w:hAnsi="Consolas" w:cs="Times New Roman"/>
+          <w:color w:val="000000"/>
+          <w:kern w:val="0"/>
+          <w:sz w:val="21"/>
+          <w:szCs w:val="21"/>
+          <w14:ligatures w14:val="none"/>
+        </w:rPr>
+        <w:t xml:space="preserve">, </w:t>
+      </w:r>
+      <w:r>
+        <w:rPr>
+          <w:rFonts w:ascii="Consolas" w:eastAsia="Times New Roman" w:hAnsi="Consolas" w:cs="Times New Roman"/>
+          <w:color w:val="098658"/>
+          <w:kern w:val="0"/>
+          <w:sz w:val="21"/>
+          <w:szCs w:val="21"/>
+          <w14:ligatures w14:val="none"/>
+        </w:rPr>
+        <w:t>0</w:t>
+      </w:r>
+      <w:r>
+        <w:rPr>
+          <w:rFonts w:ascii="Consolas" w:eastAsia="Times New Roman" w:hAnsi="Consolas" w:cs="Times New Roman"/>
+          <w:color w:val="000000"/>
+          <w:kern w:val="0"/>
+          <w:sz w:val="21"/>
+          <w:szCs w:val="21"/>
+          <w14:ligatures w14:val="none"/>
+        </w:rPr>
+        <w:t xml:space="preserve">, </w:t>
+      </w:r>
+      <w:r>
+        <w:rPr>
+          <w:rFonts w:ascii="Consolas" w:eastAsia="Times New Roman" w:hAnsi="Consolas" w:cs="Times New Roman"/>
+          <w:color w:val="098658"/>
+          <w:kern w:val="0"/>
+          <w:sz w:val="21"/>
+          <w:szCs w:val="21"/>
+          <w14:ligatures w14:val="none"/>
+        </w:rPr>
+        <w:t>1000</w:t>
+      </w:r>
+      <w:r>
+        <w:rPr>
+          <w:rFonts w:ascii="Consolas" w:eastAsia="Times New Roman" w:hAnsi="Consolas" w:cs="Times New Roman"/>
+          <w:color w:val="000000"/>
+          <w:kern w:val="0"/>
+          <w:sz w:val="21"/>
+          <w:szCs w:val="21"/>
+          <w14:ligatures w14:val="none"/>
+        </w:rPr>
+        <w:t>)</w:t>
+      </w:r>
+    </w:p>
+    <w:p>
+      <w:pPr>
+        <w:shd w:val="clear" w:color="auto" w:fill="FFFFFF"/>
+        <w:spacing w:after="0" w:line="285" w:lineRule="atLeast"/>
+        <w:rPr>
+          <w:rFonts w:ascii="Consolas" w:eastAsia="Times New Roman" w:hAnsi="Consolas" w:cs="Times New Roman"/>
+          <w:color w:val="3B3B3B"/>
+          <w:kern w:val="0"/>
+          <w:sz w:val="21"/>
+          <w:szCs w:val="21"/>
+          <w14:ligatures w14:val="none"/>
+        </w:rPr>
+      </w:pPr>
+      <w:r>
+        <w:rPr>
+          <w:rFonts w:ascii="Consolas" w:eastAsia="Times New Roman" w:hAnsi="Consolas" w:cs="Times New Roman"/>
+          <w:color w:val="000000"/>
+          <w:kern w:val="0"/>
+          <w:sz w:val="21"/>
+          <w:szCs w:val="21"/>
+          <w14:ligatures w14:val="none"/>
+        </w:rPr>
+        <w:t>        ]);</w:t>
+      </w:r>
+    </w:p>
+    <w:p>
+      <w:pPr>
+        <w:shd w:val="clear" w:color="auto" w:fill="FFFFFF"/>
+        <w:spacing w:after="0" w:line="285" w:lineRule="atLeast"/>
+        <w:rPr>
+          <w:rFonts w:ascii="Consolas" w:eastAsia="Times New Roman" w:hAnsi="Consolas" w:cs="Times New Roman"/>
+          <w:color w:val="3B3B3B"/>
+          <w:kern w:val="0"/>
+          <w:sz w:val="21"/>
+          <w:szCs w:val="21"/>
+          <w14:ligatures w14:val="none"/>
+        </w:rPr>
+      </w:pPr>
+      <w:r>
+        <w:rPr>
+          <w:rFonts w:ascii="Consolas" w:eastAsia="Times New Roman" w:hAnsi="Consolas" w:cs="Times New Roman"/>
+          <w:color w:val="000000"/>
+          <w:kern w:val="0"/>
+          <w:sz w:val="21"/>
+          <w:szCs w:val="21"/>
+          <w14:ligatures w14:val="none"/>
+        </w:rPr>
+        <w:t>    }</w:t>
+      </w:r>
+    </w:p>
+    <w:p>
+      <w:pPr>
+        <w:shd w:val="clear" w:color="auto" w:fill="FFFFFF"/>
+        <w:spacing w:after="0" w:line="285" w:lineRule="atLeast"/>
+        <w:rPr>
+          <w:rFonts w:ascii="Consolas" w:eastAsia="Times New Roman" w:hAnsi="Consolas" w:cs="Times New Roman"/>
+          <w:color w:val="3B3B3B"/>
+          <w:kern w:val="0"/>
+          <w:sz w:val="21"/>
+          <w:szCs w:val="21"/>
+          <w14:ligatures w14:val="none"/>
+        </w:rPr>
+      </w:pPr>
+      <w:r>
+        <w:rPr>
+          <w:rFonts w:ascii="Consolas" w:eastAsia="Times New Roman" w:hAnsi="Consolas" w:cs="Times New Roman"/>
+          <w:color w:val="000000"/>
+          <w:kern w:val="0"/>
+          <w:sz w:val="21"/>
+          <w:szCs w:val="21"/>
+          <w14:ligatures w14:val="none"/>
+        </w:rPr>
+        <w:t xml:space="preserve">    </w:t>
+      </w:r>
+      <w:r>
+        <w:rPr>
+          <w:rFonts w:ascii="Consolas" w:eastAsia="Times New Roman" w:hAnsi="Consolas" w:cs="Times New Roman"/>
+          <w:color w:val="AF00DB"/>
+          <w:kern w:val="0"/>
+          <w:sz w:val="21"/>
+          <w:szCs w:val="21"/>
+          <w14:ligatures w14:val="none"/>
+        </w:rPr>
+        <w:t>return</w:t>
+      </w:r>
+      <w:r>
+        <w:rPr>
+          <w:rFonts w:ascii="Consolas" w:eastAsia="Times New Roman" w:hAnsi="Consolas" w:cs="Times New Roman"/>
+          <w:color w:val="000000"/>
+          <w:kern w:val="0"/>
+          <w:sz w:val="21"/>
+          <w:szCs w:val="21"/>
+          <w14:ligatures w14:val="none"/>
+        </w:rPr>
+        <w:t xml:space="preserve"> </w:t>
+      </w:r>
+      <w:r>
+        <w:rPr>
+          <w:rFonts w:ascii="Consolas" w:eastAsia="Times New Roman" w:hAnsi="Consolas" w:cs="Times New Roman"/>
+          <w:color w:val="A31515"/>
+          <w:kern w:val="0"/>
+          <w:sz w:val="21"/>
+          <w:szCs w:val="21"/>
+          <w14:ligatures w14:val="none"/>
+        </w:rPr>
+        <w:t>"Table created!"</w:t>
+      </w:r>
+      <w:r>
+        <w:rPr>
+          <w:rFonts w:ascii="Consolas" w:eastAsia="Times New Roman" w:hAnsi="Consolas" w:cs="Times New Roman"/>
+          <w:color w:val="000000"/>
+          <w:kern w:val="0"/>
+          <w:sz w:val="21"/>
+          <w:szCs w:val="21"/>
+          <w14:ligatures w14:val="none"/>
+        </w:rPr>
+        <w:t>;</w:t>
+      </w:r>
+    </w:p>
+    <w:p>
+      <w:pPr>
+        <w:shd w:val="clear" w:color="auto" w:fill="FFFFFF"/>
+        <w:spacing w:after="0" w:line="285" w:lineRule="atLeast"/>
+        <w:rPr>
+          <w:rFonts w:ascii="Consolas" w:eastAsia="Times New Roman" w:hAnsi="Consolas" w:cs="Times New Roman"/>
+          <w:color w:val="3B3B3B"/>
+          <w:kern w:val="0"/>
+          <w:sz w:val="21"/>
+          <w:szCs w:val="21"/>
+          <w14:ligatures w14:val="none"/>
+        </w:rPr>
+      </w:pPr>
+      <w:r>
+        <w:rPr>
+          <w:rFonts w:ascii="Consolas" w:eastAsia="Times New Roman" w:hAnsi="Consolas" w:cs="Times New Roman"/>
+          <w:color w:val="000000"/>
+          <w:kern w:val="0"/>
+          <w:sz w:val="21"/>
+          <w:szCs w:val="21"/>
+          <w14:ligatures w14:val="none"/>
+        </w:rPr>
+        <w:t>});</w:t>
+      </w:r>
+    </w:p>
+    <w:p>
+      <w:pPr>
+        <w:shd w:val="clear" w:color="auto" w:fill="FFFFFF"/>
+        <w:spacing w:after="0" w:line="285" w:lineRule="atLeast"/>
+        <w:rPr>
+          <w:rFonts w:ascii="Consolas" w:eastAsia="Times New Roman" w:hAnsi="Consolas" w:cs="Times New Roman"/>
+          <w:color w:val="3B3B3B"/>
+          <w:kern w:val="0"/>
+          <w:sz w:val="21"/>
+          <w:szCs w:val="21"/>
+          <w14:ligatures w14:val="none"/>
+        </w:rPr>
+      </w:pPr>
+    </w:p>
+    <w:p>
+      <w:pPr>
+        <w:shd w:val="clear" w:color="auto" w:fill="FFFFFF"/>
+        <w:spacing w:after="0" w:line="285" w:lineRule="atLeast"/>
+        <w:rPr>
+          <w:rFonts w:ascii="Consolas" w:eastAsia="Times New Roman" w:hAnsi="Consolas" w:cs="Times New Roman"/>
+          <w:color w:val="3B3B3B"/>
+          <w:kern w:val="0"/>
+          <w:sz w:val="21"/>
+          <w:szCs w:val="21"/>
+          <w14:ligatures w14:val="none"/>
+        </w:rPr>
+      </w:pPr>
+      <w:proofErr w:type="gramStart"/>
+      <w:r>
+        <w:rPr>
+          <w:rFonts w:ascii="Consolas" w:eastAsia="Times New Roman" w:hAnsi="Consolas" w:cs="Times New Roman"/>
+          <w:color w:val="267F99"/>
+          <w:kern w:val="0"/>
+          <w:sz w:val="21"/>
+          <w:szCs w:val="21"/>
+          <w14:ligatures w14:val="none"/>
+        </w:rPr>
+        <w:t>Route</w:t>
+      </w:r>
+      <w:r>
+        <w:rPr>
+          <w:rFonts w:ascii="Consolas" w:eastAsia="Times New Roman" w:hAnsi="Consolas" w:cs="Times New Roman"/>
+          <w:color w:val="000000"/>
+          <w:kern w:val="0"/>
+          <w:sz w:val="21"/>
+          <w:szCs w:val="21"/>
+          <w14:ligatures w14:val="none"/>
+        </w:rPr>
+        <w:t>::</w:t>
+      </w:r>
+      <w:r>
+        <w:rPr>
+          <w:rFonts w:ascii="Consolas" w:eastAsia="Times New Roman" w:hAnsi="Consolas" w:cs="Times New Roman"/>
+          <w:color w:val="795E26"/>
+          <w:kern w:val="0"/>
+          <w:sz w:val="21"/>
+          <w:szCs w:val="21"/>
+          <w14:ligatures w14:val="none"/>
+        </w:rPr>
+        <w:t>get</w:t>
+      </w:r>
+      <w:r>
+        <w:rPr>
+          <w:rFonts w:ascii="Consolas" w:eastAsia="Times New Roman" w:hAnsi="Consolas" w:cs="Times New Roman"/>
+          <w:color w:val="000000"/>
+          <w:kern w:val="0"/>
+          <w:sz w:val="21"/>
+          <w:szCs w:val="21"/>
+          <w14:ligatures w14:val="none"/>
+        </w:rPr>
+        <w:t>(</w:t>
+      </w:r>
+      <w:proofErr w:type="gramEnd"/>
+      <w:r>
+        <w:rPr>
+          <w:rFonts w:ascii="Consolas" w:eastAsia="Times New Roman" w:hAnsi="Consolas" w:cs="Times New Roman"/>
+          <w:color w:val="811F3F"/>
+          <w:kern w:val="0"/>
+          <w:sz w:val="21"/>
+          <w:szCs w:val="21"/>
+          <w14:ligatures w14:val="none"/>
+        </w:rPr>
+        <w:t>'/table-get/'</w:t>
+      </w:r>
+      <w:r>
+        <w:rPr>
+          <w:rFonts w:ascii="Consolas" w:eastAsia="Times New Roman" w:hAnsi="Consolas" w:cs="Times New Roman"/>
+          <w:color w:val="000000"/>
+          <w:kern w:val="0"/>
+          <w:sz w:val="21"/>
+          <w:szCs w:val="21"/>
+          <w14:ligatures w14:val="none"/>
+        </w:rPr>
+        <w:t xml:space="preserve">, </w:t>
+      </w:r>
+      <w:r>
+        <w:rPr>
+          <w:rFonts w:ascii="Consolas" w:eastAsia="Times New Roman" w:hAnsi="Consolas" w:cs="Times New Roman"/>
+          <w:color w:val="0000FF"/>
+          <w:kern w:val="0"/>
+          <w:sz w:val="21"/>
+          <w:szCs w:val="21"/>
+          <w14:ligatures w14:val="none"/>
+        </w:rPr>
+        <w:t>function</w:t>
+      </w:r>
+      <w:r>
+        <w:rPr>
+          <w:rFonts w:ascii="Consolas" w:eastAsia="Times New Roman" w:hAnsi="Consolas" w:cs="Times New Roman"/>
+          <w:color w:val="000000"/>
+          <w:kern w:val="0"/>
+          <w:sz w:val="21"/>
+          <w:szCs w:val="21"/>
+          <w14:ligatures w14:val="none"/>
+        </w:rPr>
+        <w:t xml:space="preserve"> () {</w:t>
+      </w:r>
+    </w:p>
+    <w:p>
+      <w:pPr>
+        <w:shd w:val="clear" w:color="auto" w:fill="FFFFFF"/>
+        <w:spacing w:after="0" w:line="285" w:lineRule="atLeast"/>
+        <w:rPr>
+          <w:rFonts w:ascii="Consolas" w:eastAsia="Times New Roman" w:hAnsi="Consolas" w:cs="Times New Roman"/>
+          <w:color w:val="3B3B3B"/>
+          <w:kern w:val="0"/>
+          <w:sz w:val="21"/>
+          <w:szCs w:val="21"/>
+          <w14:ligatures w14:val="none"/>
+        </w:rPr>
+      </w:pPr>
+      <w:r>
+        <w:rPr>
+          <w:rFonts w:ascii="Consolas" w:eastAsia="Times New Roman" w:hAnsi="Consolas" w:cs="Times New Roman"/>
+          <w:color w:val="000000"/>
+          <w:kern w:val="0"/>
+          <w:sz w:val="21"/>
+          <w:szCs w:val="21"/>
+          <w14:ligatures w14:val="none"/>
+        </w:rPr>
+        <w:t xml:space="preserve">    </w:t>
+      </w:r>
+      <w:r>
+        <w:rPr>
+          <w:rFonts w:ascii="Consolas" w:eastAsia="Times New Roman" w:hAnsi="Consolas" w:cs="Times New Roman"/>
+          <w:color w:val="001080"/>
+          <w:kern w:val="0"/>
+          <w:sz w:val="21"/>
+          <w:szCs w:val="21"/>
+          <w14:ligatures w14:val="none"/>
+        </w:rPr>
+        <w:t>$table</w:t>
+      </w:r>
+      <w:r>
+        <w:rPr>
+          <w:rFonts w:ascii="Consolas" w:eastAsia="Times New Roman" w:hAnsi="Consolas" w:cs="Times New Roman"/>
+          <w:color w:val="000000"/>
+          <w:kern w:val="0"/>
+          <w:sz w:val="21"/>
+          <w:szCs w:val="21"/>
+          <w14:ligatures w14:val="none"/>
+        </w:rPr>
+        <w:t xml:space="preserve"> = </w:t>
+      </w:r>
+      <w:proofErr w:type="gramStart"/>
+      <w:r>
+        <w:rPr>
+          <w:rFonts w:ascii="Consolas" w:eastAsia="Times New Roman" w:hAnsi="Consolas" w:cs="Times New Roman"/>
+          <w:color w:val="267F99"/>
+          <w:kern w:val="0"/>
+          <w:sz w:val="21"/>
+          <w:szCs w:val="21"/>
+          <w14:ligatures w14:val="none"/>
+        </w:rPr>
+        <w:t>Octane</w:t>
+      </w:r>
+      <w:r>
+        <w:rPr>
+          <w:rFonts w:ascii="Consolas" w:eastAsia="Times New Roman" w:hAnsi="Consolas" w:cs="Times New Roman"/>
+          <w:color w:val="000000"/>
+          <w:kern w:val="0"/>
+          <w:sz w:val="21"/>
+          <w:szCs w:val="21"/>
+          <w14:ligatures w14:val="none"/>
+        </w:rPr>
+        <w:t>::</w:t>
+      </w:r>
+      <w:proofErr w:type="gramEnd"/>
+      <w:r>
+        <w:rPr>
+          <w:rFonts w:ascii="Consolas" w:eastAsia="Times New Roman" w:hAnsi="Consolas" w:cs="Times New Roman"/>
+          <w:color w:val="795E26"/>
+          <w:kern w:val="0"/>
+          <w:sz w:val="21"/>
+          <w:szCs w:val="21"/>
+          <w14:ligatures w14:val="none"/>
+        </w:rPr>
+        <w:t>table</w:t>
+      </w:r>
+      <w:r>
+        <w:rPr>
+          <w:rFonts w:ascii="Consolas" w:eastAsia="Times New Roman" w:hAnsi="Consolas" w:cs="Times New Roman"/>
+          <w:color w:val="000000"/>
+          <w:kern w:val="0"/>
+          <w:sz w:val="21"/>
+          <w:szCs w:val="21"/>
+          <w14:ligatures w14:val="none"/>
+        </w:rPr>
+        <w:t>(</w:t>
+      </w:r>
+      <w:r>
+        <w:rPr>
+          <w:rFonts w:ascii="Consolas" w:eastAsia="Times New Roman" w:hAnsi="Consolas" w:cs="Times New Roman"/>
+          <w:color w:val="A31515"/>
+          <w:kern w:val="0"/>
+          <w:sz w:val="21"/>
+          <w:szCs w:val="21"/>
+          <w14:ligatures w14:val="none"/>
+        </w:rPr>
+        <w:t>'my-table'</w:t>
+      </w:r>
+      <w:r>
+        <w:rPr>
+          <w:rFonts w:ascii="Consolas" w:eastAsia="Times New Roman" w:hAnsi="Consolas" w:cs="Times New Roman"/>
+          <w:color w:val="000000"/>
+          <w:kern w:val="0"/>
+          <w:sz w:val="21"/>
+          <w:szCs w:val="21"/>
+          <w14:ligatures w14:val="none"/>
+        </w:rPr>
+        <w:t>);</w:t>
+      </w:r>
+    </w:p>
+    <w:p>
+      <w:pPr>
+        <w:shd w:val="clear" w:color="auto" w:fill="FFFFFF"/>
+        <w:spacing w:after="0" w:line="285" w:lineRule="atLeast"/>
+        <w:rPr>
+          <w:rFonts w:ascii="Consolas" w:eastAsia="Times New Roman" w:hAnsi="Consolas" w:cs="Times New Roman"/>
+          <w:color w:val="3B3B3B"/>
+          <w:kern w:val="0"/>
+          <w:sz w:val="21"/>
+          <w:szCs w:val="21"/>
+          <w14:ligatures w14:val="none"/>
+        </w:rPr>
+      </w:pPr>
+      <w:r>
+        <w:rPr>
+          <w:rFonts w:ascii="Consolas" w:eastAsia="Times New Roman" w:hAnsi="Consolas" w:cs="Times New Roman"/>
+          <w:color w:val="000000"/>
+          <w:kern w:val="0"/>
+          <w:sz w:val="21"/>
+          <w:szCs w:val="21"/>
+          <w14:ligatures w14:val="none"/>
+        </w:rPr>
+        <w:t xml:space="preserve">    </w:t>
+      </w:r>
+      <w:r>
+        <w:rPr>
+          <w:rFonts w:ascii="Consolas" w:eastAsia="Times New Roman" w:hAnsi="Consolas" w:cs="Times New Roman"/>
+          <w:color w:val="001080"/>
+          <w:kern w:val="0"/>
+          <w:sz w:val="21"/>
+          <w:szCs w:val="21"/>
+          <w14:ligatures w14:val="none"/>
+        </w:rPr>
+        <w:t>$row</w:t>
+      </w:r>
+      <w:r>
+        <w:rPr>
+          <w:rFonts w:ascii="Consolas" w:eastAsia="Times New Roman" w:hAnsi="Consolas" w:cs="Times New Roman"/>
+          <w:color w:val="000000"/>
+          <w:kern w:val="0"/>
+          <w:sz w:val="21"/>
+          <w:szCs w:val="21"/>
+          <w14:ligatures w14:val="none"/>
+        </w:rPr>
+        <w:t xml:space="preserve"> = </w:t>
+      </w:r>
+      <w:r>
+        <w:rPr>
+          <w:rFonts w:ascii="Consolas" w:eastAsia="Times New Roman" w:hAnsi="Consolas" w:cs="Times New Roman"/>
+          <w:color w:val="001080"/>
+          <w:kern w:val="0"/>
+          <w:sz w:val="21"/>
+          <w:szCs w:val="21"/>
+          <w14:ligatures w14:val="none"/>
+        </w:rPr>
+        <w:t>$table</w:t>
+      </w:r>
+      <w:r>
+        <w:rPr>
+          <w:rFonts w:ascii="Consolas" w:eastAsia="Times New Roman" w:hAnsi="Consolas" w:cs="Times New Roman"/>
+          <w:color w:val="000000"/>
+          <w:kern w:val="0"/>
+          <w:sz w:val="21"/>
+          <w:szCs w:val="21"/>
+          <w14:ligatures w14:val="none"/>
+        </w:rPr>
+        <w:t>-&gt;</w:t>
+      </w:r>
+      <w:proofErr w:type="gramStart"/>
+      <w:r>
+        <w:rPr>
+          <w:rFonts w:ascii="Consolas" w:eastAsia="Times New Roman" w:hAnsi="Consolas" w:cs="Times New Roman"/>
+          <w:color w:val="795E26"/>
+          <w:kern w:val="0"/>
+          <w:sz w:val="21"/>
+          <w:szCs w:val="21"/>
+          <w14:ligatures w14:val="none"/>
+        </w:rPr>
+        <w:t>get</w:t>
+      </w:r>
+      <w:r>
+        <w:rPr>
+          <w:rFonts w:ascii="Consolas" w:eastAsia="Times New Roman" w:hAnsi="Consolas" w:cs="Times New Roman"/>
+          <w:color w:val="000000"/>
+          <w:kern w:val="0"/>
+          <w:sz w:val="21"/>
+          <w:szCs w:val="21"/>
+          <w14:ligatures w14:val="none"/>
+        </w:rPr>
+        <w:t>(</w:t>
+      </w:r>
+      <w:proofErr w:type="gramEnd"/>
+      <w:r>
+        <w:rPr>
+          <w:rFonts w:ascii="Consolas" w:eastAsia="Times New Roman" w:hAnsi="Consolas" w:cs="Times New Roman"/>
+          <w:color w:val="098658"/>
+          <w:kern w:val="0"/>
+          <w:sz w:val="21"/>
+          <w:szCs w:val="21"/>
+          <w14:ligatures w14:val="none"/>
+        </w:rPr>
+        <w:t>1</w:t>
+      </w:r>
+      <w:r>
+        <w:rPr>
+          <w:rFonts w:ascii="Consolas" w:eastAsia="Times New Roman" w:hAnsi="Consolas" w:cs="Times New Roman"/>
+          <w:color w:val="000000"/>
+          <w:kern w:val="0"/>
+          <w:sz w:val="21"/>
+          <w:szCs w:val="21"/>
+          <w14:ligatures w14:val="none"/>
+        </w:rPr>
+        <w:t>);</w:t>
+      </w:r>
+    </w:p>
+    <w:p>
+      <w:pPr>
+        <w:shd w:val="clear" w:color="auto" w:fill="FFFFFF"/>
+        <w:spacing w:after="0" w:line="285" w:lineRule="atLeast"/>
+        <w:rPr>
+          <w:rFonts w:ascii="Consolas" w:eastAsia="Times New Roman" w:hAnsi="Consolas" w:cs="Times New Roman"/>
+          <w:color w:val="3B3B3B"/>
+          <w:kern w:val="0"/>
+          <w:sz w:val="21"/>
+          <w:szCs w:val="21"/>
+          <w14:ligatures w14:val="none"/>
+        </w:rPr>
+      </w:pPr>
+      <w:r>
+        <w:rPr>
+          <w:rFonts w:ascii="Consolas" w:eastAsia="Times New Roman" w:hAnsi="Consolas" w:cs="Times New Roman"/>
+          <w:color w:val="000000"/>
+          <w:kern w:val="0"/>
+          <w:sz w:val="21"/>
+          <w:szCs w:val="21"/>
+          <w14:ligatures w14:val="none"/>
+        </w:rPr>
+        <w:t xml:space="preserve">    </w:t>
+      </w:r>
+      <w:r>
+        <w:rPr>
+          <w:rFonts w:ascii="Consolas" w:eastAsia="Times New Roman" w:hAnsi="Consolas" w:cs="Times New Roman"/>
+          <w:color w:val="AF00DB"/>
+          <w:kern w:val="0"/>
+          <w:sz w:val="21"/>
+          <w:szCs w:val="21"/>
+          <w14:ligatures w14:val="none"/>
+        </w:rPr>
+        <w:t>return</w:t>
+      </w:r>
+      <w:r>
+        <w:rPr>
+          <w:rFonts w:ascii="Consolas" w:eastAsia="Times New Roman" w:hAnsi="Consolas" w:cs="Times New Roman"/>
+          <w:color w:val="000000"/>
+          <w:kern w:val="0"/>
+          <w:sz w:val="21"/>
+          <w:szCs w:val="21"/>
+          <w14:ligatures w14:val="none"/>
+        </w:rPr>
+        <w:t xml:space="preserve"> </w:t>
+      </w:r>
+      <w:r>
+        <w:rPr>
+          <w:rFonts w:ascii="Consolas" w:eastAsia="Times New Roman" w:hAnsi="Consolas" w:cs="Times New Roman"/>
+          <w:color w:val="001080"/>
+          <w:kern w:val="0"/>
+          <w:sz w:val="21"/>
+          <w:szCs w:val="21"/>
+          <w14:ligatures w14:val="none"/>
+        </w:rPr>
+        <w:t>$row</w:t>
+      </w:r>
+      <w:r>
+        <w:rPr>
+          <w:rFonts w:ascii="Consolas" w:eastAsia="Times New Roman" w:hAnsi="Consolas" w:cs="Times New Roman"/>
+          <w:color w:val="000000"/>
+          <w:kern w:val="0"/>
+          <w:sz w:val="21"/>
+          <w:szCs w:val="21"/>
+          <w14:ligatures w14:val="none"/>
+        </w:rPr>
+        <w:t>;</w:t>
+      </w:r>
+    </w:p>
+    <w:p>
+      <w:pPr>
+        <w:shd w:val="clear" w:color="auto" w:fill="FFFFFF"/>
+        <w:spacing w:after="0" w:line="285" w:lineRule="atLeast"/>
+        <w:rPr>
+          <w:rFonts w:ascii="Consolas" w:eastAsia="Times New Roman" w:hAnsi="Consolas" w:cs="Times New Roman"/>
+          <w:color w:val="3B3B3B"/>
+          <w:kern w:val="0"/>
+          <w:sz w:val="21"/>
+          <w:szCs w:val="21"/>
+          <w14:ligatures w14:val="none"/>
+        </w:rPr>
+      </w:pPr>
+      <w:r>
+        <w:rPr>
+          <w:rFonts w:ascii="Consolas" w:eastAsia="Times New Roman" w:hAnsi="Consolas" w:cs="Times New Roman"/>
+          <w:color w:val="000000"/>
+          <w:kern w:val="0"/>
+          <w:sz w:val="21"/>
+          <w:szCs w:val="21"/>
+          <w14:ligatures w14:val="none"/>
+        </w:rPr>
+        <w:t>});</w:t>
+      </w:r>
+    </w:p>
+    <w:p>
+      <w:pPr>
+        <w:ind w:left="720" w:firstLine="720"/>
+        <w:rPr>
+          <w:rFonts w:cs="Sakkal Majalla"/>
+        </w:rPr>
+      </w:pPr>
+      <w:r>
+        <w:rPr>
+          <w:rFonts w:cs="Sakkal Majalla"/>
+        </w:rPr>
+        <w:t>=========================================</w:t>
+      </w:r>
+    </w:p>
+    <w:p>
+      <w:pPr>
+        <w:rPr>
+          <w:rFonts w:ascii="Sakkal Majalla" w:hAnsi="Sakkal Majalla" w:cs="Sakkal Majalla"/>
+          <w:sz w:val="28"/>
+          <w:szCs w:val="28"/>
+        </w:rPr>
+      </w:pPr>
+      <w:r>
+        <w:rPr>
+          <w:rFonts w:ascii="Sakkal Majalla" w:hAnsi="Sakkal Majalla" w:cs="Sakkal Majalla"/>
+          <w:sz w:val="28"/>
+          <w:szCs w:val="28"/>
+        </w:rPr>
+        <w:t>To get all the table values:</w:t>
+      </w:r>
+    </w:p>
+    <w:p>
+      <w:pPr>
+        <w:shd w:val="clear" w:color="auto" w:fill="FFFFFF"/>
+        <w:spacing w:after="0" w:line="285" w:lineRule="atLeast"/>
+        <w:rPr>
+          <w:rFonts w:ascii="Consolas" w:eastAsia="Times New Roman" w:hAnsi="Consolas" w:cs="Times New Roman"/>
+          <w:color w:val="3B3B3B"/>
+          <w:kern w:val="0"/>
+          <w:sz w:val="21"/>
+          <w:szCs w:val="21"/>
+          <w14:ligatures w14:val="none"/>
+        </w:rPr>
+      </w:pPr>
+      <w:proofErr w:type="gramStart"/>
+      <w:r>
+        <w:rPr>
+          <w:rFonts w:ascii="Consolas" w:eastAsia="Times New Roman" w:hAnsi="Consolas" w:cs="Times New Roman"/>
+          <w:color w:val="267F99"/>
+          <w:kern w:val="0"/>
+          <w:sz w:val="21"/>
+          <w:szCs w:val="21"/>
+          <w14:ligatures w14:val="none"/>
+        </w:rPr>
+        <w:t>Route</w:t>
+      </w:r>
+      <w:r>
+        <w:rPr>
+          <w:rFonts w:ascii="Consolas" w:eastAsia="Times New Roman" w:hAnsi="Consolas" w:cs="Times New Roman"/>
+          <w:color w:val="000000"/>
+          <w:kern w:val="0"/>
+          <w:sz w:val="21"/>
+          <w:szCs w:val="21"/>
+          <w14:ligatures w14:val="none"/>
+        </w:rPr>
+        <w:t>::</w:t>
+      </w:r>
+      <w:r>
+        <w:rPr>
+          <w:rFonts w:ascii="Consolas" w:eastAsia="Times New Roman" w:hAnsi="Consolas" w:cs="Times New Roman"/>
+          <w:color w:val="795E26"/>
+          <w:kern w:val="0"/>
+          <w:sz w:val="21"/>
+          <w:szCs w:val="21"/>
+          <w14:ligatures w14:val="none"/>
+        </w:rPr>
+        <w:t>get</w:t>
+      </w:r>
+      <w:r>
+        <w:rPr>
+          <w:rFonts w:ascii="Consolas" w:eastAsia="Times New Roman" w:hAnsi="Consolas" w:cs="Times New Roman"/>
+          <w:color w:val="000000"/>
+          <w:kern w:val="0"/>
+          <w:sz w:val="21"/>
+          <w:szCs w:val="21"/>
+          <w14:ligatures w14:val="none"/>
+        </w:rPr>
+        <w:t>(</w:t>
+      </w:r>
+      <w:proofErr w:type="gramEnd"/>
+      <w:r>
+        <w:rPr>
+          <w:rFonts w:ascii="Consolas" w:eastAsia="Times New Roman" w:hAnsi="Consolas" w:cs="Times New Roman"/>
+          <w:color w:val="A31515"/>
+          <w:kern w:val="0"/>
+          <w:sz w:val="21"/>
+          <w:szCs w:val="21"/>
+          <w14:ligatures w14:val="none"/>
+        </w:rPr>
+        <w:t>'/table-get-all'</w:t>
+      </w:r>
+      <w:r>
+        <w:rPr>
+          <w:rFonts w:ascii="Consolas" w:eastAsia="Times New Roman" w:hAnsi="Consolas" w:cs="Times New Roman"/>
+          <w:color w:val="000000"/>
+          <w:kern w:val="0"/>
+          <w:sz w:val="21"/>
+          <w:szCs w:val="21"/>
+          <w14:ligatures w14:val="none"/>
+        </w:rPr>
+        <w:t xml:space="preserve">, </w:t>
+      </w:r>
+      <w:r>
+        <w:rPr>
+          <w:rFonts w:ascii="Consolas" w:eastAsia="Times New Roman" w:hAnsi="Consolas" w:cs="Times New Roman"/>
+          <w:color w:val="0000FF"/>
+          <w:kern w:val="0"/>
+          <w:sz w:val="21"/>
+          <w:szCs w:val="21"/>
+          <w14:ligatures w14:val="none"/>
+        </w:rPr>
+        <w:t>function</w:t>
+      </w:r>
+      <w:r>
+        <w:rPr>
+          <w:rFonts w:ascii="Consolas" w:eastAsia="Times New Roman" w:hAnsi="Consolas" w:cs="Times New Roman"/>
+          <w:color w:val="000000"/>
+          <w:kern w:val="0"/>
+          <w:sz w:val="21"/>
+          <w:szCs w:val="21"/>
+          <w14:ligatures w14:val="none"/>
+        </w:rPr>
+        <w:t xml:space="preserve"> () {</w:t>
+      </w:r>
+    </w:p>
+    <w:p>
+      <w:pPr>
+        <w:shd w:val="clear" w:color="auto" w:fill="FFFFFF"/>
+        <w:spacing w:after="0" w:line="285" w:lineRule="atLeast"/>
+        <w:rPr>
+          <w:rFonts w:ascii="Consolas" w:eastAsia="Times New Roman" w:hAnsi="Consolas" w:cs="Times New Roman"/>
+          <w:color w:val="3B3B3B"/>
+          <w:kern w:val="0"/>
+          <w:sz w:val="21"/>
+          <w:szCs w:val="21"/>
+          <w14:ligatures w14:val="none"/>
+        </w:rPr>
+      </w:pPr>
+      <w:r>
+        <w:rPr>
+          <w:rFonts w:ascii="Consolas" w:eastAsia="Times New Roman" w:hAnsi="Consolas" w:cs="Times New Roman"/>
+          <w:color w:val="000000"/>
+          <w:kern w:val="0"/>
+          <w:sz w:val="21"/>
+          <w:szCs w:val="21"/>
+          <w14:ligatures w14:val="none"/>
+        </w:rPr>
+        <w:t xml:space="preserve">    </w:t>
+      </w:r>
+      <w:r>
+        <w:rPr>
+          <w:rFonts w:ascii="Consolas" w:eastAsia="Times New Roman" w:hAnsi="Consolas" w:cs="Times New Roman"/>
+          <w:color w:val="001080"/>
+          <w:kern w:val="0"/>
+          <w:sz w:val="21"/>
+          <w:szCs w:val="21"/>
+          <w14:ligatures w14:val="none"/>
+        </w:rPr>
+        <w:t>$table</w:t>
+      </w:r>
+      <w:r>
+        <w:rPr>
+          <w:rFonts w:ascii="Consolas" w:eastAsia="Times New Roman" w:hAnsi="Consolas" w:cs="Times New Roman"/>
+          <w:color w:val="000000"/>
+          <w:kern w:val="0"/>
+          <w:sz w:val="21"/>
+          <w:szCs w:val="21"/>
+          <w14:ligatures w14:val="none"/>
+        </w:rPr>
+        <w:t xml:space="preserve"> = </w:t>
+      </w:r>
+      <w:proofErr w:type="gramStart"/>
+      <w:r>
+        <w:rPr>
+          <w:rFonts w:ascii="Consolas" w:eastAsia="Times New Roman" w:hAnsi="Consolas" w:cs="Times New Roman"/>
+          <w:color w:val="267F99"/>
+          <w:kern w:val="0"/>
+          <w:sz w:val="21"/>
+          <w:szCs w:val="21"/>
+          <w14:ligatures w14:val="none"/>
+        </w:rPr>
+        <w:t>Octane</w:t>
+      </w:r>
+      <w:r>
+        <w:rPr>
+          <w:rFonts w:ascii="Consolas" w:eastAsia="Times New Roman" w:hAnsi="Consolas" w:cs="Times New Roman"/>
+          <w:color w:val="000000"/>
+          <w:kern w:val="0"/>
+          <w:sz w:val="21"/>
+          <w:szCs w:val="21"/>
+          <w14:ligatures w14:val="none"/>
+        </w:rPr>
+        <w:t>::</w:t>
+      </w:r>
+      <w:proofErr w:type="gramEnd"/>
+      <w:r>
+        <w:rPr>
+          <w:rFonts w:ascii="Consolas" w:eastAsia="Times New Roman" w:hAnsi="Consolas" w:cs="Times New Roman"/>
+          <w:color w:val="795E26"/>
+          <w:kern w:val="0"/>
+          <w:sz w:val="21"/>
+          <w:szCs w:val="21"/>
+          <w14:ligatures w14:val="none"/>
+        </w:rPr>
+        <w:t>table</w:t>
+      </w:r>
+      <w:r>
+        <w:rPr>
+          <w:rFonts w:ascii="Consolas" w:eastAsia="Times New Roman" w:hAnsi="Consolas" w:cs="Times New Roman"/>
+          <w:color w:val="000000"/>
+          <w:kern w:val="0"/>
+          <w:sz w:val="21"/>
+          <w:szCs w:val="21"/>
+          <w14:ligatures w14:val="none"/>
+        </w:rPr>
+        <w:t>(</w:t>
+      </w:r>
+      <w:r>
+        <w:rPr>
+          <w:rFonts w:ascii="Consolas" w:eastAsia="Times New Roman" w:hAnsi="Consolas" w:cs="Times New Roman"/>
+          <w:color w:val="A31515"/>
+          <w:kern w:val="0"/>
+          <w:sz w:val="21"/>
+          <w:szCs w:val="21"/>
+          <w14:ligatures w14:val="none"/>
+        </w:rPr>
+        <w:t>'my-table'</w:t>
+      </w:r>
+      <w:r>
+        <w:rPr>
+          <w:rFonts w:ascii="Consolas" w:eastAsia="Times New Roman" w:hAnsi="Consolas" w:cs="Times New Roman"/>
+          <w:color w:val="000000"/>
+          <w:kern w:val="0"/>
+          <w:sz w:val="21"/>
+          <w:szCs w:val="21"/>
+          <w14:ligatures w14:val="none"/>
+        </w:rPr>
+        <w:t>);</w:t>
+      </w:r>
+    </w:p>
+    <w:p>
+      <w:pPr>
+        <w:shd w:val="clear" w:color="auto" w:fill="FFFFFF"/>
+        <w:spacing w:after="0" w:line="285" w:lineRule="atLeast"/>
+        <w:rPr>
+          <w:rFonts w:ascii="Consolas" w:eastAsia="Times New Roman" w:hAnsi="Consolas" w:cs="Times New Roman"/>
+          <w:color w:val="3B3B3B"/>
+          <w:kern w:val="0"/>
+          <w:sz w:val="21"/>
+          <w:szCs w:val="21"/>
+          <w14:ligatures w14:val="none"/>
+        </w:rPr>
+      </w:pPr>
+      <w:r>
+        <w:rPr>
+          <w:rFonts w:ascii="Consolas" w:eastAsia="Times New Roman" w:hAnsi="Consolas" w:cs="Times New Roman"/>
+          <w:color w:val="000000"/>
+          <w:kern w:val="0"/>
+          <w:sz w:val="21"/>
+          <w:szCs w:val="21"/>
+          <w14:ligatures w14:val="none"/>
+        </w:rPr>
+        <w:t xml:space="preserve">    </w:t>
+      </w:r>
+      <w:r>
+        <w:rPr>
+          <w:rFonts w:ascii="Consolas" w:eastAsia="Times New Roman" w:hAnsi="Consolas" w:cs="Times New Roman"/>
+          <w:color w:val="001080"/>
+          <w:kern w:val="0"/>
+          <w:sz w:val="21"/>
+          <w:szCs w:val="21"/>
+          <w14:ligatures w14:val="none"/>
+        </w:rPr>
+        <w:t>$rows</w:t>
+      </w:r>
+      <w:r>
+        <w:rPr>
+          <w:rFonts w:ascii="Consolas" w:eastAsia="Times New Roman" w:hAnsi="Consolas" w:cs="Times New Roman"/>
+          <w:color w:val="000000"/>
+          <w:kern w:val="0"/>
+          <w:sz w:val="21"/>
+          <w:szCs w:val="21"/>
+          <w14:ligatures w14:val="none"/>
+        </w:rPr>
+        <w:t xml:space="preserve"> = [];</w:t>
+      </w:r>
+    </w:p>
+    <w:p>
+      <w:pPr>
+        <w:shd w:val="clear" w:color="auto" w:fill="FFFFFF"/>
+        <w:spacing w:after="0" w:line="285" w:lineRule="atLeast"/>
+        <w:rPr>
+          <w:rFonts w:ascii="Consolas" w:eastAsia="Times New Roman" w:hAnsi="Consolas" w:cs="Times New Roman"/>
+          <w:color w:val="3B3B3B"/>
+          <w:kern w:val="0"/>
+          <w:sz w:val="21"/>
+          <w:szCs w:val="21"/>
+          <w14:ligatures w14:val="none"/>
+        </w:rPr>
+      </w:pPr>
+      <w:r>
+        <w:rPr>
+          <w:rFonts w:ascii="Consolas" w:eastAsia="Times New Roman" w:hAnsi="Consolas" w:cs="Times New Roman"/>
+          <w:color w:val="000000"/>
+          <w:kern w:val="0"/>
+          <w:sz w:val="21"/>
+          <w:szCs w:val="21"/>
+          <w14:ligatures w14:val="none"/>
+        </w:rPr>
+        <w:t xml:space="preserve">    </w:t>
+      </w:r>
+      <w:r>
+        <w:rPr>
+          <w:rFonts w:ascii="Consolas" w:eastAsia="Times New Roman" w:hAnsi="Consolas" w:cs="Times New Roman"/>
+          <w:color w:val="AF00DB"/>
+          <w:kern w:val="0"/>
+          <w:sz w:val="21"/>
+          <w:szCs w:val="21"/>
+          <w14:ligatures w14:val="none"/>
+        </w:rPr>
+        <w:t>foreach</w:t>
+      </w:r>
+      <w:r>
+        <w:rPr>
+          <w:rFonts w:ascii="Consolas" w:eastAsia="Times New Roman" w:hAnsi="Consolas" w:cs="Times New Roman"/>
+          <w:color w:val="000000"/>
+          <w:kern w:val="0"/>
+          <w:sz w:val="21"/>
+          <w:szCs w:val="21"/>
+          <w14:ligatures w14:val="none"/>
+        </w:rPr>
+        <w:t xml:space="preserve"> (</w:t>
+      </w:r>
+      <w:r>
+        <w:rPr>
+          <w:rFonts w:ascii="Consolas" w:eastAsia="Times New Roman" w:hAnsi="Consolas" w:cs="Times New Roman"/>
+          <w:color w:val="001080"/>
+          <w:kern w:val="0"/>
+          <w:sz w:val="21"/>
+          <w:szCs w:val="21"/>
+          <w14:ligatures w14:val="none"/>
+        </w:rPr>
+        <w:t>$table</w:t>
+      </w:r>
+      <w:r>
+        <w:rPr>
+          <w:rFonts w:ascii="Consolas" w:eastAsia="Times New Roman" w:hAnsi="Consolas" w:cs="Times New Roman"/>
+          <w:color w:val="000000"/>
+          <w:kern w:val="0"/>
+          <w:sz w:val="21"/>
+          <w:szCs w:val="21"/>
+          <w14:ligatures w14:val="none"/>
+        </w:rPr>
+        <w:t xml:space="preserve"> as </w:t>
+      </w:r>
+      <w:r>
+        <w:rPr>
+          <w:rFonts w:ascii="Consolas" w:eastAsia="Times New Roman" w:hAnsi="Consolas" w:cs="Times New Roman"/>
+          <w:color w:val="001080"/>
+          <w:kern w:val="0"/>
+          <w:sz w:val="21"/>
+          <w:szCs w:val="21"/>
+          <w14:ligatures w14:val="none"/>
+        </w:rPr>
+        <w:t>$key</w:t>
+      </w:r>
+      <w:r>
+        <w:rPr>
+          <w:rFonts w:ascii="Consolas" w:eastAsia="Times New Roman" w:hAnsi="Consolas" w:cs="Times New Roman"/>
+          <w:color w:val="000000"/>
+          <w:kern w:val="0"/>
+          <w:sz w:val="21"/>
+          <w:szCs w:val="21"/>
+          <w14:ligatures w14:val="none"/>
+        </w:rPr>
+        <w:t xml:space="preserve"> =&gt; </w:t>
+      </w:r>
+      <w:r>
+        <w:rPr>
+          <w:rFonts w:ascii="Consolas" w:eastAsia="Times New Roman" w:hAnsi="Consolas" w:cs="Times New Roman"/>
+          <w:color w:val="001080"/>
+          <w:kern w:val="0"/>
+          <w:sz w:val="21"/>
+          <w:szCs w:val="21"/>
+          <w14:ligatures w14:val="none"/>
+        </w:rPr>
+        <w:t>$value</w:t>
+      </w:r>
+      <w:r>
+        <w:rPr>
+          <w:rFonts w:ascii="Consolas" w:eastAsia="Times New Roman" w:hAnsi="Consolas" w:cs="Times New Roman"/>
+          <w:color w:val="000000"/>
+          <w:kern w:val="0"/>
+          <w:sz w:val="21"/>
+          <w:szCs w:val="21"/>
+          <w14:ligatures w14:val="none"/>
+        </w:rPr>
+        <w:t>) {</w:t>
+      </w:r>
+    </w:p>
+    <w:p>
+      <w:pPr>
+        <w:shd w:val="clear" w:color="auto" w:fill="FFFFFF"/>
+        <w:spacing w:after="0" w:line="285" w:lineRule="atLeast"/>
+        <w:rPr>
+          <w:rFonts w:ascii="Consolas" w:eastAsia="Times New Roman" w:hAnsi="Consolas" w:cs="Times New Roman"/>
+          <w:color w:val="3B3B3B"/>
+          <w:kern w:val="0"/>
+          <w:sz w:val="21"/>
+          <w:szCs w:val="21"/>
+          <w14:ligatures w14:val="none"/>
+        </w:rPr>
+      </w:pPr>
+      <w:r>
+        <w:rPr>
+          <w:rFonts w:ascii="Consolas" w:eastAsia="Times New Roman" w:hAnsi="Consolas" w:cs="Times New Roman"/>
+          <w:color w:val="000000"/>
+          <w:kern w:val="0"/>
+          <w:sz w:val="21"/>
+          <w:szCs w:val="21"/>
+          <w14:ligatures w14:val="none"/>
+        </w:rPr>
+        <w:t xml:space="preserve">        </w:t>
+      </w:r>
+      <w:r>
+        <w:rPr>
+          <w:rFonts w:ascii="Consolas" w:eastAsia="Times New Roman" w:hAnsi="Consolas" w:cs="Times New Roman"/>
+          <w:color w:val="001080"/>
+          <w:kern w:val="0"/>
+          <w:sz w:val="21"/>
+          <w:szCs w:val="21"/>
+          <w14:ligatures w14:val="none"/>
+        </w:rPr>
+        <w:t>$rows</w:t>
+      </w:r>
+      <w:r>
+        <w:rPr>
+          <w:rFonts w:ascii="Consolas" w:eastAsia="Times New Roman" w:hAnsi="Consolas" w:cs="Times New Roman"/>
+          <w:color w:val="000000"/>
+          <w:kern w:val="0"/>
+          <w:sz w:val="21"/>
+          <w:szCs w:val="21"/>
+          <w14:ligatures w14:val="none"/>
+        </w:rPr>
+        <w:t>[</w:t>
+      </w:r>
+      <w:r>
+        <w:rPr>
+          <w:rFonts w:ascii="Consolas" w:eastAsia="Times New Roman" w:hAnsi="Consolas" w:cs="Times New Roman"/>
+          <w:color w:val="001080"/>
+          <w:kern w:val="0"/>
+          <w:sz w:val="21"/>
+          <w:szCs w:val="21"/>
+          <w14:ligatures w14:val="none"/>
+        </w:rPr>
+        <w:t>$key</w:t>
+      </w:r>
+      <w:r>
+        <w:rPr>
+          <w:rFonts w:ascii="Consolas" w:eastAsia="Times New Roman" w:hAnsi="Consolas" w:cs="Times New Roman"/>
+          <w:color w:val="000000"/>
+          <w:kern w:val="0"/>
+          <w:sz w:val="21"/>
+          <w:szCs w:val="21"/>
+          <w14:ligatures w14:val="none"/>
+        </w:rPr>
+        <w:t xml:space="preserve">] = </w:t>
+      </w:r>
+      <w:r>
+        <w:rPr>
+          <w:rFonts w:ascii="Consolas" w:eastAsia="Times New Roman" w:hAnsi="Consolas" w:cs="Times New Roman"/>
+          <w:color w:val="001080"/>
+          <w:kern w:val="0"/>
+          <w:sz w:val="21"/>
+          <w:szCs w:val="21"/>
+          <w14:ligatures w14:val="none"/>
+        </w:rPr>
+        <w:t>$table</w:t>
+      </w:r>
+      <w:r>
+        <w:rPr>
+          <w:rFonts w:ascii="Consolas" w:eastAsia="Times New Roman" w:hAnsi="Consolas" w:cs="Times New Roman"/>
+          <w:color w:val="000000"/>
+          <w:kern w:val="0"/>
+          <w:sz w:val="21"/>
+          <w:szCs w:val="21"/>
+          <w14:ligatures w14:val="none"/>
+        </w:rPr>
+        <w:t>-&gt;</w:t>
+      </w:r>
+      <w:r>
+        <w:rPr>
+          <w:rFonts w:ascii="Consolas" w:eastAsia="Times New Roman" w:hAnsi="Consolas" w:cs="Times New Roman"/>
+          <w:color w:val="795E26"/>
+          <w:kern w:val="0"/>
+          <w:sz w:val="21"/>
+          <w:szCs w:val="21"/>
+          <w14:ligatures w14:val="none"/>
+        </w:rPr>
+        <w:t>get</w:t>
+      </w:r>
+      <w:r>
+        <w:rPr>
+          <w:rFonts w:ascii="Consolas" w:eastAsia="Times New Roman" w:hAnsi="Consolas" w:cs="Times New Roman"/>
+          <w:color w:val="000000"/>
+          <w:kern w:val="0"/>
+          <w:sz w:val="21"/>
+          <w:szCs w:val="21"/>
+          <w14:ligatures w14:val="none"/>
+        </w:rPr>
+        <w:t>(</w:t>
+      </w:r>
+      <w:r>
+        <w:rPr>
+          <w:rFonts w:ascii="Consolas" w:eastAsia="Times New Roman" w:hAnsi="Consolas" w:cs="Times New Roman"/>
+          <w:color w:val="001080"/>
+          <w:kern w:val="0"/>
+          <w:sz w:val="21"/>
+          <w:szCs w:val="21"/>
+          <w14:ligatures w14:val="none"/>
+        </w:rPr>
+        <w:t>$key</w:t>
+      </w:r>
+      <w:r>
+        <w:rPr>
+          <w:rFonts w:ascii="Consolas" w:eastAsia="Times New Roman" w:hAnsi="Consolas" w:cs="Times New Roman"/>
+          <w:color w:val="000000"/>
+          <w:kern w:val="0"/>
+          <w:sz w:val="21"/>
+          <w:szCs w:val="21"/>
+          <w14:ligatures w14:val="none"/>
+        </w:rPr>
+        <w:t>);</w:t>
+      </w:r>
+    </w:p>
+    <w:p>
+      <w:pPr>
+        <w:shd w:val="clear" w:color="auto" w:fill="FFFFFF"/>
+        <w:spacing w:after="0" w:line="285" w:lineRule="atLeast"/>
+        <w:rPr>
+          <w:rFonts w:ascii="Consolas" w:eastAsia="Times New Roman" w:hAnsi="Consolas" w:cs="Times New Roman"/>
+          <w:color w:val="3B3B3B"/>
+          <w:kern w:val="0"/>
+          <w:sz w:val="21"/>
+          <w:szCs w:val="21"/>
+          <w14:ligatures w14:val="none"/>
+        </w:rPr>
+      </w:pPr>
+      <w:r>
+        <w:rPr>
+          <w:rFonts w:ascii="Consolas" w:eastAsia="Times New Roman" w:hAnsi="Consolas" w:cs="Times New Roman"/>
+          <w:color w:val="000000"/>
+          <w:kern w:val="0"/>
+          <w:sz w:val="21"/>
+          <w:szCs w:val="21"/>
+          <w14:ligatures w14:val="none"/>
+        </w:rPr>
+        <w:t>    }</w:t>
+      </w:r>
+    </w:p>
+    <w:p>
+      <w:pPr>
+        <w:shd w:val="clear" w:color="auto" w:fill="FFFFFF"/>
+        <w:spacing w:after="0" w:line="285" w:lineRule="atLeast"/>
+        <w:rPr>
+          <w:rFonts w:ascii="Consolas" w:eastAsia="Times New Roman" w:hAnsi="Consolas" w:cs="Times New Roman"/>
+          <w:color w:val="3B3B3B"/>
+          <w:kern w:val="0"/>
+          <w:sz w:val="21"/>
+          <w:szCs w:val="21"/>
+          <w14:ligatures w14:val="none"/>
+        </w:rPr>
+      </w:pPr>
+      <w:r>
+        <w:rPr>
+          <w:rFonts w:ascii="Consolas" w:eastAsia="Times New Roman" w:hAnsi="Consolas" w:cs="Times New Roman"/>
+          <w:color w:val="000000"/>
+          <w:kern w:val="0"/>
+          <w:sz w:val="21"/>
+          <w:szCs w:val="21"/>
+          <w14:ligatures w14:val="none"/>
+        </w:rPr>
+        <w:t xml:space="preserve">    </w:t>
+      </w:r>
+      <w:r>
+        <w:rPr>
+          <w:rFonts w:ascii="Consolas" w:eastAsia="Times New Roman" w:hAnsi="Consolas" w:cs="Times New Roman"/>
+          <w:color w:val="008000"/>
+          <w:kern w:val="0"/>
+          <w:sz w:val="21"/>
+          <w:szCs w:val="21"/>
+          <w14:ligatures w14:val="none"/>
+        </w:rPr>
+        <w:t xml:space="preserve">// adding as </w:t>
+      </w:r>
+      <w:r>
+        <w:rPr>
+          <w:rFonts w:ascii="Consolas" w:eastAsia="Times New Roman" w:hAnsi="Consolas" w:cs="Times New Roman"/>
+          <w:color w:val="008000"/>
+          <w:kern w:val="0"/>
+          <w:sz w:val="21"/>
+          <w:szCs w:val="21"/>
+          <w14:ligatures w14:val="none"/>
+        </w:rPr>
+        <w:t xml:space="preserve">the </w:t>
+      </w:r>
+      <w:r>
+        <w:rPr>
+          <w:rFonts w:ascii="Consolas" w:eastAsia="Times New Roman" w:hAnsi="Consolas" w:cs="Times New Roman"/>
+          <w:color w:val="008000"/>
+          <w:kern w:val="0"/>
+          <w:sz w:val="21"/>
+          <w:szCs w:val="21"/>
+          <w14:ligatures w14:val="none"/>
+        </w:rPr>
+        <w:t>first row the table rows count</w:t>
+      </w:r>
+    </w:p>
+    <w:p>
+      <w:pPr>
+        <w:shd w:val="clear" w:color="auto" w:fill="FFFFFF"/>
+        <w:spacing w:after="0" w:line="285" w:lineRule="atLeast"/>
+        <w:rPr>
+          <w:rFonts w:ascii="Consolas" w:eastAsia="Times New Roman" w:hAnsi="Consolas" w:cs="Times New Roman"/>
+          <w:color w:val="3B3B3B"/>
+          <w:kern w:val="0"/>
+          <w:sz w:val="21"/>
+          <w:szCs w:val="21"/>
+          <w14:ligatures w14:val="none"/>
+        </w:rPr>
+      </w:pPr>
+      <w:r>
+        <w:rPr>
+          <w:rFonts w:ascii="Consolas" w:eastAsia="Times New Roman" w:hAnsi="Consolas" w:cs="Times New Roman"/>
+          <w:color w:val="000000"/>
+          <w:kern w:val="0"/>
+          <w:sz w:val="21"/>
+          <w:szCs w:val="21"/>
+          <w14:ligatures w14:val="none"/>
+        </w:rPr>
+        <w:t xml:space="preserve">    </w:t>
+      </w:r>
+      <w:r>
+        <w:rPr>
+          <w:rFonts w:ascii="Consolas" w:eastAsia="Times New Roman" w:hAnsi="Consolas" w:cs="Times New Roman"/>
+          <w:color w:val="001080"/>
+          <w:kern w:val="0"/>
+          <w:sz w:val="21"/>
+          <w:szCs w:val="21"/>
+          <w14:ligatures w14:val="none"/>
+        </w:rPr>
+        <w:t>$</w:t>
+      </w:r>
+      <w:proofErr w:type="gramStart"/>
+      <w:r>
+        <w:rPr>
+          <w:rFonts w:ascii="Consolas" w:eastAsia="Times New Roman" w:hAnsi="Consolas" w:cs="Times New Roman"/>
+          <w:color w:val="001080"/>
+          <w:kern w:val="0"/>
+          <w:sz w:val="21"/>
+          <w:szCs w:val="21"/>
+          <w14:ligatures w14:val="none"/>
+        </w:rPr>
+        <w:t>rows</w:t>
+      </w:r>
+      <w:r>
+        <w:rPr>
+          <w:rFonts w:ascii="Consolas" w:eastAsia="Times New Roman" w:hAnsi="Consolas" w:cs="Times New Roman"/>
+          <w:color w:val="000000"/>
+          <w:kern w:val="0"/>
+          <w:sz w:val="21"/>
+          <w:szCs w:val="21"/>
+          <w14:ligatures w14:val="none"/>
+        </w:rPr>
+        <w:t>[</w:t>
+      </w:r>
+      <w:proofErr w:type="gramEnd"/>
+      <w:r>
+        <w:rPr>
+          <w:rFonts w:ascii="Consolas" w:eastAsia="Times New Roman" w:hAnsi="Consolas" w:cs="Times New Roman"/>
+          <w:color w:val="098658"/>
+          <w:kern w:val="0"/>
+          <w:sz w:val="21"/>
+          <w:szCs w:val="21"/>
+          <w14:ligatures w14:val="none"/>
+        </w:rPr>
+        <w:t>0</w:t>
+      </w:r>
+      <w:r>
+        <w:rPr>
+          <w:rFonts w:ascii="Consolas" w:eastAsia="Times New Roman" w:hAnsi="Consolas" w:cs="Times New Roman"/>
+          <w:color w:val="000000"/>
+          <w:kern w:val="0"/>
+          <w:sz w:val="21"/>
+          <w:szCs w:val="21"/>
+          <w14:ligatures w14:val="none"/>
+        </w:rPr>
+        <w:t xml:space="preserve">] = </w:t>
+      </w:r>
+      <w:r>
+        <w:rPr>
+          <w:rFonts w:ascii="Consolas" w:eastAsia="Times New Roman" w:hAnsi="Consolas" w:cs="Times New Roman"/>
+          <w:color w:val="795E26"/>
+          <w:kern w:val="0"/>
+          <w:sz w:val="21"/>
+          <w:szCs w:val="21"/>
+          <w14:ligatures w14:val="none"/>
+        </w:rPr>
+        <w:t>count</w:t>
+      </w:r>
+      <w:r>
+        <w:rPr>
+          <w:rFonts w:ascii="Consolas" w:eastAsia="Times New Roman" w:hAnsi="Consolas" w:cs="Times New Roman"/>
+          <w:color w:val="000000"/>
+          <w:kern w:val="0"/>
+          <w:sz w:val="21"/>
+          <w:szCs w:val="21"/>
+          <w14:ligatures w14:val="none"/>
+        </w:rPr>
+        <w:t>(</w:t>
+      </w:r>
+      <w:r>
+        <w:rPr>
+          <w:rFonts w:ascii="Consolas" w:eastAsia="Times New Roman" w:hAnsi="Consolas" w:cs="Times New Roman"/>
+          <w:color w:val="001080"/>
+          <w:kern w:val="0"/>
+          <w:sz w:val="21"/>
+          <w:szCs w:val="21"/>
+          <w14:ligatures w14:val="none"/>
+        </w:rPr>
+        <w:t>$table</w:t>
+      </w:r>
+      <w:r>
+        <w:rPr>
+          <w:rFonts w:ascii="Consolas" w:eastAsia="Times New Roman" w:hAnsi="Consolas" w:cs="Times New Roman"/>
+          <w:color w:val="000000"/>
+          <w:kern w:val="0"/>
+          <w:sz w:val="21"/>
+          <w:szCs w:val="21"/>
+          <w14:ligatures w14:val="none"/>
+        </w:rPr>
+        <w:t>);</w:t>
+      </w:r>
+    </w:p>
+    <w:p>
+      <w:pPr>
+        <w:shd w:val="clear" w:color="auto" w:fill="FFFFFF"/>
+        <w:spacing w:after="0" w:line="285" w:lineRule="atLeast"/>
+        <w:rPr>
+          <w:rFonts w:ascii="Consolas" w:eastAsia="Times New Roman" w:hAnsi="Consolas" w:cs="Times New Roman"/>
+          <w:color w:val="3B3B3B"/>
+          <w:kern w:val="0"/>
+          <w:sz w:val="21"/>
+          <w:szCs w:val="21"/>
+          <w14:ligatures w14:val="none"/>
+        </w:rPr>
+      </w:pPr>
+      <w:r>
+        <w:rPr>
+          <w:rFonts w:ascii="Consolas" w:eastAsia="Times New Roman" w:hAnsi="Consolas" w:cs="Times New Roman"/>
+          <w:color w:val="000000"/>
+          <w:kern w:val="0"/>
+          <w:sz w:val="21"/>
+          <w:szCs w:val="21"/>
+          <w14:ligatures w14:val="none"/>
+        </w:rPr>
+        <w:t xml:space="preserve">    </w:t>
+      </w:r>
+      <w:r>
+        <w:rPr>
+          <w:rFonts w:ascii="Consolas" w:eastAsia="Times New Roman" w:hAnsi="Consolas" w:cs="Times New Roman"/>
+          <w:color w:val="AF00DB"/>
+          <w:kern w:val="0"/>
+          <w:sz w:val="21"/>
+          <w:szCs w:val="21"/>
+          <w14:ligatures w14:val="none"/>
+        </w:rPr>
+        <w:t>return</w:t>
+      </w:r>
+      <w:r>
+        <w:rPr>
+          <w:rFonts w:ascii="Consolas" w:eastAsia="Times New Roman" w:hAnsi="Consolas" w:cs="Times New Roman"/>
+          <w:color w:val="000000"/>
+          <w:kern w:val="0"/>
+          <w:sz w:val="21"/>
+          <w:szCs w:val="21"/>
+          <w14:ligatures w14:val="none"/>
+        </w:rPr>
+        <w:t xml:space="preserve"> </w:t>
+      </w:r>
+      <w:r>
+        <w:rPr>
+          <w:rFonts w:ascii="Consolas" w:eastAsia="Times New Roman" w:hAnsi="Consolas" w:cs="Times New Roman"/>
+          <w:color w:val="001080"/>
+          <w:kern w:val="0"/>
+          <w:sz w:val="21"/>
+          <w:szCs w:val="21"/>
+          <w14:ligatures w14:val="none"/>
+        </w:rPr>
+        <w:t>$rows</w:t>
+      </w:r>
+      <w:r>
+        <w:rPr>
+          <w:rFonts w:ascii="Consolas" w:eastAsia="Times New Roman" w:hAnsi="Consolas" w:cs="Times New Roman"/>
+          <w:color w:val="000000"/>
+          <w:kern w:val="0"/>
+          <w:sz w:val="21"/>
+          <w:szCs w:val="21"/>
+          <w14:ligatures w14:val="none"/>
+        </w:rPr>
+        <w:t>;</w:t>
+      </w:r>
+    </w:p>
+    <w:p>
+      <w:pPr>
+        <w:shd w:val="clear" w:color="auto" w:fill="FFFFFF"/>
+        <w:spacing w:after="0" w:line="285" w:lineRule="atLeast"/>
+        <w:rPr>
+          <w:rFonts w:ascii="Consolas" w:eastAsia="Times New Roman" w:hAnsi="Consolas" w:cs="Times New Roman"/>
+          <w:color w:val="3B3B3B"/>
+          <w:kern w:val="0"/>
+          <w:sz w:val="21"/>
+          <w:szCs w:val="21"/>
+          <w14:ligatures w14:val="none"/>
+        </w:rPr>
+      </w:pPr>
+      <w:r>
+        <w:rPr>
+          <w:rFonts w:ascii="Consolas" w:eastAsia="Times New Roman" w:hAnsi="Consolas" w:cs="Times New Roman"/>
+          <w:color w:val="000000"/>
+          <w:kern w:val="0"/>
+          <w:sz w:val="21"/>
+          <w:szCs w:val="21"/>
+          <w14:ligatures w14:val="none"/>
+        </w:rPr>
+        <w:t>});</w:t>
+      </w:r>
+    </w:p>
+    <w:p>
+      <w:pPr>
+        <w:ind w:left="720" w:firstLine="720"/>
+        <w:rPr>
+          <w:rFonts w:cs="Sakkal Majalla"/>
+        </w:rPr>
+      </w:pPr>
+      <w:r>
+        <w:rPr>
+          <w:rFonts w:cs="Sakkal Majalla"/>
+        </w:rPr>
+        <w:t>=========================================</w:t>
+      </w:r>
+    </w:p>
+    <w:p>
+      <w:pPr>
+        <w:rPr>
+          <w:rFonts w:ascii="Sakkal Majalla" w:hAnsi="Sakkal Majalla" w:cs="Sakkal Majalla"/>
+          <w:sz w:val="28"/>
+          <w:szCs w:val="28"/>
+        </w:rPr>
+      </w:pPr>
+    </w:p>
+    <w:p>
+      <w:pPr>
+        <w:rPr>
+          <w:rFonts w:ascii="Sakkal Majalla" w:hAnsi="Sakkal Majalla" w:cs="Sakkal Majalla"/>
+          <w:sz w:val="28"/>
+          <w:szCs w:val="28"/>
+        </w:rPr>
+      </w:pPr>
+    </w:p>
+    <w:p>
+      <w:pPr>
+        <w:rPr>
+          <w:rFonts w:ascii="Sakkal Majalla" w:hAnsi="Sakkal Majalla" w:cs="Sakkal Majalla"/>
+          <w:sz w:val="28"/>
+          <w:szCs w:val="28"/>
+        </w:rPr>
+      </w:pPr>
+    </w:p>
+    <w:p>
+      <w:pPr>
+        <w:rPr>
+          <w:rFonts w:ascii="Sakkal Majalla" w:hAnsi="Sakkal Majalla" w:cs="Sakkal Majalla"/>
+          <w:sz w:val="28"/>
+          <w:szCs w:val="28"/>
+        </w:rPr>
+      </w:pPr>
+    </w:p>
+    <w:p>
+      <w:pPr>
         <w:rPr>
           <w:rFonts w:ascii="Sakkal Majalla" w:hAnsi="Sakkal Majalla" w:cs="Sakkal Majalla"/>
           <w:b/>
@@ -7095,17 +11282,7 @@
           <w:sz w:val="28"/>
           <w:szCs w:val="28"/>
         </w:rPr>
-        <w:t xml:space="preserve"> and the type is an</w:t>
-      </w:r>
-      <w:r>
-        <w:rPr>
-          <w:rFonts w:ascii="Sakkal Majalla" w:hAnsi="Sakkal Majalla" w:cs="Sakkal Majalla"/>
-          <w:color w:val="3A7C22" w:themeColor="accent6" w:themeShade="BF"/>
-          <w:sz w:val="28"/>
-          <w:szCs w:val="28"/>
-        </w:rPr>
-        <w:t xml:space="preserve"> </w:t>
-      </w:r>
+      </w:pPr>
       <w:r>
         <w:rPr>
           <w:rFonts w:ascii="Sakkal Majalla" w:hAnsi="Sakkal Majalla" w:cs="Sakkal Majalla"/>
@@ -7115,295 +11292,481 @@
           <w:sz w:val="28"/>
           <w:szCs w:val="28"/>
         </w:rPr>
-        <w:t>integer</w:t>
-      </w:r>
-      <w:r>
-        <w:rPr>
-          <w:rFonts w:ascii="Sakkal Majalla" w:hAnsi="Sakkal Majalla" w:cs="Sakkal Majalla"/>
+        <w:lastRenderedPageBreak/>
+        <w:t xml:space="preserve">Metrics </w:t>
+      </w:r>
+    </w:p>
+    <w:p>
+      <w:pPr>
+        <w:rPr>
+          <w:rFonts w:ascii="Sakkal Majalla" w:hAnsi="Sakkal Majalla" w:cs="Sakkal Majalla"/>
+          <w:sz w:val="28"/>
+          <w:szCs w:val="28"/>
+        </w:rPr>
+      </w:pPr>
+      <w:r>
+        <w:rPr>
+          <w:rFonts w:ascii="Sakkal Majalla" w:hAnsi="Sakkal Majalla" w:cs="Sakkal Majalla"/>
+          <w:sz w:val="28"/>
+          <w:szCs w:val="28"/>
+        </w:rPr>
+        <w:t>Swoole offers a method to retrieve some metrics about the resource usage of the application server and the workers. This is useful if you want to track the usage of some aspect – for example, the time, the number of requests served, the active connections, the memory usage, the number of tasks, and so on. To retrieve metrics, first of all, you have to access the Swoole class instance. Thanks to the service container provided by Laravel, you can resolve and access objects from the container. The Swoole server object is stored in the container by Octane</w:t>
+      </w:r>
+      <w:r>
+        <w:rPr>
+          <w:rFonts w:ascii="Sakkal Majalla" w:hAnsi="Sakkal Majalla" w:cs="Sakkal Majalla"/>
+          <w:sz w:val="28"/>
+          <w:szCs w:val="28"/>
+        </w:rPr>
+        <w:t>. Via</w:t>
+      </w:r>
+      <w:r>
+        <w:rPr>
+          <w:rFonts w:ascii="Sakkal Majalla" w:hAnsi="Sakkal Majalla" w:cs="Sakkal Majalla"/>
+          <w:sz w:val="28"/>
+          <w:szCs w:val="28"/>
+        </w:rPr>
+        <w:t xml:space="preserve"> </w:t>
+      </w:r>
+      <w:proofErr w:type="gramStart"/>
+      <w:r>
+        <w:rPr>
+          <w:rFonts w:ascii="Sakkal Majalla" w:hAnsi="Sakkal Majalla" w:cs="Sakkal Majalla"/>
+          <w:b/>
+          <w:bCs/>
           <w:color w:val="3A7C22" w:themeColor="accent6" w:themeShade="BF"/>
           <w:sz w:val="28"/>
           <w:szCs w:val="28"/>
         </w:rPr>
+        <w:t>App::</w:t>
+      </w:r>
+      <w:proofErr w:type="gramEnd"/>
+      <w:r>
+        <w:rPr>
+          <w:rFonts w:ascii="Sakkal Majalla" w:hAnsi="Sakkal Majalla" w:cs="Sakkal Majalla"/>
+          <w:b/>
+          <w:bCs/>
+          <w:color w:val="3A7C22" w:themeColor="accent6" w:themeShade="BF"/>
+          <w:sz w:val="28"/>
+          <w:szCs w:val="28"/>
+        </w:rPr>
+        <w:t>make</w:t>
+      </w:r>
+      <w:r>
+        <w:rPr>
+          <w:rFonts w:ascii="Sakkal Majalla" w:hAnsi="Sakkal Majalla" w:cs="Sakkal Majalla"/>
+          <w:sz w:val="28"/>
+          <w:szCs w:val="28"/>
+        </w:rPr>
+        <w:t>, you can access the Swoole server class instance.</w:t>
+      </w:r>
+    </w:p>
+    <w:p>
+      <w:pPr>
+        <w:ind w:left="720" w:firstLine="720"/>
+        <w:rPr>
+          <w:rFonts w:cs="Sakkal Majalla"/>
+        </w:rPr>
+      </w:pPr>
+      <w:r>
+        <w:rPr>
+          <w:rFonts w:cs="Sakkal Majalla"/>
+        </w:rPr>
+        <w:t>=========================================</w:t>
+      </w:r>
+    </w:p>
+    <w:p>
+      <w:pPr>
+        <w:shd w:val="clear" w:color="auto" w:fill="FFFFFF"/>
+        <w:spacing w:after="0" w:line="285" w:lineRule="atLeast"/>
+        <w:rPr>
+          <w:rFonts w:ascii="Consolas" w:eastAsia="Times New Roman" w:hAnsi="Consolas" w:cs="Times New Roman"/>
+          <w:color w:val="3B3B3B"/>
+          <w:kern w:val="0"/>
+          <w:sz w:val="21"/>
+          <w:szCs w:val="21"/>
+          <w14:ligatures w14:val="none"/>
+        </w:rPr>
+      </w:pPr>
+      <w:proofErr w:type="gramStart"/>
+      <w:r>
+        <w:rPr>
+          <w:rFonts w:ascii="Consolas" w:eastAsia="Times New Roman" w:hAnsi="Consolas" w:cs="Times New Roman"/>
+          <w:color w:val="267F99"/>
+          <w:kern w:val="0"/>
+          <w:sz w:val="21"/>
+          <w:szCs w:val="21"/>
+          <w14:ligatures w14:val="none"/>
+        </w:rPr>
+        <w:t>Route</w:t>
+      </w:r>
+      <w:r>
+        <w:rPr>
+          <w:rFonts w:ascii="Consolas" w:eastAsia="Times New Roman" w:hAnsi="Consolas" w:cs="Times New Roman"/>
+          <w:color w:val="000000"/>
+          <w:kern w:val="0"/>
+          <w:sz w:val="21"/>
+          <w:szCs w:val="21"/>
+          <w14:ligatures w14:val="none"/>
+        </w:rPr>
+        <w:t>::</w:t>
+      </w:r>
+      <w:r>
+        <w:rPr>
+          <w:rFonts w:ascii="Consolas" w:eastAsia="Times New Roman" w:hAnsi="Consolas" w:cs="Times New Roman"/>
+          <w:color w:val="795E26"/>
+          <w:kern w:val="0"/>
+          <w:sz w:val="21"/>
+          <w:szCs w:val="21"/>
+          <w14:ligatures w14:val="none"/>
+        </w:rPr>
+        <w:t>get</w:t>
+      </w:r>
+      <w:r>
+        <w:rPr>
+          <w:rFonts w:ascii="Consolas" w:eastAsia="Times New Roman" w:hAnsi="Consolas" w:cs="Times New Roman"/>
+          <w:color w:val="000000"/>
+          <w:kern w:val="0"/>
+          <w:sz w:val="21"/>
+          <w:szCs w:val="21"/>
+          <w14:ligatures w14:val="none"/>
+        </w:rPr>
+        <w:t>(</w:t>
+      </w:r>
+      <w:proofErr w:type="gramEnd"/>
+      <w:r>
+        <w:rPr>
+          <w:rFonts w:ascii="Consolas" w:eastAsia="Times New Roman" w:hAnsi="Consolas" w:cs="Times New Roman"/>
+          <w:color w:val="A31515"/>
+          <w:kern w:val="0"/>
+          <w:sz w:val="21"/>
+          <w:szCs w:val="21"/>
+          <w14:ligatures w14:val="none"/>
+        </w:rPr>
+        <w:t>'/metrics'</w:t>
+      </w:r>
+      <w:r>
+        <w:rPr>
+          <w:rFonts w:ascii="Consolas" w:eastAsia="Times New Roman" w:hAnsi="Consolas" w:cs="Times New Roman"/>
+          <w:color w:val="000000"/>
+          <w:kern w:val="0"/>
+          <w:sz w:val="21"/>
+          <w:szCs w:val="21"/>
+          <w14:ligatures w14:val="none"/>
+        </w:rPr>
+        <w:t xml:space="preserve">, </w:t>
+      </w:r>
+      <w:r>
+        <w:rPr>
+          <w:rFonts w:ascii="Consolas" w:eastAsia="Times New Roman" w:hAnsi="Consolas" w:cs="Times New Roman"/>
+          <w:color w:val="0000FF"/>
+          <w:kern w:val="0"/>
+          <w:sz w:val="21"/>
+          <w:szCs w:val="21"/>
+          <w14:ligatures w14:val="none"/>
+        </w:rPr>
+        <w:t>function</w:t>
+      </w:r>
+      <w:r>
+        <w:rPr>
+          <w:rFonts w:ascii="Consolas" w:eastAsia="Times New Roman" w:hAnsi="Consolas" w:cs="Times New Roman"/>
+          <w:color w:val="000000"/>
+          <w:kern w:val="0"/>
+          <w:sz w:val="21"/>
+          <w:szCs w:val="21"/>
+          <w14:ligatures w14:val="none"/>
+        </w:rPr>
+        <w:t xml:space="preserve"> () {</w:t>
+      </w:r>
+    </w:p>
+    <w:p>
+      <w:pPr>
+        <w:shd w:val="clear" w:color="auto" w:fill="FFFFFF"/>
+        <w:spacing w:after="0" w:line="285" w:lineRule="atLeast"/>
+        <w:rPr>
+          <w:rFonts w:ascii="Consolas" w:eastAsia="Times New Roman" w:hAnsi="Consolas" w:cs="Times New Roman"/>
+          <w:color w:val="3B3B3B"/>
+          <w:kern w:val="0"/>
+          <w:sz w:val="21"/>
+          <w:szCs w:val="21"/>
+          <w14:ligatures w14:val="none"/>
+        </w:rPr>
+      </w:pPr>
+      <w:r>
+        <w:rPr>
+          <w:rFonts w:ascii="Consolas" w:eastAsia="Times New Roman" w:hAnsi="Consolas" w:cs="Times New Roman"/>
+          <w:color w:val="000000"/>
+          <w:kern w:val="0"/>
+          <w:sz w:val="21"/>
+          <w:szCs w:val="21"/>
+          <w14:ligatures w14:val="none"/>
+        </w:rPr>
+        <w:t xml:space="preserve">    </w:t>
+      </w:r>
+      <w:r>
+        <w:rPr>
+          <w:rFonts w:ascii="Consolas" w:eastAsia="Times New Roman" w:hAnsi="Consolas" w:cs="Times New Roman"/>
+          <w:color w:val="001080"/>
+          <w:kern w:val="0"/>
+          <w:sz w:val="21"/>
+          <w:szCs w:val="21"/>
+          <w14:ligatures w14:val="none"/>
+        </w:rPr>
+        <w:t>$server</w:t>
+      </w:r>
+      <w:r>
+        <w:rPr>
+          <w:rFonts w:ascii="Consolas" w:eastAsia="Times New Roman" w:hAnsi="Consolas" w:cs="Times New Roman"/>
+          <w:color w:val="000000"/>
+          <w:kern w:val="0"/>
+          <w:sz w:val="21"/>
+          <w:szCs w:val="21"/>
+          <w14:ligatures w14:val="none"/>
+        </w:rPr>
+        <w:t xml:space="preserve"> = </w:t>
+      </w:r>
+      <w:proofErr w:type="gramStart"/>
+      <w:r>
+        <w:rPr>
+          <w:rFonts w:ascii="Consolas" w:eastAsia="Times New Roman" w:hAnsi="Consolas" w:cs="Times New Roman"/>
+          <w:color w:val="267F99"/>
+          <w:kern w:val="0"/>
+          <w:sz w:val="21"/>
+          <w:szCs w:val="21"/>
+          <w14:ligatures w14:val="none"/>
+        </w:rPr>
+        <w:t>App</w:t>
+      </w:r>
+      <w:r>
+        <w:rPr>
+          <w:rFonts w:ascii="Consolas" w:eastAsia="Times New Roman" w:hAnsi="Consolas" w:cs="Times New Roman"/>
+          <w:color w:val="000000"/>
+          <w:kern w:val="0"/>
+          <w:sz w:val="21"/>
+          <w:szCs w:val="21"/>
+          <w14:ligatures w14:val="none"/>
+        </w:rPr>
+        <w:t>::</w:t>
+      </w:r>
+      <w:r>
+        <w:rPr>
+          <w:rFonts w:ascii="Consolas" w:eastAsia="Times New Roman" w:hAnsi="Consolas" w:cs="Times New Roman"/>
+          <w:color w:val="795E26"/>
+          <w:kern w:val="0"/>
+          <w:sz w:val="21"/>
+          <w:szCs w:val="21"/>
+          <w14:ligatures w14:val="none"/>
+        </w:rPr>
+        <w:t>make</w:t>
+      </w:r>
+      <w:r>
+        <w:rPr>
+          <w:rFonts w:ascii="Consolas" w:eastAsia="Times New Roman" w:hAnsi="Consolas" w:cs="Times New Roman"/>
+          <w:color w:val="000000"/>
+          <w:kern w:val="0"/>
+          <w:sz w:val="21"/>
+          <w:szCs w:val="21"/>
+          <w14:ligatures w14:val="none"/>
+        </w:rPr>
+        <w:t>(</w:t>
+      </w:r>
+      <w:proofErr w:type="gramEnd"/>
+      <w:r>
+        <w:rPr>
+          <w:rFonts w:ascii="Consolas" w:eastAsia="Times New Roman" w:hAnsi="Consolas" w:cs="Times New Roman"/>
+          <w:color w:val="000000"/>
+          <w:kern w:val="0"/>
+          <w:sz w:val="21"/>
+          <w:szCs w:val="21"/>
+          <w14:ligatures w14:val="none"/>
+        </w:rPr>
+        <w:t>Swoole</w:t>
+      </w:r>
+      <w:proofErr w:type="gramStart"/>
+      <w:r>
+        <w:rPr>
+          <w:rFonts w:ascii="Consolas" w:eastAsia="Times New Roman" w:hAnsi="Consolas" w:cs="Times New Roman"/>
+          <w:color w:val="000000"/>
+          <w:kern w:val="0"/>
+          <w:sz w:val="21"/>
+          <w:szCs w:val="21"/>
+          <w14:ligatures w14:val="none"/>
+        </w:rPr>
+        <w:t>\Http\</w:t>
+      </w:r>
+      <w:r>
+        <w:rPr>
+          <w:rFonts w:ascii="Consolas" w:eastAsia="Times New Roman" w:hAnsi="Consolas" w:cs="Times New Roman"/>
+          <w:color w:val="267F99"/>
+          <w:kern w:val="0"/>
+          <w:sz w:val="21"/>
+          <w:szCs w:val="21"/>
+          <w14:ligatures w14:val="none"/>
+        </w:rPr>
+        <w:t>Server</w:t>
+      </w:r>
+      <w:r>
+        <w:rPr>
+          <w:rFonts w:ascii="Consolas" w:eastAsia="Times New Roman" w:hAnsi="Consolas" w:cs="Times New Roman"/>
+          <w:color w:val="000000"/>
+          <w:kern w:val="0"/>
+          <w:sz w:val="21"/>
+          <w:szCs w:val="21"/>
+          <w14:ligatures w14:val="none"/>
+        </w:rPr>
+        <w:t>::</w:t>
+      </w:r>
+      <w:proofErr w:type="gramEnd"/>
+      <w:r>
+        <w:rPr>
+          <w:rFonts w:ascii="Consolas" w:eastAsia="Times New Roman" w:hAnsi="Consolas" w:cs="Times New Roman"/>
+          <w:color w:val="0000FF"/>
+          <w:kern w:val="0"/>
+          <w:sz w:val="21"/>
+          <w:szCs w:val="21"/>
+          <w14:ligatures w14:val="none"/>
+        </w:rPr>
+        <w:t>class</w:t>
+      </w:r>
+      <w:r>
+        <w:rPr>
+          <w:rFonts w:ascii="Consolas" w:eastAsia="Times New Roman" w:hAnsi="Consolas" w:cs="Times New Roman"/>
+          <w:color w:val="000000"/>
+          <w:kern w:val="0"/>
+          <w:sz w:val="21"/>
+          <w:szCs w:val="21"/>
+          <w14:ligatures w14:val="none"/>
+        </w:rPr>
+        <w:t>);</w:t>
+      </w:r>
+    </w:p>
+    <w:p>
+      <w:pPr>
+        <w:shd w:val="clear" w:color="auto" w:fill="FFFFFF"/>
+        <w:spacing w:after="0" w:line="285" w:lineRule="atLeast"/>
+        <w:rPr>
+          <w:rFonts w:ascii="Consolas" w:eastAsia="Times New Roman" w:hAnsi="Consolas" w:cs="Times New Roman"/>
+          <w:color w:val="3B3B3B"/>
+          <w:kern w:val="0"/>
+          <w:sz w:val="21"/>
+          <w:szCs w:val="21"/>
+          <w14:ligatures w14:val="none"/>
+        </w:rPr>
+      </w:pPr>
+      <w:r>
+        <w:rPr>
+          <w:rFonts w:ascii="Consolas" w:eastAsia="Times New Roman" w:hAnsi="Consolas" w:cs="Times New Roman"/>
+          <w:color w:val="000000"/>
+          <w:kern w:val="0"/>
+          <w:sz w:val="21"/>
+          <w:szCs w:val="21"/>
+          <w14:ligatures w14:val="none"/>
+        </w:rPr>
+        <w:t xml:space="preserve">    </w:t>
+      </w:r>
+      <w:r>
+        <w:rPr>
+          <w:rFonts w:ascii="Consolas" w:eastAsia="Times New Roman" w:hAnsi="Consolas" w:cs="Times New Roman"/>
+          <w:color w:val="AF00DB"/>
+          <w:kern w:val="0"/>
+          <w:sz w:val="21"/>
+          <w:szCs w:val="21"/>
+          <w14:ligatures w14:val="none"/>
+        </w:rPr>
+        <w:t>return</w:t>
+      </w:r>
+      <w:r>
+        <w:rPr>
+          <w:rFonts w:ascii="Consolas" w:eastAsia="Times New Roman" w:hAnsi="Consolas" w:cs="Times New Roman"/>
+          <w:color w:val="000000"/>
+          <w:kern w:val="0"/>
+          <w:sz w:val="21"/>
+          <w:szCs w:val="21"/>
+          <w14:ligatures w14:val="none"/>
+        </w:rPr>
         <w:t xml:space="preserve"> </w:t>
       </w:r>
       <w:r>
         <w:rPr>
-          <w:rFonts w:ascii="Sakkal Majalla" w:hAnsi="Sakkal Majalla" w:cs="Sakkal Majalla"/>
-          <w:sz w:val="28"/>
-          <w:szCs w:val="28"/>
-        </w:rPr>
-        <w:t>(int).</w:t>
-      </w:r>
-    </w:p>
-    <w:p>
-      <w:pPr>
-        <w:shd w:val="clear" w:color="auto" w:fill="FFFFFF"/>
-        <w:spacing w:after="0" w:line="285" w:lineRule="atLeast"/>
-        <w:rPr>
-          <w:rFonts w:ascii="Consolas" w:eastAsia="Times New Roman" w:hAnsi="Consolas" w:cs="Times New Roman"/>
-          <w:color w:val="3B3B3B"/>
-          <w:kern w:val="0"/>
-          <w:sz w:val="21"/>
-          <w:szCs w:val="21"/>
-          <w14:ligatures w14:val="none"/>
-        </w:rPr>
-      </w:pPr>
-      <w:r>
-        <w:rPr>
-          <w:rFonts w:ascii="Consolas" w:eastAsia="Times New Roman" w:hAnsi="Consolas" w:cs="Times New Roman"/>
-          <w:color w:val="A31515"/>
-          <w:kern w:val="0"/>
-          <w:sz w:val="21"/>
-          <w:szCs w:val="21"/>
-          <w14:ligatures w14:val="none"/>
-        </w:rPr>
-        <w:t>'tables'</w:t>
-      </w:r>
-      <w:r>
-        <w:rPr>
-          <w:rFonts w:ascii="Consolas" w:eastAsia="Times New Roman" w:hAnsi="Consolas" w:cs="Times New Roman"/>
-          <w:color w:val="000000"/>
-          <w:kern w:val="0"/>
-          <w:sz w:val="21"/>
-          <w:szCs w:val="21"/>
-          <w14:ligatures w14:val="none"/>
-        </w:rPr>
-        <w:t xml:space="preserve"> =&gt; [</w:t>
-      </w:r>
-    </w:p>
-    <w:p>
-      <w:pPr>
-        <w:shd w:val="clear" w:color="auto" w:fill="FFFFFF"/>
-        <w:spacing w:after="0" w:line="285" w:lineRule="atLeast"/>
-        <w:rPr>
-          <w:rFonts w:ascii="Consolas" w:eastAsia="Times New Roman" w:hAnsi="Consolas" w:cs="Times New Roman"/>
-          <w:color w:val="3B3B3B"/>
-          <w:kern w:val="0"/>
-          <w:sz w:val="21"/>
-          <w:szCs w:val="21"/>
-          <w14:ligatures w14:val="none"/>
-        </w:rPr>
-      </w:pPr>
-      <w:r>
-        <w:rPr>
-          <w:rFonts w:ascii="Consolas" w:eastAsia="Times New Roman" w:hAnsi="Consolas" w:cs="Times New Roman"/>
-          <w:color w:val="000000"/>
-          <w:kern w:val="0"/>
-          <w:sz w:val="21"/>
-          <w:szCs w:val="21"/>
-          <w14:ligatures w14:val="none"/>
-        </w:rPr>
-        <w:t xml:space="preserve">        </w:t>
-      </w:r>
-      <w:r>
-        <w:rPr>
-          <w:rFonts w:ascii="Consolas" w:eastAsia="Times New Roman" w:hAnsi="Consolas" w:cs="Times New Roman"/>
-          <w:color w:val="A31515"/>
-          <w:kern w:val="0"/>
-          <w:sz w:val="21"/>
-          <w:szCs w:val="21"/>
-          <w14:ligatures w14:val="none"/>
-        </w:rPr>
-        <w:t>'example:1000'</w:t>
-      </w:r>
-      <w:r>
-        <w:rPr>
-          <w:rFonts w:ascii="Consolas" w:eastAsia="Times New Roman" w:hAnsi="Consolas" w:cs="Times New Roman"/>
-          <w:color w:val="000000"/>
-          <w:kern w:val="0"/>
-          <w:sz w:val="21"/>
-          <w:szCs w:val="21"/>
-          <w14:ligatures w14:val="none"/>
-        </w:rPr>
-        <w:t xml:space="preserve"> =&gt; [</w:t>
-      </w:r>
-    </w:p>
-    <w:p>
-      <w:pPr>
-        <w:shd w:val="clear" w:color="auto" w:fill="FFFFFF"/>
-        <w:spacing w:after="0" w:line="285" w:lineRule="atLeast"/>
-        <w:rPr>
-          <w:rFonts w:ascii="Consolas" w:eastAsia="Times New Roman" w:hAnsi="Consolas" w:cs="Times New Roman"/>
-          <w:color w:val="3B3B3B"/>
-          <w:kern w:val="0"/>
-          <w:sz w:val="21"/>
-          <w:szCs w:val="21"/>
-          <w14:ligatures w14:val="none"/>
-        </w:rPr>
-      </w:pPr>
-      <w:r>
-        <w:rPr>
-          <w:rFonts w:ascii="Consolas" w:eastAsia="Times New Roman" w:hAnsi="Consolas" w:cs="Times New Roman"/>
-          <w:color w:val="000000"/>
-          <w:kern w:val="0"/>
-          <w:sz w:val="21"/>
-          <w:szCs w:val="21"/>
-          <w14:ligatures w14:val="none"/>
-        </w:rPr>
-        <w:t xml:space="preserve">            </w:t>
-      </w:r>
-      <w:r>
-        <w:rPr>
-          <w:rFonts w:ascii="Consolas" w:eastAsia="Times New Roman" w:hAnsi="Consolas" w:cs="Times New Roman"/>
-          <w:color w:val="A31515"/>
-          <w:kern w:val="0"/>
-          <w:sz w:val="21"/>
-          <w:szCs w:val="21"/>
-          <w14:ligatures w14:val="none"/>
-        </w:rPr>
-        <w:t>'name'</w:t>
-      </w:r>
-      <w:r>
-        <w:rPr>
-          <w:rFonts w:ascii="Consolas" w:eastAsia="Times New Roman" w:hAnsi="Consolas" w:cs="Times New Roman"/>
-          <w:color w:val="000000"/>
-          <w:kern w:val="0"/>
-          <w:sz w:val="21"/>
-          <w:szCs w:val="21"/>
-          <w14:ligatures w14:val="none"/>
-        </w:rPr>
-        <w:t xml:space="preserve"> =&gt; </w:t>
-      </w:r>
-      <w:r>
-        <w:rPr>
-          <w:rFonts w:ascii="Consolas" w:eastAsia="Times New Roman" w:hAnsi="Consolas" w:cs="Times New Roman"/>
-          <w:color w:val="A31515"/>
-          <w:kern w:val="0"/>
-          <w:sz w:val="21"/>
-          <w:szCs w:val="21"/>
-          <w14:ligatures w14:val="none"/>
-        </w:rPr>
-        <w:t>'string:1000'</w:t>
-      </w:r>
-      <w:r>
-        <w:rPr>
-          <w:rFonts w:ascii="Consolas" w:eastAsia="Times New Roman" w:hAnsi="Consolas" w:cs="Times New Roman"/>
-          <w:color w:val="000000"/>
-          <w:kern w:val="0"/>
-          <w:sz w:val="21"/>
-          <w:szCs w:val="21"/>
-          <w14:ligatures w14:val="none"/>
-        </w:rPr>
-        <w:t>,</w:t>
-      </w:r>
-    </w:p>
-    <w:p>
-      <w:pPr>
-        <w:shd w:val="clear" w:color="auto" w:fill="FFFFFF"/>
-        <w:spacing w:after="0" w:line="285" w:lineRule="atLeast"/>
-        <w:rPr>
-          <w:rFonts w:ascii="Consolas" w:eastAsia="Times New Roman" w:hAnsi="Consolas" w:cs="Times New Roman"/>
-          <w:color w:val="3B3B3B"/>
-          <w:kern w:val="0"/>
-          <w:sz w:val="21"/>
-          <w:szCs w:val="21"/>
-          <w14:ligatures w14:val="none"/>
-        </w:rPr>
-      </w:pPr>
-      <w:r>
-        <w:rPr>
-          <w:rFonts w:ascii="Consolas" w:eastAsia="Times New Roman" w:hAnsi="Consolas" w:cs="Times New Roman"/>
-          <w:color w:val="000000"/>
-          <w:kern w:val="0"/>
-          <w:sz w:val="21"/>
-          <w:szCs w:val="21"/>
-          <w14:ligatures w14:val="none"/>
-        </w:rPr>
-        <w:t xml:space="preserve">            </w:t>
-      </w:r>
-      <w:r>
-        <w:rPr>
-          <w:rFonts w:ascii="Consolas" w:eastAsia="Times New Roman" w:hAnsi="Consolas" w:cs="Times New Roman"/>
-          <w:color w:val="A31515"/>
-          <w:kern w:val="0"/>
-          <w:sz w:val="21"/>
-          <w:szCs w:val="21"/>
-          <w14:ligatures w14:val="none"/>
-        </w:rPr>
-        <w:t>'votes'</w:t>
-      </w:r>
-      <w:r>
-        <w:rPr>
-          <w:rFonts w:ascii="Consolas" w:eastAsia="Times New Roman" w:hAnsi="Consolas" w:cs="Times New Roman"/>
-          <w:color w:val="000000"/>
-          <w:kern w:val="0"/>
-          <w:sz w:val="21"/>
-          <w:szCs w:val="21"/>
-          <w14:ligatures w14:val="none"/>
-        </w:rPr>
-        <w:t xml:space="preserve"> =&gt; </w:t>
-      </w:r>
-      <w:r>
-        <w:rPr>
-          <w:rFonts w:ascii="Consolas" w:eastAsia="Times New Roman" w:hAnsi="Consolas" w:cs="Times New Roman"/>
-          <w:color w:val="A31515"/>
-          <w:kern w:val="0"/>
-          <w:sz w:val="21"/>
-          <w:szCs w:val="21"/>
-          <w14:ligatures w14:val="none"/>
-        </w:rPr>
-        <w:t>'int'</w:t>
-      </w:r>
-      <w:r>
-        <w:rPr>
-          <w:rFonts w:ascii="Consolas" w:eastAsia="Times New Roman" w:hAnsi="Consolas" w:cs="Times New Roman"/>
-          <w:color w:val="000000"/>
-          <w:kern w:val="0"/>
-          <w:sz w:val="21"/>
-          <w:szCs w:val="21"/>
-          <w14:ligatures w14:val="none"/>
-        </w:rPr>
-        <w:t>,</w:t>
-      </w:r>
-    </w:p>
-    <w:p>
-      <w:pPr>
-        <w:shd w:val="clear" w:color="auto" w:fill="FFFFFF"/>
-        <w:spacing w:after="0" w:line="285" w:lineRule="atLeast"/>
-        <w:rPr>
-          <w:rFonts w:ascii="Consolas" w:eastAsia="Times New Roman" w:hAnsi="Consolas" w:cs="Times New Roman"/>
-          <w:color w:val="3B3B3B"/>
-          <w:kern w:val="0"/>
-          <w:sz w:val="21"/>
-          <w:szCs w:val="21"/>
-          <w14:ligatures w14:val="none"/>
-        </w:rPr>
-      </w:pPr>
-      <w:r>
-        <w:rPr>
-          <w:rFonts w:ascii="Consolas" w:eastAsia="Times New Roman" w:hAnsi="Consolas" w:cs="Times New Roman"/>
-          <w:color w:val="000000"/>
-          <w:kern w:val="0"/>
-          <w:sz w:val="21"/>
-          <w:szCs w:val="21"/>
-          <w14:ligatures w14:val="none"/>
-        </w:rPr>
-        <w:t>        ],</w:t>
-      </w:r>
-    </w:p>
-    <w:p>
-      <w:pPr>
-        <w:shd w:val="clear" w:color="auto" w:fill="FFFFFF"/>
-        <w:spacing w:after="0" w:line="285" w:lineRule="atLeast"/>
-        <w:rPr>
-          <w:rFonts w:ascii="Consolas" w:eastAsia="Times New Roman" w:hAnsi="Consolas" w:cs="Times New Roman"/>
-          <w:color w:val="3B3B3B"/>
-          <w:kern w:val="0"/>
-          <w:sz w:val="21"/>
-          <w:szCs w:val="21"/>
-          <w14:ligatures w14:val="none"/>
-        </w:rPr>
-      </w:pPr>
-      <w:r>
-        <w:rPr>
-          <w:rFonts w:ascii="Consolas" w:eastAsia="Times New Roman" w:hAnsi="Consolas" w:cs="Times New Roman"/>
-          <w:color w:val="000000"/>
-          <w:kern w:val="0"/>
-          <w:sz w:val="21"/>
-          <w:szCs w:val="21"/>
-          <w14:ligatures w14:val="none"/>
-        </w:rPr>
-        <w:t>    ],</w:t>
+          <w:rFonts w:ascii="Consolas" w:eastAsia="Times New Roman" w:hAnsi="Consolas" w:cs="Times New Roman"/>
+          <w:color w:val="001080"/>
+          <w:kern w:val="0"/>
+          <w:sz w:val="21"/>
+          <w:szCs w:val="21"/>
+          <w14:ligatures w14:val="none"/>
+        </w:rPr>
+        <w:t>$server</w:t>
+      </w:r>
+      <w:r>
+        <w:rPr>
+          <w:rFonts w:ascii="Consolas" w:eastAsia="Times New Roman" w:hAnsi="Consolas" w:cs="Times New Roman"/>
+          <w:color w:val="000000"/>
+          <w:kern w:val="0"/>
+          <w:sz w:val="21"/>
+          <w:szCs w:val="21"/>
+          <w14:ligatures w14:val="none"/>
+        </w:rPr>
+        <w:t>-&gt;</w:t>
+      </w:r>
+      <w:proofErr w:type="gramStart"/>
+      <w:r>
+        <w:rPr>
+          <w:rFonts w:ascii="Consolas" w:eastAsia="Times New Roman" w:hAnsi="Consolas" w:cs="Times New Roman"/>
+          <w:color w:val="795E26"/>
+          <w:kern w:val="0"/>
+          <w:sz w:val="21"/>
+          <w:szCs w:val="21"/>
+          <w14:ligatures w14:val="none"/>
+        </w:rPr>
+        <w:t>stats</w:t>
+      </w:r>
+      <w:r>
+        <w:rPr>
+          <w:rFonts w:ascii="Consolas" w:eastAsia="Times New Roman" w:hAnsi="Consolas" w:cs="Times New Roman"/>
+          <w:color w:val="000000"/>
+          <w:kern w:val="0"/>
+          <w:sz w:val="21"/>
+          <w:szCs w:val="21"/>
+          <w14:ligatures w14:val="none"/>
+        </w:rPr>
+        <w:t>(</w:t>
+      </w:r>
+      <w:proofErr w:type="gramEnd"/>
+      <w:r>
+        <w:rPr>
+          <w:rFonts w:ascii="Consolas" w:eastAsia="Times New Roman" w:hAnsi="Consolas" w:cs="Times New Roman"/>
+          <w:color w:val="000000"/>
+          <w:kern w:val="0"/>
+          <w:sz w:val="21"/>
+          <w:szCs w:val="21"/>
+          <w14:ligatures w14:val="none"/>
+        </w:rPr>
+        <w:t>);</w:t>
+      </w:r>
+    </w:p>
+    <w:p>
+      <w:pPr>
+        <w:shd w:val="clear" w:color="auto" w:fill="FFFFFF"/>
+        <w:spacing w:after="0" w:line="285" w:lineRule="atLeast"/>
+        <w:rPr>
+          <w:rFonts w:ascii="Consolas" w:eastAsia="Times New Roman" w:hAnsi="Consolas" w:cs="Times New Roman"/>
+          <w:color w:val="3B3B3B"/>
+          <w:kern w:val="0"/>
+          <w:sz w:val="21"/>
+          <w:szCs w:val="21"/>
+          <w14:ligatures w14:val="none"/>
+        </w:rPr>
+      </w:pPr>
+      <w:r>
+        <w:rPr>
+          <w:rFonts w:ascii="Consolas" w:eastAsia="Times New Roman" w:hAnsi="Consolas" w:cs="Times New Roman"/>
+          <w:color w:val="000000"/>
+          <w:kern w:val="0"/>
+          <w:sz w:val="21"/>
+          <w:szCs w:val="21"/>
+          <w14:ligatures w14:val="none"/>
+        </w:rPr>
+        <w:t>});</w:t>
       </w:r>
     </w:p>
     <w:p>
@@ -7431,654 +11794,38 @@
       <w:r>
         <w:rPr>
           <w:rFonts w:ascii="Sakkal Majalla" w:hAnsi="Sakkal Majalla" w:cs="Sakkal Majalla"/>
-          <w:sz w:val="28"/>
-          <w:szCs w:val="28"/>
-        </w:rPr>
-        <w:t>To create a table:</w:t>
-      </w:r>
-    </w:p>
-    <w:p>
-      <w:pPr>
-        <w:shd w:val="clear" w:color="auto" w:fill="FFFFFF"/>
-        <w:spacing w:after="0" w:line="285" w:lineRule="atLeast"/>
-        <w:rPr>
-          <w:rFonts w:ascii="Consolas" w:eastAsia="Times New Roman" w:hAnsi="Consolas" w:cs="Times New Roman"/>
-          <w:color w:val="3B3B3B"/>
-          <w:kern w:val="0"/>
-          <w:sz w:val="21"/>
-          <w:szCs w:val="21"/>
-          <w14:ligatures w14:val="none"/>
-        </w:rPr>
-      </w:pPr>
-      <w:r>
-        <w:rPr>
-          <w:rFonts w:ascii="Consolas" w:eastAsia="Times New Roman" w:hAnsi="Consolas" w:cs="Times New Roman"/>
-          <w:color w:val="000000"/>
-          <w:kern w:val="0"/>
-          <w:sz w:val="21"/>
-          <w:szCs w:val="21"/>
-          <w14:ligatures w14:val="none"/>
-        </w:rPr>
-        <w:t xml:space="preserve">    </w:t>
-      </w:r>
-      <w:r>
-        <w:rPr>
-          <w:rFonts w:ascii="Consolas" w:eastAsia="Times New Roman" w:hAnsi="Consolas" w:cs="Times New Roman"/>
-          <w:color w:val="A31515"/>
-          <w:kern w:val="0"/>
-          <w:sz w:val="21"/>
-          <w:szCs w:val="21"/>
-          <w14:ligatures w14:val="none"/>
-        </w:rPr>
-        <w:t>'tables'</w:t>
-      </w:r>
-      <w:r>
-        <w:rPr>
-          <w:rFonts w:ascii="Consolas" w:eastAsia="Times New Roman" w:hAnsi="Consolas" w:cs="Times New Roman"/>
-          <w:color w:val="000000"/>
-          <w:kern w:val="0"/>
-          <w:sz w:val="21"/>
-          <w:szCs w:val="21"/>
-          <w14:ligatures w14:val="none"/>
-        </w:rPr>
-        <w:t xml:space="preserve"> =&gt; [</w:t>
-      </w:r>
-    </w:p>
-    <w:p>
-      <w:pPr>
-        <w:shd w:val="clear" w:color="auto" w:fill="FFFFFF"/>
-        <w:spacing w:after="0" w:line="285" w:lineRule="atLeast"/>
-        <w:rPr>
-          <w:rFonts w:ascii="Consolas" w:eastAsia="Times New Roman" w:hAnsi="Consolas" w:cs="Times New Roman"/>
-          <w:color w:val="3B3B3B"/>
-          <w:kern w:val="0"/>
-          <w:sz w:val="21"/>
-          <w:szCs w:val="21"/>
-          <w14:ligatures w14:val="none"/>
-        </w:rPr>
-      </w:pPr>
-      <w:r>
-        <w:rPr>
-          <w:rFonts w:ascii="Consolas" w:eastAsia="Times New Roman" w:hAnsi="Consolas" w:cs="Times New Roman"/>
-          <w:color w:val="000000"/>
-          <w:kern w:val="0"/>
-          <w:sz w:val="21"/>
-          <w:szCs w:val="21"/>
-          <w14:ligatures w14:val="none"/>
-        </w:rPr>
-        <w:t xml:space="preserve">        </w:t>
-      </w:r>
-      <w:r>
-        <w:rPr>
-          <w:rFonts w:ascii="Consolas" w:eastAsia="Times New Roman" w:hAnsi="Consolas" w:cs="Times New Roman"/>
-          <w:color w:val="A31515"/>
-          <w:kern w:val="0"/>
-          <w:sz w:val="21"/>
-          <w:szCs w:val="21"/>
-          <w14:ligatures w14:val="none"/>
-        </w:rPr>
-        <w:t>'example:1000'</w:t>
-      </w:r>
-      <w:r>
-        <w:rPr>
-          <w:rFonts w:ascii="Consolas" w:eastAsia="Times New Roman" w:hAnsi="Consolas" w:cs="Times New Roman"/>
-          <w:color w:val="000000"/>
-          <w:kern w:val="0"/>
-          <w:sz w:val="21"/>
-          <w:szCs w:val="21"/>
-          <w14:ligatures w14:val="none"/>
-        </w:rPr>
-        <w:t xml:space="preserve"> =&gt; [</w:t>
-      </w:r>
-    </w:p>
-    <w:p>
-      <w:pPr>
-        <w:shd w:val="clear" w:color="auto" w:fill="FFFFFF"/>
-        <w:spacing w:after="0" w:line="285" w:lineRule="atLeast"/>
-        <w:rPr>
-          <w:rFonts w:ascii="Consolas" w:eastAsia="Times New Roman" w:hAnsi="Consolas" w:cs="Times New Roman"/>
-          <w:color w:val="3B3B3B"/>
-          <w:kern w:val="0"/>
-          <w:sz w:val="21"/>
-          <w:szCs w:val="21"/>
-          <w14:ligatures w14:val="none"/>
-        </w:rPr>
-      </w:pPr>
-      <w:r>
-        <w:rPr>
-          <w:rFonts w:ascii="Consolas" w:eastAsia="Times New Roman" w:hAnsi="Consolas" w:cs="Times New Roman"/>
-          <w:color w:val="000000"/>
-          <w:kern w:val="0"/>
-          <w:sz w:val="21"/>
-          <w:szCs w:val="21"/>
-          <w14:ligatures w14:val="none"/>
-        </w:rPr>
-        <w:t xml:space="preserve">            </w:t>
-      </w:r>
-      <w:r>
-        <w:rPr>
-          <w:rFonts w:ascii="Consolas" w:eastAsia="Times New Roman" w:hAnsi="Consolas" w:cs="Times New Roman"/>
-          <w:color w:val="A31515"/>
-          <w:kern w:val="0"/>
-          <w:sz w:val="21"/>
-          <w:szCs w:val="21"/>
-          <w14:ligatures w14:val="none"/>
-        </w:rPr>
-        <w:t>'name'</w:t>
-      </w:r>
-      <w:r>
-        <w:rPr>
-          <w:rFonts w:ascii="Consolas" w:eastAsia="Times New Roman" w:hAnsi="Consolas" w:cs="Times New Roman"/>
-          <w:color w:val="000000"/>
-          <w:kern w:val="0"/>
-          <w:sz w:val="21"/>
-          <w:szCs w:val="21"/>
-          <w14:ligatures w14:val="none"/>
-        </w:rPr>
-        <w:t xml:space="preserve"> =&gt; </w:t>
-      </w:r>
-      <w:r>
-        <w:rPr>
-          <w:rFonts w:ascii="Consolas" w:eastAsia="Times New Roman" w:hAnsi="Consolas" w:cs="Times New Roman"/>
-          <w:color w:val="A31515"/>
-          <w:kern w:val="0"/>
-          <w:sz w:val="21"/>
-          <w:szCs w:val="21"/>
-          <w14:ligatures w14:val="none"/>
-        </w:rPr>
-        <w:t>'string:1000'</w:t>
-      </w:r>
-      <w:r>
-        <w:rPr>
-          <w:rFonts w:ascii="Consolas" w:eastAsia="Times New Roman" w:hAnsi="Consolas" w:cs="Times New Roman"/>
-          <w:color w:val="000000"/>
-          <w:kern w:val="0"/>
-          <w:sz w:val="21"/>
-          <w:szCs w:val="21"/>
-          <w14:ligatures w14:val="none"/>
-        </w:rPr>
-        <w:t>,</w:t>
-      </w:r>
-    </w:p>
-    <w:p>
-      <w:pPr>
-        <w:shd w:val="clear" w:color="auto" w:fill="FFFFFF"/>
-        <w:spacing w:after="0" w:line="285" w:lineRule="atLeast"/>
-        <w:rPr>
-          <w:rFonts w:ascii="Consolas" w:eastAsia="Times New Roman" w:hAnsi="Consolas" w:cs="Times New Roman"/>
-          <w:color w:val="3B3B3B"/>
-          <w:kern w:val="0"/>
-          <w:sz w:val="21"/>
-          <w:szCs w:val="21"/>
-          <w14:ligatures w14:val="none"/>
-        </w:rPr>
-      </w:pPr>
-      <w:r>
-        <w:rPr>
-          <w:rFonts w:ascii="Consolas" w:eastAsia="Times New Roman" w:hAnsi="Consolas" w:cs="Times New Roman"/>
-          <w:color w:val="000000"/>
-          <w:kern w:val="0"/>
-          <w:sz w:val="21"/>
-          <w:szCs w:val="21"/>
-          <w14:ligatures w14:val="none"/>
-        </w:rPr>
-        <w:t xml:space="preserve">            </w:t>
-      </w:r>
-      <w:r>
-        <w:rPr>
-          <w:rFonts w:ascii="Consolas" w:eastAsia="Times New Roman" w:hAnsi="Consolas" w:cs="Times New Roman"/>
-          <w:color w:val="A31515"/>
-          <w:kern w:val="0"/>
-          <w:sz w:val="21"/>
-          <w:szCs w:val="21"/>
-          <w14:ligatures w14:val="none"/>
-        </w:rPr>
-        <w:t>'votes'</w:t>
-      </w:r>
-      <w:r>
-        <w:rPr>
-          <w:rFonts w:ascii="Consolas" w:eastAsia="Times New Roman" w:hAnsi="Consolas" w:cs="Times New Roman"/>
-          <w:color w:val="000000"/>
-          <w:kern w:val="0"/>
-          <w:sz w:val="21"/>
-          <w:szCs w:val="21"/>
-          <w14:ligatures w14:val="none"/>
-        </w:rPr>
-        <w:t xml:space="preserve"> =&gt; </w:t>
-      </w:r>
-      <w:r>
-        <w:rPr>
-          <w:rFonts w:ascii="Consolas" w:eastAsia="Times New Roman" w:hAnsi="Consolas" w:cs="Times New Roman"/>
-          <w:color w:val="A31515"/>
-          <w:kern w:val="0"/>
-          <w:sz w:val="21"/>
-          <w:szCs w:val="21"/>
-          <w14:ligatures w14:val="none"/>
-        </w:rPr>
-        <w:t>'int'</w:t>
-      </w:r>
-      <w:r>
-        <w:rPr>
-          <w:rFonts w:ascii="Consolas" w:eastAsia="Times New Roman" w:hAnsi="Consolas" w:cs="Times New Roman"/>
-          <w:color w:val="000000"/>
-          <w:kern w:val="0"/>
-          <w:sz w:val="21"/>
-          <w:szCs w:val="21"/>
-          <w14:ligatures w14:val="none"/>
-        </w:rPr>
-        <w:t>,</w:t>
-      </w:r>
-    </w:p>
-    <w:p>
-      <w:pPr>
-        <w:shd w:val="clear" w:color="auto" w:fill="FFFFFF"/>
-        <w:spacing w:after="0" w:line="285" w:lineRule="atLeast"/>
-        <w:rPr>
-          <w:rFonts w:ascii="Consolas" w:eastAsia="Times New Roman" w:hAnsi="Consolas" w:cs="Times New Roman"/>
-          <w:color w:val="3B3B3B"/>
-          <w:kern w:val="0"/>
-          <w:sz w:val="21"/>
-          <w:szCs w:val="21"/>
-          <w14:ligatures w14:val="none"/>
-        </w:rPr>
-      </w:pPr>
-      <w:r>
-        <w:rPr>
-          <w:rFonts w:ascii="Consolas" w:eastAsia="Times New Roman" w:hAnsi="Consolas" w:cs="Times New Roman"/>
-          <w:color w:val="000000"/>
-          <w:kern w:val="0"/>
-          <w:sz w:val="21"/>
-          <w:szCs w:val="21"/>
-          <w14:ligatures w14:val="none"/>
-        </w:rPr>
-        <w:t>        ],</w:t>
-      </w:r>
-    </w:p>
-    <w:p>
-      <w:pPr>
-        <w:shd w:val="clear" w:color="auto" w:fill="FFFFFF"/>
-        <w:spacing w:after="0" w:line="285" w:lineRule="atLeast"/>
-        <w:rPr>
-          <w:rFonts w:ascii="Consolas" w:eastAsia="Times New Roman" w:hAnsi="Consolas" w:cs="Times New Roman"/>
-          <w:color w:val="3B3B3B"/>
-          <w:kern w:val="0"/>
-          <w:sz w:val="21"/>
-          <w:szCs w:val="21"/>
-          <w14:ligatures w14:val="none"/>
-        </w:rPr>
-      </w:pPr>
-    </w:p>
-    <w:p>
-      <w:pPr>
-        <w:shd w:val="clear" w:color="auto" w:fill="FFFFFF"/>
-        <w:spacing w:after="0" w:line="285" w:lineRule="atLeast"/>
-        <w:rPr>
-          <w:rFonts w:ascii="Consolas" w:eastAsia="Times New Roman" w:hAnsi="Consolas" w:cs="Times New Roman"/>
-          <w:color w:val="3B3B3B"/>
-          <w:kern w:val="0"/>
-          <w:sz w:val="21"/>
-          <w:szCs w:val="21"/>
-          <w14:ligatures w14:val="none"/>
-        </w:rPr>
-      </w:pPr>
-      <w:r>
-        <w:rPr>
-          <w:rFonts w:ascii="Consolas" w:eastAsia="Times New Roman" w:hAnsi="Consolas" w:cs="Times New Roman"/>
-          <w:color w:val="000000"/>
-          <w:kern w:val="0"/>
-          <w:sz w:val="21"/>
-          <w:szCs w:val="21"/>
-          <w14:ligatures w14:val="none"/>
-        </w:rPr>
-        <w:t xml:space="preserve">        </w:t>
-      </w:r>
-      <w:r>
-        <w:rPr>
-          <w:rFonts w:ascii="Consolas" w:eastAsia="Times New Roman" w:hAnsi="Consolas" w:cs="Times New Roman"/>
-          <w:color w:val="A31515"/>
-          <w:kern w:val="0"/>
-          <w:sz w:val="21"/>
-          <w:szCs w:val="21"/>
-          <w14:ligatures w14:val="none"/>
-        </w:rPr>
-        <w:t>'my-table:100'</w:t>
-      </w:r>
-      <w:r>
-        <w:rPr>
-          <w:rFonts w:ascii="Consolas" w:eastAsia="Times New Roman" w:hAnsi="Consolas" w:cs="Times New Roman"/>
-          <w:color w:val="000000"/>
-          <w:kern w:val="0"/>
-          <w:sz w:val="21"/>
-          <w:szCs w:val="21"/>
-          <w14:ligatures w14:val="none"/>
-        </w:rPr>
-        <w:t xml:space="preserve"> =&gt; [</w:t>
-      </w:r>
-    </w:p>
-    <w:p>
-      <w:pPr>
-        <w:shd w:val="clear" w:color="auto" w:fill="FFFFFF"/>
-        <w:spacing w:after="0" w:line="285" w:lineRule="atLeast"/>
-        <w:rPr>
-          <w:rFonts w:ascii="Consolas" w:eastAsia="Times New Roman" w:hAnsi="Consolas" w:cs="Times New Roman"/>
-          <w:color w:val="3B3B3B"/>
-          <w:kern w:val="0"/>
-          <w:sz w:val="21"/>
-          <w:szCs w:val="21"/>
-          <w14:ligatures w14:val="none"/>
-        </w:rPr>
-      </w:pPr>
-      <w:r>
-        <w:rPr>
-          <w:rFonts w:ascii="Consolas" w:eastAsia="Times New Roman" w:hAnsi="Consolas" w:cs="Times New Roman"/>
-          <w:color w:val="000000"/>
-          <w:kern w:val="0"/>
-          <w:sz w:val="21"/>
-          <w:szCs w:val="21"/>
-          <w14:ligatures w14:val="none"/>
-        </w:rPr>
-        <w:t xml:space="preserve">            </w:t>
-      </w:r>
-      <w:r>
-        <w:rPr>
-          <w:rFonts w:ascii="Consolas" w:eastAsia="Times New Roman" w:hAnsi="Consolas" w:cs="Times New Roman"/>
-          <w:color w:val="A31515"/>
-          <w:kern w:val="0"/>
-          <w:sz w:val="21"/>
-          <w:szCs w:val="21"/>
-          <w14:ligatures w14:val="none"/>
-        </w:rPr>
-        <w:t>'uuid'</w:t>
-      </w:r>
-      <w:r>
-        <w:rPr>
-          <w:rFonts w:ascii="Consolas" w:eastAsia="Times New Roman" w:hAnsi="Consolas" w:cs="Times New Roman"/>
-          <w:color w:val="000000"/>
-          <w:kern w:val="0"/>
-          <w:sz w:val="21"/>
-          <w:szCs w:val="21"/>
-          <w14:ligatures w14:val="none"/>
-        </w:rPr>
-        <w:t xml:space="preserve"> =&gt; </w:t>
-      </w:r>
-      <w:r>
-        <w:rPr>
-          <w:rFonts w:ascii="Consolas" w:eastAsia="Times New Roman" w:hAnsi="Consolas" w:cs="Times New Roman"/>
-          <w:color w:val="A31515"/>
-          <w:kern w:val="0"/>
-          <w:sz w:val="21"/>
-          <w:szCs w:val="21"/>
-          <w14:ligatures w14:val="none"/>
-        </w:rPr>
-        <w:t>'string:36'</w:t>
-      </w:r>
-      <w:r>
-        <w:rPr>
-          <w:rFonts w:ascii="Consolas" w:eastAsia="Times New Roman" w:hAnsi="Consolas" w:cs="Times New Roman"/>
-          <w:color w:val="000000"/>
-          <w:kern w:val="0"/>
-          <w:sz w:val="21"/>
-          <w:szCs w:val="21"/>
-          <w14:ligatures w14:val="none"/>
-        </w:rPr>
-        <w:t>,</w:t>
-      </w:r>
-    </w:p>
-    <w:p>
-      <w:pPr>
-        <w:shd w:val="clear" w:color="auto" w:fill="FFFFFF"/>
-        <w:spacing w:after="0" w:line="285" w:lineRule="atLeast"/>
-        <w:rPr>
-          <w:rFonts w:ascii="Consolas" w:eastAsia="Times New Roman" w:hAnsi="Consolas" w:cs="Times New Roman"/>
-          <w:color w:val="3B3B3B"/>
-          <w:kern w:val="0"/>
-          <w:sz w:val="21"/>
-          <w:szCs w:val="21"/>
-          <w14:ligatures w14:val="none"/>
-        </w:rPr>
-      </w:pPr>
-      <w:r>
-        <w:rPr>
-          <w:rFonts w:ascii="Consolas" w:eastAsia="Times New Roman" w:hAnsi="Consolas" w:cs="Times New Roman"/>
-          <w:color w:val="000000"/>
-          <w:kern w:val="0"/>
-          <w:sz w:val="21"/>
-          <w:szCs w:val="21"/>
-          <w14:ligatures w14:val="none"/>
-        </w:rPr>
-        <w:t xml:space="preserve">            </w:t>
-      </w:r>
-      <w:r>
-        <w:rPr>
-          <w:rFonts w:ascii="Consolas" w:eastAsia="Times New Roman" w:hAnsi="Consolas" w:cs="Times New Roman"/>
-          <w:color w:val="A31515"/>
-          <w:kern w:val="0"/>
-          <w:sz w:val="21"/>
-          <w:szCs w:val="21"/>
-          <w14:ligatures w14:val="none"/>
-        </w:rPr>
-        <w:t>'name'</w:t>
-      </w:r>
-      <w:r>
-        <w:rPr>
-          <w:rFonts w:ascii="Consolas" w:eastAsia="Times New Roman" w:hAnsi="Consolas" w:cs="Times New Roman"/>
-          <w:color w:val="000000"/>
-          <w:kern w:val="0"/>
-          <w:sz w:val="21"/>
-          <w:szCs w:val="21"/>
-          <w14:ligatures w14:val="none"/>
-        </w:rPr>
-        <w:t xml:space="preserve"> =&gt; </w:t>
-      </w:r>
-      <w:r>
-        <w:rPr>
-          <w:rFonts w:ascii="Consolas" w:eastAsia="Times New Roman" w:hAnsi="Consolas" w:cs="Times New Roman"/>
-          <w:color w:val="A31515"/>
-          <w:kern w:val="0"/>
-          <w:sz w:val="21"/>
-          <w:szCs w:val="21"/>
-          <w14:ligatures w14:val="none"/>
-        </w:rPr>
-        <w:t>'string:1000'</w:t>
-      </w:r>
-      <w:r>
-        <w:rPr>
-          <w:rFonts w:ascii="Consolas" w:eastAsia="Times New Roman" w:hAnsi="Consolas" w:cs="Times New Roman"/>
-          <w:color w:val="000000"/>
-          <w:kern w:val="0"/>
-          <w:sz w:val="21"/>
-          <w:szCs w:val="21"/>
-          <w14:ligatures w14:val="none"/>
-        </w:rPr>
-        <w:t>,</w:t>
-      </w:r>
-    </w:p>
-    <w:p>
-      <w:pPr>
-        <w:shd w:val="clear" w:color="auto" w:fill="FFFFFF"/>
-        <w:spacing w:after="0" w:line="285" w:lineRule="atLeast"/>
-        <w:rPr>
-          <w:rFonts w:ascii="Consolas" w:eastAsia="Times New Roman" w:hAnsi="Consolas" w:cs="Times New Roman"/>
-          <w:color w:val="3B3B3B"/>
-          <w:kern w:val="0"/>
-          <w:sz w:val="21"/>
-          <w:szCs w:val="21"/>
-          <w14:ligatures w14:val="none"/>
-        </w:rPr>
-      </w:pPr>
-      <w:r>
-        <w:rPr>
-          <w:rFonts w:ascii="Consolas" w:eastAsia="Times New Roman" w:hAnsi="Consolas" w:cs="Times New Roman"/>
-          <w:color w:val="000000"/>
-          <w:kern w:val="0"/>
-          <w:sz w:val="21"/>
-          <w:szCs w:val="21"/>
-          <w14:ligatures w14:val="none"/>
-        </w:rPr>
-        <w:t xml:space="preserve">            </w:t>
-      </w:r>
-      <w:r>
-        <w:rPr>
-          <w:rFonts w:ascii="Consolas" w:eastAsia="Times New Roman" w:hAnsi="Consolas" w:cs="Times New Roman"/>
-          <w:color w:val="A31515"/>
-          <w:kern w:val="0"/>
-          <w:sz w:val="21"/>
-          <w:szCs w:val="21"/>
-          <w14:ligatures w14:val="none"/>
-        </w:rPr>
-        <w:t>'age'</w:t>
-      </w:r>
-      <w:r>
-        <w:rPr>
-          <w:rFonts w:ascii="Consolas" w:eastAsia="Times New Roman" w:hAnsi="Consolas" w:cs="Times New Roman"/>
-          <w:color w:val="000000"/>
-          <w:kern w:val="0"/>
-          <w:sz w:val="21"/>
-          <w:szCs w:val="21"/>
-          <w14:ligatures w14:val="none"/>
-        </w:rPr>
-        <w:t xml:space="preserve"> =&gt; </w:t>
-      </w:r>
-      <w:r>
-        <w:rPr>
-          <w:rFonts w:ascii="Consolas" w:eastAsia="Times New Roman" w:hAnsi="Consolas" w:cs="Times New Roman"/>
-          <w:color w:val="A31515"/>
-          <w:kern w:val="0"/>
-          <w:sz w:val="21"/>
-          <w:szCs w:val="21"/>
-          <w14:ligatures w14:val="none"/>
-        </w:rPr>
-        <w:t>'int'</w:t>
-      </w:r>
-      <w:r>
-        <w:rPr>
-          <w:rFonts w:ascii="Consolas" w:eastAsia="Times New Roman" w:hAnsi="Consolas" w:cs="Times New Roman"/>
-          <w:color w:val="000000"/>
-          <w:kern w:val="0"/>
-          <w:sz w:val="21"/>
-          <w:szCs w:val="21"/>
-          <w14:ligatures w14:val="none"/>
-        </w:rPr>
-        <w:t>,</w:t>
-      </w:r>
-    </w:p>
-    <w:p>
-      <w:pPr>
-        <w:shd w:val="clear" w:color="auto" w:fill="FFFFFF"/>
-        <w:spacing w:after="0" w:line="285" w:lineRule="atLeast"/>
-        <w:rPr>
-          <w:rFonts w:ascii="Consolas" w:eastAsia="Times New Roman" w:hAnsi="Consolas" w:cs="Times New Roman"/>
-          <w:color w:val="3B3B3B"/>
-          <w:kern w:val="0"/>
-          <w:sz w:val="21"/>
-          <w:szCs w:val="21"/>
-          <w14:ligatures w14:val="none"/>
-        </w:rPr>
-      </w:pPr>
-      <w:r>
-        <w:rPr>
-          <w:rFonts w:ascii="Consolas" w:eastAsia="Times New Roman" w:hAnsi="Consolas" w:cs="Times New Roman"/>
-          <w:color w:val="000000"/>
-          <w:kern w:val="0"/>
-          <w:sz w:val="21"/>
-          <w:szCs w:val="21"/>
-          <w14:ligatures w14:val="none"/>
-        </w:rPr>
-        <w:t xml:space="preserve">            </w:t>
-      </w:r>
-      <w:r>
-        <w:rPr>
-          <w:rFonts w:ascii="Consolas" w:eastAsia="Times New Roman" w:hAnsi="Consolas" w:cs="Times New Roman"/>
-          <w:color w:val="A31515"/>
-          <w:kern w:val="0"/>
-          <w:sz w:val="21"/>
-          <w:szCs w:val="21"/>
-          <w14:ligatures w14:val="none"/>
-        </w:rPr>
-        <w:t>'value'</w:t>
-      </w:r>
-      <w:r>
-        <w:rPr>
-          <w:rFonts w:ascii="Consolas" w:eastAsia="Times New Roman" w:hAnsi="Consolas" w:cs="Times New Roman"/>
-          <w:color w:val="000000"/>
-          <w:kern w:val="0"/>
-          <w:sz w:val="21"/>
-          <w:szCs w:val="21"/>
-          <w14:ligatures w14:val="none"/>
-        </w:rPr>
-        <w:t xml:space="preserve"> =&gt; </w:t>
-      </w:r>
-      <w:r>
-        <w:rPr>
-          <w:rFonts w:ascii="Consolas" w:eastAsia="Times New Roman" w:hAnsi="Consolas" w:cs="Times New Roman"/>
-          <w:color w:val="A31515"/>
-          <w:kern w:val="0"/>
-          <w:sz w:val="21"/>
-          <w:szCs w:val="21"/>
-          <w14:ligatures w14:val="none"/>
-        </w:rPr>
-        <w:t>'float'</w:t>
-      </w:r>
-      <w:r>
-        <w:rPr>
-          <w:rFonts w:ascii="Consolas" w:eastAsia="Times New Roman" w:hAnsi="Consolas" w:cs="Times New Roman"/>
-          <w:color w:val="000000"/>
-          <w:kern w:val="0"/>
-          <w:sz w:val="21"/>
-          <w:szCs w:val="21"/>
-          <w14:ligatures w14:val="none"/>
-        </w:rPr>
-        <w:t>,</w:t>
-      </w:r>
-    </w:p>
-    <w:p>
-      <w:pPr>
-        <w:shd w:val="clear" w:color="auto" w:fill="FFFFFF"/>
-        <w:spacing w:after="0" w:line="285" w:lineRule="atLeast"/>
-        <w:rPr>
-          <w:rFonts w:ascii="Consolas" w:eastAsia="Times New Roman" w:hAnsi="Consolas" w:cs="Times New Roman"/>
-          <w:color w:val="3B3B3B"/>
-          <w:kern w:val="0"/>
-          <w:sz w:val="21"/>
-          <w:szCs w:val="21"/>
-          <w14:ligatures w14:val="none"/>
-        </w:rPr>
-      </w:pPr>
-      <w:r>
-        <w:rPr>
-          <w:rFonts w:ascii="Consolas" w:eastAsia="Times New Roman" w:hAnsi="Consolas" w:cs="Times New Roman"/>
-          <w:color w:val="000000"/>
-          <w:kern w:val="0"/>
-          <w:sz w:val="21"/>
-          <w:szCs w:val="21"/>
-          <w14:ligatures w14:val="none"/>
-        </w:rPr>
-        <w:t>        ],</w:t>
-      </w:r>
-    </w:p>
-    <w:p>
-      <w:pPr>
-        <w:shd w:val="clear" w:color="auto" w:fill="FFFFFF"/>
-        <w:spacing w:after="0" w:line="285" w:lineRule="atLeast"/>
-        <w:rPr>
-          <w:rFonts w:ascii="Consolas" w:eastAsia="Times New Roman" w:hAnsi="Consolas" w:cs="Times New Roman"/>
-          <w:color w:val="3B3B3B"/>
-          <w:kern w:val="0"/>
-          <w:sz w:val="21"/>
-          <w:szCs w:val="21"/>
-          <w14:ligatures w14:val="none"/>
-        </w:rPr>
-      </w:pPr>
-      <w:r>
-        <w:rPr>
-          <w:rFonts w:ascii="Consolas" w:eastAsia="Times New Roman" w:hAnsi="Consolas" w:cs="Times New Roman"/>
-          <w:color w:val="000000"/>
-          <w:kern w:val="0"/>
-          <w:sz w:val="21"/>
-          <w:szCs w:val="21"/>
-          <w14:ligatures w14:val="none"/>
-        </w:rPr>
-        <w:t>    ],</w:t>
+          <w:b/>
+          <w:bCs/>
+          <w:color w:val="002060"/>
+          <w:sz w:val="28"/>
+          <w:szCs w:val="28"/>
+        </w:rPr>
+        <w:t>The Swoole server Stats object</w:t>
+      </w:r>
+      <w:r>
+        <w:rPr>
+          <w:rFonts w:ascii="Sakkal Majalla" w:hAnsi="Sakkal Majalla" w:cs="Sakkal Majalla"/>
+          <w:color w:val="002060"/>
+          <w:sz w:val="28"/>
+          <w:szCs w:val="28"/>
+        </w:rPr>
+        <w:t xml:space="preserve"> </w:t>
+      </w:r>
+      <w:r>
+        <w:rPr>
+          <w:rFonts w:ascii="Sakkal Majalla" w:hAnsi="Sakkal Majalla" w:cs="Sakkal Majalla"/>
+          <w:sz w:val="28"/>
+          <w:szCs w:val="28"/>
+        </w:rPr>
+        <w:t>is returned as a response</w:t>
+      </w:r>
+      <w:r>
+        <w:rPr>
+          <w:rFonts w:ascii="Sakkal Majalla" w:hAnsi="Sakkal Majalla" w:cs="Sakkal Majalla"/>
+          <w:sz w:val="28"/>
+          <w:szCs w:val="28"/>
+        </w:rPr>
+        <w:t>.</w:t>
       </w:r>
     </w:p>
     <w:p>
@@ -8097,1639 +11844,8 @@
     </w:p>
     <w:p>
       <w:pPr>
-        <w:shd w:val="clear" w:color="auto" w:fill="FFFFFF"/>
-        <w:spacing w:after="0" w:line="285" w:lineRule="atLeast"/>
-        <w:rPr>
-          <w:rFonts w:ascii="Consolas" w:eastAsia="Times New Roman" w:hAnsi="Consolas" w:cs="Times New Roman"/>
-          <w:color w:val="3B3B3B"/>
-          <w:kern w:val="0"/>
-          <w:sz w:val="21"/>
-          <w:szCs w:val="21"/>
-          <w14:ligatures w14:val="none"/>
-        </w:rPr>
-      </w:pPr>
-      <w:r>
-        <w:rPr>
-          <w:rFonts w:ascii="Consolas" w:eastAsia="Times New Roman" w:hAnsi="Consolas" w:cs="Times New Roman"/>
-          <w:color w:val="267F99"/>
-          <w:kern w:val="0"/>
-          <w:sz w:val="21"/>
-          <w:szCs w:val="21"/>
-          <w14:ligatures w14:val="none"/>
-        </w:rPr>
-        <w:lastRenderedPageBreak/>
-        <w:t>Route</w:t>
-      </w:r>
-      <w:r>
-        <w:rPr>
-          <w:rFonts w:ascii="Consolas" w:eastAsia="Times New Roman" w:hAnsi="Consolas" w:cs="Times New Roman"/>
-          <w:color w:val="000000"/>
-          <w:kern w:val="0"/>
-          <w:sz w:val="21"/>
-          <w:szCs w:val="21"/>
-          <w14:ligatures w14:val="none"/>
-        </w:rPr>
-        <w:t>::</w:t>
-      </w:r>
-      <w:r>
-        <w:rPr>
-          <w:rFonts w:ascii="Consolas" w:eastAsia="Times New Roman" w:hAnsi="Consolas" w:cs="Times New Roman"/>
-          <w:color w:val="795E26"/>
-          <w:kern w:val="0"/>
-          <w:sz w:val="21"/>
-          <w:szCs w:val="21"/>
-          <w14:ligatures w14:val="none"/>
-        </w:rPr>
-        <w:t>get</w:t>
-      </w:r>
-      <w:r>
-        <w:rPr>
-          <w:rFonts w:ascii="Consolas" w:eastAsia="Times New Roman" w:hAnsi="Consolas" w:cs="Times New Roman"/>
-          <w:color w:val="000000"/>
-          <w:kern w:val="0"/>
-          <w:sz w:val="21"/>
-          <w:szCs w:val="21"/>
-          <w14:ligatures w14:val="none"/>
-        </w:rPr>
-        <w:t>(</w:t>
-      </w:r>
-      <w:r>
-        <w:rPr>
-          <w:rFonts w:ascii="Consolas" w:eastAsia="Times New Roman" w:hAnsi="Consolas" w:cs="Times New Roman"/>
-          <w:color w:val="A31515"/>
-          <w:kern w:val="0"/>
-          <w:sz w:val="21"/>
-          <w:szCs w:val="21"/>
-          <w14:ligatures w14:val="none"/>
-        </w:rPr>
-        <w:t>'/table-create'</w:t>
-      </w:r>
-      <w:r>
-        <w:rPr>
-          <w:rFonts w:ascii="Consolas" w:eastAsia="Times New Roman" w:hAnsi="Consolas" w:cs="Times New Roman"/>
-          <w:color w:val="000000"/>
-          <w:kern w:val="0"/>
-          <w:sz w:val="21"/>
-          <w:szCs w:val="21"/>
-          <w14:ligatures w14:val="none"/>
-        </w:rPr>
-        <w:t xml:space="preserve">, </w:t>
-      </w:r>
-      <w:r>
-        <w:rPr>
-          <w:rFonts w:ascii="Consolas" w:eastAsia="Times New Roman" w:hAnsi="Consolas" w:cs="Times New Roman"/>
-          <w:color w:val="0000FF"/>
-          <w:kern w:val="0"/>
-          <w:sz w:val="21"/>
-          <w:szCs w:val="21"/>
-          <w14:ligatures w14:val="none"/>
-        </w:rPr>
-        <w:t>function</w:t>
-      </w:r>
-      <w:r>
-        <w:rPr>
-          <w:rFonts w:ascii="Consolas" w:eastAsia="Times New Roman" w:hAnsi="Consolas" w:cs="Times New Roman"/>
-          <w:color w:val="000000"/>
-          <w:kern w:val="0"/>
-          <w:sz w:val="21"/>
-          <w:szCs w:val="21"/>
-          <w14:ligatures w14:val="none"/>
-        </w:rPr>
-        <w:t xml:space="preserve"> () {</w:t>
-      </w:r>
-    </w:p>
-    <w:p>
-      <w:pPr>
-        <w:shd w:val="clear" w:color="auto" w:fill="FFFFFF"/>
-        <w:spacing w:after="0" w:line="285" w:lineRule="atLeast"/>
-        <w:rPr>
-          <w:rFonts w:ascii="Consolas" w:eastAsia="Times New Roman" w:hAnsi="Consolas" w:cs="Times New Roman"/>
-          <w:color w:val="3B3B3B"/>
-          <w:kern w:val="0"/>
-          <w:sz w:val="21"/>
-          <w:szCs w:val="21"/>
-          <w14:ligatures w14:val="none"/>
-        </w:rPr>
-      </w:pPr>
-      <w:r>
-        <w:rPr>
-          <w:rFonts w:ascii="Consolas" w:eastAsia="Times New Roman" w:hAnsi="Consolas" w:cs="Times New Roman"/>
-          <w:color w:val="000000"/>
-          <w:kern w:val="0"/>
-          <w:sz w:val="21"/>
-          <w:szCs w:val="21"/>
-          <w14:ligatures w14:val="none"/>
-        </w:rPr>
-        <w:t xml:space="preserve">    </w:t>
-      </w:r>
-      <w:r>
-        <w:rPr>
-          <w:rFonts w:ascii="Consolas" w:eastAsia="Times New Roman" w:hAnsi="Consolas" w:cs="Times New Roman"/>
-          <w:color w:val="008000"/>
-          <w:kern w:val="0"/>
-          <w:sz w:val="21"/>
-          <w:szCs w:val="21"/>
-          <w14:ligatures w14:val="none"/>
-        </w:rPr>
-        <w:t>// Getting the table instance</w:t>
-      </w:r>
-    </w:p>
-    <w:p>
-      <w:pPr>
-        <w:shd w:val="clear" w:color="auto" w:fill="FFFFFF"/>
-        <w:spacing w:after="0" w:line="285" w:lineRule="atLeast"/>
-        <w:rPr>
-          <w:rFonts w:ascii="Consolas" w:eastAsia="Times New Roman" w:hAnsi="Consolas" w:cs="Times New Roman"/>
-          <w:color w:val="3B3B3B"/>
-          <w:kern w:val="0"/>
-          <w:sz w:val="21"/>
-          <w:szCs w:val="21"/>
-          <w14:ligatures w14:val="none"/>
-        </w:rPr>
-      </w:pPr>
-      <w:r>
-        <w:rPr>
-          <w:rFonts w:ascii="Consolas" w:eastAsia="Times New Roman" w:hAnsi="Consolas" w:cs="Times New Roman"/>
-          <w:color w:val="000000"/>
-          <w:kern w:val="0"/>
-          <w:sz w:val="21"/>
-          <w:szCs w:val="21"/>
-          <w14:ligatures w14:val="none"/>
-        </w:rPr>
-        <w:t xml:space="preserve">    </w:t>
-      </w:r>
-      <w:r>
-        <w:rPr>
-          <w:rFonts w:ascii="Consolas" w:eastAsia="Times New Roman" w:hAnsi="Consolas" w:cs="Times New Roman"/>
-          <w:color w:val="001080"/>
-          <w:kern w:val="0"/>
-          <w:sz w:val="21"/>
-          <w:szCs w:val="21"/>
-          <w14:ligatures w14:val="none"/>
-        </w:rPr>
-        <w:t>$table</w:t>
-      </w:r>
-      <w:r>
-        <w:rPr>
-          <w:rFonts w:ascii="Consolas" w:eastAsia="Times New Roman" w:hAnsi="Consolas" w:cs="Times New Roman"/>
-          <w:color w:val="000000"/>
-          <w:kern w:val="0"/>
-          <w:sz w:val="21"/>
-          <w:szCs w:val="21"/>
-          <w14:ligatures w14:val="none"/>
-        </w:rPr>
-        <w:t xml:space="preserve"> = </w:t>
-      </w:r>
-      <w:r>
-        <w:rPr>
-          <w:rFonts w:ascii="Consolas" w:eastAsia="Times New Roman" w:hAnsi="Consolas" w:cs="Times New Roman"/>
-          <w:color w:val="267F99"/>
-          <w:kern w:val="0"/>
-          <w:sz w:val="21"/>
-          <w:szCs w:val="21"/>
-          <w14:ligatures w14:val="none"/>
-        </w:rPr>
-        <w:t>Octane</w:t>
-      </w:r>
-      <w:r>
-        <w:rPr>
-          <w:rFonts w:ascii="Consolas" w:eastAsia="Times New Roman" w:hAnsi="Consolas" w:cs="Times New Roman"/>
-          <w:color w:val="000000"/>
-          <w:kern w:val="0"/>
-          <w:sz w:val="21"/>
-          <w:szCs w:val="21"/>
-          <w14:ligatures w14:val="none"/>
-        </w:rPr>
-        <w:t>::</w:t>
-      </w:r>
-      <w:r>
-        <w:rPr>
-          <w:rFonts w:ascii="Consolas" w:eastAsia="Times New Roman" w:hAnsi="Consolas" w:cs="Times New Roman"/>
-          <w:color w:val="795E26"/>
-          <w:kern w:val="0"/>
-          <w:sz w:val="21"/>
-          <w:szCs w:val="21"/>
-          <w14:ligatures w14:val="none"/>
-        </w:rPr>
-        <w:t>table</w:t>
-      </w:r>
-      <w:r>
-        <w:rPr>
-          <w:rFonts w:ascii="Consolas" w:eastAsia="Times New Roman" w:hAnsi="Consolas" w:cs="Times New Roman"/>
-          <w:color w:val="000000"/>
-          <w:kern w:val="0"/>
-          <w:sz w:val="21"/>
-          <w:szCs w:val="21"/>
-          <w14:ligatures w14:val="none"/>
-        </w:rPr>
-        <w:t>(</w:t>
-      </w:r>
-      <w:r>
-        <w:rPr>
-          <w:rFonts w:ascii="Consolas" w:eastAsia="Times New Roman" w:hAnsi="Consolas" w:cs="Times New Roman"/>
-          <w:color w:val="A31515"/>
-          <w:kern w:val="0"/>
-          <w:sz w:val="21"/>
-          <w:szCs w:val="21"/>
-          <w14:ligatures w14:val="none"/>
-        </w:rPr>
-        <w:t>'my-table'</w:t>
-      </w:r>
-      <w:r>
-        <w:rPr>
-          <w:rFonts w:ascii="Consolas" w:eastAsia="Times New Roman" w:hAnsi="Consolas" w:cs="Times New Roman"/>
-          <w:color w:val="000000"/>
-          <w:kern w:val="0"/>
-          <w:sz w:val="21"/>
-          <w:szCs w:val="21"/>
-          <w14:ligatures w14:val="none"/>
-        </w:rPr>
-        <w:t>);</w:t>
-      </w:r>
-    </w:p>
-    <w:p>
-      <w:pPr>
-        <w:shd w:val="clear" w:color="auto" w:fill="FFFFFF"/>
-        <w:spacing w:after="0" w:line="285" w:lineRule="atLeast"/>
-        <w:rPr>
-          <w:rFonts w:ascii="Consolas" w:eastAsia="Times New Roman" w:hAnsi="Consolas" w:cs="Times New Roman"/>
-          <w:color w:val="3B3B3B"/>
-          <w:kern w:val="0"/>
-          <w:sz w:val="21"/>
-          <w:szCs w:val="21"/>
-          <w14:ligatures w14:val="none"/>
-        </w:rPr>
-      </w:pPr>
-      <w:r>
-        <w:rPr>
-          <w:rFonts w:ascii="Consolas" w:eastAsia="Times New Roman" w:hAnsi="Consolas" w:cs="Times New Roman"/>
-          <w:color w:val="000000"/>
-          <w:kern w:val="0"/>
-          <w:sz w:val="21"/>
-          <w:szCs w:val="21"/>
-          <w14:ligatures w14:val="none"/>
-        </w:rPr>
-        <w:t xml:space="preserve">    </w:t>
-      </w:r>
-      <w:r>
-        <w:rPr>
-          <w:rFonts w:ascii="Consolas" w:eastAsia="Times New Roman" w:hAnsi="Consolas" w:cs="Times New Roman"/>
-          <w:color w:val="008000"/>
-          <w:kern w:val="0"/>
-          <w:sz w:val="21"/>
-          <w:szCs w:val="21"/>
-          <w14:ligatures w14:val="none"/>
-        </w:rPr>
-        <w:t>// looping 1..90 creating rows with fake() helper</w:t>
-      </w:r>
-    </w:p>
-    <w:p>
-      <w:pPr>
-        <w:shd w:val="clear" w:color="auto" w:fill="FFFFFF"/>
-        <w:spacing w:after="0" w:line="285" w:lineRule="atLeast"/>
-        <w:rPr>
-          <w:rFonts w:ascii="Consolas" w:eastAsia="Times New Roman" w:hAnsi="Consolas" w:cs="Times New Roman"/>
-          <w:color w:val="3B3B3B"/>
-          <w:kern w:val="0"/>
-          <w:sz w:val="21"/>
-          <w:szCs w:val="21"/>
-          <w14:ligatures w14:val="none"/>
-        </w:rPr>
-      </w:pPr>
-      <w:r>
-        <w:rPr>
-          <w:rFonts w:ascii="Consolas" w:eastAsia="Times New Roman" w:hAnsi="Consolas" w:cs="Times New Roman"/>
-          <w:color w:val="000000"/>
-          <w:kern w:val="0"/>
-          <w:sz w:val="21"/>
-          <w:szCs w:val="21"/>
-          <w14:ligatures w14:val="none"/>
-        </w:rPr>
-        <w:t xml:space="preserve">    </w:t>
-      </w:r>
-      <w:r>
-        <w:rPr>
-          <w:rFonts w:ascii="Consolas" w:eastAsia="Times New Roman" w:hAnsi="Consolas" w:cs="Times New Roman"/>
-          <w:color w:val="AF00DB"/>
-          <w:kern w:val="0"/>
-          <w:sz w:val="21"/>
-          <w:szCs w:val="21"/>
-          <w14:ligatures w14:val="none"/>
-        </w:rPr>
-        <w:t>for</w:t>
-      </w:r>
-      <w:r>
-        <w:rPr>
-          <w:rFonts w:ascii="Consolas" w:eastAsia="Times New Roman" w:hAnsi="Consolas" w:cs="Times New Roman"/>
-          <w:color w:val="000000"/>
-          <w:kern w:val="0"/>
-          <w:sz w:val="21"/>
-          <w:szCs w:val="21"/>
-          <w14:ligatures w14:val="none"/>
-        </w:rPr>
-        <w:t xml:space="preserve"> (</w:t>
-      </w:r>
-      <w:r>
-        <w:rPr>
-          <w:rFonts w:ascii="Consolas" w:eastAsia="Times New Roman" w:hAnsi="Consolas" w:cs="Times New Roman"/>
-          <w:color w:val="001080"/>
-          <w:kern w:val="0"/>
-          <w:sz w:val="21"/>
-          <w:szCs w:val="21"/>
-          <w14:ligatures w14:val="none"/>
-        </w:rPr>
-        <w:t>$i</w:t>
-      </w:r>
-      <w:r>
-        <w:rPr>
-          <w:rFonts w:ascii="Consolas" w:eastAsia="Times New Roman" w:hAnsi="Consolas" w:cs="Times New Roman"/>
-          <w:color w:val="000000"/>
-          <w:kern w:val="0"/>
-          <w:sz w:val="21"/>
-          <w:szCs w:val="21"/>
-          <w14:ligatures w14:val="none"/>
-        </w:rPr>
-        <w:t>=</w:t>
-      </w:r>
-      <w:r>
-        <w:rPr>
-          <w:rFonts w:ascii="Consolas" w:eastAsia="Times New Roman" w:hAnsi="Consolas" w:cs="Times New Roman"/>
-          <w:color w:val="098658"/>
-          <w:kern w:val="0"/>
-          <w:sz w:val="21"/>
-          <w:szCs w:val="21"/>
-          <w14:ligatures w14:val="none"/>
-        </w:rPr>
-        <w:t>1</w:t>
-      </w:r>
-      <w:r>
-        <w:rPr>
-          <w:rFonts w:ascii="Consolas" w:eastAsia="Times New Roman" w:hAnsi="Consolas" w:cs="Times New Roman"/>
-          <w:color w:val="000000"/>
-          <w:kern w:val="0"/>
-          <w:sz w:val="21"/>
-          <w:szCs w:val="21"/>
-          <w14:ligatures w14:val="none"/>
-        </w:rPr>
-        <w:t xml:space="preserve">; </w:t>
-      </w:r>
-      <w:r>
-        <w:rPr>
-          <w:rFonts w:ascii="Consolas" w:eastAsia="Times New Roman" w:hAnsi="Consolas" w:cs="Times New Roman"/>
-          <w:color w:val="001080"/>
-          <w:kern w:val="0"/>
-          <w:sz w:val="21"/>
-          <w:szCs w:val="21"/>
-          <w14:ligatures w14:val="none"/>
-        </w:rPr>
-        <w:t>$i</w:t>
-      </w:r>
-      <w:r>
-        <w:rPr>
-          <w:rFonts w:ascii="Consolas" w:eastAsia="Times New Roman" w:hAnsi="Consolas" w:cs="Times New Roman"/>
-          <w:color w:val="000000"/>
-          <w:kern w:val="0"/>
-          <w:sz w:val="21"/>
-          <w:szCs w:val="21"/>
-          <w14:ligatures w14:val="none"/>
-        </w:rPr>
-        <w:t xml:space="preserve"> &lt;= </w:t>
-      </w:r>
-      <w:r>
-        <w:rPr>
-          <w:rFonts w:ascii="Consolas" w:eastAsia="Times New Roman" w:hAnsi="Consolas" w:cs="Times New Roman"/>
-          <w:color w:val="098658"/>
-          <w:kern w:val="0"/>
-          <w:sz w:val="21"/>
-          <w:szCs w:val="21"/>
-          <w14:ligatures w14:val="none"/>
-        </w:rPr>
-        <w:t>90</w:t>
-      </w:r>
-      <w:r>
-        <w:rPr>
-          <w:rFonts w:ascii="Consolas" w:eastAsia="Times New Roman" w:hAnsi="Consolas" w:cs="Times New Roman"/>
-          <w:color w:val="000000"/>
-          <w:kern w:val="0"/>
-          <w:sz w:val="21"/>
-          <w:szCs w:val="21"/>
-          <w14:ligatures w14:val="none"/>
-        </w:rPr>
-        <w:t xml:space="preserve">; </w:t>
-      </w:r>
-      <w:r>
-        <w:rPr>
-          <w:rFonts w:ascii="Consolas" w:eastAsia="Times New Roman" w:hAnsi="Consolas" w:cs="Times New Roman"/>
-          <w:color w:val="001080"/>
-          <w:kern w:val="0"/>
-          <w:sz w:val="21"/>
-          <w:szCs w:val="21"/>
-          <w14:ligatures w14:val="none"/>
-        </w:rPr>
-        <w:t>$i</w:t>
-      </w:r>
-      <w:r>
-        <w:rPr>
-          <w:rFonts w:ascii="Consolas" w:eastAsia="Times New Roman" w:hAnsi="Consolas" w:cs="Times New Roman"/>
-          <w:color w:val="000000"/>
-          <w:kern w:val="0"/>
-          <w:sz w:val="21"/>
-          <w:szCs w:val="21"/>
-          <w14:ligatures w14:val="none"/>
-        </w:rPr>
-        <w:t>++) {</w:t>
-      </w:r>
-    </w:p>
-    <w:p>
-      <w:pPr>
-        <w:shd w:val="clear" w:color="auto" w:fill="FFFFFF"/>
-        <w:spacing w:after="0" w:line="285" w:lineRule="atLeast"/>
-        <w:rPr>
-          <w:rFonts w:ascii="Consolas" w:eastAsia="Times New Roman" w:hAnsi="Consolas" w:cs="Times New Roman"/>
-          <w:color w:val="3B3B3B"/>
-          <w:kern w:val="0"/>
-          <w:sz w:val="21"/>
-          <w:szCs w:val="21"/>
-          <w14:ligatures w14:val="none"/>
-        </w:rPr>
-      </w:pPr>
-      <w:r>
-        <w:rPr>
-          <w:rFonts w:ascii="Consolas" w:eastAsia="Times New Roman" w:hAnsi="Consolas" w:cs="Times New Roman"/>
-          <w:color w:val="000000"/>
-          <w:kern w:val="0"/>
-          <w:sz w:val="21"/>
-          <w:szCs w:val="21"/>
-          <w14:ligatures w14:val="none"/>
-        </w:rPr>
-        <w:t xml:space="preserve">        </w:t>
-      </w:r>
-      <w:r>
-        <w:rPr>
-          <w:rFonts w:ascii="Consolas" w:eastAsia="Times New Roman" w:hAnsi="Consolas" w:cs="Times New Roman"/>
-          <w:color w:val="001080"/>
-          <w:kern w:val="0"/>
-          <w:sz w:val="21"/>
-          <w:szCs w:val="21"/>
-          <w14:ligatures w14:val="none"/>
-        </w:rPr>
-        <w:t>$table</w:t>
-      </w:r>
-      <w:r>
-        <w:rPr>
-          <w:rFonts w:ascii="Consolas" w:eastAsia="Times New Roman" w:hAnsi="Consolas" w:cs="Times New Roman"/>
-          <w:color w:val="000000"/>
-          <w:kern w:val="0"/>
-          <w:sz w:val="21"/>
-          <w:szCs w:val="21"/>
-          <w14:ligatures w14:val="none"/>
-        </w:rPr>
-        <w:t>-&gt;</w:t>
-      </w:r>
-      <w:r>
-        <w:rPr>
-          <w:rFonts w:ascii="Consolas" w:eastAsia="Times New Roman" w:hAnsi="Consolas" w:cs="Times New Roman"/>
-          <w:color w:val="795E26"/>
-          <w:kern w:val="0"/>
-          <w:sz w:val="21"/>
-          <w:szCs w:val="21"/>
-          <w14:ligatures w14:val="none"/>
-        </w:rPr>
-        <w:t>set</w:t>
-      </w:r>
-      <w:r>
-        <w:rPr>
-          <w:rFonts w:ascii="Consolas" w:eastAsia="Times New Roman" w:hAnsi="Consolas" w:cs="Times New Roman"/>
-          <w:color w:val="000000"/>
-          <w:kern w:val="0"/>
-          <w:sz w:val="21"/>
-          <w:szCs w:val="21"/>
-          <w14:ligatures w14:val="none"/>
-        </w:rPr>
-        <w:t>(</w:t>
-      </w:r>
-      <w:r>
-        <w:rPr>
-          <w:rFonts w:ascii="Consolas" w:eastAsia="Times New Roman" w:hAnsi="Consolas" w:cs="Times New Roman"/>
-          <w:color w:val="001080"/>
-          <w:kern w:val="0"/>
-          <w:sz w:val="21"/>
-          <w:szCs w:val="21"/>
-          <w14:ligatures w14:val="none"/>
-        </w:rPr>
-        <w:t>$i</w:t>
-      </w:r>
-      <w:r>
-        <w:rPr>
-          <w:rFonts w:ascii="Consolas" w:eastAsia="Times New Roman" w:hAnsi="Consolas" w:cs="Times New Roman"/>
-          <w:color w:val="000000"/>
-          <w:kern w:val="0"/>
-          <w:sz w:val="21"/>
-          <w:szCs w:val="21"/>
-          <w14:ligatures w14:val="none"/>
-        </w:rPr>
-        <w:t>,</w:t>
-      </w:r>
-    </w:p>
-    <w:p>
-      <w:pPr>
-        <w:shd w:val="clear" w:color="auto" w:fill="FFFFFF"/>
-        <w:spacing w:after="0" w:line="285" w:lineRule="atLeast"/>
-        <w:rPr>
-          <w:rFonts w:ascii="Consolas" w:eastAsia="Times New Roman" w:hAnsi="Consolas" w:cs="Times New Roman"/>
-          <w:color w:val="3B3B3B"/>
-          <w:kern w:val="0"/>
-          <w:sz w:val="21"/>
-          <w:szCs w:val="21"/>
-          <w14:ligatures w14:val="none"/>
-        </w:rPr>
-      </w:pPr>
-      <w:r>
-        <w:rPr>
-          <w:rFonts w:ascii="Consolas" w:eastAsia="Times New Roman" w:hAnsi="Consolas" w:cs="Times New Roman"/>
-          <w:color w:val="000000"/>
-          <w:kern w:val="0"/>
-          <w:sz w:val="21"/>
-          <w:szCs w:val="21"/>
-          <w14:ligatures w14:val="none"/>
-        </w:rPr>
-        <w:t>        [</w:t>
-      </w:r>
-    </w:p>
-    <w:p>
-      <w:pPr>
-        <w:shd w:val="clear" w:color="auto" w:fill="FFFFFF"/>
-        <w:spacing w:after="0" w:line="285" w:lineRule="atLeast"/>
-        <w:rPr>
-          <w:rFonts w:ascii="Consolas" w:eastAsia="Times New Roman" w:hAnsi="Consolas" w:cs="Times New Roman"/>
-          <w:color w:val="3B3B3B"/>
-          <w:kern w:val="0"/>
-          <w:sz w:val="21"/>
-          <w:szCs w:val="21"/>
-          <w14:ligatures w14:val="none"/>
-        </w:rPr>
-      </w:pPr>
-      <w:r>
-        <w:rPr>
-          <w:rFonts w:ascii="Consolas" w:eastAsia="Times New Roman" w:hAnsi="Consolas" w:cs="Times New Roman"/>
-          <w:color w:val="000000"/>
-          <w:kern w:val="0"/>
-          <w:sz w:val="21"/>
-          <w:szCs w:val="21"/>
-          <w14:ligatures w14:val="none"/>
-        </w:rPr>
-        <w:t xml:space="preserve">            </w:t>
-      </w:r>
-      <w:r>
-        <w:rPr>
-          <w:rFonts w:ascii="Consolas" w:eastAsia="Times New Roman" w:hAnsi="Consolas" w:cs="Times New Roman"/>
-          <w:color w:val="A31515"/>
-          <w:kern w:val="0"/>
-          <w:sz w:val="21"/>
-          <w:szCs w:val="21"/>
-          <w14:ligatures w14:val="none"/>
-        </w:rPr>
-        <w:t>'uuid'</w:t>
-      </w:r>
-      <w:r>
-        <w:rPr>
-          <w:rFonts w:ascii="Consolas" w:eastAsia="Times New Roman" w:hAnsi="Consolas" w:cs="Times New Roman"/>
-          <w:color w:val="000000"/>
-          <w:kern w:val="0"/>
-          <w:sz w:val="21"/>
-          <w:szCs w:val="21"/>
-          <w14:ligatures w14:val="none"/>
-        </w:rPr>
-        <w:t xml:space="preserve"> =&gt; </w:t>
-      </w:r>
-      <w:r>
-        <w:rPr>
-          <w:rFonts w:ascii="Consolas" w:eastAsia="Times New Roman" w:hAnsi="Consolas" w:cs="Times New Roman"/>
-          <w:color w:val="795E26"/>
-          <w:kern w:val="0"/>
-          <w:sz w:val="21"/>
-          <w:szCs w:val="21"/>
-          <w14:ligatures w14:val="none"/>
-        </w:rPr>
-        <w:t>fake</w:t>
-      </w:r>
-      <w:r>
-        <w:rPr>
-          <w:rFonts w:ascii="Consolas" w:eastAsia="Times New Roman" w:hAnsi="Consolas" w:cs="Times New Roman"/>
-          <w:color w:val="000000"/>
-          <w:kern w:val="0"/>
-          <w:sz w:val="21"/>
-          <w:szCs w:val="21"/>
-          <w14:ligatures w14:val="none"/>
-        </w:rPr>
-        <w:t>()-&gt;</w:t>
-      </w:r>
-      <w:r>
-        <w:rPr>
-          <w:rFonts w:ascii="Consolas" w:eastAsia="Times New Roman" w:hAnsi="Consolas" w:cs="Times New Roman"/>
-          <w:color w:val="795E26"/>
-          <w:kern w:val="0"/>
-          <w:sz w:val="21"/>
-          <w:szCs w:val="21"/>
-          <w14:ligatures w14:val="none"/>
-        </w:rPr>
-        <w:t>uuid</w:t>
-      </w:r>
-      <w:r>
-        <w:rPr>
-          <w:rFonts w:ascii="Consolas" w:eastAsia="Times New Roman" w:hAnsi="Consolas" w:cs="Times New Roman"/>
-          <w:color w:val="000000"/>
-          <w:kern w:val="0"/>
-          <w:sz w:val="21"/>
-          <w:szCs w:val="21"/>
-          <w14:ligatures w14:val="none"/>
-        </w:rPr>
-        <w:t>(),</w:t>
-      </w:r>
-    </w:p>
-    <w:p>
-      <w:pPr>
-        <w:shd w:val="clear" w:color="auto" w:fill="FFFFFF"/>
-        <w:spacing w:after="0" w:line="285" w:lineRule="atLeast"/>
-        <w:rPr>
-          <w:rFonts w:ascii="Consolas" w:eastAsia="Times New Roman" w:hAnsi="Consolas" w:cs="Times New Roman"/>
-          <w:color w:val="3B3B3B"/>
-          <w:kern w:val="0"/>
-          <w:sz w:val="21"/>
-          <w:szCs w:val="21"/>
-          <w14:ligatures w14:val="none"/>
-        </w:rPr>
-      </w:pPr>
-      <w:r>
-        <w:rPr>
-          <w:rFonts w:ascii="Consolas" w:eastAsia="Times New Roman" w:hAnsi="Consolas" w:cs="Times New Roman"/>
-          <w:color w:val="000000"/>
-          <w:kern w:val="0"/>
-          <w:sz w:val="21"/>
-          <w:szCs w:val="21"/>
-          <w14:ligatures w14:val="none"/>
-        </w:rPr>
-        <w:t xml:space="preserve">            </w:t>
-      </w:r>
-      <w:r>
-        <w:rPr>
-          <w:rFonts w:ascii="Consolas" w:eastAsia="Times New Roman" w:hAnsi="Consolas" w:cs="Times New Roman"/>
-          <w:color w:val="A31515"/>
-          <w:kern w:val="0"/>
-          <w:sz w:val="21"/>
-          <w:szCs w:val="21"/>
-          <w14:ligatures w14:val="none"/>
-        </w:rPr>
-        <w:t>'name'</w:t>
-      </w:r>
-      <w:r>
-        <w:rPr>
-          <w:rFonts w:ascii="Consolas" w:eastAsia="Times New Roman" w:hAnsi="Consolas" w:cs="Times New Roman"/>
-          <w:color w:val="000000"/>
-          <w:kern w:val="0"/>
-          <w:sz w:val="21"/>
-          <w:szCs w:val="21"/>
-          <w14:ligatures w14:val="none"/>
-        </w:rPr>
-        <w:t xml:space="preserve"> =&gt; </w:t>
-      </w:r>
-      <w:r>
-        <w:rPr>
-          <w:rFonts w:ascii="Consolas" w:eastAsia="Times New Roman" w:hAnsi="Consolas" w:cs="Times New Roman"/>
-          <w:color w:val="795E26"/>
-          <w:kern w:val="0"/>
-          <w:sz w:val="21"/>
-          <w:szCs w:val="21"/>
-          <w14:ligatures w14:val="none"/>
-        </w:rPr>
-        <w:t>fake</w:t>
-      </w:r>
-      <w:r>
-        <w:rPr>
-          <w:rFonts w:ascii="Consolas" w:eastAsia="Times New Roman" w:hAnsi="Consolas" w:cs="Times New Roman"/>
-          <w:color w:val="000000"/>
-          <w:kern w:val="0"/>
-          <w:sz w:val="21"/>
-          <w:szCs w:val="21"/>
-          <w14:ligatures w14:val="none"/>
-        </w:rPr>
-        <w:t>()-&gt;</w:t>
-      </w:r>
-      <w:r>
-        <w:rPr>
-          <w:rFonts w:ascii="Consolas" w:eastAsia="Times New Roman" w:hAnsi="Consolas" w:cs="Times New Roman"/>
-          <w:color w:val="795E26"/>
-          <w:kern w:val="0"/>
-          <w:sz w:val="21"/>
-          <w:szCs w:val="21"/>
-          <w14:ligatures w14:val="none"/>
-        </w:rPr>
-        <w:t>name</w:t>
-      </w:r>
-      <w:r>
-        <w:rPr>
-          <w:rFonts w:ascii="Consolas" w:eastAsia="Times New Roman" w:hAnsi="Consolas" w:cs="Times New Roman"/>
-          <w:color w:val="000000"/>
-          <w:kern w:val="0"/>
-          <w:sz w:val="21"/>
-          <w:szCs w:val="21"/>
-          <w14:ligatures w14:val="none"/>
-        </w:rPr>
-        <w:t>(),</w:t>
-      </w:r>
-    </w:p>
-    <w:p>
-      <w:pPr>
-        <w:shd w:val="clear" w:color="auto" w:fill="FFFFFF"/>
-        <w:spacing w:after="0" w:line="285" w:lineRule="atLeast"/>
-        <w:rPr>
-          <w:rFonts w:ascii="Consolas" w:eastAsia="Times New Roman" w:hAnsi="Consolas" w:cs="Times New Roman"/>
-          <w:color w:val="3B3B3B"/>
-          <w:kern w:val="0"/>
-          <w:sz w:val="21"/>
-          <w:szCs w:val="21"/>
-          <w14:ligatures w14:val="none"/>
-        </w:rPr>
-      </w:pPr>
-      <w:r>
-        <w:rPr>
-          <w:rFonts w:ascii="Consolas" w:eastAsia="Times New Roman" w:hAnsi="Consolas" w:cs="Times New Roman"/>
-          <w:color w:val="000000"/>
-          <w:kern w:val="0"/>
-          <w:sz w:val="21"/>
-          <w:szCs w:val="21"/>
-          <w14:ligatures w14:val="none"/>
-        </w:rPr>
-        <w:t xml:space="preserve">            </w:t>
-      </w:r>
-      <w:r>
-        <w:rPr>
-          <w:rFonts w:ascii="Consolas" w:eastAsia="Times New Roman" w:hAnsi="Consolas" w:cs="Times New Roman"/>
-          <w:color w:val="A31515"/>
-          <w:kern w:val="0"/>
-          <w:sz w:val="21"/>
-          <w:szCs w:val="21"/>
-          <w14:ligatures w14:val="none"/>
-        </w:rPr>
-        <w:t>'age'</w:t>
-      </w:r>
-      <w:r>
-        <w:rPr>
-          <w:rFonts w:ascii="Consolas" w:eastAsia="Times New Roman" w:hAnsi="Consolas" w:cs="Times New Roman"/>
-          <w:color w:val="000000"/>
-          <w:kern w:val="0"/>
-          <w:sz w:val="21"/>
-          <w:szCs w:val="21"/>
-          <w14:ligatures w14:val="none"/>
-        </w:rPr>
-        <w:t xml:space="preserve"> =&gt; </w:t>
-      </w:r>
-      <w:r>
-        <w:rPr>
-          <w:rFonts w:ascii="Consolas" w:eastAsia="Times New Roman" w:hAnsi="Consolas" w:cs="Times New Roman"/>
-          <w:color w:val="795E26"/>
-          <w:kern w:val="0"/>
-          <w:sz w:val="21"/>
-          <w:szCs w:val="21"/>
-          <w14:ligatures w14:val="none"/>
-        </w:rPr>
-        <w:t>fake</w:t>
-      </w:r>
-      <w:r>
-        <w:rPr>
-          <w:rFonts w:ascii="Consolas" w:eastAsia="Times New Roman" w:hAnsi="Consolas" w:cs="Times New Roman"/>
-          <w:color w:val="000000"/>
-          <w:kern w:val="0"/>
-          <w:sz w:val="21"/>
-          <w:szCs w:val="21"/>
-          <w14:ligatures w14:val="none"/>
-        </w:rPr>
-        <w:t>()-&gt;</w:t>
-      </w:r>
-      <w:r>
-        <w:rPr>
-          <w:rFonts w:ascii="Consolas" w:eastAsia="Times New Roman" w:hAnsi="Consolas" w:cs="Times New Roman"/>
-          <w:color w:val="795E26"/>
-          <w:kern w:val="0"/>
-          <w:sz w:val="21"/>
-          <w:szCs w:val="21"/>
-          <w14:ligatures w14:val="none"/>
-        </w:rPr>
-        <w:t>numberBetween</w:t>
-      </w:r>
-      <w:r>
-        <w:rPr>
-          <w:rFonts w:ascii="Consolas" w:eastAsia="Times New Roman" w:hAnsi="Consolas" w:cs="Times New Roman"/>
-          <w:color w:val="000000"/>
-          <w:kern w:val="0"/>
-          <w:sz w:val="21"/>
-          <w:szCs w:val="21"/>
-          <w14:ligatures w14:val="none"/>
-        </w:rPr>
-        <w:t>(</w:t>
-      </w:r>
-      <w:r>
-        <w:rPr>
-          <w:rFonts w:ascii="Consolas" w:eastAsia="Times New Roman" w:hAnsi="Consolas" w:cs="Times New Roman"/>
-          <w:color w:val="098658"/>
-          <w:kern w:val="0"/>
-          <w:sz w:val="21"/>
-          <w:szCs w:val="21"/>
-          <w14:ligatures w14:val="none"/>
-        </w:rPr>
-        <w:t>18</w:t>
-      </w:r>
-      <w:r>
-        <w:rPr>
-          <w:rFonts w:ascii="Consolas" w:eastAsia="Times New Roman" w:hAnsi="Consolas" w:cs="Times New Roman"/>
-          <w:color w:val="000000"/>
-          <w:kern w:val="0"/>
-          <w:sz w:val="21"/>
-          <w:szCs w:val="21"/>
-          <w14:ligatures w14:val="none"/>
-        </w:rPr>
-        <w:t xml:space="preserve">, </w:t>
-      </w:r>
-      <w:r>
-        <w:rPr>
-          <w:rFonts w:ascii="Consolas" w:eastAsia="Times New Roman" w:hAnsi="Consolas" w:cs="Times New Roman"/>
-          <w:color w:val="098658"/>
-          <w:kern w:val="0"/>
-          <w:sz w:val="21"/>
-          <w:szCs w:val="21"/>
-          <w14:ligatures w14:val="none"/>
-        </w:rPr>
-        <w:t>99</w:t>
-      </w:r>
-      <w:r>
-        <w:rPr>
-          <w:rFonts w:ascii="Consolas" w:eastAsia="Times New Roman" w:hAnsi="Consolas" w:cs="Times New Roman"/>
-          <w:color w:val="000000"/>
-          <w:kern w:val="0"/>
-          <w:sz w:val="21"/>
-          <w:szCs w:val="21"/>
-          <w14:ligatures w14:val="none"/>
-        </w:rPr>
-        <w:t>),</w:t>
-      </w:r>
-    </w:p>
-    <w:p>
-      <w:pPr>
-        <w:shd w:val="clear" w:color="auto" w:fill="FFFFFF"/>
-        <w:spacing w:after="0" w:line="285" w:lineRule="atLeast"/>
-        <w:rPr>
-          <w:rFonts w:ascii="Consolas" w:eastAsia="Times New Roman" w:hAnsi="Consolas" w:cs="Times New Roman"/>
-          <w:color w:val="3B3B3B"/>
-          <w:kern w:val="0"/>
-          <w:sz w:val="21"/>
-          <w:szCs w:val="21"/>
-          <w14:ligatures w14:val="none"/>
-        </w:rPr>
-      </w:pPr>
-      <w:r>
-        <w:rPr>
-          <w:rFonts w:ascii="Consolas" w:eastAsia="Times New Roman" w:hAnsi="Consolas" w:cs="Times New Roman"/>
-          <w:color w:val="000000"/>
-          <w:kern w:val="0"/>
-          <w:sz w:val="21"/>
-          <w:szCs w:val="21"/>
-          <w14:ligatures w14:val="none"/>
-        </w:rPr>
-        <w:t xml:space="preserve">            </w:t>
-      </w:r>
-      <w:r>
-        <w:rPr>
-          <w:rFonts w:ascii="Consolas" w:eastAsia="Times New Roman" w:hAnsi="Consolas" w:cs="Times New Roman"/>
-          <w:color w:val="A31515"/>
-          <w:kern w:val="0"/>
-          <w:sz w:val="21"/>
-          <w:szCs w:val="21"/>
-          <w14:ligatures w14:val="none"/>
-        </w:rPr>
-        <w:t>'value'</w:t>
-      </w:r>
-      <w:r>
-        <w:rPr>
-          <w:rFonts w:ascii="Consolas" w:eastAsia="Times New Roman" w:hAnsi="Consolas" w:cs="Times New Roman"/>
-          <w:color w:val="000000"/>
-          <w:kern w:val="0"/>
-          <w:sz w:val="21"/>
-          <w:szCs w:val="21"/>
-          <w14:ligatures w14:val="none"/>
-        </w:rPr>
-        <w:t xml:space="preserve"> =&gt; </w:t>
-      </w:r>
-      <w:r>
-        <w:rPr>
-          <w:rFonts w:ascii="Consolas" w:eastAsia="Times New Roman" w:hAnsi="Consolas" w:cs="Times New Roman"/>
-          <w:color w:val="795E26"/>
-          <w:kern w:val="0"/>
-          <w:sz w:val="21"/>
-          <w:szCs w:val="21"/>
-          <w14:ligatures w14:val="none"/>
-        </w:rPr>
-        <w:t>fake</w:t>
-      </w:r>
-      <w:r>
-        <w:rPr>
-          <w:rFonts w:ascii="Consolas" w:eastAsia="Times New Roman" w:hAnsi="Consolas" w:cs="Times New Roman"/>
-          <w:color w:val="000000"/>
-          <w:kern w:val="0"/>
-          <w:sz w:val="21"/>
-          <w:szCs w:val="21"/>
-          <w14:ligatures w14:val="none"/>
-        </w:rPr>
-        <w:t>()-&gt;</w:t>
-      </w:r>
-      <w:r>
-        <w:rPr>
-          <w:rFonts w:ascii="Consolas" w:eastAsia="Times New Roman" w:hAnsi="Consolas" w:cs="Times New Roman"/>
-          <w:color w:val="795E26"/>
-          <w:kern w:val="0"/>
-          <w:sz w:val="21"/>
-          <w:szCs w:val="21"/>
-          <w14:ligatures w14:val="none"/>
-        </w:rPr>
-        <w:t>randomFloat</w:t>
-      </w:r>
-      <w:r>
-        <w:rPr>
-          <w:rFonts w:ascii="Consolas" w:eastAsia="Times New Roman" w:hAnsi="Consolas" w:cs="Times New Roman"/>
-          <w:color w:val="000000"/>
-          <w:kern w:val="0"/>
-          <w:sz w:val="21"/>
-          <w:szCs w:val="21"/>
-          <w14:ligatures w14:val="none"/>
-        </w:rPr>
-        <w:t>(</w:t>
-      </w:r>
-      <w:r>
-        <w:rPr>
-          <w:rFonts w:ascii="Consolas" w:eastAsia="Times New Roman" w:hAnsi="Consolas" w:cs="Times New Roman"/>
-          <w:color w:val="098658"/>
-          <w:kern w:val="0"/>
-          <w:sz w:val="21"/>
-          <w:szCs w:val="21"/>
-          <w14:ligatures w14:val="none"/>
-        </w:rPr>
-        <w:t>2</w:t>
-      </w:r>
-      <w:r>
-        <w:rPr>
-          <w:rFonts w:ascii="Consolas" w:eastAsia="Times New Roman" w:hAnsi="Consolas" w:cs="Times New Roman"/>
-          <w:color w:val="000000"/>
-          <w:kern w:val="0"/>
-          <w:sz w:val="21"/>
-          <w:szCs w:val="21"/>
-          <w14:ligatures w14:val="none"/>
-        </w:rPr>
-        <w:t xml:space="preserve">, </w:t>
-      </w:r>
-      <w:r>
-        <w:rPr>
-          <w:rFonts w:ascii="Consolas" w:eastAsia="Times New Roman" w:hAnsi="Consolas" w:cs="Times New Roman"/>
-          <w:color w:val="098658"/>
-          <w:kern w:val="0"/>
-          <w:sz w:val="21"/>
-          <w:szCs w:val="21"/>
-          <w14:ligatures w14:val="none"/>
-        </w:rPr>
-        <w:t>0</w:t>
-      </w:r>
-      <w:r>
-        <w:rPr>
-          <w:rFonts w:ascii="Consolas" w:eastAsia="Times New Roman" w:hAnsi="Consolas" w:cs="Times New Roman"/>
-          <w:color w:val="000000"/>
-          <w:kern w:val="0"/>
-          <w:sz w:val="21"/>
-          <w:szCs w:val="21"/>
-          <w14:ligatures w14:val="none"/>
-        </w:rPr>
-        <w:t xml:space="preserve">, </w:t>
-      </w:r>
-      <w:r>
-        <w:rPr>
-          <w:rFonts w:ascii="Consolas" w:eastAsia="Times New Roman" w:hAnsi="Consolas" w:cs="Times New Roman"/>
-          <w:color w:val="098658"/>
-          <w:kern w:val="0"/>
-          <w:sz w:val="21"/>
-          <w:szCs w:val="21"/>
-          <w14:ligatures w14:val="none"/>
-        </w:rPr>
-        <w:t>1000</w:t>
-      </w:r>
-      <w:r>
-        <w:rPr>
-          <w:rFonts w:ascii="Consolas" w:eastAsia="Times New Roman" w:hAnsi="Consolas" w:cs="Times New Roman"/>
-          <w:color w:val="000000"/>
-          <w:kern w:val="0"/>
-          <w:sz w:val="21"/>
-          <w:szCs w:val="21"/>
-          <w14:ligatures w14:val="none"/>
-        </w:rPr>
-        <w:t>)</w:t>
-      </w:r>
-    </w:p>
-    <w:p>
-      <w:pPr>
-        <w:shd w:val="clear" w:color="auto" w:fill="FFFFFF"/>
-        <w:spacing w:after="0" w:line="285" w:lineRule="atLeast"/>
-        <w:rPr>
-          <w:rFonts w:ascii="Consolas" w:eastAsia="Times New Roman" w:hAnsi="Consolas" w:cs="Times New Roman"/>
-          <w:color w:val="3B3B3B"/>
-          <w:kern w:val="0"/>
-          <w:sz w:val="21"/>
-          <w:szCs w:val="21"/>
-          <w14:ligatures w14:val="none"/>
-        </w:rPr>
-      </w:pPr>
-      <w:r>
-        <w:rPr>
-          <w:rFonts w:ascii="Consolas" w:eastAsia="Times New Roman" w:hAnsi="Consolas" w:cs="Times New Roman"/>
-          <w:color w:val="000000"/>
-          <w:kern w:val="0"/>
-          <w:sz w:val="21"/>
-          <w:szCs w:val="21"/>
-          <w14:ligatures w14:val="none"/>
-        </w:rPr>
-        <w:t>        ]);</w:t>
-      </w:r>
-    </w:p>
-    <w:p>
-      <w:pPr>
-        <w:shd w:val="clear" w:color="auto" w:fill="FFFFFF"/>
-        <w:spacing w:after="0" w:line="285" w:lineRule="atLeast"/>
-        <w:rPr>
-          <w:rFonts w:ascii="Consolas" w:eastAsia="Times New Roman" w:hAnsi="Consolas" w:cs="Times New Roman"/>
-          <w:color w:val="3B3B3B"/>
-          <w:kern w:val="0"/>
-          <w:sz w:val="21"/>
-          <w:szCs w:val="21"/>
-          <w14:ligatures w14:val="none"/>
-        </w:rPr>
-      </w:pPr>
-      <w:r>
-        <w:rPr>
-          <w:rFonts w:ascii="Consolas" w:eastAsia="Times New Roman" w:hAnsi="Consolas" w:cs="Times New Roman"/>
-          <w:color w:val="000000"/>
-          <w:kern w:val="0"/>
-          <w:sz w:val="21"/>
-          <w:szCs w:val="21"/>
-          <w14:ligatures w14:val="none"/>
-        </w:rPr>
-        <w:t>    }</w:t>
-      </w:r>
-    </w:p>
-    <w:p>
-      <w:pPr>
-        <w:shd w:val="clear" w:color="auto" w:fill="FFFFFF"/>
-        <w:spacing w:after="0" w:line="285" w:lineRule="atLeast"/>
-        <w:rPr>
-          <w:rFonts w:ascii="Consolas" w:eastAsia="Times New Roman" w:hAnsi="Consolas" w:cs="Times New Roman"/>
-          <w:color w:val="3B3B3B"/>
-          <w:kern w:val="0"/>
-          <w:sz w:val="21"/>
-          <w:szCs w:val="21"/>
-          <w14:ligatures w14:val="none"/>
-        </w:rPr>
-      </w:pPr>
-      <w:r>
-        <w:rPr>
-          <w:rFonts w:ascii="Consolas" w:eastAsia="Times New Roman" w:hAnsi="Consolas" w:cs="Times New Roman"/>
-          <w:color w:val="000000"/>
-          <w:kern w:val="0"/>
-          <w:sz w:val="21"/>
-          <w:szCs w:val="21"/>
-          <w14:ligatures w14:val="none"/>
-        </w:rPr>
-        <w:t xml:space="preserve">    </w:t>
-      </w:r>
-      <w:r>
-        <w:rPr>
-          <w:rFonts w:ascii="Consolas" w:eastAsia="Times New Roman" w:hAnsi="Consolas" w:cs="Times New Roman"/>
-          <w:color w:val="AF00DB"/>
-          <w:kern w:val="0"/>
-          <w:sz w:val="21"/>
-          <w:szCs w:val="21"/>
-          <w14:ligatures w14:val="none"/>
-        </w:rPr>
-        <w:t>return</w:t>
-      </w:r>
-      <w:r>
-        <w:rPr>
-          <w:rFonts w:ascii="Consolas" w:eastAsia="Times New Roman" w:hAnsi="Consolas" w:cs="Times New Roman"/>
-          <w:color w:val="000000"/>
-          <w:kern w:val="0"/>
-          <w:sz w:val="21"/>
-          <w:szCs w:val="21"/>
-          <w14:ligatures w14:val="none"/>
-        </w:rPr>
-        <w:t xml:space="preserve"> </w:t>
-      </w:r>
-      <w:r>
-        <w:rPr>
-          <w:rFonts w:ascii="Consolas" w:eastAsia="Times New Roman" w:hAnsi="Consolas" w:cs="Times New Roman"/>
-          <w:color w:val="A31515"/>
-          <w:kern w:val="0"/>
-          <w:sz w:val="21"/>
-          <w:szCs w:val="21"/>
-          <w14:ligatures w14:val="none"/>
-        </w:rPr>
-        <w:t>"Table created!"</w:t>
-      </w:r>
-      <w:r>
-        <w:rPr>
-          <w:rFonts w:ascii="Consolas" w:eastAsia="Times New Roman" w:hAnsi="Consolas" w:cs="Times New Roman"/>
-          <w:color w:val="000000"/>
-          <w:kern w:val="0"/>
-          <w:sz w:val="21"/>
-          <w:szCs w:val="21"/>
-          <w14:ligatures w14:val="none"/>
-        </w:rPr>
-        <w:t>;</w:t>
-      </w:r>
-    </w:p>
-    <w:p>
-      <w:pPr>
-        <w:shd w:val="clear" w:color="auto" w:fill="FFFFFF"/>
-        <w:spacing w:after="0" w:line="285" w:lineRule="atLeast"/>
-        <w:rPr>
-          <w:rFonts w:ascii="Consolas" w:eastAsia="Times New Roman" w:hAnsi="Consolas" w:cs="Times New Roman"/>
-          <w:color w:val="3B3B3B"/>
-          <w:kern w:val="0"/>
-          <w:sz w:val="21"/>
-          <w:szCs w:val="21"/>
-          <w14:ligatures w14:val="none"/>
-        </w:rPr>
-      </w:pPr>
-      <w:r>
-        <w:rPr>
-          <w:rFonts w:ascii="Consolas" w:eastAsia="Times New Roman" w:hAnsi="Consolas" w:cs="Times New Roman"/>
-          <w:color w:val="000000"/>
-          <w:kern w:val="0"/>
-          <w:sz w:val="21"/>
-          <w:szCs w:val="21"/>
-          <w14:ligatures w14:val="none"/>
-        </w:rPr>
-        <w:t>});</w:t>
-      </w:r>
-    </w:p>
-    <w:p>
-      <w:pPr>
-        <w:shd w:val="clear" w:color="auto" w:fill="FFFFFF"/>
-        <w:spacing w:after="0" w:line="285" w:lineRule="atLeast"/>
-        <w:rPr>
-          <w:rFonts w:ascii="Consolas" w:eastAsia="Times New Roman" w:hAnsi="Consolas" w:cs="Times New Roman"/>
-          <w:color w:val="3B3B3B"/>
-          <w:kern w:val="0"/>
-          <w:sz w:val="21"/>
-          <w:szCs w:val="21"/>
-          <w14:ligatures w14:val="none"/>
-        </w:rPr>
-      </w:pPr>
-    </w:p>
-    <w:p>
-      <w:pPr>
-        <w:shd w:val="clear" w:color="auto" w:fill="FFFFFF"/>
-        <w:spacing w:after="0" w:line="285" w:lineRule="atLeast"/>
-        <w:rPr>
-          <w:rFonts w:ascii="Consolas" w:eastAsia="Times New Roman" w:hAnsi="Consolas" w:cs="Times New Roman"/>
-          <w:color w:val="3B3B3B"/>
-          <w:kern w:val="0"/>
-          <w:sz w:val="21"/>
-          <w:szCs w:val="21"/>
-          <w14:ligatures w14:val="none"/>
-        </w:rPr>
-      </w:pPr>
-      <w:r>
-        <w:rPr>
-          <w:rFonts w:ascii="Consolas" w:eastAsia="Times New Roman" w:hAnsi="Consolas" w:cs="Times New Roman"/>
-          <w:color w:val="267F99"/>
-          <w:kern w:val="0"/>
-          <w:sz w:val="21"/>
-          <w:szCs w:val="21"/>
-          <w14:ligatures w14:val="none"/>
-        </w:rPr>
-        <w:t>Route</w:t>
-      </w:r>
-      <w:r>
-        <w:rPr>
-          <w:rFonts w:ascii="Consolas" w:eastAsia="Times New Roman" w:hAnsi="Consolas" w:cs="Times New Roman"/>
-          <w:color w:val="000000"/>
-          <w:kern w:val="0"/>
-          <w:sz w:val="21"/>
-          <w:szCs w:val="21"/>
-          <w14:ligatures w14:val="none"/>
-        </w:rPr>
-        <w:t>::</w:t>
-      </w:r>
-      <w:r>
-        <w:rPr>
-          <w:rFonts w:ascii="Consolas" w:eastAsia="Times New Roman" w:hAnsi="Consolas" w:cs="Times New Roman"/>
-          <w:color w:val="795E26"/>
-          <w:kern w:val="0"/>
-          <w:sz w:val="21"/>
-          <w:szCs w:val="21"/>
-          <w14:ligatures w14:val="none"/>
-        </w:rPr>
-        <w:t>get</w:t>
-      </w:r>
-      <w:r>
-        <w:rPr>
-          <w:rFonts w:ascii="Consolas" w:eastAsia="Times New Roman" w:hAnsi="Consolas" w:cs="Times New Roman"/>
-          <w:color w:val="000000"/>
-          <w:kern w:val="0"/>
-          <w:sz w:val="21"/>
-          <w:szCs w:val="21"/>
-          <w14:ligatures w14:val="none"/>
-        </w:rPr>
-        <w:t>(</w:t>
-      </w:r>
-      <w:r>
-        <w:rPr>
-          <w:rFonts w:ascii="Consolas" w:eastAsia="Times New Roman" w:hAnsi="Consolas" w:cs="Times New Roman"/>
-          <w:color w:val="811F3F"/>
-          <w:kern w:val="0"/>
-          <w:sz w:val="21"/>
-          <w:szCs w:val="21"/>
-          <w14:ligatures w14:val="none"/>
-        </w:rPr>
-        <w:t>'/table-get/'</w:t>
-      </w:r>
-      <w:r>
-        <w:rPr>
-          <w:rFonts w:ascii="Consolas" w:eastAsia="Times New Roman" w:hAnsi="Consolas" w:cs="Times New Roman"/>
-          <w:color w:val="000000"/>
-          <w:kern w:val="0"/>
-          <w:sz w:val="21"/>
-          <w:szCs w:val="21"/>
-          <w14:ligatures w14:val="none"/>
-        </w:rPr>
-        <w:t xml:space="preserve">, </w:t>
-      </w:r>
-      <w:r>
-        <w:rPr>
-          <w:rFonts w:ascii="Consolas" w:eastAsia="Times New Roman" w:hAnsi="Consolas" w:cs="Times New Roman"/>
-          <w:color w:val="0000FF"/>
-          <w:kern w:val="0"/>
-          <w:sz w:val="21"/>
-          <w:szCs w:val="21"/>
-          <w14:ligatures w14:val="none"/>
-        </w:rPr>
-        <w:t>function</w:t>
-      </w:r>
-      <w:r>
-        <w:rPr>
-          <w:rFonts w:ascii="Consolas" w:eastAsia="Times New Roman" w:hAnsi="Consolas" w:cs="Times New Roman"/>
-          <w:color w:val="000000"/>
-          <w:kern w:val="0"/>
-          <w:sz w:val="21"/>
-          <w:szCs w:val="21"/>
-          <w14:ligatures w14:val="none"/>
-        </w:rPr>
-        <w:t xml:space="preserve"> () {</w:t>
-      </w:r>
-    </w:p>
-    <w:p>
-      <w:pPr>
-        <w:shd w:val="clear" w:color="auto" w:fill="FFFFFF"/>
-        <w:spacing w:after="0" w:line="285" w:lineRule="atLeast"/>
-        <w:rPr>
-          <w:rFonts w:ascii="Consolas" w:eastAsia="Times New Roman" w:hAnsi="Consolas" w:cs="Times New Roman"/>
-          <w:color w:val="3B3B3B"/>
-          <w:kern w:val="0"/>
-          <w:sz w:val="21"/>
-          <w:szCs w:val="21"/>
-          <w14:ligatures w14:val="none"/>
-        </w:rPr>
-      </w:pPr>
-      <w:r>
-        <w:rPr>
-          <w:rFonts w:ascii="Consolas" w:eastAsia="Times New Roman" w:hAnsi="Consolas" w:cs="Times New Roman"/>
-          <w:color w:val="000000"/>
-          <w:kern w:val="0"/>
-          <w:sz w:val="21"/>
-          <w:szCs w:val="21"/>
-          <w14:ligatures w14:val="none"/>
-        </w:rPr>
-        <w:t xml:space="preserve">    </w:t>
-      </w:r>
-      <w:r>
-        <w:rPr>
-          <w:rFonts w:ascii="Consolas" w:eastAsia="Times New Roman" w:hAnsi="Consolas" w:cs="Times New Roman"/>
-          <w:color w:val="001080"/>
-          <w:kern w:val="0"/>
-          <w:sz w:val="21"/>
-          <w:szCs w:val="21"/>
-          <w14:ligatures w14:val="none"/>
-        </w:rPr>
-        <w:t>$table</w:t>
-      </w:r>
-      <w:r>
-        <w:rPr>
-          <w:rFonts w:ascii="Consolas" w:eastAsia="Times New Roman" w:hAnsi="Consolas" w:cs="Times New Roman"/>
-          <w:color w:val="000000"/>
-          <w:kern w:val="0"/>
-          <w:sz w:val="21"/>
-          <w:szCs w:val="21"/>
-          <w14:ligatures w14:val="none"/>
-        </w:rPr>
-        <w:t xml:space="preserve"> = </w:t>
-      </w:r>
-      <w:r>
-        <w:rPr>
-          <w:rFonts w:ascii="Consolas" w:eastAsia="Times New Roman" w:hAnsi="Consolas" w:cs="Times New Roman"/>
-          <w:color w:val="267F99"/>
-          <w:kern w:val="0"/>
-          <w:sz w:val="21"/>
-          <w:szCs w:val="21"/>
-          <w14:ligatures w14:val="none"/>
-        </w:rPr>
-        <w:t>Octane</w:t>
-      </w:r>
-      <w:r>
-        <w:rPr>
-          <w:rFonts w:ascii="Consolas" w:eastAsia="Times New Roman" w:hAnsi="Consolas" w:cs="Times New Roman"/>
-          <w:color w:val="000000"/>
-          <w:kern w:val="0"/>
-          <w:sz w:val="21"/>
-          <w:szCs w:val="21"/>
-          <w14:ligatures w14:val="none"/>
-        </w:rPr>
-        <w:t>::</w:t>
-      </w:r>
-      <w:r>
-        <w:rPr>
-          <w:rFonts w:ascii="Consolas" w:eastAsia="Times New Roman" w:hAnsi="Consolas" w:cs="Times New Roman"/>
-          <w:color w:val="795E26"/>
-          <w:kern w:val="0"/>
-          <w:sz w:val="21"/>
-          <w:szCs w:val="21"/>
-          <w14:ligatures w14:val="none"/>
-        </w:rPr>
-        <w:t>table</w:t>
-      </w:r>
-      <w:r>
-        <w:rPr>
-          <w:rFonts w:ascii="Consolas" w:eastAsia="Times New Roman" w:hAnsi="Consolas" w:cs="Times New Roman"/>
-          <w:color w:val="000000"/>
-          <w:kern w:val="0"/>
-          <w:sz w:val="21"/>
-          <w:szCs w:val="21"/>
-          <w14:ligatures w14:val="none"/>
-        </w:rPr>
-        <w:t>(</w:t>
-      </w:r>
-      <w:r>
-        <w:rPr>
-          <w:rFonts w:ascii="Consolas" w:eastAsia="Times New Roman" w:hAnsi="Consolas" w:cs="Times New Roman"/>
-          <w:color w:val="A31515"/>
-          <w:kern w:val="0"/>
-          <w:sz w:val="21"/>
-          <w:szCs w:val="21"/>
-          <w14:ligatures w14:val="none"/>
-        </w:rPr>
-        <w:t>'my-table'</w:t>
-      </w:r>
-      <w:r>
-        <w:rPr>
-          <w:rFonts w:ascii="Consolas" w:eastAsia="Times New Roman" w:hAnsi="Consolas" w:cs="Times New Roman"/>
-          <w:color w:val="000000"/>
-          <w:kern w:val="0"/>
-          <w:sz w:val="21"/>
-          <w:szCs w:val="21"/>
-          <w14:ligatures w14:val="none"/>
-        </w:rPr>
-        <w:t>);</w:t>
-      </w:r>
-    </w:p>
-    <w:p>
-      <w:pPr>
-        <w:shd w:val="clear" w:color="auto" w:fill="FFFFFF"/>
-        <w:spacing w:after="0" w:line="285" w:lineRule="atLeast"/>
-        <w:rPr>
-          <w:rFonts w:ascii="Consolas" w:eastAsia="Times New Roman" w:hAnsi="Consolas" w:cs="Times New Roman"/>
-          <w:color w:val="3B3B3B"/>
-          <w:kern w:val="0"/>
-          <w:sz w:val="21"/>
-          <w:szCs w:val="21"/>
-          <w14:ligatures w14:val="none"/>
-        </w:rPr>
-      </w:pPr>
-      <w:r>
-        <w:rPr>
-          <w:rFonts w:ascii="Consolas" w:eastAsia="Times New Roman" w:hAnsi="Consolas" w:cs="Times New Roman"/>
-          <w:color w:val="000000"/>
-          <w:kern w:val="0"/>
-          <w:sz w:val="21"/>
-          <w:szCs w:val="21"/>
-          <w14:ligatures w14:val="none"/>
-        </w:rPr>
-        <w:t xml:space="preserve">    </w:t>
-      </w:r>
-      <w:r>
-        <w:rPr>
-          <w:rFonts w:ascii="Consolas" w:eastAsia="Times New Roman" w:hAnsi="Consolas" w:cs="Times New Roman"/>
-          <w:color w:val="001080"/>
-          <w:kern w:val="0"/>
-          <w:sz w:val="21"/>
-          <w:szCs w:val="21"/>
-          <w14:ligatures w14:val="none"/>
-        </w:rPr>
-        <w:t>$row</w:t>
-      </w:r>
-      <w:r>
-        <w:rPr>
-          <w:rFonts w:ascii="Consolas" w:eastAsia="Times New Roman" w:hAnsi="Consolas" w:cs="Times New Roman"/>
-          <w:color w:val="000000"/>
-          <w:kern w:val="0"/>
-          <w:sz w:val="21"/>
-          <w:szCs w:val="21"/>
-          <w14:ligatures w14:val="none"/>
-        </w:rPr>
-        <w:t xml:space="preserve"> = </w:t>
-      </w:r>
-      <w:r>
-        <w:rPr>
-          <w:rFonts w:ascii="Consolas" w:eastAsia="Times New Roman" w:hAnsi="Consolas" w:cs="Times New Roman"/>
-          <w:color w:val="001080"/>
-          <w:kern w:val="0"/>
-          <w:sz w:val="21"/>
-          <w:szCs w:val="21"/>
-          <w14:ligatures w14:val="none"/>
-        </w:rPr>
-        <w:t>$table</w:t>
-      </w:r>
-      <w:r>
-        <w:rPr>
-          <w:rFonts w:ascii="Consolas" w:eastAsia="Times New Roman" w:hAnsi="Consolas" w:cs="Times New Roman"/>
-          <w:color w:val="000000"/>
-          <w:kern w:val="0"/>
-          <w:sz w:val="21"/>
-          <w:szCs w:val="21"/>
-          <w14:ligatures w14:val="none"/>
-        </w:rPr>
-        <w:t>-&gt;</w:t>
-      </w:r>
-      <w:r>
-        <w:rPr>
-          <w:rFonts w:ascii="Consolas" w:eastAsia="Times New Roman" w:hAnsi="Consolas" w:cs="Times New Roman"/>
-          <w:color w:val="795E26"/>
-          <w:kern w:val="0"/>
-          <w:sz w:val="21"/>
-          <w:szCs w:val="21"/>
-          <w14:ligatures w14:val="none"/>
-        </w:rPr>
-        <w:t>get</w:t>
-      </w:r>
-      <w:r>
-        <w:rPr>
-          <w:rFonts w:ascii="Consolas" w:eastAsia="Times New Roman" w:hAnsi="Consolas" w:cs="Times New Roman"/>
-          <w:color w:val="000000"/>
-          <w:kern w:val="0"/>
-          <w:sz w:val="21"/>
-          <w:szCs w:val="21"/>
-          <w14:ligatures w14:val="none"/>
-        </w:rPr>
-        <w:t>(</w:t>
-      </w:r>
-      <w:r>
-        <w:rPr>
-          <w:rFonts w:ascii="Consolas" w:eastAsia="Times New Roman" w:hAnsi="Consolas" w:cs="Times New Roman"/>
-          <w:color w:val="098658"/>
-          <w:kern w:val="0"/>
-          <w:sz w:val="21"/>
-          <w:szCs w:val="21"/>
-          <w14:ligatures w14:val="none"/>
-        </w:rPr>
-        <w:t>1</w:t>
-      </w:r>
-      <w:r>
-        <w:rPr>
-          <w:rFonts w:ascii="Consolas" w:eastAsia="Times New Roman" w:hAnsi="Consolas" w:cs="Times New Roman"/>
-          <w:color w:val="000000"/>
-          <w:kern w:val="0"/>
-          <w:sz w:val="21"/>
-          <w:szCs w:val="21"/>
-          <w14:ligatures w14:val="none"/>
-        </w:rPr>
-        <w:t>);</w:t>
-      </w:r>
-    </w:p>
-    <w:p>
-      <w:pPr>
-        <w:shd w:val="clear" w:color="auto" w:fill="FFFFFF"/>
-        <w:spacing w:after="0" w:line="285" w:lineRule="atLeast"/>
-        <w:rPr>
-          <w:rFonts w:ascii="Consolas" w:eastAsia="Times New Roman" w:hAnsi="Consolas" w:cs="Times New Roman"/>
-          <w:color w:val="3B3B3B"/>
-          <w:kern w:val="0"/>
-          <w:sz w:val="21"/>
-          <w:szCs w:val="21"/>
-          <w14:ligatures w14:val="none"/>
-        </w:rPr>
-      </w:pPr>
-      <w:r>
-        <w:rPr>
-          <w:rFonts w:ascii="Consolas" w:eastAsia="Times New Roman" w:hAnsi="Consolas" w:cs="Times New Roman"/>
-          <w:color w:val="000000"/>
-          <w:kern w:val="0"/>
-          <w:sz w:val="21"/>
-          <w:szCs w:val="21"/>
-          <w14:ligatures w14:val="none"/>
-        </w:rPr>
-        <w:t xml:space="preserve">    </w:t>
-      </w:r>
-      <w:r>
-        <w:rPr>
-          <w:rFonts w:ascii="Consolas" w:eastAsia="Times New Roman" w:hAnsi="Consolas" w:cs="Times New Roman"/>
-          <w:color w:val="AF00DB"/>
-          <w:kern w:val="0"/>
-          <w:sz w:val="21"/>
-          <w:szCs w:val="21"/>
-          <w14:ligatures w14:val="none"/>
-        </w:rPr>
-        <w:t>return</w:t>
-      </w:r>
-      <w:r>
-        <w:rPr>
-          <w:rFonts w:ascii="Consolas" w:eastAsia="Times New Roman" w:hAnsi="Consolas" w:cs="Times New Roman"/>
-          <w:color w:val="000000"/>
-          <w:kern w:val="0"/>
-          <w:sz w:val="21"/>
-          <w:szCs w:val="21"/>
-          <w14:ligatures w14:val="none"/>
-        </w:rPr>
-        <w:t xml:space="preserve"> </w:t>
-      </w:r>
-      <w:r>
-        <w:rPr>
-          <w:rFonts w:ascii="Consolas" w:eastAsia="Times New Roman" w:hAnsi="Consolas" w:cs="Times New Roman"/>
-          <w:color w:val="001080"/>
-          <w:kern w:val="0"/>
-          <w:sz w:val="21"/>
-          <w:szCs w:val="21"/>
-          <w14:ligatures w14:val="none"/>
-        </w:rPr>
-        <w:t>$row</w:t>
-      </w:r>
-      <w:r>
-        <w:rPr>
-          <w:rFonts w:ascii="Consolas" w:eastAsia="Times New Roman" w:hAnsi="Consolas" w:cs="Times New Roman"/>
-          <w:color w:val="000000"/>
-          <w:kern w:val="0"/>
-          <w:sz w:val="21"/>
-          <w:szCs w:val="21"/>
-          <w14:ligatures w14:val="none"/>
-        </w:rPr>
-        <w:t>;</w:t>
-      </w:r>
-    </w:p>
-    <w:p>
-      <w:pPr>
-        <w:shd w:val="clear" w:color="auto" w:fill="FFFFFF"/>
-        <w:spacing w:after="0" w:line="285" w:lineRule="atLeast"/>
-        <w:rPr>
-          <w:rFonts w:ascii="Consolas" w:eastAsia="Times New Roman" w:hAnsi="Consolas" w:cs="Times New Roman"/>
-          <w:color w:val="3B3B3B"/>
-          <w:kern w:val="0"/>
-          <w:sz w:val="21"/>
-          <w:szCs w:val="21"/>
-          <w14:ligatures w14:val="none"/>
-        </w:rPr>
-      </w:pPr>
-      <w:r>
-        <w:rPr>
-          <w:rFonts w:ascii="Consolas" w:eastAsia="Times New Roman" w:hAnsi="Consolas" w:cs="Times New Roman"/>
-          <w:color w:val="000000"/>
-          <w:kern w:val="0"/>
-          <w:sz w:val="21"/>
-          <w:szCs w:val="21"/>
-          <w14:ligatures w14:val="none"/>
-        </w:rPr>
-        <w:t>});</w:t>
-      </w:r>
-    </w:p>
-    <w:p>
-      <w:pPr>
-        <w:ind w:left="720" w:firstLine="720"/>
         <w:rPr>
           <w:rFonts w:cs="Sakkal Majalla"/>
-        </w:rPr>
-      </w:pPr>
-      <w:r>
-        <w:rPr>
-          <w:rFonts w:cs="Sakkal Majalla"/>
-        </w:rPr>
-        <w:t>=========================================</w:t>
-      </w:r>
-    </w:p>
-    <w:p>
-      <w:pPr>
-        <w:rPr>
-          <w:rFonts w:ascii="Sakkal Majalla" w:hAnsi="Sakkal Majalla" w:cs="Sakkal Majalla"/>
-          <w:sz w:val="28"/>
-          <w:szCs w:val="28"/>
         </w:rPr>
       </w:pPr>
     </w:p>
@@ -10264,7 +12380,7 @@
   <w:style w:type="paragraph" w:default="1" w:styleId="Normal">
     <w:name w:val="Normal"/>
     <w:qFormat/>
-    <w:rsid w:val="00EC5ABA"/>
+    <w:rsid w:val="009A2527"/>
   </w:style>
   <w:style w:type="paragraph" w:styleId="Heading1">
     <w:name w:val="heading 1"/>

--- a/Laravel/Laravel-notes-from-docs/Laravel-Notes-03.docx
+++ b/Laravel/Laravel-notes-from-docs/Laravel-Notes-03.docx
@@ -226,7 +226,25 @@
           <w:sz w:val="28"/>
           <w:szCs w:val="28"/>
         </w:rPr>
-        <w:t>the hrtime() function.</w:t>
+        <w:t xml:space="preserve">the </w:t>
+      </w:r>
+      <w:proofErr w:type="gramStart"/>
+      <w:r>
+        <w:rPr>
+          <w:rFonts w:ascii="Sakkal Majalla" w:hAnsi="Sakkal Majalla" w:cs="Sakkal Majalla"/>
+          <w:sz w:val="28"/>
+          <w:szCs w:val="28"/>
+        </w:rPr>
+        <w:t>hrtime(</w:t>
+      </w:r>
+      <w:proofErr w:type="gramEnd"/>
+      <w:r>
+        <w:rPr>
+          <w:rFonts w:ascii="Sakkal Majalla" w:hAnsi="Sakkal Majalla" w:cs="Sakkal Majalla"/>
+          <w:sz w:val="28"/>
+          <w:szCs w:val="28"/>
+        </w:rPr>
+        <w:t>) function.</w:t>
       </w:r>
     </w:p>
     <w:p>
@@ -387,6 +405,7 @@
           <w14:ligatures w14:val="none"/>
         </w:rPr>
       </w:pPr>
+      <w:proofErr w:type="gramStart"/>
       <w:r>
         <w:rPr>
           <w:rFonts w:ascii="Consolas" w:eastAsia="Times New Roman" w:hAnsi="Consolas" w:cs="Times New Roman"/>
@@ -431,6 +450,7 @@
         </w:rPr>
         <w:t>(</w:t>
       </w:r>
+      <w:proofErr w:type="gramEnd"/>
       <w:r>
         <w:rPr>
           <w:rFonts w:ascii="Consolas" w:eastAsia="Times New Roman" w:hAnsi="Consolas" w:cs="Times New Roman"/>
@@ -635,6 +655,7 @@
         </w:rPr>
         <w:t xml:space="preserve">] = </w:t>
       </w:r>
+      <w:proofErr w:type="gramStart"/>
       <w:r>
         <w:rPr>
           <w:rFonts w:ascii="Consolas" w:eastAsia="Times New Roman" w:hAnsi="Consolas" w:cs="Times New Roman"/>
@@ -677,7 +698,19 @@
           <w:szCs w:val="21"/>
           <w14:ligatures w14:val="none"/>
         </w:rPr>
-        <w:t>([</w:t>
+        <w:t>(</w:t>
+      </w:r>
+      <w:proofErr w:type="gramEnd"/>
+      <w:r>
+        <w:rPr>
+          <w:rFonts w:ascii="Consolas" w:eastAsia="Times New Roman" w:hAnsi="Consolas" w:cs="Times New Roman"/>
+          <w:color w:val="000000"/>
+          <w:kern w:val="0"/>
+          <w:sz w:val="21"/>
+          <w:szCs w:val="21"/>
+          <w14:ligatures w14:val="none"/>
+        </w:rPr>
+        <w:t>[</w:t>
       </w:r>
     </w:p>
     <w:p>
@@ -751,6 +784,7 @@
         </w:rPr>
         <w:t xml:space="preserve">            </w:t>
       </w:r>
+      <w:proofErr w:type="gramStart"/>
       <w:r>
         <w:rPr>
           <w:rFonts w:ascii="Consolas" w:eastAsia="Times New Roman" w:hAnsi="Consolas" w:cs="Times New Roman"/>
@@ -773,6 +807,7 @@
         </w:rPr>
         <w:t>(</w:t>
       </w:r>
+      <w:proofErr w:type="gramEnd"/>
       <w:r>
         <w:rPr>
           <w:rFonts w:ascii="Consolas" w:eastAsia="Times New Roman" w:hAnsi="Consolas" w:cs="Times New Roman"/>
@@ -961,6 +996,7 @@
         </w:rPr>
         <w:t xml:space="preserve">            </w:t>
       </w:r>
+      <w:proofErr w:type="gramStart"/>
       <w:r>
         <w:rPr>
           <w:rFonts w:ascii="Consolas" w:eastAsia="Times New Roman" w:hAnsi="Consolas" w:cs="Times New Roman"/>
@@ -983,6 +1019,7 @@
         </w:rPr>
         <w:t>(</w:t>
       </w:r>
+      <w:proofErr w:type="gramEnd"/>
       <w:r>
         <w:rPr>
           <w:rFonts w:ascii="Consolas" w:eastAsia="Times New Roman" w:hAnsi="Consolas" w:cs="Times New Roman"/>
@@ -1315,7 +1352,19 @@
           <w:szCs w:val="21"/>
           <w14:ligatures w14:val="none"/>
         </w:rPr>
-        <w:t>} in "</w:t>
+        <w:t xml:space="preserve">} in </w:t>
+      </w:r>
+      <w:proofErr w:type="gramStart"/>
+      <w:r>
+        <w:rPr>
+          <w:rFonts w:ascii="Consolas" w:eastAsia="Times New Roman" w:hAnsi="Consolas" w:cs="Times New Roman"/>
+          <w:color w:val="A31515"/>
+          <w:kern w:val="0"/>
+          <w:sz w:val="21"/>
+          <w:szCs w:val="21"/>
+          <w14:ligatures w14:val="none"/>
+        </w:rPr>
+        <w:t>"</w:t>
       </w:r>
       <w:r>
         <w:rPr>
@@ -1328,6 +1377,7 @@
         </w:rPr>
         <w:t>.(</w:t>
       </w:r>
+      <w:proofErr w:type="gramEnd"/>
       <w:r>
         <w:rPr>
           <w:rFonts w:ascii="Consolas" w:eastAsia="Times New Roman" w:hAnsi="Consolas" w:cs="Times New Roman"/>
@@ -1381,8 +1431,21 @@
           <w:szCs w:val="21"/>
           <w14:ligatures w14:val="none"/>
         </w:rPr>
-        <w:t>' seconds'</w:t>
-      </w:r>
+        <w:t xml:space="preserve">' </w:t>
+      </w:r>
+      <w:proofErr w:type="gramStart"/>
+      <w:r>
+        <w:rPr>
+          <w:rFonts w:ascii="Consolas" w:eastAsia="Times New Roman" w:hAnsi="Consolas" w:cs="Times New Roman"/>
+          <w:color w:val="A31515"/>
+          <w:kern w:val="0"/>
+          <w:sz w:val="21"/>
+          <w:szCs w:val="21"/>
+          <w14:ligatures w14:val="none"/>
+        </w:rPr>
+        <w:t>seconds'</w:t>
+      </w:r>
+      <w:proofErr w:type="gramEnd"/>
       <w:r>
         <w:rPr>
           <w:rFonts w:ascii="Consolas" w:eastAsia="Times New Roman" w:hAnsi="Consolas" w:cs="Times New Roman"/>
@@ -1444,6 +1507,7 @@
         </w:rPr>
         <w:t xml:space="preserve">With Swoole, you can use the </w:t>
       </w:r>
+      <w:proofErr w:type="gramStart"/>
       <w:r>
         <w:rPr>
           <w:rFonts w:ascii="Sakkal Majalla" w:hAnsi="Sakkal Majalla" w:cs="Sakkal Majalla"/>
@@ -1480,7 +1544,16 @@
           <w:sz w:val="28"/>
           <w:szCs w:val="28"/>
         </w:rPr>
-        <w:t>() function, where you can provide a name (</w:t>
+        <w:t>(</w:t>
+      </w:r>
+      <w:proofErr w:type="gramEnd"/>
+      <w:r>
+        <w:rPr>
+          <w:rFonts w:ascii="Sakkal Majalla" w:hAnsi="Sakkal Majalla" w:cs="Sakkal Majalla"/>
+          <w:sz w:val="28"/>
+          <w:szCs w:val="28"/>
+        </w:rPr>
+        <w:t>) function, where you can provide a name (</w:t>
       </w:r>
       <w:r>
         <w:rPr>
@@ -1863,6 +1936,7 @@
         </w:rPr>
         <w:t xml:space="preserve"> </w:t>
       </w:r>
+      <w:proofErr w:type="gramStart"/>
       <w:r>
         <w:rPr>
           <w:rFonts w:ascii="Consolas" w:eastAsia="Times New Roman" w:hAnsi="Consolas" w:cs="Times New Roman"/>
@@ -1883,7 +1957,19 @@
           <w:szCs w:val="21"/>
           <w14:ligatures w14:val="none"/>
         </w:rPr>
-        <w:t xml:space="preserve">(): </w:t>
+        <w:t>(</w:t>
+      </w:r>
+      <w:proofErr w:type="gramEnd"/>
+      <w:r>
+        <w:rPr>
+          <w:rFonts w:ascii="Consolas" w:eastAsia="Times New Roman" w:hAnsi="Consolas" w:cs="Times New Roman"/>
+          <w:color w:val="000000"/>
+          <w:kern w:val="0"/>
+          <w:sz w:val="21"/>
+          <w:szCs w:val="21"/>
+          <w14:ligatures w14:val="none"/>
+        </w:rPr>
+        <w:t xml:space="preserve">): </w:t>
       </w:r>
       <w:r>
         <w:rPr>
@@ -1946,6 +2032,7 @@
         </w:rPr>
         <w:t xml:space="preserve">        </w:t>
       </w:r>
+      <w:proofErr w:type="gramStart"/>
       <w:r>
         <w:rPr>
           <w:rFonts w:ascii="Consolas" w:eastAsia="Times New Roman" w:hAnsi="Consolas" w:cs="Times New Roman"/>
@@ -1990,6 +2077,7 @@
         </w:rPr>
         <w:t>(</w:t>
       </w:r>
+      <w:proofErr w:type="gramEnd"/>
     </w:p>
     <w:p>
       <w:pPr>
@@ -2024,7 +2112,31 @@
           <w:szCs w:val="21"/>
           <w14:ligatures w14:val="none"/>
         </w:rPr>
-        <w:t>'simple-ticker'</w:t>
+        <w:t>'</w:t>
+      </w:r>
+      <w:proofErr w:type="gramStart"/>
+      <w:r>
+        <w:rPr>
+          <w:rFonts w:ascii="Consolas" w:eastAsia="Times New Roman" w:hAnsi="Consolas" w:cs="Times New Roman"/>
+          <w:color w:val="A31515"/>
+          <w:kern w:val="0"/>
+          <w:sz w:val="21"/>
+          <w:szCs w:val="21"/>
+          <w14:ligatures w14:val="none"/>
+        </w:rPr>
+        <w:t>simple</w:t>
+      </w:r>
+      <w:proofErr w:type="gramEnd"/>
+      <w:r>
+        <w:rPr>
+          <w:rFonts w:ascii="Consolas" w:eastAsia="Times New Roman" w:hAnsi="Consolas" w:cs="Times New Roman"/>
+          <w:color w:val="A31515"/>
+          <w:kern w:val="0"/>
+          <w:sz w:val="21"/>
+          <w:szCs w:val="21"/>
+          <w14:ligatures w14:val="none"/>
+        </w:rPr>
+        <w:t>-ticker'</w:t>
       </w:r>
       <w:r>
         <w:rPr>
@@ -2059,6 +2171,7 @@
         </w:rPr>
         <w:t xml:space="preserve"> () =&gt; </w:t>
       </w:r>
+      <w:proofErr w:type="gramStart"/>
       <w:r>
         <w:rPr>
           <w:rFonts w:ascii="Consolas" w:eastAsia="Times New Roman" w:hAnsi="Consolas" w:cs="Times New Roman"/>
@@ -2103,6 +2216,7 @@
         </w:rPr>
         <w:t>(</w:t>
       </w:r>
+      <w:proofErr w:type="gramEnd"/>
       <w:r>
         <w:rPr>
           <w:rFonts w:ascii="Consolas" w:eastAsia="Times New Roman" w:hAnsi="Consolas" w:cs="Times New Roman"/>
@@ -2147,6 +2261,7 @@
         </w:rPr>
         <w:t xml:space="preserve"> =&gt; </w:t>
       </w:r>
+      <w:proofErr w:type="gramStart"/>
       <w:r>
         <w:rPr>
           <w:rFonts w:ascii="Consolas" w:eastAsia="Times New Roman" w:hAnsi="Consolas" w:cs="Times New Roman"/>
@@ -2167,7 +2282,19 @@
           <w:szCs w:val="21"/>
           <w14:ligatures w14:val="none"/>
         </w:rPr>
-        <w:t>()])</w:t>
+        <w:t>(</w:t>
+      </w:r>
+      <w:proofErr w:type="gramEnd"/>
+      <w:r>
+        <w:rPr>
+          <w:rFonts w:ascii="Consolas" w:eastAsia="Times New Roman" w:hAnsi="Consolas" w:cs="Times New Roman"/>
+          <w:color w:val="000000"/>
+          <w:kern w:val="0"/>
+          <w:sz w:val="21"/>
+          <w:szCs w:val="21"/>
+          <w14:ligatures w14:val="none"/>
+        </w:rPr>
+        <w:t>)])</w:t>
       </w:r>
     </w:p>
     <w:p>
@@ -2194,6 +2321,7 @@
         </w:rPr>
         <w:t>        ) -&gt;</w:t>
       </w:r>
+      <w:proofErr w:type="gramStart"/>
       <w:r>
         <w:rPr>
           <w:rFonts w:ascii="Consolas" w:eastAsia="Times New Roman" w:hAnsi="Consolas" w:cs="Times New Roman"/>
@@ -2216,6 +2344,7 @@
         </w:rPr>
         <w:t>(</w:t>
       </w:r>
+      <w:proofErr w:type="gramEnd"/>
       <w:r>
         <w:rPr>
           <w:rFonts w:ascii="Consolas" w:eastAsia="Times New Roman" w:hAnsi="Consolas" w:cs="Times New Roman"/>
@@ -2238,6 +2367,7 @@
         </w:rPr>
         <w:t>) -&gt;</w:t>
       </w:r>
+      <w:proofErr w:type="gramStart"/>
       <w:r>
         <w:rPr>
           <w:rFonts w:ascii="Consolas" w:eastAsia="Times New Roman" w:hAnsi="Consolas" w:cs="Times New Roman"/>
@@ -2258,7 +2388,19 @@
           <w:szCs w:val="21"/>
           <w14:ligatures w14:val="none"/>
         </w:rPr>
-        <w:t>();</w:t>
+        <w:t>(</w:t>
+      </w:r>
+      <w:proofErr w:type="gramEnd"/>
+      <w:r>
+        <w:rPr>
+          <w:rFonts w:ascii="Consolas" w:eastAsia="Times New Roman" w:hAnsi="Consolas" w:cs="Times New Roman"/>
+          <w:color w:val="000000"/>
+          <w:kern w:val="0"/>
+          <w:sz w:val="21"/>
+          <w:szCs w:val="21"/>
+          <w14:ligatures w14:val="none"/>
+        </w:rPr>
+        <w:t>);</w:t>
       </w:r>
     </w:p>
     <w:p>
@@ -2368,6 +2510,7 @@
         <w:lastRenderedPageBreak/>
         <w:t xml:space="preserve">The </w:t>
       </w:r>
+      <w:proofErr w:type="gramStart"/>
       <w:r>
         <w:rPr>
           <w:rFonts w:ascii="Sakkal Majalla" w:hAnsi="Sakkal Majalla" w:cs="Sakkal Majalla"/>
@@ -2404,7 +2547,16 @@
           <w:sz w:val="28"/>
           <w:szCs w:val="28"/>
         </w:rPr>
-        <w:t xml:space="preserve">() method returns the InvokeTickCallable object that implements a few methods: </w:t>
+        <w:t>(</w:t>
+      </w:r>
+      <w:proofErr w:type="gramEnd"/>
+      <w:r>
+        <w:rPr>
+          <w:rFonts w:ascii="Sakkal Majalla" w:hAnsi="Sakkal Majalla" w:cs="Sakkal Majalla"/>
+          <w:sz w:val="28"/>
+          <w:szCs w:val="28"/>
+        </w:rPr>
+        <w:t xml:space="preserve">) method returns the InvokeTickCallable object that implements a few methods: </w:t>
       </w:r>
     </w:p>
     <w:p>
@@ -2661,6 +2813,7 @@
         </w:rPr>
         <w:t xml:space="preserve"> you can use </w:t>
       </w:r>
+      <w:proofErr w:type="gramStart"/>
       <w:r>
         <w:rPr>
           <w:rFonts w:ascii="Sakkal Majalla" w:hAnsi="Sakkal Majalla" w:cs="Sakkal Majalla"/>
@@ -2680,6 +2833,7 @@
         </w:rPr>
         <w:t>::</w:t>
       </w:r>
+      <w:proofErr w:type="gramEnd"/>
       <w:r>
         <w:rPr>
           <w:rFonts w:ascii="Sakkal Majalla" w:hAnsi="Sakkal Majalla" w:cs="Sakkal Majalla"/>
@@ -2718,6 +2872,7 @@
         </w:rPr>
         <w:t xml:space="preserve">). Once you have the instance, you can use the </w:t>
       </w:r>
+      <w:proofErr w:type="gramStart"/>
       <w:r>
         <w:rPr>
           <w:rFonts w:ascii="Sakkal Majalla" w:hAnsi="Sakkal Majalla" w:cs="Sakkal Majalla"/>
@@ -2735,31 +2890,40 @@
           <w:sz w:val="28"/>
           <w:szCs w:val="28"/>
         </w:rPr>
-        <w:t>() method to store the new value.</w:t>
-      </w:r>
-    </w:p>
-    <w:p>
-      <w:pPr>
-        <w:ind w:left="720" w:firstLine="720"/>
-      </w:pPr>
-      <w:r>
-        <w:t>=========================================</w:t>
-      </w:r>
-    </w:p>
-    <w:p>
-      <w:pPr>
+        <w:t>(</w:t>
+      </w:r>
+      <w:proofErr w:type="gramEnd"/>
+      <w:r>
         <w:rPr>
           <w:rFonts w:ascii="Sakkal Majalla" w:hAnsi="Sakkal Majalla" w:cs="Sakkal Majalla"/>
           <w:sz w:val="28"/>
           <w:szCs w:val="28"/>
         </w:rPr>
-      </w:pPr>
-      <w:r>
+        <w:t>) method to store the new value.</w:t>
+      </w:r>
+    </w:p>
+    <w:p>
+      <w:pPr>
+        <w:ind w:left="720" w:firstLine="720"/>
+      </w:pPr>
+      <w:r>
+        <w:t>=========================================</w:t>
+      </w:r>
+    </w:p>
+    <w:p>
+      <w:pPr>
         <w:rPr>
           <w:rFonts w:ascii="Sakkal Majalla" w:hAnsi="Sakkal Majalla" w:cs="Sakkal Majalla"/>
           <w:sz w:val="28"/>
           <w:szCs w:val="28"/>
         </w:rPr>
+      </w:pPr>
+      <w:r>
+        <w:rPr>
+          <w:rFonts w:ascii="Sakkal Majalla" w:hAnsi="Sakkal Majalla" w:cs="Sakkal Majalla"/>
+          <w:sz w:val="28"/>
+          <w:szCs w:val="28"/>
+        </w:rPr>
         <w:t>For using caching with Octane using the Swoole Tables:</w:t>
       </w:r>
     </w:p>
@@ -3193,6 +3357,7 @@
         </w:rPr>
         <w:t xml:space="preserve"> </w:t>
       </w:r>
+      <w:proofErr w:type="gramStart"/>
       <w:r>
         <w:rPr>
           <w:rFonts w:ascii="Consolas" w:eastAsia="Times New Roman" w:hAnsi="Consolas" w:cs="Times New Roman"/>
@@ -3213,7 +3378,19 @@
           <w:szCs w:val="21"/>
           <w14:ligatures w14:val="none"/>
         </w:rPr>
-        <w:t xml:space="preserve">(): </w:t>
+        <w:t>(</w:t>
+      </w:r>
+      <w:proofErr w:type="gramEnd"/>
+      <w:r>
+        <w:rPr>
+          <w:rFonts w:ascii="Consolas" w:eastAsia="Times New Roman" w:hAnsi="Consolas" w:cs="Times New Roman"/>
+          <w:color w:val="000000"/>
+          <w:kern w:val="0"/>
+          <w:sz w:val="21"/>
+          <w:szCs w:val="21"/>
+          <w14:ligatures w14:val="none"/>
+        </w:rPr>
+        <w:t xml:space="preserve">): </w:t>
       </w:r>
       <w:r>
         <w:rPr>
@@ -3276,6 +3453,7 @@
         </w:rPr>
         <w:t xml:space="preserve">        </w:t>
       </w:r>
+      <w:proofErr w:type="gramStart"/>
       <w:r>
         <w:rPr>
           <w:rFonts w:ascii="Consolas" w:eastAsia="Times New Roman" w:hAnsi="Consolas" w:cs="Times New Roman"/>
@@ -3320,6 +3498,7 @@
         </w:rPr>
         <w:t>(</w:t>
       </w:r>
+      <w:proofErr w:type="gramEnd"/>
       <w:r>
         <w:rPr>
           <w:rFonts w:ascii="Consolas" w:eastAsia="Times New Roman" w:hAnsi="Consolas" w:cs="Times New Roman"/>
@@ -3342,6 +3521,7 @@
         </w:rPr>
         <w:t xml:space="preserve">, </w:t>
       </w:r>
+      <w:proofErr w:type="gramStart"/>
       <w:r>
         <w:rPr>
           <w:rFonts w:ascii="Consolas" w:eastAsia="Times New Roman" w:hAnsi="Consolas" w:cs="Times New Roman"/>
@@ -3362,7 +3542,19 @@
           <w:szCs w:val="21"/>
           <w14:ligatures w14:val="none"/>
         </w:rPr>
-        <w:t>() {</w:t>
+        <w:t>(</w:t>
+      </w:r>
+      <w:proofErr w:type="gramEnd"/>
+      <w:r>
+        <w:rPr>
+          <w:rFonts w:ascii="Consolas" w:eastAsia="Times New Roman" w:hAnsi="Consolas" w:cs="Times New Roman"/>
+          <w:color w:val="000000"/>
+          <w:kern w:val="0"/>
+          <w:sz w:val="21"/>
+          <w:szCs w:val="21"/>
+          <w14:ligatures w14:val="none"/>
+        </w:rPr>
+        <w:t>) {</w:t>
       </w:r>
     </w:p>
     <w:p>
@@ -3411,6 +3603,7 @@
         </w:rPr>
         <w:t xml:space="preserve"> = </w:t>
       </w:r>
+      <w:proofErr w:type="gramStart"/>
       <w:r>
         <w:rPr>
           <w:rFonts w:ascii="Consolas" w:eastAsia="Times New Roman" w:hAnsi="Consolas" w:cs="Times New Roman"/>
@@ -3433,6 +3626,7 @@
         </w:rPr>
         <w:t>(</w:t>
       </w:r>
+      <w:proofErr w:type="gramEnd"/>
       <w:r>
         <w:rPr>
           <w:rFonts w:ascii="Consolas" w:eastAsia="Times New Roman" w:hAnsi="Consolas" w:cs="Times New Roman"/>
@@ -3502,6 +3696,7 @@
         </w:rPr>
         <w:t xml:space="preserve">            </w:t>
       </w:r>
+      <w:proofErr w:type="gramStart"/>
       <w:r>
         <w:rPr>
           <w:rFonts w:ascii="Consolas" w:eastAsia="Times New Roman" w:hAnsi="Consolas" w:cs="Times New Roman"/>
@@ -3524,6 +3719,7 @@
         </w:rPr>
         <w:t>::</w:t>
       </w:r>
+      <w:proofErr w:type="gramEnd"/>
       <w:r>
         <w:rPr>
           <w:rFonts w:ascii="Consolas" w:eastAsia="Times New Roman" w:hAnsi="Consolas" w:cs="Times New Roman"/>
@@ -3568,6 +3764,7 @@
         </w:rPr>
         <w:t>)-&gt;</w:t>
       </w:r>
+      <w:proofErr w:type="gramStart"/>
       <w:r>
         <w:rPr>
           <w:rFonts w:ascii="Consolas" w:eastAsia="Times New Roman" w:hAnsi="Consolas" w:cs="Times New Roman"/>
@@ -3590,6 +3787,7 @@
         </w:rPr>
         <w:t>(</w:t>
       </w:r>
+      <w:proofErr w:type="gramEnd"/>
       <w:r>
         <w:rPr>
           <w:rFonts w:ascii="Consolas" w:eastAsia="Times New Roman" w:hAnsi="Consolas" w:cs="Times New Roman"/>
@@ -3659,6 +3857,7 @@
         </w:rPr>
         <w:t xml:space="preserve">            </w:t>
       </w:r>
+      <w:proofErr w:type="gramStart"/>
       <w:r>
         <w:rPr>
           <w:rFonts w:ascii="Consolas" w:eastAsia="Times New Roman" w:hAnsi="Consolas" w:cs="Times New Roman"/>
@@ -3703,6 +3902,7 @@
         </w:rPr>
         <w:t>(</w:t>
       </w:r>
+      <w:proofErr w:type="gramEnd"/>
       <w:r>
         <w:rPr>
           <w:rFonts w:ascii="Consolas" w:eastAsia="Times New Roman" w:hAnsi="Consolas" w:cs="Times New Roman"/>
@@ -3712,18 +3912,42 @@
           <w:szCs w:val="21"/>
           <w14:ligatures w14:val="none"/>
         </w:rPr>
-        <w:t>"New number in cache: "</w:t>
-      </w:r>
-      <w:r>
-        <w:rPr>
-          <w:rFonts w:ascii="Consolas" w:eastAsia="Times New Roman" w:hAnsi="Consolas" w:cs="Times New Roman"/>
-          <w:color w:val="000000"/>
-          <w:kern w:val="0"/>
-          <w:sz w:val="21"/>
-          <w:szCs w:val="21"/>
-          <w14:ligatures w14:val="none"/>
-        </w:rPr>
-        <w:t xml:space="preserve"> . </w:t>
+        <w:t xml:space="preserve">"New number in cache: </w:t>
+      </w:r>
+      <w:proofErr w:type="gramStart"/>
+      <w:r>
+        <w:rPr>
+          <w:rFonts w:ascii="Consolas" w:eastAsia="Times New Roman" w:hAnsi="Consolas" w:cs="Times New Roman"/>
+          <w:color w:val="A31515"/>
+          <w:kern w:val="0"/>
+          <w:sz w:val="21"/>
+          <w:szCs w:val="21"/>
+          <w14:ligatures w14:val="none"/>
+        </w:rPr>
+        <w:t>"</w:t>
+      </w:r>
+      <w:r>
+        <w:rPr>
+          <w:rFonts w:ascii="Consolas" w:eastAsia="Times New Roman" w:hAnsi="Consolas" w:cs="Times New Roman"/>
+          <w:color w:val="000000"/>
+          <w:kern w:val="0"/>
+          <w:sz w:val="21"/>
+          <w:szCs w:val="21"/>
+          <w14:ligatures w14:val="none"/>
+        </w:rPr>
+        <w:t xml:space="preserve"> .</w:t>
+      </w:r>
+      <w:proofErr w:type="gramEnd"/>
+      <w:r>
+        <w:rPr>
+          <w:rFonts w:ascii="Consolas" w:eastAsia="Times New Roman" w:hAnsi="Consolas" w:cs="Times New Roman"/>
+          <w:color w:val="000000"/>
+          <w:kern w:val="0"/>
+          <w:sz w:val="21"/>
+          <w:szCs w:val="21"/>
+          <w14:ligatures w14:val="none"/>
+        </w:rPr>
+        <w:t xml:space="preserve"> </w:t>
       </w:r>
       <w:r>
         <w:rPr>
@@ -3769,6 +3993,7 @@
         </w:rPr>
         <w:t xml:space="preserve"> =&gt; </w:t>
       </w:r>
+      <w:proofErr w:type="gramStart"/>
       <w:r>
         <w:rPr>
           <w:rFonts w:ascii="Consolas" w:eastAsia="Times New Roman" w:hAnsi="Consolas" w:cs="Times New Roman"/>
@@ -3789,7 +4014,19 @@
           <w:szCs w:val="21"/>
           <w14:ligatures w14:val="none"/>
         </w:rPr>
-        <w:t>()]);</w:t>
+        <w:t>(</w:t>
+      </w:r>
+      <w:proofErr w:type="gramEnd"/>
+      <w:r>
+        <w:rPr>
+          <w:rFonts w:ascii="Consolas" w:eastAsia="Times New Roman" w:hAnsi="Consolas" w:cs="Times New Roman"/>
+          <w:color w:val="000000"/>
+          <w:kern w:val="0"/>
+          <w:sz w:val="21"/>
+          <w:szCs w:val="21"/>
+          <w14:ligatures w14:val="none"/>
+        </w:rPr>
+        <w:t>)]);</w:t>
       </w:r>
     </w:p>
     <w:p>
@@ -3907,6 +4144,7 @@
         </w:rPr>
         <w:t>)-&gt;</w:t>
       </w:r>
+      <w:proofErr w:type="gramStart"/>
       <w:r>
         <w:rPr>
           <w:rFonts w:ascii="Consolas" w:eastAsia="Times New Roman" w:hAnsi="Consolas" w:cs="Times New Roman"/>
@@ -3927,7 +4165,19 @@
           <w:szCs w:val="21"/>
           <w14:ligatures w14:val="none"/>
         </w:rPr>
-        <w:t>();</w:t>
+        <w:t>(</w:t>
+      </w:r>
+      <w:proofErr w:type="gramEnd"/>
+      <w:r>
+        <w:rPr>
+          <w:rFonts w:ascii="Consolas" w:eastAsia="Times New Roman" w:hAnsi="Consolas" w:cs="Times New Roman"/>
+          <w:color w:val="000000"/>
+          <w:kern w:val="0"/>
+          <w:sz w:val="21"/>
+          <w:szCs w:val="21"/>
+          <w14:ligatures w14:val="none"/>
+        </w:rPr>
+        <w:t>);</w:t>
       </w:r>
     </w:p>
     <w:p>
@@ -4150,6 +4400,7 @@
           <w14:ligatures w14:val="none"/>
         </w:rPr>
       </w:pPr>
+      <w:proofErr w:type="gramStart"/>
       <w:r>
         <w:rPr>
           <w:rFonts w:ascii="Consolas" w:eastAsia="Times New Roman" w:hAnsi="Consolas" w:cs="Times New Roman"/>
@@ -4194,6 +4445,7 @@
         </w:rPr>
         <w:t>(</w:t>
       </w:r>
+      <w:proofErr w:type="gramEnd"/>
       <w:r>
         <w:rPr>
           <w:rFonts w:ascii="Consolas" w:eastAsia="Times New Roman" w:hAnsi="Consolas" w:cs="Times New Roman"/>
@@ -4285,6 +4537,7 @@
         </w:rPr>
         <w:t xml:space="preserve"> = </w:t>
       </w:r>
+      <w:proofErr w:type="gramStart"/>
       <w:r>
         <w:rPr>
           <w:rFonts w:ascii="Consolas" w:eastAsia="Times New Roman" w:hAnsi="Consolas" w:cs="Times New Roman"/>
@@ -4307,6 +4560,7 @@
         </w:rPr>
         <w:t>::</w:t>
       </w:r>
+      <w:proofErr w:type="gramEnd"/>
       <w:r>
         <w:rPr>
           <w:rFonts w:ascii="Consolas" w:eastAsia="Times New Roman" w:hAnsi="Consolas" w:cs="Times New Roman"/>
@@ -4351,6 +4605,7 @@
         </w:rPr>
         <w:t>)-&gt;</w:t>
       </w:r>
+      <w:proofErr w:type="gramStart"/>
       <w:r>
         <w:rPr>
           <w:rFonts w:ascii="Consolas" w:eastAsia="Times New Roman" w:hAnsi="Consolas" w:cs="Times New Roman"/>
@@ -4373,6 +4628,7 @@
         </w:rPr>
         <w:t>(</w:t>
       </w:r>
+      <w:proofErr w:type="gramEnd"/>
       <w:r>
         <w:rPr>
           <w:rFonts w:ascii="Consolas" w:eastAsia="Times New Roman" w:hAnsi="Consolas" w:cs="Times New Roman"/>
@@ -4539,6 +4795,7 @@
           <w14:ligatures w14:val="none"/>
         </w:rPr>
       </w:pPr>
+      <w:proofErr w:type="gramStart"/>
       <w:r>
         <w:rPr>
           <w:rFonts w:ascii="Consolas" w:eastAsia="Times New Roman" w:hAnsi="Consolas" w:cs="Times New Roman"/>
@@ -4583,6 +4840,7 @@
         </w:rPr>
         <w:t>(</w:t>
       </w:r>
+      <w:proofErr w:type="gramEnd"/>
       <w:r>
         <w:rPr>
           <w:rFonts w:ascii="Consolas" w:eastAsia="Times New Roman" w:hAnsi="Consolas" w:cs="Times New Roman"/>
@@ -4699,6 +4957,7 @@
         </w:rPr>
         <w:t xml:space="preserve">      </w:t>
       </w:r>
+      <w:proofErr w:type="gramStart"/>
       <w:r>
         <w:rPr>
           <w:rFonts w:ascii="Consolas" w:eastAsia="Times New Roman" w:hAnsi="Consolas" w:cs="Times New Roman"/>
@@ -4721,6 +4980,7 @@
         </w:rPr>
         <w:t>::</w:t>
       </w:r>
+      <w:proofErr w:type="gramEnd"/>
       <w:r>
         <w:rPr>
           <w:rFonts w:ascii="Consolas" w:eastAsia="Times New Roman" w:hAnsi="Consolas" w:cs="Times New Roman"/>
@@ -4931,6 +5191,7 @@
           <w14:ligatures w14:val="none"/>
         </w:rPr>
       </w:pPr>
+      <w:proofErr w:type="gramStart"/>
       <w:r>
         <w:rPr>
           <w:rFonts w:ascii="Consolas" w:eastAsia="Times New Roman" w:hAnsi="Consolas" w:cs="Times New Roman"/>
@@ -4975,6 +5236,7 @@
         </w:rPr>
         <w:t>(</w:t>
       </w:r>
+      <w:proofErr w:type="gramEnd"/>
       <w:r>
         <w:rPr>
           <w:rFonts w:ascii="Consolas" w:eastAsia="Times New Roman" w:hAnsi="Consolas" w:cs="Times New Roman"/>
@@ -5091,6 +5353,7 @@
         </w:rPr>
         <w:t xml:space="preserve">      </w:t>
       </w:r>
+      <w:proofErr w:type="gramStart"/>
       <w:r>
         <w:rPr>
           <w:rFonts w:ascii="Consolas" w:eastAsia="Times New Roman" w:hAnsi="Consolas" w:cs="Times New Roman"/>
@@ -5113,6 +5376,7 @@
         </w:rPr>
         <w:t>::</w:t>
       </w:r>
+      <w:proofErr w:type="gramEnd"/>
       <w:r>
         <w:rPr>
           <w:rFonts w:ascii="Consolas" w:eastAsia="Times New Roman" w:hAnsi="Consolas" w:cs="Times New Roman"/>
@@ -5323,6 +5587,7 @@
           <w14:ligatures w14:val="none"/>
         </w:rPr>
       </w:pPr>
+      <w:proofErr w:type="gramStart"/>
       <w:r>
         <w:rPr>
           <w:rFonts w:ascii="Consolas" w:eastAsia="Times New Roman" w:hAnsi="Consolas" w:cs="Times New Roman"/>
@@ -5367,6 +5632,7 @@
         </w:rPr>
         <w:t>(</w:t>
       </w:r>
+      <w:proofErr w:type="gramEnd"/>
       <w:r>
         <w:rPr>
           <w:rFonts w:ascii="Consolas" w:eastAsia="Times New Roman" w:hAnsi="Consolas" w:cs="Times New Roman"/>
@@ -5436,6 +5702,7 @@
         </w:rPr>
         <w:t xml:space="preserve">    </w:t>
       </w:r>
+      <w:proofErr w:type="gramStart"/>
       <w:r>
         <w:rPr>
           <w:rFonts w:ascii="Consolas" w:eastAsia="Times New Roman" w:hAnsi="Consolas" w:cs="Times New Roman"/>
@@ -5458,6 +5725,7 @@
         </w:rPr>
         <w:t>::</w:t>
       </w:r>
+      <w:proofErr w:type="gramEnd"/>
       <w:r>
         <w:rPr>
           <w:rFonts w:ascii="Consolas" w:eastAsia="Times New Roman" w:hAnsi="Consolas" w:cs="Times New Roman"/>
@@ -5502,6 +5770,7 @@
         </w:rPr>
         <w:t>)-&gt;</w:t>
       </w:r>
+      <w:proofErr w:type="gramStart"/>
       <w:r>
         <w:rPr>
           <w:rFonts w:ascii="Consolas" w:eastAsia="Times New Roman" w:hAnsi="Consolas" w:cs="Times New Roman"/>
@@ -5522,7 +5791,19 @@
           <w:szCs w:val="21"/>
           <w14:ligatures w14:val="none"/>
         </w:rPr>
-        <w:t>([</w:t>
+        <w:t>(</w:t>
+      </w:r>
+      <w:proofErr w:type="gramEnd"/>
+      <w:r>
+        <w:rPr>
+          <w:rFonts w:ascii="Consolas" w:eastAsia="Times New Roman" w:hAnsi="Consolas" w:cs="Times New Roman"/>
+          <w:color w:val="000000"/>
+          <w:kern w:val="0"/>
+          <w:sz w:val="21"/>
+          <w:szCs w:val="21"/>
+          <w14:ligatures w14:val="none"/>
+        </w:rPr>
+        <w:t>[</w:t>
       </w:r>
     </w:p>
     <w:p>
@@ -5558,7 +5839,31 @@
           <w:szCs w:val="21"/>
           <w14:ligatures w14:val="none"/>
         </w:rPr>
-        <w:t>'my-number'</w:t>
+        <w:t>'</w:t>
+      </w:r>
+      <w:proofErr w:type="gramStart"/>
+      <w:r>
+        <w:rPr>
+          <w:rFonts w:ascii="Consolas" w:eastAsia="Times New Roman" w:hAnsi="Consolas" w:cs="Times New Roman"/>
+          <w:color w:val="A31515"/>
+          <w:kern w:val="0"/>
+          <w:sz w:val="21"/>
+          <w:szCs w:val="21"/>
+          <w14:ligatures w14:val="none"/>
+        </w:rPr>
+        <w:t>my</w:t>
+      </w:r>
+      <w:proofErr w:type="gramEnd"/>
+      <w:r>
+        <w:rPr>
+          <w:rFonts w:ascii="Consolas" w:eastAsia="Times New Roman" w:hAnsi="Consolas" w:cs="Times New Roman"/>
+          <w:color w:val="A31515"/>
+          <w:kern w:val="0"/>
+          <w:sz w:val="21"/>
+          <w:szCs w:val="21"/>
+          <w14:ligatures w14:val="none"/>
+        </w:rPr>
+        <w:t>-number'</w:t>
       </w:r>
       <w:r>
         <w:rPr>
@@ -5627,7 +5932,31 @@
           <w:szCs w:val="21"/>
           <w14:ligatures w14:val="none"/>
         </w:rPr>
-        <w:t>'my-string'</w:t>
+        <w:t>'</w:t>
+      </w:r>
+      <w:proofErr w:type="gramStart"/>
+      <w:r>
+        <w:rPr>
+          <w:rFonts w:ascii="Consolas" w:eastAsia="Times New Roman" w:hAnsi="Consolas" w:cs="Times New Roman"/>
+          <w:color w:val="A31515"/>
+          <w:kern w:val="0"/>
+          <w:sz w:val="21"/>
+          <w:szCs w:val="21"/>
+          <w14:ligatures w14:val="none"/>
+        </w:rPr>
+        <w:t>my</w:t>
+      </w:r>
+      <w:proofErr w:type="gramEnd"/>
+      <w:r>
+        <w:rPr>
+          <w:rFonts w:ascii="Consolas" w:eastAsia="Times New Roman" w:hAnsi="Consolas" w:cs="Times New Roman"/>
+          <w:color w:val="A31515"/>
+          <w:kern w:val="0"/>
+          <w:sz w:val="21"/>
+          <w:szCs w:val="21"/>
+          <w14:ligatures w14:val="none"/>
+        </w:rPr>
+        <w:t>-string'</w:t>
       </w:r>
       <w:r>
         <w:rPr>
@@ -5696,7 +6025,31 @@
           <w:szCs w:val="21"/>
           <w14:ligatures w14:val="none"/>
         </w:rPr>
-        <w:t>'my-array'</w:t>
+        <w:t>'</w:t>
+      </w:r>
+      <w:proofErr w:type="gramStart"/>
+      <w:r>
+        <w:rPr>
+          <w:rFonts w:ascii="Consolas" w:eastAsia="Times New Roman" w:hAnsi="Consolas" w:cs="Times New Roman"/>
+          <w:color w:val="A31515"/>
+          <w:kern w:val="0"/>
+          <w:sz w:val="21"/>
+          <w:szCs w:val="21"/>
+          <w14:ligatures w14:val="none"/>
+        </w:rPr>
+        <w:t>my</w:t>
+      </w:r>
+      <w:proofErr w:type="gramEnd"/>
+      <w:r>
+        <w:rPr>
+          <w:rFonts w:ascii="Consolas" w:eastAsia="Times New Roman" w:hAnsi="Consolas" w:cs="Times New Roman"/>
+          <w:color w:val="A31515"/>
+          <w:kern w:val="0"/>
+          <w:sz w:val="21"/>
+          <w:szCs w:val="21"/>
+          <w14:ligatures w14:val="none"/>
+        </w:rPr>
+        <w:t>-array'</w:t>
       </w:r>
       <w:r>
         <w:rPr>
@@ -5922,6 +6275,7 @@
           <w14:ligatures w14:val="none"/>
         </w:rPr>
       </w:pPr>
+      <w:proofErr w:type="gramStart"/>
       <w:r>
         <w:rPr>
           <w:rFonts w:ascii="Consolas" w:eastAsia="Times New Roman" w:hAnsi="Consolas" w:cs="Times New Roman"/>
@@ -5966,6 +6320,7 @@
         </w:rPr>
         <w:t>(</w:t>
       </w:r>
+      <w:proofErr w:type="gramEnd"/>
       <w:r>
         <w:rPr>
           <w:rFonts w:ascii="Consolas" w:eastAsia="Times New Roman" w:hAnsi="Consolas" w:cs="Times New Roman"/>
@@ -6057,6 +6412,7 @@
         </w:rPr>
         <w:t xml:space="preserve"> = </w:t>
       </w:r>
+      <w:proofErr w:type="gramStart"/>
       <w:r>
         <w:rPr>
           <w:rFonts w:ascii="Consolas" w:eastAsia="Times New Roman" w:hAnsi="Consolas" w:cs="Times New Roman"/>
@@ -6079,6 +6435,7 @@
         </w:rPr>
         <w:t>::</w:t>
       </w:r>
+      <w:proofErr w:type="gramEnd"/>
       <w:r>
         <w:rPr>
           <w:rFonts w:ascii="Consolas" w:eastAsia="Times New Roman" w:hAnsi="Consolas" w:cs="Times New Roman"/>
@@ -6123,6 +6480,7 @@
         </w:rPr>
         <w:t>)-&gt;</w:t>
       </w:r>
+      <w:proofErr w:type="gramStart"/>
       <w:r>
         <w:rPr>
           <w:rFonts w:ascii="Consolas" w:eastAsia="Times New Roman" w:hAnsi="Consolas" w:cs="Times New Roman"/>
@@ -6143,7 +6501,19 @@
           <w:szCs w:val="21"/>
           <w14:ligatures w14:val="none"/>
         </w:rPr>
-        <w:t>([</w:t>
+        <w:t>(</w:t>
+      </w:r>
+      <w:proofErr w:type="gramEnd"/>
+      <w:r>
+        <w:rPr>
+          <w:rFonts w:ascii="Consolas" w:eastAsia="Times New Roman" w:hAnsi="Consolas" w:cs="Times New Roman"/>
+          <w:color w:val="000000"/>
+          <w:kern w:val="0"/>
+          <w:sz w:val="21"/>
+          <w:szCs w:val="21"/>
+          <w14:ligatures w14:val="none"/>
+        </w:rPr>
+        <w:t>[</w:t>
       </w:r>
     </w:p>
     <w:p>
@@ -6179,7 +6549,31 @@
           <w:szCs w:val="21"/>
           <w14:ligatures w14:val="none"/>
         </w:rPr>
-        <w:t>'my-number'</w:t>
+        <w:t>'</w:t>
+      </w:r>
+      <w:proofErr w:type="gramStart"/>
+      <w:r>
+        <w:rPr>
+          <w:rFonts w:ascii="Consolas" w:eastAsia="Times New Roman" w:hAnsi="Consolas" w:cs="Times New Roman"/>
+          <w:color w:val="A31515"/>
+          <w:kern w:val="0"/>
+          <w:sz w:val="21"/>
+          <w:szCs w:val="21"/>
+          <w14:ligatures w14:val="none"/>
+        </w:rPr>
+        <w:t>my</w:t>
+      </w:r>
+      <w:proofErr w:type="gramEnd"/>
+      <w:r>
+        <w:rPr>
+          <w:rFonts w:ascii="Consolas" w:eastAsia="Times New Roman" w:hAnsi="Consolas" w:cs="Times New Roman"/>
+          <w:color w:val="A31515"/>
+          <w:kern w:val="0"/>
+          <w:sz w:val="21"/>
+          <w:szCs w:val="21"/>
+          <w14:ligatures w14:val="none"/>
+        </w:rPr>
+        <w:t>-number'</w:t>
       </w:r>
       <w:r>
         <w:rPr>
@@ -6226,7 +6620,31 @@
           <w:szCs w:val="21"/>
           <w14:ligatures w14:val="none"/>
         </w:rPr>
-        <w:t>'my-string'</w:t>
+        <w:t>'</w:t>
+      </w:r>
+      <w:proofErr w:type="gramStart"/>
+      <w:r>
+        <w:rPr>
+          <w:rFonts w:ascii="Consolas" w:eastAsia="Times New Roman" w:hAnsi="Consolas" w:cs="Times New Roman"/>
+          <w:color w:val="A31515"/>
+          <w:kern w:val="0"/>
+          <w:sz w:val="21"/>
+          <w:szCs w:val="21"/>
+          <w14:ligatures w14:val="none"/>
+        </w:rPr>
+        <w:t>my</w:t>
+      </w:r>
+      <w:proofErr w:type="gramEnd"/>
+      <w:r>
+        <w:rPr>
+          <w:rFonts w:ascii="Consolas" w:eastAsia="Times New Roman" w:hAnsi="Consolas" w:cs="Times New Roman"/>
+          <w:color w:val="A31515"/>
+          <w:kern w:val="0"/>
+          <w:sz w:val="21"/>
+          <w:szCs w:val="21"/>
+          <w14:ligatures w14:val="none"/>
+        </w:rPr>
+        <w:t>-string'</w:t>
       </w:r>
       <w:r>
         <w:rPr>
@@ -6273,7 +6691,31 @@
           <w:szCs w:val="21"/>
           <w14:ligatures w14:val="none"/>
         </w:rPr>
-        <w:t>'my-array'</w:t>
+        <w:t>'</w:t>
+      </w:r>
+      <w:proofErr w:type="gramStart"/>
+      <w:r>
+        <w:rPr>
+          <w:rFonts w:ascii="Consolas" w:eastAsia="Times New Roman" w:hAnsi="Consolas" w:cs="Times New Roman"/>
+          <w:color w:val="A31515"/>
+          <w:kern w:val="0"/>
+          <w:sz w:val="21"/>
+          <w:szCs w:val="21"/>
+          <w14:ligatures w14:val="none"/>
+        </w:rPr>
+        <w:t>my</w:t>
+      </w:r>
+      <w:proofErr w:type="gramEnd"/>
+      <w:r>
+        <w:rPr>
+          <w:rFonts w:ascii="Consolas" w:eastAsia="Times New Roman" w:hAnsi="Consolas" w:cs="Times New Roman"/>
+          <w:color w:val="A31515"/>
+          <w:kern w:val="0"/>
+          <w:sz w:val="21"/>
+          <w:szCs w:val="21"/>
+          <w14:ligatures w14:val="none"/>
+        </w:rPr>
+        <w:t>-array'</w:t>
       </w:r>
       <w:r>
         <w:rPr>
@@ -6440,6 +6882,7 @@
           <w14:ligatures w14:val="none"/>
         </w:rPr>
       </w:pPr>
+      <w:proofErr w:type="gramStart"/>
       <w:r>
         <w:rPr>
           <w:rFonts w:ascii="Consolas" w:eastAsia="Times New Roman" w:hAnsi="Consolas" w:cs="Times New Roman"/>
@@ -6463,6 +6906,7 @@
         </w:rPr>
         <w:t>::</w:t>
       </w:r>
+      <w:proofErr w:type="gramEnd"/>
       <w:r>
         <w:rPr>
           <w:rFonts w:ascii="Consolas" w:eastAsia="Times New Roman" w:hAnsi="Consolas" w:cs="Times New Roman"/>
@@ -6620,6 +7064,7 @@
         </w:rPr>
         <w:t xml:space="preserve"> </w:t>
       </w:r>
+      <w:proofErr w:type="gramStart"/>
       <w:r>
         <w:rPr>
           <w:rFonts w:ascii="Consolas" w:eastAsia="Times New Roman" w:hAnsi="Consolas" w:cs="Times New Roman"/>
@@ -6642,6 +7087,7 @@
         </w:rPr>
         <w:t>::</w:t>
       </w:r>
+      <w:proofErr w:type="gramEnd"/>
       <w:r>
         <w:rPr>
           <w:rFonts w:ascii="Consolas" w:eastAsia="Times New Roman" w:hAnsi="Consolas" w:cs="Times New Roman"/>
@@ -7182,7 +7628,31 @@
           <w:szCs w:val="21"/>
           <w14:ligatures w14:val="none"/>
         </w:rPr>
-        <w:t>'example:1000'</w:t>
+        <w:t>'</w:t>
+      </w:r>
+      <w:proofErr w:type="gramStart"/>
+      <w:r>
+        <w:rPr>
+          <w:rFonts w:ascii="Consolas" w:eastAsia="Times New Roman" w:hAnsi="Consolas" w:cs="Times New Roman"/>
+          <w:color w:val="A31515"/>
+          <w:kern w:val="0"/>
+          <w:sz w:val="21"/>
+          <w:szCs w:val="21"/>
+          <w14:ligatures w14:val="none"/>
+        </w:rPr>
+        <w:t>example</w:t>
+      </w:r>
+      <w:proofErr w:type="gramEnd"/>
+      <w:r>
+        <w:rPr>
+          <w:rFonts w:ascii="Consolas" w:eastAsia="Times New Roman" w:hAnsi="Consolas" w:cs="Times New Roman"/>
+          <w:color w:val="A31515"/>
+          <w:kern w:val="0"/>
+          <w:sz w:val="21"/>
+          <w:szCs w:val="21"/>
+          <w14:ligatures w14:val="none"/>
+        </w:rPr>
+        <w:t>:1000'</w:t>
       </w:r>
       <w:r>
         <w:rPr>
@@ -7495,7 +7965,31 @@
           <w:szCs w:val="21"/>
           <w14:ligatures w14:val="none"/>
         </w:rPr>
-        <w:t>'example:1000'</w:t>
+        <w:t>'</w:t>
+      </w:r>
+      <w:proofErr w:type="gramStart"/>
+      <w:r>
+        <w:rPr>
+          <w:rFonts w:ascii="Consolas" w:eastAsia="Times New Roman" w:hAnsi="Consolas" w:cs="Times New Roman"/>
+          <w:color w:val="A31515"/>
+          <w:kern w:val="0"/>
+          <w:sz w:val="21"/>
+          <w:szCs w:val="21"/>
+          <w14:ligatures w14:val="none"/>
+        </w:rPr>
+        <w:t>example</w:t>
+      </w:r>
+      <w:proofErr w:type="gramEnd"/>
+      <w:r>
+        <w:rPr>
+          <w:rFonts w:ascii="Consolas" w:eastAsia="Times New Roman" w:hAnsi="Consolas" w:cs="Times New Roman"/>
+          <w:color w:val="A31515"/>
+          <w:kern w:val="0"/>
+          <w:sz w:val="21"/>
+          <w:szCs w:val="21"/>
+          <w14:ligatures w14:val="none"/>
+        </w:rPr>
+        <w:t>:1000'</w:t>
       </w:r>
       <w:r>
         <w:rPr>
@@ -7719,7 +8213,31 @@
           <w:szCs w:val="21"/>
           <w14:ligatures w14:val="none"/>
         </w:rPr>
-        <w:t>'my-table:100'</w:t>
+        <w:t>'</w:t>
+      </w:r>
+      <w:proofErr w:type="gramStart"/>
+      <w:r>
+        <w:rPr>
+          <w:rFonts w:ascii="Consolas" w:eastAsia="Times New Roman" w:hAnsi="Consolas" w:cs="Times New Roman"/>
+          <w:color w:val="A31515"/>
+          <w:kern w:val="0"/>
+          <w:sz w:val="21"/>
+          <w:szCs w:val="21"/>
+          <w14:ligatures w14:val="none"/>
+        </w:rPr>
+        <w:t>my</w:t>
+      </w:r>
+      <w:proofErr w:type="gramEnd"/>
+      <w:r>
+        <w:rPr>
+          <w:rFonts w:ascii="Consolas" w:eastAsia="Times New Roman" w:hAnsi="Consolas" w:cs="Times New Roman"/>
+          <w:color w:val="A31515"/>
+          <w:kern w:val="0"/>
+          <w:sz w:val="21"/>
+          <w:szCs w:val="21"/>
+          <w14:ligatures w14:val="none"/>
+        </w:rPr>
+        <w:t>-table:100'</w:t>
       </w:r>
       <w:r>
         <w:rPr>
@@ -8086,6 +8604,7 @@
           <w14:ligatures w14:val="none"/>
         </w:rPr>
       </w:pPr>
+      <w:proofErr w:type="gramStart"/>
       <w:r>
         <w:rPr>
           <w:rFonts w:ascii="Consolas" w:eastAsia="Times New Roman" w:hAnsi="Consolas" w:cs="Times New Roman"/>
@@ -8131,6 +8650,7 @@
         </w:rPr>
         <w:t>(</w:t>
       </w:r>
+      <w:proofErr w:type="gramEnd"/>
       <w:r>
         <w:rPr>
           <w:rFonts w:ascii="Consolas" w:eastAsia="Times New Roman" w:hAnsi="Consolas" w:cs="Times New Roman"/>
@@ -8258,6 +8778,7 @@
         </w:rPr>
         <w:t xml:space="preserve"> = </w:t>
       </w:r>
+      <w:proofErr w:type="gramStart"/>
       <w:r>
         <w:rPr>
           <w:rFonts w:ascii="Consolas" w:eastAsia="Times New Roman" w:hAnsi="Consolas" w:cs="Times New Roman"/>
@@ -8280,6 +8801,7 @@
         </w:rPr>
         <w:t>::</w:t>
       </w:r>
+      <w:proofErr w:type="gramEnd"/>
       <w:r>
         <w:rPr>
           <w:rFonts w:ascii="Consolas" w:eastAsia="Times New Roman" w:hAnsi="Consolas" w:cs="Times New Roman"/>
@@ -8358,7 +8880,55 @@
           <w:szCs w:val="21"/>
           <w14:ligatures w14:val="none"/>
         </w:rPr>
-        <w:t>// looping 1..90 creating rows with fake() helper</w:t>
+        <w:t xml:space="preserve">// looping </w:t>
+      </w:r>
+      <w:proofErr w:type="gramStart"/>
+      <w:r>
+        <w:rPr>
+          <w:rFonts w:ascii="Consolas" w:eastAsia="Times New Roman" w:hAnsi="Consolas" w:cs="Times New Roman"/>
+          <w:color w:val="008000"/>
+          <w:kern w:val="0"/>
+          <w:sz w:val="21"/>
+          <w:szCs w:val="21"/>
+          <w14:ligatures w14:val="none"/>
+        </w:rPr>
+        <w:t>1..</w:t>
+      </w:r>
+      <w:proofErr w:type="gramEnd"/>
+      <w:r>
+        <w:rPr>
+          <w:rFonts w:ascii="Consolas" w:eastAsia="Times New Roman" w:hAnsi="Consolas" w:cs="Times New Roman"/>
+          <w:color w:val="008000"/>
+          <w:kern w:val="0"/>
+          <w:sz w:val="21"/>
+          <w:szCs w:val="21"/>
+          <w14:ligatures w14:val="none"/>
+        </w:rPr>
+        <w:t xml:space="preserve">90 creating rows with </w:t>
+      </w:r>
+      <w:proofErr w:type="gramStart"/>
+      <w:r>
+        <w:rPr>
+          <w:rFonts w:ascii="Consolas" w:eastAsia="Times New Roman" w:hAnsi="Consolas" w:cs="Times New Roman"/>
+          <w:color w:val="008000"/>
+          <w:kern w:val="0"/>
+          <w:sz w:val="21"/>
+          <w:szCs w:val="21"/>
+          <w14:ligatures w14:val="none"/>
+        </w:rPr>
+        <w:t>fake(</w:t>
+      </w:r>
+      <w:proofErr w:type="gramEnd"/>
+      <w:r>
+        <w:rPr>
+          <w:rFonts w:ascii="Consolas" w:eastAsia="Times New Roman" w:hAnsi="Consolas" w:cs="Times New Roman"/>
+          <w:color w:val="008000"/>
+          <w:kern w:val="0"/>
+          <w:sz w:val="21"/>
+          <w:szCs w:val="21"/>
+          <w14:ligatures w14:val="none"/>
+        </w:rPr>
+        <w:t>) helper</w:t>
       </w:r>
     </w:p>
     <w:p>
@@ -8416,8 +8986,21 @@
           <w:szCs w:val="21"/>
           <w14:ligatures w14:val="none"/>
         </w:rPr>
-        <w:t>$i</w:t>
-      </w:r>
+        <w:t>$</w:t>
+      </w:r>
+      <w:proofErr w:type="spellStart"/>
+      <w:r>
+        <w:rPr>
+          <w:rFonts w:ascii="Consolas" w:eastAsia="Times New Roman" w:hAnsi="Consolas" w:cs="Times New Roman"/>
+          <w:color w:val="001080"/>
+          <w:kern w:val="0"/>
+          <w:sz w:val="21"/>
+          <w:szCs w:val="21"/>
+          <w14:ligatures w14:val="none"/>
+        </w:rPr>
+        <w:t>i</w:t>
+      </w:r>
+      <w:proofErr w:type="spellEnd"/>
       <w:r>
         <w:rPr>
           <w:rFonts w:ascii="Consolas" w:eastAsia="Times New Roman" w:hAnsi="Consolas" w:cs="Times New Roman"/>
@@ -8460,8 +9043,21 @@
           <w:szCs w:val="21"/>
           <w14:ligatures w14:val="none"/>
         </w:rPr>
-        <w:t>$i</w:t>
-      </w:r>
+        <w:t>$</w:t>
+      </w:r>
+      <w:proofErr w:type="spellStart"/>
+      <w:r>
+        <w:rPr>
+          <w:rFonts w:ascii="Consolas" w:eastAsia="Times New Roman" w:hAnsi="Consolas" w:cs="Times New Roman"/>
+          <w:color w:val="001080"/>
+          <w:kern w:val="0"/>
+          <w:sz w:val="21"/>
+          <w:szCs w:val="21"/>
+          <w14:ligatures w14:val="none"/>
+        </w:rPr>
+        <w:t>i</w:t>
+      </w:r>
+      <w:proofErr w:type="spellEnd"/>
       <w:r>
         <w:rPr>
           <w:rFonts w:ascii="Consolas" w:eastAsia="Times New Roman" w:hAnsi="Consolas" w:cs="Times New Roman"/>
@@ -8504,8 +9100,21 @@
           <w:szCs w:val="21"/>
           <w14:ligatures w14:val="none"/>
         </w:rPr>
-        <w:t>$i</w:t>
-      </w:r>
+        <w:t>$</w:t>
+      </w:r>
+      <w:proofErr w:type="spellStart"/>
+      <w:r>
+        <w:rPr>
+          <w:rFonts w:ascii="Consolas" w:eastAsia="Times New Roman" w:hAnsi="Consolas" w:cs="Times New Roman"/>
+          <w:color w:val="001080"/>
+          <w:kern w:val="0"/>
+          <w:sz w:val="21"/>
+          <w:szCs w:val="21"/>
+          <w14:ligatures w14:val="none"/>
+        </w:rPr>
+        <w:t>i</w:t>
+      </w:r>
+      <w:proofErr w:type="spellEnd"/>
       <w:r>
         <w:rPr>
           <w:rFonts w:ascii="Consolas" w:eastAsia="Times New Roman" w:hAnsi="Consolas" w:cs="Times New Roman"/>
@@ -8564,6 +9173,7 @@
         </w:rPr>
         <w:t>-&gt;</w:t>
       </w:r>
+      <w:proofErr w:type="gramStart"/>
       <w:r>
         <w:rPr>
           <w:rFonts w:ascii="Consolas" w:eastAsia="Times New Roman" w:hAnsi="Consolas" w:cs="Times New Roman"/>
@@ -8586,6 +9196,7 @@
         </w:rPr>
         <w:t>(</w:t>
       </w:r>
+      <w:proofErr w:type="gramEnd"/>
       <w:r>
         <w:rPr>
           <w:rFonts w:ascii="Consolas" w:eastAsia="Times New Roman" w:hAnsi="Consolas" w:cs="Times New Roman"/>
@@ -8595,8 +9206,21 @@
           <w:szCs w:val="21"/>
           <w14:ligatures w14:val="none"/>
         </w:rPr>
-        <w:t>$i</w:t>
-      </w:r>
+        <w:t>$</w:t>
+      </w:r>
+      <w:proofErr w:type="spellStart"/>
+      <w:r>
+        <w:rPr>
+          <w:rFonts w:ascii="Consolas" w:eastAsia="Times New Roman" w:hAnsi="Consolas" w:cs="Times New Roman"/>
+          <w:color w:val="001080"/>
+          <w:kern w:val="0"/>
+          <w:sz w:val="21"/>
+          <w:szCs w:val="21"/>
+          <w14:ligatures w14:val="none"/>
+        </w:rPr>
+        <w:t>i</w:t>
+      </w:r>
+      <w:proofErr w:type="spellEnd"/>
       <w:r>
         <w:rPr>
           <w:rFonts w:ascii="Consolas" w:eastAsia="Times New Roman" w:hAnsi="Consolas" w:cs="Times New Roman"/>
@@ -8702,6 +9326,7 @@
         </w:rPr>
         <w:t>()-&gt;</w:t>
       </w:r>
+      <w:proofErr w:type="gramStart"/>
       <w:r>
         <w:rPr>
           <w:rFonts w:ascii="Consolas" w:eastAsia="Times New Roman" w:hAnsi="Consolas" w:cs="Times New Roman"/>
@@ -8722,7 +9347,19 @@
           <w:szCs w:val="21"/>
           <w14:ligatures w14:val="none"/>
         </w:rPr>
-        <w:t>(),</w:t>
+        <w:t>(</w:t>
+      </w:r>
+      <w:proofErr w:type="gramEnd"/>
+      <w:r>
+        <w:rPr>
+          <w:rFonts w:ascii="Consolas" w:eastAsia="Times New Roman" w:hAnsi="Consolas" w:cs="Times New Roman"/>
+          <w:color w:val="000000"/>
+          <w:kern w:val="0"/>
+          <w:sz w:val="21"/>
+          <w:szCs w:val="21"/>
+          <w14:ligatures w14:val="none"/>
+        </w:rPr>
+        <w:t>),</w:t>
       </w:r>
     </w:p>
     <w:p>
@@ -8793,6 +9430,7 @@
         </w:rPr>
         <w:t>()-&gt;</w:t>
       </w:r>
+      <w:proofErr w:type="gramStart"/>
       <w:r>
         <w:rPr>
           <w:rFonts w:ascii="Consolas" w:eastAsia="Times New Roman" w:hAnsi="Consolas" w:cs="Times New Roman"/>
@@ -8813,7 +9451,19 @@
           <w:szCs w:val="21"/>
           <w14:ligatures w14:val="none"/>
         </w:rPr>
-        <w:t>(),</w:t>
+        <w:t>(</w:t>
+      </w:r>
+      <w:proofErr w:type="gramEnd"/>
+      <w:r>
+        <w:rPr>
+          <w:rFonts w:ascii="Consolas" w:eastAsia="Times New Roman" w:hAnsi="Consolas" w:cs="Times New Roman"/>
+          <w:color w:val="000000"/>
+          <w:kern w:val="0"/>
+          <w:sz w:val="21"/>
+          <w:szCs w:val="21"/>
+          <w14:ligatures w14:val="none"/>
+        </w:rPr>
+        <w:t>),</w:t>
       </w:r>
     </w:p>
     <w:p>
@@ -8862,6 +9512,7 @@
         </w:rPr>
         <w:t xml:space="preserve"> =&gt; </w:t>
       </w:r>
+      <w:proofErr w:type="gramStart"/>
       <w:r>
         <w:rPr>
           <w:rFonts w:ascii="Consolas" w:eastAsia="Times New Roman" w:hAnsi="Consolas" w:cs="Times New Roman"/>
@@ -8882,8 +9533,21 @@
           <w:szCs w:val="21"/>
           <w14:ligatures w14:val="none"/>
         </w:rPr>
-        <w:t>()-&gt;</w:t>
-      </w:r>
+        <w:t>(</w:t>
+      </w:r>
+      <w:proofErr w:type="gramEnd"/>
+      <w:r>
+        <w:rPr>
+          <w:rFonts w:ascii="Consolas" w:eastAsia="Times New Roman" w:hAnsi="Consolas" w:cs="Times New Roman"/>
+          <w:color w:val="000000"/>
+          <w:kern w:val="0"/>
+          <w:sz w:val="21"/>
+          <w:szCs w:val="21"/>
+          <w14:ligatures w14:val="none"/>
+        </w:rPr>
+        <w:t>)-&gt;</w:t>
+      </w:r>
+      <w:proofErr w:type="gramStart"/>
       <w:r>
         <w:rPr>
           <w:rFonts w:ascii="Consolas" w:eastAsia="Times New Roman" w:hAnsi="Consolas" w:cs="Times New Roman"/>
@@ -8906,6 +9570,7 @@
         </w:rPr>
         <w:t>(</w:t>
       </w:r>
+      <w:proofErr w:type="gramEnd"/>
       <w:r>
         <w:rPr>
           <w:rFonts w:ascii="Consolas" w:eastAsia="Times New Roman" w:hAnsi="Consolas" w:cs="Times New Roman"/>
@@ -8997,6 +9662,7 @@
         </w:rPr>
         <w:t xml:space="preserve"> =&gt; </w:t>
       </w:r>
+      <w:proofErr w:type="gramStart"/>
       <w:r>
         <w:rPr>
           <w:rFonts w:ascii="Consolas" w:eastAsia="Times New Roman" w:hAnsi="Consolas" w:cs="Times New Roman"/>
@@ -9017,8 +9683,21 @@
           <w:szCs w:val="21"/>
           <w14:ligatures w14:val="none"/>
         </w:rPr>
-        <w:t>()-&gt;</w:t>
-      </w:r>
+        <w:t>(</w:t>
+      </w:r>
+      <w:proofErr w:type="gramEnd"/>
+      <w:r>
+        <w:rPr>
+          <w:rFonts w:ascii="Consolas" w:eastAsia="Times New Roman" w:hAnsi="Consolas" w:cs="Times New Roman"/>
+          <w:color w:val="000000"/>
+          <w:kern w:val="0"/>
+          <w:sz w:val="21"/>
+          <w:szCs w:val="21"/>
+          <w14:ligatures w14:val="none"/>
+        </w:rPr>
+        <w:t>)-&gt;</w:t>
+      </w:r>
+      <w:proofErr w:type="gramStart"/>
       <w:r>
         <w:rPr>
           <w:rFonts w:ascii="Consolas" w:eastAsia="Times New Roman" w:hAnsi="Consolas" w:cs="Times New Roman"/>
@@ -9041,6 +9720,7 @@
         </w:rPr>
         <w:t>(</w:t>
       </w:r>
+      <w:proofErr w:type="gramEnd"/>
       <w:r>
         <w:rPr>
           <w:rFonts w:ascii="Consolas" w:eastAsia="Times New Roman" w:hAnsi="Consolas" w:cs="Times New Roman"/>
@@ -9279,6 +9959,7 @@
           <w14:ligatures w14:val="none"/>
         </w:rPr>
       </w:pPr>
+      <w:proofErr w:type="gramStart"/>
       <w:r>
         <w:rPr>
           <w:rFonts w:ascii="Consolas" w:eastAsia="Times New Roman" w:hAnsi="Consolas" w:cs="Times New Roman"/>
@@ -9323,6 +10004,7 @@
         </w:rPr>
         <w:t>(</w:t>
       </w:r>
+      <w:proofErr w:type="gramEnd"/>
       <w:r>
         <w:rPr>
           <w:rFonts w:ascii="Consolas" w:eastAsia="Times New Roman" w:hAnsi="Consolas" w:cs="Times New Roman"/>
@@ -9414,6 +10096,7 @@
         </w:rPr>
         <w:t xml:space="preserve"> = </w:t>
       </w:r>
+      <w:proofErr w:type="gramStart"/>
       <w:r>
         <w:rPr>
           <w:rFonts w:ascii="Consolas" w:eastAsia="Times New Roman" w:hAnsi="Consolas" w:cs="Times New Roman"/>
@@ -9436,6 +10119,7 @@
         </w:rPr>
         <w:t>::</w:t>
       </w:r>
+      <w:proofErr w:type="gramEnd"/>
       <w:r>
         <w:rPr>
           <w:rFonts w:ascii="Consolas" w:eastAsia="Times New Roman" w:hAnsi="Consolas" w:cs="Times New Roman"/>
@@ -9549,6 +10233,7 @@
         </w:rPr>
         <w:t>-&gt;</w:t>
       </w:r>
+      <w:proofErr w:type="gramStart"/>
       <w:r>
         <w:rPr>
           <w:rFonts w:ascii="Consolas" w:eastAsia="Times New Roman" w:hAnsi="Consolas" w:cs="Times New Roman"/>
@@ -9571,6 +10256,7 @@
         </w:rPr>
         <w:t>(</w:t>
       </w:r>
+      <w:proofErr w:type="gramEnd"/>
       <w:r>
         <w:rPr>
           <w:rFonts w:ascii="Consolas" w:eastAsia="Times New Roman" w:hAnsi="Consolas" w:cs="Times New Roman"/>
@@ -9732,6 +10418,7 @@
           <w14:ligatures w14:val="none"/>
         </w:rPr>
       </w:pPr>
+      <w:proofErr w:type="gramStart"/>
       <w:r>
         <w:rPr>
           <w:rFonts w:ascii="Consolas" w:eastAsia="Times New Roman" w:hAnsi="Consolas" w:cs="Times New Roman"/>
@@ -9776,6 +10463,7 @@
         </w:rPr>
         <w:t>(</w:t>
       </w:r>
+      <w:proofErr w:type="gramEnd"/>
       <w:r>
         <w:rPr>
           <w:rFonts w:ascii="Consolas" w:eastAsia="Times New Roman" w:hAnsi="Consolas" w:cs="Times New Roman"/>
@@ -9867,6 +10555,7 @@
         </w:rPr>
         <w:t xml:space="preserve"> = </w:t>
       </w:r>
+      <w:proofErr w:type="gramStart"/>
       <w:r>
         <w:rPr>
           <w:rFonts w:ascii="Consolas" w:eastAsia="Times New Roman" w:hAnsi="Consolas" w:cs="Times New Roman"/>
@@ -9889,6 +10578,7 @@
         </w:rPr>
         <w:t>::</w:t>
       </w:r>
+      <w:proofErr w:type="gramEnd"/>
       <w:r>
         <w:rPr>
           <w:rFonts w:ascii="Consolas" w:eastAsia="Times New Roman" w:hAnsi="Consolas" w:cs="Times New Roman"/>
@@ -10345,7 +11035,19 @@
           <w:szCs w:val="21"/>
           <w14:ligatures w14:val="none"/>
         </w:rPr>
-        <w:t>$rows</w:t>
+        <w:t>$</w:t>
+      </w:r>
+      <w:proofErr w:type="gramStart"/>
+      <w:r>
+        <w:rPr>
+          <w:rFonts w:ascii="Consolas" w:eastAsia="Times New Roman" w:hAnsi="Consolas" w:cs="Times New Roman"/>
+          <w:color w:val="001080"/>
+          <w:kern w:val="0"/>
+          <w:sz w:val="21"/>
+          <w:szCs w:val="21"/>
+          <w14:ligatures w14:val="none"/>
+        </w:rPr>
+        <w:t>rows</w:t>
       </w:r>
       <w:r>
         <w:rPr>
@@ -10358,6 +11060,7 @@
         </w:rPr>
         <w:t>[</w:t>
       </w:r>
+      <w:proofErr w:type="gramEnd"/>
       <w:r>
         <w:rPr>
           <w:rFonts w:ascii="Consolas" w:eastAsia="Times New Roman" w:hAnsi="Consolas" w:cs="Times New Roman"/>
@@ -10625,6 +11328,7 @@
         </w:rPr>
         <w:t xml:space="preserve"> </w:t>
       </w:r>
+      <w:proofErr w:type="gramStart"/>
       <w:r>
         <w:rPr>
           <w:rFonts w:ascii="Sakkal Majalla" w:hAnsi="Sakkal Majalla" w:cs="Sakkal Majalla"/>
@@ -10634,7 +11338,19 @@
           <w:sz w:val="28"/>
           <w:szCs w:val="28"/>
         </w:rPr>
-        <w:t>App::make</w:t>
+        <w:t>App::</w:t>
+      </w:r>
+      <w:proofErr w:type="gramEnd"/>
+      <w:r>
+        <w:rPr>
+          <w:rFonts w:ascii="Sakkal Majalla" w:hAnsi="Sakkal Majalla" w:cs="Sakkal Majalla"/>
+          <w:b/>
+          <w:bCs/>
+          <w:color w:val="3A7C22" w:themeColor="accent6" w:themeShade="BF"/>
+          <w:sz w:val="28"/>
+          <w:szCs w:val="28"/>
+        </w:rPr>
+        <w:t>make</w:t>
       </w:r>
       <w:r>
         <w:rPr>
@@ -10672,6 +11388,7 @@
           <w14:ligatures w14:val="none"/>
         </w:rPr>
       </w:pPr>
+      <w:proofErr w:type="gramStart"/>
       <w:r>
         <w:rPr>
           <w:rFonts w:ascii="Consolas" w:eastAsia="Times New Roman" w:hAnsi="Consolas" w:cs="Times New Roman"/>
@@ -10716,6 +11433,7 @@
         </w:rPr>
         <w:t>(</w:t>
       </w:r>
+      <w:proofErr w:type="gramEnd"/>
       <w:r>
         <w:rPr>
           <w:rFonts w:ascii="Consolas" w:eastAsia="Times New Roman" w:hAnsi="Consolas" w:cs="Times New Roman"/>
@@ -10807,6 +11525,7 @@
         </w:rPr>
         <w:t xml:space="preserve"> = </w:t>
       </w:r>
+      <w:proofErr w:type="gramStart"/>
       <w:r>
         <w:rPr>
           <w:rFonts w:ascii="Consolas" w:eastAsia="Times New Roman" w:hAnsi="Consolas" w:cs="Times New Roman"/>
@@ -10849,7 +11568,31 @@
           <w:szCs w:val="21"/>
           <w14:ligatures w14:val="none"/>
         </w:rPr>
-        <w:t>(Swoole\Http\</w:t>
+        <w:t>(</w:t>
+      </w:r>
+      <w:proofErr w:type="gramEnd"/>
+      <w:r>
+        <w:rPr>
+          <w:rFonts w:ascii="Consolas" w:eastAsia="Times New Roman" w:hAnsi="Consolas" w:cs="Times New Roman"/>
+          <w:color w:val="000000"/>
+          <w:kern w:val="0"/>
+          <w:sz w:val="21"/>
+          <w:szCs w:val="21"/>
+          <w14:ligatures w14:val="none"/>
+        </w:rPr>
+        <w:t>Swoole</w:t>
+      </w:r>
+      <w:proofErr w:type="gramStart"/>
+      <w:r>
+        <w:rPr>
+          <w:rFonts w:ascii="Consolas" w:eastAsia="Times New Roman" w:hAnsi="Consolas" w:cs="Times New Roman"/>
+          <w:color w:val="000000"/>
+          <w:kern w:val="0"/>
+          <w:sz w:val="21"/>
+          <w:szCs w:val="21"/>
+          <w14:ligatures w14:val="none"/>
+        </w:rPr>
+        <w:t>\Http\</w:t>
       </w:r>
       <w:r>
         <w:rPr>
@@ -10873,6 +11616,7 @@
         </w:rPr>
         <w:t>::</w:t>
       </w:r>
+      <w:proofErr w:type="gramEnd"/>
       <w:r>
         <w:rPr>
           <w:rFonts w:ascii="Consolas" w:eastAsia="Times New Roman" w:hAnsi="Consolas" w:cs="Times New Roman"/>
@@ -10964,6 +11708,7 @@
         </w:rPr>
         <w:t>-&gt;</w:t>
       </w:r>
+      <w:proofErr w:type="gramStart"/>
       <w:r>
         <w:rPr>
           <w:rFonts w:ascii="Consolas" w:eastAsia="Times New Roman" w:hAnsi="Consolas" w:cs="Times New Roman"/>
@@ -10984,7 +11729,19 @@
           <w:szCs w:val="21"/>
           <w14:ligatures w14:val="none"/>
         </w:rPr>
-        <w:t>();</w:t>
+        <w:t>(</w:t>
+      </w:r>
+      <w:proofErr w:type="gramEnd"/>
+      <w:r>
+        <w:rPr>
+          <w:rFonts w:ascii="Consolas" w:eastAsia="Times New Roman" w:hAnsi="Consolas" w:cs="Times New Roman"/>
+          <w:color w:val="000000"/>
+          <w:kern w:val="0"/>
+          <w:sz w:val="21"/>
+          <w:szCs w:val="21"/>
+          <w14:ligatures w14:val="none"/>
+        </w:rPr>
+        <w:t>);</w:t>
       </w:r>
     </w:p>
     <w:p>
@@ -11115,6 +11872,7 @@
           <w14:ligatures w14:val="none"/>
         </w:rPr>
       </w:pPr>
+      <w:proofErr w:type="gramStart"/>
       <w:r>
         <w:rPr>
           <w:rFonts w:ascii="Consolas" w:eastAsia="Times New Roman" w:hAnsi="Consolas" w:cs="Times New Roman"/>
@@ -11159,6 +11917,7 @@
         </w:rPr>
         <w:t>(</w:t>
       </w:r>
+      <w:proofErr w:type="gramEnd"/>
       <w:r>
         <w:rPr>
           <w:rFonts w:ascii="Consolas" w:eastAsia="Times New Roman" w:hAnsi="Consolas" w:cs="Times New Roman"/>
@@ -11203,6 +11962,7 @@
         </w:rPr>
         <w:t xml:space="preserve">, </w:t>
       </w:r>
+      <w:proofErr w:type="gramStart"/>
       <w:r>
         <w:rPr>
           <w:rFonts w:ascii="Consolas" w:eastAsia="Times New Roman" w:hAnsi="Consolas" w:cs="Times New Roman"/>
@@ -11223,7 +11983,19 @@
           <w:szCs w:val="21"/>
           <w14:ligatures w14:val="none"/>
         </w:rPr>
-        <w:t>() {</w:t>
+        <w:t>(</w:t>
+      </w:r>
+      <w:proofErr w:type="gramEnd"/>
+      <w:r>
+        <w:rPr>
+          <w:rFonts w:ascii="Consolas" w:eastAsia="Times New Roman" w:hAnsi="Consolas" w:cs="Times New Roman"/>
+          <w:color w:val="000000"/>
+          <w:kern w:val="0"/>
+          <w:sz w:val="21"/>
+          <w:szCs w:val="21"/>
+          <w14:ligatures w14:val="none"/>
+        </w:rPr>
+        <w:t>) {</w:t>
       </w:r>
     </w:p>
     <w:p>
@@ -11294,6 +12066,7 @@
         </w:rPr>
         <w:t xml:space="preserve"> </w:t>
       </w:r>
+      <w:proofErr w:type="gramStart"/>
       <w:r>
         <w:rPr>
           <w:rFonts w:ascii="Consolas" w:eastAsia="Times New Roman" w:hAnsi="Consolas" w:cs="Times New Roman"/>
@@ -11314,7 +12087,19 @@
           <w:szCs w:val="21"/>
           <w14:ligatures w14:val="none"/>
         </w:rPr>
-        <w:t>((</w:t>
+        <w:t>(</w:t>
+      </w:r>
+      <w:proofErr w:type="gramEnd"/>
+      <w:r>
+        <w:rPr>
+          <w:rFonts w:ascii="Consolas" w:eastAsia="Times New Roman" w:hAnsi="Consolas" w:cs="Times New Roman"/>
+          <w:color w:val="000000"/>
+          <w:kern w:val="0"/>
+          <w:sz w:val="21"/>
+          <w:szCs w:val="21"/>
+          <w14:ligatures w14:val="none"/>
+        </w:rPr>
+        <w:t>(</w:t>
       </w:r>
       <w:r>
         <w:rPr>
@@ -11360,6 +12145,7 @@
         </w:rPr>
         <w:t>)-&gt;</w:t>
       </w:r>
+      <w:proofErr w:type="gramStart"/>
       <w:r>
         <w:rPr>
           <w:rFonts w:ascii="Consolas" w:eastAsia="Times New Roman" w:hAnsi="Consolas" w:cs="Times New Roman"/>
@@ -11380,7 +12166,19 @@
           <w:szCs w:val="21"/>
           <w14:ligatures w14:val="none"/>
         </w:rPr>
-        <w:t>());</w:t>
+        <w:t>(</w:t>
+      </w:r>
+      <w:proofErr w:type="gramEnd"/>
+      <w:r>
+        <w:rPr>
+          <w:rFonts w:ascii="Consolas" w:eastAsia="Times New Roman" w:hAnsi="Consolas" w:cs="Times New Roman"/>
+          <w:color w:val="000000"/>
+          <w:kern w:val="0"/>
+          <w:sz w:val="21"/>
+          <w:szCs w:val="21"/>
+          <w14:ligatures w14:val="none"/>
+        </w:rPr>
+        <w:t>));</w:t>
       </w:r>
     </w:p>
     <w:p>
@@ -11435,6 +12233,7 @@
           <w14:ligatures w14:val="none"/>
         </w:rPr>
       </w:pPr>
+      <w:proofErr w:type="gramStart"/>
       <w:r>
         <w:rPr>
           <w:rFonts w:ascii="Consolas" w:eastAsia="Times New Roman" w:hAnsi="Consolas" w:cs="Times New Roman"/>
@@ -11479,6 +12278,7 @@
         </w:rPr>
         <w:t>(</w:t>
       </w:r>
+      <w:proofErr w:type="gramEnd"/>
       <w:r>
         <w:rPr>
           <w:rFonts w:ascii="Consolas" w:eastAsia="Times New Roman" w:hAnsi="Consolas" w:cs="Times New Roman"/>
@@ -11523,6 +12323,7 @@
         </w:rPr>
         <w:t xml:space="preserve">, </w:t>
       </w:r>
+      <w:proofErr w:type="gramStart"/>
       <w:r>
         <w:rPr>
           <w:rFonts w:ascii="Consolas" w:eastAsia="Times New Roman" w:hAnsi="Consolas" w:cs="Times New Roman"/>
@@ -11543,7 +12344,19 @@
           <w:szCs w:val="21"/>
           <w14:ligatures w14:val="none"/>
         </w:rPr>
-        <w:t>() {</w:t>
+        <w:t>(</w:t>
+      </w:r>
+      <w:proofErr w:type="gramEnd"/>
+      <w:r>
+        <w:rPr>
+          <w:rFonts w:ascii="Consolas" w:eastAsia="Times New Roman" w:hAnsi="Consolas" w:cs="Times New Roman"/>
+          <w:color w:val="000000"/>
+          <w:kern w:val="0"/>
+          <w:sz w:val="21"/>
+          <w:szCs w:val="21"/>
+          <w14:ligatures w14:val="none"/>
+        </w:rPr>
+        <w:t>) {</w:t>
       </w:r>
     </w:p>
     <w:p>
@@ -11614,6 +12427,7 @@
         </w:rPr>
         <w:t xml:space="preserve"> </w:t>
       </w:r>
+      <w:proofErr w:type="gramStart"/>
       <w:r>
         <w:rPr>
           <w:rFonts w:ascii="Consolas" w:eastAsia="Times New Roman" w:hAnsi="Consolas" w:cs="Times New Roman"/>
@@ -11634,7 +12448,19 @@
           <w:szCs w:val="21"/>
           <w14:ligatures w14:val="none"/>
         </w:rPr>
-        <w:t>((</w:t>
+        <w:t>(</w:t>
+      </w:r>
+      <w:proofErr w:type="gramEnd"/>
+      <w:r>
+        <w:rPr>
+          <w:rFonts w:ascii="Consolas" w:eastAsia="Times New Roman" w:hAnsi="Consolas" w:cs="Times New Roman"/>
+          <w:color w:val="000000"/>
+          <w:kern w:val="0"/>
+          <w:sz w:val="21"/>
+          <w:szCs w:val="21"/>
+          <w14:ligatures w14:val="none"/>
+        </w:rPr>
+        <w:t>(</w:t>
       </w:r>
       <w:r>
         <w:rPr>
@@ -11680,6 +12506,7 @@
         </w:rPr>
         <w:t>)-&gt;</w:t>
       </w:r>
+      <w:proofErr w:type="gramStart"/>
       <w:r>
         <w:rPr>
           <w:rFonts w:ascii="Consolas" w:eastAsia="Times New Roman" w:hAnsi="Consolas" w:cs="Times New Roman"/>
@@ -11700,7 +12527,19 @@
           <w:szCs w:val="21"/>
           <w14:ligatures w14:val="none"/>
         </w:rPr>
-        <w:t>());</w:t>
+        <w:t>(</w:t>
+      </w:r>
+      <w:proofErr w:type="gramEnd"/>
+      <w:r>
+        <w:rPr>
+          <w:rFonts w:ascii="Consolas" w:eastAsia="Times New Roman" w:hAnsi="Consolas" w:cs="Times New Roman"/>
+          <w:color w:val="000000"/>
+          <w:kern w:val="0"/>
+          <w:sz w:val="21"/>
+          <w:szCs w:val="21"/>
+          <w14:ligatures w14:val="none"/>
+        </w:rPr>
+        <w:t>));</w:t>
       </w:r>
     </w:p>
     <w:p>
@@ -11975,6 +12814,7 @@
         </w:rPr>
         <w:t xml:space="preserve"> </w:t>
       </w:r>
+      <w:proofErr w:type="gramStart"/>
       <w:r>
         <w:rPr>
           <w:rFonts w:ascii="Consolas" w:eastAsia="Times New Roman" w:hAnsi="Consolas" w:cs="Times New Roman"/>
@@ -11997,6 +12837,7 @@
         </w:rPr>
         <w:t>(</w:t>
       </w:r>
+      <w:proofErr w:type="gramEnd"/>
       <w:r>
         <w:rPr>
           <w:rFonts w:ascii="Consolas" w:eastAsia="Times New Roman" w:hAnsi="Consolas" w:cs="Times New Roman"/>
@@ -12190,6 +13031,7 @@
         </w:rPr>
         <w:t>-&gt;</w:t>
       </w:r>
+      <w:proofErr w:type="gramStart"/>
       <w:r>
         <w:rPr>
           <w:rFonts w:ascii="Consolas" w:eastAsia="Times New Roman" w:hAnsi="Consolas" w:cs="Times New Roman"/>
@@ -12212,6 +13054,7 @@
         </w:rPr>
         <w:t>(</w:t>
       </w:r>
+      <w:proofErr w:type="gramEnd"/>
       <w:r>
         <w:rPr>
           <w:rFonts w:ascii="Consolas" w:eastAsia="Times New Roman" w:hAnsi="Consolas" w:cs="Times New Roman"/>
@@ -12256,6 +13099,7 @@
         </w:rPr>
         <w:t>)-&gt;</w:t>
       </w:r>
+      <w:proofErr w:type="gramStart"/>
       <w:r>
         <w:rPr>
           <w:rFonts w:ascii="Consolas" w:eastAsia="Times New Roman" w:hAnsi="Consolas" w:cs="Times New Roman"/>
@@ -12278,6 +13122,7 @@
         </w:rPr>
         <w:t>(</w:t>
       </w:r>
+      <w:proofErr w:type="gramEnd"/>
       <w:r>
         <w:rPr>
           <w:rFonts w:ascii="Consolas" w:eastAsia="Times New Roman" w:hAnsi="Consolas" w:cs="Times New Roman"/>
@@ -12388,6 +13233,7 @@
         </w:rPr>
         <w:t>)-&gt;</w:t>
       </w:r>
+      <w:proofErr w:type="gramStart"/>
       <w:r>
         <w:rPr>
           <w:rFonts w:ascii="Consolas" w:eastAsia="Times New Roman" w:hAnsi="Consolas" w:cs="Times New Roman"/>
@@ -12410,6 +13256,7 @@
         </w:rPr>
         <w:t>(</w:t>
       </w:r>
+      <w:proofErr w:type="gramEnd"/>
       <w:r>
         <w:rPr>
           <w:rFonts w:ascii="Consolas" w:eastAsia="Times New Roman" w:hAnsi="Consolas" w:cs="Times New Roman"/>
@@ -12565,6 +13412,7 @@
         </w:rPr>
         <w:t xml:space="preserve"> </w:t>
       </w:r>
+      <w:proofErr w:type="gramStart"/>
       <w:r>
         <w:rPr>
           <w:rFonts w:ascii="Consolas" w:eastAsia="Times New Roman" w:hAnsi="Consolas" w:cs="Times New Roman"/>
@@ -12585,7 +13433,19 @@
           <w:szCs w:val="21"/>
           <w14:ligatures w14:val="none"/>
         </w:rPr>
-        <w:t>() {</w:t>
+        <w:t>(</w:t>
+      </w:r>
+      <w:proofErr w:type="gramEnd"/>
+      <w:r>
+        <w:rPr>
+          <w:rFonts w:ascii="Consolas" w:eastAsia="Times New Roman" w:hAnsi="Consolas" w:cs="Times New Roman"/>
+          <w:color w:val="000000"/>
+          <w:kern w:val="0"/>
+          <w:sz w:val="21"/>
+          <w:szCs w:val="21"/>
+          <w14:ligatures w14:val="none"/>
+        </w:rPr>
+        <w:t>) {</w:t>
       </w:r>
     </w:p>
     <w:p>
@@ -12838,6 +13698,7 @@
         </w:rPr>
         <w:t xml:space="preserve">] = </w:t>
       </w:r>
+      <w:proofErr w:type="gramStart"/>
       <w:r>
         <w:rPr>
           <w:rFonts w:ascii="Consolas" w:eastAsia="Times New Roman" w:hAnsi="Consolas" w:cs="Times New Roman"/>
@@ -12880,7 +13741,19 @@
           <w:szCs w:val="21"/>
           <w14:ligatures w14:val="none"/>
         </w:rPr>
-        <w:t>([</w:t>
+        <w:t>(</w:t>
+      </w:r>
+      <w:proofErr w:type="gramEnd"/>
+      <w:r>
+        <w:rPr>
+          <w:rFonts w:ascii="Consolas" w:eastAsia="Times New Roman" w:hAnsi="Consolas" w:cs="Times New Roman"/>
+          <w:color w:val="000000"/>
+          <w:kern w:val="0"/>
+          <w:sz w:val="21"/>
+          <w:szCs w:val="21"/>
+          <w14:ligatures w14:val="none"/>
+        </w:rPr>
+        <w:t>[</w:t>
       </w:r>
     </w:p>
     <w:p>
@@ -12929,6 +13802,7 @@
         </w:rPr>
         <w:t xml:space="preserve"> () =&gt; </w:t>
       </w:r>
+      <w:proofErr w:type="gramStart"/>
       <w:r>
         <w:rPr>
           <w:rFonts w:ascii="Consolas" w:eastAsia="Times New Roman" w:hAnsi="Consolas" w:cs="Times New Roman"/>
@@ -12971,7 +13845,19 @@
           <w:szCs w:val="21"/>
           <w14:ligatures w14:val="none"/>
         </w:rPr>
-        <w:t>(),</w:t>
+        <w:t>(</w:t>
+      </w:r>
+      <w:proofErr w:type="gramEnd"/>
+      <w:r>
+        <w:rPr>
+          <w:rFonts w:ascii="Consolas" w:eastAsia="Times New Roman" w:hAnsi="Consolas" w:cs="Times New Roman"/>
+          <w:color w:val="000000"/>
+          <w:kern w:val="0"/>
+          <w:sz w:val="21"/>
+          <w:szCs w:val="21"/>
+          <w14:ligatures w14:val="none"/>
+        </w:rPr>
+        <w:t>),</w:t>
       </w:r>
     </w:p>
     <w:p>
@@ -13020,6 +13906,7 @@
         </w:rPr>
         <w:t xml:space="preserve"> () =&gt; </w:t>
       </w:r>
+      <w:proofErr w:type="gramStart"/>
       <w:r>
         <w:rPr>
           <w:rFonts w:ascii="Consolas" w:eastAsia="Times New Roman" w:hAnsi="Consolas" w:cs="Times New Roman"/>
@@ -13042,6 +13929,7 @@
         </w:rPr>
         <w:t>::</w:t>
       </w:r>
+      <w:proofErr w:type="gramEnd"/>
       <w:r>
         <w:rPr>
           <w:rFonts w:ascii="Consolas" w:eastAsia="Times New Roman" w:hAnsi="Consolas" w:cs="Times New Roman"/>
@@ -13086,6 +13974,7 @@
         </w:rPr>
         <w:t>)-&gt;</w:t>
       </w:r>
+      <w:proofErr w:type="gramStart"/>
       <w:r>
         <w:rPr>
           <w:rFonts w:ascii="Consolas" w:eastAsia="Times New Roman" w:hAnsi="Consolas" w:cs="Times New Roman"/>
@@ -13106,7 +13995,19 @@
           <w:szCs w:val="21"/>
           <w14:ligatures w14:val="none"/>
         </w:rPr>
-        <w:t>(),</w:t>
+        <w:t>(</w:t>
+      </w:r>
+      <w:proofErr w:type="gramEnd"/>
+      <w:r>
+        <w:rPr>
+          <w:rFonts w:ascii="Consolas" w:eastAsia="Times New Roman" w:hAnsi="Consolas" w:cs="Times New Roman"/>
+          <w:color w:val="000000"/>
+          <w:kern w:val="0"/>
+          <w:sz w:val="21"/>
+          <w:szCs w:val="21"/>
+          <w14:ligatures w14:val="none"/>
+        </w:rPr>
+        <w:t>),</w:t>
       </w:r>
     </w:p>
     <w:p>
@@ -13155,6 +14056,7 @@
         </w:rPr>
         <w:t xml:space="preserve"> () =&gt; </w:t>
       </w:r>
+      <w:proofErr w:type="gramStart"/>
       <w:r>
         <w:rPr>
           <w:rFonts w:ascii="Consolas" w:eastAsia="Times New Roman" w:hAnsi="Consolas" w:cs="Times New Roman"/>
@@ -13177,6 +14079,7 @@
         </w:rPr>
         <w:t>::</w:t>
       </w:r>
+      <w:proofErr w:type="gramEnd"/>
       <w:r>
         <w:rPr>
           <w:rFonts w:ascii="Consolas" w:eastAsia="Times New Roman" w:hAnsi="Consolas" w:cs="Times New Roman"/>
@@ -13221,6 +14124,7 @@
         </w:rPr>
         <w:t>)-&gt;</w:t>
       </w:r>
+      <w:proofErr w:type="gramStart"/>
       <w:r>
         <w:rPr>
           <w:rFonts w:ascii="Consolas" w:eastAsia="Times New Roman" w:hAnsi="Consolas" w:cs="Times New Roman"/>
@@ -13241,7 +14145,19 @@
           <w:szCs w:val="21"/>
           <w14:ligatures w14:val="none"/>
         </w:rPr>
-        <w:t>(),</w:t>
+        <w:t>(</w:t>
+      </w:r>
+      <w:proofErr w:type="gramEnd"/>
+      <w:r>
+        <w:rPr>
+          <w:rFonts w:ascii="Consolas" w:eastAsia="Times New Roman" w:hAnsi="Consolas" w:cs="Times New Roman"/>
+          <w:color w:val="000000"/>
+          <w:kern w:val="0"/>
+          <w:sz w:val="21"/>
+          <w:szCs w:val="21"/>
+          <w14:ligatures w14:val="none"/>
+        </w:rPr>
+        <w:t>),</w:t>
       </w:r>
     </w:p>
     <w:p>
@@ -13290,6 +14206,7 @@
         </w:rPr>
         <w:t xml:space="preserve"> () =&gt; </w:t>
       </w:r>
+      <w:proofErr w:type="gramStart"/>
       <w:r>
         <w:rPr>
           <w:rFonts w:ascii="Consolas" w:eastAsia="Times New Roman" w:hAnsi="Consolas" w:cs="Times New Roman"/>
@@ -13312,6 +14229,7 @@
         </w:rPr>
         <w:t>::</w:t>
       </w:r>
+      <w:proofErr w:type="gramEnd"/>
       <w:r>
         <w:rPr>
           <w:rFonts w:ascii="Consolas" w:eastAsia="Times New Roman" w:hAnsi="Consolas" w:cs="Times New Roman"/>
@@ -13356,6 +14274,7 @@
         </w:rPr>
         <w:t>)-&gt;</w:t>
       </w:r>
+      <w:proofErr w:type="gramStart"/>
       <w:r>
         <w:rPr>
           <w:rFonts w:ascii="Consolas" w:eastAsia="Times New Roman" w:hAnsi="Consolas" w:cs="Times New Roman"/>
@@ -13376,7 +14295,19 @@
           <w:szCs w:val="21"/>
           <w14:ligatures w14:val="none"/>
         </w:rPr>
-        <w:t>(),</w:t>
+        <w:t>(</w:t>
+      </w:r>
+      <w:proofErr w:type="gramEnd"/>
+      <w:r>
+        <w:rPr>
+          <w:rFonts w:ascii="Consolas" w:eastAsia="Times New Roman" w:hAnsi="Consolas" w:cs="Times New Roman"/>
+          <w:color w:val="000000"/>
+          <w:kern w:val="0"/>
+          <w:sz w:val="21"/>
+          <w:szCs w:val="21"/>
+          <w14:ligatures w14:val="none"/>
+        </w:rPr>
+        <w:t>),</w:t>
       </w:r>
     </w:p>
     <w:p>
@@ -13440,8 +14371,518 @@
           <w:szCs w:val="21"/>
           <w14:ligatures w14:val="none"/>
         </w:rPr>
+        <w:t xml:space="preserve">        </w:t>
+      </w:r>
+      <w:proofErr w:type="gramStart"/>
+      <w:r>
+        <w:rPr>
+          <w:rFonts w:ascii="Consolas" w:eastAsia="Times New Roman" w:hAnsi="Consolas" w:cs="Times New Roman"/>
+          <w:color w:val="000000"/>
+          <w:kern w:val="0"/>
+          <w:sz w:val="21"/>
+          <w:szCs w:val="21"/>
+          <w14:ligatures w14:val="none"/>
+        </w:rPr>
+        <w:t>}</w:t>
+      </w:r>
+      <w:r>
+        <w:rPr>
+          <w:rFonts w:ascii="Consolas" w:eastAsia="Times New Roman" w:hAnsi="Consolas" w:cs="Times New Roman"/>
+          <w:color w:val="AF00DB"/>
+          <w:kern w:val="0"/>
+          <w:sz w:val="21"/>
+          <w:szCs w:val="21"/>
+          <w14:ligatures w14:val="none"/>
+        </w:rPr>
+        <w:t>catch</w:t>
+      </w:r>
+      <w:proofErr w:type="gramEnd"/>
+      <w:r>
+        <w:rPr>
+          <w:rFonts w:ascii="Consolas" w:eastAsia="Times New Roman" w:hAnsi="Consolas" w:cs="Times New Roman"/>
+          <w:color w:val="000000"/>
+          <w:kern w:val="0"/>
+          <w:sz w:val="21"/>
+          <w:szCs w:val="21"/>
+          <w14:ligatures w14:val="none"/>
+        </w:rPr>
+        <w:t xml:space="preserve"> (</w:t>
+      </w:r>
+      <w:r>
+        <w:rPr>
+          <w:rFonts w:ascii="Consolas" w:eastAsia="Times New Roman" w:hAnsi="Consolas" w:cs="Times New Roman"/>
+          <w:color w:val="267F99"/>
+          <w:kern w:val="0"/>
+          <w:sz w:val="21"/>
+          <w:szCs w:val="21"/>
+          <w14:ligatures w14:val="none"/>
+        </w:rPr>
+        <w:t>TaskTimeoutException</w:t>
+      </w:r>
+      <w:r>
+        <w:rPr>
+          <w:rFonts w:ascii="Consolas" w:eastAsia="Times New Roman" w:hAnsi="Consolas" w:cs="Times New Roman"/>
+          <w:color w:val="000000"/>
+          <w:kern w:val="0"/>
+          <w:sz w:val="21"/>
+          <w:szCs w:val="21"/>
+          <w14:ligatures w14:val="none"/>
+        </w:rPr>
+        <w:t xml:space="preserve"> </w:t>
+      </w:r>
+      <w:r>
+        <w:rPr>
+          <w:rFonts w:ascii="Consolas" w:eastAsia="Times New Roman" w:hAnsi="Consolas" w:cs="Times New Roman"/>
+          <w:color w:val="001080"/>
+          <w:kern w:val="0"/>
+          <w:sz w:val="21"/>
+          <w:szCs w:val="21"/>
+          <w14:ligatures w14:val="none"/>
+        </w:rPr>
+        <w:t>$e</w:t>
+      </w:r>
+      <w:r>
+        <w:rPr>
+          <w:rFonts w:ascii="Consolas" w:eastAsia="Times New Roman" w:hAnsi="Consolas" w:cs="Times New Roman"/>
+          <w:color w:val="000000"/>
+          <w:kern w:val="0"/>
+          <w:sz w:val="21"/>
+          <w:szCs w:val="21"/>
+          <w14:ligatures w14:val="none"/>
+        </w:rPr>
+        <w:t>) {</w:t>
+      </w:r>
+    </w:p>
+    <w:p>
+      <w:pPr>
+        <w:shd w:val="clear" w:color="auto" w:fill="FFFFFF"/>
+        <w:spacing w:after="0" w:line="285" w:lineRule="atLeast"/>
+        <w:rPr>
+          <w:rFonts w:ascii="Consolas" w:eastAsia="Times New Roman" w:hAnsi="Consolas" w:cs="Times New Roman"/>
+          <w:color w:val="3B3B3B"/>
+          <w:kern w:val="0"/>
+          <w:sz w:val="21"/>
+          <w:szCs w:val="21"/>
+          <w14:ligatures w14:val="none"/>
+        </w:rPr>
+      </w:pPr>
+      <w:r>
+        <w:rPr>
+          <w:rFonts w:ascii="Consolas" w:eastAsia="Times New Roman" w:hAnsi="Consolas" w:cs="Times New Roman"/>
+          <w:color w:val="000000"/>
+          <w:kern w:val="0"/>
+          <w:sz w:val="21"/>
+          <w:szCs w:val="21"/>
+          <w14:ligatures w14:val="none"/>
+        </w:rPr>
+        <w:t xml:space="preserve">            </w:t>
+      </w:r>
+      <w:r>
+        <w:rPr>
+          <w:rFonts w:ascii="Consolas" w:eastAsia="Times New Roman" w:hAnsi="Consolas" w:cs="Times New Roman"/>
+          <w:color w:val="AF00DB"/>
+          <w:kern w:val="0"/>
+          <w:sz w:val="21"/>
+          <w:szCs w:val="21"/>
+          <w14:ligatures w14:val="none"/>
+        </w:rPr>
+        <w:t>return</w:t>
+      </w:r>
+      <w:r>
+        <w:rPr>
+          <w:rFonts w:ascii="Consolas" w:eastAsia="Times New Roman" w:hAnsi="Consolas" w:cs="Times New Roman"/>
+          <w:color w:val="000000"/>
+          <w:kern w:val="0"/>
+          <w:sz w:val="21"/>
+          <w:szCs w:val="21"/>
+          <w14:ligatures w14:val="none"/>
+        </w:rPr>
+        <w:t xml:space="preserve"> </w:t>
+      </w:r>
+      <w:proofErr w:type="gramStart"/>
+      <w:r>
+        <w:rPr>
+          <w:rFonts w:ascii="Consolas" w:eastAsia="Times New Roman" w:hAnsi="Consolas" w:cs="Times New Roman"/>
+          <w:color w:val="795E26"/>
+          <w:kern w:val="0"/>
+          <w:sz w:val="21"/>
+          <w:szCs w:val="21"/>
+          <w14:ligatures w14:val="none"/>
+        </w:rPr>
+        <w:t>response</w:t>
+      </w:r>
+      <w:r>
+        <w:rPr>
+          <w:rFonts w:ascii="Consolas" w:eastAsia="Times New Roman" w:hAnsi="Consolas" w:cs="Times New Roman"/>
+          <w:color w:val="000000"/>
+          <w:kern w:val="0"/>
+          <w:sz w:val="21"/>
+          <w:szCs w:val="21"/>
+          <w14:ligatures w14:val="none"/>
+        </w:rPr>
+        <w:t>(</w:t>
+      </w:r>
+      <w:proofErr w:type="gramEnd"/>
+      <w:r>
+        <w:rPr>
+          <w:rFonts w:ascii="Consolas" w:eastAsia="Times New Roman" w:hAnsi="Consolas" w:cs="Times New Roman"/>
+          <w:color w:val="000000"/>
+          <w:kern w:val="0"/>
+          <w:sz w:val="21"/>
+          <w:szCs w:val="21"/>
+          <w14:ligatures w14:val="none"/>
+        </w:rPr>
+        <w:t>)-&gt;</w:t>
+      </w:r>
+      <w:proofErr w:type="gramStart"/>
+      <w:r>
+        <w:rPr>
+          <w:rFonts w:ascii="Consolas" w:eastAsia="Times New Roman" w:hAnsi="Consolas" w:cs="Times New Roman"/>
+          <w:color w:val="795E26"/>
+          <w:kern w:val="0"/>
+          <w:sz w:val="21"/>
+          <w:szCs w:val="21"/>
+          <w14:ligatures w14:val="none"/>
+        </w:rPr>
+        <w:t>json</w:t>
+      </w:r>
+      <w:r>
+        <w:rPr>
+          <w:rFonts w:ascii="Consolas" w:eastAsia="Times New Roman" w:hAnsi="Consolas" w:cs="Times New Roman"/>
+          <w:color w:val="000000"/>
+          <w:kern w:val="0"/>
+          <w:sz w:val="21"/>
+          <w:szCs w:val="21"/>
+          <w14:ligatures w14:val="none"/>
+        </w:rPr>
+        <w:t>(</w:t>
+      </w:r>
+      <w:proofErr w:type="gramEnd"/>
+      <w:r>
+        <w:rPr>
+          <w:rFonts w:ascii="Consolas" w:eastAsia="Times New Roman" w:hAnsi="Consolas" w:cs="Times New Roman"/>
+          <w:color w:val="000000"/>
+          <w:kern w:val="0"/>
+          <w:sz w:val="21"/>
+          <w:szCs w:val="21"/>
+          <w14:ligatures w14:val="none"/>
+        </w:rPr>
+        <w:t>[</w:t>
+      </w:r>
+    </w:p>
+    <w:p>
+      <w:pPr>
+        <w:shd w:val="clear" w:color="auto" w:fill="FFFFFF"/>
+        <w:spacing w:after="0" w:line="285" w:lineRule="atLeast"/>
+        <w:rPr>
+          <w:rFonts w:ascii="Consolas" w:eastAsia="Times New Roman" w:hAnsi="Consolas" w:cs="Times New Roman"/>
+          <w:color w:val="3B3B3B"/>
+          <w:kern w:val="0"/>
+          <w:sz w:val="21"/>
+          <w:szCs w:val="21"/>
+          <w14:ligatures w14:val="none"/>
+        </w:rPr>
+      </w:pPr>
+      <w:r>
+        <w:rPr>
+          <w:rFonts w:ascii="Consolas" w:eastAsia="Times New Roman" w:hAnsi="Consolas" w:cs="Times New Roman"/>
+          <w:color w:val="000000"/>
+          <w:kern w:val="0"/>
+          <w:sz w:val="21"/>
+          <w:szCs w:val="21"/>
+          <w14:ligatures w14:val="none"/>
+        </w:rPr>
+        <w:t xml:space="preserve">                </w:t>
+      </w:r>
+      <w:r>
+        <w:rPr>
+          <w:rFonts w:ascii="Consolas" w:eastAsia="Times New Roman" w:hAnsi="Consolas" w:cs="Times New Roman"/>
+          <w:color w:val="A31515"/>
+          <w:kern w:val="0"/>
+          <w:sz w:val="21"/>
+          <w:szCs w:val="21"/>
+          <w14:ligatures w14:val="none"/>
+        </w:rPr>
+        <w:t>"msg"</w:t>
+      </w:r>
+      <w:r>
+        <w:rPr>
+          <w:rFonts w:ascii="Consolas" w:eastAsia="Times New Roman" w:hAnsi="Consolas" w:cs="Times New Roman"/>
+          <w:color w:val="000000"/>
+          <w:kern w:val="0"/>
+          <w:sz w:val="21"/>
+          <w:szCs w:val="21"/>
+          <w14:ligatures w14:val="none"/>
+        </w:rPr>
+        <w:t xml:space="preserve"> =&gt; </w:t>
+      </w:r>
+      <w:r>
+        <w:rPr>
+          <w:rFonts w:ascii="Consolas" w:eastAsia="Times New Roman" w:hAnsi="Consolas" w:cs="Times New Roman"/>
+          <w:color w:val="001080"/>
+          <w:kern w:val="0"/>
+          <w:sz w:val="21"/>
+          <w:szCs w:val="21"/>
+          <w14:ligatures w14:val="none"/>
+        </w:rPr>
+        <w:t>$e</w:t>
+      </w:r>
+      <w:r>
+        <w:rPr>
+          <w:rFonts w:ascii="Consolas" w:eastAsia="Times New Roman" w:hAnsi="Consolas" w:cs="Times New Roman"/>
+          <w:color w:val="000000"/>
+          <w:kern w:val="0"/>
+          <w:sz w:val="21"/>
+          <w:szCs w:val="21"/>
+          <w14:ligatures w14:val="none"/>
+        </w:rPr>
+        <w:t>-&gt;</w:t>
+      </w:r>
+      <w:proofErr w:type="gramStart"/>
+      <w:r>
+        <w:rPr>
+          <w:rFonts w:ascii="Consolas" w:eastAsia="Times New Roman" w:hAnsi="Consolas" w:cs="Times New Roman"/>
+          <w:color w:val="795E26"/>
+          <w:kern w:val="0"/>
+          <w:sz w:val="21"/>
+          <w:szCs w:val="21"/>
+          <w14:ligatures w14:val="none"/>
+        </w:rPr>
+        <w:t>getMessage</w:t>
+      </w:r>
+      <w:r>
+        <w:rPr>
+          <w:rFonts w:ascii="Consolas" w:eastAsia="Times New Roman" w:hAnsi="Consolas" w:cs="Times New Roman"/>
+          <w:color w:val="000000"/>
+          <w:kern w:val="0"/>
+          <w:sz w:val="21"/>
+          <w:szCs w:val="21"/>
+          <w14:ligatures w14:val="none"/>
+        </w:rPr>
+        <w:t>(</w:t>
+      </w:r>
+      <w:proofErr w:type="gramEnd"/>
+      <w:r>
+        <w:rPr>
+          <w:rFonts w:ascii="Consolas" w:eastAsia="Times New Roman" w:hAnsi="Consolas" w:cs="Times New Roman"/>
+          <w:color w:val="000000"/>
+          <w:kern w:val="0"/>
+          <w:sz w:val="21"/>
+          <w:szCs w:val="21"/>
+          <w14:ligatures w14:val="none"/>
+        </w:rPr>
+        <w:t>),</w:t>
+      </w:r>
+    </w:p>
+    <w:p>
+      <w:pPr>
+        <w:shd w:val="clear" w:color="auto" w:fill="FFFFFF"/>
+        <w:spacing w:after="0" w:line="285" w:lineRule="atLeast"/>
+        <w:rPr>
+          <w:rFonts w:ascii="Consolas" w:eastAsia="Times New Roman" w:hAnsi="Consolas" w:cs="Times New Roman"/>
+          <w:color w:val="3B3B3B"/>
+          <w:kern w:val="0"/>
+          <w:sz w:val="21"/>
+          <w:szCs w:val="21"/>
+          <w14:ligatures w14:val="none"/>
+        </w:rPr>
+      </w:pPr>
+      <w:r>
+        <w:rPr>
+          <w:rFonts w:ascii="Consolas" w:eastAsia="Times New Roman" w:hAnsi="Consolas" w:cs="Times New Roman"/>
+          <w:color w:val="000000"/>
+          <w:kern w:val="0"/>
+          <w:sz w:val="21"/>
+          <w:szCs w:val="21"/>
+          <w14:ligatures w14:val="none"/>
+        </w:rPr>
+        <w:t>            ]);</w:t>
+      </w:r>
+    </w:p>
+    <w:p>
+      <w:pPr>
+        <w:shd w:val="clear" w:color="auto" w:fill="FFFFFF"/>
+        <w:spacing w:after="0" w:line="285" w:lineRule="atLeast"/>
+        <w:rPr>
+          <w:rFonts w:ascii="Consolas" w:eastAsia="Times New Roman" w:hAnsi="Consolas" w:cs="Times New Roman"/>
+          <w:color w:val="3B3B3B"/>
+          <w:kern w:val="0"/>
+          <w:sz w:val="21"/>
+          <w:szCs w:val="21"/>
+          <w14:ligatures w14:val="none"/>
+        </w:rPr>
+      </w:pPr>
+      <w:r>
+        <w:rPr>
+          <w:rFonts w:ascii="Consolas" w:eastAsia="Times New Roman" w:hAnsi="Consolas" w:cs="Times New Roman"/>
+          <w:color w:val="000000"/>
+          <w:kern w:val="0"/>
+          <w:sz w:val="21"/>
+          <w:szCs w:val="21"/>
+          <w14:ligatures w14:val="none"/>
+        </w:rPr>
         <w:t>        }</w:t>
       </w:r>
+    </w:p>
+    <w:p>
+      <w:pPr>
+        <w:shd w:val="clear" w:color="auto" w:fill="FFFFFF"/>
+        <w:spacing w:after="0" w:line="285" w:lineRule="atLeast"/>
+        <w:rPr>
+          <w:rFonts w:ascii="Consolas" w:eastAsia="Times New Roman" w:hAnsi="Consolas" w:cs="Times New Roman"/>
+          <w:color w:val="3B3B3B"/>
+          <w:kern w:val="0"/>
+          <w:sz w:val="21"/>
+          <w:szCs w:val="21"/>
+          <w14:ligatures w14:val="none"/>
+        </w:rPr>
+      </w:pPr>
+      <w:r>
+        <w:rPr>
+          <w:rFonts w:ascii="Consolas" w:eastAsia="Times New Roman" w:hAnsi="Consolas" w:cs="Times New Roman"/>
+          <w:color w:val="000000"/>
+          <w:kern w:val="0"/>
+          <w:sz w:val="21"/>
+          <w:szCs w:val="21"/>
+          <w14:ligatures w14:val="none"/>
+        </w:rPr>
+        <w:t xml:space="preserve">        </w:t>
+      </w:r>
+      <w:r>
+        <w:rPr>
+          <w:rFonts w:ascii="Consolas" w:eastAsia="Times New Roman" w:hAnsi="Consolas" w:cs="Times New Roman"/>
+          <w:color w:val="001080"/>
+          <w:kern w:val="0"/>
+          <w:sz w:val="21"/>
+          <w:szCs w:val="21"/>
+          <w14:ligatures w14:val="none"/>
+        </w:rPr>
+        <w:t>$totalTime</w:t>
+      </w:r>
+      <w:r>
+        <w:rPr>
+          <w:rFonts w:ascii="Consolas" w:eastAsia="Times New Roman" w:hAnsi="Consolas" w:cs="Times New Roman"/>
+          <w:color w:val="000000"/>
+          <w:kern w:val="0"/>
+          <w:sz w:val="21"/>
+          <w:szCs w:val="21"/>
+          <w14:ligatures w14:val="none"/>
+        </w:rPr>
+        <w:t xml:space="preserve"> = (</w:t>
+      </w:r>
+      <w:r>
+        <w:rPr>
+          <w:rFonts w:ascii="Consolas" w:eastAsia="Times New Roman" w:hAnsi="Consolas" w:cs="Times New Roman"/>
+          <w:color w:val="795E26"/>
+          <w:kern w:val="0"/>
+          <w:sz w:val="21"/>
+          <w:szCs w:val="21"/>
+          <w14:ligatures w14:val="none"/>
+        </w:rPr>
+        <w:t>hrtime</w:t>
+      </w:r>
+      <w:r>
+        <w:rPr>
+          <w:rFonts w:ascii="Consolas" w:eastAsia="Times New Roman" w:hAnsi="Consolas" w:cs="Times New Roman"/>
+          <w:color w:val="000000"/>
+          <w:kern w:val="0"/>
+          <w:sz w:val="21"/>
+          <w:szCs w:val="21"/>
+          <w14:ligatures w14:val="none"/>
+        </w:rPr>
+        <w:t>(</w:t>
+      </w:r>
+      <w:r>
+        <w:rPr>
+          <w:rFonts w:ascii="Consolas" w:eastAsia="Times New Roman" w:hAnsi="Consolas" w:cs="Times New Roman"/>
+          <w:color w:val="0000FF"/>
+          <w:kern w:val="0"/>
+          <w:sz w:val="21"/>
+          <w:szCs w:val="21"/>
+          <w14:ligatures w14:val="none"/>
+        </w:rPr>
+        <w:t>true</w:t>
+      </w:r>
+      <w:r>
+        <w:rPr>
+          <w:rFonts w:ascii="Consolas" w:eastAsia="Times New Roman" w:hAnsi="Consolas" w:cs="Times New Roman"/>
+          <w:color w:val="000000"/>
+          <w:kern w:val="0"/>
+          <w:sz w:val="21"/>
+          <w:szCs w:val="21"/>
+          <w14:ligatures w14:val="none"/>
+        </w:rPr>
+        <w:t xml:space="preserve">) - </w:t>
+      </w:r>
+      <w:r>
+        <w:rPr>
+          <w:rFonts w:ascii="Consolas" w:eastAsia="Times New Roman" w:hAnsi="Consolas" w:cs="Times New Roman"/>
+          <w:color w:val="001080"/>
+          <w:kern w:val="0"/>
+          <w:sz w:val="21"/>
+          <w:szCs w:val="21"/>
+          <w14:ligatures w14:val="none"/>
+        </w:rPr>
+        <w:t>$time</w:t>
+      </w:r>
+      <w:r>
+        <w:rPr>
+          <w:rFonts w:ascii="Consolas" w:eastAsia="Times New Roman" w:hAnsi="Consolas" w:cs="Times New Roman"/>
+          <w:color w:val="000000"/>
+          <w:kern w:val="0"/>
+          <w:sz w:val="21"/>
+          <w:szCs w:val="21"/>
+          <w14:ligatures w14:val="none"/>
+        </w:rPr>
+        <w:t xml:space="preserve">) / </w:t>
+      </w:r>
+      <w:r>
+        <w:rPr>
+          <w:rFonts w:ascii="Consolas" w:eastAsia="Times New Roman" w:hAnsi="Consolas" w:cs="Times New Roman"/>
+          <w:color w:val="098658"/>
+          <w:kern w:val="0"/>
+          <w:sz w:val="21"/>
+          <w:szCs w:val="21"/>
+          <w14:ligatures w14:val="none"/>
+        </w:rPr>
+        <w:t>1_000_000</w:t>
+      </w:r>
+      <w:r>
+        <w:rPr>
+          <w:rFonts w:ascii="Consolas" w:eastAsia="Times New Roman" w:hAnsi="Consolas" w:cs="Times New Roman"/>
+          <w:color w:val="000000"/>
+          <w:kern w:val="0"/>
+          <w:sz w:val="21"/>
+          <w:szCs w:val="21"/>
+          <w14:ligatures w14:val="none"/>
+        </w:rPr>
+        <w:t>;</w:t>
+      </w:r>
+    </w:p>
+    <w:p>
+      <w:pPr>
+        <w:shd w:val="clear" w:color="auto" w:fill="FFFFFF"/>
+        <w:spacing w:after="0" w:line="285" w:lineRule="atLeast"/>
+        <w:rPr>
+          <w:rFonts w:ascii="Consolas" w:eastAsia="Times New Roman" w:hAnsi="Consolas" w:cs="Times New Roman"/>
+          <w:color w:val="3B3B3B"/>
+          <w:kern w:val="0"/>
+          <w:sz w:val="21"/>
+          <w:szCs w:val="21"/>
+          <w14:ligatures w14:val="none"/>
+        </w:rPr>
+      </w:pPr>
+      <w:r>
+        <w:rPr>
+          <w:rFonts w:ascii="Consolas" w:eastAsia="Times New Roman" w:hAnsi="Consolas" w:cs="Times New Roman"/>
+          <w:color w:val="000000"/>
+          <w:kern w:val="0"/>
+          <w:sz w:val="21"/>
+          <w:szCs w:val="21"/>
+          <w14:ligatures w14:val="none"/>
+        </w:rPr>
+        <w:t xml:space="preserve">        </w:t>
+      </w:r>
       <w:r>
         <w:rPr>
           <w:rFonts w:ascii="Consolas" w:eastAsia="Times New Roman" w:hAnsi="Consolas" w:cs="Times New Roman"/>
@@ -13451,29 +14892,7 @@
           <w:szCs w:val="21"/>
           <w14:ligatures w14:val="none"/>
         </w:rPr>
-        <w:t>catch</w:t>
-      </w:r>
-      <w:r>
-        <w:rPr>
-          <w:rFonts w:ascii="Consolas" w:eastAsia="Times New Roman" w:hAnsi="Consolas" w:cs="Times New Roman"/>
-          <w:color w:val="000000"/>
-          <w:kern w:val="0"/>
-          <w:sz w:val="21"/>
-          <w:szCs w:val="21"/>
-          <w14:ligatures w14:val="none"/>
-        </w:rPr>
-        <w:t xml:space="preserve"> (</w:t>
-      </w:r>
-      <w:r>
-        <w:rPr>
-          <w:rFonts w:ascii="Consolas" w:eastAsia="Times New Roman" w:hAnsi="Consolas" w:cs="Times New Roman"/>
-          <w:color w:val="267F99"/>
-          <w:kern w:val="0"/>
-          <w:sz w:val="21"/>
-          <w:szCs w:val="21"/>
-          <w14:ligatures w14:val="none"/>
-        </w:rPr>
-        <w:t>TaskTimeoutException</w:t>
+        <w:t>return</w:t>
       </w:r>
       <w:r>
         <w:rPr>
@@ -13486,75 +14905,7 @@
         </w:rPr>
         <w:t xml:space="preserve"> </w:t>
       </w:r>
-      <w:r>
-        <w:rPr>
-          <w:rFonts w:ascii="Consolas" w:eastAsia="Times New Roman" w:hAnsi="Consolas" w:cs="Times New Roman"/>
-          <w:color w:val="001080"/>
-          <w:kern w:val="0"/>
-          <w:sz w:val="21"/>
-          <w:szCs w:val="21"/>
-          <w14:ligatures w14:val="none"/>
-        </w:rPr>
-        <w:t>$e</w:t>
-      </w:r>
-      <w:r>
-        <w:rPr>
-          <w:rFonts w:ascii="Consolas" w:eastAsia="Times New Roman" w:hAnsi="Consolas" w:cs="Times New Roman"/>
-          <w:color w:val="000000"/>
-          <w:kern w:val="0"/>
-          <w:sz w:val="21"/>
-          <w:szCs w:val="21"/>
-          <w14:ligatures w14:val="none"/>
-        </w:rPr>
-        <w:t>) {</w:t>
-      </w:r>
-    </w:p>
-    <w:p>
-      <w:pPr>
-        <w:shd w:val="clear" w:color="auto" w:fill="FFFFFF"/>
-        <w:spacing w:after="0" w:line="285" w:lineRule="atLeast"/>
-        <w:rPr>
-          <w:rFonts w:ascii="Consolas" w:eastAsia="Times New Roman" w:hAnsi="Consolas" w:cs="Times New Roman"/>
-          <w:color w:val="3B3B3B"/>
-          <w:kern w:val="0"/>
-          <w:sz w:val="21"/>
-          <w:szCs w:val="21"/>
-          <w14:ligatures w14:val="none"/>
-        </w:rPr>
-      </w:pPr>
-      <w:r>
-        <w:rPr>
-          <w:rFonts w:ascii="Consolas" w:eastAsia="Times New Roman" w:hAnsi="Consolas" w:cs="Times New Roman"/>
-          <w:color w:val="000000"/>
-          <w:kern w:val="0"/>
-          <w:sz w:val="21"/>
-          <w:szCs w:val="21"/>
-          <w14:ligatures w14:val="none"/>
-        </w:rPr>
-        <w:t xml:space="preserve">            </w:t>
-      </w:r>
-      <w:r>
-        <w:rPr>
-          <w:rFonts w:ascii="Consolas" w:eastAsia="Times New Roman" w:hAnsi="Consolas" w:cs="Times New Roman"/>
-          <w:color w:val="AF00DB"/>
-          <w:kern w:val="0"/>
-          <w:sz w:val="21"/>
-          <w:szCs w:val="21"/>
-          <w14:ligatures w14:val="none"/>
-        </w:rPr>
-        <w:t>return</w:t>
-      </w:r>
-      <w:r>
-        <w:rPr>
-          <w:rFonts w:ascii="Consolas" w:eastAsia="Times New Roman" w:hAnsi="Consolas" w:cs="Times New Roman"/>
-          <w:color w:val="000000"/>
-          <w:kern w:val="0"/>
-          <w:sz w:val="21"/>
-          <w:szCs w:val="21"/>
-          <w14:ligatures w14:val="none"/>
-        </w:rPr>
-        <w:t xml:space="preserve"> </w:t>
-      </w:r>
+      <w:proofErr w:type="gramStart"/>
       <w:r>
         <w:rPr>
           <w:rFonts w:ascii="Consolas" w:eastAsia="Times New Roman" w:hAnsi="Consolas" w:cs="Times New Roman"/>
@@ -13575,8 +14926,21 @@
           <w:szCs w:val="21"/>
           <w14:ligatures w14:val="none"/>
         </w:rPr>
-        <w:t>()-&gt;</w:t>
-      </w:r>
+        <w:t>(</w:t>
+      </w:r>
+      <w:proofErr w:type="gramEnd"/>
+      <w:r>
+        <w:rPr>
+          <w:rFonts w:ascii="Consolas" w:eastAsia="Times New Roman" w:hAnsi="Consolas" w:cs="Times New Roman"/>
+          <w:color w:val="000000"/>
+          <w:kern w:val="0"/>
+          <w:sz w:val="21"/>
+          <w:szCs w:val="21"/>
+          <w14:ligatures w14:val="none"/>
+        </w:rPr>
+        <w:t>)-&gt;</w:t>
+      </w:r>
+      <w:proofErr w:type="gramStart"/>
       <w:r>
         <w:rPr>
           <w:rFonts w:ascii="Consolas" w:eastAsia="Times New Roman" w:hAnsi="Consolas" w:cs="Times New Roman"/>
@@ -13597,374 +14961,19 @@
           <w:szCs w:val="21"/>
           <w14:ligatures w14:val="none"/>
         </w:rPr>
-        <w:t>([</w:t>
-      </w:r>
-    </w:p>
-    <w:p>
-      <w:pPr>
-        <w:shd w:val="clear" w:color="auto" w:fill="FFFFFF"/>
-        <w:spacing w:after="0" w:line="285" w:lineRule="atLeast"/>
-        <w:rPr>
-          <w:rFonts w:ascii="Consolas" w:eastAsia="Times New Roman" w:hAnsi="Consolas" w:cs="Times New Roman"/>
-          <w:color w:val="3B3B3B"/>
-          <w:kern w:val="0"/>
-          <w:sz w:val="21"/>
-          <w:szCs w:val="21"/>
-          <w14:ligatures w14:val="none"/>
-        </w:rPr>
-      </w:pPr>
-      <w:r>
-        <w:rPr>
-          <w:rFonts w:ascii="Consolas" w:eastAsia="Times New Roman" w:hAnsi="Consolas" w:cs="Times New Roman"/>
-          <w:color w:val="000000"/>
-          <w:kern w:val="0"/>
-          <w:sz w:val="21"/>
-          <w:szCs w:val="21"/>
-          <w14:ligatures w14:val="none"/>
-        </w:rPr>
-        <w:t xml:space="preserve">                </w:t>
-      </w:r>
-      <w:r>
-        <w:rPr>
-          <w:rFonts w:ascii="Consolas" w:eastAsia="Times New Roman" w:hAnsi="Consolas" w:cs="Times New Roman"/>
-          <w:color w:val="A31515"/>
-          <w:kern w:val="0"/>
-          <w:sz w:val="21"/>
-          <w:szCs w:val="21"/>
-          <w14:ligatures w14:val="none"/>
-        </w:rPr>
-        <w:t>"msg"</w:t>
-      </w:r>
-      <w:r>
-        <w:rPr>
-          <w:rFonts w:ascii="Consolas" w:eastAsia="Times New Roman" w:hAnsi="Consolas" w:cs="Times New Roman"/>
-          <w:color w:val="000000"/>
-          <w:kern w:val="0"/>
-          <w:sz w:val="21"/>
-          <w:szCs w:val="21"/>
-          <w14:ligatures w14:val="none"/>
-        </w:rPr>
-        <w:t xml:space="preserve"> =&gt; </w:t>
-      </w:r>
-      <w:r>
-        <w:rPr>
-          <w:rFonts w:ascii="Consolas" w:eastAsia="Times New Roman" w:hAnsi="Consolas" w:cs="Times New Roman"/>
-          <w:color w:val="001080"/>
-          <w:kern w:val="0"/>
-          <w:sz w:val="21"/>
-          <w:szCs w:val="21"/>
-          <w14:ligatures w14:val="none"/>
-        </w:rPr>
-        <w:t>$e</w:t>
-      </w:r>
-      <w:r>
-        <w:rPr>
-          <w:rFonts w:ascii="Consolas" w:eastAsia="Times New Roman" w:hAnsi="Consolas" w:cs="Times New Roman"/>
-          <w:color w:val="000000"/>
-          <w:kern w:val="0"/>
-          <w:sz w:val="21"/>
-          <w:szCs w:val="21"/>
-          <w14:ligatures w14:val="none"/>
-        </w:rPr>
-        <w:t>-&gt;</w:t>
-      </w:r>
-      <w:r>
-        <w:rPr>
-          <w:rFonts w:ascii="Consolas" w:eastAsia="Times New Roman" w:hAnsi="Consolas" w:cs="Times New Roman"/>
-          <w:color w:val="795E26"/>
-          <w:kern w:val="0"/>
-          <w:sz w:val="21"/>
-          <w:szCs w:val="21"/>
-          <w14:ligatures w14:val="none"/>
-        </w:rPr>
-        <w:t>getMessage</w:t>
-      </w:r>
-      <w:r>
-        <w:rPr>
-          <w:rFonts w:ascii="Consolas" w:eastAsia="Times New Roman" w:hAnsi="Consolas" w:cs="Times New Roman"/>
-          <w:color w:val="000000"/>
-          <w:kern w:val="0"/>
-          <w:sz w:val="21"/>
-          <w:szCs w:val="21"/>
-          <w14:ligatures w14:val="none"/>
-        </w:rPr>
-        <w:t>(),</w:t>
-      </w:r>
-    </w:p>
-    <w:p>
-      <w:pPr>
-        <w:shd w:val="clear" w:color="auto" w:fill="FFFFFF"/>
-        <w:spacing w:after="0" w:line="285" w:lineRule="atLeast"/>
-        <w:rPr>
-          <w:rFonts w:ascii="Consolas" w:eastAsia="Times New Roman" w:hAnsi="Consolas" w:cs="Times New Roman"/>
-          <w:color w:val="3B3B3B"/>
-          <w:kern w:val="0"/>
-          <w:sz w:val="21"/>
-          <w:szCs w:val="21"/>
-          <w14:ligatures w14:val="none"/>
-        </w:rPr>
-      </w:pPr>
-      <w:r>
-        <w:rPr>
-          <w:rFonts w:ascii="Consolas" w:eastAsia="Times New Roman" w:hAnsi="Consolas" w:cs="Times New Roman"/>
-          <w:color w:val="000000"/>
-          <w:kern w:val="0"/>
-          <w:sz w:val="21"/>
-          <w:szCs w:val="21"/>
-          <w14:ligatures w14:val="none"/>
-        </w:rPr>
-        <w:t>            ]);</w:t>
-      </w:r>
-    </w:p>
-    <w:p>
-      <w:pPr>
-        <w:shd w:val="clear" w:color="auto" w:fill="FFFFFF"/>
-        <w:spacing w:after="0" w:line="285" w:lineRule="atLeast"/>
-        <w:rPr>
-          <w:rFonts w:ascii="Consolas" w:eastAsia="Times New Roman" w:hAnsi="Consolas" w:cs="Times New Roman"/>
-          <w:color w:val="3B3B3B"/>
-          <w:kern w:val="0"/>
-          <w:sz w:val="21"/>
-          <w:szCs w:val="21"/>
-          <w14:ligatures w14:val="none"/>
-        </w:rPr>
-      </w:pPr>
-      <w:r>
-        <w:rPr>
-          <w:rFonts w:ascii="Consolas" w:eastAsia="Times New Roman" w:hAnsi="Consolas" w:cs="Times New Roman"/>
-          <w:color w:val="000000"/>
-          <w:kern w:val="0"/>
-          <w:sz w:val="21"/>
-          <w:szCs w:val="21"/>
-          <w14:ligatures w14:val="none"/>
-        </w:rPr>
-        <w:t>        }</w:t>
-      </w:r>
-    </w:p>
-    <w:p>
-      <w:pPr>
-        <w:shd w:val="clear" w:color="auto" w:fill="FFFFFF"/>
-        <w:spacing w:after="0" w:line="285" w:lineRule="atLeast"/>
-        <w:rPr>
-          <w:rFonts w:ascii="Consolas" w:eastAsia="Times New Roman" w:hAnsi="Consolas" w:cs="Times New Roman"/>
-          <w:color w:val="3B3B3B"/>
-          <w:kern w:val="0"/>
-          <w:sz w:val="21"/>
-          <w:szCs w:val="21"/>
-          <w14:ligatures w14:val="none"/>
-        </w:rPr>
-      </w:pPr>
-      <w:r>
-        <w:rPr>
-          <w:rFonts w:ascii="Consolas" w:eastAsia="Times New Roman" w:hAnsi="Consolas" w:cs="Times New Roman"/>
-          <w:color w:val="000000"/>
-          <w:kern w:val="0"/>
-          <w:sz w:val="21"/>
-          <w:szCs w:val="21"/>
-          <w14:ligatures w14:val="none"/>
-        </w:rPr>
-        <w:t xml:space="preserve">        </w:t>
-      </w:r>
-      <w:r>
-        <w:rPr>
-          <w:rFonts w:ascii="Consolas" w:eastAsia="Times New Roman" w:hAnsi="Consolas" w:cs="Times New Roman"/>
-          <w:color w:val="001080"/>
-          <w:kern w:val="0"/>
-          <w:sz w:val="21"/>
-          <w:szCs w:val="21"/>
-          <w14:ligatures w14:val="none"/>
-        </w:rPr>
-        <w:t>$totalTime</w:t>
-      </w:r>
-      <w:r>
-        <w:rPr>
-          <w:rFonts w:ascii="Consolas" w:eastAsia="Times New Roman" w:hAnsi="Consolas" w:cs="Times New Roman"/>
-          <w:color w:val="000000"/>
-          <w:kern w:val="0"/>
-          <w:sz w:val="21"/>
-          <w:szCs w:val="21"/>
-          <w14:ligatures w14:val="none"/>
-        </w:rPr>
-        <w:t xml:space="preserve"> = (</w:t>
-      </w:r>
-      <w:r>
-        <w:rPr>
-          <w:rFonts w:ascii="Consolas" w:eastAsia="Times New Roman" w:hAnsi="Consolas" w:cs="Times New Roman"/>
-          <w:color w:val="795E26"/>
-          <w:kern w:val="0"/>
-          <w:sz w:val="21"/>
-          <w:szCs w:val="21"/>
-          <w14:ligatures w14:val="none"/>
-        </w:rPr>
-        <w:t>hrtime</w:t>
-      </w:r>
-      <w:r>
-        <w:rPr>
-          <w:rFonts w:ascii="Consolas" w:eastAsia="Times New Roman" w:hAnsi="Consolas" w:cs="Times New Roman"/>
-          <w:color w:val="000000"/>
-          <w:kern w:val="0"/>
-          <w:sz w:val="21"/>
-          <w:szCs w:val="21"/>
-          <w14:ligatures w14:val="none"/>
-        </w:rPr>
         <w:t>(</w:t>
       </w:r>
-      <w:r>
-        <w:rPr>
-          <w:rFonts w:ascii="Consolas" w:eastAsia="Times New Roman" w:hAnsi="Consolas" w:cs="Times New Roman"/>
-          <w:color w:val="0000FF"/>
-          <w:kern w:val="0"/>
-          <w:sz w:val="21"/>
-          <w:szCs w:val="21"/>
-          <w14:ligatures w14:val="none"/>
-        </w:rPr>
-        <w:t>true</w:t>
-      </w:r>
-      <w:r>
-        <w:rPr>
-          <w:rFonts w:ascii="Consolas" w:eastAsia="Times New Roman" w:hAnsi="Consolas" w:cs="Times New Roman"/>
-          <w:color w:val="000000"/>
-          <w:kern w:val="0"/>
-          <w:sz w:val="21"/>
-          <w:szCs w:val="21"/>
-          <w14:ligatures w14:val="none"/>
-        </w:rPr>
-        <w:t xml:space="preserve">) - </w:t>
-      </w:r>
-      <w:r>
-        <w:rPr>
-          <w:rFonts w:ascii="Consolas" w:eastAsia="Times New Roman" w:hAnsi="Consolas" w:cs="Times New Roman"/>
-          <w:color w:val="001080"/>
-          <w:kern w:val="0"/>
-          <w:sz w:val="21"/>
-          <w:szCs w:val="21"/>
-          <w14:ligatures w14:val="none"/>
-        </w:rPr>
-        <w:t>$time</w:t>
-      </w:r>
-      <w:r>
-        <w:rPr>
-          <w:rFonts w:ascii="Consolas" w:eastAsia="Times New Roman" w:hAnsi="Consolas" w:cs="Times New Roman"/>
-          <w:color w:val="000000"/>
-          <w:kern w:val="0"/>
-          <w:sz w:val="21"/>
-          <w:szCs w:val="21"/>
-          <w14:ligatures w14:val="none"/>
-        </w:rPr>
-        <w:t xml:space="preserve">) / </w:t>
-      </w:r>
-      <w:r>
-        <w:rPr>
-          <w:rFonts w:ascii="Consolas" w:eastAsia="Times New Roman" w:hAnsi="Consolas" w:cs="Times New Roman"/>
-          <w:color w:val="098658"/>
-          <w:kern w:val="0"/>
-          <w:sz w:val="21"/>
-          <w:szCs w:val="21"/>
-          <w14:ligatures w14:val="none"/>
-        </w:rPr>
-        <w:t>1_000_000</w:t>
-      </w:r>
-      <w:r>
-        <w:rPr>
-          <w:rFonts w:ascii="Consolas" w:eastAsia="Times New Roman" w:hAnsi="Consolas" w:cs="Times New Roman"/>
-          <w:color w:val="000000"/>
-          <w:kern w:val="0"/>
-          <w:sz w:val="21"/>
-          <w:szCs w:val="21"/>
-          <w14:ligatures w14:val="none"/>
-        </w:rPr>
-        <w:t>;</w:t>
-      </w:r>
-    </w:p>
-    <w:p>
-      <w:pPr>
-        <w:shd w:val="clear" w:color="auto" w:fill="FFFFFF"/>
-        <w:spacing w:after="0" w:line="285" w:lineRule="atLeast"/>
-        <w:rPr>
-          <w:rFonts w:ascii="Consolas" w:eastAsia="Times New Roman" w:hAnsi="Consolas" w:cs="Times New Roman"/>
-          <w:color w:val="3B3B3B"/>
-          <w:kern w:val="0"/>
-          <w:sz w:val="21"/>
-          <w:szCs w:val="21"/>
-          <w14:ligatures w14:val="none"/>
-        </w:rPr>
-      </w:pPr>
-      <w:r>
-        <w:rPr>
-          <w:rFonts w:ascii="Consolas" w:eastAsia="Times New Roman" w:hAnsi="Consolas" w:cs="Times New Roman"/>
-          <w:color w:val="000000"/>
-          <w:kern w:val="0"/>
-          <w:sz w:val="21"/>
-          <w:szCs w:val="21"/>
-          <w14:ligatures w14:val="none"/>
-        </w:rPr>
-        <w:t xml:space="preserve">        </w:t>
-      </w:r>
-      <w:r>
-        <w:rPr>
-          <w:rFonts w:ascii="Consolas" w:eastAsia="Times New Roman" w:hAnsi="Consolas" w:cs="Times New Roman"/>
-          <w:color w:val="AF00DB"/>
-          <w:kern w:val="0"/>
-          <w:sz w:val="21"/>
-          <w:szCs w:val="21"/>
-          <w14:ligatures w14:val="none"/>
-        </w:rPr>
-        <w:t>return</w:t>
-      </w:r>
-      <w:r>
-        <w:rPr>
-          <w:rFonts w:ascii="Consolas" w:eastAsia="Times New Roman" w:hAnsi="Consolas" w:cs="Times New Roman"/>
-          <w:color w:val="000000"/>
-          <w:kern w:val="0"/>
-          <w:sz w:val="21"/>
-          <w:szCs w:val="21"/>
-          <w14:ligatures w14:val="none"/>
-        </w:rPr>
-        <w:t xml:space="preserve"> </w:t>
-      </w:r>
-      <w:r>
-        <w:rPr>
-          <w:rFonts w:ascii="Consolas" w:eastAsia="Times New Roman" w:hAnsi="Consolas" w:cs="Times New Roman"/>
-          <w:color w:val="795E26"/>
-          <w:kern w:val="0"/>
-          <w:sz w:val="21"/>
-          <w:szCs w:val="21"/>
-          <w14:ligatures w14:val="none"/>
-        </w:rPr>
-        <w:t>response</w:t>
-      </w:r>
-      <w:r>
-        <w:rPr>
-          <w:rFonts w:ascii="Consolas" w:eastAsia="Times New Roman" w:hAnsi="Consolas" w:cs="Times New Roman"/>
-          <w:color w:val="000000"/>
-          <w:kern w:val="0"/>
-          <w:sz w:val="21"/>
-          <w:szCs w:val="21"/>
-          <w14:ligatures w14:val="none"/>
-        </w:rPr>
-        <w:t>()-&gt;</w:t>
-      </w:r>
-      <w:r>
-        <w:rPr>
-          <w:rFonts w:ascii="Consolas" w:eastAsia="Times New Roman" w:hAnsi="Consolas" w:cs="Times New Roman"/>
-          <w:color w:val="795E26"/>
-          <w:kern w:val="0"/>
-          <w:sz w:val="21"/>
-          <w:szCs w:val="21"/>
-          <w14:ligatures w14:val="none"/>
-        </w:rPr>
-        <w:t>json</w:t>
-      </w:r>
-      <w:r>
-        <w:rPr>
-          <w:rFonts w:ascii="Consolas" w:eastAsia="Times New Roman" w:hAnsi="Consolas" w:cs="Times New Roman"/>
-          <w:color w:val="000000"/>
-          <w:kern w:val="0"/>
-          <w:sz w:val="21"/>
-          <w:szCs w:val="21"/>
-          <w14:ligatures w14:val="none"/>
-        </w:rPr>
-        <w:t>([</w:t>
+      <w:proofErr w:type="gramEnd"/>
+      <w:r>
+        <w:rPr>
+          <w:rFonts w:ascii="Consolas" w:eastAsia="Times New Roman" w:hAnsi="Consolas" w:cs="Times New Roman"/>
+          <w:color w:val="000000"/>
+          <w:kern w:val="0"/>
+          <w:sz w:val="21"/>
+          <w:szCs w:val="21"/>
+          <w14:ligatures w14:val="none"/>
+        </w:rPr>
+        <w:t>[</w:t>
       </w:r>
     </w:p>
     <w:p>
@@ -14389,6 +15398,183 @@
           <w14:ligatures w14:val="none"/>
         </w:rPr>
       </w:pPr>
+      <w:r>
+        <w:rPr>
+          <w:rFonts w:ascii="Sakkal Majalla" w:eastAsia="Times New Roman" w:hAnsi="Sakkal Majalla" w:cs="Sakkal Majalla"/>
+          <w:b/>
+          <w:bCs/>
+          <w:color w:val="3A7C22" w:themeColor="accent6" w:themeShade="BF"/>
+          <w:kern w:val="0"/>
+          <w:sz w:val="28"/>
+          <w:szCs w:val="28"/>
+          <w14:ligatures w14:val="none"/>
+        </w:rPr>
+        <w:t>Route Caching</w:t>
+      </w:r>
+      <w:r>
+        <w:rPr>
+          <w:rFonts w:ascii="Sakkal Majalla" w:eastAsia="Times New Roman" w:hAnsi="Sakkal Majalla" w:cs="Sakkal Majalla"/>
+          <w:b/>
+          <w:bCs/>
+          <w:color w:val="3B3B3B"/>
+          <w:kern w:val="0"/>
+          <w:sz w:val="28"/>
+          <w:szCs w:val="28"/>
+          <w14:ligatures w14:val="none"/>
+        </w:rPr>
+        <w:t>:</w:t>
+      </w:r>
+      <w:r>
+        <w:rPr>
+          <w:rFonts w:ascii="Sakkal Majalla" w:eastAsia="Times New Roman" w:hAnsi="Sakkal Majalla" w:cs="Sakkal Majalla"/>
+          <w:color w:val="3B3B3B"/>
+          <w:kern w:val="0"/>
+          <w:sz w:val="28"/>
+          <w:szCs w:val="28"/>
+          <w14:ligatures w14:val="none"/>
+        </w:rPr>
+        <w:t xml:space="preserve"> If you define custom routes via </w:t>
+      </w:r>
+      <w:proofErr w:type="gramStart"/>
+      <w:r>
+        <w:rPr>
+          <w:rFonts w:ascii="Sakkal Majalla" w:eastAsia="Times New Roman" w:hAnsi="Sakkal Majalla" w:cs="Sakkal Majalla"/>
+          <w:color w:val="3B3B3B"/>
+          <w:kern w:val="0"/>
+          <w:sz w:val="28"/>
+          <w:szCs w:val="28"/>
+          <w14:ligatures w14:val="none"/>
+        </w:rPr>
+        <w:t>Octane::</w:t>
+      </w:r>
+      <w:proofErr w:type="gramEnd"/>
+      <w:r>
+        <w:rPr>
+          <w:rFonts w:ascii="Sakkal Majalla" w:eastAsia="Times New Roman" w:hAnsi="Sakkal Majalla" w:cs="Sakkal Majalla"/>
+          <w:color w:val="3B3B3B"/>
+          <w:kern w:val="0"/>
+          <w:sz w:val="28"/>
+          <w:szCs w:val="28"/>
+          <w14:ligatures w14:val="none"/>
+        </w:rPr>
+        <w:t xml:space="preserve">route or use dynamic routing, you should avoid using </w:t>
+      </w:r>
+      <w:r>
+        <w:rPr>
+          <w:rFonts w:ascii="Sakkal Majalla" w:eastAsia="Times New Roman" w:hAnsi="Sakkal Majalla" w:cs="Sakkal Majalla"/>
+          <w:b/>
+          <w:bCs/>
+          <w:color w:val="3A7C22" w:themeColor="accent6" w:themeShade="BF"/>
+          <w:kern w:val="0"/>
+          <w:sz w:val="28"/>
+          <w:szCs w:val="28"/>
+          <w14:ligatures w14:val="none"/>
+        </w:rPr>
+        <w:t xml:space="preserve">php </w:t>
+      </w:r>
+      <w:r>
+        <w:rPr>
+          <w:rFonts w:ascii="Sakkal Majalla" w:eastAsia="Times New Roman" w:hAnsi="Sakkal Majalla" w:cs="Sakkal Majalla"/>
+          <w:b/>
+          <w:bCs/>
+          <w:color w:val="C00000"/>
+          <w:kern w:val="0"/>
+          <w:sz w:val="28"/>
+          <w:szCs w:val="28"/>
+          <w14:ligatures w14:val="none"/>
+        </w:rPr>
+        <w:t xml:space="preserve">artisan </w:t>
+      </w:r>
+      <w:proofErr w:type="gramStart"/>
+      <w:r>
+        <w:rPr>
+          <w:rFonts w:ascii="Sakkal Majalla" w:eastAsia="Times New Roman" w:hAnsi="Sakkal Majalla" w:cs="Sakkal Majalla"/>
+          <w:b/>
+          <w:bCs/>
+          <w:color w:val="3A7C22" w:themeColor="accent6" w:themeShade="BF"/>
+          <w:kern w:val="0"/>
+          <w:sz w:val="28"/>
+          <w:szCs w:val="28"/>
+          <w14:ligatures w14:val="none"/>
+        </w:rPr>
+        <w:t>route</w:t>
+      </w:r>
+      <w:r>
+        <w:rPr>
+          <w:rFonts w:ascii="Sakkal Majalla" w:eastAsia="Times New Roman" w:hAnsi="Sakkal Majalla" w:cs="Sakkal Majalla"/>
+          <w:b/>
+          <w:bCs/>
+          <w:color w:val="00B050"/>
+          <w:kern w:val="0"/>
+          <w:sz w:val="28"/>
+          <w:szCs w:val="28"/>
+          <w14:ligatures w14:val="none"/>
+        </w:rPr>
+        <w:t>:</w:t>
+      </w:r>
+      <w:r>
+        <w:rPr>
+          <w:rFonts w:ascii="Sakkal Majalla" w:eastAsia="Times New Roman" w:hAnsi="Sakkal Majalla" w:cs="Sakkal Majalla"/>
+          <w:b/>
+          <w:bCs/>
+          <w:color w:val="002060"/>
+          <w:kern w:val="0"/>
+          <w:sz w:val="28"/>
+          <w:szCs w:val="28"/>
+          <w14:ligatures w14:val="none"/>
+        </w:rPr>
+        <w:t>cache</w:t>
+      </w:r>
+      <w:proofErr w:type="gramEnd"/>
+      <w:r>
+        <w:rPr>
+          <w:rFonts w:ascii="Sakkal Majalla" w:eastAsia="Times New Roman" w:hAnsi="Sakkal Majalla" w:cs="Sakkal Majalla"/>
+          <w:b/>
+          <w:bCs/>
+          <w:color w:val="002060"/>
+          <w:kern w:val="0"/>
+          <w:sz w:val="28"/>
+          <w:szCs w:val="28"/>
+          <w14:ligatures w14:val="none"/>
+        </w:rPr>
+        <w:t>,</w:t>
+      </w:r>
+      <w:r>
+        <w:rPr>
+          <w:rFonts w:ascii="Sakkal Majalla" w:eastAsia="Times New Roman" w:hAnsi="Sakkal Majalla" w:cs="Sakkal Majalla"/>
+          <w:color w:val="002060"/>
+          <w:kern w:val="0"/>
+          <w:sz w:val="28"/>
+          <w:szCs w:val="28"/>
+          <w14:ligatures w14:val="none"/>
+        </w:rPr>
+        <w:t xml:space="preserve"> </w:t>
+      </w:r>
+      <w:r>
+        <w:rPr>
+          <w:rFonts w:ascii="Sakkal Majalla" w:eastAsia="Times New Roman" w:hAnsi="Sakkal Majalla" w:cs="Sakkal Majalla"/>
+          <w:color w:val="3B3B3B"/>
+          <w:kern w:val="0"/>
+          <w:sz w:val="28"/>
+          <w:szCs w:val="28"/>
+          <w14:ligatures w14:val="none"/>
+        </w:rPr>
+        <w:t>as it will break these definitions.</w:t>
+      </w:r>
+    </w:p>
+    <w:p>
+      <w:pPr>
+        <w:ind w:left="720" w:firstLine="720"/>
+        <w:rPr>
+          <w:rFonts w:cs="Sakkal Majalla"/>
+        </w:rPr>
+      </w:pPr>
+      <w:r>
+        <w:rPr>
+          <w:rFonts w:cs="Sakkal Majalla"/>
+        </w:rPr>
+        <w:t>=========================================</w:t>
+      </w:r>
     </w:p>
     <w:p>
       <w:pPr>
@@ -14930,7 +16116,7 @@
   <w:style w:type="paragraph" w:default="1" w:styleId="Normal">
     <w:name w:val="Normal"/>
     <w:qFormat/>
-    <w:rsid w:val="00ED6026"/>
+    <w:rsid w:val="00157464"/>
   </w:style>
   <w:style w:type="paragraph" w:styleId="Heading1">
     <w:name w:val="heading 1"/>
